--- a/doc/manuscript.docx
+++ b/doc/manuscript.docx
@@ -1600,7 +1600,7 @@
         <w:t xml:space="preserve"> </w:t>
       </w:r>
       <w:r>
-        <w:t xml:space="preserve">to provide 3 imputed datasets.</w:t>
+        <w:t xml:space="preserve">to provide 50 imputed datasets.</w:t>
       </w:r>
       <w:r>
         <w:t xml:space="preserve"> </w:t>
@@ -1943,9 +1943,6 @@
         <w:t xml:space="preserve"> </w:t>
       </w:r>
       <w:r>
-        <w:t xml:space="preserve"> </w:t>
-      </w:r>
-      <w:r>
         <w:t xml:space="preserve">A further 345 participants (465 days) were excluded for having fewer than 4 days of valid wear time, leaving 24,264 participants and 148,749 person-days.</w:t>
       </w:r>
       <w:r>
@@ -1970,7 +1967,7 @@
         <w:t xml:space="preserve"> </w:t>
       </w:r>
       <w:r>
-        <w:t xml:space="preserve">The majority of participants came from Europe, Oceania, and South America, with limited data from other regions.</w:t>
+        <w:t xml:space="preserve">Most participants came from Europe, Oceania, and South America, with limited data from other regions.</w:t>
       </w:r>
       <w:r>
         <w:t xml:space="preserve"> </w:t>
@@ -2033,7 +2030,7 @@
         <w:t xml:space="preserve"> </w:t>
       </w:r>
       <w:r>
-        <w:t xml:space="preserve">A table of study characteristics can be found in supplementary materials.</w:t>
+        <w:t xml:space="preserve">A table of study characteristics can be found in the supplementary materials.</w:t>
       </w:r>
     </w:p>
     <w:p>
@@ -6597,13 +6594,13 @@
         <w:t xml:space="preserve"> </w:t>
       </w:r>
     </w:p>
-    <w:bookmarkStart w:id="38" w:name="X05639e6ef7ae98db4ab1ccd43c53beb5b18ad39"/>
+    <w:bookmarkStart w:id="38" w:name="X5cddb1e1efc6f7d321d14e1178505364b564f0e"/>
     <w:p>
       <w:pPr>
         <w:pStyle w:val="berschrift2"/>
       </w:pPr>
       <w:r>
-        <w:t xml:space="preserve">The effects of physical activity volume on sleep</w:t>
+        <w:t xml:space="preserve">The association between physical activity volume and sleep</w:t>
       </w:r>
     </w:p>
     <w:p>
@@ -6611,13 +6608,13 @@
         <w:pStyle w:val="FirstParagraph"/>
       </w:pPr>
       <w:r>
-        <w:t xml:space="preserve">We estimated the effects of physical activity on sleep (RQ1) using mixed-effects models.</w:t>
-      </w:r>
-      <w:r>
-        <w:t xml:space="preserve"> </w:t>
-      </w:r>
-      <w:r>
-        <w:t xml:space="preserve">The effect of physical activity volume on sleep by age are presented in Table</w:t>
+        <w:t xml:space="preserve">We estimated the association between physical activity and sleep (RQ1) using mixed-effects models.</w:t>
+      </w:r>
+      <w:r>
+        <w:t xml:space="preserve"> </w:t>
+      </w:r>
+      <w:r>
+        <w:t xml:space="preserve">These associations by age are presented in Table</w:t>
       </w:r>
       <w:r>
         <w:t xml:space="preserve"> </w:t>
@@ -6650,7 +6647,7 @@
         <w:t xml:space="preserve"> </w:t>
       </w:r>
       <w:r>
-        <w:t xml:space="preserve">While we observed statistically significant curvilinear relationships, these did not appear to meaningfully change the effect.</w:t>
+        <w:t xml:space="preserve">Although we observed statistically significant curvilinear relationships, these did not appear to meaningfully change the associations.</w:t>
       </w:r>
       <w:r>
         <w:t xml:space="preserve"> </w:t>
@@ -7077,6 +7074,54 @@
               <w:jc w:val="left"/>
             </w:pPr>
             <w:r>
+              <w:t xml:space="preserve">0.09</w:t>
+            </w:r>
+          </w:p>
+        </w:tc>
+        <w:tc>
+          <w:tcPr/>
+          <w:p>
+            <w:pPr>
+              <w:pStyle w:val="Compact"/>
+              <w:jc w:val="left"/>
+            </w:pPr>
+            <w:r>
+              <w:t xml:space="preserve">0.91</w:t>
+            </w:r>
+          </w:p>
+        </w:tc>
+        <w:tc>
+          <w:tcPr/>
+          <w:p>
+            <w:pPr>
+              <w:pStyle w:val="Compact"/>
+              <w:jc w:val="left"/>
+            </w:pPr>
+            <w:r>
+              <w:t xml:space="preserve">.364</w:t>
+            </w:r>
+          </w:p>
+        </w:tc>
+        <w:tc>
+          <w:tcPr/>
+          <w:p>
+            <w:pPr>
+              <w:pStyle w:val="Compact"/>
+              <w:jc w:val="left"/>
+            </w:pPr>
+            <w:r>
+              <w:t xml:space="preserve">0.08 [-0.08, 0.24]</w:t>
+            </w:r>
+          </w:p>
+        </w:tc>
+        <w:tc>
+          <w:tcPr/>
+          <w:p>
+            <w:pPr>
+              <w:pStyle w:val="Compact"/>
+              <w:jc w:val="left"/>
+            </w:pPr>
+            <w:r>
               <w:t xml:space="preserve">0.08</w:t>
             </w:r>
           </w:p>
@@ -7089,54 +7134,6 @@
               <w:jc w:val="left"/>
             </w:pPr>
             <w:r>
-              <w:t xml:space="preserve">0.95</w:t>
-            </w:r>
-          </w:p>
-        </w:tc>
-        <w:tc>
-          <w:tcPr/>
-          <w:p>
-            <w:pPr>
-              <w:pStyle w:val="Compact"/>
-              <w:jc w:val="left"/>
-            </w:pPr>
-            <w:r>
-              <w:t xml:space="preserve">.342</w:t>
-            </w:r>
-          </w:p>
-        </w:tc>
-        <w:tc>
-          <w:tcPr/>
-          <w:p>
-            <w:pPr>
-              <w:pStyle w:val="Compact"/>
-              <w:jc w:val="left"/>
-            </w:pPr>
-            <w:r>
-              <w:t xml:space="preserve">0.08 [-0.08, 0.24]</w:t>
-            </w:r>
-          </w:p>
-        </w:tc>
-        <w:tc>
-          <w:tcPr/>
-          <w:p>
-            <w:pPr>
-              <w:pStyle w:val="Compact"/>
-              <w:jc w:val="left"/>
-            </w:pPr>
-            <w:r>
-              <w:t xml:space="preserve">0.08</w:t>
-            </w:r>
-          </w:p>
-        </w:tc>
-        <w:tc>
-          <w:tcPr/>
-          <w:p>
-            <w:pPr>
-              <w:pStyle w:val="Compact"/>
-              <w:jc w:val="left"/>
-            </w:pPr>
-            <w:r>
               <w:t xml:space="preserve">1.00</w:t>
             </w:r>
           </w:p>
@@ -7149,7 +7146,7 @@
               <w:jc w:val="left"/>
             </w:pPr>
             <w:r>
-              <w:t xml:space="preserve">.315</w:t>
+              <w:t xml:space="preserve">.320</w:t>
             </w:r>
           </w:p>
         </w:tc>
@@ -7199,7 +7196,7 @@
               <w:jc w:val="left"/>
             </w:pPr>
             <w:r>
-              <w:t xml:space="preserve">13.00</w:t>
+              <w:t xml:space="preserve">11.23</w:t>
             </w:r>
           </w:p>
         </w:tc>
@@ -7223,7 +7220,7 @@
               <w:jc w:val="left"/>
             </w:pPr>
             <w:r>
-              <w:t xml:space="preserve">0.09 [0.06, 0.12]</w:t>
+              <w:t xml:space="preserve">0.09 [0.06, 0.11]</w:t>
             </w:r>
           </w:p>
         </w:tc>
@@ -7247,7 +7244,7 @@
               <w:jc w:val="left"/>
             </w:pPr>
             <w:r>
-              <w:t xml:space="preserve">7.59</w:t>
+              <w:t xml:space="preserve">7.80</w:t>
             </w:r>
           </w:p>
         </w:tc>
@@ -7309,7 +7306,7 @@
               <w:jc w:val="left"/>
             </w:pPr>
             <w:r>
-              <w:t xml:space="preserve">-3.34</w:t>
+              <w:t xml:space="preserve">-3.32</w:t>
             </w:r>
           </w:p>
         </w:tc>
@@ -7357,7 +7354,7 @@
               <w:jc w:val="left"/>
             </w:pPr>
             <w:r>
-              <w:t xml:space="preserve">-3.42</w:t>
+              <w:t xml:space="preserve">-3.45</w:t>
             </w:r>
           </w:p>
         </w:tc>
@@ -7433,7 +7430,7 @@
               <w:jc w:val="left"/>
             </w:pPr>
             <w:r>
-              <w:t xml:space="preserve">-3.64</w:t>
+              <w:t xml:space="preserve">-3.43</w:t>
             </w:r>
           </w:p>
         </w:tc>
@@ -7481,19 +7478,19 @@
               <w:jc w:val="left"/>
             </w:pPr>
             <w:r>
-              <w:t xml:space="preserve">1.59</w:t>
-            </w:r>
-          </w:p>
-        </w:tc>
-        <w:tc>
-          <w:tcPr/>
-          <w:p>
-            <w:pPr>
-              <w:pStyle w:val="Compact"/>
-              <w:jc w:val="left"/>
-            </w:pPr>
-            <w:r>
-              <w:t xml:space="preserve">.130</w:t>
+              <w:t xml:space="preserve">1.86</w:t>
+            </w:r>
+          </w:p>
+        </w:tc>
+        <w:tc>
+          <w:tcPr/>
+          <w:p>
+            <w:pPr>
+              <w:pStyle w:val="Compact"/>
+              <w:jc w:val="left"/>
+            </w:pPr>
+            <w:r>
+              <w:t xml:space="preserve">.063</w:t>
             </w:r>
           </w:p>
         </w:tc>
@@ -7560,7 +7557,7 @@
               <w:jc w:val="left"/>
             </w:pPr>
             <w:r>
-              <w:t xml:space="preserve">-4.25</w:t>
+              <w:t xml:space="preserve">-4.00</w:t>
             </w:r>
           </w:p>
         </w:tc>
@@ -7608,7 +7605,7 @@
               <w:jc w:val="left"/>
             </w:pPr>
             <w:r>
-              <w:t xml:space="preserve">-5.32</w:t>
+              <w:t xml:space="preserve">-5.09</w:t>
             </w:r>
           </w:p>
         </w:tc>
@@ -7701,19 +7698,19 @@
               <w:jc w:val="left"/>
             </w:pPr>
             <w:r>
-              <w:t xml:space="preserve">-1.57</w:t>
-            </w:r>
-          </w:p>
-        </w:tc>
-        <w:tc>
-          <w:tcPr/>
-          <w:p>
-            <w:pPr>
-              <w:pStyle w:val="Compact"/>
-              <w:jc w:val="left"/>
-            </w:pPr>
-            <w:r>
-              <w:t xml:space="preserve">.135</w:t>
+              <w:t xml:space="preserve">-0.85</w:t>
+            </w:r>
+          </w:p>
+        </w:tc>
+        <w:tc>
+          <w:tcPr/>
+          <w:p>
+            <w:pPr>
+              <w:pStyle w:val="Compact"/>
+              <w:jc w:val="left"/>
+            </w:pPr>
+            <w:r>
+              <w:t xml:space="preserve">.397</w:t>
             </w:r>
           </w:p>
         </w:tc>
@@ -7749,19 +7746,19 @@
               <w:jc w:val="left"/>
             </w:pPr>
             <w:r>
-              <w:t xml:space="preserve">-3.41</w:t>
-            </w:r>
-          </w:p>
-        </w:tc>
-        <w:tc>
-          <w:tcPr/>
-          <w:p>
-            <w:pPr>
-              <w:pStyle w:val="Compact"/>
-              <w:jc w:val="left"/>
-            </w:pPr>
-            <w:r>
-              <w:t xml:space="preserve">.003</w:t>
+              <w:t xml:space="preserve">-3.73</w:t>
+            </w:r>
+          </w:p>
+        </w:tc>
+        <w:tc>
+          <w:tcPr/>
+          <w:p>
+            <w:pPr>
+              <w:pStyle w:val="Compact"/>
+              <w:jc w:val="left"/>
+            </w:pPr>
+            <w:r>
+              <w:t xml:space="preserve">&lt; .001</w:t>
             </w:r>
           </w:p>
         </w:tc>
@@ -7865,7 +7862,7 @@
               <w:jc w:val="left"/>
             </w:pPr>
             <w:r>
-              <w:t xml:space="preserve">0.16 [0.00, 0.32]</w:t>
+              <w:t xml:space="preserve">0.16 [0.00, 0.33]</w:t>
             </w:r>
           </w:p>
         </w:tc>
@@ -7889,19 +7886,19 @@
               <w:jc w:val="left"/>
             </w:pPr>
             <w:r>
-              <w:t xml:space="preserve">2.00</w:t>
-            </w:r>
-          </w:p>
-        </w:tc>
-        <w:tc>
-          <w:tcPr/>
-          <w:p>
-            <w:pPr>
-              <w:pStyle w:val="Compact"/>
-              <w:jc w:val="left"/>
-            </w:pPr>
-            <w:r>
-              <w:t xml:space="preserve">.046</w:t>
+              <w:t xml:space="preserve">1.98</w:t>
+            </w:r>
+          </w:p>
+        </w:tc>
+        <w:tc>
+          <w:tcPr/>
+          <w:p>
+            <w:pPr>
+              <w:pStyle w:val="Compact"/>
+              <w:jc w:val="left"/>
+            </w:pPr>
+            <w:r>
+              <w:t xml:space="preserve">.048</w:t>
             </w:r>
           </w:p>
         </w:tc>
@@ -7949,7 +7946,7 @@
               <w:jc w:val="left"/>
             </w:pPr>
             <w:r>
-              <w:t xml:space="preserve">.035</w:t>
+              <w:t xml:space="preserve">.034</w:t>
             </w:r>
           </w:p>
         </w:tc>
@@ -7975,7 +7972,7 @@
               <w:jc w:val="left"/>
             </w:pPr>
             <w:r>
-              <w:t xml:space="preserve">0.11 [0.09, 0.13]</w:t>
+              <w:t xml:space="preserve">0.11 [0.10, 0.13]</w:t>
             </w:r>
           </w:p>
         </w:tc>
@@ -7999,7 +7996,7 @@
               <w:jc w:val="left"/>
             </w:pPr>
             <w:r>
-              <w:t xml:space="preserve">13.39</w:t>
+              <w:t xml:space="preserve">14.52</w:t>
             </w:r>
           </w:p>
         </w:tc>
@@ -8023,7 +8020,7 @@
               <w:jc w:val="left"/>
             </w:pPr>
             <w:r>
-              <w:t xml:space="preserve">0.07 [0.05, 0.10]</w:t>
+              <w:t xml:space="preserve">0.07 [0.05, 0.09]</w:t>
             </w:r>
           </w:p>
         </w:tc>
@@ -8047,7 +8044,7 @@
               <w:jc w:val="left"/>
             </w:pPr>
             <w:r>
-              <w:t xml:space="preserve">7.52</w:t>
+              <w:t xml:space="preserve">7.98</w:t>
             </w:r>
           </w:p>
         </w:tc>
@@ -8109,19 +8106,19 @@
               <w:jc w:val="left"/>
             </w:pPr>
             <w:r>
-              <w:t xml:space="preserve">-0.61</w:t>
-            </w:r>
-          </w:p>
-        </w:tc>
-        <w:tc>
-          <w:tcPr/>
-          <w:p>
-            <w:pPr>
-              <w:pStyle w:val="Compact"/>
-              <w:jc w:val="left"/>
-            </w:pPr>
-            <w:r>
-              <w:t xml:space="preserve">.545</w:t>
+              <w:t xml:space="preserve">-0.56</w:t>
+            </w:r>
+          </w:p>
+        </w:tc>
+        <w:tc>
+          <w:tcPr/>
+          <w:p>
+            <w:pPr>
+              <w:pStyle w:val="Compact"/>
+              <w:jc w:val="left"/>
+            </w:pPr>
+            <w:r>
+              <w:t xml:space="preserve">.573</w:t>
             </w:r>
           </w:p>
         </w:tc>
@@ -8157,19 +8154,19 @@
               <w:jc w:val="left"/>
             </w:pPr>
             <w:r>
-              <w:t xml:space="preserve">-1.53</w:t>
-            </w:r>
-          </w:p>
-        </w:tc>
-        <w:tc>
-          <w:tcPr/>
-          <w:p>
-            <w:pPr>
-              <w:pStyle w:val="Compact"/>
-              <w:jc w:val="left"/>
-            </w:pPr>
-            <w:r>
-              <w:t xml:space="preserve">.127</w:t>
+              <w:t xml:space="preserve">-1.49</w:t>
+            </w:r>
+          </w:p>
+        </w:tc>
+        <w:tc>
+          <w:tcPr/>
+          <w:p>
+            <w:pPr>
+              <w:pStyle w:val="Compact"/>
+              <w:jc w:val="left"/>
+            </w:pPr>
+            <w:r>
+              <w:t xml:space="preserve">.136</w:t>
             </w:r>
           </w:p>
         </w:tc>
@@ -8233,7 +8230,7 @@
               <w:jc w:val="left"/>
             </w:pPr>
             <w:r>
-              <w:t xml:space="preserve">-12.56</w:t>
+              <w:t xml:space="preserve">-12.10</w:t>
             </w:r>
           </w:p>
         </w:tc>
@@ -8269,19 +8266,19 @@
               <w:jc w:val="left"/>
             </w:pPr>
             <w:r>
-              <w:t xml:space="preserve">0.01</w:t>
-            </w:r>
-          </w:p>
-        </w:tc>
-        <w:tc>
-          <w:tcPr/>
-          <w:p>
-            <w:pPr>
-              <w:pStyle w:val="Compact"/>
-              <w:jc w:val="left"/>
-            </w:pPr>
-            <w:r>
-              <w:t xml:space="preserve">-7.47</w:t>
+              <w:t xml:space="preserve">0.00</w:t>
+            </w:r>
+          </w:p>
+        </w:tc>
+        <w:tc>
+          <w:tcPr/>
+          <w:p>
+            <w:pPr>
+              <w:pStyle w:val="Compact"/>
+              <w:jc w:val="left"/>
+            </w:pPr>
+            <w:r>
+              <w:t xml:space="preserve">-7.59</w:t>
             </w:r>
           </w:p>
         </w:tc>
@@ -8360,7 +8357,7 @@
               <w:jc w:val="left"/>
             </w:pPr>
             <w:r>
-              <w:t xml:space="preserve">-11.89</w:t>
+              <w:t xml:space="preserve">-12.11</w:t>
             </w:r>
           </w:p>
         </w:tc>
@@ -8408,7 +8405,7 @@
               <w:jc w:val="left"/>
             </w:pPr>
             <w:r>
-              <w:t xml:space="preserve">-6.78</w:t>
+              <w:t xml:space="preserve">-7.12</w:t>
             </w:r>
           </w:p>
         </w:tc>
@@ -8501,19 +8498,19 @@
               <w:jc w:val="left"/>
             </w:pPr>
             <w:r>
-              <w:t xml:space="preserve">2.59</w:t>
-            </w:r>
-          </w:p>
-        </w:tc>
-        <w:tc>
-          <w:tcPr/>
-          <w:p>
-            <w:pPr>
-              <w:pStyle w:val="Compact"/>
-              <w:jc w:val="left"/>
-            </w:pPr>
-            <w:r>
-              <w:t xml:space="preserve">.010</w:t>
+              <w:t xml:space="preserve">2.41</w:t>
+            </w:r>
+          </w:p>
+        </w:tc>
+        <w:tc>
+          <w:tcPr/>
+          <w:p>
+            <w:pPr>
+              <w:pStyle w:val="Compact"/>
+              <w:jc w:val="left"/>
+            </w:pPr>
+            <w:r>
+              <w:t xml:space="preserve">.016</w:t>
             </w:r>
           </w:p>
         </w:tc>
@@ -8549,7 +8546,7 @@
               <w:jc w:val="left"/>
             </w:pPr>
             <w:r>
-              <w:t xml:space="preserve">6.40</w:t>
+              <w:t xml:space="preserve">6.18</w:t>
             </w:r>
           </w:p>
         </w:tc>
@@ -8689,19 +8686,19 @@
               <w:jc w:val="left"/>
             </w:pPr>
             <w:r>
-              <w:t xml:space="preserve">0.71</w:t>
-            </w:r>
-          </w:p>
-        </w:tc>
-        <w:tc>
-          <w:tcPr/>
-          <w:p>
-            <w:pPr>
-              <w:pStyle w:val="Compact"/>
-              <w:jc w:val="left"/>
-            </w:pPr>
-            <w:r>
-              <w:t xml:space="preserve">.479</w:t>
+              <w:t xml:space="preserve">0.70</w:t>
+            </w:r>
+          </w:p>
+        </w:tc>
+        <w:tc>
+          <w:tcPr/>
+          <w:p>
+            <w:pPr>
+              <w:pStyle w:val="Compact"/>
+              <w:jc w:val="left"/>
+            </w:pPr>
+            <w:r>
+              <w:t xml:space="preserve">.485</w:t>
             </w:r>
           </w:p>
         </w:tc>
@@ -8775,7 +8772,7 @@
               <w:jc w:val="left"/>
             </w:pPr>
             <w:r>
-              <w:t xml:space="preserve">-0.02 [-0.03, -0.01]</w:t>
+              <w:t xml:space="preserve">-0.02 [-0.04, -0.01]</w:t>
             </w:r>
           </w:p>
         </w:tc>
@@ -8799,7 +8796,7 @@
               <w:jc w:val="left"/>
             </w:pPr>
             <w:r>
-              <w:t xml:space="preserve">-4.22</w:t>
+              <w:t xml:space="preserve">-3.95</w:t>
             </w:r>
           </w:p>
         </w:tc>
@@ -8823,7 +8820,7 @@
               <w:jc w:val="left"/>
             </w:pPr>
             <w:r>
-              <w:t xml:space="preserve">-0.06 [-0.08, -0.05]</w:t>
+              <w:t xml:space="preserve">-0.06 [-0.07, -0.05]</w:t>
             </w:r>
           </w:p>
         </w:tc>
@@ -8847,7 +8844,7 @@
               <w:jc w:val="left"/>
             </w:pPr>
             <w:r>
-              <w:t xml:space="preserve">-8.98</w:t>
+              <w:t xml:space="preserve">-9.61</w:t>
             </w:r>
           </w:p>
         </w:tc>
@@ -8909,19 +8906,19 @@
               <w:jc w:val="left"/>
             </w:pPr>
             <w:r>
-              <w:t xml:space="preserve">-1.61</w:t>
-            </w:r>
-          </w:p>
-        </w:tc>
-        <w:tc>
-          <w:tcPr/>
-          <w:p>
-            <w:pPr>
-              <w:pStyle w:val="Compact"/>
-              <w:jc w:val="left"/>
-            </w:pPr>
-            <w:r>
-              <w:t xml:space="preserve">.111</w:t>
+              <w:t xml:space="preserve">-1.65</w:t>
+            </w:r>
+          </w:p>
+        </w:tc>
+        <w:tc>
+          <w:tcPr/>
+          <w:p>
+            <w:pPr>
+              <w:pStyle w:val="Compact"/>
+              <w:jc w:val="left"/>
+            </w:pPr>
+            <w:r>
+              <w:t xml:space="preserve">.099</w:t>
             </w:r>
           </w:p>
         </w:tc>
@@ -8957,19 +8954,19 @@
               <w:jc w:val="left"/>
             </w:pPr>
             <w:r>
-              <w:t xml:space="preserve">-0.69</w:t>
-            </w:r>
-          </w:p>
-        </w:tc>
-        <w:tc>
-          <w:tcPr/>
-          <w:p>
-            <w:pPr>
-              <w:pStyle w:val="Compact"/>
-              <w:jc w:val="left"/>
-            </w:pPr>
-            <w:r>
-              <w:t xml:space="preserve">.493</w:t>
+              <w:t xml:space="preserve">-0.74</w:t>
+            </w:r>
+          </w:p>
+        </w:tc>
+        <w:tc>
+          <w:tcPr/>
+          <w:p>
+            <w:pPr>
+              <w:pStyle w:val="Compact"/>
+              <w:jc w:val="left"/>
+            </w:pPr>
+            <w:r>
+              <w:t xml:space="preserve">.457</w:t>
             </w:r>
           </w:p>
         </w:tc>
@@ -9033,7 +9030,7 @@
               <w:jc w:val="left"/>
             </w:pPr>
             <w:r>
-              <w:t xml:space="preserve">-7.33</w:t>
+              <w:t xml:space="preserve">-6.43</w:t>
             </w:r>
           </w:p>
         </w:tc>
@@ -9081,7 +9078,7 @@
               <w:jc w:val="left"/>
             </w:pPr>
             <w:r>
-              <w:t xml:space="preserve">-7.50</w:t>
+              <w:t xml:space="preserve">-8.22</w:t>
             </w:r>
           </w:p>
         </w:tc>
@@ -9160,7 +9157,7 @@
               <w:jc w:val="left"/>
             </w:pPr>
             <w:r>
-              <w:t xml:space="preserve">-15.31</w:t>
+              <w:t xml:space="preserve">-14.02</w:t>
             </w:r>
           </w:p>
         </w:tc>
@@ -9208,19 +9205,19 @@
               <w:jc w:val="left"/>
             </w:pPr>
             <w:r>
-              <w:t xml:space="preserve">1.85</w:t>
-            </w:r>
-          </w:p>
-        </w:tc>
-        <w:tc>
-          <w:tcPr/>
-          <w:p>
-            <w:pPr>
-              <w:pStyle w:val="Compact"/>
-              <w:jc w:val="left"/>
-            </w:pPr>
-            <w:r>
-              <w:t xml:space="preserve">.068</w:t>
+              <w:t xml:space="preserve">1.84</w:t>
+            </w:r>
+          </w:p>
+        </w:tc>
+        <w:tc>
+          <w:tcPr/>
+          <w:p>
+            <w:pPr>
+              <w:pStyle w:val="Compact"/>
+              <w:jc w:val="left"/>
+            </w:pPr>
+            <w:r>
+              <w:t xml:space="preserve">.066</w:t>
             </w:r>
           </w:p>
         </w:tc>
@@ -9301,7 +9298,7 @@
               <w:jc w:val="left"/>
             </w:pPr>
             <w:r>
-              <w:t xml:space="preserve">9.23</w:t>
+              <w:t xml:space="preserve">8.11</w:t>
             </w:r>
           </w:p>
         </w:tc>
@@ -9349,7 +9346,7 @@
               <w:jc w:val="left"/>
             </w:pPr>
             <w:r>
-              <w:t xml:space="preserve">10.73</w:t>
+              <w:t xml:space="preserve">10.79</w:t>
             </w:r>
           </w:p>
         </w:tc>
@@ -9465,55 +9462,55 @@
               <w:jc w:val="left"/>
             </w:pPr>
             <w:r>
-              <w:t xml:space="preserve">0.15 [-0.01, 0.32]</w:t>
-            </w:r>
-          </w:p>
-        </w:tc>
-        <w:tc>
-          <w:tcPr/>
-          <w:p>
-            <w:pPr>
-              <w:pStyle w:val="Compact"/>
-              <w:jc w:val="left"/>
-            </w:pPr>
-            <w:r>
-              <w:t xml:space="preserve">0.08</w:t>
-            </w:r>
-          </w:p>
-        </w:tc>
-        <w:tc>
-          <w:tcPr/>
-          <w:p>
-            <w:pPr>
-              <w:pStyle w:val="Compact"/>
-              <w:jc w:val="left"/>
-            </w:pPr>
-            <w:r>
-              <w:t xml:space="preserve">1.95</w:t>
-            </w:r>
-          </w:p>
-        </w:tc>
-        <w:tc>
-          <w:tcPr/>
-          <w:p>
-            <w:pPr>
-              <w:pStyle w:val="Compact"/>
-              <w:jc w:val="left"/>
-            </w:pPr>
-            <w:r>
-              <w:t xml:space="preserve">.067</w:t>
-            </w:r>
-          </w:p>
-        </w:tc>
-        <w:tc>
-          <w:tcPr/>
-          <w:p>
-            <w:pPr>
-              <w:pStyle w:val="Compact"/>
-              <w:jc w:val="left"/>
-            </w:pPr>
-            <w:r>
-              <w:t xml:space="preserve">0.31 [0.13, 0.49]</w:t>
+              <w:t xml:space="preserve">0.12 [-0.02, 0.27]</w:t>
+            </w:r>
+          </w:p>
+        </w:tc>
+        <w:tc>
+          <w:tcPr/>
+          <w:p>
+            <w:pPr>
+              <w:pStyle w:val="Compact"/>
+              <w:jc w:val="left"/>
+            </w:pPr>
+            <w:r>
+              <w:t xml:space="preserve">0.07</w:t>
+            </w:r>
+          </w:p>
+        </w:tc>
+        <w:tc>
+          <w:tcPr/>
+          <w:p>
+            <w:pPr>
+              <w:pStyle w:val="Compact"/>
+              <w:jc w:val="left"/>
+            </w:pPr>
+            <w:r>
+              <w:t xml:space="preserve">1.67</w:t>
+            </w:r>
+          </w:p>
+        </w:tc>
+        <w:tc>
+          <w:tcPr/>
+          <w:p>
+            <w:pPr>
+              <w:pStyle w:val="Compact"/>
+              <w:jc w:val="left"/>
+            </w:pPr>
+            <w:r>
+              <w:t xml:space="preserve">.096</w:t>
+            </w:r>
+          </w:p>
+        </w:tc>
+        <w:tc>
+          <w:tcPr/>
+          <w:p>
+            <w:pPr>
+              <w:pStyle w:val="Compact"/>
+              <w:jc w:val="left"/>
+            </w:pPr>
+            <w:r>
+              <w:t xml:space="preserve">0.28 [0.11, 0.45]</w:t>
             </w:r>
           </w:p>
         </w:tc>
@@ -9537,19 +9534,19 @@
               <w:jc w:val="left"/>
             </w:pPr>
             <w:r>
-              <w:t xml:space="preserve">3.40</w:t>
-            </w:r>
-          </w:p>
-        </w:tc>
-        <w:tc>
-          <w:tcPr/>
-          <w:p>
-            <w:pPr>
-              <w:pStyle w:val="Compact"/>
-              <w:jc w:val="left"/>
-            </w:pPr>
-            <w:r>
-              <w:t xml:space="preserve">.001</w:t>
+              <w:t xml:space="preserve">3.16</w:t>
+            </w:r>
+          </w:p>
+        </w:tc>
+        <w:tc>
+          <w:tcPr/>
+          <w:p>
+            <w:pPr>
+              <w:pStyle w:val="Compact"/>
+              <w:jc w:val="left"/>
+            </w:pPr>
+            <w:r>
+              <w:t xml:space="preserve">.002</w:t>
             </w:r>
           </w:p>
         </w:tc>
@@ -9575,7 +9572,7 @@
               <w:jc w:val="left"/>
             </w:pPr>
             <w:r>
-              <w:t xml:space="preserve">0.25 [0.21, 0.29]</w:t>
+              <w:t xml:space="preserve">0.25 [0.23, 0.26]</w:t>
             </w:r>
           </w:p>
         </w:tc>
@@ -9599,7 +9596,7 @@
               <w:jc w:val="left"/>
             </w:pPr>
             <w:r>
-              <w:t xml:space="preserve">17.91</w:t>
+              <w:t xml:space="preserve">28.89</w:t>
             </w:r>
           </w:p>
         </w:tc>
@@ -9623,7 +9620,7 @@
               <w:jc w:val="left"/>
             </w:pPr>
             <w:r>
-              <w:t xml:space="preserve">0.29 [0.26, 0.32]</w:t>
+              <w:t xml:space="preserve">0.29 [0.27, 0.31]</w:t>
             </w:r>
           </w:p>
         </w:tc>
@@ -9647,7 +9644,7 @@
               <w:jc w:val="left"/>
             </w:pPr>
             <w:r>
-              <w:t xml:space="preserve">22.24</w:t>
+              <w:t xml:space="preserve">28.95</w:t>
             </w:r>
           </w:p>
         </w:tc>
@@ -9685,7 +9682,7 @@
               <w:jc w:val="left"/>
             </w:pPr>
             <w:r>
-              <w:t xml:space="preserve">0.00 [-0.01, 0.01]</w:t>
+              <w:t xml:space="preserve">0.00 [0.00, 0.00]</w:t>
             </w:r>
           </w:p>
         </w:tc>
@@ -9709,19 +9706,19 @@
               <w:jc w:val="left"/>
             </w:pPr>
             <w:r>
-              <w:t xml:space="preserve">-0.14</w:t>
-            </w:r>
-          </w:p>
-        </w:tc>
-        <w:tc>
-          <w:tcPr/>
-          <w:p>
-            <w:pPr>
-              <w:pStyle w:val="Compact"/>
-              <w:jc w:val="left"/>
-            </w:pPr>
-            <w:r>
-              <w:t xml:space="preserve">.900</w:t>
+              <w:t xml:space="preserve">0.45</w:t>
+            </w:r>
+          </w:p>
+        </w:tc>
+        <w:tc>
+          <w:tcPr/>
+          <w:p>
+            <w:pPr>
+              <w:pStyle w:val="Compact"/>
+              <w:jc w:val="left"/>
+            </w:pPr>
+            <w:r>
+              <w:t xml:space="preserve">.656</w:t>
             </w:r>
           </w:p>
         </w:tc>
@@ -9757,19 +9754,19 @@
               <w:jc w:val="left"/>
             </w:pPr>
             <w:r>
-              <w:t xml:space="preserve">-3.62</w:t>
-            </w:r>
-          </w:p>
-        </w:tc>
-        <w:tc>
-          <w:tcPr/>
-          <w:p>
-            <w:pPr>
-              <w:pStyle w:val="Compact"/>
-              <w:jc w:val="left"/>
-            </w:pPr>
-            <w:r>
-              <w:t xml:space="preserve">.036</w:t>
+              <w:t xml:space="preserve">-3.57</w:t>
+            </w:r>
+          </w:p>
+        </w:tc>
+        <w:tc>
+          <w:tcPr/>
+          <w:p>
+            <w:pPr>
+              <w:pStyle w:val="Compact"/>
+              <w:jc w:val="left"/>
+            </w:pPr>
+            <w:r>
+              <w:t xml:space="preserve">&lt; .001</w:t>
             </w:r>
           </w:p>
         </w:tc>
@@ -9809,7 +9806,7 @@
               <w:jc w:val="left"/>
             </w:pPr>
             <w:r>
-              <w:t xml:space="preserve">-0.02 [-0.03, -0.01]</w:t>
+              <w:t xml:space="preserve">-0.02 [-0.03, -0.02]</w:t>
             </w:r>
           </w:p>
         </w:tc>
@@ -9833,19 +9830,19 @@
               <w:jc w:val="left"/>
             </w:pPr>
             <w:r>
-              <w:t xml:space="preserve">-6.60</w:t>
-            </w:r>
-          </w:p>
-        </w:tc>
-        <w:tc>
-          <w:tcPr/>
-          <w:p>
-            <w:pPr>
-              <w:pStyle w:val="Compact"/>
-              <w:jc w:val="left"/>
-            </w:pPr>
-            <w:r>
-              <w:t xml:space="preserve">.002</w:t>
+              <w:t xml:space="preserve">-8.56</w:t>
+            </w:r>
+          </w:p>
+        </w:tc>
+        <w:tc>
+          <w:tcPr/>
+          <w:p>
+            <w:pPr>
+              <w:pStyle w:val="Compact"/>
+              <w:jc w:val="left"/>
+            </w:pPr>
+            <w:r>
+              <w:t xml:space="preserve">&lt; .001</w:t>
             </w:r>
           </w:p>
         </w:tc>
@@ -9881,7 +9878,7 @@
               <w:jc w:val="left"/>
             </w:pPr>
             <w:r>
-              <w:t xml:space="preserve">-19.48</w:t>
+              <w:t xml:space="preserve">-17.67</w:t>
             </w:r>
           </w:p>
         </w:tc>
@@ -9960,19 +9957,19 @@
               <w:jc w:val="left"/>
             </w:pPr>
             <w:r>
-              <w:t xml:space="preserve">-1.49</w:t>
-            </w:r>
-          </w:p>
-        </w:tc>
-        <w:tc>
-          <w:tcPr/>
-          <w:p>
-            <w:pPr>
-              <w:pStyle w:val="Compact"/>
-              <w:jc w:val="left"/>
-            </w:pPr>
-            <w:r>
-              <w:t xml:space="preserve">.211</w:t>
+              <w:t xml:space="preserve">-1.33</w:t>
+            </w:r>
+          </w:p>
+        </w:tc>
+        <w:tc>
+          <w:tcPr/>
+          <w:p>
+            <w:pPr>
+              <w:pStyle w:val="Compact"/>
+              <w:jc w:val="left"/>
+            </w:pPr>
+            <w:r>
+              <w:t xml:space="preserve">.186</w:t>
             </w:r>
           </w:p>
         </w:tc>
@@ -10008,7 +10005,7 @@
               <w:jc w:val="left"/>
             </w:pPr>
             <w:r>
-              <w:t xml:space="preserve">-19.73</w:t>
+              <w:t xml:space="preserve">-20.95</w:t>
             </w:r>
           </w:p>
         </w:tc>
@@ -10101,7 +10098,7 @@
               <w:jc w:val="left"/>
             </w:pPr>
             <w:r>
-              <w:t xml:space="preserve">-15.25</w:t>
+              <w:t xml:space="preserve">-8.31</w:t>
             </w:r>
           </w:p>
         </w:tc>
@@ -10149,7 +10146,7 @@
               <w:jc w:val="left"/>
             </w:pPr>
             <w:r>
-              <w:t xml:space="preserve">9.81</w:t>
+              <w:t xml:space="preserve">8.92</w:t>
             </w:r>
           </w:p>
         </w:tc>
@@ -10182,7 +10179,16 @@
         <w:t xml:space="preserve"> </w:t>
       </w:r>
       <w:r>
-        <w:t xml:space="preserve">Adjusted for SES, sex, and BMI z-score. Outcomes variables are listed in the column headers.</w:t>
+        <w:t xml:space="preserve">Adjusted for SES, sex, and BMI z-score. Outcomes variables are listed in the column headers. Standardized (z-scores) are indicated with</w:t>
+      </w:r>
+      <w:r>
+        <w:t xml:space="preserve"> </w:t>
+      </w:r>
+      <w:r>
+        <w:t xml:space="preserve">‘(z)’</w:t>
+      </w:r>
+      <w:r>
+        <w:t xml:space="preserve">.</w:t>
       </w:r>
     </w:p>
     <w:p>
@@ -10202,12 +10208,12 @@
           <wp:inline>
             <wp:extent cx="6565900" cy="4377678"/>
             <wp:effectExtent b="0" l="0" r="0" t="0"/>
-            <wp:docPr descr="Figure 1: Sleep metrics predicted by physical activity volume. The panels on the left show the curvilinear relationship between PA volume and each of the sleep outcomes at the ages indicated in each column. The panels on the right show the same relationships but by age continuously. The white band indicates predictions which were not significantly different from zero. These plots demonstrate exact turning points where the effects of PA volume change by age." title="" id="35" name="Picture"/>
+            <wp:docPr descr="Figure 1: Standardized sleep metrics predicted by physical activity volume. The panels on the left show the curvilinear relationship between PA volume and each of the sleep outcomes at the ages indicated in each column. The panels on the right show the same relationships but by age continuously. The white band indicates predictions which were not significantly different from zero. These plots demonstrate exact turning points where the effects of PA volume change by age." title="" id="35" name="Picture"/>
             <a:graphic>
               <a:graphicData uri="http://schemas.openxmlformats.org/drawingml/2006/picture">
                 <pic:pic>
                   <pic:nvPicPr>
-                    <pic:cNvPr descr="manuscript_files/a2c78dfa0c4a3fd655c12840dc930606b6725e17.jpg" id="36" name="Picture"/>
+                    <pic:cNvPr descr="manuscript_files/0f0db1f63932761f4b473b5d40ea35f806600bb4.jpg" id="36" name="Picture"/>
                     <pic:cNvPicPr>
                       <a:picLocks noChangeArrowheads="1" noChangeAspect="1"/>
                     </pic:cNvPicPr>
@@ -10257,17 +10263,17 @@
         <w:t xml:space="preserve"> </w:t>
       </w:r>
       <w:r>
-        <w:t xml:space="preserve">1. Sleep metrics predicted by physical activity volume. The panels on the left show the curvilinear relationship between PA volume and each of the sleep outcomes at the ages indicated in each column. The panels on the right show the same relationships but by age continuously. The white band indicates predictions which were not significantly different from zero. These plots demonstrate exact turning points where the effects of PA volume change by age.</w:t>
+        <w:t xml:space="preserve">1. Standardized sleep metrics predicted by physical activity volume. The panels on the left show the curvilinear relationship between PA volume and each of the sleep outcomes at the ages indicated in each column. The panels on the right show the same relationships but by age continuously. The white band indicates predictions which were not significantly different from zero. These plots demonstrate exact turning points where the effects of PA volume change by age.</w:t>
       </w:r>
     </w:p>
     <w:bookmarkEnd w:id="38"/>
-    <w:bookmarkStart w:id="43" w:name="Xa76f34ddb50b78b74a569c66731f68ed699c5c1"/>
+    <w:bookmarkStart w:id="43" w:name="Xc23038fc4c9f936a2c498333e40ccfa18826f84"/>
     <w:p>
       <w:pPr>
         <w:pStyle w:val="berschrift2"/>
       </w:pPr>
       <w:r>
-        <w:t xml:space="preserve">The effects of physical activity intensity on sleep</w:t>
+        <w:t xml:space="preserve">The association between physical activity intensity and sleep</w:t>
       </w:r>
     </w:p>
     <w:p>
@@ -10275,7 +10281,7 @@
         <w:pStyle w:val="FirstParagraph"/>
       </w:pPr>
       <w:r>
-        <w:t xml:space="preserve">We estimated how physical activity intensity affects sleep across different age groups and present the results controlling for sex, SES, and BMI, in Table</w:t>
+        <w:t xml:space="preserve">We estimated how physical activity intensity is associated with sleep across different age groups and present the results controlling for sex, SES, and BMI, in Table</w:t>
       </w:r>
       <w:r>
         <w:t xml:space="preserve"> </w:t>
@@ -10308,13 +10314,13 @@
         <w:t xml:space="preserve"> </w:t>
       </w:r>
       <w:r>
-        <w:t xml:space="preserve">As with physical activity volume, we observed statistically significant curvilinear relationships, but these were only meaningful for the impact of physical activity intensity on sleep regularity, in which very low levels of intensity were strongly associated with poor sleep regularity and the benefits of increasing intensity diminished past one standard deviation above the mean.</w:t>
-      </w:r>
-      <w:r>
-        <w:t xml:space="preserve"> </w:t>
-      </w:r>
-      <w:r>
-        <w:t xml:space="preserve">While age statistically significantly modified the relationship between physical activity intensity and sleep duration, efficiency, and regularity, the effect was negligible.</w:t>
+        <w:t xml:space="preserve">As with physical activity volume, we observed statistically significant curvilinear relationships, but these were only meaningful for the association between physical activity intensity and sleep regularity, in which very low levels of intensity were strongly associated with poor sleep regularity and the benefits of increasing intensity diminished past one standard deviation above the mean.</w:t>
+      </w:r>
+      <w:r>
+        <w:t xml:space="preserve"> </w:t>
+      </w:r>
+      <w:r>
+        <w:t xml:space="preserve">While age modified the relationship between physical activity intensity and sleep duration, efficiency, and regularity, the effect was negligible.</w:t>
       </w:r>
     </w:p>
     <w:p>
@@ -10326,12 +10332,12 @@
           <wp:inline>
             <wp:extent cx="6565900" cy="4377678"/>
             <wp:effectExtent b="0" l="0" r="0" t="0"/>
-            <wp:docPr descr="Figure 2: Sleep metrics predicted by physical activity intensity. The panels on the left show the curvilinear relationship between PA intensity and each of the sleep outcomes at the ages indicated in each column. The panels on the right show the same relationships but by age continuously. The white band indicates predictions which were not significantly different from zero." title="" id="40" name="Picture"/>
+            <wp:docPr descr="Figure 2: Sleep metrics predicted by physical activity intensity. The panels on the left show the curvilinear relationship between PA intensity and sleep outcomes at the ages indicated in each column. The panels on the right show the same relationships but by age continuously. The white band indicates predictions which were not significantly different from zero." title="" id="40" name="Picture"/>
             <a:graphic>
               <a:graphicData uri="http://schemas.openxmlformats.org/drawingml/2006/picture">
                 <pic:pic>
                   <pic:nvPicPr>
-                    <pic:cNvPr descr="manuscript_files/fbd95bca92e6f69baa21df620cfec26187c88803.jpg" id="41" name="Picture"/>
+                    <pic:cNvPr descr="manuscript_files/6fe9cc3ecdc139e58b25df64b8b5548b6abb6006.jpg" id="41" name="Picture"/>
                     <pic:cNvPicPr>
                       <a:picLocks noChangeArrowheads="1" noChangeAspect="1"/>
                     </pic:cNvPicPr>
@@ -10381,17 +10387,17 @@
         <w:t xml:space="preserve"> </w:t>
       </w:r>
       <w:r>
-        <w:t xml:space="preserve">2. Sleep metrics predicted by physical activity intensity. The panels on the left show the curvilinear relationship between PA intensity and each of the sleep outcomes at the ages indicated in each column. The panels on the right show the same relationships but by age continuously. The white band indicates predictions which were not significantly different from zero.</w:t>
+        <w:t xml:space="preserve">2. Sleep metrics predicted by physical activity intensity. The panels on the left show the curvilinear relationship between PA intensity and sleep outcomes at the ages indicated in each column. The panels on the right show the same relationships but by age continuously. The white band indicates predictions which were not significantly different from zero.</w:t>
       </w:r>
     </w:p>
     <w:bookmarkEnd w:id="43"/>
-    <w:bookmarkStart w:id="49" w:name="X1f1e5025560e06f33688db1a4382872e901155b"/>
+    <w:bookmarkStart w:id="49" w:name="X3c254931f59b38db01c871bb3824500104508b8"/>
     <w:p>
       <w:pPr>
         <w:pStyle w:val="berschrift2"/>
       </w:pPr>
       <w:r>
-        <w:t xml:space="preserve">The effects of sleep duration on physical activity</w:t>
+        <w:t xml:space="preserve">The association between of sleep duration and physical activity</w:t>
       </w:r>
     </w:p>
     <w:p>
@@ -10399,7 +10405,7 @@
         <w:pStyle w:val="FirstParagraph"/>
       </w:pPr>
       <w:r>
-        <w:t xml:space="preserve">We estimated the effect of sleep duration on physical activity by age.</w:t>
+        <w:t xml:space="preserve">We estimated the association between sleep duration and physical activity by age.</w:t>
       </w:r>
       <w:r>
         <w:t xml:space="preserve"> </w:t>
@@ -10432,7 +10438,7 @@
         <w:t xml:space="preserve"> </w:t>
       </w:r>
       <w:r>
-        <w:t xml:space="preserve">As age increases, both physical activity volume and intensity decrease.</w:t>
+        <w:t xml:space="preserve">At higher ages, both physical activity volume and intensity are lower than for lower ages.</w:t>
       </w:r>
       <w:r>
         <w:t xml:space="preserve"> </w:t>
@@ -10847,7 +10853,7 @@
               <w:jc w:val="left"/>
             </w:pPr>
             <w:r>
-              <w:t xml:space="preserve">1.18 [0.83, 1.52]</w:t>
+              <w:t xml:space="preserve">1.17 [0.82, 1.52]</w:t>
             </w:r>
           </w:p>
         </w:tc>
@@ -10871,7 +10877,7 @@
               <w:jc w:val="left"/>
             </w:pPr>
             <w:r>
-              <w:t xml:space="preserve">6.63</w:t>
+              <w:t xml:space="preserve">6.62</w:t>
             </w:r>
           </w:p>
         </w:tc>
@@ -10981,7 +10987,7 @@
               <w:jc w:val="left"/>
             </w:pPr>
             <w:r>
-              <w:t xml:space="preserve">10.43</w:t>
+              <w:t xml:space="preserve">11.10</w:t>
             </w:r>
           </w:p>
         </w:tc>
@@ -11005,7 +11011,7 @@
               <w:jc w:val="left"/>
             </w:pPr>
             <w:r>
-              <w:t xml:space="preserve">0.04 [0.03, 0.05]</w:t>
+              <w:t xml:space="preserve">0.04 [0.03, 0.04]</w:t>
             </w:r>
           </w:p>
         </w:tc>
@@ -11029,7 +11035,7 @@
               <w:jc w:val="left"/>
             </w:pPr>
             <w:r>
-              <w:t xml:space="preserve">8.38</w:t>
+              <w:t xml:space="preserve">8.13</w:t>
             </w:r>
           </w:p>
         </w:tc>
@@ -11091,7 +11097,7 @@
               <w:jc w:val="left"/>
             </w:pPr>
             <w:r>
-              <w:t xml:space="preserve">-38.85</w:t>
+              <w:t xml:space="preserve">-38.57</w:t>
             </w:r>
           </w:p>
         </w:tc>
@@ -11139,7 +11145,7 @@
               <w:jc w:val="left"/>
             </w:pPr>
             <w:r>
-              <w:t xml:space="preserve">-48.18</w:t>
+              <w:t xml:space="preserve">-47.70</w:t>
             </w:r>
           </w:p>
         </w:tc>
@@ -11191,7 +11197,7 @@
               <w:jc w:val="left"/>
             </w:pPr>
             <w:r>
-              <w:t xml:space="preserve">-0.03 [-0.03, -0.02]</w:t>
+              <w:t xml:space="preserve">-0.03 [-0.04, -0.02]</w:t>
             </w:r>
           </w:p>
         </w:tc>
@@ -11215,7 +11221,7 @@
               <w:jc w:val="left"/>
             </w:pPr>
             <w:r>
-              <w:t xml:space="preserve">-9.32</w:t>
+              <w:t xml:space="preserve">-9.73</w:t>
             </w:r>
           </w:p>
         </w:tc>
@@ -11263,7 +11269,7 @@
               <w:jc w:val="left"/>
             </w:pPr>
             <w:r>
-              <w:t xml:space="preserve">-5.72</w:t>
+              <w:t xml:space="preserve">-6.35</w:t>
             </w:r>
           </w:p>
         </w:tc>
@@ -11342,7 +11348,7 @@
               <w:jc w:val="left"/>
             </w:pPr>
             <w:r>
-              <w:t xml:space="preserve">-12.00</w:t>
+              <w:t xml:space="preserve">-12.36</w:t>
             </w:r>
           </w:p>
         </w:tc>
@@ -11390,19 +11396,19 @@
               <w:jc w:val="left"/>
             </w:pPr>
             <w:r>
-              <w:t xml:space="preserve">-3.04</w:t>
-            </w:r>
-          </w:p>
-        </w:tc>
-        <w:tc>
-          <w:tcPr/>
-          <w:p>
-            <w:pPr>
-              <w:pStyle w:val="Compact"/>
-              <w:jc w:val="left"/>
-            </w:pPr>
-            <w:r>
-              <w:t xml:space="preserve">.002</w:t>
+              <w:t xml:space="preserve">-2.87</w:t>
+            </w:r>
+          </w:p>
+        </w:tc>
+        <w:tc>
+          <w:tcPr/>
+          <w:p>
+            <w:pPr>
+              <w:pStyle w:val="Compact"/>
+              <w:jc w:val="left"/>
+            </w:pPr>
+            <w:r>
+              <w:t xml:space="preserve">.004</w:t>
             </w:r>
           </w:p>
         </w:tc>
@@ -11483,19 +11489,19 @@
               <w:jc w:val="left"/>
             </w:pPr>
             <w:r>
-              <w:t xml:space="preserve">2.60</w:t>
-            </w:r>
-          </w:p>
-        </w:tc>
-        <w:tc>
-          <w:tcPr/>
-          <w:p>
-            <w:pPr>
-              <w:pStyle w:val="Compact"/>
-              <w:jc w:val="left"/>
-            </w:pPr>
-            <w:r>
-              <w:t xml:space="preserve">.010</w:t>
+              <w:t xml:space="preserve">2.75</w:t>
+            </w:r>
+          </w:p>
+        </w:tc>
+        <w:tc>
+          <w:tcPr/>
+          <w:p>
+            <w:pPr>
+              <w:pStyle w:val="Compact"/>
+              <w:jc w:val="left"/>
+            </w:pPr>
+            <w:r>
+              <w:t xml:space="preserve">.006</w:t>
             </w:r>
           </w:p>
         </w:tc>
@@ -11531,19 +11537,19 @@
               <w:jc w:val="left"/>
             </w:pPr>
             <w:r>
-              <w:t xml:space="preserve">2.33</w:t>
-            </w:r>
-          </w:p>
-        </w:tc>
-        <w:tc>
-          <w:tcPr/>
-          <w:p>
-            <w:pPr>
-              <w:pStyle w:val="Compact"/>
-              <w:jc w:val="left"/>
-            </w:pPr>
-            <w:r>
-              <w:t xml:space="preserve">.022</w:t>
+              <w:t xml:space="preserve">2.62</w:t>
+            </w:r>
+          </w:p>
+        </w:tc>
+        <w:tc>
+          <w:tcPr/>
+          <w:p>
+            <w:pPr>
+              <w:pStyle w:val="Compact"/>
+              <w:jc w:val="left"/>
+            </w:pPr>
+            <w:r>
+              <w:t xml:space="preserve">.009</w:t>
             </w:r>
           </w:p>
         </w:tc>
@@ -11647,7 +11653,7 @@
               <w:jc w:val="left"/>
             </w:pPr>
             <w:r>
-              <w:t xml:space="preserve">1.16 [0.82, 1.51]</w:t>
+              <w:t xml:space="preserve">1.16 [0.81, 1.50]</w:t>
             </w:r>
           </w:p>
         </w:tc>
@@ -11671,7 +11677,7 @@
               <w:jc w:val="left"/>
             </w:pPr>
             <w:r>
-              <w:t xml:space="preserve">6.59</w:t>
+              <w:t xml:space="preserve">6.58</w:t>
             </w:r>
           </w:p>
         </w:tc>
@@ -11719,7 +11725,7 @@
               <w:jc w:val="left"/>
             </w:pPr>
             <w:r>
-              <w:t xml:space="preserve">15.02</w:t>
+              <w:t xml:space="preserve">15.01</w:t>
             </w:r>
           </w:p>
         </w:tc>
@@ -11781,19 +11787,19 @@
               <w:jc w:val="left"/>
             </w:pPr>
             <w:r>
-              <w:t xml:space="preserve">-0.13</w:t>
-            </w:r>
-          </w:p>
-        </w:tc>
-        <w:tc>
-          <w:tcPr/>
-          <w:p>
-            <w:pPr>
-              <w:pStyle w:val="Compact"/>
-              <w:jc w:val="left"/>
-            </w:pPr>
-            <w:r>
-              <w:t xml:space="preserve">.900</w:t>
+              <w:t xml:space="preserve">0.02</w:t>
+            </w:r>
+          </w:p>
+        </w:tc>
+        <w:tc>
+          <w:tcPr/>
+          <w:p>
+            <w:pPr>
+              <w:pStyle w:val="Compact"/>
+              <w:jc w:val="left"/>
+            </w:pPr>
+            <w:r>
+              <w:t xml:space="preserve">.981</w:t>
             </w:r>
           </w:p>
         </w:tc>
@@ -11829,19 +11835,19 @@
               <w:jc w:val="left"/>
             </w:pPr>
             <w:r>
-              <w:t xml:space="preserve">2.33</w:t>
-            </w:r>
-          </w:p>
-        </w:tc>
-        <w:tc>
-          <w:tcPr/>
-          <w:p>
-            <w:pPr>
-              <w:pStyle w:val="Compact"/>
-              <w:jc w:val="left"/>
-            </w:pPr>
-            <w:r>
-              <w:t xml:space="preserve">.023</w:t>
+              <w:t xml:space="preserve">2.30</w:t>
+            </w:r>
+          </w:p>
+        </w:tc>
+        <w:tc>
+          <w:tcPr/>
+          <w:p>
+            <w:pPr>
+              <w:pStyle w:val="Compact"/>
+              <w:jc w:val="left"/>
+            </w:pPr>
+            <w:r>
+              <w:t xml:space="preserve">.022</w:t>
             </w:r>
           </w:p>
         </w:tc>
@@ -11891,7 +11897,7 @@
               <w:jc w:val="left"/>
             </w:pPr>
             <w:r>
-              <w:t xml:space="preserve">-38.47</w:t>
+              <w:t xml:space="preserve">-38.30</w:t>
             </w:r>
           </w:p>
         </w:tc>
@@ -11939,7 +11945,7 @@
               <w:jc w:val="left"/>
             </w:pPr>
             <w:r>
-              <w:t xml:space="preserve">-47.92</w:t>
+              <w:t xml:space="preserve">-47.48</w:t>
             </w:r>
           </w:p>
         </w:tc>
@@ -12015,7 +12021,7 @@
               <w:jc w:val="left"/>
             </w:pPr>
             <w:r>
-              <w:t xml:space="preserve">-6.73</w:t>
+              <w:t xml:space="preserve">-6.26</w:t>
             </w:r>
           </w:p>
         </w:tc>
@@ -12039,7 +12045,7 @@
               <w:jc w:val="left"/>
             </w:pPr>
             <w:r>
-              <w:t xml:space="preserve">-0.01 [-0.01, 0.00]</w:t>
+              <w:t xml:space="preserve">-0.01 [-0.01, -0.01]</w:t>
             </w:r>
           </w:p>
         </w:tc>
@@ -12063,7 +12069,7 @@
               <w:jc w:val="left"/>
             </w:pPr>
             <w:r>
-              <w:t xml:space="preserve">-4.49</w:t>
+              <w:t xml:space="preserve">-4.59</w:t>
             </w:r>
           </w:p>
         </w:tc>
@@ -12142,19 +12148,19 @@
               <w:jc w:val="left"/>
             </w:pPr>
             <w:r>
-              <w:t xml:space="preserve">2.19</w:t>
-            </w:r>
-          </w:p>
-        </w:tc>
-        <w:tc>
-          <w:tcPr/>
-          <w:p>
-            <w:pPr>
-              <w:pStyle w:val="Compact"/>
-              <w:jc w:val="left"/>
-            </w:pPr>
-            <w:r>
-              <w:t xml:space="preserve">.029</w:t>
+              <w:t xml:space="preserve">2.05</w:t>
+            </w:r>
+          </w:p>
+        </w:tc>
+        <w:tc>
+          <w:tcPr/>
+          <w:p>
+            <w:pPr>
+              <w:pStyle w:val="Compact"/>
+              <w:jc w:val="left"/>
+            </w:pPr>
+            <w:r>
+              <w:t xml:space="preserve">.041</w:t>
             </w:r>
           </w:p>
         </w:tc>
@@ -12190,19 +12196,19 @@
               <w:jc w:val="left"/>
             </w:pPr>
             <w:r>
-              <w:t xml:space="preserve">-1.59</w:t>
-            </w:r>
-          </w:p>
-        </w:tc>
-        <w:tc>
-          <w:tcPr/>
-          <w:p>
-            <w:pPr>
-              <w:pStyle w:val="Compact"/>
-              <w:jc w:val="left"/>
-            </w:pPr>
-            <w:r>
-              <w:t xml:space="preserve">.114</w:t>
+              <w:t xml:space="preserve">-1.52</w:t>
+            </w:r>
+          </w:p>
+        </w:tc>
+        <w:tc>
+          <w:tcPr/>
+          <w:p>
+            <w:pPr>
+              <w:pStyle w:val="Compact"/>
+              <w:jc w:val="left"/>
+            </w:pPr>
+            <w:r>
+              <w:t xml:space="preserve">.128</w:t>
             </w:r>
           </w:p>
         </w:tc>
@@ -12283,19 +12289,19 @@
               <w:jc w:val="left"/>
             </w:pPr>
             <w:r>
-              <w:t xml:space="preserve">2.77</w:t>
-            </w:r>
-          </w:p>
-        </w:tc>
-        <w:tc>
-          <w:tcPr/>
-          <w:p>
-            <w:pPr>
-              <w:pStyle w:val="Compact"/>
-              <w:jc w:val="left"/>
-            </w:pPr>
-            <w:r>
-              <w:t xml:space="preserve">.006</w:t>
+              <w:t xml:space="preserve">2.66</w:t>
+            </w:r>
+          </w:p>
+        </w:tc>
+        <w:tc>
+          <w:tcPr/>
+          <w:p>
+            <w:pPr>
+              <w:pStyle w:val="Compact"/>
+              <w:jc w:val="left"/>
+            </w:pPr>
+            <w:r>
+              <w:t xml:space="preserve">.008</w:t>
             </w:r>
           </w:p>
         </w:tc>
@@ -12331,19 +12337,19 @@
               <w:jc w:val="left"/>
             </w:pPr>
             <w:r>
-              <w:t xml:space="preserve">1.03</w:t>
-            </w:r>
-          </w:p>
-        </w:tc>
-        <w:tc>
-          <w:tcPr/>
-          <w:p>
-            <w:pPr>
-              <w:pStyle w:val="Compact"/>
-              <w:jc w:val="left"/>
-            </w:pPr>
-            <w:r>
-              <w:t xml:space="preserve">.304</w:t>
+              <w:t xml:space="preserve">0.80</w:t>
+            </w:r>
+          </w:p>
+        </w:tc>
+        <w:tc>
+          <w:tcPr/>
+          <w:p>
+            <w:pPr>
+              <w:pStyle w:val="Compact"/>
+              <w:jc w:val="left"/>
+            </w:pPr>
+            <w:r>
+              <w:t xml:space="preserve">.423</w:t>
             </w:r>
           </w:p>
         </w:tc>
@@ -12471,7 +12477,7 @@
               <w:jc w:val="left"/>
             </w:pPr>
             <w:r>
-              <w:t xml:space="preserve">6.42</w:t>
+              <w:t xml:space="preserve">6.40</w:t>
             </w:r>
           </w:p>
         </w:tc>
@@ -12519,7 +12525,7 @@
               <w:jc w:val="left"/>
             </w:pPr>
             <w:r>
-              <w:t xml:space="preserve">14.47</w:t>
+              <w:t xml:space="preserve">14.48</w:t>
             </w:r>
           </w:p>
         </w:tc>
@@ -12581,7 +12587,7 @@
               <w:jc w:val="left"/>
             </w:pPr>
             <w:r>
-              <w:t xml:space="preserve">-20.95</w:t>
+              <w:t xml:space="preserve">-20.83</w:t>
             </w:r>
           </w:p>
         </w:tc>
@@ -12629,7 +12635,7 @@
               <w:jc w:val="left"/>
             </w:pPr>
             <w:r>
-              <w:t xml:space="preserve">-11.53</w:t>
+              <w:t xml:space="preserve">-11.37</w:t>
             </w:r>
           </w:p>
         </w:tc>
@@ -12691,7 +12697,7 @@
               <w:jc w:val="left"/>
             </w:pPr>
             <w:r>
-              <w:t xml:space="preserve">-39.55</w:t>
+              <w:t xml:space="preserve">-39.21</w:t>
             </w:r>
           </w:p>
         </w:tc>
@@ -12739,7 +12745,7 @@
               <w:jc w:val="left"/>
             </w:pPr>
             <w:r>
-              <w:t xml:space="preserve">-48.40</w:t>
+              <w:t xml:space="preserve">-47.94</w:t>
             </w:r>
           </w:p>
         </w:tc>
@@ -12815,7 +12821,7 @@
               <w:jc w:val="left"/>
             </w:pPr>
             <w:r>
-              <w:t xml:space="preserve">-7.92</w:t>
+              <w:t xml:space="preserve">-8.21</w:t>
             </w:r>
           </w:p>
         </w:tc>
@@ -12863,19 +12869,19 @@
               <w:jc w:val="left"/>
             </w:pPr>
             <w:r>
-              <w:t xml:space="preserve">-0.67</w:t>
-            </w:r>
-          </w:p>
-        </w:tc>
-        <w:tc>
-          <w:tcPr/>
-          <w:p>
-            <w:pPr>
-              <w:pStyle w:val="Compact"/>
-              <w:jc w:val="left"/>
-            </w:pPr>
-            <w:r>
-              <w:t xml:space="preserve">.506</w:t>
+              <w:t xml:space="preserve">-0.84</w:t>
+            </w:r>
+          </w:p>
+        </w:tc>
+        <w:tc>
+          <w:tcPr/>
+          <w:p>
+            <w:pPr>
+              <w:pStyle w:val="Compact"/>
+              <w:jc w:val="left"/>
+            </w:pPr>
+            <w:r>
+              <w:t xml:space="preserve">.398</w:t>
             </w:r>
           </w:p>
         </w:tc>
@@ -12942,7 +12948,7 @@
               <w:jc w:val="left"/>
             </w:pPr>
             <w:r>
-              <w:t xml:space="preserve">13.34</w:t>
+              <w:t xml:space="preserve">13.43</w:t>
             </w:r>
           </w:p>
         </w:tc>
@@ -12990,7 +12996,7 @@
               <w:jc w:val="left"/>
             </w:pPr>
             <w:r>
-              <w:t xml:space="preserve">9.48</w:t>
+              <w:t xml:space="preserve">9.46</w:t>
             </w:r>
           </w:p>
         </w:tc>
@@ -13083,7 +13089,7 @@
               <w:jc w:val="left"/>
             </w:pPr>
             <w:r>
-              <w:t xml:space="preserve">4.11</w:t>
+              <w:t xml:space="preserve">4.31</w:t>
             </w:r>
           </w:p>
         </w:tc>
@@ -13131,19 +13137,19 @@
               <w:jc w:val="left"/>
             </w:pPr>
             <w:r>
-              <w:t xml:space="preserve">0.03</w:t>
-            </w:r>
-          </w:p>
-        </w:tc>
-        <w:tc>
-          <w:tcPr/>
-          <w:p>
-            <w:pPr>
-              <w:pStyle w:val="Compact"/>
-              <w:jc w:val="left"/>
-            </w:pPr>
-            <w:r>
-              <w:t xml:space="preserve">.975</w:t>
+              <w:t xml:space="preserve">0.05</w:t>
+            </w:r>
+          </w:p>
+        </w:tc>
+        <w:tc>
+          <w:tcPr/>
+          <w:p>
+            <w:pPr>
+              <w:pStyle w:val="Compact"/>
+              <w:jc w:val="left"/>
+            </w:pPr>
+            <w:r>
+              <w:t xml:space="preserve">.963</w:t>
             </w:r>
           </w:p>
         </w:tc>
@@ -13247,7 +13253,7 @@
               <w:jc w:val="left"/>
             </w:pPr>
             <w:r>
-              <w:t xml:space="preserve">1.11 [0.77, 1.44]</w:t>
+              <w:t xml:space="preserve">1.10 [0.77, 1.44]</w:t>
             </w:r>
           </w:p>
         </w:tc>
@@ -13319,7 +13325,7 @@
               <w:jc w:val="left"/>
             </w:pPr>
             <w:r>
-              <w:t xml:space="preserve">15.33</w:t>
+              <w:t xml:space="preserve">15.35</w:t>
             </w:r>
           </w:p>
         </w:tc>
@@ -13381,7 +13387,7 @@
               <w:jc w:val="left"/>
             </w:pPr>
             <w:r>
-              <w:t xml:space="preserve">36.63</w:t>
+              <w:t xml:space="preserve">38.12</w:t>
             </w:r>
           </w:p>
         </w:tc>
@@ -13429,7 +13435,7 @@
               <w:jc w:val="left"/>
             </w:pPr>
             <w:r>
-              <w:t xml:space="preserve">29.40</w:t>
+              <w:t xml:space="preserve">28.26</w:t>
             </w:r>
           </w:p>
         </w:tc>
@@ -13491,7 +13497,7 @@
               <w:jc w:val="left"/>
             </w:pPr>
             <w:r>
-              <w:t xml:space="preserve">-36.44</w:t>
+              <w:t xml:space="preserve">-37.25</w:t>
             </w:r>
           </w:p>
         </w:tc>
@@ -13539,7 +13545,7 @@
               <w:jc w:val="left"/>
             </w:pPr>
             <w:r>
-              <w:t xml:space="preserve">-47.16</w:t>
+              <w:t xml:space="preserve">-46.89</w:t>
             </w:r>
           </w:p>
         </w:tc>
@@ -13591,6 +13597,54 @@
               <w:jc w:val="left"/>
             </w:pPr>
             <w:r>
+              <w:t xml:space="preserve">0.01 [0.00, 0.01]</w:t>
+            </w:r>
+          </w:p>
+        </w:tc>
+        <w:tc>
+          <w:tcPr/>
+          <w:p>
+            <w:pPr>
+              <w:pStyle w:val="Compact"/>
+              <w:jc w:val="left"/>
+            </w:pPr>
+            <w:r>
+              <w:t xml:space="preserve">0.00</w:t>
+            </w:r>
+          </w:p>
+        </w:tc>
+        <w:tc>
+          <w:tcPr/>
+          <w:p>
+            <w:pPr>
+              <w:pStyle w:val="Compact"/>
+              <w:jc w:val="left"/>
+            </w:pPr>
+            <w:r>
+              <w:t xml:space="preserve">2.12</w:t>
+            </w:r>
+          </w:p>
+        </w:tc>
+        <w:tc>
+          <w:tcPr/>
+          <w:p>
+            <w:pPr>
+              <w:pStyle w:val="Compact"/>
+              <w:jc w:val="left"/>
+            </w:pPr>
+            <w:r>
+              <w:t xml:space="preserve">.034</w:t>
+            </w:r>
+          </w:p>
+        </w:tc>
+        <w:tc>
+          <w:tcPr/>
+          <w:p>
+            <w:pPr>
+              <w:pStyle w:val="Compact"/>
+              <w:jc w:val="left"/>
+            </w:pPr>
+            <w:r>
               <w:t xml:space="preserve">0.00 [0.00, 0.01]</w:t>
             </w:r>
           </w:p>
@@ -13615,67 +13669,19 @@
               <w:jc w:val="left"/>
             </w:pPr>
             <w:r>
-              <w:t xml:space="preserve">1.86</w:t>
-            </w:r>
-          </w:p>
-        </w:tc>
-        <w:tc>
-          <w:tcPr/>
-          <w:p>
-            <w:pPr>
-              <w:pStyle w:val="Compact"/>
-              <w:jc w:val="left"/>
-            </w:pPr>
-            <w:r>
-              <w:t xml:space="preserve">.070</w:t>
-            </w:r>
-          </w:p>
-        </w:tc>
-        <w:tc>
-          <w:tcPr/>
-          <w:p>
-            <w:pPr>
-              <w:pStyle w:val="Compact"/>
-              <w:jc w:val="left"/>
-            </w:pPr>
-            <w:r>
-              <w:t xml:space="preserve">0.00 [0.00, 0.01]</w:t>
-            </w:r>
-          </w:p>
-        </w:tc>
-        <w:tc>
-          <w:tcPr/>
-          <w:p>
-            <w:pPr>
-              <w:pStyle w:val="Compact"/>
-              <w:jc w:val="left"/>
-            </w:pPr>
-            <w:r>
-              <w:t xml:space="preserve">0.00</w:t>
-            </w:r>
-          </w:p>
-        </w:tc>
-        <w:tc>
-          <w:tcPr/>
-          <w:p>
-            <w:pPr>
-              <w:pStyle w:val="Compact"/>
-              <w:jc w:val="left"/>
-            </w:pPr>
-            <w:r>
-              <w:t xml:space="preserve">0.44</w:t>
-            </w:r>
-          </w:p>
-        </w:tc>
-        <w:tc>
-          <w:tcPr/>
-          <w:p>
-            <w:pPr>
-              <w:pStyle w:val="Compact"/>
-              <w:jc w:val="left"/>
-            </w:pPr>
-            <w:r>
-              <w:t xml:space="preserve">.659</w:t>
+              <w:t xml:space="preserve">0.62</w:t>
+            </w:r>
+          </w:p>
+        </w:tc>
+        <w:tc>
+          <w:tcPr/>
+          <w:p>
+            <w:pPr>
+              <w:pStyle w:val="Compact"/>
+              <w:jc w:val="left"/>
+            </w:pPr>
+            <w:r>
+              <w:t xml:space="preserve">.536</w:t>
             </w:r>
           </w:p>
         </w:tc>
@@ -13742,7 +13748,7 @@
               <w:jc w:val="left"/>
             </w:pPr>
             <w:r>
-              <w:t xml:space="preserve">-19.43</w:t>
+              <w:t xml:space="preserve">-19.27</w:t>
             </w:r>
           </w:p>
         </w:tc>
@@ -13790,7 +13796,7 @@
               <w:jc w:val="left"/>
             </w:pPr>
             <w:r>
-              <w:t xml:space="preserve">-17.15</w:t>
+              <w:t xml:space="preserve">-18.06</w:t>
             </w:r>
           </w:p>
         </w:tc>
@@ -13883,19 +13889,19 @@
               <w:jc w:val="left"/>
             </w:pPr>
             <w:r>
-              <w:t xml:space="preserve">-1.04</w:t>
-            </w:r>
-          </w:p>
-        </w:tc>
-        <w:tc>
-          <w:tcPr/>
-          <w:p>
-            <w:pPr>
-              <w:pStyle w:val="Compact"/>
-              <w:jc w:val="left"/>
-            </w:pPr>
-            <w:r>
-              <w:t xml:space="preserve">.316</w:t>
+              <w:t xml:space="preserve">-1.23</w:t>
+            </w:r>
+          </w:p>
+        </w:tc>
+        <w:tc>
+          <w:tcPr/>
+          <w:p>
+            <w:pPr>
+              <w:pStyle w:val="Compact"/>
+              <w:jc w:val="left"/>
+            </w:pPr>
+            <w:r>
+              <w:t xml:space="preserve">.218</w:t>
             </w:r>
           </w:p>
         </w:tc>
@@ -13931,19 +13937,19 @@
               <w:jc w:val="left"/>
             </w:pPr>
             <w:r>
-              <w:t xml:space="preserve">-0.16</w:t>
-            </w:r>
-          </w:p>
-        </w:tc>
-        <w:tc>
-          <w:tcPr/>
-          <w:p>
-            <w:pPr>
-              <w:pStyle w:val="Compact"/>
-              <w:jc w:val="left"/>
-            </w:pPr>
-            <w:r>
-              <w:t xml:space="preserve">.871</w:t>
+              <w:t xml:space="preserve">-0.85</w:t>
+            </w:r>
+          </w:p>
+        </w:tc>
+        <w:tc>
+          <w:tcPr/>
+          <w:p>
+            <w:pPr>
+              <w:pStyle w:val="Compact"/>
+              <w:jc w:val="left"/>
+            </w:pPr>
+            <w:r>
+              <w:t xml:space="preserve">.396</w:t>
             </w:r>
           </w:p>
         </w:tc>
@@ -13984,12 +13990,12 @@
           <wp:inline>
             <wp:extent cx="6565900" cy="2625618"/>
             <wp:effectExtent b="0" l="0" r="0" t="0"/>
-            <wp:docPr descr="Figure 3: Physical activity predicted by previous night sleep duration. The panels on the left show the curvilinear relationship between sleep duration and each of the physical activity outcomes at the ages indicated in each column. The panels on the right show the same relationships but by age continuously. The white band indicates predictions which were not significantly different from zero." title="" id="46" name="Picture"/>
+            <wp:docPr descr="Figure 3: Physical activity is predicted by the duration of sleep the previous night. The panels on the left show the curvilinear relationship between sleep duration and the physical activity outcomes at the ages indicated in each column. The panels on the right show the same relationships but by age continuously. The white band indicates predictions which were not significantly different from zero." title="" id="46" name="Picture"/>
             <a:graphic>
               <a:graphicData uri="http://schemas.openxmlformats.org/drawingml/2006/picture">
                 <pic:pic>
                   <pic:nvPicPr>
-                    <pic:cNvPr descr="manuscript_files/e926c728da8a54f7b8f1d0d35a982108b6410221.jpg" id="47" name="Picture"/>
+                    <pic:cNvPr descr="manuscript_files/24ed2b450c66833b89ad9ae1283b556762b3ebe0.jpg" id="47" name="Picture"/>
                     <pic:cNvPicPr>
                       <a:picLocks noChangeArrowheads="1" noChangeAspect="1"/>
                     </pic:cNvPicPr>
@@ -14039,17 +14045,17 @@
         <w:t xml:space="preserve"> </w:t>
       </w:r>
       <w:r>
-        <w:t xml:space="preserve">3. Physical activity predicted by previous night sleep duration. The panels on the left show the curvilinear relationship between sleep duration and each of the physical activity outcomes at the ages indicated in each column. The panels on the right show the same relationships but by age continuously. The white band indicates predictions which were not significantly different from zero.</w:t>
+        <w:t xml:space="preserve">3. Physical activity is predicted by the duration of sleep the previous night. The panels on the left show the curvilinear relationship between sleep duration and the physical activity outcomes at the ages indicated in each column. The panels on the right show the same relationships but by age continuously. The white band indicates predictions which were not significantly different from zero.</w:t>
       </w:r>
     </w:p>
     <w:bookmarkEnd w:id="49"/>
-    <w:bookmarkStart w:id="54" w:name="X4f938f992ae8f586cf755ad0143b241d25fead3"/>
+    <w:bookmarkStart w:id="54" w:name="Xddb7dd385d9dcfb042bacd1da9891f05b307b0e"/>
     <w:p>
       <w:pPr>
         <w:pStyle w:val="berschrift2"/>
       </w:pPr>
       <w:r>
-        <w:t xml:space="preserve">The effects of sleep efficiency on physical activity</w:t>
+        <w:t xml:space="preserve">The association between sleep efficiency and physical activity</w:t>
       </w:r>
     </w:p>
     <w:p>
@@ -14057,7 +14063,7 @@
         <w:pStyle w:val="FirstParagraph"/>
       </w:pPr>
       <w:r>
-        <w:t xml:space="preserve">We estimated the effect of sleep efficiency on physical activity by age.</w:t>
+        <w:t xml:space="preserve">We estimated the association between sleep efficiency and physical activity by age.</w:t>
       </w:r>
       <w:r>
         <w:t xml:space="preserve"> </w:t>
@@ -14090,7 +14096,7 @@
         <w:t xml:space="preserve"> </w:t>
       </w:r>
       <w:r>
-        <w:t xml:space="preserve">There was a negligible relationship between sleep efficiency and physical activity volume and a weak linear association between sleep efficiency and more intense physical activity.</w:t>
+        <w:t xml:space="preserve">There was a negligible positive association between sleep efficiency and physical activity volume and a weak linear association between sleep efficiency and more intense physical activity.</w:t>
       </w:r>
     </w:p>
     <w:p>
@@ -14107,7 +14113,7 @@
               <a:graphicData uri="http://schemas.openxmlformats.org/drawingml/2006/picture">
                 <pic:pic>
                   <pic:nvPicPr>
-                    <pic:cNvPr descr="manuscript_files/1ddd076fa18705bedf8410000914d59556a3441d.jpg" id="52" name="Picture"/>
+                    <pic:cNvPr descr="manuscript_files/7a32a8a557d6344833ae69adf2e33513239fb994.jpg" id="52" name="Picture"/>
                     <pic:cNvPicPr>
                       <a:picLocks noChangeArrowheads="1" noChangeAspect="1"/>
                     </pic:cNvPicPr>
@@ -14161,13 +14167,13 @@
       </w:r>
     </w:p>
     <w:bookmarkEnd w:id="54"/>
-    <w:bookmarkStart w:id="59" w:name="X1f81d2ba0159bcbfb61758cd80661e798901b57"/>
+    <w:bookmarkStart w:id="59" w:name="X3d07e254f7469e201e1728973236eeabe791b2b"/>
     <w:p>
       <w:pPr>
         <w:pStyle w:val="berschrift2"/>
       </w:pPr>
       <w:r>
-        <w:t xml:space="preserve">The effects of sleep onset on physical activity</w:t>
+        <w:t xml:space="preserve">The association between sleep onset and physical activity</w:t>
       </w:r>
     </w:p>
     <w:p>
@@ -14175,7 +14181,7 @@
         <w:pStyle w:val="FirstParagraph"/>
       </w:pPr>
       <w:r>
-        <w:t xml:space="preserve">We estimated the effect of sleep onset on physical activity by age.</w:t>
+        <w:t xml:space="preserve">We estimated the association between sleep onset and physical activity by age.</w:t>
       </w:r>
       <w:r>
         <w:t xml:space="preserve"> </w:t>
@@ -14208,7 +14214,7 @@
         <w:t xml:space="preserve"> </w:t>
       </w:r>
       <w:r>
-        <w:t xml:space="preserve">There were weak curvilinear relationships where average sleep onset was linked to the highest levels of physical activity volume, but not intensity.</w:t>
+        <w:t xml:space="preserve">There were weak curvilinear relationships where average sleep onset was linked to the highest levels of physical activity volume but not intensity.</w:t>
       </w:r>
     </w:p>
     <w:p>
@@ -14225,7 +14231,7 @@
               <a:graphicData uri="http://schemas.openxmlformats.org/drawingml/2006/picture">
                 <pic:pic>
                   <pic:nvPicPr>
-                    <pic:cNvPr descr="manuscript_files/d16c8bf323cfa7af8a4b5fc887cc14e96fad8f22.jpg" id="57" name="Picture"/>
+                    <pic:cNvPr descr="manuscript_files/ebc74d085975779f4ee21f68ed3795dceeba30f0.jpg" id="57" name="Picture"/>
                     <pic:cNvPicPr>
                       <a:picLocks noChangeArrowheads="1" noChangeAspect="1"/>
                     </pic:cNvPicPr>
@@ -14279,13 +14285,13 @@
       </w:r>
     </w:p>
     <w:bookmarkEnd w:id="59"/>
-    <w:bookmarkStart w:id="64" w:name="X5a2a01188f3a4beede9359d895f20f75d3e9c49"/>
+    <w:bookmarkStart w:id="64" w:name="X6e3c3bb6f32c96f8b108022a638b3a7462e6e7f"/>
     <w:p>
       <w:pPr>
         <w:pStyle w:val="berschrift2"/>
       </w:pPr>
       <w:r>
-        <w:t xml:space="preserve">The effects of sleep regularity on physical activity</w:t>
+        <w:t xml:space="preserve">The association between sleep regularity and physical activity</w:t>
       </w:r>
     </w:p>
     <w:p>
@@ -14293,7 +14299,7 @@
         <w:pStyle w:val="FirstParagraph"/>
       </w:pPr>
       <w:r>
-        <w:t xml:space="preserve">We estimated the effect of sleep regularity on physical activity by age.</w:t>
+        <w:t xml:space="preserve">We estimated the association between sleep regularity and physical activity by age.</w:t>
       </w:r>
       <w:r>
         <w:t xml:space="preserve"> </w:t>
@@ -14332,7 +14338,7 @@
         <w:t xml:space="preserve"> </w:t>
       </w:r>
       <w:r>
-        <w:t xml:space="preserve">These relationships were slightly attenuated with age, such that for older adults the effect was negligible.</w:t>
+        <w:t xml:space="preserve">These relationships were slightly attenuated with age, such that for older adults the effect size was negligible.</w:t>
       </w:r>
     </w:p>
     <w:p>
@@ -14349,7 +14355,7 @@
               <a:graphicData uri="http://schemas.openxmlformats.org/drawingml/2006/picture">
                 <pic:pic>
                   <pic:nvPicPr>
-                    <pic:cNvPr descr="manuscript_files/0a8b5766b7c8193417494101a27fd15dd93fc04a.jpg" id="62" name="Picture"/>
+                    <pic:cNvPr descr="manuscript_files/8cf74803e6acb82743db245e457f5478948c7f84.jpg" id="62" name="Picture"/>
                     <pic:cNvPicPr>
                       <a:picLocks noChangeArrowheads="1" noChangeAspect="1"/>
                     </pic:cNvPicPr>
@@ -14418,19 +14424,25 @@
         <w:pStyle w:val="FirstParagraph"/>
       </w:pPr>
       <w:r>
-        <w:t xml:space="preserve">In this study, we collated and harmonised device-measured physical activity and sleep data from 20 studies around the world, covering participants across the lifespan.</w:t>
-      </w:r>
-      <w:r>
-        <w:t xml:space="preserve"> </w:t>
-      </w:r>
-      <w:r>
-        <w:t xml:space="preserve">We found that both the volume and intensity of physical activity was associated with longer sleep duration, higher sleep efficiency, earlier sleep onset, and more regular sleep.</w:t>
-      </w:r>
-      <w:r>
-        <w:t xml:space="preserve"> </w:t>
-      </w:r>
-      <w:r>
-        <w:t xml:space="preserve">These relationships were the strongest for sleep regularity, although the the relationship between physical activity intensity weakened with age.</w:t>
+        <w:t xml:space="preserve">In this study, we collated and harmonised accelerometer-assessed physical activity and sleep data from 20 studies around the world, covering participants across the lifespan.</w:t>
+      </w:r>
+      <w:r>
+        <w:t xml:space="preserve"> </w:t>
+      </w:r>
+      <w:r>
+        <w:t xml:space="preserve">We found that both the volume and intensity of physical activity were associated with longer sleep duration, higher sleep efficiency, earlier sleep onset, and more regular sleep.</w:t>
+      </w:r>
+      <w:r>
+        <w:t xml:space="preserve"> </w:t>
+      </w:r>
+      <w:r>
+        <w:t xml:space="preserve">These relationships were the strongest for sleep regularity, although the relationship with physical activity intensity weakened with age.</w:t>
+      </w:r>
+      <w:r>
+        <w:t xml:space="preserve"> </w:t>
+      </w:r>
+      <w:r>
+        <w:t xml:space="preserve">Although robust, these associations were small: changes of 1 SD in the physical activity metrics were associated with an average of &lt;– TODO –&gt; SD in the sleep metrics.</w:t>
       </w:r>
     </w:p>
     <w:p>
@@ -14438,7 +14450,7 @@
         <w:pStyle w:val="Textkrper"/>
       </w:pPr>
       <w:r>
-        <w:t xml:space="preserve">When examining the reverse direction, we observed those who fell asleep earlier and at a more regular time engaged in more total physical activity, with an additional negligible benefit for those who slept more efficiently.</w:t>
+        <w:t xml:space="preserve">When examining the reverse direction, we observed that those who fell asleep earlier or at a more regular time engaged in more total physical activity, with an additional negligible benefit for those who slept more efficiently.</w:t>
       </w:r>
       <w:r>
         <w:t xml:space="preserve"> </w:t>
@@ -14450,7 +14462,7 @@
         <w:t xml:space="preserve"> </w:t>
       </w:r>
       <w:r>
-        <w:t xml:space="preserve">These findings were largely robust to the decisions made during analysis (see supplementary materials for all analyses).</w:t>
+        <w:t xml:space="preserve">Our sensitivity analyses suggest that these findings were largely robust to the decisions made during analysis.</w:t>
       </w:r>
     </w:p>
     <w:p>
@@ -14495,16 +14507,7 @@
           <m:rPr>
             <m:sty m:val="p"/>
           </m:rPr>
-          <m:t>&lt;</m:t>
-        </m:r>
-        <m:r>
-          <m:t>d</m:t>
-        </m:r>
-        <m:r>
-          <m:rPr>
-            <m:sty m:val="p"/>
-          </m:rPr>
-          <m:t>&lt;</m:t>
+          <m:t>−</m:t>
         </m:r>
         <m:r>
           <m:t>0.30</m:t>
@@ -14547,7 +14550,7 @@
         <w:t xml:space="preserve"> </w:t>
       </w:r>
       <w:r>
-        <w:t xml:space="preserve">It could also be that duration of sleep is set more by parameters external to the individual, such as work schedules or parenting duties, than by individual health behaviours.</w:t>
+        <w:t xml:space="preserve">It is important to note that sleep duration will sometimes be influenced by parameters external to the individual, such as work or school schedules or parenting duties, rather than by individual health behaviours.</w:t>
       </w:r>
     </w:p>
     <w:p>
@@ -14599,7 +14602,7 @@
         <w:pStyle w:val="Textkrper"/>
       </w:pPr>
       <w:r>
-        <w:t xml:space="preserve">Contrary to expectations, we found little evidence to suggest that the associations between physical activity and sleep differed by age.</w:t>
+        <w:t xml:space="preserve">Contrary to expectations, we found little evidence to suggest that the associations of physical activity with next day sleep differed by age.</w:t>
       </w:r>
       <w:r>
         <w:t xml:space="preserve"> </w:t>
@@ -14611,7 +14614,7 @@
         <w:t xml:space="preserve"> </w:t>
       </w:r>
       <w:r>
-        <w:t xml:space="preserve">This suggests that the benefits of physical activity and sleep are consistent across the lifespan, which is inconsistent with previous meta-analyses conducted on different ages.</w:t>
+        <w:t xml:space="preserve">This suggests that the interrelationship between physical activity and sleep are consistent across the lifespan, which is inconsistent with previous meta-analyses conducted on different ages.</w:t>
       </w:r>
       <w:r>
         <w:t xml:space="preserve"> </w:t>
@@ -14664,13 +14667,13 @@
         <w:t xml:space="preserve"> </w:t>
       </w:r>
       <w:r>
-        <w:t xml:space="preserve">Our results support encouraging physical activity for maintaining regular sleep patterns across the lifespan.</w:t>
-      </w:r>
-      <w:r>
-        <w:t xml:space="preserve"> </w:t>
-      </w:r>
-      <w:r>
-        <w:t xml:space="preserve">Sleep health may contribute to overall better health outcomes</w:t>
+        <w:t xml:space="preserve">Our results support promotioning physical activity as a strategy for maintaining regular sleep patterns across the lifespan.</w:t>
+      </w:r>
+      <w:r>
+        <w:t xml:space="preserve"> </w:t>
+      </w:r>
+      <w:r>
+        <w:t xml:space="preserve">Given the well-established links between sleep and overall health</w:t>
       </w:r>
       <w:r>
         <w:t xml:space="preserve"> </w:t>
@@ -14679,31 +14682,31 @@
         <w:t xml:space="preserve">[2,3]</w:t>
       </w:r>
       <w:r>
-        <w:t xml:space="preserve">, and so promoting physical activity may be a useful strategy for improving population health.</w:t>
-      </w:r>
-      <w:r>
-        <w:t xml:space="preserve"> </w:t>
-      </w:r>
-      <w:r>
-        <w:t xml:space="preserve">Public health messages should, therefore, emphasise the role of physical activity in promoting stable sleep schedules rather than framing physical activity as a universal solution for improving sleep.</w:t>
-      </w:r>
-      <w:r>
-        <w:t xml:space="preserve"> </w:t>
-      </w:r>
-      <w:r>
-        <w:t xml:space="preserve">We note, however, that we did not examine the these relationships in individuals with sleep disorders or other health conditions.</w:t>
-      </w:r>
-      <w:r>
-        <w:t xml:space="preserve"> </w:t>
-      </w:r>
-      <w:r>
-        <w:t xml:space="preserve">Physical activity interventions may still be a useful treatment for these conditions.</w:t>
-      </w:r>
-      <w:r>
-        <w:t xml:space="preserve"> </w:t>
-      </w:r>
-      <w:r>
-        <w:t xml:space="preserve">Promoting more regular sleep may also be a useful strategy for increasing physical activity, although our results suggest a limited benefit from targeting other aspects of sleep quality.</w:t>
+        <w:t xml:space="preserve">, incorporating physical activity into public health messaging may have downstream benefits for population health.</w:t>
+      </w:r>
+      <w:r>
+        <w:t xml:space="preserve"> </w:t>
+      </w:r>
+      <w:r>
+        <w:t xml:space="preserve">However, our findings suggest that physical activity is not a universal solution for improving all aspects of sleep.</w:t>
+      </w:r>
+      <w:r>
+        <w:t xml:space="preserve"> </w:t>
+      </w:r>
+      <w:r>
+        <w:t xml:space="preserve">Public health messages should, therefore, emphasise the role of physical activity in promoting consistent sleep schedules rather than framing physical activity as a universal solution for improving sleep.</w:t>
+      </w:r>
+      <w:r>
+        <w:t xml:space="preserve"> </w:t>
+      </w:r>
+      <w:r>
+        <w:t xml:space="preserve">Additionally, we did not examine these relationships specifically in individuals with sleep disorders or other health conditions, where the effects of physical activity may differ.</w:t>
+      </w:r>
+      <w:r>
+        <w:t xml:space="preserve"> </w:t>
+      </w:r>
+      <w:r>
+        <w:t xml:space="preserve">Future research should explore whether targeting sleep regularity through physical activity interventions can provide meaningful health benefits beyond sleep itself.</w:t>
       </w:r>
     </w:p>
     <w:p>
@@ -14711,7 +14714,7 @@
         <w:pStyle w:val="Textkrper"/>
       </w:pPr>
       <w:r>
-        <w:t xml:space="preserve">Our study has several strengths, including the use of device-based measures, which reduce the bias associated with self-reported sleep and activity data, and the harmonisation of individual data from multiple studies, conducted in geographically diverse regions and among multiple age groups, allowing for robust and generalisable findings.</w:t>
+        <w:t xml:space="preserve">Our study has several strengths, including the use of accelerometer-assessed measures, which reduce the bias associated with self-reported sleep and activity data, and the harmonisation of individual data from multiple studies, conducted in geographically diverse regions and among multiple age groups, allowing for robust and generalisable findings.</w:t>
       </w:r>
       <w:r>
         <w:t xml:space="preserve"> </w:t>
@@ -14772,21 +14775,6 @@
       </w:r>
       <w:r>
         <w:t xml:space="preserve">Additionally, although we controlled for several potential confounders, there may still be unmeasured factors affecting the observed associations.</w:t>
-      </w:r>
-      <w:r>
-        <w:t xml:space="preserve"> </w:t>
-      </w:r>
-      <w:r>
-        <w:t xml:space="preserve"> </w:t>
-      </w:r>
-      <w:r>
-        <w:t xml:space="preserve">Our imputation model included study, but not the remaining moderators or their interactions with physical activity and sleep.</w:t>
-      </w:r>
-      <w:r>
-        <w:t xml:space="preserve"> </w:t>
-      </w:r>
-      <w:r>
-        <w:t xml:space="preserve">It is therefore uncongenial with the analysis models, and moderator effects may be attenuated towards the null as a result.</w:t>
       </w:r>
       <w:r>
         <w:t xml:space="preserve"> </w:t>
@@ -14825,19 +14813,43 @@
         <w:pStyle w:val="FirstParagraph"/>
       </w:pPr>
       <w:r>
-        <w:t xml:space="preserve">Our findings contribute to the growing body of literature that highlights the complex relationship between physical activity and sleep.</w:t>
-      </w:r>
-      <w:r>
-        <w:t xml:space="preserve"> </w:t>
-      </w:r>
-      <w:r>
-        <w:t xml:space="preserve">While physical activity appears to benefit sleep regularity, its effects on other sleep metrics are less clear, particularly when considering age differences.</w:t>
-      </w:r>
-      <w:r>
-        <w:t xml:space="preserve"> </w:t>
-      </w:r>
-      <w:r>
-        <w:t xml:space="preserve">Future research should aim to explore mechanisms underlying these associations and identify specific intervention strategies that can effectively enhance both sleep and physical activity behaviours for diverse populations.</w:t>
+        <w:t xml:space="preserve">Our study provides new insights into the relationship between physical activity and sleep across the lifespan using a large, globally diverse dataset with device-based measurements.</w:t>
+      </w:r>
+      <w:r>
+        <w:t xml:space="preserve"> </w:t>
+      </w:r>
+      <w:r>
+        <w:t xml:space="preserve">We found that physical activity was most consistently associated with sleep regularity, with weaker and less consistent associations observed for sleep duration, efficiency, and onset.</w:t>
+      </w:r>
+      <w:r>
+        <w:t xml:space="preserve"> </w:t>
+      </w:r>
+      <w:r>
+        <w:t xml:space="preserve">Additionally, our analyses revealed beneficial associations, where higher physical activity levels were associated with greater sleep regularity, and more regular sleep patterns predicted higher physical activity the following day.</w:t>
+      </w:r>
+      <w:r>
+        <w:t xml:space="preserve"> </w:t>
+      </w:r>
+      <w:r>
+        <w:t xml:space="preserve">However, this bidirectional association was attenuated in older adults, suggesting that the interplay between sleep and physical activity may change with age.</w:t>
+      </w:r>
+      <w:r>
+        <w:t xml:space="preserve"> </w:t>
+      </w:r>
+      <w:r>
+        <w:t xml:space="preserve">Findings suggest that public health efforts to promote physical activity may be particularly valuable for improving sleep consistency rather than sleep duration or efficiency.</w:t>
+      </w:r>
+      <w:r>
+        <w:t xml:space="preserve"> </w:t>
+      </w:r>
+      <w:r>
+        <w:t xml:space="preserve">While physical activity is unlikely to be a universal solution for sleep improvement, encouraging regular movement could support stable sleep patterns, which are increasingly recognized as a key determinant of overall health.</w:t>
+      </w:r>
+      <w:r>
+        <w:t xml:space="preserve"> </w:t>
+      </w:r>
+      <w:r>
+        <w:t xml:space="preserve">Future research should explore how targeted interventions—particularly those addressing sleep regularity—may enhance both sleep and physical activity behaviours across different age groups and populations.</w:t>
       </w:r>
     </w:p>
     <w:p>

--- a/doc/manuscript.docx
+++ b/doc/manuscript.docx
@@ -666,7 +666,10 @@
         <w:t xml:space="preserve">Sleep is an important determinant of population health across the lifespan</w:t>
       </w:r>
       <w:r>
-        <w:t xml:space="preserve">[1]</w:t>
+        <w:t xml:space="preserve"> </w:t>
+      </w:r>
+      <w:r>
+        <w:t xml:space="preserve">[1,2]</w:t>
       </w:r>
       <w:r>
         <w:t xml:space="preserve">.</w:t>
@@ -681,7 +684,7 @@
         <w:t xml:space="preserve"> </w:t>
       </w:r>
       <w:r>
-        <w:t xml:space="preserve">[2]</w:t>
+        <w:t xml:space="preserve">[3]</w:t>
       </w:r>
       <w:r>
         <w:t xml:space="preserve">, cardiovascular disease</w:t>
@@ -690,7 +693,7 @@
         <w:t xml:space="preserve"> </w:t>
       </w:r>
       <w:r>
-        <w:t xml:space="preserve">[3]</w:t>
+        <w:t xml:space="preserve">[4]</w:t>
       </w:r>
       <w:r>
         <w:t xml:space="preserve">, cancers</w:t>
@@ -699,7 +702,7 @@
         <w:t xml:space="preserve"> </w:t>
       </w:r>
       <w:r>
-        <w:t xml:space="preserve">[4]</w:t>
+        <w:t xml:space="preserve">[5]</w:t>
       </w:r>
       <w:r>
         <w:t xml:space="preserve">, and poor mental health</w:t>
@@ -708,7 +711,7 @@
         <w:t xml:space="preserve"> </w:t>
       </w:r>
       <w:r>
-        <w:t xml:space="preserve">[5]</w:t>
+        <w:t xml:space="preserve">[6]</w:t>
       </w:r>
       <w:r>
         <w:t xml:space="preserve">.</w:t>
@@ -717,25 +720,49 @@
         <w:t xml:space="preserve"> </w:t>
       </w:r>
       <w:r>
+        <w:t xml:space="preserve">Beyond duration and quality, the regularity of sleep timing is now recognised as a distinct dimension of sleep health</w:t>
+      </w:r>
+      <w:r>
+        <w:t xml:space="preserve"> </w:t>
+      </w:r>
+      <w:r>
+        <w:t xml:space="preserve">[7,8]</w:t>
+      </w:r>
+      <w:r>
+        <w:t xml:space="preserve">, and irregular sleep is consistently associated with poorer mental, cardiometabolic, and survival outcomes</w:t>
+      </w:r>
+      <w:r>
+        <w:t xml:space="preserve"> </w:t>
+      </w:r>
+      <w:r>
+        <w:t xml:space="preserve">[9]</w:t>
+      </w:r>
+      <w:r>
+        <w:t xml:space="preserve">.</w:t>
+      </w:r>
+      <w:r>
+        <w:t xml:space="preserve"> </w:t>
+      </w:r>
+      <w:r>
         <w:t xml:space="preserve">Poor sleep - characteristed by low sleep quality, duration, or the presence of sleep disorders - is a frequent health problem: 14-68% of children and adolescents</w:t>
       </w:r>
       <w:r>
         <w:t xml:space="preserve"> </w:t>
       </w:r>
       <w:r>
-        <w:t xml:space="preserve">[6]</w:t>
-      </w:r>
-      <w:r>
-        <w:t xml:space="preserve"> </w:t>
-      </w:r>
-      <w:r>
-        <w:t xml:space="preserve">and 35% of adults</w:t>
-      </w:r>
-      <w:r>
-        <w:t xml:space="preserve"> </w:t>
-      </w:r>
-      <w:r>
-        <w:t xml:space="preserve">[7]</w:t>
+        <w:t xml:space="preserve">[10]</w:t>
+      </w:r>
+      <w:r>
+        <w:t xml:space="preserve"> </w:t>
+      </w:r>
+      <w:r>
+        <w:t xml:space="preserve">and 31% of adults</w:t>
+      </w:r>
+      <w:r>
+        <w:t xml:space="preserve"> </w:t>
+      </w:r>
+      <w:r>
+        <w:t xml:space="preserve">[11]</w:t>
       </w:r>
       <w:r>
         <w:t xml:space="preserve"> </w:t>
@@ -747,7 +774,7 @@
         <w:t xml:space="preserve"> </w:t>
       </w:r>
       <w:r>
-        <w:t xml:space="preserve">[8]</w:t>
+        <w:t xml:space="preserve">[12,13]</w:t>
       </w:r>
       <w:r>
         <w:t xml:space="preserve">.</w:t>
@@ -756,13 +783,22 @@
         <w:t xml:space="preserve"> </w:t>
       </w:r>
       <w:r>
-        <w:t xml:space="preserve">Improving sleep should be a priority for public health policy, and more safe and accessible strategies that promote sleep are needed</w:t>
-      </w:r>
-      <w:r>
-        <w:t xml:space="preserve"> </w:t>
-      </w:r>
-      <w:r>
-        <w:t xml:space="preserve">[9]</w:t>
+        <w:t xml:space="preserve">Improving sleep should be a priority for public health policy</w:t>
+      </w:r>
+      <w:r>
+        <w:t xml:space="preserve"> </w:t>
+      </w:r>
+      <w:r>
+        <w:t xml:space="preserve">[14]</w:t>
+      </w:r>
+      <w:r>
+        <w:t xml:space="preserve">, and more safe and accessible strategies that promote sleep are needed</w:t>
+      </w:r>
+      <w:r>
+        <w:t xml:space="preserve"> </w:t>
+      </w:r>
+      <w:r>
+        <w:t xml:space="preserve">[15]</w:t>
       </w:r>
       <w:r>
         <w:t xml:space="preserve">.</w:t>
@@ -771,13 +807,22 @@
         <w:t xml:space="preserve"> </w:t>
       </w:r>
       <w:r>
-        <w:t xml:space="preserve">In adults, being physically active appears to improve both the quantity and quality of sleep</w:t>
-      </w:r>
-      <w:r>
-        <w:t xml:space="preserve"> </w:t>
-      </w:r>
-      <w:r>
-        <w:t xml:space="preserve">[10]</w:t>
+        <w:t xml:space="preserve">In adults, including older adults, being physically active appears to improve both the quantity and quality of sleep</w:t>
+      </w:r>
+      <w:r>
+        <w:t xml:space="preserve"> </w:t>
+      </w:r>
+      <w:r>
+        <w:t xml:space="preserve">[16–18]</w:t>
+      </w:r>
+      <w:r>
+        <w:t xml:space="preserve">, and exercise is an effective treatment for insomnia</w:t>
+      </w:r>
+      <w:r>
+        <w:t xml:space="preserve"> </w:t>
+      </w:r>
+      <w:r>
+        <w:t xml:space="preserve">[19]</w:t>
       </w:r>
       <w:r>
         <w:t xml:space="preserve">.</w:t>
@@ -786,23 +831,13 @@
         <w:t xml:space="preserve"> </w:t>
       </w:r>
       <w:r>
-        <w:t xml:space="preserve">The World Health Organization recommends physical activity as a method to improve sleep in adults</w:t>
-      </w:r>
-      <w:r>
-        <w:t xml:space="preserve"> </w:t>
-      </w:r>
-      <w:r>
-        <w:t xml:space="preserve">[</w:t>
-      </w:r>
-      <w:r>
-        <w:rPr>
-          <w:b/>
-          <w:bCs/>
-        </w:rPr>
-        <w:t xml:space="preserve">bullWorldHealthOrganisation2020?</w:t>
-      </w:r>
-      <w:r>
-        <w:t xml:space="preserve">]</w:t>
+        <w:t xml:space="preserve">The World Health Organization recommends physical activity as a method to improve sleep in adults and older adults</w:t>
+      </w:r>
+      <w:r>
+        <w:t xml:space="preserve"> </w:t>
+      </w:r>
+      <w:r>
+        <w:t xml:space="preserve">[20]</w:t>
       </w:r>
       <w:r>
         <w:t xml:space="preserve">.</w:t>
@@ -811,19 +846,25 @@
         <w:t xml:space="preserve"> </w:t>
       </w:r>
       <w:r>
-        <w:t xml:space="preserve">In children, adolescents, and older adults associations are unclear</w:t>
-      </w:r>
-      <w:r>
-        <w:t xml:space="preserve"> </w:t>
-      </w:r>
-      <w:r>
-        <w:t xml:space="preserve">[9,11,12]</w:t>
-      </w:r>
-      <w:r>
-        <w:t xml:space="preserve"> </w:t>
-      </w:r>
-      <w:r>
-        <w:t xml:space="preserve">and guidelines do not currently support a role for physical activity to improve sleep.</w:t>
+        <w:t xml:space="preserve">In children and adolescents, associations are less clear</w:t>
+      </w:r>
+      <w:r>
+        <w:t xml:space="preserve"> </w:t>
+      </w:r>
+      <w:r>
+        <w:t xml:space="preserve">[15,21,22]</w:t>
+      </w:r>
+      <w:r>
+        <w:t xml:space="preserve">: recent trials suggest exercise improves sleep quality and efficiency but not total sleep time</w:t>
+      </w:r>
+      <w:r>
+        <w:t xml:space="preserve"> </w:t>
+      </w:r>
+      <w:r>
+        <w:t xml:space="preserve">[23]</w:t>
+      </w:r>
+      <w:r>
+        <w:t xml:space="preserve">, and guidelines do not currently support a role for physical activity to improve sleep in this age group.</w:t>
       </w:r>
     </w:p>
     <w:p>
@@ -843,7 +884,7 @@
         <w:t xml:space="preserve"> </w:t>
       </w:r>
       <w:r>
-        <w:t xml:space="preserve">[9,11,12]</w:t>
+        <w:t xml:space="preserve">[15,21,22]</w:t>
       </w:r>
       <w:r>
         <w:t xml:space="preserve">, which could confound associations and limit the precision of analyses designed to identify a dose-response relationship between physical activity and sleep.</w:t>
@@ -852,7 +893,37 @@
         <w:t xml:space="preserve"> </w:t>
       </w:r>
       <w:r>
-        <w:t xml:space="preserve">Second, no study has collected day-to-day data from a large and geographically diversesample that included participants across the lifespan.</w:t>
+        <w:t xml:space="preserve">Second, no study has collected day-to-day data from a large and geographically diverse sample that included participants across the lifespan: daily associations have been synthesised separately in adults</w:t>
+      </w:r>
+      <w:r>
+        <w:t xml:space="preserve"> </w:t>
+      </w:r>
+      <w:r>
+        <w:t xml:space="preserve">[24]</w:t>
+      </w:r>
+      <w:r>
+        <w:t xml:space="preserve"> </w:t>
+      </w:r>
+      <w:r>
+        <w:t xml:space="preserve">and in children and youth</w:t>
+      </w:r>
+      <w:r>
+        <w:t xml:space="preserve"> </w:t>
+      </w:r>
+      <w:r>
+        <w:t xml:space="preserve">[25]</w:t>
+      </w:r>
+      <w:r>
+        <w:t xml:space="preserve">, and recent consumer-wearable studies with millions of person-nights were restricted to adults and did not examine sleep regularity</w:t>
+      </w:r>
+      <w:r>
+        <w:t xml:space="preserve"> </w:t>
+      </w:r>
+      <w:r>
+        <w:t xml:space="preserve">[26,27]</w:t>
+      </w:r>
+      <w:r>
+        <w:t xml:space="preserve">.</w:t>
       </w:r>
       <w:r>
         <w:t xml:space="preserve"> </w:t>
@@ -864,7 +935,7 @@
         <w:t xml:space="preserve"> </w:t>
       </w:r>
       <w:r>
-        <w:t xml:space="preserve">[9]</w:t>
+        <w:t xml:space="preserve">[15]</w:t>
       </w:r>
       <w:r>
         <w:t xml:space="preserve"> </w:t>
@@ -876,7 +947,7 @@
         <w:t xml:space="preserve"> </w:t>
       </w:r>
       <w:r>
-        <w:t xml:space="preserve">[3,4,10–28]</w:t>
+        <w:t xml:space="preserve">[4,5,16,21,22,28–43]</w:t>
       </w:r>
       <w:r>
         <w:t xml:space="preserve"> </w:t>
@@ -894,7 +965,7 @@
         <w:t xml:space="preserve"> </w:t>
       </w:r>
       <w:r>
-        <w:t xml:space="preserve">[29]</w:t>
+        <w:t xml:space="preserve">[44]</w:t>
       </w:r>
       <w:r>
         <w:t xml:space="preserve">.</w:t>
@@ -909,7 +980,7 @@
         <w:t xml:space="preserve"> </w:t>
       </w:r>
       <w:r>
-        <w:t xml:space="preserve">[30]</w:t>
+        <w:t xml:space="preserve">[45]</w:t>
       </w:r>
       <w:r>
         <w:t xml:space="preserve">.</w:t>
@@ -1047,7 +1118,7 @@
         <w:t xml:space="preserve"> </w:t>
       </w:r>
       <w:r>
-        <w:t xml:space="preserve">[10–12]</w:t>
+        <w:t xml:space="preserve">[16,21,22]</w:t>
       </w:r>
       <w:r>
         <w:t xml:space="preserve">.</w:t>
@@ -1062,7 +1133,7 @@
         <w:t xml:space="preserve"> </w:t>
       </w:r>
       <w:r>
-        <w:t xml:space="preserve">[31]</w:t>
+        <w:t xml:space="preserve">[46]</w:t>
       </w:r>
       <w:r>
         <w:t xml:space="preserve">.</w:t>
@@ -1127,7 +1198,7 @@
         <w:t xml:space="preserve"> </w:t>
       </w:r>
       <w:r>
-        <w:t xml:space="preserve">[32,33]</w:t>
+        <w:t xml:space="preserve">[47,48]</w:t>
       </w:r>
       <w:r>
         <w:t xml:space="preserve">.</w:t>
@@ -1136,13 +1207,40 @@
         <w:t xml:space="preserve"> </w:t>
       </w:r>
       <w:r>
+        <w:t xml:space="preserve">GGIR’s sleep detection has been evaluated against polysomnography in both adults</w:t>
+      </w:r>
+      <w:r>
+        <w:t xml:space="preserve"> </w:t>
+      </w:r>
+      <w:r>
+        <w:t xml:space="preserve">[48]</w:t>
+      </w:r>
+      <w:r>
+        <w:t xml:space="preserve"> </w:t>
+      </w:r>
+      <w:r>
+        <w:t xml:space="preserve">and children</w:t>
+      </w:r>
+      <w:r>
+        <w:t xml:space="preserve"> </w:t>
+      </w:r>
+      <w:r>
+        <w:t xml:space="preserve">[49,50]</w:t>
+      </w:r>
+      <w:r>
+        <w:t xml:space="preserve">.</w:t>
+      </w:r>
+      <w:r>
+        <w:t xml:space="preserve"> </w:t>
+      </w:r>
+      <w:r>
         <w:t xml:space="preserve">By reprocessing all raw accelerometer data, we were able to generate outcomes that could be compared across studies, device wear locations, and populations</w:t>
       </w:r>
       <w:r>
         <w:t xml:space="preserve"> </w:t>
       </w:r>
       <w:r>
-        <w:t xml:space="preserve">[34]</w:t>
+        <w:t xml:space="preserve">[51]</w:t>
       </w:r>
       <w:r>
         <w:t xml:space="preserve">.</w:t>
@@ -1183,7 +1281,7 @@
         <w:t xml:space="preserve"> </w:t>
       </w:r>
       <w:r>
-        <w:t xml:space="preserve">[35]</w:t>
+        <w:t xml:space="preserve">[52]</w:t>
       </w:r>
       <w:r>
         <w:t xml:space="preserve">.</w:t>
@@ -1204,7 +1302,7 @@
         <w:t xml:space="preserve"> </w:t>
       </w:r>
       <w:r>
-        <w:t xml:space="preserve">[36]</w:t>
+        <w:t xml:space="preserve">[53]</w:t>
       </w:r>
       <w:r>
         <w:t xml:space="preserve"> </w:t>
@@ -1216,7 +1314,7 @@
         <w:t xml:space="preserve"> </w:t>
       </w:r>
       <w:r>
-        <w:t xml:space="preserve">[37]</w:t>
+        <w:t xml:space="preserve">[54]</w:t>
       </w:r>
       <w:r>
         <w:t xml:space="preserve">.</w:t>
@@ -1253,7 +1351,7 @@
         <w:t xml:space="preserve"> </w:t>
       </w:r>
       <w:r>
-        <w:t xml:space="preserve">[35]</w:t>
+        <w:t xml:space="preserve">[52]</w:t>
       </w:r>
       <w:r>
         <w:t xml:space="preserve">, 2) the number of minutes spent in light and moderate to vigorous physical activity using age appropriate cut-points applied to the time in intensity bands data, and 3) the minimum acceleration measured for a range of different durations, this is the</w:t>
@@ -1316,7 +1414,7 @@
         <w:t xml:space="preserve"> </w:t>
       </w:r>
       <w:r>
-        <w:t xml:space="preserve">[36]</w:t>
+        <w:t xml:space="preserve">[53]</w:t>
       </w:r>
       <w:r>
         <w:t xml:space="preserve">.</w:t>
@@ -1331,7 +1429,7 @@
         <w:t xml:space="preserve"> </w:t>
       </w:r>
       <w:r>
-        <w:t xml:space="preserve">[38]</w:t>
+        <w:t xml:space="preserve">[55]</w:t>
       </w:r>
       <w:r>
         <w:t xml:space="preserve">.</w:t>
@@ -1352,7 +1450,7 @@
         <w:t xml:space="preserve"> </w:t>
       </w:r>
       <w:r>
-        <w:t xml:space="preserve">[39]</w:t>
+        <w:t xml:space="preserve">[56]</w:t>
       </w:r>
       <w:r>
         <w:t xml:space="preserve">.</w:t>
@@ -1457,7 +1555,7 @@
         <w:t xml:space="preserve"> </w:t>
       </w:r>
       <w:r>
-        <w:t xml:space="preserve">[40]</w:t>
+        <w:t xml:space="preserve">[57]</w:t>
       </w:r>
       <w:r>
         <w:t xml:space="preserve">.</w:t>
@@ -1478,7 +1576,7 @@
         <w:t xml:space="preserve"> </w:t>
       </w:r>
       <w:r>
-        <w:t xml:space="preserve">[41]</w:t>
+        <w:t xml:space="preserve">[58]</w:t>
       </w:r>
       <w:r>
         <w:t xml:space="preserve">.</w:t>
@@ -1594,7 +1692,7 @@
         <w:t xml:space="preserve"> </w:t>
       </w:r>
       <w:r>
-        <w:t xml:space="preserve">[42]</w:t>
+        <w:t xml:space="preserve">[59]</w:t>
       </w:r>
       <w:r>
         <w:t xml:space="preserve"> </w:t>
@@ -1695,7 +1793,7 @@
         <w:t xml:space="preserve"> </w:t>
       </w:r>
       <w:r>
-        <w:t xml:space="preserve">[43]</w:t>
+        <w:t xml:space="preserve">[60]</w:t>
       </w:r>
       <w:r>
         <w:t xml:space="preserve">.</w:t>
@@ -6653,7 +6751,7 @@
         <w:t xml:space="preserve"> </w:t>
       </w:r>
       <w:r>
-        <w:t xml:space="preserve">The relationship between physical activity volume and sleep duration, efficiency, and onset was consistent across the age groups, with some negligible evidence that the relationship with sleep regularity grew stronger with age.</w:t>
+        <w:t xml:space="preserve">While we observed statistically significant interactions between age and physical activity volume for sleep duration, efficiency, and onset, these were too small to be meaningful, and there was no evidence that the linear relationship with sleep regularity varied by age.</w:t>
       </w:r>
     </w:p>
     <w:p>
@@ -10213,7 +10311,7 @@
               <a:graphicData uri="http://schemas.openxmlformats.org/drawingml/2006/picture">
                 <pic:pic>
                   <pic:nvPicPr>
-                    <pic:cNvPr descr="manuscript_files/0f0db1f63932761f4b473b5d40ea35f806600bb4.jpg" id="36" name="Picture"/>
+                    <pic:cNvPr descr="../Figures/main/Sleep%20on%20scale_pa_volume%20by%20Age_nolog.jpg" id="36" name="Picture"/>
                     <pic:cNvPicPr>
                       <a:picLocks noChangeArrowheads="1" noChangeAspect="1"/>
                     </pic:cNvPicPr>
@@ -10314,7 +10412,7 @@
         <w:t xml:space="preserve"> </w:t>
       </w:r>
       <w:r>
-        <w:t xml:space="preserve">As with physical activity volume, we observed statistically significant curvilinear relationships, but these were only meaningful for the association between physical activity intensity and sleep regularity, in which very low levels of intensity were strongly associated with poor sleep regularity and the benefits of increasing intensity diminished past one standard deviation above the mean.</w:t>
+        <w:t xml:space="preserve">As with physical activity volume, we observed statistically significant curvilinear relationships for all sleep outcomes except sleep duration, but these were only meaningful for the association between physical activity intensity and sleep regularity, in which very low levels of intensity were strongly associated with poor sleep regularity and the benefits of increasing intensity diminished past one standard deviation above the mean.</w:t>
       </w:r>
       <w:r>
         <w:t xml:space="preserve"> </w:t>
@@ -10337,7 +10435,7 @@
               <a:graphicData uri="http://schemas.openxmlformats.org/drawingml/2006/picture">
                 <pic:pic>
                   <pic:nvPicPr>
-                    <pic:cNvPr descr="manuscript_files/6fe9cc3ecdc139e58b25df64b8b5548b6abb6006.jpg" id="41" name="Picture"/>
+                    <pic:cNvPr descr="../Figures/main/Sleep%20on%20scale_pa_intensity%20by%20Age_nolog.jpg" id="41" name="Picture"/>
                     <pic:cNvPicPr>
                       <a:picLocks noChangeArrowheads="1" noChangeAspect="1"/>
                     </pic:cNvPicPr>
@@ -10444,7 +10542,7 @@
         <w:t xml:space="preserve"> </w:t>
       </w:r>
       <w:r>
-        <w:t xml:space="preserve">We found no evidence for an association between average sleep duration and physical activity volume or intensity.</w:t>
+        <w:t xml:space="preserve">There was a weak curvilinear association between sleep duration and next-day physical activity volume and intensity, with physical activity highest following nights of slightly longer than average sleep; these associations weakened with age.</w:t>
       </w:r>
     </w:p>
     <w:p>
@@ -13995,7 +14093,7 @@
               <a:graphicData uri="http://schemas.openxmlformats.org/drawingml/2006/picture">
                 <pic:pic>
                   <pic:nvPicPr>
-                    <pic:cNvPr descr="manuscript_files/24ed2b450c66833b89ad9ae1283b556762b3ebe0.jpg" id="47" name="Picture"/>
+                    <pic:cNvPr descr="../Figures/main/PA%20on%20scale_sleep_duration_lag%20by%20Age_nolog.jpg" id="47" name="Picture"/>
                     <pic:cNvPicPr>
                       <a:picLocks noChangeArrowheads="1" noChangeAspect="1"/>
                     </pic:cNvPicPr>
@@ -14096,7 +14194,7 @@
         <w:t xml:space="preserve"> </w:t>
       </w:r>
       <w:r>
-        <w:t xml:space="preserve">There was a negligible positive association between sleep efficiency and physical activity volume and a weak linear association between sleep efficiency and more intense physical activity.</w:t>
+        <w:t xml:space="preserve">There was no linear association between sleep efficiency and physical activity volume, and only a weak positive association between sleep efficiency and more intense physical activity.</w:t>
       </w:r>
     </w:p>
     <w:p>
@@ -14113,7 +14211,7 @@
               <a:graphicData uri="http://schemas.openxmlformats.org/drawingml/2006/picture">
                 <pic:pic>
                   <pic:nvPicPr>
-                    <pic:cNvPr descr="manuscript_files/7a32a8a557d6344833ae69adf2e33513239fb994.jpg" id="52" name="Picture"/>
+                    <pic:cNvPr descr="../Figures/main/PA%20on%20scale_sleep_efficiency_lag%20by%20Age_nolog.jpg" id="52" name="Picture"/>
                     <pic:cNvPicPr>
                       <a:picLocks noChangeArrowheads="1" noChangeAspect="1"/>
                     </pic:cNvPicPr>
@@ -14214,7 +14312,7 @@
         <w:t xml:space="preserve"> </w:t>
       </w:r>
       <w:r>
-        <w:t xml:space="preserve">There were weak curvilinear relationships where average sleep onset was linked to the highest levels of physical activity volume but not intensity.</w:t>
+        <w:t xml:space="preserve">Earlier sleep onset was associated with higher next-day physical activity volume and, more weakly, intensity, although these associations were attenuated at older ages.</w:t>
       </w:r>
     </w:p>
     <w:p>
@@ -14231,7 +14329,7 @@
               <a:graphicData uri="http://schemas.openxmlformats.org/drawingml/2006/picture">
                 <pic:pic>
                   <pic:nvPicPr>
-                    <pic:cNvPr descr="manuscript_files/ebc74d085975779f4ee21f68ed3795dceeba30f0.jpg" id="57" name="Picture"/>
+                    <pic:cNvPr descr="../Figures/main/PA%20on%20scale_sleep_onset_lag%20by%20Age_nolog.jpg" id="57" name="Picture"/>
                     <pic:cNvPicPr>
                       <a:picLocks noChangeArrowheads="1" noChangeAspect="1"/>
                     </pic:cNvPicPr>
@@ -14355,7 +14453,7 @@
               <a:graphicData uri="http://schemas.openxmlformats.org/drawingml/2006/picture">
                 <pic:pic>
                   <pic:nvPicPr>
-                    <pic:cNvPr descr="manuscript_files/8cf74803e6acb82743db245e457f5478948c7f84.jpg" id="62" name="Picture"/>
+                    <pic:cNvPr descr="../Figures/main/PA%20on%20scale_sleep_regularity_lag%20by%20Age_nolog.jpg" id="62" name="Picture"/>
                     <pic:cNvPicPr>
                       <a:picLocks noChangeArrowheads="1" noChangeAspect="1"/>
                     </pic:cNvPicPr>
@@ -14442,7 +14540,7 @@
         <w:t xml:space="preserve"> </w:t>
       </w:r>
       <w:r>
-        <w:t xml:space="preserve">Although robust, these associations were small: changes of 1 SD in the physical activity metrics were associated with an average of &lt;– TODO –&gt; SD in the sleep metrics.</w:t>
+        <w:t xml:space="preserve">Although robust, these associations were small: changes of 1 SD in the physical activity metrics were associated with changes of 0.02 to 0.29 SD in the sleep metrics, with the largest associations observed for sleep regularity.</w:t>
       </w:r>
     </w:p>
     <w:p>
@@ -14450,13 +14548,13 @@
         <w:pStyle w:val="Textkrper"/>
       </w:pPr>
       <w:r>
-        <w:t xml:space="preserve">When examining the reverse direction, we observed that those who fell asleep earlier or at a more regular time engaged in more total physical activity, with an additional negligible benefit for those who slept more efficiently.</w:t>
-      </w:r>
-      <w:r>
-        <w:t xml:space="preserve"> </w:t>
-      </w:r>
-      <w:r>
-        <w:t xml:space="preserve">Similarly, those who slept at a more regular time and with more efficiency engaged in more intense physical activity.</w:t>
+        <w:t xml:space="preserve">When examining the reverse direction, we observed that those who fell asleep earlier or at a more regular time engaged in more total and more intense physical activity the following day.</w:t>
+      </w:r>
+      <w:r>
+        <w:t xml:space="preserve"> </w:t>
+      </w:r>
+      <w:r>
+        <w:t xml:space="preserve">Longer sleep duration conferred a smaller, curvilinear benefit for next-day physical activity, while sleep efficiency was only weakly associated with physical activity intensity and not with volume.</w:t>
       </w:r>
       <w:r>
         <w:t xml:space="preserve"> </w:t>
@@ -14476,7 +14574,7 @@
         <w:t xml:space="preserve"> </w:t>
       </w:r>
       <w:r>
-        <w:t xml:space="preserve">[10]</w:t>
+        <w:t xml:space="preserve">[16,17]</w:t>
       </w:r>
       <w:r>
         <w:t xml:space="preserve">.</w:t>
@@ -14491,7 +14589,7 @@
         <w:t xml:space="preserve"> </w:t>
       </w:r>
       <w:r>
-        <w:t xml:space="preserve">[10]</w:t>
+        <w:t xml:space="preserve">[16]</w:t>
       </w:r>
       <w:r>
         <w:t xml:space="preserve"> </w:t>
@@ -14532,6 +14630,21 @@
         <w:t xml:space="preserve"> </w:t>
       </w:r>
       <w:r>
+        <w:t xml:space="preserve">Trials also suggest that the benefits of exercise for sleep are concentrated in people whose sleep is poor at baseline</w:t>
+      </w:r>
+      <w:r>
+        <w:t xml:space="preserve"> </w:t>
+      </w:r>
+      <w:r>
+        <w:t xml:space="preserve">[17,18]</w:t>
+      </w:r>
+      <w:r>
+        <w:t xml:space="preserve">, whereas our analysis did not target people with poor sleep.</w:t>
+      </w:r>
+      <w:r>
+        <w:t xml:space="preserve"> </w:t>
+      </w:r>
+      <w:r>
         <w:t xml:space="preserve">Similarly, most of the previous studies which have examined acute changes to physical activity were conducted in laboratory settings.</w:t>
       </w:r>
       <w:r>
@@ -14558,43 +14671,91 @@
         <w:pStyle w:val="Textkrper"/>
       </w:pPr>
       <w:r>
-        <w:t xml:space="preserve">We found the most evidence for relationships between sleep regularity with physical activity volume and intensity.</w:t>
-      </w:r>
-      <w:r>
-        <w:t xml:space="preserve"> </w:t>
-      </w:r>
-      <w:r>
-        <w:t xml:space="preserve">This relationship appeared to be bi-directional, with sleep onset and regularity influencing physical activity the following day, and physical activity influencing sleep onset and regularity that night.</w:t>
-      </w:r>
-      <w:r>
-        <w:t xml:space="preserve"> </w:t>
-      </w:r>
-      <w:r>
-        <w:t xml:space="preserve">This is consistent with the idea that sleep and physical activity are mutually reinforcing behaviours</w:t>
-      </w:r>
-      <w:r>
-        <w:t xml:space="preserve"> </w:t>
-      </w:r>
-      <w:r>
-        <w:t xml:space="preserve">[9]</w:t>
-      </w:r>
-      <w:r>
-        <w:t xml:space="preserve">, or that they are habitual and linked to factors such as the value placed on health.</w:t>
-      </w:r>
-      <w:r>
-        <w:t xml:space="preserve"> </w:t>
-      </w:r>
-      <w:r>
-        <w:t xml:space="preserve">Sleep regularity is a stronger predictor of mortality than sleep duration</w:t>
-      </w:r>
-      <w:r>
-        <w:t xml:space="preserve"> </w:t>
-      </w:r>
-      <w:r>
-        <w:t xml:space="preserve">[44]</w:t>
-      </w:r>
-      <w:r>
-        <w:t xml:space="preserve">, and so the finding that physical activity is associated with sleep regularity may be particularly important.</w:t>
+        <w:t xml:space="preserve">Our findings can also be compared with observational studies of day-to-day sleep and physical activity.</w:t>
+      </w:r>
+      <w:r>
+        <w:t xml:space="preserve"> </w:t>
+      </w:r>
+      <w:r>
+        <w:t xml:space="preserve">A meta-analysis of 33 such studies in adults did not support a bidirectional daily association: some sleep parameters were weakly associated with next-day physical activity, and more active individuals slept slightly less</w:t>
+      </w:r>
+      <w:r>
+        <w:t xml:space="preserve"> </w:t>
+      </w:r>
+      <w:r>
+        <w:t xml:space="preserve">[24]</w:t>
+      </w:r>
+      <w:r>
+        <w:t xml:space="preserve">.</w:t>
+      </w:r>
+      <w:r>
+        <w:t xml:space="preserve"> </w:t>
+      </w:r>
+      <w:r>
+        <w:t xml:space="preserve">Two recent studies of consumer wearables, each with millions of person-nights, found that previous-day activity had little association with sleep</w:t>
+      </w:r>
+      <w:r>
+        <w:t xml:space="preserve"> </w:t>
+      </w:r>
+      <w:r>
+        <w:t xml:space="preserve">[26]</w:t>
+      </w:r>
+      <w:r>
+        <w:t xml:space="preserve">, that shorter sleep was followed by more activity the next day</w:t>
+      </w:r>
+      <w:r>
+        <w:t xml:space="preserve"> </w:t>
+      </w:r>
+      <w:r>
+        <w:t xml:space="preserve">[26,27]</w:t>
+      </w:r>
+      <w:r>
+        <w:t xml:space="preserve">, and that earlier-than-usual sleep onset was followed by more moderate-to-vigorous activity</w:t>
+      </w:r>
+      <w:r>
+        <w:t xml:space="preserve"> </w:t>
+      </w:r>
+      <w:r>
+        <w:t xml:space="preserve">[27]</w:t>
+      </w:r>
+      <w:r>
+        <w:t xml:space="preserve">.</w:t>
+      </w:r>
+      <w:r>
+        <w:t xml:space="preserve"> </w:t>
+      </w:r>
+      <w:r>
+        <w:t xml:space="preserve">Our finding that earlier sleep onset preceded more physical activity is consistent with these studies, but we found clearer associations between physical activity and that night’s sleep, and physical activity was highest after slightly longer, rather than shorter, than average sleep.</w:t>
+      </w:r>
+      <w:r>
+        <w:t xml:space="preserve"> </w:t>
+      </w:r>
+      <w:r>
+        <w:t xml:space="preserve">One explanation is that our models did not separate within-person (day-to-day) from between-person (habitual) associations, which can differ</w:t>
+      </w:r>
+      <w:r>
+        <w:t xml:space="preserve"> </w:t>
+      </w:r>
+      <w:r>
+        <w:t xml:space="preserve">[61]</w:t>
+      </w:r>
+      <w:r>
+        <w:t xml:space="preserve">, so our estimates partly reflect stable differences between people.</w:t>
+      </w:r>
+      <w:r>
+        <w:t xml:space="preserve"> </w:t>
+      </w:r>
+      <w:r>
+        <w:t xml:space="preserve">Neither wearable study examined sleep regularity, the outcome most strongly associated with physical activity in our data, and one suggested it as a direction for future research</w:t>
+      </w:r>
+      <w:r>
+        <w:t xml:space="preserve"> </w:t>
+      </w:r>
+      <w:r>
+        <w:t xml:space="preserve">[27]</w:t>
+      </w:r>
+      <w:r>
+        <w:t xml:space="preserve">.</w:t>
       </w:r>
     </w:p>
     <w:p>
@@ -14602,43 +14763,40 @@
         <w:pStyle w:val="Textkrper"/>
       </w:pPr>
       <w:r>
-        <w:t xml:space="preserve">Contrary to expectations, we found little evidence to suggest that the associations of physical activity with next day sleep differed by age.</w:t>
-      </w:r>
-      <w:r>
-        <w:t xml:space="preserve"> </w:t>
-      </w:r>
-      <w:r>
-        <w:t xml:space="preserve">While several of the analyses suggested statistically significant interactions between age and physical activity, these were too small to be clinically meaningful.</w:t>
-      </w:r>
-      <w:r>
-        <w:t xml:space="preserve"> </w:t>
-      </w:r>
-      <w:r>
-        <w:t xml:space="preserve">This suggests that the interrelationship between physical activity and sleep are consistent across the lifespan, which is inconsistent with previous meta-analyses conducted on different ages.</w:t>
-      </w:r>
-      <w:r>
-        <w:t xml:space="preserve"> </w:t>
-      </w:r>
-      <w:r>
-        <w:t xml:space="preserve">More specifically, meta-analyses in adult populations have generally found associations</w:t>
-      </w:r>
-      <w:r>
-        <w:t xml:space="preserve"> </w:t>
-      </w:r>
-      <w:r>
-        <w:t xml:space="preserve">[10]</w:t>
-      </w:r>
-      <w:r>
-        <w:t xml:space="preserve"> </w:t>
-      </w:r>
-      <w:r>
-        <w:t xml:space="preserve">while those conducted in children and adolescents are less clear</w:t>
-      </w:r>
-      <w:r>
-        <w:t xml:space="preserve"> </w:t>
-      </w:r>
-      <w:r>
-        <w:t xml:space="preserve">[9,11,12]</w:t>
+        <w:t xml:space="preserve">We found the most evidence for relationships between sleep regularity with physical activity volume and intensity.</w:t>
+      </w:r>
+      <w:r>
+        <w:t xml:space="preserve"> </w:t>
+      </w:r>
+      <w:r>
+        <w:t xml:space="preserve">This relationship appeared to be bi-directional, with sleep onset and regularity influencing physical activity the following day, and physical activity influencing sleep onset and regularity that night.</w:t>
+      </w:r>
+      <w:r>
+        <w:t xml:space="preserve"> </w:t>
+      </w:r>
+      <w:r>
+        <w:t xml:space="preserve">This is consistent with the idea that sleep and physical activity are mutually reinforcing behaviours</w:t>
+      </w:r>
+      <w:r>
+        <w:t xml:space="preserve"> </w:t>
+      </w:r>
+      <w:r>
+        <w:t xml:space="preserve">[15]</w:t>
+      </w:r>
+      <w:r>
+        <w:t xml:space="preserve">, or that they are habitual and linked to factors such as the value placed on health.</w:t>
+      </w:r>
+      <w:r>
+        <w:t xml:space="preserve"> </w:t>
+      </w:r>
+      <w:r>
+        <w:t xml:space="preserve">Consistent physical activity may also act as a non-photic zeitgeber that helps stabilise circadian rhythms</w:t>
+      </w:r>
+      <w:r>
+        <w:t xml:space="preserve"> </w:t>
+      </w:r>
+      <w:r>
+        <w:t xml:space="preserve">[62]</w:t>
       </w:r>
       <w:r>
         <w:t xml:space="preserve">.</w:t>
@@ -14647,13 +14805,40 @@
         <w:t xml:space="preserve"> </w:t>
       </w:r>
       <w:r>
-        <w:t xml:space="preserve">This would seem to suggest that the differences in findings across these meta-analyses are due to differences beyond just the age of the populations, such as the type of study designs used or the measures of physical activity and sleep.</w:t>
-      </w:r>
-      <w:r>
-        <w:t xml:space="preserve"> </w:t>
-      </w:r>
-      <w:r>
-        <w:t xml:space="preserve">It also demonstrates the importance of using individual participant data meta-analyses to examine these types of questions.</w:t>
+        <w:t xml:space="preserve">Sleep regularity is a stronger predictor of mortality than sleep duration</w:t>
+      </w:r>
+      <w:r>
+        <w:t xml:space="preserve"> </w:t>
+      </w:r>
+      <w:r>
+        <w:t xml:space="preserve">[63]</w:t>
+      </w:r>
+      <w:r>
+        <w:t xml:space="preserve">, and irregular sleepers remain at higher risk of cardiovascular events and depression even when they meet sleep duration recommendations</w:t>
+      </w:r>
+      <w:r>
+        <w:t xml:space="preserve"> </w:t>
+      </w:r>
+      <w:r>
+        <w:t xml:space="preserve">[64,65]</w:t>
+      </w:r>
+      <w:r>
+        <w:t xml:space="preserve">, so the finding that physical activity is associated with sleep regularity may be particularly important.</w:t>
+      </w:r>
+      <w:r>
+        <w:t xml:space="preserve"> </w:t>
+      </w:r>
+      <w:r>
+        <w:t xml:space="preserve">In pooled data from six cohorts, the combination of irregular sleep and low daily step counts was associated with higher adiposity and a less favourable lipid profile</w:t>
+      </w:r>
+      <w:r>
+        <w:t xml:space="preserve"> </w:t>
+      </w:r>
+      <w:r>
+        <w:t xml:space="preserve">[66]</w:t>
+      </w:r>
+      <w:r>
+        <w:t xml:space="preserve">.</w:t>
       </w:r>
     </w:p>
     <w:p>
@@ -14661,52 +14846,73 @@
         <w:pStyle w:val="Textkrper"/>
       </w:pPr>
       <w:r>
-        <w:t xml:space="preserve">These findings have implications for public health recommendations.</w:t>
-      </w:r>
-      <w:r>
-        <w:t xml:space="preserve"> </w:t>
-      </w:r>
-      <w:r>
-        <w:t xml:space="preserve">Our results support promotioning physical activity as a strategy for maintaining regular sleep patterns across the lifespan.</w:t>
-      </w:r>
-      <w:r>
-        <w:t xml:space="preserve"> </w:t>
-      </w:r>
-      <w:r>
-        <w:t xml:space="preserve">Given the well-established links between sleep and overall health</w:t>
-      </w:r>
-      <w:r>
-        <w:t xml:space="preserve"> </w:t>
-      </w:r>
-      <w:r>
-        <w:t xml:space="preserve">[2,3]</w:t>
-      </w:r>
-      <w:r>
-        <w:t xml:space="preserve">, incorporating physical activity into public health messaging may have downstream benefits for population health.</w:t>
-      </w:r>
-      <w:r>
-        <w:t xml:space="preserve"> </w:t>
-      </w:r>
-      <w:r>
-        <w:t xml:space="preserve">However, our findings suggest that physical activity is not a universal solution for improving all aspects of sleep.</w:t>
-      </w:r>
-      <w:r>
-        <w:t xml:space="preserve"> </w:t>
-      </w:r>
-      <w:r>
-        <w:t xml:space="preserve">Public health messages should, therefore, emphasise the role of physical activity in promoting consistent sleep schedules rather than framing physical activity as a universal solution for improving sleep.</w:t>
-      </w:r>
-      <w:r>
-        <w:t xml:space="preserve"> </w:t>
-      </w:r>
-      <w:r>
-        <w:t xml:space="preserve">Additionally, we did not examine these relationships specifically in individuals with sleep disorders or other health conditions, where the effects of physical activity may differ.</w:t>
-      </w:r>
-      <w:r>
-        <w:t xml:space="preserve"> </w:t>
-      </w:r>
-      <w:r>
-        <w:t xml:space="preserve">Future research should explore whether targeting sleep regularity through physical activity interventions can provide meaningful health benefits beyond sleep itself.</w:t>
+        <w:t xml:space="preserve">Contrary to expectations, we found little evidence to suggest that the associations of physical activity with next day sleep differed by age.</w:t>
+      </w:r>
+      <w:r>
+        <w:t xml:space="preserve"> </w:t>
+      </w:r>
+      <w:r>
+        <w:t xml:space="preserve">While several of the analyses suggested statistically significant interactions between age and physical activity, these were too small to be clinically meaningful.</w:t>
+      </w:r>
+      <w:r>
+        <w:t xml:space="preserve"> </w:t>
+      </w:r>
+      <w:r>
+        <w:t xml:space="preserve">This suggests that the interrelationship between physical activity and sleep are consistent across the lifespan, which is inconsistent with previous meta-analyses conducted on different ages.</w:t>
+      </w:r>
+      <w:r>
+        <w:t xml:space="preserve"> </w:t>
+      </w:r>
+      <w:r>
+        <w:t xml:space="preserve">A large study of adult wearable users similarly found that day-level associations were consistent across age groups</w:t>
+      </w:r>
+      <w:r>
+        <w:t xml:space="preserve"> </w:t>
+      </w:r>
+      <w:r>
+        <w:t xml:space="preserve">[26]</w:t>
+      </w:r>
+      <w:r>
+        <w:t xml:space="preserve">.</w:t>
+      </w:r>
+      <w:r>
+        <w:t xml:space="preserve"> </w:t>
+      </w:r>
+      <w:r>
+        <w:t xml:space="preserve">More specifically, meta-analyses in adult populations have generally found associations</w:t>
+      </w:r>
+      <w:r>
+        <w:t xml:space="preserve"> </w:t>
+      </w:r>
+      <w:r>
+        <w:t xml:space="preserve">[16]</w:t>
+      </w:r>
+      <w:r>
+        <w:t xml:space="preserve"> </w:t>
+      </w:r>
+      <w:r>
+        <w:t xml:space="preserve">while those conducted in children and adolescents are less clear</w:t>
+      </w:r>
+      <w:r>
+        <w:t xml:space="preserve"> </w:t>
+      </w:r>
+      <w:r>
+        <w:t xml:space="preserve">[15,21,22]</w:t>
+      </w:r>
+      <w:r>
+        <w:t xml:space="preserve">.</w:t>
+      </w:r>
+      <w:r>
+        <w:t xml:space="preserve"> </w:t>
+      </w:r>
+      <w:r>
+        <w:t xml:space="preserve">This would seem to suggest that the differences in findings across these meta-analyses are due to differences beyond just the age of the populations, such as the type of study designs used or the measures of physical activity and sleep.</w:t>
+      </w:r>
+      <w:r>
+        <w:t xml:space="preserve"> </w:t>
+      </w:r>
+      <w:r>
+        <w:t xml:space="preserve">It also demonstrates the importance of using individual participant data meta-analyses to examine these types of questions.</w:t>
       </w:r>
     </w:p>
     <w:p>
@@ -14714,6 +14920,74 @@
         <w:pStyle w:val="Textkrper"/>
       </w:pPr>
       <w:r>
+        <w:t xml:space="preserve">These findings have implications for public health recommendations.</w:t>
+      </w:r>
+      <w:r>
+        <w:t xml:space="preserve"> </w:t>
+      </w:r>
+      <w:r>
+        <w:t xml:space="preserve">Our results support promoting physical activity as a strategy for maintaining regular sleep patterns across the lifespan.</w:t>
+      </w:r>
+      <w:r>
+        <w:t xml:space="preserve"> </w:t>
+      </w:r>
+      <w:r>
+        <w:t xml:space="preserve">This message fits with Australia’s recent 24-hour movement guidelines for adults, which pair physical activity recommendations with consistent bed and wake times</w:t>
+      </w:r>
+      <w:r>
+        <w:t xml:space="preserve"> </w:t>
+      </w:r>
+      <w:r>
+        <w:t xml:space="preserve">[67]</w:t>
+      </w:r>
+      <w:r>
+        <w:t xml:space="preserve">.</w:t>
+      </w:r>
+      <w:r>
+        <w:t xml:space="preserve"> </w:t>
+      </w:r>
+      <w:r>
+        <w:t xml:space="preserve">Given the well-established links between sleep and overall health</w:t>
+      </w:r>
+      <w:r>
+        <w:t xml:space="preserve"> </w:t>
+      </w:r>
+      <w:r>
+        <w:t xml:space="preserve">[3,4]</w:t>
+      </w:r>
+      <w:r>
+        <w:t xml:space="preserve">, incorporating physical activity into public health messaging may have downstream benefits for population health.</w:t>
+      </w:r>
+      <w:r>
+        <w:t xml:space="preserve"> </w:t>
+      </w:r>
+      <w:r>
+        <w:t xml:space="preserve">However, our findings suggest that physical activity is not a universal solution for improving all aspects of sleep.</w:t>
+      </w:r>
+      <w:r>
+        <w:t xml:space="preserve"> </w:t>
+      </w:r>
+      <w:r>
+        <w:t xml:space="preserve">Public health messages should, therefore, emphasise the role of physical activity in promoting consistent sleep schedules rather than framing physical activity as a universal solution for improving sleep.</w:t>
+      </w:r>
+      <w:r>
+        <w:t xml:space="preserve"> </w:t>
+      </w:r>
+      <w:r>
+        <w:t xml:space="preserve">Additionally, we did not examine these relationships specifically in individuals with sleep disorders or other health conditions, where the effects of physical activity may differ.</w:t>
+      </w:r>
+      <w:r>
+        <w:t xml:space="preserve"> </w:t>
+      </w:r>
+      <w:r>
+        <w:t xml:space="preserve">Future research should explore whether targeting sleep regularity through physical activity interventions can provide meaningful health benefits beyond sleep itself.</w:t>
+      </w:r>
+    </w:p>
+    <w:p>
+      <w:pPr>
+        <w:pStyle w:val="Textkrper"/>
+      </w:pPr>
+      <w:r>
         <w:t xml:space="preserve">Our study has several strengths, including the use of accelerometer-assessed measures, which reduce the bias associated with self-reported sleep and activity data, and the harmonisation of individual data from multiple studies, conducted in geographically diverse regions and among multiple age groups, allowing for robust and generalisable findings.</w:t>
       </w:r>
       <w:r>
@@ -14732,7 +15006,16 @@
         <w:t xml:space="preserve"> </w:t>
       </w:r>
       <w:r>
-        <w:t xml:space="preserve">Despite our efforts to harmonise data, variability in accelerometer wear locations and slight differences in data collection protocols across studies may have introduced measurement inconsistencies.</w:t>
+        <w:t xml:space="preserve">Despite our efforts to harmonise data, variability in accelerometer wear locations and slight differences in data collection protocols across studies may have introduced measurement inconsistencies; physical activity estimates from different wear locations are strongly correlated but agree less well in absolute terms, particularly between wrist and hip</w:t>
+      </w:r>
+      <w:r>
+        <w:t xml:space="preserve"> </w:t>
+      </w:r>
+      <w:r>
+        <w:t xml:space="preserve">[68]</w:t>
+      </w:r>
+      <w:r>
+        <w:t xml:space="preserve">.</w:t>
       </w:r>
       <w:r>
         <w:t xml:space="preserve"> </w:t>
@@ -14744,13 +15027,22 @@
         <w:t xml:space="preserve"> </w:t>
       </w:r>
       <w:r>
-        <w:t xml:space="preserve">Specifically, we included participants with four or more nights of valid sleep, while some recommend at least seven nights to estimate metrics such as sleep regularity</w:t>
-      </w:r>
-      <w:r>
-        <w:t xml:space="preserve"> </w:t>
-      </w:r>
-      <w:r>
-        <w:t xml:space="preserve">[45]</w:t>
+        <w:t xml:space="preserve">Specifically, we included participants with four or more days of valid wear time, while some recommend at least seven nights to estimate metrics such as sleep regularity</w:t>
+      </w:r>
+      <w:r>
+        <w:t xml:space="preserve"> </w:t>
+      </w:r>
+      <w:r>
+        <w:t xml:space="preserve">[69]</w:t>
+      </w:r>
+      <w:r>
+        <w:t xml:space="preserve">, and reliable estimates of an individual’s night-to-night variability in sleep may require more than a month of data</w:t>
+      </w:r>
+      <w:r>
+        <w:t xml:space="preserve"> </w:t>
+      </w:r>
+      <w:r>
+        <w:t xml:space="preserve">[70]</w:t>
       </w:r>
       <w:r>
         <w:t xml:space="preserve">.</w:t>
@@ -14765,7 +15057,7 @@
         <w:t xml:space="preserve"> </w:t>
       </w:r>
       <w:r>
-        <w:t xml:space="preserve">[e.g., 44]</w:t>
+        <w:t xml:space="preserve">[e.g., 63]</w:t>
       </w:r>
       <w:r>
         <w:t xml:space="preserve">.</w:t>
@@ -14774,6 +15066,21 @@
         <w:t xml:space="preserve"> </w:t>
       </w:r>
       <w:r>
+        <w:t xml:space="preserve">Sleep regularity scores also depend on the software used to calculate them, with GGIR producing scores around 20 points lower than the sleepreg package</w:t>
+      </w:r>
+      <w:r>
+        <w:t xml:space="preserve"> </w:t>
+      </w:r>
+      <w:r>
+        <w:t xml:space="preserve">[71]</w:t>
+      </w:r>
+      <w:r>
+        <w:t xml:space="preserve">, so absolute values from our data should not be compared directly with studies that used other implementations.</w:t>
+      </w:r>
+      <w:r>
+        <w:t xml:space="preserve"> </w:t>
+      </w:r>
+      <w:r>
         <w:t xml:space="preserve">Additionally, although we controlled for several potential confounders, there may still be unmeasured factors affecting the observed associations.</w:t>
       </w:r>
       <w:r>
@@ -14786,13 +15093,13 @@
         <w:t xml:space="preserve"> </w:t>
       </w:r>
       <w:r>
-        <w:t xml:space="preserve">The limited research on those aged 18-35 is particularly concerning given the high prevalence of poor sleep in this age group</w:t>
-      </w:r>
-      <w:r>
-        <w:t xml:space="preserve"> </w:t>
-      </w:r>
-      <w:r>
-        <w:t xml:space="preserve">[7]</w:t>
+        <w:t xml:space="preserve">The limited research on those aged 18-35 is particularly concerning given that young adults are the most likely to report difficulty falling asleep</w:t>
+      </w:r>
+      <w:r>
+        <w:t xml:space="preserve"> </w:t>
+      </w:r>
+      <w:r>
+        <w:t xml:space="preserve">[11]</w:t>
       </w:r>
       <w:r>
         <w:t xml:space="preserve">.</w:t>
@@ -14858,7 +15165,7 @@
       </w:r>
     </w:p>
     <w:bookmarkEnd w:id="67"/>
-    <w:bookmarkStart w:id="159" w:name="references"/>
+    <w:bookmarkStart w:id="211" w:name="references"/>
     <w:p>
       <w:pPr>
         <w:pStyle w:val="berschrift1"/>
@@ -14867,7 +15174,7 @@
         <w:t xml:space="preserve">References</w:t>
       </w:r>
     </w:p>
-    <w:bookmarkStart w:id="158" w:name="refs"/>
+    <w:bookmarkStart w:id="210" w:name="refs"/>
     <w:bookmarkStart w:id="69" w:name="ref-luysterSleepHealthImperative2012"/>
     <w:p>
       <w:pPr>
@@ -14916,7 +15223,7 @@
       </w:r>
     </w:p>
     <w:bookmarkEnd w:id="69"/>
-    <w:bookmarkStart w:id="71" w:name="ref-huangSleepPhysicalActivity2022"/>
+    <w:bookmarkStart w:id="71" w:name="ref-ramarSleepEssentialHealth2021"/>
     <w:p>
       <w:pPr>
         <w:pStyle w:val="Literaturverzeichnis"/>
@@ -14931,7 +15238,7 @@
         <w:t xml:space="preserve">	</w:t>
       </w:r>
       <w:r>
-        <w:t xml:space="preserve">Huang BH, Duncan MJ, Cistulli PA, Nassar N, Hamer M, Stamatakis E.</w:t>
+        <w:t xml:space="preserve">Ramar K, Malhotra RK, Carden KA, Martin JL, Abbasi-Feinberg F, Aurora RN, Kapur VK, Olson EJ, Rosen CL, Rowley JA, Shelgikar AV, Trotti LM.</w:t>
       </w:r>
       <w:r>
         <w:t xml:space="preserve"> </w:t>
@@ -14941,18 +15248,66 @@
           <w:rPr>
             <w:rStyle w:val="Hyperlink"/>
           </w:rPr>
-          <w:t xml:space="preserve">Sleep and physical activity in relation to all-cause, cardiovascular disease and cancer mortality risk</w:t>
+          <w:t xml:space="preserve">Sleep is essential to health: An</w:t>
+        </w:r>
+        <w:r>
+          <w:rPr>
+            <w:rStyle w:val="Hyperlink"/>
+          </w:rPr>
+          <w:t xml:space="preserve"> </w:t>
+        </w:r>
+        <w:r>
+          <w:rPr>
+            <w:rStyle w:val="Hyperlink"/>
+          </w:rPr>
+          <w:t xml:space="preserve">American Academy</w:t>
+        </w:r>
+        <w:r>
+          <w:rPr>
+            <w:rStyle w:val="Hyperlink"/>
+          </w:rPr>
+          <w:t xml:space="preserve"> </w:t>
+        </w:r>
+        <w:r>
+          <w:rPr>
+            <w:rStyle w:val="Hyperlink"/>
+          </w:rPr>
+          <w:t xml:space="preserve">of</w:t>
+        </w:r>
+        <w:r>
+          <w:rPr>
+            <w:rStyle w:val="Hyperlink"/>
+          </w:rPr>
+          <w:t xml:space="preserve"> </w:t>
+        </w:r>
+        <w:r>
+          <w:rPr>
+            <w:rStyle w:val="Hyperlink"/>
+          </w:rPr>
+          <w:t xml:space="preserve">Sleep Medicine</w:t>
+        </w:r>
+        <w:r>
+          <w:rPr>
+            <w:rStyle w:val="Hyperlink"/>
+          </w:rPr>
+          <w:t xml:space="preserve"> </w:t>
+        </w:r>
+        <w:r>
+          <w:rPr>
+            <w:rStyle w:val="Hyperlink"/>
+          </w:rPr>
+          <w:t xml:space="preserve">position statement</w:t>
         </w:r>
       </w:hyperlink>
       <w:r>
-        <w:t xml:space="preserve">. British Journal of Sports Medicine. 2022 July;56(13):718–24.</w:t>
+        <w:t xml:space="preserve">. Journal of Clinical Sleep Medicine. 2021 Oct;17(10):2115–9.</w:t>
       </w:r>
       <w:r>
         <w:t xml:space="preserve"> </w:t>
       </w:r>
     </w:p>
     <w:bookmarkEnd w:id="71"/>
-    <w:bookmarkStart w:id="73" w:name="ref-kwokSelfReportedSleep2018"/>
+    <w:bookmarkStart w:id="73" w:name="ref-huangSleepPhysicalActivity2022"/>
     <w:p>
       <w:pPr>
         <w:pStyle w:val="Literaturverzeichnis"/>
@@ -14967,7 +15322,7 @@
         <w:t xml:space="preserve">	</w:t>
       </w:r>
       <w:r>
-        <w:t xml:space="preserve">Kwok CS, Kontopantelis E, Kuligowski G, Gray M, Muhyaldeen A, Gale CP, Peat GM, Cleator J, Chew-Graham C, Loke YK, Mamas MA.</w:t>
+        <w:t xml:space="preserve">Huang BH, Duncan MJ, Cistulli PA, Nassar N, Hamer M, Stamatakis E.</w:t>
       </w:r>
       <w:r>
         <w:t xml:space="preserve"> </w:t>
@@ -14977,138 +15332,18 @@
           <w:rPr>
             <w:rStyle w:val="Hyperlink"/>
           </w:rPr>
-          <w:t xml:space="preserve">Self-</w:t>
-        </w:r>
-        <w:r>
-          <w:rPr>
-            <w:rStyle w:val="Hyperlink"/>
-          </w:rPr>
-          <w:t xml:space="preserve">Reported Sleep Duration</w:t>
-        </w:r>
-        <w:r>
-          <w:rPr>
-            <w:rStyle w:val="Hyperlink"/>
-          </w:rPr>
-          <w:t xml:space="preserve"> </w:t>
-        </w:r>
-        <w:r>
-          <w:rPr>
-            <w:rStyle w:val="Hyperlink"/>
-          </w:rPr>
-          <w:t xml:space="preserve">and</w:t>
-        </w:r>
-        <w:r>
-          <w:rPr>
-            <w:rStyle w:val="Hyperlink"/>
-          </w:rPr>
-          <w:t xml:space="preserve"> </w:t>
-        </w:r>
-        <w:r>
-          <w:rPr>
-            <w:rStyle w:val="Hyperlink"/>
-          </w:rPr>
-          <w:t xml:space="preserve">Quality</w:t>
-        </w:r>
-        <w:r>
-          <w:rPr>
-            <w:rStyle w:val="Hyperlink"/>
-          </w:rPr>
-          <w:t xml:space="preserve"> </w:t>
-        </w:r>
-        <w:r>
-          <w:rPr>
-            <w:rStyle w:val="Hyperlink"/>
-          </w:rPr>
-          <w:t xml:space="preserve">and</w:t>
-        </w:r>
-        <w:r>
-          <w:rPr>
-            <w:rStyle w:val="Hyperlink"/>
-          </w:rPr>
-          <w:t xml:space="preserve"> </w:t>
-        </w:r>
-        <w:r>
-          <w:rPr>
-            <w:rStyle w:val="Hyperlink"/>
-          </w:rPr>
-          <w:t xml:space="preserve">Cardiovascular Disease</w:t>
-        </w:r>
-        <w:r>
-          <w:rPr>
-            <w:rStyle w:val="Hyperlink"/>
-          </w:rPr>
-          <w:t xml:space="preserve"> </w:t>
-        </w:r>
-        <w:r>
-          <w:rPr>
-            <w:rStyle w:val="Hyperlink"/>
-          </w:rPr>
-          <w:t xml:space="preserve">and</w:t>
-        </w:r>
-        <w:r>
-          <w:rPr>
-            <w:rStyle w:val="Hyperlink"/>
-          </w:rPr>
-          <w:t xml:space="preserve"> </w:t>
-        </w:r>
-        <w:r>
-          <w:rPr>
-            <w:rStyle w:val="Hyperlink"/>
-          </w:rPr>
-          <w:t xml:space="preserve">Mortality</w:t>
-        </w:r>
-        <w:r>
-          <w:rPr>
-            <w:rStyle w:val="Hyperlink"/>
-          </w:rPr>
-          <w:t xml:space="preserve">:</w:t>
-        </w:r>
-        <w:r>
-          <w:rPr>
-            <w:rStyle w:val="Hyperlink"/>
-          </w:rPr>
-          <w:t xml:space="preserve"> </w:t>
-        </w:r>
-        <w:r>
-          <w:rPr>
-            <w:rStyle w:val="Hyperlink"/>
-          </w:rPr>
-          <w:t xml:space="preserve">A Dose</w:t>
-        </w:r>
-        <w:r>
-          <w:rPr>
-            <w:rStyle w:val="Hyperlink"/>
-          </w:rPr>
-          <w:t xml:space="preserve">-</w:t>
-        </w:r>
-        <w:r>
-          <w:rPr>
-            <w:rStyle w:val="Hyperlink"/>
-          </w:rPr>
-          <w:t xml:space="preserve">Response Meta</w:t>
-        </w:r>
-        <w:r>
-          <w:rPr>
-            <w:rStyle w:val="Hyperlink"/>
-          </w:rPr>
-          <w:t xml:space="preserve">-</w:t>
-        </w:r>
-        <w:r>
-          <w:rPr>
-            <w:rStyle w:val="Hyperlink"/>
-          </w:rPr>
-          <w:t xml:space="preserve">Analysis</w:t>
+          <w:t xml:space="preserve">Sleep and physical activity in relation to all-cause, cardiovascular disease and cancer mortality risk</w:t>
         </w:r>
       </w:hyperlink>
       <w:r>
-        <w:t xml:space="preserve">. Journal of the American Heart Association. 2018 Aug;7(15).</w:t>
+        <w:t xml:space="preserve">. British Journal of Sports Medicine. 2022 July;56(13):718–24.</w:t>
       </w:r>
       <w:r>
         <w:t xml:space="preserve"> </w:t>
       </w:r>
     </w:p>
     <w:bookmarkEnd w:id="73"/>
-    <w:bookmarkStart w:id="75" w:name="ref-maSleepDurationTotal2016"/>
+    <w:bookmarkStart w:id="75" w:name="ref-kwokSelfReportedSleep2018"/>
     <w:p>
       <w:pPr>
         <w:pStyle w:val="Literaturverzeichnis"/>
@@ -15123,7 +15358,7 @@
         <w:t xml:space="preserve">	</w:t>
       </w:r>
       <w:r>
-        <w:t xml:space="preserve">Ma QQ, Yao Q, Lin L, Chen GC, Yu JB.</w:t>
+        <w:t xml:space="preserve">Kwok CS, Kontopantelis E, Kuligowski G, Gray M, Muhyaldeen A, Gale CP, Peat GM, Cleator J, Chew-Graham C, Loke YK, Mamas MA.</w:t>
       </w:r>
       <w:r>
         <w:t xml:space="preserve"> </w:t>
@@ -15133,18 +15368,138 @@
           <w:rPr>
             <w:rStyle w:val="Hyperlink"/>
           </w:rPr>
-          <w:t xml:space="preserve">Sleep duration and total cancer mortality: A meta-analysis of prospective studies</w:t>
+          <w:t xml:space="preserve">Self-</w:t>
+        </w:r>
+        <w:r>
+          <w:rPr>
+            <w:rStyle w:val="Hyperlink"/>
+          </w:rPr>
+          <w:t xml:space="preserve">Reported Sleep Duration</w:t>
+        </w:r>
+        <w:r>
+          <w:rPr>
+            <w:rStyle w:val="Hyperlink"/>
+          </w:rPr>
+          <w:t xml:space="preserve"> </w:t>
+        </w:r>
+        <w:r>
+          <w:rPr>
+            <w:rStyle w:val="Hyperlink"/>
+          </w:rPr>
+          <w:t xml:space="preserve">and</w:t>
+        </w:r>
+        <w:r>
+          <w:rPr>
+            <w:rStyle w:val="Hyperlink"/>
+          </w:rPr>
+          <w:t xml:space="preserve"> </w:t>
+        </w:r>
+        <w:r>
+          <w:rPr>
+            <w:rStyle w:val="Hyperlink"/>
+          </w:rPr>
+          <w:t xml:space="preserve">Quality</w:t>
+        </w:r>
+        <w:r>
+          <w:rPr>
+            <w:rStyle w:val="Hyperlink"/>
+          </w:rPr>
+          <w:t xml:space="preserve"> </w:t>
+        </w:r>
+        <w:r>
+          <w:rPr>
+            <w:rStyle w:val="Hyperlink"/>
+          </w:rPr>
+          <w:t xml:space="preserve">and</w:t>
+        </w:r>
+        <w:r>
+          <w:rPr>
+            <w:rStyle w:val="Hyperlink"/>
+          </w:rPr>
+          <w:t xml:space="preserve"> </w:t>
+        </w:r>
+        <w:r>
+          <w:rPr>
+            <w:rStyle w:val="Hyperlink"/>
+          </w:rPr>
+          <w:t xml:space="preserve">Cardiovascular Disease</w:t>
+        </w:r>
+        <w:r>
+          <w:rPr>
+            <w:rStyle w:val="Hyperlink"/>
+          </w:rPr>
+          <w:t xml:space="preserve"> </w:t>
+        </w:r>
+        <w:r>
+          <w:rPr>
+            <w:rStyle w:val="Hyperlink"/>
+          </w:rPr>
+          <w:t xml:space="preserve">and</w:t>
+        </w:r>
+        <w:r>
+          <w:rPr>
+            <w:rStyle w:val="Hyperlink"/>
+          </w:rPr>
+          <w:t xml:space="preserve"> </w:t>
+        </w:r>
+        <w:r>
+          <w:rPr>
+            <w:rStyle w:val="Hyperlink"/>
+          </w:rPr>
+          <w:t xml:space="preserve">Mortality</w:t>
+        </w:r>
+        <w:r>
+          <w:rPr>
+            <w:rStyle w:val="Hyperlink"/>
+          </w:rPr>
+          <w:t xml:space="preserve">:</w:t>
+        </w:r>
+        <w:r>
+          <w:rPr>
+            <w:rStyle w:val="Hyperlink"/>
+          </w:rPr>
+          <w:t xml:space="preserve"> </w:t>
+        </w:r>
+        <w:r>
+          <w:rPr>
+            <w:rStyle w:val="Hyperlink"/>
+          </w:rPr>
+          <w:t xml:space="preserve">A Dose</w:t>
+        </w:r>
+        <w:r>
+          <w:rPr>
+            <w:rStyle w:val="Hyperlink"/>
+          </w:rPr>
+          <w:t xml:space="preserve">-</w:t>
+        </w:r>
+        <w:r>
+          <w:rPr>
+            <w:rStyle w:val="Hyperlink"/>
+          </w:rPr>
+          <w:t xml:space="preserve">Response Meta</w:t>
+        </w:r>
+        <w:r>
+          <w:rPr>
+            <w:rStyle w:val="Hyperlink"/>
+          </w:rPr>
+          <w:t xml:space="preserve">-</w:t>
+        </w:r>
+        <w:r>
+          <w:rPr>
+            <w:rStyle w:val="Hyperlink"/>
+          </w:rPr>
+          <w:t xml:space="preserve">Analysis</w:t>
         </w:r>
       </w:hyperlink>
       <w:r>
-        <w:t xml:space="preserve">. Sleep Medicine. 2016 Nov;27–28:39–44.</w:t>
+        <w:t xml:space="preserve">. Journal of the American Heart Association. 2018 Aug;7(15).</w:t>
       </w:r>
       <w:r>
         <w:t xml:space="preserve"> </w:t>
       </w:r>
     </w:p>
     <w:bookmarkEnd w:id="75"/>
-    <w:bookmarkStart w:id="77" w:name="X346925cdfc2f52c89d96d4a14a2ac1b330702a3"/>
+    <w:bookmarkStart w:id="77" w:name="ref-maSleepDurationTotal2016"/>
     <w:p>
       <w:pPr>
         <w:pStyle w:val="Literaturverzeichnis"/>
@@ -15159,7 +15514,7 @@
         <w:t xml:space="preserve">	</w:t>
       </w:r>
       <w:r>
-        <w:t xml:space="preserve">Wakefield JRH, Bowe M, Kellezi B, Butcher A, Groeger JA.</w:t>
+        <w:t xml:space="preserve">Ma QQ, Yao Q, Lin L, Chen GC, Yu JB.</w:t>
       </w:r>
       <w:r>
         <w:t xml:space="preserve"> </w:t>
@@ -15169,18 +15524,18 @@
           <w:rPr>
             <w:rStyle w:val="Hyperlink"/>
           </w:rPr>
-          <w:t xml:space="preserve">Longitudinal associations between family identification, loneliness, depression, and sleep quality</w:t>
+          <w:t xml:space="preserve">Sleep duration and total cancer mortality: A meta-analysis of prospective studies</w:t>
         </w:r>
       </w:hyperlink>
       <w:r>
-        <w:t xml:space="preserve">. British Journal of Health Psychology. 2020 Feb;25(1):1–16.</w:t>
+        <w:t xml:space="preserve">. Sleep Medicine. 2016 Nov;27–28:39–44.</w:t>
       </w:r>
       <w:r>
         <w:t xml:space="preserve"> </w:t>
       </w:r>
     </w:p>
     <w:bookmarkEnd w:id="77"/>
-    <w:bookmarkStart w:id="79" w:name="ref-gariepyHowAreAdolescents2020"/>
+    <w:bookmarkStart w:id="79" w:name="X346925cdfc2f52c89d96d4a14a2ac1b330702a3"/>
     <w:p>
       <w:pPr>
         <w:pStyle w:val="Literaturverzeichnis"/>
@@ -15195,7 +15550,7 @@
         <w:t xml:space="preserve">	</w:t>
       </w:r>
       <w:r>
-        <w:t xml:space="preserve">Gariepy G, Danna S, Gobiņa I, Rasmussen M, Gaspar De Matos M, Tynjälä J, Janssen I, Kalman M, Villeruša A, Husarova D, Brooks F, Elgar FJ, Klavina-Makrecka S, Šmigelskas K, Gaspar T, Schnohr C.</w:t>
+        <w:t xml:space="preserve">Wakefield JRH, Bowe M, Kellezi B, Butcher A, Groeger JA.</w:t>
       </w:r>
       <w:r>
         <w:t xml:space="preserve"> </w:t>
@@ -15205,120 +15560,18 @@
           <w:rPr>
             <w:rStyle w:val="Hyperlink"/>
           </w:rPr>
-          <w:t xml:space="preserve">How</w:t>
-        </w:r>
-        <w:r>
-          <w:rPr>
-            <w:rStyle w:val="Hyperlink"/>
-          </w:rPr>
-          <w:t xml:space="preserve"> </w:t>
-        </w:r>
-        <w:r>
-          <w:rPr>
-            <w:rStyle w:val="Hyperlink"/>
-          </w:rPr>
-          <w:t xml:space="preserve">Are Adolescents Sleeping</w:t>
-        </w:r>
-        <w:r>
-          <w:rPr>
-            <w:rStyle w:val="Hyperlink"/>
-          </w:rPr>
-          <w:t xml:space="preserve">?</w:t>
-        </w:r>
-        <w:r>
-          <w:rPr>
-            <w:rStyle w:val="Hyperlink"/>
-          </w:rPr>
-          <w:t xml:space="preserve"> </w:t>
-        </w:r>
-        <w:r>
-          <w:rPr>
-            <w:rStyle w:val="Hyperlink"/>
-          </w:rPr>
-          <w:t xml:space="preserve">Adolescent Sleep Patterns</w:t>
-        </w:r>
-        <w:r>
-          <w:rPr>
-            <w:rStyle w:val="Hyperlink"/>
-          </w:rPr>
-          <w:t xml:space="preserve"> </w:t>
-        </w:r>
-        <w:r>
-          <w:rPr>
-            <w:rStyle w:val="Hyperlink"/>
-          </w:rPr>
-          <w:t xml:space="preserve">and</w:t>
-        </w:r>
-        <w:r>
-          <w:rPr>
-            <w:rStyle w:val="Hyperlink"/>
-          </w:rPr>
-          <w:t xml:space="preserve"> </w:t>
-        </w:r>
-        <w:r>
-          <w:rPr>
-            <w:rStyle w:val="Hyperlink"/>
-          </w:rPr>
-          <w:t xml:space="preserve">Sociodemographic Differences</w:t>
-        </w:r>
-        <w:r>
-          <w:rPr>
-            <w:rStyle w:val="Hyperlink"/>
-          </w:rPr>
-          <w:t xml:space="preserve"> </w:t>
-        </w:r>
-        <w:r>
-          <w:rPr>
-            <w:rStyle w:val="Hyperlink"/>
-          </w:rPr>
-          <w:t xml:space="preserve">in 24</w:t>
-        </w:r>
-        <w:r>
-          <w:rPr>
-            <w:rStyle w:val="Hyperlink"/>
-          </w:rPr>
-          <w:t xml:space="preserve"> </w:t>
-        </w:r>
-        <w:r>
-          <w:rPr>
-            <w:rStyle w:val="Hyperlink"/>
-          </w:rPr>
-          <w:t xml:space="preserve">European</w:t>
-        </w:r>
-        <w:r>
-          <w:rPr>
-            <w:rStyle w:val="Hyperlink"/>
-          </w:rPr>
-          <w:t xml:space="preserve"> </w:t>
-        </w:r>
-        <w:r>
-          <w:rPr>
-            <w:rStyle w:val="Hyperlink"/>
-          </w:rPr>
-          <w:t xml:space="preserve">and</w:t>
-        </w:r>
-        <w:r>
-          <w:rPr>
-            <w:rStyle w:val="Hyperlink"/>
-          </w:rPr>
-          <w:t xml:space="preserve"> </w:t>
-        </w:r>
-        <w:r>
-          <w:rPr>
-            <w:rStyle w:val="Hyperlink"/>
-          </w:rPr>
-          <w:t xml:space="preserve">North American Countries</w:t>
+          <w:t xml:space="preserve">Longitudinal associations between family identification, loneliness, depression, and sleep quality</w:t>
         </w:r>
       </w:hyperlink>
       <w:r>
-        <w:t xml:space="preserve">. Journal of Adolescent Health. 2020 June;66(6):S81–8.</w:t>
+        <w:t xml:space="preserve">. British Journal of Health Psychology. 2020 Feb;25(1):1–16.</w:t>
       </w:r>
       <w:r>
         <w:t xml:space="preserve"> </w:t>
       </w:r>
     </w:p>
     <w:bookmarkEnd w:id="79"/>
-    <w:bookmarkStart w:id="81" w:name="ref-liuPrevalenceHealthySleep2016"/>
+    <w:bookmarkStart w:id="81" w:name="ref-slettenImportanceSleepRegularity2023"/>
     <w:p>
       <w:pPr>
         <w:pStyle w:val="Literaturverzeichnis"/>
@@ -15333,7 +15586,7 @@
         <w:t xml:space="preserve">	</w:t>
       </w:r>
       <w:r>
-        <w:t xml:space="preserve">Liu Y, Wheaton AG, Chapman DP, Cunningham TJ, Lu H, Croft JB.</w:t>
+        <w:t xml:space="preserve">Sletten TL, Weaver MD, Foster RG, Gozal D, Klerman EB, Rajaratnam SMW, Roenneberg T, Takahashi JS, Turek FW, Vitiello MV, Young MW, Czeisler CA.</w:t>
       </w:r>
       <w:r>
         <w:t xml:space="preserve"> </w:t>
@@ -15343,7 +15596,7 @@
           <w:rPr>
             <w:rStyle w:val="Hyperlink"/>
           </w:rPr>
-          <w:t xml:space="preserve">Prevalence of</w:t>
+          <w:t xml:space="preserve">The importance of sleep regularity: A consensus statement of the</w:t>
         </w:r>
         <w:r>
           <w:rPr>
@@ -15355,7 +15608,7 @@
           <w:rPr>
             <w:rStyle w:val="Hyperlink"/>
           </w:rPr>
-          <w:t xml:space="preserve">Healthy Sleep Duration</w:t>
+          <w:t xml:space="preserve">National Sleep Foundation</w:t>
         </w:r>
         <w:r>
           <w:rPr>
@@ -15367,36 +15620,18 @@
           <w:rPr>
             <w:rStyle w:val="Hyperlink"/>
           </w:rPr>
-          <w:t xml:space="preserve">among</w:t>
-        </w:r>
-        <w:r>
-          <w:rPr>
-            <w:rStyle w:val="Hyperlink"/>
-          </w:rPr>
-          <w:t xml:space="preserve"> </w:t>
-        </w:r>
-        <w:r>
-          <w:rPr>
-            <w:rStyle w:val="Hyperlink"/>
-          </w:rPr>
-          <w:t xml:space="preserve">Adults–United States</w:t>
-        </w:r>
-        <w:r>
-          <w:rPr>
-            <w:rStyle w:val="Hyperlink"/>
-          </w:rPr>
-          <w:t xml:space="preserve">, 2014</w:t>
+          <w:t xml:space="preserve">sleep timing and variability panel</w:t>
         </w:r>
       </w:hyperlink>
       <w:r>
-        <w:t xml:space="preserve">. MMWR Morbidity and mortality weekly report. 2016 Feb;65(6):137–41.</w:t>
+        <w:t xml:space="preserve">. Sleep Health. 2023 Dec;9(6):801–20.</w:t>
       </w:r>
       <w:r>
         <w:t xml:space="preserve"> </w:t>
       </w:r>
     </w:p>
     <w:bookmarkEnd w:id="81"/>
-    <w:bookmarkStart w:id="83" w:name="X9f6eaf42f11165e1fa538473b177648f28db4e3"/>
+    <w:bookmarkStart w:id="83" w:name="Xf3bf9d2500c3688e789e432c894721949a0b555"/>
     <w:p>
       <w:pPr>
         <w:pStyle w:val="Literaturverzeichnis"/>
@@ -15411,7 +15646,10 @@
         <w:t xml:space="preserve">	</w:t>
       </w:r>
       <w:r>
-        <w:t xml:space="preserve">Hirshkowitz M, Whiton K, Albert SM, Alessi C, Bruni O, DonCarlos L, Hazen N, Herman J, Adams Hillard PJ, Katz ES, Kheirandish-Gozal L, Neubauer DN, O’Donnell AE, Ohayon M, Peever J, Rawding R, Sachdeva RC, Setters B, Vitiello MV, Ware JC.</w:t>
+        <w:t xml:space="preserve">St-Onge MP, Aggarwal B, Fernandez-Mendoza J, Johnson D, Kline CE, Knutson KL, Redeker N, Grandner MA, on behalf of the American Heart Association Council on Lifestyle and Cardiometabolic Health; Council on Cardiovascular and Stroke Nursing; Council on Clinical Cardiology; and Council on Quality of Care and Outcomes Research</w:t>
+      </w:r>
+      <w:r>
+        <w:t xml:space="preserve">.</w:t>
       </w:r>
       <w:r>
         <w:t xml:space="preserve"> </w:t>
@@ -15421,7 +15659,7 @@
           <w:rPr>
             <w:rStyle w:val="Hyperlink"/>
           </w:rPr>
-          <w:t xml:space="preserve">National</w:t>
+          <w:t xml:space="preserve">Multidimensional</w:t>
         </w:r>
         <w:r>
           <w:rPr>
@@ -15433,24 +15671,126 @@
           <w:rPr>
             <w:rStyle w:val="Hyperlink"/>
           </w:rPr>
-          <w:t xml:space="preserve">Sleep Foundation</w:t>
-        </w:r>
-        <w:r>
-          <w:rPr>
-            <w:rStyle w:val="Hyperlink"/>
-          </w:rPr>
-          <w:t xml:space="preserve">’s updated sleep duration recommendations: Final report</w:t>
+          <w:t xml:space="preserve">Sleep Health</w:t>
+        </w:r>
+        <w:r>
+          <w:rPr>
+            <w:rStyle w:val="Hyperlink"/>
+          </w:rPr>
+          <w:t xml:space="preserve">:</w:t>
+        </w:r>
+        <w:r>
+          <w:rPr>
+            <w:rStyle w:val="Hyperlink"/>
+          </w:rPr>
+          <w:t xml:space="preserve"> </w:t>
+        </w:r>
+        <w:r>
+          <w:rPr>
+            <w:rStyle w:val="Hyperlink"/>
+          </w:rPr>
+          <w:t xml:space="preserve">Definitions</w:t>
+        </w:r>
+        <w:r>
+          <w:rPr>
+            <w:rStyle w:val="Hyperlink"/>
+          </w:rPr>
+          <w:t xml:space="preserve"> </w:t>
+        </w:r>
+        <w:r>
+          <w:rPr>
+            <w:rStyle w:val="Hyperlink"/>
+          </w:rPr>
+          <w:t xml:space="preserve">and</w:t>
+        </w:r>
+        <w:r>
+          <w:rPr>
+            <w:rStyle w:val="Hyperlink"/>
+          </w:rPr>
+          <w:t xml:space="preserve"> </w:t>
+        </w:r>
+        <w:r>
+          <w:rPr>
+            <w:rStyle w:val="Hyperlink"/>
+          </w:rPr>
+          <w:t xml:space="preserve">Implications</w:t>
+        </w:r>
+        <w:r>
+          <w:rPr>
+            <w:rStyle w:val="Hyperlink"/>
+          </w:rPr>
+          <w:t xml:space="preserve"> </w:t>
+        </w:r>
+        <w:r>
+          <w:rPr>
+            <w:rStyle w:val="Hyperlink"/>
+          </w:rPr>
+          <w:t xml:space="preserve">for</w:t>
+        </w:r>
+        <w:r>
+          <w:rPr>
+            <w:rStyle w:val="Hyperlink"/>
+          </w:rPr>
+          <w:t xml:space="preserve"> </w:t>
+        </w:r>
+        <w:r>
+          <w:rPr>
+            <w:rStyle w:val="Hyperlink"/>
+          </w:rPr>
+          <w:t xml:space="preserve">Cardiometabolic Health</w:t>
+        </w:r>
+        <w:r>
+          <w:rPr>
+            <w:rStyle w:val="Hyperlink"/>
+          </w:rPr>
+          <w:t xml:space="preserve">:</w:t>
+        </w:r>
+        <w:r>
+          <w:rPr>
+            <w:rStyle w:val="Hyperlink"/>
+          </w:rPr>
+          <w:t xml:space="preserve"> </w:t>
+        </w:r>
+        <w:r>
+          <w:rPr>
+            <w:rStyle w:val="Hyperlink"/>
+          </w:rPr>
+          <w:t xml:space="preserve">A Scientific Statement From</w:t>
+        </w:r>
+        <w:r>
+          <w:rPr>
+            <w:rStyle w:val="Hyperlink"/>
+          </w:rPr>
+          <w:t xml:space="preserve"> </w:t>
+        </w:r>
+        <w:r>
+          <w:rPr>
+            <w:rStyle w:val="Hyperlink"/>
+          </w:rPr>
+          <w:t xml:space="preserve">the</w:t>
+        </w:r>
+        <w:r>
+          <w:rPr>
+            <w:rStyle w:val="Hyperlink"/>
+          </w:rPr>
+          <w:t xml:space="preserve"> </w:t>
+        </w:r>
+        <w:r>
+          <w:rPr>
+            <w:rStyle w:val="Hyperlink"/>
+          </w:rPr>
+          <w:t xml:space="preserve">American Heart Association</w:t>
         </w:r>
       </w:hyperlink>
       <w:r>
-        <w:t xml:space="preserve">. Sleep Health. 2015 Dec;1(4):233–43.</w:t>
+        <w:t xml:space="preserve">. Circulation: Cardiovascular Quality and Outcomes. 2025 May;18(5).</w:t>
       </w:r>
       <w:r>
         <w:t xml:space="preserve"> </w:t>
       </w:r>
     </w:p>
     <w:bookmarkEnd w:id="83"/>
-    <w:bookmarkStart w:id="85" w:name="ref-klinePhysicalActivitySleep2021"/>
+    <w:bookmarkStart w:id="85" w:name="ref-kalkanisSleepRegularityImportant2025"/>
     <w:p>
       <w:pPr>
         <w:pStyle w:val="Literaturverzeichnis"/>
@@ -15465,7 +15805,7 @@
         <w:t xml:space="preserve">	</w:t>
       </w:r>
       <w:r>
-        <w:t xml:space="preserve">Kline CE, Hillman CH, Bloodgood Sheppard B, Tennant B, Conroy DE, Macko RF, Marquez DX, Petruzzello SJ, Powell KE, Erickson KI.</w:t>
+        <w:t xml:space="preserve">Kalkanis A, Lenkens D, Steiropoulos P, Testelmans D.</w:t>
       </w:r>
       <w:r>
         <w:t xml:space="preserve"> </w:t>
@@ -15475,66 +15815,18 @@
           <w:rPr>
             <w:rStyle w:val="Hyperlink"/>
           </w:rPr>
-          <w:t xml:space="preserve">Physical activity and sleep:</w:t>
-        </w:r>
-        <w:r>
-          <w:rPr>
-            <w:rStyle w:val="Hyperlink"/>
-          </w:rPr>
-          <w:t xml:space="preserve"> </w:t>
-        </w:r>
-        <w:r>
-          <w:rPr>
-            <w:rStyle w:val="Hyperlink"/>
-          </w:rPr>
-          <w:t xml:space="preserve">An</w:t>
-        </w:r>
-        <w:r>
-          <w:rPr>
-            <w:rStyle w:val="Hyperlink"/>
-          </w:rPr>
-          <w:t xml:space="preserve"> </w:t>
-        </w:r>
-        <w:r>
-          <w:rPr>
-            <w:rStyle w:val="Hyperlink"/>
-          </w:rPr>
-          <w:t xml:space="preserve">updated umbrella review of the 2018</w:t>
-        </w:r>
-        <w:r>
-          <w:rPr>
-            <w:rStyle w:val="Hyperlink"/>
-          </w:rPr>
-          <w:t xml:space="preserve"> </w:t>
-        </w:r>
-        <w:r>
-          <w:rPr>
-            <w:rStyle w:val="Hyperlink"/>
-          </w:rPr>
-          <w:t xml:space="preserve">Physical Activity Guidelines Advisory Committee</w:t>
-        </w:r>
-        <w:r>
-          <w:rPr>
-            <w:rStyle w:val="Hyperlink"/>
-          </w:rPr>
-          <w:t xml:space="preserve"> </w:t>
-        </w:r>
-        <w:r>
-          <w:rPr>
-            <w:rStyle w:val="Hyperlink"/>
-          </w:rPr>
-          <w:t xml:space="preserve">report</w:t>
+          <w:t xml:space="preserve">Sleep regularity as an important component of sleep hygiene: A systematic review</w:t>
         </w:r>
       </w:hyperlink>
       <w:r>
-        <w:t xml:space="preserve">. Sleep Medicine Reviews. 2021 Aug;58:101489.</w:t>
+        <w:t xml:space="preserve">. Sleep Medicine Reviews. 2025 Dec;84:102203.</w:t>
       </w:r>
       <w:r>
         <w:t xml:space="preserve"> </w:t>
       </w:r>
     </w:p>
     <w:bookmarkEnd w:id="85"/>
-    <w:bookmarkStart w:id="87" w:name="ref-kredlowEffectsPhysicalActivity2015"/>
+    <w:bookmarkStart w:id="87" w:name="ref-gariepyHowAreAdolescents2020"/>
     <w:p>
       <w:pPr>
         <w:pStyle w:val="Literaturverzeichnis"/>
@@ -15549,7 +15841,7 @@
         <w:t xml:space="preserve">	</w:t>
       </w:r>
       <w:r>
-        <w:t xml:space="preserve">Kredlow MA, Capozzoli MC, Hearon BA, Calkins AW, Otto MW.</w:t>
+        <w:t xml:space="preserve">Gariepy G, Danna S, Gobiņa I, Rasmussen M, Gaspar De Matos M, Tynjälä J, Janssen I, Kalman M, Villeruša A, Husarova D, Brooks F, Elgar FJ, Klavina-Makrecka S, Šmigelskas K, Gaspar T, Schnohr C.</w:t>
       </w:r>
       <w:r>
         <w:t xml:space="preserve"> </w:t>
@@ -15559,18 +15851,120 @@
           <w:rPr>
             <w:rStyle w:val="Hyperlink"/>
           </w:rPr>
-          <w:t xml:space="preserve">The effects of physical activity on sleep: A meta-analytic review</w:t>
+          <w:t xml:space="preserve">How</w:t>
+        </w:r>
+        <w:r>
+          <w:rPr>
+            <w:rStyle w:val="Hyperlink"/>
+          </w:rPr>
+          <w:t xml:space="preserve"> </w:t>
+        </w:r>
+        <w:r>
+          <w:rPr>
+            <w:rStyle w:val="Hyperlink"/>
+          </w:rPr>
+          <w:t xml:space="preserve">Are Adolescents Sleeping</w:t>
+        </w:r>
+        <w:r>
+          <w:rPr>
+            <w:rStyle w:val="Hyperlink"/>
+          </w:rPr>
+          <w:t xml:space="preserve">?</w:t>
+        </w:r>
+        <w:r>
+          <w:rPr>
+            <w:rStyle w:val="Hyperlink"/>
+          </w:rPr>
+          <w:t xml:space="preserve"> </w:t>
+        </w:r>
+        <w:r>
+          <w:rPr>
+            <w:rStyle w:val="Hyperlink"/>
+          </w:rPr>
+          <w:t xml:space="preserve">Adolescent Sleep Patterns</w:t>
+        </w:r>
+        <w:r>
+          <w:rPr>
+            <w:rStyle w:val="Hyperlink"/>
+          </w:rPr>
+          <w:t xml:space="preserve"> </w:t>
+        </w:r>
+        <w:r>
+          <w:rPr>
+            <w:rStyle w:val="Hyperlink"/>
+          </w:rPr>
+          <w:t xml:space="preserve">and</w:t>
+        </w:r>
+        <w:r>
+          <w:rPr>
+            <w:rStyle w:val="Hyperlink"/>
+          </w:rPr>
+          <w:t xml:space="preserve"> </w:t>
+        </w:r>
+        <w:r>
+          <w:rPr>
+            <w:rStyle w:val="Hyperlink"/>
+          </w:rPr>
+          <w:t xml:space="preserve">Sociodemographic Differences</w:t>
+        </w:r>
+        <w:r>
+          <w:rPr>
+            <w:rStyle w:val="Hyperlink"/>
+          </w:rPr>
+          <w:t xml:space="preserve"> </w:t>
+        </w:r>
+        <w:r>
+          <w:rPr>
+            <w:rStyle w:val="Hyperlink"/>
+          </w:rPr>
+          <w:t xml:space="preserve">in 24</w:t>
+        </w:r>
+        <w:r>
+          <w:rPr>
+            <w:rStyle w:val="Hyperlink"/>
+          </w:rPr>
+          <w:t xml:space="preserve"> </w:t>
+        </w:r>
+        <w:r>
+          <w:rPr>
+            <w:rStyle w:val="Hyperlink"/>
+          </w:rPr>
+          <w:t xml:space="preserve">European</w:t>
+        </w:r>
+        <w:r>
+          <w:rPr>
+            <w:rStyle w:val="Hyperlink"/>
+          </w:rPr>
+          <w:t xml:space="preserve"> </w:t>
+        </w:r>
+        <w:r>
+          <w:rPr>
+            <w:rStyle w:val="Hyperlink"/>
+          </w:rPr>
+          <w:t xml:space="preserve">and</w:t>
+        </w:r>
+        <w:r>
+          <w:rPr>
+            <w:rStyle w:val="Hyperlink"/>
+          </w:rPr>
+          <w:t xml:space="preserve"> </w:t>
+        </w:r>
+        <w:r>
+          <w:rPr>
+            <w:rStyle w:val="Hyperlink"/>
+          </w:rPr>
+          <w:t xml:space="preserve">North American Countries</w:t>
         </w:r>
       </w:hyperlink>
       <w:r>
-        <w:t xml:space="preserve">. Journal of Behavioral Medicine. 2015 June;38(3):427–49.</w:t>
+        <w:t xml:space="preserve">. Journal of Adolescent Health. 2020 June;66(6):S81–8.</w:t>
       </w:r>
       <w:r>
         <w:t xml:space="preserve"> </w:t>
       </w:r>
     </w:p>
     <w:bookmarkEnd w:id="87"/>
-    <w:bookmarkStart w:id="89" w:name="ref-antczakPhysicalActivitySleep2020"/>
+    <w:bookmarkStart w:id="89" w:name="ref-ngShortSleepDuration2026"/>
     <w:p>
       <w:pPr>
         <w:pStyle w:val="Literaturverzeichnis"/>
@@ -15585,10 +15979,16 @@
         <w:t xml:space="preserve">	</w:t>
       </w:r>
       <w:r>
-        <w:t xml:space="preserve">Antczak D, Lonsdale C, Lee J, Hilland T, Duncan MJ, del Pozo Cruz B, Hulteen RM, Parker PD, Sanders T</w:t>
-      </w:r>
-      <w:r>
-        <w:t xml:space="preserve">.</w:t>
+        <w:t xml:space="preserve">Ng AE, Black LI, Adjaye-Gbewonyo D. Short sleep duration and sleep difficulties among adults:</w:t>
+      </w:r>
+      <w:r>
+        <w:t xml:space="preserve"> </w:t>
+      </w:r>
+      <w:r>
+        <w:t xml:space="preserve">United States</w:t>
+      </w:r>
+      <w:r>
+        <w:t xml:space="preserve">, 2024 [Internet]. Hyattsville, MD: National Center for Health Statistics; 2026 Apr [cited 2026 Oct 10]. Report No.: 559. Available from:</w:t>
       </w:r>
       <w:r>
         <w:t xml:space="preserve"> </w:t>
@@ -15598,42 +15998,12 @@
           <w:rPr>
             <w:rStyle w:val="Hyperlink"/>
           </w:rPr>
-          <w:t xml:space="preserve">Physical activity and sleep are inconsistently related in healthy children:</w:t>
-        </w:r>
-        <w:r>
-          <w:rPr>
-            <w:rStyle w:val="Hyperlink"/>
-          </w:rPr>
-          <w:t xml:space="preserve"> </w:t>
-        </w:r>
-        <w:r>
-          <w:rPr>
-            <w:rStyle w:val="Hyperlink"/>
-          </w:rPr>
-          <w:t xml:space="preserve">A</w:t>
-        </w:r>
-        <w:r>
-          <w:rPr>
-            <w:rStyle w:val="Hyperlink"/>
-          </w:rPr>
-          <w:t xml:space="preserve"> </w:t>
-        </w:r>
-        <w:r>
-          <w:rPr>
-            <w:rStyle w:val="Hyperlink"/>
-          </w:rPr>
-          <w:t xml:space="preserve">systematic review and meta-analysis</w:t>
+          <w:t xml:space="preserve">https://www.cdc.gov/nchs/products/databriefs/db559.htm</w:t>
         </w:r>
       </w:hyperlink>
-      <w:r>
-        <w:t xml:space="preserve">. Sleep Medicine Reviews. 2020 June;51:101278.</w:t>
-      </w:r>
-      <w:r>
-        <w:t xml:space="preserve"> </w:t>
-      </w:r>
     </w:p>
     <w:bookmarkEnd w:id="89"/>
-    <w:bookmarkStart w:id="91" w:name="ref-langRelationshipPhysicalActivity2016"/>
+    <w:bookmarkStart w:id="91" w:name="X9f6eaf42f11165e1fa538473b177648f28db4e3"/>
     <w:p>
       <w:pPr>
         <w:pStyle w:val="Literaturverzeichnis"/>
@@ -15648,7 +16018,7 @@
         <w:t xml:space="preserve">	</w:t>
       </w:r>
       <w:r>
-        <w:t xml:space="preserve">Lang C, Kalak N, Brand S, Holsboer-Trachsler E, Pühse U, Gerber M.</w:t>
+        <w:t xml:space="preserve">Hirshkowitz M, Whiton K, Albert SM, Alessi C, Bruni O, DonCarlos L, Hazen N, Herman J, Adams Hillard PJ, Katz ES, Kheirandish-Gozal L, Neubauer DN, O’Donnell AE, Ohayon M, Peever J, Rawding R, Sachdeva RC, Setters B, Vitiello MV, Ware JC.</w:t>
       </w:r>
       <w:r>
         <w:t xml:space="preserve"> </w:t>
@@ -15658,7 +16028,7 @@
           <w:rPr>
             <w:rStyle w:val="Hyperlink"/>
           </w:rPr>
-          <w:t xml:space="preserve">The relationship between physical activity and sleep from mid adolescence to early adulthood.</w:t>
+          <w:t xml:space="preserve">National</w:t>
         </w:r>
         <w:r>
           <w:rPr>
@@ -15670,30 +16040,24 @@
           <w:rPr>
             <w:rStyle w:val="Hyperlink"/>
           </w:rPr>
-          <w:t xml:space="preserve">A</w:t>
-        </w:r>
-        <w:r>
-          <w:rPr>
-            <w:rStyle w:val="Hyperlink"/>
-          </w:rPr>
-          <w:t xml:space="preserve"> </w:t>
-        </w:r>
-        <w:r>
-          <w:rPr>
-            <w:rStyle w:val="Hyperlink"/>
-          </w:rPr>
-          <w:t xml:space="preserve">systematic review of methodological approaches and meta-analysis</w:t>
+          <w:t xml:space="preserve">Sleep Foundation</w:t>
+        </w:r>
+        <w:r>
+          <w:rPr>
+            <w:rStyle w:val="Hyperlink"/>
+          </w:rPr>
+          <w:t xml:space="preserve">’s updated sleep duration recommendations: Final report</w:t>
         </w:r>
       </w:hyperlink>
       <w:r>
-        <w:t xml:space="preserve">. Sleep Medicine Reviews. 2016 Aug;28:32–45.</w:t>
+        <w:t xml:space="preserve">. Sleep Health. 2015 Dec;1(4):233–43.</w:t>
       </w:r>
       <w:r>
         <w:t xml:space="preserve"> </w:t>
       </w:r>
     </w:p>
     <w:bookmarkEnd w:id="91"/>
-    <w:bookmarkStart w:id="93" w:name="ref-aielloEffectExerciseTraining2016"/>
+    <w:bookmarkStart w:id="93" w:name="ref-dzierzewskiHowMuchSleep2026"/>
     <w:p>
       <w:pPr>
         <w:pStyle w:val="Literaturverzeichnis"/>
@@ -15708,7 +16072,7 @@
         <w:t xml:space="preserve">	</w:t>
       </w:r>
       <w:r>
-        <w:t xml:space="preserve">Aiello KD, Caughey WG, Nelluri B, Sharma A, Mookadam F, Mookadam M.</w:t>
+        <w:t xml:space="preserve">Dzierzewski JM, Hirshkowitz M, Dautovich ND, Nielson SA, Miller AN, Erickson AJ, Vitiello MV.</w:t>
       </w:r>
       <w:r>
         <w:t xml:space="preserve"> </w:t>
@@ -15718,7 +16082,7 @@
           <w:rPr>
             <w:rStyle w:val="Hyperlink"/>
           </w:rPr>
-          <w:t xml:space="preserve">Effect of exercise training on sleep apnea:</w:t>
+          <w:t xml:space="preserve">How much sleep do you need:</w:t>
         </w:r>
         <w:r>
           <w:rPr>
@@ -15742,18 +16106,36 @@
           <w:rPr>
             <w:rStyle w:val="Hyperlink"/>
           </w:rPr>
-          <w:t xml:space="preserve">systematic review and meta-analysis</w:t>
+          <w:t xml:space="preserve">10-year systematic review of</w:t>
+        </w:r>
+        <w:r>
+          <w:rPr>
+            <w:rStyle w:val="Hyperlink"/>
+          </w:rPr>
+          <w:t xml:space="preserve"> </w:t>
+        </w:r>
+        <w:r>
+          <w:rPr>
+            <w:rStyle w:val="Hyperlink"/>
+          </w:rPr>
+          <w:t xml:space="preserve">National Sleep Foundation</w:t>
+        </w:r>
+        <w:r>
+          <w:rPr>
+            <w:rStyle w:val="Hyperlink"/>
+          </w:rPr>
+          <w:t xml:space="preserve">’s sleep duration recommendations and examination of sex differences</w:t>
         </w:r>
       </w:hyperlink>
       <w:r>
-        <w:t xml:space="preserve">. Respiratory Medicine. 2016;116:85–92.</w:t>
+        <w:t xml:space="preserve">. Sleep Health. 2026 Aug;12(4):599–611.</w:t>
       </w:r>
       <w:r>
         <w:t xml:space="preserve"> </w:t>
       </w:r>
     </w:p>
     <w:bookmarkEnd w:id="93"/>
-    <w:bookmarkStart w:id="95" w:name="ref-bannoExerciseCanImprove2018"/>
+    <w:bookmarkStart w:id="95" w:name="ref-limNeedPromoteSleep2023"/>
     <w:p>
       <w:pPr>
         <w:pStyle w:val="Literaturverzeichnis"/>
@@ -15768,7 +16150,7 @@
         <w:t xml:space="preserve">	</w:t>
       </w:r>
       <w:r>
-        <w:t xml:space="preserve">Banno M, Harada Y, Taniguchi M, Tobita R, Tsujimoto H, Tsujimoto Y, Kataoka Y, Noda A.</w:t>
+        <w:t xml:space="preserve">Lim DC, Najafi A, Afifi L, Bassetti CL, Buysse DJ, Han F, Högl B, Melaku YA, Morin CM, Pack AI, Poyares D, Somers VK, Eastwood PR, Zee PC, Jackson CL.</w:t>
       </w:r>
       <w:r>
         <w:t xml:space="preserve"> </w:t>
@@ -15778,42 +16160,18 @@
           <w:rPr>
             <w:rStyle w:val="Hyperlink"/>
           </w:rPr>
-          <w:t xml:space="preserve">Exercise can improve sleep quality:</w:t>
-        </w:r>
-        <w:r>
-          <w:rPr>
-            <w:rStyle w:val="Hyperlink"/>
-          </w:rPr>
-          <w:t xml:space="preserve"> </w:t>
-        </w:r>
-        <w:r>
-          <w:rPr>
-            <w:rStyle w:val="Hyperlink"/>
-          </w:rPr>
-          <w:t xml:space="preserve">A</w:t>
-        </w:r>
-        <w:r>
-          <w:rPr>
-            <w:rStyle w:val="Hyperlink"/>
-          </w:rPr>
-          <w:t xml:space="preserve"> </w:t>
-        </w:r>
-        <w:r>
-          <w:rPr>
-            <w:rStyle w:val="Hyperlink"/>
-          </w:rPr>
-          <w:t xml:space="preserve">systematic review and meta-analysis</w:t>
+          <w:t xml:space="preserve">The need to promote sleep health in public health agendas across the globe</w:t>
         </w:r>
       </w:hyperlink>
       <w:r>
-        <w:t xml:space="preserve">. PeerJ. 2018;2018(7).</w:t>
+        <w:t xml:space="preserve">. The Lancet Public Health. 2023 Oct;8(10):e820–6.</w:t>
       </w:r>
       <w:r>
         <w:t xml:space="preserve"> </w:t>
       </w:r>
     </w:p>
     <w:bookmarkEnd w:id="95"/>
-    <w:bookmarkStart w:id="97" w:name="ref-bartelProtectiveRiskFactors2015"/>
+    <w:bookmarkStart w:id="97" w:name="ref-klinePhysicalActivitySleep2021"/>
     <w:p>
       <w:pPr>
         <w:pStyle w:val="Literaturverzeichnis"/>
@@ -15828,7 +16186,7 @@
         <w:t xml:space="preserve">	</w:t>
       </w:r>
       <w:r>
-        <w:t xml:space="preserve">Bartel KA, Gradisar M, Williamson P.</w:t>
+        <w:t xml:space="preserve">Kline CE, Hillman CH, Bloodgood Sheppard B, Tennant B, Conroy DE, Macko RF, Marquez DX, Petruzzello SJ, Powell KE, Erickson KI.</w:t>
       </w:r>
       <w:r>
         <w:t xml:space="preserve"> </w:t>
@@ -15838,7 +16196,7 @@
           <w:rPr>
             <w:rStyle w:val="Hyperlink"/>
           </w:rPr>
-          <w:t xml:space="preserve">Protective and risk factors for adolescent sleep:</w:t>
+          <w:t xml:space="preserve">Physical activity and sleep:</w:t>
         </w:r>
         <w:r>
           <w:rPr>
@@ -15850,7 +16208,7 @@
           <w:rPr>
             <w:rStyle w:val="Hyperlink"/>
           </w:rPr>
-          <w:t xml:space="preserve">A</w:t>
+          <w:t xml:space="preserve">An</w:t>
         </w:r>
         <w:r>
           <w:rPr>
@@ -15862,18 +16220,42 @@
           <w:rPr>
             <w:rStyle w:val="Hyperlink"/>
           </w:rPr>
-          <w:t xml:space="preserve">meta-analytic review</w:t>
+          <w:t xml:space="preserve">updated umbrella review of the 2018</w:t>
+        </w:r>
+        <w:r>
+          <w:rPr>
+            <w:rStyle w:val="Hyperlink"/>
+          </w:rPr>
+          <w:t xml:space="preserve"> </w:t>
+        </w:r>
+        <w:r>
+          <w:rPr>
+            <w:rStyle w:val="Hyperlink"/>
+          </w:rPr>
+          <w:t xml:space="preserve">Physical Activity Guidelines Advisory Committee</w:t>
+        </w:r>
+        <w:r>
+          <w:rPr>
+            <w:rStyle w:val="Hyperlink"/>
+          </w:rPr>
+          <w:t xml:space="preserve"> </w:t>
+        </w:r>
+        <w:r>
+          <w:rPr>
+            <w:rStyle w:val="Hyperlink"/>
+          </w:rPr>
+          <w:t xml:space="preserve">report</w:t>
         </w:r>
       </w:hyperlink>
       <w:r>
-        <w:t xml:space="preserve">. Sleep Medicine Reviews. 2015 June;21:72–85.</w:t>
+        <w:t xml:space="preserve">. Sleep Medicine Reviews. 2021 Aug;58:101489.</w:t>
       </w:r>
       <w:r>
         <w:t xml:space="preserve"> </w:t>
       </w:r>
     </w:p>
     <w:bookmarkEnd w:id="97"/>
-    <w:bookmarkStart w:id="99" w:name="ref-edwardsAssessingImpactDiet2019"/>
+    <w:bookmarkStart w:id="99" w:name="ref-kredlowEffectsPhysicalActivity2015"/>
     <w:p>
       <w:pPr>
         <w:pStyle w:val="Literaturverzeichnis"/>
@@ -15888,7 +16270,7 @@
         <w:t xml:space="preserve">	</w:t>
       </w:r>
       <w:r>
-        <w:t xml:space="preserve">Edwards BA, Bristow C, O’Driscoll DM, Wong A-M, Ghazi L, Davidson ZE, Young A, Truby H, Haines TP, Hamilton GS.</w:t>
+        <w:t xml:space="preserve">Kredlow MA, Capozzoli MC, Hearon BA, Calkins AW, Otto MW.</w:t>
       </w:r>
       <w:r>
         <w:t xml:space="preserve"> </w:t>
@@ -15898,60 +16280,18 @@
           <w:rPr>
             <w:rStyle w:val="Hyperlink"/>
           </w:rPr>
-          <w:t xml:space="preserve">Assessing the impact of diet, exercise and the combination of the two as a treatment for</w:t>
-        </w:r>
-        <w:r>
-          <w:rPr>
-            <w:rStyle w:val="Hyperlink"/>
-          </w:rPr>
-          <w:t xml:space="preserve"> </w:t>
-        </w:r>
-        <w:r>
-          <w:rPr>
-            <w:rStyle w:val="Hyperlink"/>
-          </w:rPr>
-          <w:t xml:space="preserve">OSA</w:t>
-        </w:r>
-        <w:r>
-          <w:rPr>
-            <w:rStyle w:val="Hyperlink"/>
-          </w:rPr>
-          <w:t xml:space="preserve">:</w:t>
-        </w:r>
-        <w:r>
-          <w:rPr>
-            <w:rStyle w:val="Hyperlink"/>
-          </w:rPr>
-          <w:t xml:space="preserve"> </w:t>
-        </w:r>
-        <w:r>
-          <w:rPr>
-            <w:rStyle w:val="Hyperlink"/>
-          </w:rPr>
-          <w:t xml:space="preserve">A</w:t>
-        </w:r>
-        <w:r>
-          <w:rPr>
-            <w:rStyle w:val="Hyperlink"/>
-          </w:rPr>
-          <w:t xml:space="preserve"> </w:t>
-        </w:r>
-        <w:r>
-          <w:rPr>
-            <w:rStyle w:val="Hyperlink"/>
-          </w:rPr>
-          <w:t xml:space="preserve">systematic review and meta-analysis</w:t>
+          <w:t xml:space="preserve">The effects of physical activity on sleep: A meta-analytic review</w:t>
         </w:r>
       </w:hyperlink>
       <w:r>
-        <w:t xml:space="preserve">. Respirology. 2019;24(8):740–51.</w:t>
+        <w:t xml:space="preserve">. Journal of Behavioral Medicine. 2015 June;38(3):427–49.</w:t>
       </w:r>
       <w:r>
         <w:t xml:space="preserve"> </w:t>
       </w:r>
     </w:p>
     <w:bookmarkEnd w:id="99"/>
-    <w:bookmarkStart w:id="101" w:name="ref-gaoShorttermEfficacyMinimally2019"/>
+    <w:bookmarkStart w:id="101" w:name="X53f94bcc1a07604a1a559ebebf63ed17655a129"/>
     <w:p>
       <w:pPr>
         <w:pStyle w:val="Literaturverzeichnis"/>
@@ -15966,7 +16306,7 @@
         <w:t xml:space="preserve">	</w:t>
       </w:r>
       <w:r>
-        <w:t xml:space="preserve">Gao Y-N, Wu Y-C, Lin S-Y, Chang JZ-C, Tu Y-K.</w:t>
+        <w:t xml:space="preserve">Liang Z, Zhao S, Tian S, Wang C, Zhang M, Xu K, Yin M, Ng S, Ning Z.</w:t>
       </w:r>
       <w:r>
         <w:t xml:space="preserve"> </w:t>
@@ -15976,7 +16316,7 @@
           <w:rPr>
             <w:rStyle w:val="Hyperlink"/>
           </w:rPr>
-          <w:t xml:space="preserve">Short-term efficacy of minimally invasive treatments for adult obstructive sleep apnea:</w:t>
+          <w:t xml:space="preserve">Determinants and interrelations of exercise effects on sleep quality:</w:t>
         </w:r>
         <w:r>
           <w:rPr>
@@ -16000,18 +16340,18 @@
           <w:rPr>
             <w:rStyle w:val="Hyperlink"/>
           </w:rPr>
-          <w:t xml:space="preserve">systematic review and network meta-analysis of randomized controlled trials</w:t>
+          <w:t xml:space="preserve">multimethod meta-analysis</w:t>
         </w:r>
       </w:hyperlink>
       <w:r>
-        <w:t xml:space="preserve">. Journal of the Formosan Medical Association. 2019;118(4):750–65.</w:t>
+        <w:t xml:space="preserve">. Sleep Medicine Reviews. 2026 Apr;86:102239.</w:t>
       </w:r>
       <w:r>
         <w:t xml:space="preserve"> </w:t>
       </w:r>
     </w:p>
     <w:bookmarkEnd w:id="101"/>
-    <w:bookmarkStart w:id="103" w:name="ref-iftikharComparativeEfficacyCPAP2017"/>
+    <w:bookmarkStart w:id="103" w:name="ref-xiongOptimalExerciseType2025"/>
     <w:p>
       <w:pPr>
         <w:pStyle w:val="Literaturverzeichnis"/>
@@ -16026,7 +16366,7 @@
         <w:t xml:space="preserve">	</w:t>
       </w:r>
       <w:r>
-        <w:t xml:space="preserve">Iftikhar IH, Bittencourt L, Youngstedt SD, Ayas N, Cistulli P, Schwab R, Durkin MW, Magalang UJ.</w:t>
+        <w:t xml:space="preserve">Xiong Z, Yuan Y, Qiu B, Yang Y, Bai Y, Wang J, Wang T, Liu H, ShangGuan Y, Jiang S, Wang F, Ding W, Wang Z, Li Y, Zhang L.</w:t>
       </w:r>
       <w:r>
         <w:t xml:space="preserve"> </w:t>
@@ -16036,54 +16376,18 @@
           <w:rPr>
             <w:rStyle w:val="Hyperlink"/>
           </w:rPr>
-          <w:t xml:space="preserve">Comparative efficacy of</w:t>
-        </w:r>
-        <w:r>
-          <w:rPr>
-            <w:rStyle w:val="Hyperlink"/>
-          </w:rPr>
-          <w:t xml:space="preserve"> </w:t>
-        </w:r>
-        <w:r>
-          <w:rPr>
-            <w:rStyle w:val="Hyperlink"/>
-          </w:rPr>
-          <w:t xml:space="preserve">CPAP</w:t>
-        </w:r>
-        <w:r>
-          <w:rPr>
-            <w:rStyle w:val="Hyperlink"/>
-          </w:rPr>
-          <w:t xml:space="preserve">,</w:t>
-        </w:r>
-        <w:r>
-          <w:rPr>
-            <w:rStyle w:val="Hyperlink"/>
-          </w:rPr>
-          <w:t xml:space="preserve"> </w:t>
-        </w:r>
-        <w:r>
-          <w:rPr>
-            <w:rStyle w:val="Hyperlink"/>
-          </w:rPr>
-          <w:t xml:space="preserve">MADs</w:t>
-        </w:r>
-        <w:r>
-          <w:rPr>
-            <w:rStyle w:val="Hyperlink"/>
-          </w:rPr>
-          <w:t xml:space="preserve">, exercise-training, and dietary weight loss for sleep apnea: A network meta-analysis</w:t>
+          <w:t xml:space="preserve">Optimal exercise type and dose to improve sleep quality in older adults: A systematic review and network meta-analysis</w:t>
         </w:r>
       </w:hyperlink>
       <w:r>
-        <w:t xml:space="preserve">. Sleep Medicine. 2017;30:7–14.</w:t>
+        <w:t xml:space="preserve">. BMC Geriatrics. 2025 Nov;25(1):1031.</w:t>
       </w:r>
       <w:r>
         <w:t xml:space="preserve"> </w:t>
       </w:r>
     </w:p>
     <w:bookmarkEnd w:id="103"/>
-    <w:bookmarkStart w:id="105" w:name="ref-iftikharEffectsExerciseTraining2014"/>
+    <w:bookmarkStart w:id="105" w:name="ref-buEffectsVariousExercise2026"/>
     <w:p>
       <w:pPr>
         <w:pStyle w:val="Literaturverzeichnis"/>
@@ -16098,7 +16402,7 @@
         <w:t xml:space="preserve">	</w:t>
       </w:r>
       <w:r>
-        <w:t xml:space="preserve">Iftikhar IH, Kline CE, Youngstedt SD.</w:t>
+        <w:t xml:space="preserve">Bu Z, Liu F, Shahjalal M, Song Y, Li M, Zhuo R, Zhong Q, Du Y, Lu C, Yang Z, Yang H, Zhong P, Liu J, Liu Z.</w:t>
       </w:r>
       <w:r>
         <w:t xml:space="preserve"> </w:t>
@@ -16108,42 +16412,18 @@
           <w:rPr>
             <w:rStyle w:val="Hyperlink"/>
           </w:rPr>
-          <w:t xml:space="preserve">Effects of exercise training on sleep apnea:</w:t>
-        </w:r>
-        <w:r>
-          <w:rPr>
-            <w:rStyle w:val="Hyperlink"/>
-          </w:rPr>
-          <w:t xml:space="preserve"> </w:t>
-        </w:r>
-        <w:r>
-          <w:rPr>
-            <w:rStyle w:val="Hyperlink"/>
-          </w:rPr>
-          <w:t xml:space="preserve">A</w:t>
-        </w:r>
-        <w:r>
-          <w:rPr>
-            <w:rStyle w:val="Hyperlink"/>
-          </w:rPr>
-          <w:t xml:space="preserve"> </w:t>
-        </w:r>
-        <w:r>
-          <w:rPr>
-            <w:rStyle w:val="Hyperlink"/>
-          </w:rPr>
-          <w:t xml:space="preserve">meta-analysis</w:t>
+          <w:t xml:space="preserve">Effects of various exercise interventions in insomnia patients: A systematic review and network meta-analysis</w:t>
         </w:r>
       </w:hyperlink>
       <w:r>
-        <w:t xml:space="preserve">. Lung. 2014;192(1):175–84.</w:t>
+        <w:t xml:space="preserve">. BMJ Evidence-Based Medicine. 2026 Apr;31(2):102–13.</w:t>
       </w:r>
       <w:r>
         <w:t xml:space="preserve"> </w:t>
       </w:r>
     </w:p>
     <w:bookmarkEnd w:id="105"/>
-    <w:bookmarkStart w:id="107" w:name="ref-janssenAssociationsScreenTime2020"/>
+    <w:bookmarkStart w:id="107" w:name="ref-bullWorldHealthOrganization2020"/>
     <w:p>
       <w:pPr>
         <w:pStyle w:val="Literaturverzeichnis"/>
@@ -16158,7 +16438,7 @@
         <w:t xml:space="preserve">	</w:t>
       </w:r>
       <w:r>
-        <w:t xml:space="preserve">Janssen X, Martin A, Hughes AR, Hill CM, Kotronoulas G, Hesketh KR.</w:t>
+        <w:t xml:space="preserve">Bull FC, Al-Ansari SS, Biddle S, Borodulin K, Buman MP, Cardon G, Carty C, Chaput JP, Chastin S, Chou R, Dempsey PC, DiPietro L, Ekelund U, Firth J, Friedenreich CM, Garcia L, Gichu M, Jago R, Katzmarzyk PT, Lambert E, Leitzmann M, Milton K, Ortega FB, Ranasinghe C, Stamatakis E, Tiedemann A, Troiano RP, Van Der Ploeg HP, Wari V, Willumsen JF.</w:t>
       </w:r>
       <w:r>
         <w:t xml:space="preserve"> </w:t>
@@ -16168,7 +16448,7 @@
           <w:rPr>
             <w:rStyle w:val="Hyperlink"/>
           </w:rPr>
-          <w:t xml:space="preserve">Associations of screen time, sedentary time and physical activity with sleep in under 5s:</w:t>
+          <w:t xml:space="preserve">World</w:t>
         </w:r>
         <w:r>
           <w:rPr>
@@ -16180,7 +16460,7 @@
           <w:rPr>
             <w:rStyle w:val="Hyperlink"/>
           </w:rPr>
-          <w:t xml:space="preserve">A</w:t>
+          <w:t xml:space="preserve">Health Organization</w:t>
         </w:r>
         <w:r>
           <w:rPr>
@@ -16192,18 +16472,18 @@
           <w:rPr>
             <w:rStyle w:val="Hyperlink"/>
           </w:rPr>
-          <w:t xml:space="preserve">systematic review and meta-analysis</w:t>
+          <w:t xml:space="preserve">2020 guidelines on physical activity and sedentary behaviour</w:t>
         </w:r>
       </w:hyperlink>
       <w:r>
-        <w:t xml:space="preserve">. Sleep Medicine Reviews. 2020 Feb;49:101226.</w:t>
+        <w:t xml:space="preserve">. British Journal of Sports Medicine. 2020 Dec;54(24):1451–62.</w:t>
       </w:r>
       <w:r>
         <w:t xml:space="preserve"> </w:t>
       </w:r>
     </w:p>
     <w:bookmarkEnd w:id="107"/>
-    <w:bookmarkStart w:id="109" w:name="ref-ledermanDoesExerciseImprove2019"/>
+    <w:bookmarkStart w:id="109" w:name="ref-antczakPhysicalActivitySleep2020"/>
     <w:p>
       <w:pPr>
         <w:pStyle w:val="Literaturverzeichnis"/>
@@ -16218,7 +16498,10 @@
         <w:t xml:space="preserve">	</w:t>
       </w:r>
       <w:r>
-        <w:t xml:space="preserve">Lederman O, Ward PB, Firth J, Maloney C, Carney R, Vancampfort D, Stubbs B, Kalucy M, Rosenbaum S.</w:t>
+        <w:t xml:space="preserve">Antczak D, Lonsdale C, Lee J, Hilland T, Duncan MJ, del Pozo Cruz B, Hulteen RM, Parker PD, Sanders T</w:t>
+      </w:r>
+      <w:r>
+        <w:t xml:space="preserve">.</w:t>
       </w:r>
       <w:r>
         <w:t xml:space="preserve"> </w:t>
@@ -16228,7 +16511,7 @@
           <w:rPr>
             <w:rStyle w:val="Hyperlink"/>
           </w:rPr>
-          <w:t xml:space="preserve">Does exercise improve sleep quality in individuals with mental illness?</w:t>
+          <w:t xml:space="preserve">Physical activity and sleep are inconsistently related in healthy children:</w:t>
         </w:r>
         <w:r>
           <w:rPr>
@@ -16256,14 +16539,14 @@
         </w:r>
       </w:hyperlink>
       <w:r>
-        <w:t xml:space="preserve">. Journal of Psychiatric Research. 2019;109:96–106.</w:t>
+        <w:t xml:space="preserve">. Sleep Medicine Reviews. 2020 June;51:101278.</w:t>
       </w:r>
       <w:r>
         <w:t xml:space="preserve"> </w:t>
       </w:r>
     </w:p>
     <w:bookmarkEnd w:id="109"/>
-    <w:bookmarkStart w:id="111" w:name="ref-lins-filhoEffectExerciseTraining2020"/>
+    <w:bookmarkStart w:id="111" w:name="ref-langRelationshipPhysicalActivity2016"/>
     <w:p>
       <w:pPr>
         <w:pStyle w:val="Literaturverzeichnis"/>
@@ -16278,7 +16561,7 @@
         <w:t xml:space="preserve">	</w:t>
       </w:r>
       <w:r>
-        <w:t xml:space="preserve">Lins-Filho OL, Pedrosa RP, Gomes JML, Dantas Moraes SL, Vasconcelos BCE, Lemos CAA, Pellizzer EP.</w:t>
+        <w:t xml:space="preserve">Lang C, Kalak N, Brand S, Holsboer-Trachsler E, Pühse U, Gerber M.</w:t>
       </w:r>
       <w:r>
         <w:t xml:space="preserve"> </w:t>
@@ -16288,18 +16571,42 @@
           <w:rPr>
             <w:rStyle w:val="Hyperlink"/>
           </w:rPr>
-          <w:t xml:space="preserve">Effect of exercise training on subjective parameters in patients with obstructive sleep apnea: A systematic review and meta-analysis</w:t>
+          <w:t xml:space="preserve">The relationship between physical activity and sleep from mid adolescence to early adulthood.</w:t>
+        </w:r>
+        <w:r>
+          <w:rPr>
+            <w:rStyle w:val="Hyperlink"/>
+          </w:rPr>
+          <w:t xml:space="preserve"> </w:t>
+        </w:r>
+        <w:r>
+          <w:rPr>
+            <w:rStyle w:val="Hyperlink"/>
+          </w:rPr>
+          <w:t xml:space="preserve">A</w:t>
+        </w:r>
+        <w:r>
+          <w:rPr>
+            <w:rStyle w:val="Hyperlink"/>
+          </w:rPr>
+          <w:t xml:space="preserve"> </w:t>
+        </w:r>
+        <w:r>
+          <w:rPr>
+            <w:rStyle w:val="Hyperlink"/>
+          </w:rPr>
+          <w:t xml:space="preserve">systematic review of methodological approaches and meta-analysis</w:t>
         </w:r>
       </w:hyperlink>
       <w:r>
-        <w:t xml:space="preserve">. Sleep Medicine. 2020;69:1–7.</w:t>
+        <w:t xml:space="preserve">. Sleep Medicine Reviews. 2016 Aug;28:32–45.</w:t>
       </w:r>
       <w:r>
         <w:t xml:space="preserve"> </w:t>
       </w:r>
     </w:p>
     <w:bookmarkEnd w:id="111"/>
-    <w:bookmarkStart w:id="113" w:name="ref-mendelsonObstructiveSleepApnea2018"/>
+    <w:bookmarkStart w:id="113" w:name="ref-songEffectsPhysicalActivity2026"/>
     <w:p>
       <w:pPr>
         <w:pStyle w:val="Literaturverzeichnis"/>
@@ -16314,7 +16621,7 @@
         <w:t xml:space="preserve">	</w:t>
       </w:r>
       <w:r>
-        <w:t xml:space="preserve">Mendelson M, Bailly S, Marillier M, Flore P, Borel JC, Vivodtzev I, Doutreleau S, Verges S, Tamisier R, Pépin J-L.</w:t>
+        <w:t xml:space="preserve">Song H, Jiang X, Li Y, Cao Y, He C, Zuo H, Liu T, Zhang M.</w:t>
       </w:r>
       <w:r>
         <w:t xml:space="preserve"> </w:t>
@@ -16324,42 +16631,18 @@
           <w:rPr>
             <w:rStyle w:val="Hyperlink"/>
           </w:rPr>
-          <w:t xml:space="preserve">Obstructive sleep apnea syndrome, objectively measured physical activity and exercise training interventions:</w:t>
-        </w:r>
-        <w:r>
-          <w:rPr>
-            <w:rStyle w:val="Hyperlink"/>
-          </w:rPr>
-          <w:t xml:space="preserve"> </w:t>
-        </w:r>
-        <w:r>
-          <w:rPr>
-            <w:rStyle w:val="Hyperlink"/>
-          </w:rPr>
-          <w:t xml:space="preserve">A</w:t>
-        </w:r>
-        <w:r>
-          <w:rPr>
-            <w:rStyle w:val="Hyperlink"/>
-          </w:rPr>
-          <w:t xml:space="preserve"> </w:t>
-        </w:r>
-        <w:r>
-          <w:rPr>
-            <w:rStyle w:val="Hyperlink"/>
-          </w:rPr>
-          <w:t xml:space="preserve">systematic review and meta-analysis</w:t>
+          <w:t xml:space="preserve">Effects of physical activity on sleep in children and adolescents: A systematic review and meta-analysis of randomised controlled trials</w:t>
         </w:r>
       </w:hyperlink>
       <w:r>
-        <w:t xml:space="preserve">. Frontiers in Neurology. 2018;9(FEB).</w:t>
+        <w:t xml:space="preserve">. European Child &amp; Adolescent Psychiatry. 2026 Feb;35(2):397–411.</w:t>
       </w:r>
       <w:r>
         <w:t xml:space="preserve"> </w:t>
       </w:r>
     </w:p>
     <w:bookmarkEnd w:id="113"/>
-    <w:bookmarkStart w:id="115" w:name="ref-rubio-ariasEffectExerciseSleep2017"/>
+    <w:bookmarkStart w:id="115" w:name="ref-atouiDailyAssociationsSleep2021"/>
     <w:p>
       <w:pPr>
         <w:pStyle w:val="Literaturverzeichnis"/>
@@ -16374,7 +16657,7 @@
         <w:t xml:space="preserve">	</w:t>
       </w:r>
       <w:r>
-        <w:t xml:space="preserve">Rubio-Arias JÁ, Marín-Cascales E, Ramos-Campo DJ, Hernandez AV, Pérez-López FR.</w:t>
+        <w:t xml:space="preserve">Atoui S, Chevance G, Romain AJ, Kingsbury C, Lachance JP, Bernard P.</w:t>
       </w:r>
       <w:r>
         <w:t xml:space="preserve"> </w:t>
@@ -16384,7 +16667,7 @@
           <w:rPr>
             <w:rStyle w:val="Hyperlink"/>
           </w:rPr>
-          <w:t xml:space="preserve">Effect of exercise on sleep quality and insomnia in middle-aged women:</w:t>
+          <w:t xml:space="preserve">Daily associations between sleep and physical activity:</w:t>
         </w:r>
         <w:r>
           <w:rPr>
@@ -16408,18 +16691,18 @@
           <w:rPr>
             <w:rStyle w:val="Hyperlink"/>
           </w:rPr>
-          <w:t xml:space="preserve">systematic review and meta-analysis of randomized controlled trials</w:t>
+          <w:t xml:space="preserve">systematic review and meta-analysis</w:t>
         </w:r>
       </w:hyperlink>
       <w:r>
-        <w:t xml:space="preserve">. Maturitas. 2017;100:49–56.</w:t>
+        <w:t xml:space="preserve">. Sleep Medicine Reviews. 2021 June;57:101426.</w:t>
       </w:r>
       <w:r>
         <w:t xml:space="preserve"> </w:t>
       </w:r>
     </w:p>
     <w:bookmarkEnd w:id="115"/>
-    <w:bookmarkStart w:id="117" w:name="ref-stutzEffectsEveningExercise2019"/>
+    <w:bookmarkStart w:id="117" w:name="X08db413d23244d678eac41a242ba20f89bf4e1a"/>
     <w:p>
       <w:pPr>
         <w:pStyle w:val="Literaturverzeichnis"/>
@@ -16434,7 +16717,7 @@
         <w:t xml:space="preserve">	</w:t>
       </w:r>
       <w:r>
-        <w:t xml:space="preserve">Stutz J, Eiholzer R, Spengler CM.</w:t>
+        <w:t xml:space="preserve">Huang WY, Ho RS, Tremblay MS, Wong SH.</w:t>
       </w:r>
       <w:r>
         <w:t xml:space="preserve"> </w:t>
@@ -16444,7 +16727,7 @@
           <w:rPr>
             <w:rStyle w:val="Hyperlink"/>
           </w:rPr>
-          <w:t xml:space="preserve">Effects of</w:t>
+          <w:t xml:space="preserve">Relationships of physical activity and sedentary behaviour with the previous and subsequent nights’ sleep in children and youth:</w:t>
         </w:r>
         <w:r>
           <w:rPr>
@@ -16456,7 +16739,7 @@
           <w:rPr>
             <w:rStyle w:val="Hyperlink"/>
           </w:rPr>
-          <w:t xml:space="preserve">Evening Exercise</w:t>
+          <w:t xml:space="preserve">A</w:t>
         </w:r>
         <w:r>
           <w:rPr>
@@ -16468,96 +16751,18 @@
           <w:rPr>
             <w:rStyle w:val="Hyperlink"/>
           </w:rPr>
-          <w:t xml:space="preserve">on</w:t>
-        </w:r>
-        <w:r>
-          <w:rPr>
-            <w:rStyle w:val="Hyperlink"/>
-          </w:rPr>
-          <w:t xml:space="preserve"> </w:t>
-        </w:r>
-        <w:r>
-          <w:rPr>
-            <w:rStyle w:val="Hyperlink"/>
-          </w:rPr>
-          <w:t xml:space="preserve">Sleep</w:t>
-        </w:r>
-        <w:r>
-          <w:rPr>
-            <w:rStyle w:val="Hyperlink"/>
-          </w:rPr>
-          <w:t xml:space="preserve"> </w:t>
-        </w:r>
-        <w:r>
-          <w:rPr>
-            <w:rStyle w:val="Hyperlink"/>
-          </w:rPr>
-          <w:t xml:space="preserve">in</w:t>
-        </w:r>
-        <w:r>
-          <w:rPr>
-            <w:rStyle w:val="Hyperlink"/>
-          </w:rPr>
-          <w:t xml:space="preserve"> </w:t>
-        </w:r>
-        <w:r>
-          <w:rPr>
-            <w:rStyle w:val="Hyperlink"/>
-          </w:rPr>
-          <w:t xml:space="preserve">Healthy Participants</w:t>
-        </w:r>
-        <w:r>
-          <w:rPr>
-            <w:rStyle w:val="Hyperlink"/>
-          </w:rPr>
-          <w:t xml:space="preserve">:</w:t>
-        </w:r>
-        <w:r>
-          <w:rPr>
-            <w:rStyle w:val="Hyperlink"/>
-          </w:rPr>
-          <w:t xml:space="preserve"> </w:t>
-        </w:r>
-        <w:r>
-          <w:rPr>
-            <w:rStyle w:val="Hyperlink"/>
-          </w:rPr>
-          <w:t xml:space="preserve">A Systematic Review</w:t>
-        </w:r>
-        <w:r>
-          <w:rPr>
-            <w:rStyle w:val="Hyperlink"/>
-          </w:rPr>
-          <w:t xml:space="preserve"> </w:t>
-        </w:r>
-        <w:r>
-          <w:rPr>
-            <w:rStyle w:val="Hyperlink"/>
-          </w:rPr>
-          <w:t xml:space="preserve">and</w:t>
-        </w:r>
-        <w:r>
-          <w:rPr>
-            <w:rStyle w:val="Hyperlink"/>
-          </w:rPr>
-          <w:t xml:space="preserve"> </w:t>
-        </w:r>
-        <w:r>
-          <w:rPr>
-            <w:rStyle w:val="Hyperlink"/>
-          </w:rPr>
-          <w:t xml:space="preserve">Meta-Analysis</w:t>
+          <w:t xml:space="preserve">systematic review and meta-analysis</w:t>
         </w:r>
       </w:hyperlink>
       <w:r>
-        <w:t xml:space="preserve">. Sports Medicine. 2019;49(2):269–87.</w:t>
+        <w:t xml:space="preserve">. Journal of Sleep Research. 2021;30(6):e13378.</w:t>
       </w:r>
       <w:r>
         <w:t xml:space="preserve"> </w:t>
       </w:r>
     </w:p>
     <w:bookmarkEnd w:id="117"/>
-    <w:bookmarkStart w:id="119" w:name="ref-yangEffectsExerciseSleep2020"/>
+    <w:bookmarkStart w:id="119" w:name="Xe4a823e06609d81c5c3561efa68d49e650fa9f0"/>
     <w:p>
       <w:pPr>
         <w:pStyle w:val="Literaturverzeichnis"/>
@@ -16572,7 +16777,7 @@
         <w:t xml:space="preserve">	</w:t>
       </w:r>
       <w:r>
-        <w:t xml:space="preserve">Yang S-Y, Lan S-J, Yen Y-Y, Hsieh Y-P, Kung P-T, Lan S-H.</w:t>
+        <w:t xml:space="preserve">Fitton J, Nguyen DP, Lechat B, Scott H, Toson B, Manners J, Dunbar C, Sansom K, Pinilla L, Hudson A, Naik G, Vakulin A, Reynolds AC, Catcheside P, Escourrou P, Eckert DJ.</w:t>
       </w:r>
       <w:r>
         <w:t xml:space="preserve"> </w:t>
@@ -16582,144 +16787,18 @@
           <w:rPr>
             <w:rStyle w:val="Hyperlink"/>
           </w:rPr>
-          <w:t xml:space="preserve">Effects of</w:t>
-        </w:r>
-        <w:r>
-          <w:rPr>
-            <w:rStyle w:val="Hyperlink"/>
-          </w:rPr>
-          <w:t xml:space="preserve"> </w:t>
-        </w:r>
-        <w:r>
-          <w:rPr>
-            <w:rStyle w:val="Hyperlink"/>
-          </w:rPr>
-          <w:t xml:space="preserve">Exercise</w:t>
-        </w:r>
-        <w:r>
-          <w:rPr>
-            <w:rStyle w:val="Hyperlink"/>
-          </w:rPr>
-          <w:t xml:space="preserve"> </w:t>
-        </w:r>
-        <w:r>
-          <w:rPr>
-            <w:rStyle w:val="Hyperlink"/>
-          </w:rPr>
-          <w:t xml:space="preserve">on</w:t>
-        </w:r>
-        <w:r>
-          <w:rPr>
-            <w:rStyle w:val="Hyperlink"/>
-          </w:rPr>
-          <w:t xml:space="preserve"> </w:t>
-        </w:r>
-        <w:r>
-          <w:rPr>
-            <w:rStyle w:val="Hyperlink"/>
-          </w:rPr>
-          <w:t xml:space="preserve">Sleep Quality</w:t>
-        </w:r>
-        <w:r>
-          <w:rPr>
-            <w:rStyle w:val="Hyperlink"/>
-          </w:rPr>
-          <w:t xml:space="preserve"> </w:t>
-        </w:r>
-        <w:r>
-          <w:rPr>
-            <w:rStyle w:val="Hyperlink"/>
-          </w:rPr>
-          <w:t xml:space="preserve">in</w:t>
-        </w:r>
-        <w:r>
-          <w:rPr>
-            <w:rStyle w:val="Hyperlink"/>
-          </w:rPr>
-          <w:t xml:space="preserve"> </w:t>
-        </w:r>
-        <w:r>
-          <w:rPr>
-            <w:rStyle w:val="Hyperlink"/>
-          </w:rPr>
-          <w:t xml:space="preserve">Pregnant Women</w:t>
-        </w:r>
-        <w:r>
-          <w:rPr>
-            <w:rStyle w:val="Hyperlink"/>
-          </w:rPr>
-          <w:t xml:space="preserve">:</w:t>
-        </w:r>
-        <w:r>
-          <w:rPr>
-            <w:rStyle w:val="Hyperlink"/>
-          </w:rPr>
-          <w:t xml:space="preserve"> </w:t>
-        </w:r>
-        <w:r>
-          <w:rPr>
-            <w:rStyle w:val="Hyperlink"/>
-          </w:rPr>
-          <w:t xml:space="preserve">A Systematic Review</w:t>
-        </w:r>
-        <w:r>
-          <w:rPr>
-            <w:rStyle w:val="Hyperlink"/>
-          </w:rPr>
-          <w:t xml:space="preserve"> </w:t>
-        </w:r>
-        <w:r>
-          <w:rPr>
-            <w:rStyle w:val="Hyperlink"/>
-          </w:rPr>
-          <w:t xml:space="preserve">and</w:t>
-        </w:r>
-        <w:r>
-          <w:rPr>
-            <w:rStyle w:val="Hyperlink"/>
-          </w:rPr>
-          <w:t xml:space="preserve"> </w:t>
-        </w:r>
-        <w:r>
-          <w:rPr>
-            <w:rStyle w:val="Hyperlink"/>
-          </w:rPr>
-          <w:t xml:space="preserve">Meta-analysis</w:t>
-        </w:r>
-        <w:r>
-          <w:rPr>
-            <w:rStyle w:val="Hyperlink"/>
-          </w:rPr>
-          <w:t xml:space="preserve"> </w:t>
-        </w:r>
-        <w:r>
-          <w:rPr>
-            <w:rStyle w:val="Hyperlink"/>
-          </w:rPr>
-          <w:t xml:space="preserve">of</w:t>
-        </w:r>
-        <w:r>
-          <w:rPr>
-            <w:rStyle w:val="Hyperlink"/>
-          </w:rPr>
-          <w:t xml:space="preserve"> </w:t>
-        </w:r>
-        <w:r>
-          <w:rPr>
-            <w:rStyle w:val="Hyperlink"/>
-          </w:rPr>
-          <w:t xml:space="preserve">Randomized Controlled Trials</w:t>
+          <w:t xml:space="preserve">Bidirectional associations between sleep and physical activity investigated using large-scale objective monitoring data</w:t>
         </w:r>
       </w:hyperlink>
       <w:r>
-        <w:t xml:space="preserve">. Asian Nursing Research. 2020;14(1):1–10.</w:t>
+        <w:t xml:space="preserve">. Communications Medicine. 2025 Dec;5(1):519.</w:t>
       </w:r>
       <w:r>
         <w:t xml:space="preserve"> </w:t>
       </w:r>
     </w:p>
     <w:bookmarkEnd w:id="119"/>
-    <w:bookmarkStart w:id="121" w:name="ref-yangExerciseTrainingImproves2012"/>
+    <w:bookmarkStart w:id="121" w:name="ref-leotaSleepDurationTiming2025"/>
     <w:p>
       <w:pPr>
         <w:pStyle w:val="Literaturverzeichnis"/>
@@ -16734,7 +16813,7 @@
         <w:t xml:space="preserve">	</w:t>
       </w:r>
       <w:r>
-        <w:t xml:space="preserve">Yang P-Y, Ho K-H, Chen H-C, Chien M-Y.</w:t>
+        <w:t xml:space="preserve">Leota J, Czeisler MÉ, Le F, Presby DM, Capodilupo ER, Scott H, Wiley JF, Drummond SPA, Rajaratnam SMW, Facer-Childs ER.</w:t>
       </w:r>
       <w:r>
         <w:t xml:space="preserve"> </w:t>
@@ -16744,7 +16823,7 @@
           <w:rPr>
             <w:rStyle w:val="Hyperlink"/>
           </w:rPr>
-          <w:t xml:space="preserve">Exercise training improves sleep quality in middle-aged and older adults with sleep problems:</w:t>
+          <w:t xml:space="preserve">Sleep duration and timing are associated with next-day physical activity:</w:t>
         </w:r>
         <w:r>
           <w:rPr>
@@ -16756,7 +16835,7 @@
           <w:rPr>
             <w:rStyle w:val="Hyperlink"/>
           </w:rPr>
-          <w:t xml:space="preserve">A</w:t>
+          <w:t xml:space="preserve">Insights</w:t>
         </w:r>
         <w:r>
           <w:rPr>
@@ -16768,18 +16847,18 @@
           <w:rPr>
             <w:rStyle w:val="Hyperlink"/>
           </w:rPr>
-          <w:t xml:space="preserve">systematic review</w:t>
+          <w:t xml:space="preserve">from two large-scale wearable sensor studies</w:t>
         </w:r>
       </w:hyperlink>
       <w:r>
-        <w:t xml:space="preserve">. Journal of Physiotherapy. 2012;58(3):157–63.</w:t>
+        <w:t xml:space="preserve">. Proceedings of the National Academy of Sciences. 2025 July;122(27):e2420846122.</w:t>
       </w:r>
       <w:r>
         <w:t xml:space="preserve"> </w:t>
       </w:r>
     </w:p>
     <w:bookmarkEnd w:id="121"/>
-    <w:bookmarkStart w:id="123" w:name="ref-yangSedentaryBehaviorSleep2017"/>
+    <w:bookmarkStart w:id="123" w:name="ref-aielloEffectExerciseTraining2016"/>
     <w:p>
       <w:pPr>
         <w:pStyle w:val="Literaturverzeichnis"/>
@@ -16794,7 +16873,7 @@
         <w:t xml:space="preserve">	</w:t>
       </w:r>
       <w:r>
-        <w:t xml:space="preserve">Yang Y, Shin JC, Li D, An R.</w:t>
+        <w:t xml:space="preserve">Aiello KD, Caughey WG, Nelluri B, Sharma A, Mookadam F, Mookadam M.</w:t>
       </w:r>
       <w:r>
         <w:t xml:space="preserve"> </w:t>
@@ -16804,7 +16883,7 @@
           <w:rPr>
             <w:rStyle w:val="Hyperlink"/>
           </w:rPr>
-          <w:t xml:space="preserve">Sedentary</w:t>
+          <w:t xml:space="preserve">Effect of exercise training on sleep apnea:</w:t>
         </w:r>
         <w:r>
           <w:rPr>
@@ -16816,7 +16895,7 @@
           <w:rPr>
             <w:rStyle w:val="Hyperlink"/>
           </w:rPr>
-          <w:t xml:space="preserve">Behavior</w:t>
+          <w:t xml:space="preserve">A</w:t>
         </w:r>
         <w:r>
           <w:rPr>
@@ -16828,72 +16907,18 @@
           <w:rPr>
             <w:rStyle w:val="Hyperlink"/>
           </w:rPr>
-          <w:t xml:space="preserve">and</w:t>
-        </w:r>
-        <w:r>
-          <w:rPr>
-            <w:rStyle w:val="Hyperlink"/>
-          </w:rPr>
-          <w:t xml:space="preserve"> </w:t>
-        </w:r>
-        <w:r>
-          <w:rPr>
-            <w:rStyle w:val="Hyperlink"/>
-          </w:rPr>
-          <w:t xml:space="preserve">Sleep Problems</w:t>
-        </w:r>
-        <w:r>
-          <w:rPr>
-            <w:rStyle w:val="Hyperlink"/>
-          </w:rPr>
-          <w:t xml:space="preserve">: A</w:t>
-        </w:r>
-        <w:r>
-          <w:rPr>
-            <w:rStyle w:val="Hyperlink"/>
-          </w:rPr>
-          <w:t xml:space="preserve"> </w:t>
-        </w:r>
-        <w:r>
-          <w:rPr>
-            <w:rStyle w:val="Hyperlink"/>
-          </w:rPr>
-          <w:t xml:space="preserve">Systematic Review</w:t>
-        </w:r>
-        <w:r>
-          <w:rPr>
-            <w:rStyle w:val="Hyperlink"/>
-          </w:rPr>
-          <w:t xml:space="preserve"> </w:t>
-        </w:r>
-        <w:r>
-          <w:rPr>
-            <w:rStyle w:val="Hyperlink"/>
-          </w:rPr>
-          <w:t xml:space="preserve">and</w:t>
-        </w:r>
-        <w:r>
-          <w:rPr>
-            <w:rStyle w:val="Hyperlink"/>
-          </w:rPr>
-          <w:t xml:space="preserve"> </w:t>
-        </w:r>
-        <w:r>
-          <w:rPr>
-            <w:rStyle w:val="Hyperlink"/>
-          </w:rPr>
-          <w:t xml:space="preserve">Meta-Analysis</w:t>
+          <w:t xml:space="preserve">systematic review and meta-analysis</w:t>
         </w:r>
       </w:hyperlink>
       <w:r>
-        <w:t xml:space="preserve">. International Journal of Behavioral Medicine. 2017;24(4):481–92.</w:t>
+        <w:t xml:space="preserve">. Respiratory Medicine. 2016;116:85–92.</w:t>
       </w:r>
       <w:r>
         <w:t xml:space="preserve"> </w:t>
       </w:r>
     </w:p>
     <w:bookmarkEnd w:id="123"/>
-    <w:bookmarkStart w:id="125" w:name="ref-rileyUsingIndividualParticipant2023"/>
+    <w:bookmarkStart w:id="125" w:name="ref-bannoExerciseCanImprove2018"/>
     <w:p>
       <w:pPr>
         <w:pStyle w:val="Literaturverzeichnis"/>
@@ -16908,7 +16933,7 @@
         <w:t xml:space="preserve">	</w:t>
       </w:r>
       <w:r>
-        <w:t xml:space="preserve">Riley RD, Dias S, Donegan S, Tierney JF, Stewart LA, Efthimiou O, Phillippo DM.</w:t>
+        <w:t xml:space="preserve">Banno M, Harada Y, Taniguchi M, Tobita R, Tsujimoto H, Tsujimoto Y, Kataoka Y, Noda A.</w:t>
       </w:r>
       <w:r>
         <w:t xml:space="preserve"> </w:t>
@@ -16918,18 +16943,42 @@
           <w:rPr>
             <w:rStyle w:val="Hyperlink"/>
           </w:rPr>
-          <w:t xml:space="preserve">Using individual participant data to improve network meta-analysis projects</w:t>
+          <w:t xml:space="preserve">Exercise can improve sleep quality:</w:t>
+        </w:r>
+        <w:r>
+          <w:rPr>
+            <w:rStyle w:val="Hyperlink"/>
+          </w:rPr>
+          <w:t xml:space="preserve"> </w:t>
+        </w:r>
+        <w:r>
+          <w:rPr>
+            <w:rStyle w:val="Hyperlink"/>
+          </w:rPr>
+          <w:t xml:space="preserve">A</w:t>
+        </w:r>
+        <w:r>
+          <w:rPr>
+            <w:rStyle w:val="Hyperlink"/>
+          </w:rPr>
+          <w:t xml:space="preserve"> </w:t>
+        </w:r>
+        <w:r>
+          <w:rPr>
+            <w:rStyle w:val="Hyperlink"/>
+          </w:rPr>
+          <w:t xml:space="preserve">systematic review and meta-analysis</w:t>
         </w:r>
       </w:hyperlink>
       <w:r>
-        <w:t xml:space="preserve">. BMJ Evidence-Based Medicine. 2023 June;28(3):197–203.</w:t>
+        <w:t xml:space="preserve">. PeerJ. 2018;2018(7).</w:t>
       </w:r>
       <w:r>
         <w:t xml:space="preserve"> </w:t>
       </w:r>
     </w:p>
     <w:bookmarkEnd w:id="125"/>
-    <w:bookmarkStart w:id="127" w:name="Xa0cbe05eccacccf17bde02d7669b1fb01f31efd"/>
+    <w:bookmarkStart w:id="127" w:name="ref-bartelProtectiveRiskFactors2015"/>
     <w:p>
       <w:pPr>
         <w:pStyle w:val="Literaturverzeichnis"/>
@@ -16944,7 +16993,7 @@
         <w:t xml:space="preserve">	</w:t>
       </w:r>
       <w:r>
-        <w:t xml:space="preserve">Ioannidis J.</w:t>
+        <w:t xml:space="preserve">Bartel KA, Gradisar M, Williamson P.</w:t>
       </w:r>
       <w:r>
         <w:t xml:space="preserve"> </w:t>
@@ -16954,18 +17003,42 @@
           <w:rPr>
             <w:rStyle w:val="Hyperlink"/>
           </w:rPr>
-          <w:t xml:space="preserve">Next-generation systematic reviews: Prospective meta-analysis, individual-level data, networks and umbrella reviews</w:t>
+          <w:t xml:space="preserve">Protective and risk factors for adolescent sleep:</w:t>
+        </w:r>
+        <w:r>
+          <w:rPr>
+            <w:rStyle w:val="Hyperlink"/>
+          </w:rPr>
+          <w:t xml:space="preserve"> </w:t>
+        </w:r>
+        <w:r>
+          <w:rPr>
+            <w:rStyle w:val="Hyperlink"/>
+          </w:rPr>
+          <w:t xml:space="preserve">A</w:t>
+        </w:r>
+        <w:r>
+          <w:rPr>
+            <w:rStyle w:val="Hyperlink"/>
+          </w:rPr>
+          <w:t xml:space="preserve"> </w:t>
+        </w:r>
+        <w:r>
+          <w:rPr>
+            <w:rStyle w:val="Hyperlink"/>
+          </w:rPr>
+          <w:t xml:space="preserve">meta-analytic review</w:t>
         </w:r>
       </w:hyperlink>
       <w:r>
-        <w:t xml:space="preserve">. British Journal of Sports Medicine. 2017 Oct;51(20):1456–8.</w:t>
+        <w:t xml:space="preserve">. Sleep Medicine Reviews. 2015 June;21:72–85.</w:t>
       </w:r>
       <w:r>
         <w:t xml:space="preserve"> </w:t>
       </w:r>
     </w:p>
     <w:bookmarkEnd w:id="127"/>
-    <w:bookmarkStart w:id="129" w:name="X48b2c7764fd235bdd97ded4effee72a4c88fe29"/>
+    <w:bookmarkStart w:id="129" w:name="ref-edwardsAssessingImpactDiet2019"/>
     <w:p>
       <w:pPr>
         <w:pStyle w:val="Literaturverzeichnis"/>
@@ -16980,7 +17053,7 @@
         <w:t xml:space="preserve">	</w:t>
       </w:r>
       <w:r>
-        <w:t xml:space="preserve">Hinde S, Spackman E.</w:t>
+        <w:t xml:space="preserve">Edwards BA, Bristow C, O’Driscoll DM, Wong A-M, Ghazi L, Davidson ZE, Young A, Truby H, Haines TP, Hamilton GS.</w:t>
       </w:r>
       <w:r>
         <w:t xml:space="preserve"> </w:t>
@@ -16990,7 +17063,7 @@
           <w:rPr>
             <w:rStyle w:val="Hyperlink"/>
           </w:rPr>
-          <w:t xml:space="preserve">Bidirectional</w:t>
+          <w:t xml:space="preserve">Assessing the impact of diet, exercise and the combination of the two as a treatment for</w:t>
         </w:r>
         <w:r>
           <w:rPr>
@@ -17002,7 +17075,13 @@
           <w:rPr>
             <w:rStyle w:val="Hyperlink"/>
           </w:rPr>
-          <w:t xml:space="preserve">Citation Searching</w:t>
+          <w:t xml:space="preserve">OSA</w:t>
+        </w:r>
+        <w:r>
+          <w:rPr>
+            <w:rStyle w:val="Hyperlink"/>
+          </w:rPr>
+          <w:t xml:space="preserve">:</w:t>
         </w:r>
         <w:r>
           <w:rPr>
@@ -17014,7 +17093,7 @@
           <w:rPr>
             <w:rStyle w:val="Hyperlink"/>
           </w:rPr>
-          <w:t xml:space="preserve">to</w:t>
+          <w:t xml:space="preserve">A</w:t>
         </w:r>
         <w:r>
           <w:rPr>
@@ -17026,60 +17105,18 @@
           <w:rPr>
             <w:rStyle w:val="Hyperlink"/>
           </w:rPr>
-          <w:t xml:space="preserve">Completion</w:t>
-        </w:r>
-        <w:r>
-          <w:rPr>
-            <w:rStyle w:val="Hyperlink"/>
-          </w:rPr>
-          <w:t xml:space="preserve">:</w:t>
-        </w:r>
-        <w:r>
-          <w:rPr>
-            <w:rStyle w:val="Hyperlink"/>
-          </w:rPr>
-          <w:t xml:space="preserve"> </w:t>
-        </w:r>
-        <w:r>
-          <w:rPr>
-            <w:rStyle w:val="Hyperlink"/>
-          </w:rPr>
-          <w:t xml:space="preserve">An Exploration</w:t>
-        </w:r>
-        <w:r>
-          <w:rPr>
-            <w:rStyle w:val="Hyperlink"/>
-          </w:rPr>
-          <w:t xml:space="preserve"> </w:t>
-        </w:r>
-        <w:r>
-          <w:rPr>
-            <w:rStyle w:val="Hyperlink"/>
-          </w:rPr>
-          <w:t xml:space="preserve">of</w:t>
-        </w:r>
-        <w:r>
-          <w:rPr>
-            <w:rStyle w:val="Hyperlink"/>
-          </w:rPr>
-          <w:t xml:space="preserve"> </w:t>
-        </w:r>
-        <w:r>
-          <w:rPr>
-            <w:rStyle w:val="Hyperlink"/>
-          </w:rPr>
-          <w:t xml:space="preserve">Literature Searching Methods</w:t>
+          <w:t xml:space="preserve">systematic review and meta-analysis</w:t>
         </w:r>
       </w:hyperlink>
       <w:r>
-        <w:t xml:space="preserve">. PharmacoEconomics. 2015 Jan;33(1):5–11.</w:t>
+        <w:t xml:space="preserve">. Respirology. 2019;24(8):740–51.</w:t>
       </w:r>
       <w:r>
         <w:t xml:space="preserve"> </w:t>
       </w:r>
     </w:p>
     <w:bookmarkEnd w:id="129"/>
-    <w:bookmarkStart w:id="131" w:name="ref-miguelesGGIRResearchCommunity2019"/>
+    <w:bookmarkStart w:id="131" w:name="ref-gaoShorttermEfficacyMinimally2019"/>
     <w:p>
       <w:pPr>
         <w:pStyle w:val="Literaturverzeichnis"/>
@@ -17094,7 +17131,7 @@
         <w:t xml:space="preserve">	</w:t>
       </w:r>
       <w:r>
-        <w:t xml:space="preserve">Migueles JH, Rowlands AV, Huber F, Sabia S, Van Hees VT.</w:t>
+        <w:t xml:space="preserve">Gao Y-N, Wu Y-C, Lin S-Y, Chang JZ-C, Tu Y-K.</w:t>
       </w:r>
       <w:r>
         <w:t xml:space="preserve"> </w:t>
@@ -17104,13 +17141,7 @@
           <w:rPr>
             <w:rStyle w:val="Hyperlink"/>
           </w:rPr>
-          <w:t xml:space="preserve">GGIR</w:t>
-        </w:r>
-        <w:r>
-          <w:rPr>
-            <w:rStyle w:val="Hyperlink"/>
-          </w:rPr>
-          <w:t xml:space="preserve">:</w:t>
+          <w:t xml:space="preserve">Short-term efficacy of minimally invasive treatments for adult obstructive sleep apnea:</w:t>
         </w:r>
         <w:r>
           <w:rPr>
@@ -17122,19 +17153,7 @@
           <w:rPr>
             <w:rStyle w:val="Hyperlink"/>
           </w:rPr>
-          <w:t xml:space="preserve">A Research Community</w:t>
-        </w:r>
-        <w:r>
-          <w:rPr>
-            <w:rStyle w:val="Hyperlink"/>
-          </w:rPr>
-          <w:t xml:space="preserve">–</w:t>
-        </w:r>
-        <w:r>
-          <w:rPr>
-            <w:rStyle w:val="Hyperlink"/>
-          </w:rPr>
-          <w:t xml:space="preserve">Driven Open Source R Package</w:t>
+          <w:t xml:space="preserve">A</w:t>
         </w:r>
         <w:r>
           <w:rPr>
@@ -17146,54 +17165,18 @@
           <w:rPr>
             <w:rStyle w:val="Hyperlink"/>
           </w:rPr>
-          <w:t xml:space="preserve">for</w:t>
-        </w:r>
-        <w:r>
-          <w:rPr>
-            <w:rStyle w:val="Hyperlink"/>
-          </w:rPr>
-          <w:t xml:space="preserve"> </w:t>
-        </w:r>
-        <w:r>
-          <w:rPr>
-            <w:rStyle w:val="Hyperlink"/>
-          </w:rPr>
-          <w:t xml:space="preserve">Generating Physical Activity</w:t>
-        </w:r>
-        <w:r>
-          <w:rPr>
-            <w:rStyle w:val="Hyperlink"/>
-          </w:rPr>
-          <w:t xml:space="preserve"> </w:t>
-        </w:r>
-        <w:r>
-          <w:rPr>
-            <w:rStyle w:val="Hyperlink"/>
-          </w:rPr>
-          <w:t xml:space="preserve">and</w:t>
-        </w:r>
-        <w:r>
-          <w:rPr>
-            <w:rStyle w:val="Hyperlink"/>
-          </w:rPr>
-          <w:t xml:space="preserve"> </w:t>
-        </w:r>
-        <w:r>
-          <w:rPr>
-            <w:rStyle w:val="Hyperlink"/>
-          </w:rPr>
-          <w:t xml:space="preserve">Sleep Outcomes From Multi-Day Raw Accelerometer Data</w:t>
+          <w:t xml:space="preserve">systematic review and network meta-analysis of randomized controlled trials</w:t>
         </w:r>
       </w:hyperlink>
       <w:r>
-        <w:t xml:space="preserve">. Journal for the Measurement of Physical Behaviour. 2019 Sept;2(3):188–96.</w:t>
+        <w:t xml:space="preserve">. Journal of the Formosan Medical Association. 2019;118(4):750–65.</w:t>
       </w:r>
       <w:r>
         <w:t xml:space="preserve"> </w:t>
       </w:r>
     </w:p>
     <w:bookmarkEnd w:id="131"/>
-    <w:bookmarkStart w:id="133" w:name="ref-vanheesEstimatingSleepParameters2018"/>
+    <w:bookmarkStart w:id="133" w:name="ref-iftikharComparativeEfficacyCPAP2017"/>
     <w:p>
       <w:pPr>
         <w:pStyle w:val="Literaturverzeichnis"/>
@@ -17208,7 +17191,7 @@
         <w:t xml:space="preserve">	</w:t>
       </w:r>
       <w:r>
-        <w:t xml:space="preserve">Van Hees VT, Sabia S, Jones SE, Wood AR, Anderson KN, Kivimäki M, Frayling TM, Pack AI, Bucan M, Trenell MI, Mazzotti DR, Gehrman PR, Singh-Manoux BA, Weedon MN.</w:t>
+        <w:t xml:space="preserve">Iftikhar IH, Bittencourt L, Youngstedt SD, Ayas N, Cistulli P, Schwab R, Durkin MW, Magalang UJ.</w:t>
       </w:r>
       <w:r>
         <w:t xml:space="preserve"> </w:t>
@@ -17218,18 +17201,54 @@
           <w:rPr>
             <w:rStyle w:val="Hyperlink"/>
           </w:rPr>
-          <w:t xml:space="preserve">Estimating sleep parameters using an accelerometer without sleep diary</w:t>
+          <w:t xml:space="preserve">Comparative efficacy of</w:t>
+        </w:r>
+        <w:r>
+          <w:rPr>
+            <w:rStyle w:val="Hyperlink"/>
+          </w:rPr>
+          <w:t xml:space="preserve"> </w:t>
+        </w:r>
+        <w:r>
+          <w:rPr>
+            <w:rStyle w:val="Hyperlink"/>
+          </w:rPr>
+          <w:t xml:space="preserve">CPAP</w:t>
+        </w:r>
+        <w:r>
+          <w:rPr>
+            <w:rStyle w:val="Hyperlink"/>
+          </w:rPr>
+          <w:t xml:space="preserve">,</w:t>
+        </w:r>
+        <w:r>
+          <w:rPr>
+            <w:rStyle w:val="Hyperlink"/>
+          </w:rPr>
+          <w:t xml:space="preserve"> </w:t>
+        </w:r>
+        <w:r>
+          <w:rPr>
+            <w:rStyle w:val="Hyperlink"/>
+          </w:rPr>
+          <w:t xml:space="preserve">MADs</w:t>
+        </w:r>
+        <w:r>
+          <w:rPr>
+            <w:rStyle w:val="Hyperlink"/>
+          </w:rPr>
+          <w:t xml:space="preserve">, exercise-training, and dietary weight loss for sleep apnea: A network meta-analysis</w:t>
         </w:r>
       </w:hyperlink>
       <w:r>
-        <w:t xml:space="preserve">. Scientific Reports. 2018 Aug;8(1).</w:t>
+        <w:t xml:space="preserve">. Sleep Medicine. 2017;30:7–14.</w:t>
       </w:r>
       <w:r>
         <w:t xml:space="preserve"> </w:t>
       </w:r>
     </w:p>
     <w:bookmarkEnd w:id="133"/>
-    <w:bookmarkStart w:id="135" w:name="Xbe20fa38378946dc0b1773dd99972809ef5fd5a"/>
+    <w:bookmarkStart w:id="135" w:name="ref-iftikharEffectsExerciseTraining2014"/>
     <w:p>
       <w:pPr>
         <w:pStyle w:val="Literaturverzeichnis"/>
@@ -17244,7 +17263,7 @@
         <w:t xml:space="preserve">	</w:t>
       </w:r>
       <w:r>
-        <w:t xml:space="preserve">Rowlands AV, Plekhanova T, Yates T, Mirkes EM, Davies M, Khunti K, Edwardson CL.</w:t>
+        <w:t xml:space="preserve">Iftikhar IH, Kline CE, Youngstedt SD.</w:t>
       </w:r>
       <w:r>
         <w:t xml:space="preserve"> </w:t>
@@ -17254,7 +17273,7 @@
           <w:rPr>
             <w:rStyle w:val="Hyperlink"/>
           </w:rPr>
-          <w:t xml:space="preserve">Providing a</w:t>
+          <w:t xml:space="preserve">Effects of exercise training on sleep apnea:</w:t>
         </w:r>
         <w:r>
           <w:rPr>
@@ -17266,7 +17285,7 @@
           <w:rPr>
             <w:rStyle w:val="Hyperlink"/>
           </w:rPr>
-          <w:t xml:space="preserve">Basis</w:t>
+          <w:t xml:space="preserve">A</w:t>
         </w:r>
         <w:r>
           <w:rPr>
@@ -17278,54 +17297,18 @@
           <w:rPr>
             <w:rStyle w:val="Hyperlink"/>
           </w:rPr>
-          <w:t xml:space="preserve">for</w:t>
-        </w:r>
-        <w:r>
-          <w:rPr>
-            <w:rStyle w:val="Hyperlink"/>
-          </w:rPr>
-          <w:t xml:space="preserve"> </w:t>
-        </w:r>
-        <w:r>
-          <w:rPr>
-            <w:rStyle w:val="Hyperlink"/>
-          </w:rPr>
-          <w:t xml:space="preserve">Harmonization</w:t>
-        </w:r>
-        <w:r>
-          <w:rPr>
-            <w:rStyle w:val="Hyperlink"/>
-          </w:rPr>
-          <w:t xml:space="preserve"> </w:t>
-        </w:r>
-        <w:r>
-          <w:rPr>
-            <w:rStyle w:val="Hyperlink"/>
-          </w:rPr>
-          <w:t xml:space="preserve">of</w:t>
-        </w:r>
-        <w:r>
-          <w:rPr>
-            <w:rStyle w:val="Hyperlink"/>
-          </w:rPr>
-          <w:t xml:space="preserve"> </w:t>
-        </w:r>
-        <w:r>
-          <w:rPr>
-            <w:rStyle w:val="Hyperlink"/>
-          </w:rPr>
-          <w:t xml:space="preserve">Accelerometer-Assessed Physical Activity Outcomes Across Epidemiological Datasets</w:t>
+          <w:t xml:space="preserve">meta-analysis</w:t>
         </w:r>
       </w:hyperlink>
       <w:r>
-        <w:t xml:space="preserve">. Journal for the Measurement of Physical Behaviour. 2019 Sept;2(3):131–42.</w:t>
+        <w:t xml:space="preserve">. Lung. 2014;192(1):175–84.</w:t>
       </w:r>
       <w:r>
         <w:t xml:space="preserve"> </w:t>
       </w:r>
     </w:p>
     <w:bookmarkEnd w:id="135"/>
-    <w:bookmarkStart w:id="137" w:name="X604bed0f69fd81ef683c99aa873c9b58e271a81"/>
+    <w:bookmarkStart w:id="137" w:name="ref-janssenAssociationsScreenTime2020"/>
     <w:p>
       <w:pPr>
         <w:pStyle w:val="Literaturverzeichnis"/>
@@ -17340,7 +17323,7 @@
         <w:t xml:space="preserve">	</w:t>
       </w:r>
       <w:r>
-        <w:t xml:space="preserve">Rowlands AV.</w:t>
+        <w:t xml:space="preserve">Janssen X, Martin A, Hughes AR, Hill CM, Kotronoulas G, Hesketh KR.</w:t>
       </w:r>
       <w:r>
         <w:t xml:space="preserve"> </w:t>
@@ -17350,7 +17333,7 @@
           <w:rPr>
             <w:rStyle w:val="Hyperlink"/>
           </w:rPr>
-          <w:t xml:space="preserve">Moving</w:t>
+          <w:t xml:space="preserve">Associations of screen time, sedentary time and physical activity with sleep in under 5s:</w:t>
         </w:r>
         <w:r>
           <w:rPr>
@@ -17362,13 +17345,7 @@
           <w:rPr>
             <w:rStyle w:val="Hyperlink"/>
           </w:rPr>
-          <w:t xml:space="preserve">Forward With Accelerometer-Assessed Physical Activity</w:t>
-        </w:r>
-        <w:r>
-          <w:rPr>
-            <w:rStyle w:val="Hyperlink"/>
-          </w:rPr>
-          <w:t xml:space="preserve">:</w:t>
+          <w:t xml:space="preserve">A</w:t>
         </w:r>
         <w:r>
           <w:rPr>
@@ -17380,78 +17357,18 @@
           <w:rPr>
             <w:rStyle w:val="Hyperlink"/>
           </w:rPr>
-          <w:t xml:space="preserve">Two Strategies</w:t>
-        </w:r>
-        <w:r>
-          <w:rPr>
-            <w:rStyle w:val="Hyperlink"/>
-          </w:rPr>
-          <w:t xml:space="preserve"> </w:t>
-        </w:r>
-        <w:r>
-          <w:rPr>
-            <w:rStyle w:val="Hyperlink"/>
-          </w:rPr>
-          <w:t xml:space="preserve">to</w:t>
-        </w:r>
-        <w:r>
-          <w:rPr>
-            <w:rStyle w:val="Hyperlink"/>
-          </w:rPr>
-          <w:t xml:space="preserve"> </w:t>
-        </w:r>
-        <w:r>
-          <w:rPr>
-            <w:rStyle w:val="Hyperlink"/>
-          </w:rPr>
-          <w:t xml:space="preserve">Ensure Meaningful</w:t>
-        </w:r>
-        <w:r>
-          <w:rPr>
-            <w:rStyle w:val="Hyperlink"/>
-          </w:rPr>
-          <w:t xml:space="preserve">,</w:t>
-        </w:r>
-        <w:r>
-          <w:rPr>
-            <w:rStyle w:val="Hyperlink"/>
-          </w:rPr>
-          <w:t xml:space="preserve"> </w:t>
-        </w:r>
-        <w:r>
-          <w:rPr>
-            <w:rStyle w:val="Hyperlink"/>
-          </w:rPr>
-          <w:t xml:space="preserve">Interpretable</w:t>
-        </w:r>
-        <w:r>
-          <w:rPr>
-            <w:rStyle w:val="Hyperlink"/>
-          </w:rPr>
-          <w:t xml:space="preserve">, and</w:t>
-        </w:r>
-        <w:r>
-          <w:rPr>
-            <w:rStyle w:val="Hyperlink"/>
-          </w:rPr>
-          <w:t xml:space="preserve"> </w:t>
-        </w:r>
-        <w:r>
-          <w:rPr>
-            <w:rStyle w:val="Hyperlink"/>
-          </w:rPr>
-          <w:t xml:space="preserve">Comparable Measures</w:t>
+          <w:t xml:space="preserve">systematic review and meta-analysis</w:t>
         </w:r>
       </w:hyperlink>
       <w:r>
-        <w:t xml:space="preserve">. Pediatric Exercise Science. 2018 Nov;30(4):450–6.</w:t>
+        <w:t xml:space="preserve">. Sleep Medicine Reviews. 2020 Feb;49:101226.</w:t>
       </w:r>
       <w:r>
         <w:t xml:space="preserve"> </w:t>
       </w:r>
     </w:p>
     <w:bookmarkEnd w:id="137"/>
-    <w:bookmarkStart w:id="139" w:name="X43174f17c57b130f8bcfaa5ce76066a2d121af0"/>
+    <w:bookmarkStart w:id="139" w:name="ref-ledermanDoesExerciseImprove2019"/>
     <w:p>
       <w:pPr>
         <w:pStyle w:val="Literaturverzeichnis"/>
@@ -17466,7 +17383,7 @@
         <w:t xml:space="preserve">	</w:t>
       </w:r>
       <w:r>
-        <w:t xml:space="preserve">Rowlands AV, Dawkins NP, Maylor B, Edwardson CL, Fairclough SJ, Davies MJ, Harrington DM, Khunti K, Yates T.</w:t>
+        <w:t xml:space="preserve">Lederman O, Ward PB, Firth J, Maloney C, Carney R, Vancampfort D, Stubbs B, Kalucy M, Rosenbaum S.</w:t>
       </w:r>
       <w:r>
         <w:t xml:space="preserve"> </w:t>
@@ -17476,18 +17393,42 @@
           <w:rPr>
             <w:rStyle w:val="Hyperlink"/>
           </w:rPr>
-          <w:t xml:space="preserve">Enhancing the value of accelerometer-assessed physical activity: Meaningful visual comparisons of data-driven translational accelerometer metrics</w:t>
+          <w:t xml:space="preserve">Does exercise improve sleep quality in individuals with mental illness?</w:t>
+        </w:r>
+        <w:r>
+          <w:rPr>
+            <w:rStyle w:val="Hyperlink"/>
+          </w:rPr>
+          <w:t xml:space="preserve"> </w:t>
+        </w:r>
+        <w:r>
+          <w:rPr>
+            <w:rStyle w:val="Hyperlink"/>
+          </w:rPr>
+          <w:t xml:space="preserve">A</w:t>
+        </w:r>
+        <w:r>
+          <w:rPr>
+            <w:rStyle w:val="Hyperlink"/>
+          </w:rPr>
+          <w:t xml:space="preserve"> </w:t>
+        </w:r>
+        <w:r>
+          <w:rPr>
+            <w:rStyle w:val="Hyperlink"/>
+          </w:rPr>
+          <w:t xml:space="preserve">systematic review and meta-analysis</w:t>
         </w:r>
       </w:hyperlink>
       <w:r>
-        <w:t xml:space="preserve">. Sports Medicine - Open. 2019 Dec;5(1).</w:t>
+        <w:t xml:space="preserve">. Journal of Psychiatric Research. 2019;109:96–106.</w:t>
       </w:r>
       <w:r>
         <w:t xml:space="preserve"> </w:t>
       </w:r>
     </w:p>
     <w:bookmarkEnd w:id="139"/>
-    <w:bookmarkStart w:id="141" w:name="ref-rowlandsDatadrivenMeaningfulEasy2019"/>
+    <w:bookmarkStart w:id="141" w:name="ref-lins-filhoEffectExerciseTraining2020"/>
     <w:p>
       <w:pPr>
         <w:pStyle w:val="Literaturverzeichnis"/>
@@ -17502,7 +17443,7 @@
         <w:t xml:space="preserve">	</w:t>
       </w:r>
       <w:r>
-        <w:t xml:space="preserve">Rowlands AV, Sherar LB, Fairclough SJ, Yates T, Edwardson CL, Harrington DM, Davies MJ, Munir F, Khunti K, Stiles VH.</w:t>
+        <w:t xml:space="preserve">Lins-Filho OL, Pedrosa RP, Gomes JML, Dantas Moraes SL, Vasconcelos BCE, Lemos CAA, Pellizzer EP.</w:t>
       </w:r>
       <w:r>
         <w:t xml:space="preserve"> </w:t>
@@ -17512,18 +17453,18 @@
           <w:rPr>
             <w:rStyle w:val="Hyperlink"/>
           </w:rPr>
-          <w:t xml:space="preserve">A data-driven, meaningful, easy to interpret, standardised accelerometer outcome variable for global surveillance</w:t>
+          <w:t xml:space="preserve">Effect of exercise training on subjective parameters in patients with obstructive sleep apnea: A systematic review and meta-analysis</w:t>
         </w:r>
       </w:hyperlink>
       <w:r>
-        <w:t xml:space="preserve">. Journal of Science and Medicine in Sport. 2019 Oct;22(10):1132–8.</w:t>
+        <w:t xml:space="preserve">. Sleep Medicine. 2020;69:1–7.</w:t>
       </w:r>
       <w:r>
         <w:t xml:space="preserve"> </w:t>
       </w:r>
     </w:p>
     <w:bookmarkEnd w:id="141"/>
-    <w:bookmarkStart w:id="143" w:name="ref-gabaHowShortSleepers2020"/>
+    <w:bookmarkStart w:id="143" w:name="ref-mendelsonObstructiveSleepApnea2018"/>
     <w:p>
       <w:pPr>
         <w:pStyle w:val="Literaturverzeichnis"/>
@@ -17538,7 +17479,7 @@
         <w:t xml:space="preserve">	</w:t>
       </w:r>
       <w:r>
-        <w:t xml:space="preserve">Gába A, Dygrýn J, Štefelová N, Rubín L, Hron K, Jakubec L, Pedišić Ž.</w:t>
+        <w:t xml:space="preserve">Mendelson M, Bailly S, Marillier M, Flore P, Borel JC, Vivodtzev I, Doutreleau S, Verges S, Tamisier R, Pépin J-L.</w:t>
       </w:r>
       <w:r>
         <w:t xml:space="preserve"> </w:t>
@@ -17548,7 +17489,7 @@
           <w:rPr>
             <w:rStyle w:val="Hyperlink"/>
           </w:rPr>
-          <w:t xml:space="preserve">How do short sleepers use extra waking hours?</w:t>
+          <w:t xml:space="preserve">Obstructive sleep apnea syndrome, objectively measured physical activity and exercise training interventions:</w:t>
         </w:r>
         <w:r>
           <w:rPr>
@@ -17572,18 +17513,18 @@
           <w:rPr>
             <w:rStyle w:val="Hyperlink"/>
           </w:rPr>
-          <w:t xml:space="preserve">compositional analysis of 24-h time-use patterns among children and adolescents</w:t>
+          <w:t xml:space="preserve">systematic review and meta-analysis</w:t>
         </w:r>
       </w:hyperlink>
       <w:r>
-        <w:t xml:space="preserve">. International Journal of Behavioral Nutrition and Physical Activity. 2020 Dec;17(1).</w:t>
+        <w:t xml:space="preserve">. Frontiers in Neurology. 2018;9(FEB).</w:t>
       </w:r>
       <w:r>
         <w:t xml:space="preserve"> </w:t>
       </w:r>
     </w:p>
     <w:bookmarkEnd w:id="143"/>
-    <w:bookmarkStart w:id="145" w:name="ref-vanheesSeparatingMovementGravity2013"/>
+    <w:bookmarkStart w:id="145" w:name="ref-rubio-ariasEffectExerciseSleep2017"/>
     <w:p>
       <w:pPr>
         <w:pStyle w:val="Literaturverzeichnis"/>
@@ -17598,7 +17539,7 @@
         <w:t xml:space="preserve">	</w:t>
       </w:r>
       <w:r>
-        <w:t xml:space="preserve">Van Hees VT, Gorzelniak L, Dean León EC, Eder M, Pias M, Taherian S, Ekelund U, Renström F, Franks PW, Horsch A, Brage S.</w:t>
+        <w:t xml:space="preserve">Rubio-Arias JÁ, Marín-Cascales E, Ramos-Campo DJ, Hernandez AV, Pérez-López FR.</w:t>
       </w:r>
       <w:r>
         <w:t xml:space="preserve"> </w:t>
@@ -17608,7 +17549,7 @@
           <w:rPr>
             <w:rStyle w:val="Hyperlink"/>
           </w:rPr>
-          <w:t xml:space="preserve">Separating</w:t>
+          <w:t xml:space="preserve">Effect of exercise on sleep quality and insomnia in middle-aged women:</w:t>
         </w:r>
         <w:r>
           <w:rPr>
@@ -17620,7 +17561,7 @@
           <w:rPr>
             <w:rStyle w:val="Hyperlink"/>
           </w:rPr>
-          <w:t xml:space="preserve">Movement</w:t>
+          <w:t xml:space="preserve">A</w:t>
         </w:r>
         <w:r>
           <w:rPr>
@@ -17632,126 +17573,18 @@
           <w:rPr>
             <w:rStyle w:val="Hyperlink"/>
           </w:rPr>
-          <w:t xml:space="preserve">and</w:t>
-        </w:r>
-        <w:r>
-          <w:rPr>
-            <w:rStyle w:val="Hyperlink"/>
-          </w:rPr>
-          <w:t xml:space="preserve"> </w:t>
-        </w:r>
-        <w:r>
-          <w:rPr>
-            <w:rStyle w:val="Hyperlink"/>
-          </w:rPr>
-          <w:t xml:space="preserve">Gravity Components</w:t>
-        </w:r>
-        <w:r>
-          <w:rPr>
-            <w:rStyle w:val="Hyperlink"/>
-          </w:rPr>
-          <w:t xml:space="preserve"> </w:t>
-        </w:r>
-        <w:r>
-          <w:rPr>
-            <w:rStyle w:val="Hyperlink"/>
-          </w:rPr>
-          <w:t xml:space="preserve">in an</w:t>
-        </w:r>
-        <w:r>
-          <w:rPr>
-            <w:rStyle w:val="Hyperlink"/>
-          </w:rPr>
-          <w:t xml:space="preserve"> </w:t>
-        </w:r>
-        <w:r>
-          <w:rPr>
-            <w:rStyle w:val="Hyperlink"/>
-          </w:rPr>
-          <w:t xml:space="preserve">Acceleration Signal</w:t>
-        </w:r>
-        <w:r>
-          <w:rPr>
-            <w:rStyle w:val="Hyperlink"/>
-          </w:rPr>
-          <w:t xml:space="preserve"> </w:t>
-        </w:r>
-        <w:r>
-          <w:rPr>
-            <w:rStyle w:val="Hyperlink"/>
-          </w:rPr>
-          <w:t xml:space="preserve">and</w:t>
-        </w:r>
-        <w:r>
-          <w:rPr>
-            <w:rStyle w:val="Hyperlink"/>
-          </w:rPr>
-          <w:t xml:space="preserve"> </w:t>
-        </w:r>
-        <w:r>
-          <w:rPr>
-            <w:rStyle w:val="Hyperlink"/>
-          </w:rPr>
-          <w:t xml:space="preserve">Implications</w:t>
-        </w:r>
-        <w:r>
-          <w:rPr>
-            <w:rStyle w:val="Hyperlink"/>
-          </w:rPr>
-          <w:t xml:space="preserve"> </w:t>
-        </w:r>
-        <w:r>
-          <w:rPr>
-            <w:rStyle w:val="Hyperlink"/>
-          </w:rPr>
-          <w:t xml:space="preserve">for the</w:t>
-        </w:r>
-        <w:r>
-          <w:rPr>
-            <w:rStyle w:val="Hyperlink"/>
-          </w:rPr>
-          <w:t xml:space="preserve"> </w:t>
-        </w:r>
-        <w:r>
-          <w:rPr>
-            <w:rStyle w:val="Hyperlink"/>
-          </w:rPr>
-          <w:t xml:space="preserve">Assessment</w:t>
-        </w:r>
-        <w:r>
-          <w:rPr>
-            <w:rStyle w:val="Hyperlink"/>
-          </w:rPr>
-          <w:t xml:space="preserve"> </w:t>
-        </w:r>
-        <w:r>
-          <w:rPr>
-            <w:rStyle w:val="Hyperlink"/>
-          </w:rPr>
-          <w:t xml:space="preserve">of</w:t>
-        </w:r>
-        <w:r>
-          <w:rPr>
-            <w:rStyle w:val="Hyperlink"/>
-          </w:rPr>
-          <w:t xml:space="preserve"> </w:t>
-        </w:r>
-        <w:r>
-          <w:rPr>
-            <w:rStyle w:val="Hyperlink"/>
-          </w:rPr>
-          <w:t xml:space="preserve">Human Daily Physical Activity</w:t>
+          <w:t xml:space="preserve">systematic review and meta-analysis of randomized controlled trials</w:t>
         </w:r>
       </w:hyperlink>
       <w:r>
-        <w:t xml:space="preserve">. Müller M, editor. PLoS ONE. 2013 Apr;8(4):e61691.</w:t>
+        <w:t xml:space="preserve">. Maturitas. 2017;100:49–56.</w:t>
       </w:r>
       <w:r>
         <w:t xml:space="preserve"> </w:t>
       </w:r>
     </w:p>
     <w:bookmarkEnd w:id="145"/>
-    <w:bookmarkStart w:id="147" w:name="X022f3831132bc70b1c35b8637c58a02b68d7942"/>
+    <w:bookmarkStart w:id="147" w:name="ref-stutzEffectsEveningExercise2019"/>
     <w:p>
       <w:pPr>
         <w:pStyle w:val="Literaturverzeichnis"/>
@@ -17766,7 +17599,7 @@
         <w:t xml:space="preserve">	</w:t>
       </w:r>
       <w:r>
-        <w:t xml:space="preserve">Weston SJ, Ritchie SJ, Rohrer JM, Przybylski AK.</w:t>
+        <w:t xml:space="preserve">Stutz J, Eiholzer R, Spengler CM.</w:t>
       </w:r>
       <w:r>
         <w:t xml:space="preserve"> </w:t>
@@ -17776,7 +17609,7 @@
           <w:rPr>
             <w:rStyle w:val="Hyperlink"/>
           </w:rPr>
-          <w:t xml:space="preserve">Recommendations for</w:t>
+          <w:t xml:space="preserve">Effects of</w:t>
         </w:r>
         <w:r>
           <w:rPr>
@@ -17788,7 +17621,7 @@
           <w:rPr>
             <w:rStyle w:val="Hyperlink"/>
           </w:rPr>
-          <w:t xml:space="preserve">Increasing</w:t>
+          <w:t xml:space="preserve">Evening Exercise</w:t>
         </w:r>
         <w:r>
           <w:rPr>
@@ -17800,7 +17633,7 @@
           <w:rPr>
             <w:rStyle w:val="Hyperlink"/>
           </w:rPr>
-          <w:t xml:space="preserve">the</w:t>
+          <w:t xml:space="preserve">on</w:t>
         </w:r>
         <w:r>
           <w:rPr>
@@ -17812,7 +17645,7 @@
           <w:rPr>
             <w:rStyle w:val="Hyperlink"/>
           </w:rPr>
-          <w:t xml:space="preserve">Transparency</w:t>
+          <w:t xml:space="preserve">Sleep</w:t>
         </w:r>
         <w:r>
           <w:rPr>
@@ -17824,7 +17657,7 @@
           <w:rPr>
             <w:rStyle w:val="Hyperlink"/>
           </w:rPr>
-          <w:t xml:space="preserve">of</w:t>
+          <w:t xml:space="preserve">in</w:t>
         </w:r>
         <w:r>
           <w:rPr>
@@ -17836,7 +17669,13 @@
           <w:rPr>
             <w:rStyle w:val="Hyperlink"/>
           </w:rPr>
-          <w:t xml:space="preserve">Analysis</w:t>
+          <w:t xml:space="preserve">Healthy Participants</w:t>
+        </w:r>
+        <w:r>
+          <w:rPr>
+            <w:rStyle w:val="Hyperlink"/>
+          </w:rPr>
+          <w:t xml:space="preserve">:</w:t>
         </w:r>
         <w:r>
           <w:rPr>
@@ -17848,7 +17687,7 @@
           <w:rPr>
             <w:rStyle w:val="Hyperlink"/>
           </w:rPr>
-          <w:t xml:space="preserve">of</w:t>
+          <w:t xml:space="preserve">A Systematic Review</w:t>
         </w:r>
         <w:r>
           <w:rPr>
@@ -17860,18 +17699,30 @@
           <w:rPr>
             <w:rStyle w:val="Hyperlink"/>
           </w:rPr>
-          <w:t xml:space="preserve">Preexisting Data Sets</w:t>
+          <w:t xml:space="preserve">and</w:t>
+        </w:r>
+        <w:r>
+          <w:rPr>
+            <w:rStyle w:val="Hyperlink"/>
+          </w:rPr>
+          <w:t xml:space="preserve"> </w:t>
+        </w:r>
+        <w:r>
+          <w:rPr>
+            <w:rStyle w:val="Hyperlink"/>
+          </w:rPr>
+          <w:t xml:space="preserve">Meta-Analysis</w:t>
         </w:r>
       </w:hyperlink>
       <w:r>
-        <w:t xml:space="preserve">. Advances in Methods and Practices in Psychological Science. 2019 Sept;2(3):214–27.</w:t>
+        <w:t xml:space="preserve">. Sports Medicine. 2019;49(2):269–87.</w:t>
       </w:r>
       <w:r>
         <w:t xml:space="preserve"> </w:t>
       </w:r>
     </w:p>
     <w:bookmarkEnd w:id="147"/>
-    <w:bookmarkStart w:id="149" w:name="ref-maccounBlindAnalysisHide2015"/>
+    <w:bookmarkStart w:id="149" w:name="ref-yangEffectsExerciseSleep2020"/>
     <w:p>
       <w:pPr>
         <w:pStyle w:val="Literaturverzeichnis"/>
@@ -17886,7 +17737,7 @@
         <w:t xml:space="preserve">	</w:t>
       </w:r>
       <w:r>
-        <w:t xml:space="preserve">MacCoun R, Perlmutter S.</w:t>
+        <w:t xml:space="preserve">Yang S-Y, Lan S-J, Yen Y-Y, Hsieh Y-P, Kung P-T, Lan S-H.</w:t>
       </w:r>
       <w:r>
         <w:t xml:space="preserve"> </w:t>
@@ -17896,7 +17747,7 @@
           <w:rPr>
             <w:rStyle w:val="Hyperlink"/>
           </w:rPr>
-          <w:t xml:space="preserve">Blind analysis:</w:t>
+          <w:t xml:space="preserve">Effects of</w:t>
         </w:r>
         <w:r>
           <w:rPr>
@@ -17908,7 +17759,7 @@
           <w:rPr>
             <w:rStyle w:val="Hyperlink"/>
           </w:rPr>
-          <w:t xml:space="preserve">Hide</w:t>
+          <w:t xml:space="preserve">Exercise</w:t>
         </w:r>
         <w:r>
           <w:rPr>
@@ -17920,18 +17771,114 @@
           <w:rPr>
             <w:rStyle w:val="Hyperlink"/>
           </w:rPr>
-          <w:t xml:space="preserve">results to seek the truth</w:t>
+          <w:t xml:space="preserve">on</w:t>
+        </w:r>
+        <w:r>
+          <w:rPr>
+            <w:rStyle w:val="Hyperlink"/>
+          </w:rPr>
+          <w:t xml:space="preserve"> </w:t>
+        </w:r>
+        <w:r>
+          <w:rPr>
+            <w:rStyle w:val="Hyperlink"/>
+          </w:rPr>
+          <w:t xml:space="preserve">Sleep Quality</w:t>
+        </w:r>
+        <w:r>
+          <w:rPr>
+            <w:rStyle w:val="Hyperlink"/>
+          </w:rPr>
+          <w:t xml:space="preserve"> </w:t>
+        </w:r>
+        <w:r>
+          <w:rPr>
+            <w:rStyle w:val="Hyperlink"/>
+          </w:rPr>
+          <w:t xml:space="preserve">in</w:t>
+        </w:r>
+        <w:r>
+          <w:rPr>
+            <w:rStyle w:val="Hyperlink"/>
+          </w:rPr>
+          <w:t xml:space="preserve"> </w:t>
+        </w:r>
+        <w:r>
+          <w:rPr>
+            <w:rStyle w:val="Hyperlink"/>
+          </w:rPr>
+          <w:t xml:space="preserve">Pregnant Women</w:t>
+        </w:r>
+        <w:r>
+          <w:rPr>
+            <w:rStyle w:val="Hyperlink"/>
+          </w:rPr>
+          <w:t xml:space="preserve">:</w:t>
+        </w:r>
+        <w:r>
+          <w:rPr>
+            <w:rStyle w:val="Hyperlink"/>
+          </w:rPr>
+          <w:t xml:space="preserve"> </w:t>
+        </w:r>
+        <w:r>
+          <w:rPr>
+            <w:rStyle w:val="Hyperlink"/>
+          </w:rPr>
+          <w:t xml:space="preserve">A Systematic Review</w:t>
+        </w:r>
+        <w:r>
+          <w:rPr>
+            <w:rStyle w:val="Hyperlink"/>
+          </w:rPr>
+          <w:t xml:space="preserve"> </w:t>
+        </w:r>
+        <w:r>
+          <w:rPr>
+            <w:rStyle w:val="Hyperlink"/>
+          </w:rPr>
+          <w:t xml:space="preserve">and</w:t>
+        </w:r>
+        <w:r>
+          <w:rPr>
+            <w:rStyle w:val="Hyperlink"/>
+          </w:rPr>
+          <w:t xml:space="preserve"> </w:t>
+        </w:r>
+        <w:r>
+          <w:rPr>
+            <w:rStyle w:val="Hyperlink"/>
+          </w:rPr>
+          <w:t xml:space="preserve">Meta</w:t>
+        </w:r>
+        <w:r>
+          <w:rPr>
+            <w:rStyle w:val="Hyperlink"/>
+          </w:rPr>
+          <w:t xml:space="preserve">-analysis of</w:t>
+        </w:r>
+        <w:r>
+          <w:rPr>
+            <w:rStyle w:val="Hyperlink"/>
+          </w:rPr>
+          <w:t xml:space="preserve"> </w:t>
+        </w:r>
+        <w:r>
+          <w:rPr>
+            <w:rStyle w:val="Hyperlink"/>
+          </w:rPr>
+          <w:t xml:space="preserve">Randomized Controlled Trials</w:t>
         </w:r>
       </w:hyperlink>
       <w:r>
-        <w:t xml:space="preserve">. Nature. 2015 Oct;526(7572):187–9.</w:t>
+        <w:t xml:space="preserve">. Asian Nursing Research. 2020;14(1):1–10.</w:t>
       </w:r>
       <w:r>
         <w:t xml:space="preserve"> </w:t>
       </w:r>
     </w:p>
     <w:bookmarkEnd w:id="149"/>
-    <w:bookmarkStart w:id="151" w:name="ref-buurenMiceMultivariateImputation2011"/>
+    <w:bookmarkStart w:id="151" w:name="ref-yangExerciseTrainingImproves2012"/>
     <w:p>
       <w:pPr>
         <w:pStyle w:val="Literaturverzeichnis"/>
@@ -17946,12 +17893,1296 @@
         <w:t xml:space="preserve">	</w:t>
       </w:r>
       <w:r>
+        <w:t xml:space="preserve">Yang P-Y, Ho K-H, Chen H-C, Chien M-Y.</w:t>
+      </w:r>
+      <w:r>
+        <w:t xml:space="preserve"> </w:t>
+      </w:r>
+      <w:hyperlink r:id="rId150">
+        <w:r>
+          <w:rPr>
+            <w:rStyle w:val="Hyperlink"/>
+          </w:rPr>
+          <w:t xml:space="preserve">Exercise training improves sleep quality in middle-aged and older adults with sleep problems:</w:t>
+        </w:r>
+        <w:r>
+          <w:rPr>
+            <w:rStyle w:val="Hyperlink"/>
+          </w:rPr>
+          <w:t xml:space="preserve"> </w:t>
+        </w:r>
+        <w:r>
+          <w:rPr>
+            <w:rStyle w:val="Hyperlink"/>
+          </w:rPr>
+          <w:t xml:space="preserve">A</w:t>
+        </w:r>
+        <w:r>
+          <w:rPr>
+            <w:rStyle w:val="Hyperlink"/>
+          </w:rPr>
+          <w:t xml:space="preserve"> </w:t>
+        </w:r>
+        <w:r>
+          <w:rPr>
+            <w:rStyle w:val="Hyperlink"/>
+          </w:rPr>
+          <w:t xml:space="preserve">systematic review</w:t>
+        </w:r>
+      </w:hyperlink>
+      <w:r>
+        <w:t xml:space="preserve">. Journal of Physiotherapy. 2012;58(3):157–63.</w:t>
+      </w:r>
+      <w:r>
+        <w:t xml:space="preserve"> </w:t>
+      </w:r>
+    </w:p>
+    <w:bookmarkEnd w:id="151"/>
+    <w:bookmarkStart w:id="153" w:name="ref-yangSedentaryBehaviorSleep2017"/>
+    <w:p>
+      <w:pPr>
+        <w:pStyle w:val="Literaturverzeichnis"/>
+      </w:pPr>
+      <w:r>
+        <w:t xml:space="preserve">43.</w:t>
+      </w:r>
+      <w:r>
+        <w:t xml:space="preserve"> </w:t>
+      </w:r>
+      <w:r>
+        <w:t xml:space="preserve">	</w:t>
+      </w:r>
+      <w:r>
+        <w:t xml:space="preserve">Yang Y, Shin JC, Li D, An R.</w:t>
+      </w:r>
+      <w:r>
+        <w:t xml:space="preserve"> </w:t>
+      </w:r>
+      <w:hyperlink r:id="rId152">
+        <w:r>
+          <w:rPr>
+            <w:rStyle w:val="Hyperlink"/>
+          </w:rPr>
+          <w:t xml:space="preserve">Sedentary</w:t>
+        </w:r>
+        <w:r>
+          <w:rPr>
+            <w:rStyle w:val="Hyperlink"/>
+          </w:rPr>
+          <w:t xml:space="preserve"> </w:t>
+        </w:r>
+        <w:r>
+          <w:rPr>
+            <w:rStyle w:val="Hyperlink"/>
+          </w:rPr>
+          <w:t xml:space="preserve">Behavior</w:t>
+        </w:r>
+        <w:r>
+          <w:rPr>
+            <w:rStyle w:val="Hyperlink"/>
+          </w:rPr>
+          <w:t xml:space="preserve"> </w:t>
+        </w:r>
+        <w:r>
+          <w:rPr>
+            <w:rStyle w:val="Hyperlink"/>
+          </w:rPr>
+          <w:t xml:space="preserve">and</w:t>
+        </w:r>
+        <w:r>
+          <w:rPr>
+            <w:rStyle w:val="Hyperlink"/>
+          </w:rPr>
+          <w:t xml:space="preserve"> </w:t>
+        </w:r>
+        <w:r>
+          <w:rPr>
+            <w:rStyle w:val="Hyperlink"/>
+          </w:rPr>
+          <w:t xml:space="preserve">Sleep Problems</w:t>
+        </w:r>
+        <w:r>
+          <w:rPr>
+            <w:rStyle w:val="Hyperlink"/>
+          </w:rPr>
+          <w:t xml:space="preserve">: A</w:t>
+        </w:r>
+        <w:r>
+          <w:rPr>
+            <w:rStyle w:val="Hyperlink"/>
+          </w:rPr>
+          <w:t xml:space="preserve"> </w:t>
+        </w:r>
+        <w:r>
+          <w:rPr>
+            <w:rStyle w:val="Hyperlink"/>
+          </w:rPr>
+          <w:t xml:space="preserve">Systematic Review</w:t>
+        </w:r>
+        <w:r>
+          <w:rPr>
+            <w:rStyle w:val="Hyperlink"/>
+          </w:rPr>
+          <w:t xml:space="preserve"> </w:t>
+        </w:r>
+        <w:r>
+          <w:rPr>
+            <w:rStyle w:val="Hyperlink"/>
+          </w:rPr>
+          <w:t xml:space="preserve">and</w:t>
+        </w:r>
+        <w:r>
+          <w:rPr>
+            <w:rStyle w:val="Hyperlink"/>
+          </w:rPr>
+          <w:t xml:space="preserve"> </w:t>
+        </w:r>
+        <w:r>
+          <w:rPr>
+            <w:rStyle w:val="Hyperlink"/>
+          </w:rPr>
+          <w:t xml:space="preserve">Meta-Analysis</w:t>
+        </w:r>
+      </w:hyperlink>
+      <w:r>
+        <w:t xml:space="preserve">. International Journal of Behavioral Medicine. 2017;24(4):481–92.</w:t>
+      </w:r>
+      <w:r>
+        <w:t xml:space="preserve"> </w:t>
+      </w:r>
+    </w:p>
+    <w:bookmarkEnd w:id="153"/>
+    <w:bookmarkStart w:id="155" w:name="ref-rileyUsingIndividualParticipant2023"/>
+    <w:p>
+      <w:pPr>
+        <w:pStyle w:val="Literaturverzeichnis"/>
+      </w:pPr>
+      <w:r>
+        <w:t xml:space="preserve">44.</w:t>
+      </w:r>
+      <w:r>
+        <w:t xml:space="preserve"> </w:t>
+      </w:r>
+      <w:r>
+        <w:t xml:space="preserve">	</w:t>
+      </w:r>
+      <w:r>
+        <w:t xml:space="preserve">Riley RD, Dias S, Donegan S, Tierney JF, Stewart LA, Efthimiou O, Phillippo DM.</w:t>
+      </w:r>
+      <w:r>
+        <w:t xml:space="preserve"> </w:t>
+      </w:r>
+      <w:hyperlink r:id="rId154">
+        <w:r>
+          <w:rPr>
+            <w:rStyle w:val="Hyperlink"/>
+          </w:rPr>
+          <w:t xml:space="preserve">Using individual participant data to improve network meta-analysis projects</w:t>
+        </w:r>
+      </w:hyperlink>
+      <w:r>
+        <w:t xml:space="preserve">. BMJ Evidence-Based Medicine. 2023 June;28(3):197–203.</w:t>
+      </w:r>
+      <w:r>
+        <w:t xml:space="preserve"> </w:t>
+      </w:r>
+    </w:p>
+    <w:bookmarkEnd w:id="155"/>
+    <w:bookmarkStart w:id="157" w:name="Xa0cbe05eccacccf17bde02d7669b1fb01f31efd"/>
+    <w:p>
+      <w:pPr>
+        <w:pStyle w:val="Literaturverzeichnis"/>
+      </w:pPr>
+      <w:r>
+        <w:t xml:space="preserve">45.</w:t>
+      </w:r>
+      <w:r>
+        <w:t xml:space="preserve"> </w:t>
+      </w:r>
+      <w:r>
+        <w:t xml:space="preserve">	</w:t>
+      </w:r>
+      <w:r>
+        <w:t xml:space="preserve">Ioannidis J.</w:t>
+      </w:r>
+      <w:r>
+        <w:t xml:space="preserve"> </w:t>
+      </w:r>
+      <w:hyperlink r:id="rId156">
+        <w:r>
+          <w:rPr>
+            <w:rStyle w:val="Hyperlink"/>
+          </w:rPr>
+          <w:t xml:space="preserve">Next-generation systematic reviews: Prospective meta-analysis, individual-level data, networks and umbrella reviews</w:t>
+        </w:r>
+      </w:hyperlink>
+      <w:r>
+        <w:t xml:space="preserve">. British Journal of Sports Medicine. 2017 Oct;51(20):1456–8.</w:t>
+      </w:r>
+      <w:r>
+        <w:t xml:space="preserve"> </w:t>
+      </w:r>
+    </w:p>
+    <w:bookmarkEnd w:id="157"/>
+    <w:bookmarkStart w:id="159" w:name="X48b2c7764fd235bdd97ded4effee72a4c88fe29"/>
+    <w:p>
+      <w:pPr>
+        <w:pStyle w:val="Literaturverzeichnis"/>
+      </w:pPr>
+      <w:r>
+        <w:t xml:space="preserve">46.</w:t>
+      </w:r>
+      <w:r>
+        <w:t xml:space="preserve"> </w:t>
+      </w:r>
+      <w:r>
+        <w:t xml:space="preserve">	</w:t>
+      </w:r>
+      <w:r>
+        <w:t xml:space="preserve">Hinde S, Spackman E.</w:t>
+      </w:r>
+      <w:r>
+        <w:t xml:space="preserve"> </w:t>
+      </w:r>
+      <w:hyperlink r:id="rId158">
+        <w:r>
+          <w:rPr>
+            <w:rStyle w:val="Hyperlink"/>
+          </w:rPr>
+          <w:t xml:space="preserve">Bidirectional</w:t>
+        </w:r>
+        <w:r>
+          <w:rPr>
+            <w:rStyle w:val="Hyperlink"/>
+          </w:rPr>
+          <w:t xml:space="preserve"> </w:t>
+        </w:r>
+        <w:r>
+          <w:rPr>
+            <w:rStyle w:val="Hyperlink"/>
+          </w:rPr>
+          <w:t xml:space="preserve">Citation Searching</w:t>
+        </w:r>
+        <w:r>
+          <w:rPr>
+            <w:rStyle w:val="Hyperlink"/>
+          </w:rPr>
+          <w:t xml:space="preserve"> </w:t>
+        </w:r>
+        <w:r>
+          <w:rPr>
+            <w:rStyle w:val="Hyperlink"/>
+          </w:rPr>
+          <w:t xml:space="preserve">to</w:t>
+        </w:r>
+        <w:r>
+          <w:rPr>
+            <w:rStyle w:val="Hyperlink"/>
+          </w:rPr>
+          <w:t xml:space="preserve"> </w:t>
+        </w:r>
+        <w:r>
+          <w:rPr>
+            <w:rStyle w:val="Hyperlink"/>
+          </w:rPr>
+          <w:t xml:space="preserve">Completion</w:t>
+        </w:r>
+        <w:r>
+          <w:rPr>
+            <w:rStyle w:val="Hyperlink"/>
+          </w:rPr>
+          <w:t xml:space="preserve">:</w:t>
+        </w:r>
+        <w:r>
+          <w:rPr>
+            <w:rStyle w:val="Hyperlink"/>
+          </w:rPr>
+          <w:t xml:space="preserve"> </w:t>
+        </w:r>
+        <w:r>
+          <w:rPr>
+            <w:rStyle w:val="Hyperlink"/>
+          </w:rPr>
+          <w:t xml:space="preserve">An Exploration</w:t>
+        </w:r>
+        <w:r>
+          <w:rPr>
+            <w:rStyle w:val="Hyperlink"/>
+          </w:rPr>
+          <w:t xml:space="preserve"> </w:t>
+        </w:r>
+        <w:r>
+          <w:rPr>
+            <w:rStyle w:val="Hyperlink"/>
+          </w:rPr>
+          <w:t xml:space="preserve">of</w:t>
+        </w:r>
+        <w:r>
+          <w:rPr>
+            <w:rStyle w:val="Hyperlink"/>
+          </w:rPr>
+          <w:t xml:space="preserve"> </w:t>
+        </w:r>
+        <w:r>
+          <w:rPr>
+            <w:rStyle w:val="Hyperlink"/>
+          </w:rPr>
+          <w:t xml:space="preserve">Literature Searching Methods</w:t>
+        </w:r>
+      </w:hyperlink>
+      <w:r>
+        <w:t xml:space="preserve">. PharmacoEconomics. 2015 Jan;33(1):5–11.</w:t>
+      </w:r>
+      <w:r>
+        <w:t xml:space="preserve"> </w:t>
+      </w:r>
+    </w:p>
+    <w:bookmarkEnd w:id="159"/>
+    <w:bookmarkStart w:id="161" w:name="ref-miguelesGGIRResearchCommunity2019"/>
+    <w:p>
+      <w:pPr>
+        <w:pStyle w:val="Literaturverzeichnis"/>
+      </w:pPr>
+      <w:r>
+        <w:t xml:space="preserve">47.</w:t>
+      </w:r>
+      <w:r>
+        <w:t xml:space="preserve"> </w:t>
+      </w:r>
+      <w:r>
+        <w:t xml:space="preserve">	</w:t>
+      </w:r>
+      <w:r>
+        <w:t xml:space="preserve">Migueles JH, Rowlands AV, Huber F, Sabia S, Van Hees VT.</w:t>
+      </w:r>
+      <w:r>
+        <w:t xml:space="preserve"> </w:t>
+      </w:r>
+      <w:hyperlink r:id="rId160">
+        <w:r>
+          <w:rPr>
+            <w:rStyle w:val="Hyperlink"/>
+          </w:rPr>
+          <w:t xml:space="preserve">GGIR</w:t>
+        </w:r>
+        <w:r>
+          <w:rPr>
+            <w:rStyle w:val="Hyperlink"/>
+          </w:rPr>
+          <w:t xml:space="preserve">:</w:t>
+        </w:r>
+        <w:r>
+          <w:rPr>
+            <w:rStyle w:val="Hyperlink"/>
+          </w:rPr>
+          <w:t xml:space="preserve"> </w:t>
+        </w:r>
+        <w:r>
+          <w:rPr>
+            <w:rStyle w:val="Hyperlink"/>
+          </w:rPr>
+          <w:t xml:space="preserve">A Research Community</w:t>
+        </w:r>
+        <w:r>
+          <w:rPr>
+            <w:rStyle w:val="Hyperlink"/>
+          </w:rPr>
+          <w:t xml:space="preserve">–</w:t>
+        </w:r>
+        <w:r>
+          <w:rPr>
+            <w:rStyle w:val="Hyperlink"/>
+          </w:rPr>
+          <w:t xml:space="preserve">Driven Open Source R Package</w:t>
+        </w:r>
+        <w:r>
+          <w:rPr>
+            <w:rStyle w:val="Hyperlink"/>
+          </w:rPr>
+          <w:t xml:space="preserve"> </w:t>
+        </w:r>
+        <w:r>
+          <w:rPr>
+            <w:rStyle w:val="Hyperlink"/>
+          </w:rPr>
+          <w:t xml:space="preserve">for</w:t>
+        </w:r>
+        <w:r>
+          <w:rPr>
+            <w:rStyle w:val="Hyperlink"/>
+          </w:rPr>
+          <w:t xml:space="preserve"> </w:t>
+        </w:r>
+        <w:r>
+          <w:rPr>
+            <w:rStyle w:val="Hyperlink"/>
+          </w:rPr>
+          <w:t xml:space="preserve">Generating Physical Activity</w:t>
+        </w:r>
+        <w:r>
+          <w:rPr>
+            <w:rStyle w:val="Hyperlink"/>
+          </w:rPr>
+          <w:t xml:space="preserve"> </w:t>
+        </w:r>
+        <w:r>
+          <w:rPr>
+            <w:rStyle w:val="Hyperlink"/>
+          </w:rPr>
+          <w:t xml:space="preserve">and</w:t>
+        </w:r>
+        <w:r>
+          <w:rPr>
+            <w:rStyle w:val="Hyperlink"/>
+          </w:rPr>
+          <w:t xml:space="preserve"> </w:t>
+        </w:r>
+        <w:r>
+          <w:rPr>
+            <w:rStyle w:val="Hyperlink"/>
+          </w:rPr>
+          <w:t xml:space="preserve">Sleep Outcomes From Multi-Day Raw Accelerometer Data</w:t>
+        </w:r>
+      </w:hyperlink>
+      <w:r>
+        <w:t xml:space="preserve">. Journal for the Measurement of Physical Behaviour. 2019 Sept;2(3):188–96.</w:t>
+      </w:r>
+      <w:r>
+        <w:t xml:space="preserve"> </w:t>
+      </w:r>
+    </w:p>
+    <w:bookmarkEnd w:id="161"/>
+    <w:bookmarkStart w:id="163" w:name="ref-vanheesEstimatingSleepParameters2018"/>
+    <w:p>
+      <w:pPr>
+        <w:pStyle w:val="Literaturverzeichnis"/>
+      </w:pPr>
+      <w:r>
+        <w:t xml:space="preserve">48.</w:t>
+      </w:r>
+      <w:r>
+        <w:t xml:space="preserve"> </w:t>
+      </w:r>
+      <w:r>
+        <w:t xml:space="preserve">	</w:t>
+      </w:r>
+      <w:r>
+        <w:t xml:space="preserve">Van Hees VT, Sabia S, Jones SE, Wood AR, Anderson KN, Kivimäki M, Frayling TM, Pack AI, Bucan M, Trenell MI, Mazzotti DR, Gehrman PR, Singh-Manoux BA, Weedon MN.</w:t>
+      </w:r>
+      <w:r>
+        <w:t xml:space="preserve"> </w:t>
+      </w:r>
+      <w:hyperlink r:id="rId162">
+        <w:r>
+          <w:rPr>
+            <w:rStyle w:val="Hyperlink"/>
+          </w:rPr>
+          <w:t xml:space="preserve">Estimating sleep parameters using an accelerometer without sleep diary</w:t>
+        </w:r>
+      </w:hyperlink>
+      <w:r>
+        <w:t xml:space="preserve">. Scientific Reports. 2018 Aug;8(1).</w:t>
+      </w:r>
+      <w:r>
+        <w:t xml:space="preserve"> </w:t>
+      </w:r>
+    </w:p>
+    <w:bookmarkEnd w:id="163"/>
+    <w:bookmarkStart w:id="165" w:name="X52b7e7b03e85d368e668eadc670bd2cc68a9aa2"/>
+    <w:p>
+      <w:pPr>
+        <w:pStyle w:val="Literaturverzeichnis"/>
+      </w:pPr>
+      <w:r>
+        <w:t xml:space="preserve">49.</w:t>
+      </w:r>
+      <w:r>
+        <w:t xml:space="preserve"> </w:t>
+      </w:r>
+      <w:r>
+        <w:t xml:space="preserve">	</w:t>
+      </w:r>
+      <w:r>
+        <w:t xml:space="preserve">Cepni AB, Burkart S, Zhu X, White J, Finnegan O, Nelakuditi S, Beets M, Brown Iii D, Pate R, Welk G, De Zambotti M, Ghosal R, Wang Y, Armstrong B, Adams E, Van Hees V, Glenn Weaver R.</w:t>
+      </w:r>
+      <w:r>
+        <w:t xml:space="preserve"> </w:t>
+      </w:r>
+      <w:hyperlink r:id="rId164">
+        <w:r>
+          <w:rPr>
+            <w:rStyle w:val="Hyperlink"/>
+          </w:rPr>
+          <w:t xml:space="preserve">Evaluating the performance of open-source and proprietary processing of actigraphy sleep estimation in children with suspected sleep disorders: A comparison with polysomnography</w:t>
+        </w:r>
+      </w:hyperlink>
+      <w:r>
+        <w:t xml:space="preserve">. SLEEP. 2025 Apr;48(4):zsae267.</w:t>
+      </w:r>
+      <w:r>
+        <w:t xml:space="preserve"> </w:t>
+      </w:r>
+    </w:p>
+    <w:bookmarkEnd w:id="165"/>
+    <w:bookmarkStart w:id="167" w:name="ref-chenPerformanceAutomatedSleep2026"/>
+    <w:p>
+      <w:pPr>
+        <w:pStyle w:val="Literaturverzeichnis"/>
+      </w:pPr>
+      <w:r>
+        <w:t xml:space="preserve">50.</w:t>
+      </w:r>
+      <w:r>
+        <w:t xml:space="preserve"> </w:t>
+      </w:r>
+      <w:r>
+        <w:t xml:space="preserve">	</w:t>
+      </w:r>
+      <w:r>
+        <w:t xml:space="preserve">Chen PW, Jansen EC, Cielo CM, Williamson AA, Banker M, Kaye M, Song PXK, Peterson KE, Cantoral A, Téllez-Rojo MM, Goldstein C, Zanna K, Sano A, Moreno JP, Kalkwarf H, Zemel BS, Mitchell JA.</w:t>
+      </w:r>
+      <w:r>
+        <w:t xml:space="preserve"> </w:t>
+      </w:r>
+      <w:hyperlink r:id="rId166">
+        <w:r>
+          <w:rPr>
+            <w:rStyle w:val="Hyperlink"/>
+          </w:rPr>
+          <w:t xml:space="preserve">Performance of an automated sleep scoring approach for actigraphy data in children and adolescents</w:t>
+        </w:r>
+      </w:hyperlink>
+      <w:r>
+        <w:t xml:space="preserve">. SLEEP. 2026 Feb;49(2):zsaf282.</w:t>
+      </w:r>
+      <w:r>
+        <w:t xml:space="preserve"> </w:t>
+      </w:r>
+    </w:p>
+    <w:bookmarkEnd w:id="167"/>
+    <w:bookmarkStart w:id="169" w:name="Xbe20fa38378946dc0b1773dd99972809ef5fd5a"/>
+    <w:p>
+      <w:pPr>
+        <w:pStyle w:val="Literaturverzeichnis"/>
+      </w:pPr>
+      <w:r>
+        <w:t xml:space="preserve">51.</w:t>
+      </w:r>
+      <w:r>
+        <w:t xml:space="preserve"> </w:t>
+      </w:r>
+      <w:r>
+        <w:t xml:space="preserve">	</w:t>
+      </w:r>
+      <w:r>
+        <w:t xml:space="preserve">Rowlands AV, Plekhanova T, Yates T, Mirkes EM, Davies M, Khunti K, Edwardson CL.</w:t>
+      </w:r>
+      <w:r>
+        <w:t xml:space="preserve"> </w:t>
+      </w:r>
+      <w:hyperlink r:id="rId168">
+        <w:r>
+          <w:rPr>
+            <w:rStyle w:val="Hyperlink"/>
+          </w:rPr>
+          <w:t xml:space="preserve">Providing a</w:t>
+        </w:r>
+        <w:r>
+          <w:rPr>
+            <w:rStyle w:val="Hyperlink"/>
+          </w:rPr>
+          <w:t xml:space="preserve"> </w:t>
+        </w:r>
+        <w:r>
+          <w:rPr>
+            <w:rStyle w:val="Hyperlink"/>
+          </w:rPr>
+          <w:t xml:space="preserve">Basis</w:t>
+        </w:r>
+        <w:r>
+          <w:rPr>
+            <w:rStyle w:val="Hyperlink"/>
+          </w:rPr>
+          <w:t xml:space="preserve"> </w:t>
+        </w:r>
+        <w:r>
+          <w:rPr>
+            <w:rStyle w:val="Hyperlink"/>
+          </w:rPr>
+          <w:t xml:space="preserve">for</w:t>
+        </w:r>
+        <w:r>
+          <w:rPr>
+            <w:rStyle w:val="Hyperlink"/>
+          </w:rPr>
+          <w:t xml:space="preserve"> </w:t>
+        </w:r>
+        <w:r>
+          <w:rPr>
+            <w:rStyle w:val="Hyperlink"/>
+          </w:rPr>
+          <w:t xml:space="preserve">Harmonization</w:t>
+        </w:r>
+        <w:r>
+          <w:rPr>
+            <w:rStyle w:val="Hyperlink"/>
+          </w:rPr>
+          <w:t xml:space="preserve"> </w:t>
+        </w:r>
+        <w:r>
+          <w:rPr>
+            <w:rStyle w:val="Hyperlink"/>
+          </w:rPr>
+          <w:t xml:space="preserve">of</w:t>
+        </w:r>
+        <w:r>
+          <w:rPr>
+            <w:rStyle w:val="Hyperlink"/>
+          </w:rPr>
+          <w:t xml:space="preserve"> </w:t>
+        </w:r>
+        <w:r>
+          <w:rPr>
+            <w:rStyle w:val="Hyperlink"/>
+          </w:rPr>
+          <w:t xml:space="preserve">Accelerometer-Assessed Physical Activity Outcomes Across Epidemiological Datasets</w:t>
+        </w:r>
+      </w:hyperlink>
+      <w:r>
+        <w:t xml:space="preserve">. Journal for the Measurement of Physical Behaviour. 2019 Sept;2(3):131–42.</w:t>
+      </w:r>
+      <w:r>
+        <w:t xml:space="preserve"> </w:t>
+      </w:r>
+    </w:p>
+    <w:bookmarkEnd w:id="169"/>
+    <w:bookmarkStart w:id="171" w:name="X604bed0f69fd81ef683c99aa873c9b58e271a81"/>
+    <w:p>
+      <w:pPr>
+        <w:pStyle w:val="Literaturverzeichnis"/>
+      </w:pPr>
+      <w:r>
+        <w:t xml:space="preserve">52.</w:t>
+      </w:r>
+      <w:r>
+        <w:t xml:space="preserve"> </w:t>
+      </w:r>
+      <w:r>
+        <w:t xml:space="preserve">	</w:t>
+      </w:r>
+      <w:r>
+        <w:t xml:space="preserve">Rowlands AV.</w:t>
+      </w:r>
+      <w:r>
+        <w:t xml:space="preserve"> </w:t>
+      </w:r>
+      <w:hyperlink r:id="rId170">
+        <w:r>
+          <w:rPr>
+            <w:rStyle w:val="Hyperlink"/>
+          </w:rPr>
+          <w:t xml:space="preserve">Moving</w:t>
+        </w:r>
+        <w:r>
+          <w:rPr>
+            <w:rStyle w:val="Hyperlink"/>
+          </w:rPr>
+          <w:t xml:space="preserve"> </w:t>
+        </w:r>
+        <w:r>
+          <w:rPr>
+            <w:rStyle w:val="Hyperlink"/>
+          </w:rPr>
+          <w:t xml:space="preserve">Forward With Accelerometer-Assessed Physical Activity</w:t>
+        </w:r>
+        <w:r>
+          <w:rPr>
+            <w:rStyle w:val="Hyperlink"/>
+          </w:rPr>
+          <w:t xml:space="preserve">:</w:t>
+        </w:r>
+        <w:r>
+          <w:rPr>
+            <w:rStyle w:val="Hyperlink"/>
+          </w:rPr>
+          <w:t xml:space="preserve"> </w:t>
+        </w:r>
+        <w:r>
+          <w:rPr>
+            <w:rStyle w:val="Hyperlink"/>
+          </w:rPr>
+          <w:t xml:space="preserve">Two Strategies</w:t>
+        </w:r>
+        <w:r>
+          <w:rPr>
+            <w:rStyle w:val="Hyperlink"/>
+          </w:rPr>
+          <w:t xml:space="preserve"> </w:t>
+        </w:r>
+        <w:r>
+          <w:rPr>
+            <w:rStyle w:val="Hyperlink"/>
+          </w:rPr>
+          <w:t xml:space="preserve">to</w:t>
+        </w:r>
+        <w:r>
+          <w:rPr>
+            <w:rStyle w:val="Hyperlink"/>
+          </w:rPr>
+          <w:t xml:space="preserve"> </w:t>
+        </w:r>
+        <w:r>
+          <w:rPr>
+            <w:rStyle w:val="Hyperlink"/>
+          </w:rPr>
+          <w:t xml:space="preserve">Ensure Meaningful</w:t>
+        </w:r>
+        <w:r>
+          <w:rPr>
+            <w:rStyle w:val="Hyperlink"/>
+          </w:rPr>
+          <w:t xml:space="preserve">,</w:t>
+        </w:r>
+        <w:r>
+          <w:rPr>
+            <w:rStyle w:val="Hyperlink"/>
+          </w:rPr>
+          <w:t xml:space="preserve"> </w:t>
+        </w:r>
+        <w:r>
+          <w:rPr>
+            <w:rStyle w:val="Hyperlink"/>
+          </w:rPr>
+          <w:t xml:space="preserve">Interpretable</w:t>
+        </w:r>
+        <w:r>
+          <w:rPr>
+            <w:rStyle w:val="Hyperlink"/>
+          </w:rPr>
+          <w:t xml:space="preserve">, and</w:t>
+        </w:r>
+        <w:r>
+          <w:rPr>
+            <w:rStyle w:val="Hyperlink"/>
+          </w:rPr>
+          <w:t xml:space="preserve"> </w:t>
+        </w:r>
+        <w:r>
+          <w:rPr>
+            <w:rStyle w:val="Hyperlink"/>
+          </w:rPr>
+          <w:t xml:space="preserve">Comparable Measures</w:t>
+        </w:r>
+      </w:hyperlink>
+      <w:r>
+        <w:t xml:space="preserve">. Pediatric Exercise Science. 2018 Nov;30(4):450–6.</w:t>
+      </w:r>
+      <w:r>
+        <w:t xml:space="preserve"> </w:t>
+      </w:r>
+    </w:p>
+    <w:bookmarkEnd w:id="171"/>
+    <w:bookmarkStart w:id="173" w:name="X43174f17c57b130f8bcfaa5ce76066a2d121af0"/>
+    <w:p>
+      <w:pPr>
+        <w:pStyle w:val="Literaturverzeichnis"/>
+      </w:pPr>
+      <w:r>
+        <w:t xml:space="preserve">53.</w:t>
+      </w:r>
+      <w:r>
+        <w:t xml:space="preserve"> </w:t>
+      </w:r>
+      <w:r>
+        <w:t xml:space="preserve">	</w:t>
+      </w:r>
+      <w:r>
+        <w:t xml:space="preserve">Rowlands AV, Dawkins NP, Maylor B, Edwardson CL, Fairclough SJ, Davies MJ, Harrington DM, Khunti K, Yates T.</w:t>
+      </w:r>
+      <w:r>
+        <w:t xml:space="preserve"> </w:t>
+      </w:r>
+      <w:hyperlink r:id="rId172">
+        <w:r>
+          <w:rPr>
+            <w:rStyle w:val="Hyperlink"/>
+          </w:rPr>
+          <w:t xml:space="preserve">Enhancing the value of accelerometer-assessed physical activity: Meaningful visual comparisons of data-driven translational accelerometer metrics</w:t>
+        </w:r>
+      </w:hyperlink>
+      <w:r>
+        <w:t xml:space="preserve">. Sports Medicine - Open. 2019 Dec;5(1).</w:t>
+      </w:r>
+      <w:r>
+        <w:t xml:space="preserve"> </w:t>
+      </w:r>
+    </w:p>
+    <w:bookmarkEnd w:id="173"/>
+    <w:bookmarkStart w:id="175" w:name="ref-rowlandsDatadrivenMeaningfulEasy2019"/>
+    <w:p>
+      <w:pPr>
+        <w:pStyle w:val="Literaturverzeichnis"/>
+      </w:pPr>
+      <w:r>
+        <w:t xml:space="preserve">54.</w:t>
+      </w:r>
+      <w:r>
+        <w:t xml:space="preserve"> </w:t>
+      </w:r>
+      <w:r>
+        <w:t xml:space="preserve">	</w:t>
+      </w:r>
+      <w:r>
+        <w:t xml:space="preserve">Rowlands AV, Sherar LB, Fairclough SJ, Yates T, Edwardson CL, Harrington DM, Davies MJ, Munir F, Khunti K, Stiles VH.</w:t>
+      </w:r>
+      <w:r>
+        <w:t xml:space="preserve"> </w:t>
+      </w:r>
+      <w:hyperlink r:id="rId174">
+        <w:r>
+          <w:rPr>
+            <w:rStyle w:val="Hyperlink"/>
+          </w:rPr>
+          <w:t xml:space="preserve">A data-driven, meaningful, easy to interpret, standardised accelerometer outcome variable for global surveillance</w:t>
+        </w:r>
+      </w:hyperlink>
+      <w:r>
+        <w:t xml:space="preserve">. Journal of Science and Medicine in Sport. 2019 Oct;22(10):1132–8.</w:t>
+      </w:r>
+      <w:r>
+        <w:t xml:space="preserve"> </w:t>
+      </w:r>
+    </w:p>
+    <w:bookmarkEnd w:id="175"/>
+    <w:bookmarkStart w:id="177" w:name="ref-gabaHowShortSleepers2020"/>
+    <w:p>
+      <w:pPr>
+        <w:pStyle w:val="Literaturverzeichnis"/>
+      </w:pPr>
+      <w:r>
+        <w:t xml:space="preserve">55.</w:t>
+      </w:r>
+      <w:r>
+        <w:t xml:space="preserve"> </w:t>
+      </w:r>
+      <w:r>
+        <w:t xml:space="preserve">	</w:t>
+      </w:r>
+      <w:r>
+        <w:t xml:space="preserve">Gába A, Dygrýn J, Štefelová N, Rubín L, Hron K, Jakubec L, Pedišić Ž.</w:t>
+      </w:r>
+      <w:r>
+        <w:t xml:space="preserve"> </w:t>
+      </w:r>
+      <w:hyperlink r:id="rId176">
+        <w:r>
+          <w:rPr>
+            <w:rStyle w:val="Hyperlink"/>
+          </w:rPr>
+          <w:t xml:space="preserve">How do short sleepers use extra waking hours?</w:t>
+        </w:r>
+        <w:r>
+          <w:rPr>
+            <w:rStyle w:val="Hyperlink"/>
+          </w:rPr>
+          <w:t xml:space="preserve"> </w:t>
+        </w:r>
+        <w:r>
+          <w:rPr>
+            <w:rStyle w:val="Hyperlink"/>
+          </w:rPr>
+          <w:t xml:space="preserve">A</w:t>
+        </w:r>
+        <w:r>
+          <w:rPr>
+            <w:rStyle w:val="Hyperlink"/>
+          </w:rPr>
+          <w:t xml:space="preserve"> </w:t>
+        </w:r>
+        <w:r>
+          <w:rPr>
+            <w:rStyle w:val="Hyperlink"/>
+          </w:rPr>
+          <w:t xml:space="preserve">compositional analysis of 24-h time-use patterns among children and adolescents</w:t>
+        </w:r>
+      </w:hyperlink>
+      <w:r>
+        <w:t xml:space="preserve">. International Journal of Behavioral Nutrition and Physical Activity. 2020 Dec;17(1).</w:t>
+      </w:r>
+      <w:r>
+        <w:t xml:space="preserve"> </w:t>
+      </w:r>
+    </w:p>
+    <w:bookmarkEnd w:id="177"/>
+    <w:bookmarkStart w:id="179" w:name="ref-vanheesSeparatingMovementGravity2013"/>
+    <w:p>
+      <w:pPr>
+        <w:pStyle w:val="Literaturverzeichnis"/>
+      </w:pPr>
+      <w:r>
+        <w:t xml:space="preserve">56.</w:t>
+      </w:r>
+      <w:r>
+        <w:t xml:space="preserve"> </w:t>
+      </w:r>
+      <w:r>
+        <w:t xml:space="preserve">	</w:t>
+      </w:r>
+      <w:r>
+        <w:t xml:space="preserve">Van Hees VT, Gorzelniak L, Dean León EC, Eder M, Pias M, Taherian S, Ekelund U, Renström F, Franks PW, Horsch A, Brage S.</w:t>
+      </w:r>
+      <w:r>
+        <w:t xml:space="preserve"> </w:t>
+      </w:r>
+      <w:hyperlink r:id="rId178">
+        <w:r>
+          <w:rPr>
+            <w:rStyle w:val="Hyperlink"/>
+          </w:rPr>
+          <w:t xml:space="preserve">Separating</w:t>
+        </w:r>
+        <w:r>
+          <w:rPr>
+            <w:rStyle w:val="Hyperlink"/>
+          </w:rPr>
+          <w:t xml:space="preserve"> </w:t>
+        </w:r>
+        <w:r>
+          <w:rPr>
+            <w:rStyle w:val="Hyperlink"/>
+          </w:rPr>
+          <w:t xml:space="preserve">Movement</w:t>
+        </w:r>
+        <w:r>
+          <w:rPr>
+            <w:rStyle w:val="Hyperlink"/>
+          </w:rPr>
+          <w:t xml:space="preserve"> </w:t>
+        </w:r>
+        <w:r>
+          <w:rPr>
+            <w:rStyle w:val="Hyperlink"/>
+          </w:rPr>
+          <w:t xml:space="preserve">and</w:t>
+        </w:r>
+        <w:r>
+          <w:rPr>
+            <w:rStyle w:val="Hyperlink"/>
+          </w:rPr>
+          <w:t xml:space="preserve"> </w:t>
+        </w:r>
+        <w:r>
+          <w:rPr>
+            <w:rStyle w:val="Hyperlink"/>
+          </w:rPr>
+          <w:t xml:space="preserve">Gravity Components</w:t>
+        </w:r>
+        <w:r>
+          <w:rPr>
+            <w:rStyle w:val="Hyperlink"/>
+          </w:rPr>
+          <w:t xml:space="preserve"> </w:t>
+        </w:r>
+        <w:r>
+          <w:rPr>
+            <w:rStyle w:val="Hyperlink"/>
+          </w:rPr>
+          <w:t xml:space="preserve">in an</w:t>
+        </w:r>
+        <w:r>
+          <w:rPr>
+            <w:rStyle w:val="Hyperlink"/>
+          </w:rPr>
+          <w:t xml:space="preserve"> </w:t>
+        </w:r>
+        <w:r>
+          <w:rPr>
+            <w:rStyle w:val="Hyperlink"/>
+          </w:rPr>
+          <w:t xml:space="preserve">Acceleration Signal</w:t>
+        </w:r>
+        <w:r>
+          <w:rPr>
+            <w:rStyle w:val="Hyperlink"/>
+          </w:rPr>
+          <w:t xml:space="preserve"> </w:t>
+        </w:r>
+        <w:r>
+          <w:rPr>
+            <w:rStyle w:val="Hyperlink"/>
+          </w:rPr>
+          <w:t xml:space="preserve">and</w:t>
+        </w:r>
+        <w:r>
+          <w:rPr>
+            <w:rStyle w:val="Hyperlink"/>
+          </w:rPr>
+          <w:t xml:space="preserve"> </w:t>
+        </w:r>
+        <w:r>
+          <w:rPr>
+            <w:rStyle w:val="Hyperlink"/>
+          </w:rPr>
+          <w:t xml:space="preserve">Implications</w:t>
+        </w:r>
+        <w:r>
+          <w:rPr>
+            <w:rStyle w:val="Hyperlink"/>
+          </w:rPr>
+          <w:t xml:space="preserve"> </w:t>
+        </w:r>
+        <w:r>
+          <w:rPr>
+            <w:rStyle w:val="Hyperlink"/>
+          </w:rPr>
+          <w:t xml:space="preserve">for the</w:t>
+        </w:r>
+        <w:r>
+          <w:rPr>
+            <w:rStyle w:val="Hyperlink"/>
+          </w:rPr>
+          <w:t xml:space="preserve"> </w:t>
+        </w:r>
+        <w:r>
+          <w:rPr>
+            <w:rStyle w:val="Hyperlink"/>
+          </w:rPr>
+          <w:t xml:space="preserve">Assessment</w:t>
+        </w:r>
+        <w:r>
+          <w:rPr>
+            <w:rStyle w:val="Hyperlink"/>
+          </w:rPr>
+          <w:t xml:space="preserve"> </w:t>
+        </w:r>
+        <w:r>
+          <w:rPr>
+            <w:rStyle w:val="Hyperlink"/>
+          </w:rPr>
+          <w:t xml:space="preserve">of</w:t>
+        </w:r>
+        <w:r>
+          <w:rPr>
+            <w:rStyle w:val="Hyperlink"/>
+          </w:rPr>
+          <w:t xml:space="preserve"> </w:t>
+        </w:r>
+        <w:r>
+          <w:rPr>
+            <w:rStyle w:val="Hyperlink"/>
+          </w:rPr>
+          <w:t xml:space="preserve">Human Daily Physical Activity</w:t>
+        </w:r>
+      </w:hyperlink>
+      <w:r>
+        <w:t xml:space="preserve">. Müller M, editor. PLoS ONE. 2013 Apr;8(4):e61691.</w:t>
+      </w:r>
+      <w:r>
+        <w:t xml:space="preserve"> </w:t>
+      </w:r>
+    </w:p>
+    <w:bookmarkEnd w:id="179"/>
+    <w:bookmarkStart w:id="181" w:name="X022f3831132bc70b1c35b8637c58a02b68d7942"/>
+    <w:p>
+      <w:pPr>
+        <w:pStyle w:val="Literaturverzeichnis"/>
+      </w:pPr>
+      <w:r>
+        <w:t xml:space="preserve">57.</w:t>
+      </w:r>
+      <w:r>
+        <w:t xml:space="preserve"> </w:t>
+      </w:r>
+      <w:r>
+        <w:t xml:space="preserve">	</w:t>
+      </w:r>
+      <w:r>
+        <w:t xml:space="preserve">Weston SJ, Ritchie SJ, Rohrer JM, Przybylski AK.</w:t>
+      </w:r>
+      <w:r>
+        <w:t xml:space="preserve"> </w:t>
+      </w:r>
+      <w:hyperlink r:id="rId180">
+        <w:r>
+          <w:rPr>
+            <w:rStyle w:val="Hyperlink"/>
+          </w:rPr>
+          <w:t xml:space="preserve">Recommendations for</w:t>
+        </w:r>
+        <w:r>
+          <w:rPr>
+            <w:rStyle w:val="Hyperlink"/>
+          </w:rPr>
+          <w:t xml:space="preserve"> </w:t>
+        </w:r>
+        <w:r>
+          <w:rPr>
+            <w:rStyle w:val="Hyperlink"/>
+          </w:rPr>
+          <w:t xml:space="preserve">Increasing</w:t>
+        </w:r>
+        <w:r>
+          <w:rPr>
+            <w:rStyle w:val="Hyperlink"/>
+          </w:rPr>
+          <w:t xml:space="preserve"> </w:t>
+        </w:r>
+        <w:r>
+          <w:rPr>
+            <w:rStyle w:val="Hyperlink"/>
+          </w:rPr>
+          <w:t xml:space="preserve">the</w:t>
+        </w:r>
+        <w:r>
+          <w:rPr>
+            <w:rStyle w:val="Hyperlink"/>
+          </w:rPr>
+          <w:t xml:space="preserve"> </w:t>
+        </w:r>
+        <w:r>
+          <w:rPr>
+            <w:rStyle w:val="Hyperlink"/>
+          </w:rPr>
+          <w:t xml:space="preserve">Transparency</w:t>
+        </w:r>
+        <w:r>
+          <w:rPr>
+            <w:rStyle w:val="Hyperlink"/>
+          </w:rPr>
+          <w:t xml:space="preserve"> </w:t>
+        </w:r>
+        <w:r>
+          <w:rPr>
+            <w:rStyle w:val="Hyperlink"/>
+          </w:rPr>
+          <w:t xml:space="preserve">of</w:t>
+        </w:r>
+        <w:r>
+          <w:rPr>
+            <w:rStyle w:val="Hyperlink"/>
+          </w:rPr>
+          <w:t xml:space="preserve"> </w:t>
+        </w:r>
+        <w:r>
+          <w:rPr>
+            <w:rStyle w:val="Hyperlink"/>
+          </w:rPr>
+          <w:t xml:space="preserve">Analysis</w:t>
+        </w:r>
+        <w:r>
+          <w:rPr>
+            <w:rStyle w:val="Hyperlink"/>
+          </w:rPr>
+          <w:t xml:space="preserve"> </w:t>
+        </w:r>
+        <w:r>
+          <w:rPr>
+            <w:rStyle w:val="Hyperlink"/>
+          </w:rPr>
+          <w:t xml:space="preserve">of</w:t>
+        </w:r>
+        <w:r>
+          <w:rPr>
+            <w:rStyle w:val="Hyperlink"/>
+          </w:rPr>
+          <w:t xml:space="preserve"> </w:t>
+        </w:r>
+        <w:r>
+          <w:rPr>
+            <w:rStyle w:val="Hyperlink"/>
+          </w:rPr>
+          <w:t xml:space="preserve">Preexisting Data Sets</w:t>
+        </w:r>
+      </w:hyperlink>
+      <w:r>
+        <w:t xml:space="preserve">. Advances in Methods and Practices in Psychological Science. 2019 Sept;2(3):214–27.</w:t>
+      </w:r>
+      <w:r>
+        <w:t xml:space="preserve"> </w:t>
+      </w:r>
+    </w:p>
+    <w:bookmarkEnd w:id="181"/>
+    <w:bookmarkStart w:id="183" w:name="ref-maccounBlindAnalysisHide2015"/>
+    <w:p>
+      <w:pPr>
+        <w:pStyle w:val="Literaturverzeichnis"/>
+      </w:pPr>
+      <w:r>
+        <w:t xml:space="preserve">58.</w:t>
+      </w:r>
+      <w:r>
+        <w:t xml:space="preserve"> </w:t>
+      </w:r>
+      <w:r>
+        <w:t xml:space="preserve">	</w:t>
+      </w:r>
+      <w:r>
+        <w:t xml:space="preserve">MacCoun R, Perlmutter S.</w:t>
+      </w:r>
+      <w:r>
+        <w:t xml:space="preserve"> </w:t>
+      </w:r>
+      <w:hyperlink r:id="rId182">
+        <w:r>
+          <w:rPr>
+            <w:rStyle w:val="Hyperlink"/>
+          </w:rPr>
+          <w:t xml:space="preserve">Blind analysis:</w:t>
+        </w:r>
+        <w:r>
+          <w:rPr>
+            <w:rStyle w:val="Hyperlink"/>
+          </w:rPr>
+          <w:t xml:space="preserve"> </w:t>
+        </w:r>
+        <w:r>
+          <w:rPr>
+            <w:rStyle w:val="Hyperlink"/>
+          </w:rPr>
+          <w:t xml:space="preserve">Hide</w:t>
+        </w:r>
+        <w:r>
+          <w:rPr>
+            <w:rStyle w:val="Hyperlink"/>
+          </w:rPr>
+          <w:t xml:space="preserve"> </w:t>
+        </w:r>
+        <w:r>
+          <w:rPr>
+            <w:rStyle w:val="Hyperlink"/>
+          </w:rPr>
+          <w:t xml:space="preserve">results to seek the truth</w:t>
+        </w:r>
+      </w:hyperlink>
+      <w:r>
+        <w:t xml:space="preserve">. Nature. 2015 Oct;526(7572):187–9.</w:t>
+      </w:r>
+      <w:r>
+        <w:t xml:space="preserve"> </w:t>
+      </w:r>
+    </w:p>
+    <w:bookmarkEnd w:id="183"/>
+    <w:bookmarkStart w:id="185" w:name="ref-buurenMiceMultivariateImputation2011"/>
+    <w:p>
+      <w:pPr>
+        <w:pStyle w:val="Literaturverzeichnis"/>
+      </w:pPr>
+      <w:r>
+        <w:t xml:space="preserve">59.</w:t>
+      </w:r>
+      <w:r>
+        <w:t xml:space="preserve"> </w:t>
+      </w:r>
+      <w:r>
+        <w:t xml:space="preserve">	</w:t>
+      </w:r>
+      <w:r>
         <w:t xml:space="preserve">Buuren SV, Groothuis-Oudshoorn K.</w:t>
       </w:r>
       <w:r>
         <w:t xml:space="preserve"> </w:t>
       </w:r>
-      <w:hyperlink r:id="rId150">
+      <w:hyperlink r:id="rId184">
         <w:r>
           <w:rPr>
             <w:rStyle w:val="Hyperlink"/>
@@ -18042,14 +19273,14 @@
         <w:t xml:space="preserve"> </w:t>
       </w:r>
     </w:p>
-    <w:bookmarkEnd w:id="151"/>
-    <w:bookmarkStart w:id="153" w:name="ref-curranIntegrativeDataAnalysis2009"/>
+    <w:bookmarkEnd w:id="185"/>
+    <w:bookmarkStart w:id="187" w:name="ref-curranIntegrativeDataAnalysis2009"/>
     <w:p>
       <w:pPr>
         <w:pStyle w:val="Literaturverzeichnis"/>
       </w:pPr>
       <w:r>
-        <w:t xml:space="preserve">43.</w:t>
+        <w:t xml:space="preserve">60.</w:t>
       </w:r>
       <w:r>
         <w:t xml:space="preserve"> </w:t>
@@ -18063,7 +19294,7 @@
       <w:r>
         <w:t xml:space="preserve"> </w:t>
       </w:r>
-      <w:hyperlink r:id="rId152">
+      <w:hyperlink r:id="rId186">
         <w:r>
           <w:rPr>
             <w:rStyle w:val="Hyperlink"/>
@@ -18102,14 +19333,14 @@
         <w:t xml:space="preserve"> </w:t>
       </w:r>
     </w:p>
-    <w:bookmarkEnd w:id="153"/>
-    <w:bookmarkStart w:id="155" w:name="ref-windredSleepRegularityStronger2024"/>
+    <w:bookmarkEnd w:id="187"/>
+    <w:bookmarkStart w:id="189" w:name="X6eb1f349e9b4e02bcd323b968d94a1f87e6d048"/>
     <w:p>
       <w:pPr>
         <w:pStyle w:val="Literaturverzeichnis"/>
       </w:pPr>
       <w:r>
-        <w:t xml:space="preserve">44.</w:t>
+        <w:t xml:space="preserve">61.</w:t>
       </w:r>
       <w:r>
         <w:t xml:space="preserve"> </w:t>
@@ -18118,12 +19349,144 @@
         <w:t xml:space="preserve">	</w:t>
       </w:r>
       <w:r>
+        <w:t xml:space="preserve">Pham H, Svensson T, Chung U, Svensson AK.</w:t>
+      </w:r>
+      <w:r>
+        <w:t xml:space="preserve"> </w:t>
+      </w:r>
+      <w:hyperlink r:id="rId188">
+        <w:r>
+          <w:rPr>
+            <w:rStyle w:val="Hyperlink"/>
+          </w:rPr>
+          <w:t xml:space="preserve">Bidirectional association between physical activity and sleep in healthy</w:t>
+        </w:r>
+        <w:r>
+          <w:rPr>
+            <w:rStyle w:val="Hyperlink"/>
+          </w:rPr>
+          <w:t xml:space="preserve"> </w:t>
+        </w:r>
+        <w:r>
+          <w:rPr>
+            <w:rStyle w:val="Hyperlink"/>
+          </w:rPr>
+          <w:t xml:space="preserve">Japanese</w:t>
+        </w:r>
+        <w:r>
+          <w:rPr>
+            <w:rStyle w:val="Hyperlink"/>
+          </w:rPr>
+          <w:t xml:space="preserve"> </w:t>
+        </w:r>
+        <w:r>
+          <w:rPr>
+            <w:rStyle w:val="Hyperlink"/>
+          </w:rPr>
+          <w:t xml:space="preserve">super-seniors: The</w:t>
+        </w:r>
+        <w:r>
+          <w:rPr>
+            <w:rStyle w:val="Hyperlink"/>
+          </w:rPr>
+          <w:t xml:space="preserve"> </w:t>
+        </w:r>
+        <w:r>
+          <w:rPr>
+            <w:rStyle w:val="Hyperlink"/>
+          </w:rPr>
+          <w:t xml:space="preserve">Japan Healthy Aging Study</w:t>
+        </w:r>
+        <w:r>
+          <w:rPr>
+            <w:rStyle w:val="Hyperlink"/>
+          </w:rPr>
+          <w:t xml:space="preserve"> </w:t>
+        </w:r>
+        <w:r>
+          <w:rPr>
+            <w:rStyle w:val="Hyperlink"/>
+          </w:rPr>
+          <w:t xml:space="preserve">(</w:t>
+        </w:r>
+        <w:r>
+          <w:rPr>
+            <w:rStyle w:val="Hyperlink"/>
+          </w:rPr>
+          <w:t xml:space="preserve">J-HAS</w:t>
+        </w:r>
+        <w:r>
+          <w:rPr>
+            <w:rStyle w:val="Hyperlink"/>
+          </w:rPr>
+          <w:t xml:space="preserve">)</w:t>
+        </w:r>
+      </w:hyperlink>
+      <w:r>
+        <w:t xml:space="preserve">. npj Aging. 2025 May;11(1):36.</w:t>
+      </w:r>
+      <w:r>
+        <w:t xml:space="preserve"> </w:t>
+      </w:r>
+    </w:p>
+    <w:bookmarkEnd w:id="189"/>
+    <w:bookmarkStart w:id="191" w:name="ref-korkutataImpactExerciseSleep2025"/>
+    <w:p>
+      <w:pPr>
+        <w:pStyle w:val="Literaturverzeichnis"/>
+      </w:pPr>
+      <w:r>
+        <w:t xml:space="preserve">62.</w:t>
+      </w:r>
+      <w:r>
+        <w:t xml:space="preserve"> </w:t>
+      </w:r>
+      <w:r>
+        <w:t xml:space="preserve">	</w:t>
+      </w:r>
+      <w:r>
+        <w:t xml:space="preserve">Korkutata A, Korkutata M, Lazarus M.</w:t>
+      </w:r>
+      <w:r>
+        <w:t xml:space="preserve"> </w:t>
+      </w:r>
+      <w:hyperlink r:id="rId190">
+        <w:r>
+          <w:rPr>
+            <w:rStyle w:val="Hyperlink"/>
+          </w:rPr>
+          <w:t xml:space="preserve">The impact of exercise on sleep and sleep disorders</w:t>
+        </w:r>
+      </w:hyperlink>
+      <w:r>
+        <w:t xml:space="preserve">. npj Biological Timing and Sleep. 2025 Feb;2(1):5.</w:t>
+      </w:r>
+      <w:r>
+        <w:t xml:space="preserve"> </w:t>
+      </w:r>
+    </w:p>
+    <w:bookmarkEnd w:id="191"/>
+    <w:bookmarkStart w:id="193" w:name="ref-windredSleepRegularityStronger2024"/>
+    <w:p>
+      <w:pPr>
+        <w:pStyle w:val="Literaturverzeichnis"/>
+      </w:pPr>
+      <w:r>
+        <w:t xml:space="preserve">63.</w:t>
+      </w:r>
+      <w:r>
+        <w:t xml:space="preserve"> </w:t>
+      </w:r>
+      <w:r>
+        <w:t xml:space="preserve">	</w:t>
+      </w:r>
+      <w:r>
         <w:t xml:space="preserve">Windred DP, Burns AC, Lane JM, Saxena R, Rutter MK, Cain SW, Phillips AJK.</w:t>
       </w:r>
       <w:r>
         <w:t xml:space="preserve"> </w:t>
       </w:r>
-      <w:hyperlink r:id="rId154">
+      <w:hyperlink r:id="rId192">
         <w:r>
           <w:rPr>
             <w:rStyle w:val="Hyperlink"/>
@@ -18162,14 +19525,14 @@
         <w:t xml:space="preserve"> </w:t>
       </w:r>
     </w:p>
-    <w:bookmarkEnd w:id="155"/>
-    <w:bookmarkStart w:id="157" w:name="ref-lokHowManyDays2024"/>
+    <w:bookmarkEnd w:id="193"/>
+    <w:bookmarkStart w:id="195" w:name="ref-chaputSleepRegularityMajor2025"/>
     <w:p>
       <w:pPr>
         <w:pStyle w:val="Literaturverzeichnis"/>
       </w:pPr>
       <w:r>
-        <w:t xml:space="preserve">45.</w:t>
+        <w:t xml:space="preserve">64.</w:t>
       </w:r>
       <w:r>
         <w:t xml:space="preserve"> </w:t>
@@ -18178,12 +19541,387 @@
         <w:t xml:space="preserve">	</w:t>
       </w:r>
       <w:r>
+        <w:t xml:space="preserve">Chaput JP, Biswas RK, Ahmadi M, Cistulli PA, Rajaratnam SMW, Bian W, St-Onge MP, Stamatakis E.</w:t>
+      </w:r>
+      <w:r>
+        <w:t xml:space="preserve"> </w:t>
+      </w:r>
+      <w:hyperlink r:id="rId194">
+        <w:r>
+          <w:rPr>
+            <w:rStyle w:val="Hyperlink"/>
+          </w:rPr>
+          <w:t xml:space="preserve">Sleep regularity and major adverse cardiovascular events: A device-based prospective study in 72 269</w:t>
+        </w:r>
+        <w:r>
+          <w:rPr>
+            <w:rStyle w:val="Hyperlink"/>
+          </w:rPr>
+          <w:t xml:space="preserve"> </w:t>
+        </w:r>
+        <w:r>
+          <w:rPr>
+            <w:rStyle w:val="Hyperlink"/>
+          </w:rPr>
+          <w:t xml:space="preserve">UK</w:t>
+        </w:r>
+        <w:r>
+          <w:rPr>
+            <w:rStyle w:val="Hyperlink"/>
+          </w:rPr>
+          <w:t xml:space="preserve"> </w:t>
+        </w:r>
+        <w:r>
+          <w:rPr>
+            <w:rStyle w:val="Hyperlink"/>
+          </w:rPr>
+          <w:t xml:space="preserve">adults</w:t>
+        </w:r>
+      </w:hyperlink>
+      <w:r>
+        <w:t xml:space="preserve">. Journal of Epidemiology and Community Health. 2025 Apr;79(4):257–64.</w:t>
+      </w:r>
+      <w:r>
+        <w:t xml:space="preserve"> </w:t>
+      </w:r>
+    </w:p>
+    <w:bookmarkEnd w:id="195"/>
+    <w:bookmarkStart w:id="197" w:name="ref-liRegularSleepPatterns2025"/>
+    <w:p>
+      <w:pPr>
+        <w:pStyle w:val="Literaturverzeichnis"/>
+      </w:pPr>
+      <w:r>
+        <w:t xml:space="preserve">65.</w:t>
+      </w:r>
+      <w:r>
+        <w:t xml:space="preserve"> </w:t>
+      </w:r>
+      <w:r>
+        <w:t xml:space="preserve">	</w:t>
+      </w:r>
+      <w:r>
+        <w:t xml:space="preserve">Li DR, Li ZX, Li MH, Liu BQ, Fang Q, Liu JC, Zheng WR, Gong TT, Gao SY, Wu QJ.</w:t>
+      </w:r>
+      <w:r>
+        <w:t xml:space="preserve"> </w:t>
+      </w:r>
+      <w:hyperlink r:id="rId196">
+        <w:r>
+          <w:rPr>
+            <w:rStyle w:val="Hyperlink"/>
+          </w:rPr>
+          <w:t xml:space="preserve">Regular sleep patterns, not just duration, critical for mental health: Association of accelerometer-derived sleep regularity with incident depression and anxiety</w:t>
+        </w:r>
+      </w:hyperlink>
+      <w:r>
+        <w:t xml:space="preserve">. Psychological Medicine. 2025;55:e239.</w:t>
+      </w:r>
+      <w:r>
+        <w:t xml:space="preserve"> </w:t>
+      </w:r>
+    </w:p>
+    <w:bookmarkEnd w:id="197"/>
+    <w:bookmarkStart w:id="199" w:name="X3dcefcfecd3e560d9d4104fca06e135b23ac92e"/>
+    <w:p>
+      <w:pPr>
+        <w:pStyle w:val="Literaturverzeichnis"/>
+      </w:pPr>
+      <w:r>
+        <w:t xml:space="preserve">66.</w:t>
+      </w:r>
+      <w:r>
+        <w:t xml:space="preserve"> </w:t>
+      </w:r>
+      <w:r>
+        <w:t xml:space="preserve">	</w:t>
+      </w:r>
+      <w:r>
+        <w:t xml:space="preserve">Bian W, Ahmadi MN, Biswas RK, Blodgett JM, Atkin AJ, Chan HW, Del Pozo Cruz B, Suorsa K, Bakker EA, Pulsford RM, Mielke GI, Johansson PJ, Hettiarachchi P, Koemel NA, Thijssen DHJ, Stenholm S, Mishra GD, Teixeira-Pinto A, Rangul V, Sherar LB, Ekelund U, Hughes AD, Lee IM, Cistulli PA, Holtermann A, Koster A, Hamer M, Stamatakis E, Savelberg H, De Galan B, Van De Kallen C, Eijsvogels TMH.</w:t>
+      </w:r>
+      <w:r>
+        <w:t xml:space="preserve"> </w:t>
+      </w:r>
+      <w:hyperlink r:id="rId198">
+        <w:r>
+          <w:rPr>
+            <w:rStyle w:val="Hyperlink"/>
+          </w:rPr>
+          <w:t xml:space="preserve">Device-</w:t>
+        </w:r>
+        <w:r>
+          <w:rPr>
+            <w:rStyle w:val="Hyperlink"/>
+          </w:rPr>
+          <w:t xml:space="preserve">Measured Sleep Characteristics</w:t>
+        </w:r>
+        <w:r>
+          <w:rPr>
+            <w:rStyle w:val="Hyperlink"/>
+          </w:rPr>
+          <w:t xml:space="preserve">,</w:t>
+        </w:r>
+        <w:r>
+          <w:rPr>
+            <w:rStyle w:val="Hyperlink"/>
+          </w:rPr>
+          <w:t xml:space="preserve"> </w:t>
+        </w:r>
+        <w:r>
+          <w:rPr>
+            <w:rStyle w:val="Hyperlink"/>
+          </w:rPr>
+          <w:t xml:space="preserve">Daily Step Count</w:t>
+        </w:r>
+        <w:r>
+          <w:rPr>
+            <w:rStyle w:val="Hyperlink"/>
+          </w:rPr>
+          <w:t xml:space="preserve">, and</w:t>
+        </w:r>
+        <w:r>
+          <w:rPr>
+            <w:rStyle w:val="Hyperlink"/>
+          </w:rPr>
+          <w:t xml:space="preserve"> </w:t>
+        </w:r>
+        <w:r>
+          <w:rPr>
+            <w:rStyle w:val="Hyperlink"/>
+          </w:rPr>
+          <w:t xml:space="preserve">Cardiometabolic Health Markers</w:t>
+        </w:r>
+        <w:r>
+          <w:rPr>
+            <w:rStyle w:val="Hyperlink"/>
+          </w:rPr>
+          <w:t xml:space="preserve">:</w:t>
+        </w:r>
+        <w:r>
+          <w:rPr>
+            <w:rStyle w:val="Hyperlink"/>
+          </w:rPr>
+          <w:t xml:space="preserve"> </w:t>
+        </w:r>
+        <w:r>
+          <w:rPr>
+            <w:rStyle w:val="Hyperlink"/>
+          </w:rPr>
+          <w:t xml:space="preserve">Findings From</w:t>
+        </w:r>
+        <w:r>
+          <w:rPr>
+            <w:rStyle w:val="Hyperlink"/>
+          </w:rPr>
+          <w:t xml:space="preserve"> </w:t>
+        </w:r>
+        <w:r>
+          <w:rPr>
+            <w:rStyle w:val="Hyperlink"/>
+          </w:rPr>
+          <w:t xml:space="preserve">the</w:t>
+        </w:r>
+        <w:r>
+          <w:rPr>
+            <w:rStyle w:val="Hyperlink"/>
+          </w:rPr>
+          <w:t xml:space="preserve"> </w:t>
+        </w:r>
+        <w:r>
+          <w:rPr>
+            <w:rStyle w:val="Hyperlink"/>
+          </w:rPr>
+          <w:t xml:space="preserve">Prospective Physical Activity</w:t>
+        </w:r>
+        <w:r>
+          <w:rPr>
+            <w:rStyle w:val="Hyperlink"/>
+          </w:rPr>
+          <w:t xml:space="preserve">,</w:t>
+        </w:r>
+        <w:r>
+          <w:rPr>
+            <w:rStyle w:val="Hyperlink"/>
+          </w:rPr>
+          <w:t xml:space="preserve"> </w:t>
+        </w:r>
+        <w:r>
+          <w:rPr>
+            <w:rStyle w:val="Hyperlink"/>
+          </w:rPr>
+          <w:t xml:space="preserve">Sitting</w:t>
+        </w:r>
+        <w:r>
+          <w:rPr>
+            <w:rStyle w:val="Hyperlink"/>
+          </w:rPr>
+          <w:t xml:space="preserve">, and</w:t>
+        </w:r>
+        <w:r>
+          <w:rPr>
+            <w:rStyle w:val="Hyperlink"/>
+          </w:rPr>
+          <w:t xml:space="preserve"> </w:t>
+        </w:r>
+        <w:r>
+          <w:rPr>
+            <w:rStyle w:val="Hyperlink"/>
+          </w:rPr>
+          <w:t xml:space="preserve">Sleep</w:t>
+        </w:r>
+        <w:r>
+          <w:rPr>
+            <w:rStyle w:val="Hyperlink"/>
+          </w:rPr>
+          <w:t xml:space="preserve"> </w:t>
+        </w:r>
+        <w:r>
+          <w:rPr>
+            <w:rStyle w:val="Hyperlink"/>
+          </w:rPr>
+          <w:t xml:space="preserve">(</w:t>
+        </w:r>
+        <w:r>
+          <w:rPr>
+            <w:rStyle w:val="Hyperlink"/>
+          </w:rPr>
+          <w:t xml:space="preserve">ProPASS</w:t>
+        </w:r>
+        <w:r>
+          <w:rPr>
+            <w:rStyle w:val="Hyperlink"/>
+          </w:rPr>
+          <w:t xml:space="preserve">)</w:t>
+        </w:r>
+        <w:r>
+          <w:rPr>
+            <w:rStyle w:val="Hyperlink"/>
+          </w:rPr>
+          <w:t xml:space="preserve"> </w:t>
+        </w:r>
+        <w:r>
+          <w:rPr>
+            <w:rStyle w:val="Hyperlink"/>
+          </w:rPr>
+          <w:t xml:space="preserve">Consortium</w:t>
+        </w:r>
+      </w:hyperlink>
+      <w:r>
+        <w:t xml:space="preserve">. Circulation: Cardiovascular Quality and Outcomes. 2025 Aug;18(8).</w:t>
+      </w:r>
+      <w:r>
+        <w:t xml:space="preserve"> </w:t>
+      </w:r>
+    </w:p>
+    <w:bookmarkEnd w:id="199"/>
+    <w:bookmarkStart w:id="201" w:name="X639320ef06b9a00f96c25d59c61d1cecd19efb7"/>
+    <w:p>
+      <w:pPr>
+        <w:pStyle w:val="Literaturverzeichnis"/>
+      </w:pPr>
+      <w:r>
+        <w:t xml:space="preserve">67.</w:t>
+      </w:r>
+      <w:r>
+        <w:t xml:space="preserve"> </w:t>
+      </w:r>
+      <w:r>
+        <w:t xml:space="preserve">	</w:t>
+      </w:r>
+      <w:r>
+        <w:t xml:space="preserve">Australian Government Department of Health, Disability and Ageing. 24-hour movement guidelines for all</w:t>
+      </w:r>
+      <w:r>
+        <w:t xml:space="preserve"> </w:t>
+      </w:r>
+      <w:r>
+        <w:t xml:space="preserve">Australians</w:t>
+      </w:r>
+      <w:r>
+        <w:t xml:space="preserve"> </w:t>
+      </w:r>
+      <w:r>
+        <w:t xml:space="preserve">[Internet].</w:t>
+      </w:r>
+      <w:r>
+        <w:t xml:space="preserve"> </w:t>
+      </w:r>
+      <w:r>
+        <w:t xml:space="preserve">Australian Government Department of Health, Disability and Ageing</w:t>
+      </w:r>
+      <w:r>
+        <w:t xml:space="preserve">; 2026 [cited 2026 Oct 10]. Available from:</w:t>
+      </w:r>
+      <w:r>
+        <w:t xml:space="preserve"> </w:t>
+      </w:r>
+      <w:hyperlink r:id="rId200">
+        <w:r>
+          <w:rPr>
+            <w:rStyle w:val="Hyperlink"/>
+          </w:rPr>
+          <w:t xml:space="preserve">https://www.health.gov.au/topics/physical-activity/24-hour-movement-guidelines-for-all-australians</w:t>
+        </w:r>
+      </w:hyperlink>
+    </w:p>
+    <w:bookmarkEnd w:id="201"/>
+    <w:bookmarkStart w:id="203" w:name="X8a37ba8db1ca0ed2098879ac119b82bf42627b2"/>
+    <w:p>
+      <w:pPr>
+        <w:pStyle w:val="Literaturverzeichnis"/>
+      </w:pPr>
+      <w:r>
+        <w:t xml:space="preserve">68.</w:t>
+      </w:r>
+      <w:r>
+        <w:t xml:space="preserve"> </w:t>
+      </w:r>
+      <w:r>
+        <w:t xml:space="preserve">	</w:t>
+      </w:r>
+      <w:r>
+        <w:t xml:space="preserve">Zisou C, Maylor BD, Acquah A, Hammami I, Reynolds AC, Maddison KJ, McVeigh JA, Eastwood P, Straker L, Healy GN, Dunstan DW, Davies MJ, Yates T, Rowlands AV, Edwardson CL, Smith-Byrne K, Hopewell JC, Doherty A.</w:t>
+      </w:r>
+      <w:r>
+        <w:t xml:space="preserve"> </w:t>
+      </w:r>
+      <w:hyperlink r:id="rId202">
+        <w:r>
+          <w:rPr>
+            <w:rStyle w:val="Hyperlink"/>
+          </w:rPr>
+          <w:t xml:space="preserve">Towards harmonised accelerometer-derived physical activity: A comparability study across wrist, thigh, and hip wear locations</w:t>
+        </w:r>
+      </w:hyperlink>
+      <w:r>
+        <w:t xml:space="preserve">. International Journal of Behavioral Nutrition and Physical Activity. 2026 Sept;</w:t>
+      </w:r>
+      <w:r>
+        <w:t xml:space="preserve"> </w:t>
+      </w:r>
+    </w:p>
+    <w:bookmarkEnd w:id="203"/>
+    <w:bookmarkStart w:id="205" w:name="ref-lokHowManyDays2024"/>
+    <w:p>
+      <w:pPr>
+        <w:pStyle w:val="Literaturverzeichnis"/>
+      </w:pPr>
+      <w:r>
+        <w:t xml:space="preserve">69.</w:t>
+      </w:r>
+      <w:r>
+        <w:t xml:space="preserve"> </w:t>
+      </w:r>
+      <w:r>
+        <w:t xml:space="preserve">	</w:t>
+      </w:r>
+      <w:r>
         <w:t xml:space="preserve">Lok R, Suh S, Rue S, Weed L, Zeitzer JM.</w:t>
       </w:r>
       <w:r>
         <w:t xml:space="preserve"> </w:t>
       </w:r>
-      <w:hyperlink r:id="rId156">
+      <w:hyperlink r:id="rId204">
         <w:r>
           <w:rPr>
             <w:rStyle w:val="Hyperlink"/>
@@ -18216,14 +19954,194 @@
         <w:t xml:space="preserve"> </w:t>
       </w:r>
     </w:p>
-    <w:bookmarkEnd w:id="157"/>
-    <w:bookmarkEnd w:id="158"/>
+    <w:bookmarkEnd w:id="205"/>
+    <w:bookmarkStart w:id="207" w:name="ref-leotaHowManyNights2026"/>
     <w:p>
+      <w:pPr>
+        <w:pStyle w:val="Literaturverzeichnis"/>
+      </w:pPr>
+      <w:r>
+        <w:t xml:space="preserve">70.</w:t>
+      </w:r>
+      <w:r>
+        <w:t xml:space="preserve"> </w:t>
+      </w:r>
+      <w:r>
+        <w:t xml:space="preserve">	</w:t>
+      </w:r>
+      <w:r>
+        <w:t xml:space="preserve">Leota J, Messman BA, Le F, Jasinski S, Capodilupo ER, Facer-Childs ER, Wiley JF.</w:t>
+      </w:r>
+      <w:r>
+        <w:t xml:space="preserve"> </w:t>
+      </w:r>
+      <w:hyperlink r:id="rId206">
+        <w:r>
+          <w:rPr>
+            <w:rStyle w:val="Hyperlink"/>
+          </w:rPr>
+          <w:t xml:space="preserve">How many nights are needed?</w:t>
+        </w:r>
+        <w:r>
+          <w:rPr>
+            <w:rStyle w:val="Hyperlink"/>
+          </w:rPr>
+          <w:t xml:space="preserve"> </w:t>
+        </w:r>
+        <w:r>
+          <w:rPr>
+            <w:rStyle w:val="Hyperlink"/>
+          </w:rPr>
+          <w:t xml:space="preserve">The</w:t>
+        </w:r>
+        <w:r>
+          <w:rPr>
+            <w:rStyle w:val="Hyperlink"/>
+          </w:rPr>
+          <w:t xml:space="preserve"> </w:t>
+        </w:r>
+        <w:r>
+          <w:rPr>
+            <w:rStyle w:val="Hyperlink"/>
+          </w:rPr>
+          <w:t xml:space="preserve">short-term stability of intraindividual variability in sleep parameters derived from accelerometry data in a cohort of normal sleepers</w:t>
+        </w:r>
+      </w:hyperlink>
+      <w:r>
+        <w:t xml:space="preserve">. SLEEP. 2026 June;49(6):zsag040.</w:t>
+      </w:r>
+      <w:r>
+        <w:t xml:space="preserve"> </w:t>
+      </w:r>
+    </w:p>
+    <w:bookmarkEnd w:id="207"/>
+    <w:bookmarkStart w:id="209" w:name="X788491c5923f0191c7754de30119a79b2bbb3a4"/>
+    <w:p>
+      <w:pPr>
+        <w:pStyle w:val="Literaturverzeichnis"/>
+      </w:pPr>
+      <w:r>
+        <w:t xml:space="preserve">71.</w:t>
+      </w:r>
+      <w:r>
+        <w:t xml:space="preserve"> </w:t>
+      </w:r>
+      <w:r>
+        <w:t xml:space="preserve">	</w:t>
+      </w:r>
+      <w:r>
+        <w:t xml:space="preserve">Czeisler MÉ, Leota J, Le F, Campbell-Brown B, Rajaratnam SMW, Pase MP, Kramer DB.</w:t>
+      </w:r>
+      <w:r>
+        <w:t xml:space="preserve"> </w:t>
+      </w:r>
+      <w:hyperlink r:id="rId208">
+        <w:r>
+          <w:rPr>
+            <w:rStyle w:val="Hyperlink"/>
+          </w:rPr>
+          <w:t xml:space="preserve">Comparison of</w:t>
+        </w:r>
+        <w:r>
+          <w:rPr>
+            <w:rStyle w:val="Hyperlink"/>
+          </w:rPr>
+          <w:t xml:space="preserve"> </w:t>
+        </w:r>
+        <w:r>
+          <w:rPr>
+            <w:rStyle w:val="Hyperlink"/>
+          </w:rPr>
+          <w:t xml:space="preserve">Sleep Regularity Index</w:t>
+        </w:r>
+        <w:r>
+          <w:rPr>
+            <w:rStyle w:val="Hyperlink"/>
+          </w:rPr>
+          <w:t xml:space="preserve"> </w:t>
+        </w:r>
+        <w:r>
+          <w:rPr>
+            <w:rStyle w:val="Hyperlink"/>
+          </w:rPr>
+          <w:t xml:space="preserve">scores calculated by open-source packages and implications for outcomes research: Rationale and design of the</w:t>
+        </w:r>
+        <w:r>
+          <w:rPr>
+            <w:rStyle w:val="Hyperlink"/>
+          </w:rPr>
+          <w:t xml:space="preserve"> </w:t>
+        </w:r>
+        <w:r>
+          <w:rPr>
+            <w:rStyle w:val="Hyperlink"/>
+          </w:rPr>
+          <w:t xml:space="preserve">RIRI</w:t>
+        </w:r>
+        <w:r>
+          <w:rPr>
+            <w:rStyle w:val="Hyperlink"/>
+          </w:rPr>
+          <w:t xml:space="preserve"> </w:t>
+        </w:r>
+        <w:r>
+          <w:rPr>
+            <w:rStyle w:val="Hyperlink"/>
+          </w:rPr>
+          <w:t xml:space="preserve">statement (</w:t>
+        </w:r>
+        <w:r>
+          <w:rPr>
+            <w:rStyle w:val="Hyperlink"/>
+          </w:rPr>
+          <w:t xml:space="preserve">Reporting Items</w:t>
+        </w:r>
+        <w:r>
+          <w:rPr>
+            <w:rStyle w:val="Hyperlink"/>
+          </w:rPr>
+          <w:t xml:space="preserve"> </w:t>
+        </w:r>
+        <w:r>
+          <w:rPr>
+            <w:rStyle w:val="Hyperlink"/>
+          </w:rPr>
+          <w:t xml:space="preserve">for</w:t>
+        </w:r>
+        <w:r>
+          <w:rPr>
+            <w:rStyle w:val="Hyperlink"/>
+          </w:rPr>
+          <w:t xml:space="preserve"> </w:t>
+        </w:r>
+        <w:r>
+          <w:rPr>
+            <w:rStyle w:val="Hyperlink"/>
+          </w:rPr>
+          <w:t xml:space="preserve">Regularity Indices</w:t>
+        </w:r>
+        <w:r>
+          <w:rPr>
+            <w:rStyle w:val="Hyperlink"/>
+          </w:rPr>
+          <w:t xml:space="preserve">)</w:t>
+        </w:r>
+      </w:hyperlink>
+      <w:r>
+        <w:t xml:space="preserve">. SLEEP. 2026 Apr;49(4):zsaf299.</w:t>
+      </w:r>
+      <w:r>
+        <w:t xml:space="preserve"> </w:t>
+      </w:r>
+    </w:p>
+    <w:bookmarkEnd w:id="209"/>
+    <w:bookmarkEnd w:id="210"/>
+    <w:p>
       <w:r>
         <w:br w:type="page"/>
       </w:r>
     </w:p>
-    <w:bookmarkEnd w:id="159"/>
+    <w:bookmarkEnd w:id="211"/>
     <w:sectPr>
       <w:headerReference r:id="rId8" w:type="even"/>
       <w:headerReference r:id="rId9" w:type="default"/>

--- a/doc/manuscript.docx
+++ b/doc/manuscript.docx
@@ -483,7 +483,7 @@
         <w:t xml:space="preserve">Participants</w:t>
       </w:r>
       <w:r>
-        <w:t xml:space="preserve">: The dataset included 220,760 observations from 28,823 participants aged 2 to 94 years.</w:t>
+        <w:t xml:space="preserve">: The dataset included 220,988 observations from 28,824 participants aged 2 to 94 years.</w:t>
       </w:r>
       <w:r>
         <w:t xml:space="preserve"> </w:t>
@@ -557,7 +557,7 @@
         <w:t xml:space="preserve"> </w:t>
       </w:r>
       <w:r>
-        <w:t xml:space="preserve">= 0.24 [0.23, 0.26] at age 11 and 0.23 [0.20, 0.25] at age 65), whereas associations with physical activity intensity weakened with age.</w:t>
+        <w:t xml:space="preserve">= 0.26 [0.24, 0.27] at age 11 and 0.22 [0.19, 0.25] at age 65), whereas associations with physical activity intensity weakened with age.</w:t>
       </w:r>
       <w:r>
         <w:t xml:space="preserve"> </w:t>
@@ -1810,13 +1810,13 @@
         <w:t xml:space="preserve"> </w:t>
       </w:r>
       <w:r>
-        <w:t xml:space="preserve">345 participants, contributing 465 person-days, did not meet this criterion, leaving 24,264 participants and 148,749 person-days for analysis.</w:t>
-      </w:r>
-      <w:r>
-        <w:t xml:space="preserve"> </w:t>
-      </w:r>
-      <w:r>
-        <w:t xml:space="preserve">A sensitivity analysis restricted the sample to the 14,961 participants with at least seven days of valid wear time.</w:t>
+        <w:t xml:space="preserve">413 participants, contributing 619 person-days, did not meet this criterion, leaving 27,236 participants and 167,994 person-days for analysis.</w:t>
+      </w:r>
+      <w:r>
+        <w:t xml:space="preserve"> </w:t>
+      </w:r>
+      <w:r>
+        <w:t xml:space="preserve">A sensitivity analysis restricted the sample to the 14,981 participants with at least seven days of valid wear time.</w:t>
       </w:r>
     </w:p>
     <w:p>
@@ -1947,7 +1947,7 @@
         <w:t xml:space="preserve"> </w:t>
       </w:r>
       <w:r>
-        <w:t xml:space="preserve">Age was centred at its mean across person-days (39 years) and scaled per 10 years, and we report each association at ages 11, 18, 35, and 65, pooled across imputations with Rubin’s rules.</w:t>
+        <w:t xml:space="preserve">Age was centred at its mean across person-days (35.60 years) and scaled per 10 years, and we report each association at ages 11, 18, 35, and 65, pooled across imputations with Rubin’s rules.</w:t>
       </w:r>
       <w:r>
         <w:t xml:space="preserve"> </w:t>
@@ -1959,7 +1959,7 @@
         <w:t xml:space="preserve"> </w:t>
       </w:r>
       <w:r>
-        <w:t xml:space="preserve">Person-days whose preceding day was absent from the data or did not meet the eligibility criteria therefore have no lagged value and do not contribute to these models, leaving 120,660 of 149,214 eligible person-days.</w:t>
+        <w:t xml:space="preserve">Person-days whose preceding day was absent from the data or did not meet the eligibility criteria therefore have no lagged value and do not contribute to these models, leaving 136,319 of 168,613 eligible person-days.</w:t>
       </w:r>
     </w:p>
     <w:bookmarkEnd w:id="25"/>
@@ -2176,19 +2176,19 @@
         <w:pStyle w:val="FirstParagraph"/>
       </w:pPr>
       <w:r>
-        <w:t xml:space="preserve">The aggregated dataset describes 220,760 observations of daily physical activity and sleep from 28,823 unique participants.</w:t>
-      </w:r>
-      <w:r>
-        <w:t xml:space="preserve"> </w:t>
-      </w:r>
-      <w:r>
-        <w:t xml:space="preserve">Of these, 71,546 days were excluded as they had insufficient wear time, which also resulted in the exclusion of 4,214 participants.</w:t>
-      </w:r>
-      <w:r>
-        <w:t xml:space="preserve"> </w:t>
-      </w:r>
-      <w:r>
-        <w:t xml:space="preserve">A further 345 participants (465 days) were excluded for having fewer than 4 days of valid wear time, leaving 24,264 participants and 148,749 person-days.</w:t>
+        <w:t xml:space="preserve">The aggregated dataset describes 220,988 observations of daily physical activity and sleep from 28,824 unique participants.</w:t>
+      </w:r>
+      <w:r>
+        <w:t xml:space="preserve"> </w:t>
+      </w:r>
+      <w:r>
+        <w:t xml:space="preserve">Of these, 52,375 days were excluded as they had insufficient wear time, which also resulted in the exclusion of 1,175 participants.</w:t>
+      </w:r>
+      <w:r>
+        <w:t xml:space="preserve"> </w:t>
+      </w:r>
+      <w:r>
+        <w:t xml:space="preserve">A further 413 participants (619 days) were excluded for having fewer than 4 days of valid wear time, leaving 27,236 participants and 167,994 person-days.</w:t>
       </w:r>
       <w:r>
         <w:t xml:space="preserve"> </w:t>
@@ -2224,7 +2224,7 @@
         <w:t xml:space="preserve"> </w:t>
       </w:r>
       <w:r>
-        <w:t xml:space="preserve">There was a near-even split by sex (50.4% female), but age skewed towards both younger children (2-11 years, 44.9%) and older adults (66+ years, 25.1%).</w:t>
+        <w:t xml:space="preserve">There was a near-even split by sex (50.3% female), but age skewed towards both younger children (2-11 years, 50.9%) and older adults (66+ years, 22.3%).</w:t>
       </w:r>
     </w:p>
     <w:p>
@@ -2269,13 +2269,13 @@
         <w:t xml:space="preserve"> </w:t>
       </w:r>
       <w:r>
-        <w:t xml:space="preserve">= 310.72, p = &lt; .001).</w:t>
-      </w:r>
-      <w:r>
-        <w:t xml:space="preserve"> </w:t>
-      </w:r>
-      <w:r>
-        <w:t xml:space="preserve">Weekends were over-represented (Saturday: z = 6.08; Sunday: z = 11.62), while Wednesdays (z = -9.91) and Thursdays (z = -8.85) were under-represented.</w:t>
+        <w:t xml:space="preserve">= 343.32, p = &lt; .001).</w:t>
+      </w:r>
+      <w:r>
+        <w:t xml:space="preserve"> </w:t>
+      </w:r>
+      <w:r>
+        <w:t xml:space="preserve">Weekends were over-represented (Saturday: z = 11.24; Sunday: z = 7.84), while Wednesdays (z = -9.30) and Thursdays (z = -2.46) were under-represented.</w:t>
       </w:r>
       <w:r>
         <w:t xml:space="preserve"> </w:t>
@@ -2485,55 +2485,55 @@
               <w:jc w:val="left"/>
             </w:pPr>
             <w:r>
-              <w:t xml:space="preserve">10,857</w:t>
-            </w:r>
-          </w:p>
-        </w:tc>
-        <w:tc>
-          <w:tcPr/>
-          <w:p>
-            <w:pPr>
-              <w:pStyle w:val="Compact"/>
-              <w:jc w:val="left"/>
-            </w:pPr>
-            <w:r>
-              <w:t xml:space="preserve">1,921</w:t>
-            </w:r>
-          </w:p>
-        </w:tc>
-        <w:tc>
-          <w:tcPr/>
-          <w:p>
-            <w:pPr>
-              <w:pStyle w:val="Compact"/>
-              <w:jc w:val="left"/>
-            </w:pPr>
-            <w:r>
-              <w:t xml:space="preserve">308</w:t>
-            </w:r>
-          </w:p>
-        </w:tc>
-        <w:tc>
-          <w:tcPr/>
-          <w:p>
-            <w:pPr>
-              <w:pStyle w:val="Compact"/>
-              <w:jc w:val="left"/>
-            </w:pPr>
-            <w:r>
-              <w:t xml:space="preserve">5,040</w:t>
-            </w:r>
-          </w:p>
-        </w:tc>
-        <w:tc>
-          <w:tcPr/>
-          <w:p>
-            <w:pPr>
-              <w:pStyle w:val="Compact"/>
-              <w:jc w:val="left"/>
-            </w:pPr>
-            <w:r>
-              <w:t xml:space="preserve">6,066</w:t>
+              <w:t xml:space="preserve">13,820</w:t>
+            </w:r>
+          </w:p>
+        </w:tc>
+        <w:tc>
+          <w:tcPr/>
+          <w:p>
+            <w:pPr>
+              <w:pStyle w:val="Compact"/>
+              <w:jc w:val="left"/>
+            </w:pPr>
+            <w:r>
+              <w:t xml:space="preserve">1,923</w:t>
+            </w:r>
+          </w:p>
+        </w:tc>
+        <w:tc>
+          <w:tcPr/>
+          <w:p>
+            <w:pPr>
+              <w:pStyle w:val="Compact"/>
+              <w:jc w:val="left"/>
+            </w:pPr>
+            <w:r>
+              <w:t xml:space="preserve">310</w:t>
+            </w:r>
+          </w:p>
+        </w:tc>
+        <w:tc>
+          <w:tcPr/>
+          <w:p>
+            <w:pPr>
+              <w:pStyle w:val="Compact"/>
+              <w:jc w:val="left"/>
+            </w:pPr>
+            <w:r>
+              <w:t xml:space="preserve">5,044</w:t>
+            </w:r>
+          </w:p>
+        </w:tc>
+        <w:tc>
+          <w:tcPr/>
+          <w:p>
+            <w:pPr>
+              <w:pStyle w:val="Compact"/>
+              <w:jc w:val="left"/>
+            </w:pPr>
+            <w:r>
+              <w:t xml:space="preserve">6,067</w:t>
             </w:r>
           </w:p>
         </w:tc>
@@ -2559,7 +2559,7 @@
               <w:jc w:val="left"/>
             </w:pPr>
             <w:r>
-              <w:t xml:space="preserve">9.7 (1.5)</w:t>
+              <w:t xml:space="preserve">8.5 (2.8)</w:t>
             </w:r>
           </w:p>
         </w:tc>
@@ -2633,7 +2633,7 @@
               <w:jc w:val="left"/>
             </w:pPr>
             <w:r>
-              <w:t xml:space="preserve">18.0 (3.2)</w:t>
+              <w:t xml:space="preserve">17.7 (3.0)</w:t>
             </w:r>
           </w:p>
         </w:tc>
@@ -2657,7 +2657,7 @@
               <w:jc w:val="left"/>
             </w:pPr>
             <w:r>
-              <w:t xml:space="preserve">26.5 (6.4)</w:t>
+              <w:t xml:space="preserve">26.5 (6.5)</w:t>
             </w:r>
           </w:p>
         </w:tc>
@@ -2707,7 +2707,7 @@
               <w:jc w:val="left"/>
             </w:pPr>
             <w:r>
-              <w:t xml:space="preserve">0.25 (1.07)</w:t>
+              <w:t xml:space="preserve">0.31 (1.10)</w:t>
             </w:r>
           </w:p>
         </w:tc>
@@ -2731,19 +2731,19 @@
               <w:jc w:val="left"/>
             </w:pPr>
             <w:r>
-              <w:t xml:space="preserve">-0.09 (1.38)</w:t>
-            </w:r>
-          </w:p>
-        </w:tc>
-        <w:tc>
-          <w:tcPr/>
-          <w:p>
-            <w:pPr>
-              <w:pStyle w:val="Compact"/>
-              <w:jc w:val="left"/>
-            </w:pPr>
-            <w:r>
-              <w:t xml:space="preserve">-0.02 (1.03)</w:t>
+              <w:t xml:space="preserve">-0.07 (1.40)</w:t>
+            </w:r>
+          </w:p>
+        </w:tc>
+        <w:tc>
+          <w:tcPr/>
+          <w:p>
+            <w:pPr>
+              <w:pStyle w:val="Compact"/>
+              <w:jc w:val="left"/>
+            </w:pPr>
+            <w:r>
+              <w:t xml:space="preserve">-0.01 (1.03)</w:t>
             </w:r>
           </w:p>
         </w:tc>
@@ -2781,43 +2781,43 @@
               <w:jc w:val="left"/>
             </w:pPr>
             <w:r>
-              <w:t xml:space="preserve">23.1 (1.6)</w:t>
-            </w:r>
-          </w:p>
-        </w:tc>
-        <w:tc>
-          <w:tcPr/>
-          <w:p>
-            <w:pPr>
-              <w:pStyle w:val="Compact"/>
-              <w:jc w:val="left"/>
-            </w:pPr>
-            <w:r>
-              <w:t xml:space="preserve">23.2 (1.5)</w:t>
-            </w:r>
-          </w:p>
-        </w:tc>
-        <w:tc>
-          <w:tcPr/>
-          <w:p>
-            <w:pPr>
-              <w:pStyle w:val="Compact"/>
-              <w:jc w:val="left"/>
-            </w:pPr>
-            <w:r>
-              <w:t xml:space="preserve">23.3 (1.6)</w:t>
-            </w:r>
-          </w:p>
-        </w:tc>
-        <w:tc>
-          <w:tcPr/>
-          <w:p>
-            <w:pPr>
-              <w:pStyle w:val="Compact"/>
-              <w:jc w:val="left"/>
-            </w:pPr>
-            <w:r>
-              <w:t xml:space="preserve">23.7 (0.8)</w:t>
+              <w:t xml:space="preserve">23.4 (1.3)</w:t>
+            </w:r>
+          </w:p>
+        </w:tc>
+        <w:tc>
+          <w:tcPr/>
+          <w:p>
+            <w:pPr>
+              <w:pStyle w:val="Compact"/>
+              <w:jc w:val="left"/>
+            </w:pPr>
+            <w:r>
+              <w:t xml:space="preserve">23.4 (1.5)</w:t>
+            </w:r>
+          </w:p>
+        </w:tc>
+        <w:tc>
+          <w:tcPr/>
+          <w:p>
+            <w:pPr>
+              <w:pStyle w:val="Compact"/>
+              <w:jc w:val="left"/>
+            </w:pPr>
+            <w:r>
+              <w:t xml:space="preserve">23.3 (1.7)</w:t>
+            </w:r>
+          </w:p>
+        </w:tc>
+        <w:tc>
+          <w:tcPr/>
+          <w:p>
+            <w:pPr>
+              <w:pStyle w:val="Compact"/>
+              <w:jc w:val="left"/>
+            </w:pPr>
+            <w:r>
+              <w:t xml:space="preserve">23.8 (0.7)</w:t>
             </w:r>
           </w:p>
         </w:tc>
@@ -2855,7 +2855,7 @@
               <w:jc w:val="left"/>
             </w:pPr>
             <w:r>
-              <w:t xml:space="preserve">5.6 (1.9)</w:t>
+              <w:t xml:space="preserve">5.7 (1.8)</w:t>
             </w:r>
           </w:p>
         </w:tc>
@@ -2879,31 +2879,31 @@
               <w:jc w:val="left"/>
             </w:pPr>
             <w:r>
-              <w:t xml:space="preserve">4.8 (1.3)</w:t>
-            </w:r>
-          </w:p>
-        </w:tc>
-        <w:tc>
-          <w:tcPr/>
-          <w:p>
-            <w:pPr>
-              <w:pStyle w:val="Compact"/>
-              <w:jc w:val="left"/>
-            </w:pPr>
-            <w:r>
-              <w:t xml:space="preserve">7.3 (2.5)</w:t>
-            </w:r>
-          </w:p>
-        </w:tc>
-        <w:tc>
-          <w:tcPr/>
-          <w:p>
-            <w:pPr>
-              <w:pStyle w:val="Compact"/>
-              <w:jc w:val="left"/>
-            </w:pPr>
-            <w:r>
-              <w:t xml:space="preserve">6.5 (2.1)</w:t>
+              <w:t xml:space="preserve">5.0 (1.4)</w:t>
+            </w:r>
+          </w:p>
+        </w:tc>
+        <w:tc>
+          <w:tcPr/>
+          <w:p>
+            <w:pPr>
+              <w:pStyle w:val="Compact"/>
+              <w:jc w:val="left"/>
+            </w:pPr>
+            <w:r>
+              <w:t xml:space="preserve">7.5 (2.3)</w:t>
+            </w:r>
+          </w:p>
+        </w:tc>
+        <w:tc>
+          <w:tcPr/>
+          <w:p>
+            <w:pPr>
+              <w:pStyle w:val="Compact"/>
+              <w:jc w:val="left"/>
+            </w:pPr>
+            <w:r>
+              <w:t xml:space="preserve">6.6 (2.1)</w:t>
             </w:r>
           </w:p>
         </w:tc>
@@ -2929,7 +2929,7 @@
               <w:jc w:val="left"/>
             </w:pPr>
             <w:r>
-              <w:t xml:space="preserve">-2.13 (0.19)</w:t>
+              <w:t xml:space="preserve">-2.10 (0.18)</w:t>
             </w:r>
           </w:p>
         </w:tc>
@@ -3003,7 +3003,7 @@
               <w:jc w:val="left"/>
             </w:pPr>
             <w:r>
-              <w:t xml:space="preserve">42.5 (24.3)</w:t>
+              <w:t xml:space="preserve">49.0 (26.4)</w:t>
             </w:r>
           </w:p>
         </w:tc>
@@ -3027,7 +3027,7 @@
               <w:jc w:val="left"/>
             </w:pPr>
             <w:r>
-              <w:t xml:space="preserve">39.5 (10.7)</w:t>
+              <w:t xml:space="preserve">39.3 (10.6)</w:t>
             </w:r>
           </w:p>
         </w:tc>
@@ -3077,55 +3077,55 @@
               <w:jc w:val="left"/>
             </w:pPr>
             <w:r>
-              <w:t xml:space="preserve">486.9 (53.0)</w:t>
-            </w:r>
-          </w:p>
-        </w:tc>
-        <w:tc>
-          <w:tcPr/>
-          <w:p>
-            <w:pPr>
-              <w:pStyle w:val="Compact"/>
-              <w:jc w:val="left"/>
-            </w:pPr>
-            <w:r>
-              <w:t xml:space="preserve">416.7 (55.3)</w:t>
-            </w:r>
-          </w:p>
-        </w:tc>
-        <w:tc>
-          <w:tcPr/>
-          <w:p>
-            <w:pPr>
-              <w:pStyle w:val="Compact"/>
-              <w:jc w:val="left"/>
-            </w:pPr>
-            <w:r>
-              <w:t xml:space="preserve">421.1 (62.5)</w:t>
-            </w:r>
-          </w:p>
-        </w:tc>
-        <w:tc>
-          <w:tcPr/>
-          <w:p>
-            <w:pPr>
-              <w:pStyle w:val="Compact"/>
-              <w:jc w:val="left"/>
-            </w:pPr>
-            <w:r>
-              <w:t xml:space="preserve">408.4 (55.8)</w:t>
-            </w:r>
-          </w:p>
-        </w:tc>
-        <w:tc>
-          <w:tcPr/>
-          <w:p>
-            <w:pPr>
-              <w:pStyle w:val="Compact"/>
-              <w:jc w:val="left"/>
-            </w:pPr>
-            <w:r>
-              <w:t xml:space="preserve">404.2 (63.3)</w:t>
+              <w:t xml:space="preserve">471.7 (61.5)</w:t>
+            </w:r>
+          </w:p>
+        </w:tc>
+        <w:tc>
+          <w:tcPr/>
+          <w:p>
+            <w:pPr>
+              <w:pStyle w:val="Compact"/>
+              <w:jc w:val="left"/>
+            </w:pPr>
+            <w:r>
+              <w:t xml:space="preserve">416.4 (55.0)</w:t>
+            </w:r>
+          </w:p>
+        </w:tc>
+        <w:tc>
+          <w:tcPr/>
+          <w:p>
+            <w:pPr>
+              <w:pStyle w:val="Compact"/>
+              <w:jc w:val="left"/>
+            </w:pPr>
+            <w:r>
+              <w:t xml:space="preserve">421.0 (64.0)</w:t>
+            </w:r>
+          </w:p>
+        </w:tc>
+        <w:tc>
+          <w:tcPr/>
+          <w:p>
+            <w:pPr>
+              <w:pStyle w:val="Compact"/>
+              <w:jc w:val="left"/>
+            </w:pPr>
+            <w:r>
+              <w:t xml:space="preserve">409.1 (55.8)</w:t>
+            </w:r>
+          </w:p>
+        </w:tc>
+        <w:tc>
+          <w:tcPr/>
+          <w:p>
+            <w:pPr>
+              <w:pStyle w:val="Compact"/>
+              <w:jc w:val="left"/>
+            </w:pPr>
+            <w:r>
+              <w:t xml:space="preserve">404.3 (63.9)</w:t>
             </w:r>
           </w:p>
         </w:tc>
@@ -3151,7 +3151,7 @@
               <w:jc w:val="left"/>
             </w:pPr>
             <w:r>
-              <w:t xml:space="preserve">80.7 (7.4)</w:t>
+              <w:t xml:space="preserve">80.9 (7.0)</w:t>
             </w:r>
           </w:p>
         </w:tc>
@@ -3175,7 +3175,7 @@
               <w:jc w:val="left"/>
             </w:pPr>
             <w:r>
-              <w:t xml:space="preserve">87.3 (6.1)</w:t>
+              <w:t xml:space="preserve">87.4 (6.2)</w:t>
             </w:r>
           </w:p>
         </w:tc>
@@ -3199,7 +3199,7 @@
               <w:jc w:val="left"/>
             </w:pPr>
             <w:r>
-              <w:t xml:space="preserve">86.5 (6.0)</w:t>
+              <w:t xml:space="preserve">86.4 (6.2)</w:t>
             </w:r>
           </w:p>
         </w:tc>
@@ -3225,55 +3225,55 @@
               <w:jc w:val="left"/>
             </w:pPr>
             <w:r>
-              <w:t xml:space="preserve">20:55 (01:09)</w:t>
-            </w:r>
-          </w:p>
-        </w:tc>
-        <w:tc>
-          <w:tcPr/>
-          <w:p>
-            <w:pPr>
-              <w:pStyle w:val="Compact"/>
-              <w:jc w:val="left"/>
-            </w:pPr>
-            <w:r>
-              <w:t xml:space="preserve">23:30 (01:27)</w:t>
-            </w:r>
-          </w:p>
-        </w:tc>
-        <w:tc>
-          <w:tcPr/>
-          <w:p>
-            <w:pPr>
-              <w:pStyle w:val="Compact"/>
-              <w:jc w:val="left"/>
-            </w:pPr>
-            <w:r>
-              <w:t xml:space="preserve">23:39 (01:46)</w:t>
-            </w:r>
-          </w:p>
-        </w:tc>
-        <w:tc>
-          <w:tcPr/>
-          <w:p>
-            <w:pPr>
-              <w:pStyle w:val="Compact"/>
-              <w:jc w:val="left"/>
-            </w:pPr>
-            <w:r>
-              <w:t xml:space="preserve">23:42 (01:23)</w:t>
-            </w:r>
-          </w:p>
-        </w:tc>
-        <w:tc>
-          <w:tcPr/>
-          <w:p>
-            <w:pPr>
-              <w:pStyle w:val="Compact"/>
-              <w:jc w:val="left"/>
-            </w:pPr>
-            <w:r>
-              <w:t xml:space="preserve">00:23 (01:14)</w:t>
+              <w:t xml:space="preserve">21:32 (01:42)</w:t>
+            </w:r>
+          </w:p>
+        </w:tc>
+        <w:tc>
+          <w:tcPr/>
+          <w:p>
+            <w:pPr>
+              <w:pStyle w:val="Compact"/>
+              <w:jc w:val="left"/>
+            </w:pPr>
+            <w:r>
+              <w:t xml:space="preserve">23:29 (01:27)</w:t>
+            </w:r>
+          </w:p>
+        </w:tc>
+        <w:tc>
+          <w:tcPr/>
+          <w:p>
+            <w:pPr>
+              <w:pStyle w:val="Compact"/>
+              <w:jc w:val="left"/>
+            </w:pPr>
+            <w:r>
+              <w:t xml:space="preserve">23:33 (01:49)</w:t>
+            </w:r>
+          </w:p>
+        </w:tc>
+        <w:tc>
+          <w:tcPr/>
+          <w:p>
+            <w:pPr>
+              <w:pStyle w:val="Compact"/>
+              <w:jc w:val="left"/>
+            </w:pPr>
+            <w:r>
+              <w:t xml:space="preserve">23:25 (01:17)</w:t>
+            </w:r>
+          </w:p>
+        </w:tc>
+        <w:tc>
+          <w:tcPr/>
+          <w:p>
+            <w:pPr>
+              <w:pStyle w:val="Compact"/>
+              <w:jc w:val="left"/>
+            </w:pPr>
+            <w:r>
+              <w:t xml:space="preserve">23:57 (01:16)</w:t>
             </w:r>
           </w:p>
         </w:tc>
@@ -3299,7 +3299,7 @@
               <w:jc w:val="left"/>
             </w:pPr>
             <w:r>
-              <w:t xml:space="preserve">54.0 (12.7)</w:t>
+              <w:t xml:space="preserve">53.4 (12.2)</w:t>
             </w:r>
           </w:p>
         </w:tc>
@@ -3427,55 +3427,55 @@
               <w:jc w:val="left"/>
             </w:pPr>
             <w:r>
-              <w:t xml:space="preserve">2,567 (23.6%)</w:t>
-            </w:r>
-          </w:p>
-        </w:tc>
-        <w:tc>
-          <w:tcPr/>
-          <w:p>
-            <w:pPr>
-              <w:pStyle w:val="Compact"/>
-              <w:jc w:val="left"/>
-            </w:pPr>
-            <w:r>
-              <w:t xml:space="preserve">1,883 (98.0%)</w:t>
-            </w:r>
-          </w:p>
-        </w:tc>
-        <w:tc>
-          <w:tcPr/>
-          <w:p>
-            <w:pPr>
-              <w:pStyle w:val="Compact"/>
-              <w:jc w:val="left"/>
-            </w:pPr>
-            <w:r>
-              <w:t xml:space="preserve">308 (100.0%)</w:t>
-            </w:r>
-          </w:p>
-        </w:tc>
-        <w:tc>
-          <w:tcPr/>
-          <w:p>
-            <w:pPr>
-              <w:pStyle w:val="Compact"/>
-              <w:jc w:val="left"/>
-            </w:pPr>
-            <w:r>
-              <w:t xml:space="preserve">5,040 (100.0%)</w:t>
-            </w:r>
-          </w:p>
-        </w:tc>
-        <w:tc>
-          <w:tcPr/>
-          <w:p>
-            <w:pPr>
-              <w:pStyle w:val="Compact"/>
-              <w:jc w:val="left"/>
-            </w:pPr>
-            <w:r>
-              <w:t xml:space="preserve">6,066 (100.0%)</w:t>
+              <w:t xml:space="preserve">5,509 (39.9%)</w:t>
+            </w:r>
+          </w:p>
+        </w:tc>
+        <w:tc>
+          <w:tcPr/>
+          <w:p>
+            <w:pPr>
+              <w:pStyle w:val="Compact"/>
+              <w:jc w:val="left"/>
+            </w:pPr>
+            <w:r>
+              <w:t xml:space="preserve">1,885 (98.0%)</w:t>
+            </w:r>
+          </w:p>
+        </w:tc>
+        <w:tc>
+          <w:tcPr/>
+          <w:p>
+            <w:pPr>
+              <w:pStyle w:val="Compact"/>
+              <w:jc w:val="left"/>
+            </w:pPr>
+            <w:r>
+              <w:t xml:space="preserve">310 (100.0%)</w:t>
+            </w:r>
+          </w:p>
+        </w:tc>
+        <w:tc>
+          <w:tcPr/>
+          <w:p>
+            <w:pPr>
+              <w:pStyle w:val="Compact"/>
+              <w:jc w:val="left"/>
+            </w:pPr>
+            <w:r>
+              <w:t xml:space="preserve">5,044 (100.0%)</w:t>
+            </w:r>
+          </w:p>
+        </w:tc>
+        <w:tc>
+          <w:tcPr/>
+          <w:p>
+            <w:pPr>
+              <w:pStyle w:val="Compact"/>
+              <w:jc w:val="left"/>
+            </w:pPr>
+            <w:r>
+              <w:t xml:space="preserve">6,067 (100.0%)</w:t>
             </w:r>
           </w:p>
         </w:tc>
@@ -3501,7 +3501,7 @@
               <w:jc w:val="left"/>
             </w:pPr>
             <w:r>
-              <w:t xml:space="preserve">8,290 (76.4%)</w:t>
+              <w:t xml:space="preserve">8,311 (60.1%)</w:t>
             </w:r>
           </w:p>
         </w:tc>
@@ -3629,43 +3629,43 @@
               <w:jc w:val="left"/>
             </w:pPr>
             <w:r>
-              <w:t xml:space="preserve">1,505 (13.9%)</w:t>
-            </w:r>
-          </w:p>
-        </w:tc>
-        <w:tc>
-          <w:tcPr/>
-          <w:p>
-            <w:pPr>
-              <w:pStyle w:val="Compact"/>
-              <w:jc w:val="left"/>
-            </w:pPr>
-            <w:r>
-              <w:t xml:space="preserve">303 (15.8%)</w:t>
-            </w:r>
-          </w:p>
-        </w:tc>
-        <w:tc>
-          <w:tcPr/>
-          <w:p>
-            <w:pPr>
-              <w:pStyle w:val="Compact"/>
-              <w:jc w:val="left"/>
-            </w:pPr>
-            <w:r>
-              <w:t xml:space="preserve">108 (35.1%)</w:t>
-            </w:r>
-          </w:p>
-        </w:tc>
-        <w:tc>
-          <w:tcPr/>
-          <w:p>
-            <w:pPr>
-              <w:pStyle w:val="Compact"/>
-              <w:jc w:val="left"/>
-            </w:pPr>
-            <w:r>
-              <w:t xml:space="preserve">  186 (3.7%)</w:t>
+              <w:t xml:space="preserve">1,510 (10.9%)</w:t>
+            </w:r>
+          </w:p>
+        </w:tc>
+        <w:tc>
+          <w:tcPr/>
+          <w:p>
+            <w:pPr>
+              <w:pStyle w:val="Compact"/>
+              <w:jc w:val="left"/>
+            </w:pPr>
+            <w:r>
+              <w:t xml:space="preserve">305 (15.9%)</w:t>
+            </w:r>
+          </w:p>
+        </w:tc>
+        <w:tc>
+          <w:tcPr/>
+          <w:p>
+            <w:pPr>
+              <w:pStyle w:val="Compact"/>
+              <w:jc w:val="left"/>
+            </w:pPr>
+            <w:r>
+              <w:t xml:space="preserve">110 (35.5%)</w:t>
+            </w:r>
+          </w:p>
+        </w:tc>
+        <w:tc>
+          <w:tcPr/>
+          <w:p>
+            <w:pPr>
+              <w:pStyle w:val="Compact"/>
+              <w:jc w:val="left"/>
+            </w:pPr>
+            <w:r>
+              <w:t xml:space="preserve">  188 (3.7%)</w:t>
             </w:r>
           </w:p>
         </w:tc>
@@ -3703,7 +3703,7 @@
               <w:jc w:val="left"/>
             </w:pPr>
             <w:r>
-              <w:t xml:space="preserve">  508 (4.7%)</w:t>
+              <w:t xml:space="preserve">  508 (3.7%)</w:t>
             </w:r>
           </w:p>
         </w:tc>
@@ -3777,7 +3777,7 @@
               <w:jc w:val="left"/>
             </w:pPr>
             <w:r>
-              <w:t xml:space="preserve">  455 (4.2%)</w:t>
+              <w:t xml:space="preserve">  455 (3.3%)</w:t>
             </w:r>
           </w:p>
         </w:tc>
@@ -3801,19 +3801,19 @@
               <w:jc w:val="left"/>
             </w:pPr>
             <w:r>
-              <w:t xml:space="preserve">37 (12.0%)</w:t>
-            </w:r>
-          </w:p>
-        </w:tc>
-        <w:tc>
-          <w:tcPr/>
-          <w:p>
-            <w:pPr>
-              <w:pStyle w:val="Compact"/>
-              <w:jc w:val="left"/>
-            </w:pPr>
-            <w:r>
-              <w:t xml:space="preserve">  151 (3.0%)</w:t>
+              <w:t xml:space="preserve">37 (11.9%)</w:t>
+            </w:r>
+          </w:p>
+        </w:tc>
+        <w:tc>
+          <w:tcPr/>
+          <w:p>
+            <w:pPr>
+              <w:pStyle w:val="Compact"/>
+              <w:jc w:val="left"/>
+            </w:pPr>
+            <w:r>
+              <w:t xml:space="preserve">  152 (3.0%)</w:t>
             </w:r>
           </w:p>
         </w:tc>
@@ -3851,19 +3851,19 @@
               <w:jc w:val="left"/>
             </w:pPr>
             <w:r>
-              <w:t xml:space="preserve">  934 (8.6%)</w:t>
-            </w:r>
-          </w:p>
-        </w:tc>
-        <w:tc>
-          <w:tcPr/>
-          <w:p>
-            <w:pPr>
-              <w:pStyle w:val="Compact"/>
-              <w:jc w:val="left"/>
-            </w:pPr>
-            <w:r>
-              <w:t xml:space="preserve">  5 (0.3%)</w:t>
+              <w:t xml:space="preserve">  809 (5.9%)</w:t>
+            </w:r>
+          </w:p>
+        </w:tc>
+        <w:tc>
+          <w:tcPr/>
+          <w:p>
+            <w:pPr>
+              <w:pStyle w:val="Compact"/>
+              <w:jc w:val="left"/>
+            </w:pPr>
+            <w:r>
+              <w:t xml:space="preserve">-</w:t>
             </w:r>
           </w:p>
         </w:tc>
@@ -3961,7 +3961,7 @@
               <w:jc w:val="left"/>
             </w:pPr>
             <w:r>
-              <w:t xml:space="preserve">1,904 (37.8%)</w:t>
+              <w:t xml:space="preserve">1,905 (37.8%)</w:t>
             </w:r>
           </w:p>
         </w:tc>
@@ -3999,7 +3999,7 @@
               <w:jc w:val="left"/>
             </w:pPr>
             <w:r>
-              <w:t xml:space="preserve">  447 (4.1%)</w:t>
+              <w:t xml:space="preserve">  447 (3.2%)</w:t>
             </w:r>
           </w:p>
         </w:tc>
@@ -4023,7 +4023,7 @@
               <w:jc w:val="left"/>
             </w:pPr>
             <w:r>
-              <w:t xml:space="preserve">144 (46.8%)</w:t>
+              <w:t xml:space="preserve">144 (46.5%)</w:t>
             </w:r>
           </w:p>
         </w:tc>
@@ -4047,7 +4047,7 @@
               <w:jc w:val="left"/>
             </w:pPr>
             <w:r>
-              <w:t xml:space="preserve">2,657 (43.8%)</w:t>
+              <w:t xml:space="preserve">2,658 (43.8%)</w:t>
             </w:r>
           </w:p>
         </w:tc>
@@ -4073,7 +4073,7 @@
               <w:jc w:val="left"/>
             </w:pPr>
             <w:r>
-              <w:t xml:space="preserve">  486 (4.5%)</w:t>
+              <w:t xml:space="preserve">3,425 (24.8%)</w:t>
             </w:r>
           </w:p>
         </w:tc>
@@ -4147,7 +4147,7 @@
               <w:jc w:val="left"/>
             </w:pPr>
             <w:r>
-              <w:t xml:space="preserve">  281 (2.6%)</w:t>
+              <w:t xml:space="preserve">  281 (2.0%)</w:t>
             </w:r>
           </w:p>
         </w:tc>
@@ -4221,7 +4221,7 @@
               <w:jc w:val="left"/>
             </w:pPr>
             <w:r>
-              <w:t xml:space="preserve">  522 (4.8%)</w:t>
+              <w:t xml:space="preserve">  522 (3.8%)</w:t>
             </w:r>
           </w:p>
         </w:tc>
@@ -4283,31 +4283,31 @@
               <w:jc w:val="left"/>
             </w:pPr>
             <w:r>
-              <w:t xml:space="preserve">   China</w:t>
-            </w:r>
-          </w:p>
-        </w:tc>
-        <w:tc>
-          <w:tcPr/>
-          <w:p>
-            <w:pPr>
-              <w:pStyle w:val="Compact"/>
-              <w:jc w:val="left"/>
-            </w:pPr>
-            <w:r>
-              <w:t xml:space="preserve">  124 (1.1%)</w:t>
-            </w:r>
-          </w:p>
-        </w:tc>
-        <w:tc>
-          <w:tcPr/>
-          <w:p>
-            <w:pPr>
-              <w:pStyle w:val="Compact"/>
-              <w:jc w:val="left"/>
-            </w:pPr>
-            <w:r>
-              <w:t xml:space="preserve">-</w:t>
+              <w:t xml:space="preserve">   Chile</w:t>
+            </w:r>
+          </w:p>
+        </w:tc>
+        <w:tc>
+          <w:tcPr/>
+          <w:p>
+            <w:pPr>
+              <w:pStyle w:val="Compact"/>
+              <w:jc w:val="left"/>
+            </w:pPr>
+            <w:r>
+              <w:t xml:space="preserve">  138 (1.0%)</w:t>
+            </w:r>
+          </w:p>
+        </w:tc>
+        <w:tc>
+          <w:tcPr/>
+          <w:p>
+            <w:pPr>
+              <w:pStyle w:val="Compact"/>
+              <w:jc w:val="left"/>
+            </w:pPr>
+            <w:r>
+              <w:t xml:space="preserve">  5 (0.3%)</w:t>
             </w:r>
           </w:p>
         </w:tc>
@@ -4357,19 +4357,19 @@
               <w:jc w:val="left"/>
             </w:pPr>
             <w:r>
-              <w:t xml:space="preserve">   Colombia</w:t>
-            </w:r>
-          </w:p>
-        </w:tc>
-        <w:tc>
-          <w:tcPr/>
-          <w:p>
-            <w:pPr>
-              <w:pStyle w:val="Compact"/>
-              <w:jc w:val="left"/>
-            </w:pPr>
-            <w:r>
-              <w:t xml:space="preserve">  889 (8.2%)</w:t>
+              <w:t xml:space="preserve">   China</w:t>
+            </w:r>
+          </w:p>
+        </w:tc>
+        <w:tc>
+          <w:tcPr/>
+          <w:p>
+            <w:pPr>
+              <w:pStyle w:val="Compact"/>
+              <w:jc w:val="left"/>
+            </w:pPr>
+            <w:r>
+              <w:t xml:space="preserve">  125 (0.9%)</w:t>
             </w:r>
           </w:p>
         </w:tc>
@@ -4431,19 +4431,19 @@
               <w:jc w:val="left"/>
             </w:pPr>
             <w:r>
-              <w:t xml:space="preserve">   Denmark</w:t>
-            </w:r>
-          </w:p>
-        </w:tc>
-        <w:tc>
-          <w:tcPr/>
-          <w:p>
-            <w:pPr>
-              <w:pStyle w:val="Compact"/>
-              <w:jc w:val="left"/>
-            </w:pPr>
-            <w:r>
-              <w:t xml:space="preserve">  689 (6.3%)</w:t>
+              <w:t xml:space="preserve">   Colombia</w:t>
+            </w:r>
+          </w:p>
+        </w:tc>
+        <w:tc>
+          <w:tcPr/>
+          <w:p>
+            <w:pPr>
+              <w:pStyle w:val="Compact"/>
+              <w:jc w:val="left"/>
+            </w:pPr>
+            <w:r>
+              <w:t xml:space="preserve">  889 (6.4%)</w:t>
             </w:r>
           </w:p>
         </w:tc>
@@ -4505,31 +4505,31 @@
               <w:jc w:val="left"/>
             </w:pPr>
             <w:r>
-              <w:t xml:space="preserve">   Ecuador</w:t>
-            </w:r>
-          </w:p>
-        </w:tc>
-        <w:tc>
-          <w:tcPr/>
-          <w:p>
-            <w:pPr>
-              <w:pStyle w:val="Compact"/>
-              <w:jc w:val="left"/>
-            </w:pPr>
-            <w:r>
-              <w:t xml:space="preserve">  981 (9.0%)</w:t>
-            </w:r>
-          </w:p>
-        </w:tc>
-        <w:tc>
-          <w:tcPr/>
-          <w:p>
-            <w:pPr>
-              <w:pStyle w:val="Compact"/>
-              <w:jc w:val="left"/>
-            </w:pPr>
-            <w:r>
-              <w:t xml:space="preserve">38 (2.0%)</w:t>
+              <w:t xml:space="preserve">   Denmark</w:t>
+            </w:r>
+          </w:p>
+        </w:tc>
+        <w:tc>
+          <w:tcPr/>
+          <w:p>
+            <w:pPr>
+              <w:pStyle w:val="Compact"/>
+              <w:jc w:val="left"/>
+            </w:pPr>
+            <w:r>
+              <w:t xml:space="preserve">  689 (5.0%)</w:t>
+            </w:r>
+          </w:p>
+        </w:tc>
+        <w:tc>
+          <w:tcPr/>
+          <w:p>
+            <w:pPr>
+              <w:pStyle w:val="Compact"/>
+              <w:jc w:val="left"/>
+            </w:pPr>
+            <w:r>
+              <w:t xml:space="preserve">-</w:t>
             </w:r>
           </w:p>
         </w:tc>
@@ -4579,31 +4579,31 @@
               <w:jc w:val="left"/>
             </w:pPr>
             <w:r>
-              <w:t xml:space="preserve">   India</w:t>
-            </w:r>
-          </w:p>
-        </w:tc>
-        <w:tc>
-          <w:tcPr/>
-          <w:p>
-            <w:pPr>
-              <w:pStyle w:val="Compact"/>
-              <w:jc w:val="left"/>
-            </w:pPr>
-            <w:r>
-              <w:t xml:space="preserve">  574 (5.3%)</w:t>
-            </w:r>
-          </w:p>
-        </w:tc>
-        <w:tc>
-          <w:tcPr/>
-          <w:p>
-            <w:pPr>
-              <w:pStyle w:val="Compact"/>
-              <w:jc w:val="left"/>
-            </w:pPr>
-            <w:r>
-              <w:t xml:space="preserve">-</w:t>
+              <w:t xml:space="preserve">   Ecuador</w:t>
+            </w:r>
+          </w:p>
+        </w:tc>
+        <w:tc>
+          <w:tcPr/>
+          <w:p>
+            <w:pPr>
+              <w:pStyle w:val="Compact"/>
+              <w:jc w:val="left"/>
+            </w:pPr>
+            <w:r>
+              <w:t xml:space="preserve">  981 (7.1%)</w:t>
+            </w:r>
+          </w:p>
+        </w:tc>
+        <w:tc>
+          <w:tcPr/>
+          <w:p>
+            <w:pPr>
+              <w:pStyle w:val="Compact"/>
+              <w:jc w:val="left"/>
+            </w:pPr>
+            <w:r>
+              <w:t xml:space="preserve">38 (2.0%)</w:t>
             </w:r>
           </w:p>
         </w:tc>
@@ -4653,19 +4653,19 @@
               <w:jc w:val="left"/>
             </w:pPr>
             <w:r>
-              <w:t xml:space="preserve">   Kenya</w:t>
-            </w:r>
-          </w:p>
-        </w:tc>
-        <w:tc>
-          <w:tcPr/>
-          <w:p>
-            <w:pPr>
-              <w:pStyle w:val="Compact"/>
-              <w:jc w:val="left"/>
-            </w:pPr>
-            <w:r>
-              <w:t xml:space="preserve">  525 (4.8%)</w:t>
+              <w:t xml:space="preserve">   India</w:t>
+            </w:r>
+          </w:p>
+        </w:tc>
+        <w:tc>
+          <w:tcPr/>
+          <w:p>
+            <w:pPr>
+              <w:pStyle w:val="Compact"/>
+              <w:jc w:val="left"/>
+            </w:pPr>
+            <w:r>
+              <w:t xml:space="preserve">  575 (4.2%)</w:t>
             </w:r>
           </w:p>
         </w:tc>
@@ -4727,19 +4727,19 @@
               <w:jc w:val="left"/>
             </w:pPr>
             <w:r>
-              <w:t xml:space="preserve">   Portugal</w:t>
-            </w:r>
-          </w:p>
-        </w:tc>
-        <w:tc>
-          <w:tcPr/>
-          <w:p>
-            <w:pPr>
-              <w:pStyle w:val="Compact"/>
-              <w:jc w:val="left"/>
-            </w:pPr>
-            <w:r>
-              <w:t xml:space="preserve">  702 (6.5%)</w:t>
+              <w:t xml:space="preserve">   Kenya</w:t>
+            </w:r>
+          </w:p>
+        </w:tc>
+        <w:tc>
+          <w:tcPr/>
+          <w:p>
+            <w:pPr>
+              <w:pStyle w:val="Compact"/>
+              <w:jc w:val="left"/>
+            </w:pPr>
+            <w:r>
+              <w:t xml:space="preserve">  528 (3.8%)</w:t>
             </w:r>
           </w:p>
         </w:tc>
@@ -4801,19 +4801,19 @@
               <w:jc w:val="left"/>
             </w:pPr>
             <w:r>
-              <w:t xml:space="preserve">   South Africa</w:t>
-            </w:r>
-          </w:p>
-        </w:tc>
-        <w:tc>
-          <w:tcPr/>
-          <w:p>
-            <w:pPr>
-              <w:pStyle w:val="Compact"/>
-              <w:jc w:val="left"/>
-            </w:pPr>
-            <w:r>
-              <w:t xml:space="preserve">  506 (4.7%)</w:t>
+              <w:t xml:space="preserve">   Portugal</w:t>
+            </w:r>
+          </w:p>
+        </w:tc>
+        <w:tc>
+          <w:tcPr/>
+          <w:p>
+            <w:pPr>
+              <w:pStyle w:val="Compact"/>
+              <w:jc w:val="left"/>
+            </w:pPr>
+            <w:r>
+              <w:t xml:space="preserve">  702 (5.1%)</w:t>
             </w:r>
           </w:p>
         </w:tc>
@@ -4875,19 +4875,19 @@
               <w:jc w:val="left"/>
             </w:pPr>
             <w:r>
-              <w:t xml:space="preserve">   United States</w:t>
-            </w:r>
-          </w:p>
-        </w:tc>
-        <w:tc>
-          <w:tcPr/>
-          <w:p>
-            <w:pPr>
-              <w:pStyle w:val="Compact"/>
-              <w:jc w:val="left"/>
-            </w:pPr>
-            <w:r>
-              <w:t xml:space="preserve">  729 (6.7%)</w:t>
+              <w:t xml:space="preserve">   South Africa</w:t>
+            </w:r>
+          </w:p>
+        </w:tc>
+        <w:tc>
+          <w:tcPr/>
+          <w:p>
+            <w:pPr>
+              <w:pStyle w:val="Compact"/>
+              <w:jc w:val="left"/>
+            </w:pPr>
+            <w:r>
+              <w:t xml:space="preserve">  507 (3.7%)</w:t>
             </w:r>
           </w:p>
         </w:tc>
@@ -4949,48 +4949,68 @@
               <w:jc w:val="left"/>
             </w:pPr>
             <w:r>
-              <w:t xml:space="preserve">Ethnicity</w:t>
-            </w:r>
-          </w:p>
-        </w:tc>
-        <w:tc>
-          <w:tcPr/>
-          <w:p>
-            <w:pPr>
-              <w:pStyle w:val="Compact"/>
-            </w:pPr>
-          </w:p>
-        </w:tc>
-        <w:tc>
-          <w:tcPr/>
-          <w:p>
-            <w:pPr>
-              <w:pStyle w:val="Compact"/>
-            </w:pPr>
-          </w:p>
-        </w:tc>
-        <w:tc>
-          <w:tcPr/>
-          <w:p>
-            <w:pPr>
-              <w:pStyle w:val="Compact"/>
-            </w:pPr>
-          </w:p>
-        </w:tc>
-        <w:tc>
-          <w:tcPr/>
-          <w:p>
-            <w:pPr>
-              <w:pStyle w:val="Compact"/>
-            </w:pPr>
-          </w:p>
-        </w:tc>
-        <w:tc>
-          <w:tcPr/>
-          <w:p>
-            <w:pPr>
-              <w:pStyle w:val="Compact"/>
-            </w:pPr>
+              <w:t xml:space="preserve">   United States</w:t>
+            </w:r>
+          </w:p>
+        </w:tc>
+        <w:tc>
+          <w:tcPr/>
+          <w:p>
+            <w:pPr>
+              <w:pStyle w:val="Compact"/>
+              <w:jc w:val="left"/>
+            </w:pPr>
+            <w:r>
+              <w:t xml:space="preserve">  729 (5.3%)</w:t>
+            </w:r>
+          </w:p>
+        </w:tc>
+        <w:tc>
+          <w:tcPr/>
+          <w:p>
+            <w:pPr>
+              <w:pStyle w:val="Compact"/>
+              <w:jc w:val="left"/>
+            </w:pPr>
+            <w:r>
+              <w:t xml:space="preserve">-</w:t>
+            </w:r>
+          </w:p>
+        </w:tc>
+        <w:tc>
+          <w:tcPr/>
+          <w:p>
+            <w:pPr>
+              <w:pStyle w:val="Compact"/>
+              <w:jc w:val="left"/>
+            </w:pPr>
+            <w:r>
+              <w:t xml:space="preserve">-</w:t>
+            </w:r>
+          </w:p>
+        </w:tc>
+        <w:tc>
+          <w:tcPr/>
+          <w:p>
+            <w:pPr>
+              <w:pStyle w:val="Compact"/>
+              <w:jc w:val="left"/>
+            </w:pPr>
+            <w:r>
+              <w:t xml:space="preserve">-</w:t>
+            </w:r>
+          </w:p>
+        </w:tc>
+        <w:tc>
+          <w:tcPr/>
+          <w:p>
+            <w:pPr>
+              <w:pStyle w:val="Compact"/>
+              <w:jc w:val="left"/>
+            </w:pPr>
+            <w:r>
+              <w:t xml:space="preserve">-</w:t>
+            </w:r>
           </w:p>
         </w:tc>
       </w:tr>
@@ -5003,68 +5023,48 @@
               <w:jc w:val="left"/>
             </w:pPr>
             <w:r>
-              <w:t xml:space="preserve">   Non-White</w:t>
-            </w:r>
-          </w:p>
-        </w:tc>
-        <w:tc>
-          <w:tcPr/>
-          <w:p>
-            <w:pPr>
-              <w:pStyle w:val="Compact"/>
-              <w:jc w:val="left"/>
-            </w:pPr>
-            <w:r>
-              <w:t xml:space="preserve">2,127 (19.6%)</w:t>
-            </w:r>
-          </w:p>
-        </w:tc>
-        <w:tc>
-          <w:tcPr/>
-          <w:p>
-            <w:pPr>
-              <w:pStyle w:val="Compact"/>
-              <w:jc w:val="left"/>
-            </w:pPr>
-            <w:r>
-              <w:t xml:space="preserve">  169 (8.8%)</w:t>
-            </w:r>
-          </w:p>
-        </w:tc>
-        <w:tc>
-          <w:tcPr/>
-          <w:p>
-            <w:pPr>
-              <w:pStyle w:val="Compact"/>
-              <w:jc w:val="left"/>
-            </w:pPr>
-            <w:r>
-              <w:t xml:space="preserve">14 (4.5%)</w:t>
-            </w:r>
-          </w:p>
-        </w:tc>
-        <w:tc>
-          <w:tcPr/>
-          <w:p>
-            <w:pPr>
-              <w:pStyle w:val="Compact"/>
-              <w:jc w:val="left"/>
-            </w:pPr>
-            <w:r>
-              <w:t xml:space="preserve">   94 (1.9%)</w:t>
-            </w:r>
-          </w:p>
-        </w:tc>
-        <w:tc>
-          <w:tcPr/>
-          <w:p>
-            <w:pPr>
-              <w:pStyle w:val="Compact"/>
-              <w:jc w:val="left"/>
-            </w:pPr>
-            <w:r>
-              <w:t xml:space="preserve">  240 (4.0%)</w:t>
-            </w:r>
+              <w:t xml:space="preserve">Ethnicity</w:t>
+            </w:r>
+          </w:p>
+        </w:tc>
+        <w:tc>
+          <w:tcPr/>
+          <w:p>
+            <w:pPr>
+              <w:pStyle w:val="Compact"/>
+            </w:pPr>
+          </w:p>
+        </w:tc>
+        <w:tc>
+          <w:tcPr/>
+          <w:p>
+            <w:pPr>
+              <w:pStyle w:val="Compact"/>
+            </w:pPr>
+          </w:p>
+        </w:tc>
+        <w:tc>
+          <w:tcPr/>
+          <w:p>
+            <w:pPr>
+              <w:pStyle w:val="Compact"/>
+            </w:pPr>
+          </w:p>
+        </w:tc>
+        <w:tc>
+          <w:tcPr/>
+          <w:p>
+            <w:pPr>
+              <w:pStyle w:val="Compact"/>
+            </w:pPr>
+          </w:p>
+        </w:tc>
+        <w:tc>
+          <w:tcPr/>
+          <w:p>
+            <w:pPr>
+              <w:pStyle w:val="Compact"/>
+            </w:pPr>
           </w:p>
         </w:tc>
       </w:tr>
@@ -5077,67 +5077,67 @@
               <w:jc w:val="left"/>
             </w:pPr>
             <w:r>
-              <w:t xml:space="preserve">   Other or unknown</w:t>
-            </w:r>
-          </w:p>
-        </w:tc>
-        <w:tc>
-          <w:tcPr/>
-          <w:p>
-            <w:pPr>
-              <w:pStyle w:val="Compact"/>
-              <w:jc w:val="left"/>
-            </w:pPr>
-            <w:r>
-              <w:t xml:space="preserve">4,433 (40.8%)</w:t>
-            </w:r>
-          </w:p>
-        </w:tc>
-        <w:tc>
-          <w:tcPr/>
-          <w:p>
-            <w:pPr>
-              <w:pStyle w:val="Compact"/>
-              <w:jc w:val="left"/>
-            </w:pPr>
-            <w:r>
-              <w:t xml:space="preserve">1,192 (62.1%)</w:t>
-            </w:r>
-          </w:p>
-        </w:tc>
-        <w:tc>
-          <w:tcPr/>
-          <w:p>
-            <w:pPr>
-              <w:pStyle w:val="Compact"/>
-              <w:jc w:val="left"/>
-            </w:pPr>
-            <w:r>
-              <w:t xml:space="preserve">152 (49.4%)</w:t>
-            </w:r>
-          </w:p>
-        </w:tc>
-        <w:tc>
-          <w:tcPr/>
-          <w:p>
-            <w:pPr>
-              <w:pStyle w:val="Compact"/>
-              <w:jc w:val="left"/>
-            </w:pPr>
-            <w:r>
-              <w:t xml:space="preserve">1,337 (26.5%)</w:t>
-            </w:r>
-          </w:p>
-        </w:tc>
-        <w:tc>
-          <w:tcPr/>
-          <w:p>
-            <w:pPr>
-              <w:pStyle w:val="Compact"/>
-              <w:jc w:val="left"/>
-            </w:pPr>
-            <w:r>
-              <w:t xml:space="preserve">2,424 (40.0%)</w:t>
+              <w:t xml:space="preserve">   Non-White</w:t>
+            </w:r>
+          </w:p>
+        </w:tc>
+        <w:tc>
+          <w:tcPr/>
+          <w:p>
+            <w:pPr>
+              <w:pStyle w:val="Compact"/>
+              <w:jc w:val="left"/>
+            </w:pPr>
+            <w:r>
+              <w:t xml:space="preserve">2,672 (19.3%)</w:t>
+            </w:r>
+          </w:p>
+        </w:tc>
+        <w:tc>
+          <w:tcPr/>
+          <w:p>
+            <w:pPr>
+              <w:pStyle w:val="Compact"/>
+              <w:jc w:val="left"/>
+            </w:pPr>
+            <w:r>
+              <w:t xml:space="preserve">  169 (8.8%)</w:t>
+            </w:r>
+          </w:p>
+        </w:tc>
+        <w:tc>
+          <w:tcPr/>
+          <w:p>
+            <w:pPr>
+              <w:pStyle w:val="Compact"/>
+              <w:jc w:val="left"/>
+            </w:pPr>
+            <w:r>
+              <w:t xml:space="preserve">14 (4.5%)</w:t>
+            </w:r>
+          </w:p>
+        </w:tc>
+        <w:tc>
+          <w:tcPr/>
+          <w:p>
+            <w:pPr>
+              <w:pStyle w:val="Compact"/>
+              <w:jc w:val="left"/>
+            </w:pPr>
+            <w:r>
+              <w:t xml:space="preserve">   94 (1.9%)</w:t>
+            </w:r>
+          </w:p>
+        </w:tc>
+        <w:tc>
+          <w:tcPr/>
+          <w:p>
+            <w:pPr>
+              <w:pStyle w:val="Compact"/>
+              <w:jc w:val="left"/>
+            </w:pPr>
+            <w:r>
+              <w:t xml:space="preserve">  240 (4.0%)</w:t>
             </w:r>
           </w:p>
         </w:tc>
@@ -5151,67 +5151,67 @@
               <w:jc w:val="left"/>
             </w:pPr>
             <w:r>
-              <w:t xml:space="preserve">   White</w:t>
-            </w:r>
-          </w:p>
-        </w:tc>
-        <w:tc>
-          <w:tcPr/>
-          <w:p>
-            <w:pPr>
-              <w:pStyle w:val="Compact"/>
-              <w:jc w:val="left"/>
-            </w:pPr>
-            <w:r>
-              <w:t xml:space="preserve">4,297 (39.6%)</w:t>
-            </w:r>
-          </w:p>
-        </w:tc>
-        <w:tc>
-          <w:tcPr/>
-          <w:p>
-            <w:pPr>
-              <w:pStyle w:val="Compact"/>
-              <w:jc w:val="left"/>
-            </w:pPr>
-            <w:r>
-              <w:t xml:space="preserve">  560 (29.2%)</w:t>
-            </w:r>
-          </w:p>
-        </w:tc>
-        <w:tc>
-          <w:tcPr/>
-          <w:p>
-            <w:pPr>
-              <w:pStyle w:val="Compact"/>
-              <w:jc w:val="left"/>
-            </w:pPr>
-            <w:r>
-              <w:t xml:space="preserve">142 (46.1%)</w:t>
-            </w:r>
-          </w:p>
-        </w:tc>
-        <w:tc>
-          <w:tcPr/>
-          <w:p>
-            <w:pPr>
-              <w:pStyle w:val="Compact"/>
-              <w:jc w:val="left"/>
-            </w:pPr>
-            <w:r>
-              <w:t xml:space="preserve">3,609 (71.6%)</w:t>
-            </w:r>
-          </w:p>
-        </w:tc>
-        <w:tc>
-          <w:tcPr/>
-          <w:p>
-            <w:pPr>
-              <w:pStyle w:val="Compact"/>
-              <w:jc w:val="left"/>
-            </w:pPr>
-            <w:r>
-              <w:t xml:space="preserve">3,402 (56.1%)</w:t>
+              <w:t xml:space="preserve">   Other or unknown</w:t>
+            </w:r>
+          </w:p>
+        </w:tc>
+        <w:tc>
+          <w:tcPr/>
+          <w:p>
+            <w:pPr>
+              <w:pStyle w:val="Compact"/>
+              <w:jc w:val="left"/>
+            </w:pPr>
+            <w:r>
+              <w:t xml:space="preserve">4,780 (34.6%)</w:t>
+            </w:r>
+          </w:p>
+        </w:tc>
+        <w:tc>
+          <w:tcPr/>
+          <w:p>
+            <w:pPr>
+              <w:pStyle w:val="Compact"/>
+              <w:jc w:val="left"/>
+            </w:pPr>
+            <w:r>
+              <w:t xml:space="preserve">1,194 (62.1%)</w:t>
+            </w:r>
+          </w:p>
+        </w:tc>
+        <w:tc>
+          <w:tcPr/>
+          <w:p>
+            <w:pPr>
+              <w:pStyle w:val="Compact"/>
+              <w:jc w:val="left"/>
+            </w:pPr>
+            <w:r>
+              <w:t xml:space="preserve">154 (49.7%)</w:t>
+            </w:r>
+          </w:p>
+        </w:tc>
+        <w:tc>
+          <w:tcPr/>
+          <w:p>
+            <w:pPr>
+              <w:pStyle w:val="Compact"/>
+              <w:jc w:val="left"/>
+            </w:pPr>
+            <w:r>
+              <w:t xml:space="preserve">1,340 (26.6%)</w:t>
+            </w:r>
+          </w:p>
+        </w:tc>
+        <w:tc>
+          <w:tcPr/>
+          <w:p>
+            <w:pPr>
+              <w:pStyle w:val="Compact"/>
+              <w:jc w:val="left"/>
+            </w:pPr>
+            <w:r>
+              <w:t xml:space="preserve">2,424 (40.0%)</w:t>
             </w:r>
           </w:p>
         </w:tc>
@@ -5225,48 +5225,68 @@
               <w:jc w:val="left"/>
             </w:pPr>
             <w:r>
-              <w:t xml:space="preserve">Region</w:t>
-            </w:r>
-          </w:p>
-        </w:tc>
-        <w:tc>
-          <w:tcPr/>
-          <w:p>
-            <w:pPr>
-              <w:pStyle w:val="Compact"/>
-            </w:pPr>
-          </w:p>
-        </w:tc>
-        <w:tc>
-          <w:tcPr/>
-          <w:p>
-            <w:pPr>
-              <w:pStyle w:val="Compact"/>
-            </w:pPr>
-          </w:p>
-        </w:tc>
-        <w:tc>
-          <w:tcPr/>
-          <w:p>
-            <w:pPr>
-              <w:pStyle w:val="Compact"/>
-            </w:pPr>
-          </w:p>
-        </w:tc>
-        <w:tc>
-          <w:tcPr/>
-          <w:p>
-            <w:pPr>
-              <w:pStyle w:val="Compact"/>
-            </w:pPr>
-          </w:p>
-        </w:tc>
-        <w:tc>
-          <w:tcPr/>
-          <w:p>
-            <w:pPr>
-              <w:pStyle w:val="Compact"/>
-            </w:pPr>
+              <w:t xml:space="preserve">   White</w:t>
+            </w:r>
+          </w:p>
+        </w:tc>
+        <w:tc>
+          <w:tcPr/>
+          <w:p>
+            <w:pPr>
+              <w:pStyle w:val="Compact"/>
+              <w:jc w:val="left"/>
+            </w:pPr>
+            <w:r>
+              <w:t xml:space="preserve">6,368 (46.1%)</w:t>
+            </w:r>
+          </w:p>
+        </w:tc>
+        <w:tc>
+          <w:tcPr/>
+          <w:p>
+            <w:pPr>
+              <w:pStyle w:val="Compact"/>
+              <w:jc w:val="left"/>
+            </w:pPr>
+            <w:r>
+              <w:t xml:space="preserve">  560 (29.1%)</w:t>
+            </w:r>
+          </w:p>
+        </w:tc>
+        <w:tc>
+          <w:tcPr/>
+          <w:p>
+            <w:pPr>
+              <w:pStyle w:val="Compact"/>
+              <w:jc w:val="left"/>
+            </w:pPr>
+            <w:r>
+              <w:t xml:space="preserve">142 (45.8%)</w:t>
+            </w:r>
+          </w:p>
+        </w:tc>
+        <w:tc>
+          <w:tcPr/>
+          <w:p>
+            <w:pPr>
+              <w:pStyle w:val="Compact"/>
+              <w:jc w:val="left"/>
+            </w:pPr>
+            <w:r>
+              <w:t xml:space="preserve">3,610 (71.6%)</w:t>
+            </w:r>
+          </w:p>
+        </w:tc>
+        <w:tc>
+          <w:tcPr/>
+          <w:p>
+            <w:pPr>
+              <w:pStyle w:val="Compact"/>
+              <w:jc w:val="left"/>
+            </w:pPr>
+            <w:r>
+              <w:t xml:space="preserve">3,403 (56.1%)</w:t>
+            </w:r>
           </w:p>
         </w:tc>
       </w:tr>
@@ -5279,68 +5299,48 @@
               <w:jc w:val="left"/>
             </w:pPr>
             <w:r>
-              <w:t xml:space="preserve">   Europe</w:t>
-            </w:r>
-          </w:p>
-        </w:tc>
-        <w:tc>
-          <w:tcPr/>
-          <w:p>
-            <w:pPr>
-              <w:pStyle w:val="Compact"/>
-              <w:jc w:val="left"/>
-            </w:pPr>
-            <w:r>
-              <w:t xml:space="preserve">3,561 (32.8%)</w:t>
-            </w:r>
-          </w:p>
-        </w:tc>
-        <w:tc>
-          <w:tcPr/>
-          <w:p>
-            <w:pPr>
-              <w:pStyle w:val="Compact"/>
-              <w:jc w:val="left"/>
-            </w:pPr>
-            <w:r>
-              <w:t xml:space="preserve">853 (44.4%)</w:t>
-            </w:r>
-          </w:p>
-        </w:tc>
-        <w:tc>
-          <w:tcPr/>
-          <w:p>
-            <w:pPr>
-              <w:pStyle w:val="Compact"/>
-              <w:jc w:val="left"/>
-            </w:pPr>
-            <w:r>
-              <w:t xml:space="preserve">153 (49.7%)</w:t>
-            </w:r>
-          </w:p>
-        </w:tc>
-        <w:tc>
-          <w:tcPr/>
-          <w:p>
-            <w:pPr>
-              <w:pStyle w:val="Compact"/>
-              <w:jc w:val="left"/>
-            </w:pPr>
-            <w:r>
-              <w:t xml:space="preserve">4,703 (93.3%)</w:t>
-            </w:r>
-          </w:p>
-        </w:tc>
-        <w:tc>
-          <w:tcPr/>
-          <w:p>
-            <w:pPr>
-              <w:pStyle w:val="Compact"/>
-              <w:jc w:val="left"/>
-            </w:pPr>
-            <w:r>
-              <w:t xml:space="preserve">6,066 (100.0%)</w:t>
-            </w:r>
+              <w:t xml:space="preserve">Region</w:t>
+            </w:r>
+          </w:p>
+        </w:tc>
+        <w:tc>
+          <w:tcPr/>
+          <w:p>
+            <w:pPr>
+              <w:pStyle w:val="Compact"/>
+            </w:pPr>
+          </w:p>
+        </w:tc>
+        <w:tc>
+          <w:tcPr/>
+          <w:p>
+            <w:pPr>
+              <w:pStyle w:val="Compact"/>
+            </w:pPr>
+          </w:p>
+        </w:tc>
+        <w:tc>
+          <w:tcPr/>
+          <w:p>
+            <w:pPr>
+              <w:pStyle w:val="Compact"/>
+            </w:pPr>
+          </w:p>
+        </w:tc>
+        <w:tc>
+          <w:tcPr/>
+          <w:p>
+            <w:pPr>
+              <w:pStyle w:val="Compact"/>
+            </w:pPr>
+          </w:p>
+        </w:tc>
+        <w:tc>
+          <w:tcPr/>
+          <w:p>
+            <w:pPr>
+              <w:pStyle w:val="Compact"/>
+            </w:pPr>
           </w:p>
         </w:tc>
       </w:tr>
@@ -5353,67 +5353,67 @@
               <w:jc w:val="left"/>
             </w:pPr>
             <w:r>
-              <w:t xml:space="preserve">   Oceania</w:t>
-            </w:r>
-          </w:p>
-        </w:tc>
-        <w:tc>
-          <w:tcPr/>
-          <w:p>
-            <w:pPr>
-              <w:pStyle w:val="Compact"/>
-              <w:jc w:val="left"/>
-            </w:pPr>
-            <w:r>
-              <w:t xml:space="preserve">1,960 (18.1%)</w:t>
-            </w:r>
-          </w:p>
-        </w:tc>
-        <w:tc>
-          <w:tcPr/>
-          <w:p>
-            <w:pPr>
-              <w:pStyle w:val="Compact"/>
-              <w:jc w:val="left"/>
-            </w:pPr>
-            <w:r>
-              <w:t xml:space="preserve">303 (15.8%)</w:t>
-            </w:r>
-          </w:p>
-        </w:tc>
-        <w:tc>
-          <w:tcPr/>
-          <w:p>
-            <w:pPr>
-              <w:pStyle w:val="Compact"/>
-              <w:jc w:val="left"/>
-            </w:pPr>
-            <w:r>
-              <w:t xml:space="preserve">145 (47.1%)</w:t>
-            </w:r>
-          </w:p>
-        </w:tc>
-        <w:tc>
-          <w:tcPr/>
-          <w:p>
-            <w:pPr>
-              <w:pStyle w:val="Compact"/>
-              <w:jc w:val="left"/>
-            </w:pPr>
-            <w:r>
-              <w:t xml:space="preserve">  337 (6.7%)</w:t>
-            </w:r>
-          </w:p>
-        </w:tc>
-        <w:tc>
-          <w:tcPr/>
-          <w:p>
-            <w:pPr>
-              <w:pStyle w:val="Compact"/>
-              <w:jc w:val="left"/>
-            </w:pPr>
-            <w:r>
-              <w:t xml:space="preserve">-</w:t>
+              <w:t xml:space="preserve">   Europe</w:t>
+            </w:r>
+          </w:p>
+        </w:tc>
+        <w:tc>
+          <w:tcPr/>
+          <w:p>
+            <w:pPr>
+              <w:pStyle w:val="Compact"/>
+              <w:jc w:val="left"/>
+            </w:pPr>
+            <w:r>
+              <w:t xml:space="preserve">3,436 (24.9%)</w:t>
+            </w:r>
+          </w:p>
+        </w:tc>
+        <w:tc>
+          <w:tcPr/>
+          <w:p>
+            <w:pPr>
+              <w:pStyle w:val="Compact"/>
+              <w:jc w:val="left"/>
+            </w:pPr>
+            <w:r>
+              <w:t xml:space="preserve">848 (44.1%)</w:t>
+            </w:r>
+          </w:p>
+        </w:tc>
+        <w:tc>
+          <w:tcPr/>
+          <w:p>
+            <w:pPr>
+              <w:pStyle w:val="Compact"/>
+              <w:jc w:val="left"/>
+            </w:pPr>
+            <w:r>
+              <w:t xml:space="preserve">153 (49.4%)</w:t>
+            </w:r>
+          </w:p>
+        </w:tc>
+        <w:tc>
+          <w:tcPr/>
+          <w:p>
+            <w:pPr>
+              <w:pStyle w:val="Compact"/>
+              <w:jc w:val="left"/>
+            </w:pPr>
+            <w:r>
+              <w:t xml:space="preserve">4,704 (93.3%)</w:t>
+            </w:r>
+          </w:p>
+        </w:tc>
+        <w:tc>
+          <w:tcPr/>
+          <w:p>
+            <w:pPr>
+              <w:pStyle w:val="Compact"/>
+              <w:jc w:val="left"/>
+            </w:pPr>
+            <w:r>
+              <w:t xml:space="preserve">6,067 (100.0%)</w:t>
             </w:r>
           </w:p>
         </w:tc>
@@ -5427,55 +5427,55 @@
               <w:jc w:val="left"/>
             </w:pPr>
             <w:r>
-              <w:t xml:space="preserve">   South America</w:t>
-            </w:r>
-          </w:p>
-        </w:tc>
-        <w:tc>
-          <w:tcPr/>
-          <w:p>
-            <w:pPr>
-              <w:pStyle w:val="Compact"/>
-              <w:jc w:val="left"/>
-            </w:pPr>
-            <w:r>
-              <w:t xml:space="preserve">2,356 (21.7%)</w:t>
-            </w:r>
-          </w:p>
-        </w:tc>
-        <w:tc>
-          <w:tcPr/>
-          <w:p>
-            <w:pPr>
-              <w:pStyle w:val="Compact"/>
-              <w:jc w:val="left"/>
-            </w:pPr>
-            <w:r>
-              <w:t xml:space="preserve">765 (39.8%)</w:t>
-            </w:r>
-          </w:p>
-        </w:tc>
-        <w:tc>
-          <w:tcPr/>
-          <w:p>
-            <w:pPr>
-              <w:pStyle w:val="Compact"/>
-              <w:jc w:val="left"/>
-            </w:pPr>
-            <w:r>
-              <w:t xml:space="preserve">10 (3.2%)</w:t>
-            </w:r>
-          </w:p>
-        </w:tc>
-        <w:tc>
-          <w:tcPr/>
-          <w:p>
-            <w:pPr>
-              <w:pStyle w:val="Compact"/>
-              <w:jc w:val="left"/>
-            </w:pPr>
-            <w:r>
-              <w:t xml:space="preserve">-</w:t>
+              <w:t xml:space="preserve">   Oceania</w:t>
+            </w:r>
+          </w:p>
+        </w:tc>
+        <w:tc>
+          <w:tcPr/>
+          <w:p>
+            <w:pPr>
+              <w:pStyle w:val="Compact"/>
+              <w:jc w:val="left"/>
+            </w:pPr>
+            <w:r>
+              <w:t xml:space="preserve">1,965 (14.2%)</w:t>
+            </w:r>
+          </w:p>
+        </w:tc>
+        <w:tc>
+          <w:tcPr/>
+          <w:p>
+            <w:pPr>
+              <w:pStyle w:val="Compact"/>
+              <w:jc w:val="left"/>
+            </w:pPr>
+            <w:r>
+              <w:t xml:space="preserve">305 (15.9%)</w:t>
+            </w:r>
+          </w:p>
+        </w:tc>
+        <w:tc>
+          <w:tcPr/>
+          <w:p>
+            <w:pPr>
+              <w:pStyle w:val="Compact"/>
+              <w:jc w:val="left"/>
+            </w:pPr>
+            <w:r>
+              <w:t xml:space="preserve">147 (47.4%)</w:t>
+            </w:r>
+          </w:p>
+        </w:tc>
+        <w:tc>
+          <w:tcPr/>
+          <w:p>
+            <w:pPr>
+              <w:pStyle w:val="Compact"/>
+              <w:jc w:val="left"/>
+            </w:pPr>
+            <w:r>
+              <w:t xml:space="preserve">  340 (6.7%)</w:t>
             </w:r>
           </w:p>
         </w:tc>
@@ -5501,43 +5501,43 @@
               <w:jc w:val="left"/>
             </w:pPr>
             <w:r>
-              <w:t xml:space="preserve">   Africa</w:t>
-            </w:r>
-          </w:p>
-        </w:tc>
-        <w:tc>
-          <w:tcPr/>
-          <w:p>
-            <w:pPr>
-              <w:pStyle w:val="Compact"/>
-              <w:jc w:val="left"/>
-            </w:pPr>
-            <w:r>
-              <w:t xml:space="preserve">1,031 (9.5%)</w:t>
-            </w:r>
-          </w:p>
-        </w:tc>
-        <w:tc>
-          <w:tcPr/>
-          <w:p>
-            <w:pPr>
-              <w:pStyle w:val="Compact"/>
-              <w:jc w:val="left"/>
-            </w:pPr>
-            <w:r>
-              <w:t xml:space="preserve">-</w:t>
-            </w:r>
-          </w:p>
-        </w:tc>
-        <w:tc>
-          <w:tcPr/>
-          <w:p>
-            <w:pPr>
-              <w:pStyle w:val="Compact"/>
-              <w:jc w:val="left"/>
-            </w:pPr>
-            <w:r>
-              <w:t xml:space="preserve">-</w:t>
+              <w:t xml:space="preserve">   South America</w:t>
+            </w:r>
+          </w:p>
+        </w:tc>
+        <w:tc>
+          <w:tcPr/>
+          <w:p>
+            <w:pPr>
+              <w:pStyle w:val="Compact"/>
+              <w:jc w:val="left"/>
+            </w:pPr>
+            <w:r>
+              <w:t xml:space="preserve">5,433 (39.3%)</w:t>
+            </w:r>
+          </w:p>
+        </w:tc>
+        <w:tc>
+          <w:tcPr/>
+          <w:p>
+            <w:pPr>
+              <w:pStyle w:val="Compact"/>
+              <w:jc w:val="left"/>
+            </w:pPr>
+            <w:r>
+              <w:t xml:space="preserve">770 (40.0%)</w:t>
+            </w:r>
+          </w:p>
+        </w:tc>
+        <w:tc>
+          <w:tcPr/>
+          <w:p>
+            <w:pPr>
+              <w:pStyle w:val="Compact"/>
+              <w:jc w:val="left"/>
+            </w:pPr>
+            <w:r>
+              <w:t xml:space="preserve">10 (3.2%)</w:t>
             </w:r>
           </w:p>
         </w:tc>
@@ -5575,19 +5575,19 @@
               <w:jc w:val="left"/>
             </w:pPr>
             <w:r>
-              <w:t xml:space="preserve">   Asia</w:t>
-            </w:r>
-          </w:p>
-        </w:tc>
-        <w:tc>
-          <w:tcPr/>
-          <w:p>
-            <w:pPr>
-              <w:pStyle w:val="Compact"/>
-              <w:jc w:val="left"/>
-            </w:pPr>
-            <w:r>
-              <w:t xml:space="preserve">  698 (6.4%)</w:t>
+              <w:t xml:space="preserve">   Africa</w:t>
+            </w:r>
+          </w:p>
+        </w:tc>
+        <w:tc>
+          <w:tcPr/>
+          <w:p>
+            <w:pPr>
+              <w:pStyle w:val="Compact"/>
+              <w:jc w:val="left"/>
+            </w:pPr>
+            <w:r>
+              <w:t xml:space="preserve">1,035 (7.5%)</w:t>
             </w:r>
           </w:p>
         </w:tc>
@@ -5649,19 +5649,19 @@
               <w:jc w:val="left"/>
             </w:pPr>
             <w:r>
-              <w:t xml:space="preserve">   North America</w:t>
-            </w:r>
-          </w:p>
-        </w:tc>
-        <w:tc>
-          <w:tcPr/>
-          <w:p>
-            <w:pPr>
-              <w:pStyle w:val="Compact"/>
-              <w:jc w:val="left"/>
-            </w:pPr>
-            <w:r>
-              <w:t xml:space="preserve">1,251 (11.5%)</w:t>
+              <w:t xml:space="preserve">   Asia</w:t>
+            </w:r>
+          </w:p>
+        </w:tc>
+        <w:tc>
+          <w:tcPr/>
+          <w:p>
+            <w:pPr>
+              <w:pStyle w:val="Compact"/>
+              <w:jc w:val="left"/>
+            </w:pPr>
+            <w:r>
+              <w:t xml:space="preserve">  700 (5.1%)</w:t>
             </w:r>
           </w:p>
         </w:tc>
@@ -5723,48 +5723,68 @@
               <w:jc w:val="left"/>
             </w:pPr>
             <w:r>
-              <w:t xml:space="preserve">Season</w:t>
-            </w:r>
-          </w:p>
-        </w:tc>
-        <w:tc>
-          <w:tcPr/>
-          <w:p>
-            <w:pPr>
-              <w:pStyle w:val="Compact"/>
-            </w:pPr>
-          </w:p>
-        </w:tc>
-        <w:tc>
-          <w:tcPr/>
-          <w:p>
-            <w:pPr>
-              <w:pStyle w:val="Compact"/>
-            </w:pPr>
-          </w:p>
-        </w:tc>
-        <w:tc>
-          <w:tcPr/>
-          <w:p>
-            <w:pPr>
-              <w:pStyle w:val="Compact"/>
-            </w:pPr>
-          </w:p>
-        </w:tc>
-        <w:tc>
-          <w:tcPr/>
-          <w:p>
-            <w:pPr>
-              <w:pStyle w:val="Compact"/>
-            </w:pPr>
-          </w:p>
-        </w:tc>
-        <w:tc>
-          <w:tcPr/>
-          <w:p>
-            <w:pPr>
-              <w:pStyle w:val="Compact"/>
-            </w:pPr>
+              <w:t xml:space="preserve">   North America</w:t>
+            </w:r>
+          </w:p>
+        </w:tc>
+        <w:tc>
+          <w:tcPr/>
+          <w:p>
+            <w:pPr>
+              <w:pStyle w:val="Compact"/>
+              <w:jc w:val="left"/>
+            </w:pPr>
+            <w:r>
+              <w:t xml:space="preserve">1,251 (9.1%)</w:t>
+            </w:r>
+          </w:p>
+        </w:tc>
+        <w:tc>
+          <w:tcPr/>
+          <w:p>
+            <w:pPr>
+              <w:pStyle w:val="Compact"/>
+              <w:jc w:val="left"/>
+            </w:pPr>
+            <w:r>
+              <w:t xml:space="preserve">-</w:t>
+            </w:r>
+          </w:p>
+        </w:tc>
+        <w:tc>
+          <w:tcPr/>
+          <w:p>
+            <w:pPr>
+              <w:pStyle w:val="Compact"/>
+              <w:jc w:val="left"/>
+            </w:pPr>
+            <w:r>
+              <w:t xml:space="preserve">-</w:t>
+            </w:r>
+          </w:p>
+        </w:tc>
+        <w:tc>
+          <w:tcPr/>
+          <w:p>
+            <w:pPr>
+              <w:pStyle w:val="Compact"/>
+              <w:jc w:val="left"/>
+            </w:pPr>
+            <w:r>
+              <w:t xml:space="preserve">-</w:t>
+            </w:r>
+          </w:p>
+        </w:tc>
+        <w:tc>
+          <w:tcPr/>
+          <w:p>
+            <w:pPr>
+              <w:pStyle w:val="Compact"/>
+              <w:jc w:val="left"/>
+            </w:pPr>
+            <w:r>
+              <w:t xml:space="preserve">-</w:t>
+            </w:r>
           </w:p>
         </w:tc>
       </w:tr>
@@ -5777,68 +5797,48 @@
               <w:jc w:val="left"/>
             </w:pPr>
             <w:r>
-              <w:t xml:space="preserve">   Autumn</w:t>
-            </w:r>
-          </w:p>
-        </w:tc>
-        <w:tc>
-          <w:tcPr/>
-          <w:p>
-            <w:pPr>
-              <w:pStyle w:val="Compact"/>
-              <w:jc w:val="left"/>
-            </w:pPr>
-            <w:r>
-              <w:t xml:space="preserve">3,387 (31.2%)</w:t>
-            </w:r>
-          </w:p>
-        </w:tc>
-        <w:tc>
-          <w:tcPr/>
-          <w:p>
-            <w:pPr>
-              <w:pStyle w:val="Compact"/>
-              <w:jc w:val="left"/>
-            </w:pPr>
-            <w:r>
-              <w:t xml:space="preserve">  446 (23.2%)</w:t>
-            </w:r>
-          </w:p>
-        </w:tc>
-        <w:tc>
-          <w:tcPr/>
-          <w:p>
-            <w:pPr>
-              <w:pStyle w:val="Compact"/>
-              <w:jc w:val="left"/>
-            </w:pPr>
-            <w:r>
-              <w:t xml:space="preserve">39 (12.7%)</w:t>
-            </w:r>
-          </w:p>
-        </w:tc>
-        <w:tc>
-          <w:tcPr/>
-          <w:p>
-            <w:pPr>
-              <w:pStyle w:val="Compact"/>
-              <w:jc w:val="left"/>
-            </w:pPr>
-            <w:r>
-              <w:t xml:space="preserve">1,241 (24.6%)</w:t>
-            </w:r>
-          </w:p>
-        </w:tc>
-        <w:tc>
-          <w:tcPr/>
-          <w:p>
-            <w:pPr>
-              <w:pStyle w:val="Compact"/>
-              <w:jc w:val="left"/>
-            </w:pPr>
-            <w:r>
-              <w:t xml:space="preserve">1,268 (20.9%)</w:t>
-            </w:r>
+              <w:t xml:space="preserve">Season</w:t>
+            </w:r>
+          </w:p>
+        </w:tc>
+        <w:tc>
+          <w:tcPr/>
+          <w:p>
+            <w:pPr>
+              <w:pStyle w:val="Compact"/>
+            </w:pPr>
+          </w:p>
+        </w:tc>
+        <w:tc>
+          <w:tcPr/>
+          <w:p>
+            <w:pPr>
+              <w:pStyle w:val="Compact"/>
+            </w:pPr>
+          </w:p>
+        </w:tc>
+        <w:tc>
+          <w:tcPr/>
+          <w:p>
+            <w:pPr>
+              <w:pStyle w:val="Compact"/>
+            </w:pPr>
+          </w:p>
+        </w:tc>
+        <w:tc>
+          <w:tcPr/>
+          <w:p>
+            <w:pPr>
+              <w:pStyle w:val="Compact"/>
+            </w:pPr>
+          </w:p>
+        </w:tc>
+        <w:tc>
+          <w:tcPr/>
+          <w:p>
+            <w:pPr>
+              <w:pStyle w:val="Compact"/>
+            </w:pPr>
           </w:p>
         </w:tc>
       </w:tr>
@@ -5851,67 +5851,67 @@
               <w:jc w:val="left"/>
             </w:pPr>
             <w:r>
-              <w:t xml:space="preserve">   Spring</w:t>
-            </w:r>
-          </w:p>
-        </w:tc>
-        <w:tc>
-          <w:tcPr/>
-          <w:p>
-            <w:pPr>
-              <w:pStyle w:val="Compact"/>
-              <w:jc w:val="left"/>
-            </w:pPr>
-            <w:r>
-              <w:t xml:space="preserve">2,687 (24.7%)</w:t>
-            </w:r>
-          </w:p>
-        </w:tc>
-        <w:tc>
-          <w:tcPr/>
-          <w:p>
-            <w:pPr>
-              <w:pStyle w:val="Compact"/>
-              <w:jc w:val="left"/>
-            </w:pPr>
-            <w:r>
-              <w:t xml:space="preserve">1,228 (63.9%)</w:t>
-            </w:r>
-          </w:p>
-        </w:tc>
-        <w:tc>
-          <w:tcPr/>
-          <w:p>
-            <w:pPr>
-              <w:pStyle w:val="Compact"/>
-              <w:jc w:val="left"/>
-            </w:pPr>
-            <w:r>
-              <w:t xml:space="preserve">124 (40.3%)</w:t>
-            </w:r>
-          </w:p>
-        </w:tc>
-        <w:tc>
-          <w:tcPr/>
-          <w:p>
-            <w:pPr>
-              <w:pStyle w:val="Compact"/>
-              <w:jc w:val="left"/>
-            </w:pPr>
-            <w:r>
-              <w:t xml:space="preserve">1,224 (24.3%)</w:t>
-            </w:r>
-          </w:p>
-        </w:tc>
-        <w:tc>
-          <w:tcPr/>
-          <w:p>
-            <w:pPr>
-              <w:pStyle w:val="Compact"/>
-              <w:jc w:val="left"/>
-            </w:pPr>
-            <w:r>
-              <w:t xml:space="preserve">1,989 (32.8%)</w:t>
+              <w:t xml:space="preserve">   Autumn</w:t>
+            </w:r>
+          </w:p>
+        </w:tc>
+        <w:tc>
+          <w:tcPr/>
+          <w:p>
+            <w:pPr>
+              <w:pStyle w:val="Compact"/>
+              <w:jc w:val="left"/>
+            </w:pPr>
+            <w:r>
+              <w:t xml:space="preserve">4,672 (33.8%)</w:t>
+            </w:r>
+          </w:p>
+        </w:tc>
+        <w:tc>
+          <w:tcPr/>
+          <w:p>
+            <w:pPr>
+              <w:pStyle w:val="Compact"/>
+              <w:jc w:val="left"/>
+            </w:pPr>
+            <w:r>
+              <w:t xml:space="preserve">  445 (23.1%)</w:t>
+            </w:r>
+          </w:p>
+        </w:tc>
+        <w:tc>
+          <w:tcPr/>
+          <w:p>
+            <w:pPr>
+              <w:pStyle w:val="Compact"/>
+              <w:jc w:val="left"/>
+            </w:pPr>
+            <w:r>
+              <w:t xml:space="preserve">39 (12.6%)</w:t>
+            </w:r>
+          </w:p>
+        </w:tc>
+        <w:tc>
+          <w:tcPr/>
+          <w:p>
+            <w:pPr>
+              <w:pStyle w:val="Compact"/>
+              <w:jc w:val="left"/>
+            </w:pPr>
+            <w:r>
+              <w:t xml:space="preserve">1,241 (24.6%)</w:t>
+            </w:r>
+          </w:p>
+        </w:tc>
+        <w:tc>
+          <w:tcPr/>
+          <w:p>
+            <w:pPr>
+              <w:pStyle w:val="Compact"/>
+              <w:jc w:val="left"/>
+            </w:pPr>
+            <w:r>
+              <w:t xml:space="preserve">1,268 (20.9%)</w:t>
             </w:r>
           </w:p>
         </w:tc>
@@ -5925,67 +5925,67 @@
               <w:jc w:val="left"/>
             </w:pPr>
             <w:r>
-              <w:t xml:space="preserve">   Summer</w:t>
-            </w:r>
-          </w:p>
-        </w:tc>
-        <w:tc>
-          <w:tcPr/>
-          <w:p>
-            <w:pPr>
-              <w:pStyle w:val="Compact"/>
-              <w:jc w:val="left"/>
-            </w:pPr>
-            <w:r>
-              <w:t xml:space="preserve">1,381 (12.7%)</w:t>
-            </w:r>
-          </w:p>
-        </w:tc>
-        <w:tc>
-          <w:tcPr/>
-          <w:p>
-            <w:pPr>
-              <w:pStyle w:val="Compact"/>
-              <w:jc w:val="left"/>
-            </w:pPr>
-            <w:r>
-              <w:t xml:space="preserve">   85 (4.4%)</w:t>
-            </w:r>
-          </w:p>
-        </w:tc>
-        <w:tc>
-          <w:tcPr/>
-          <w:p>
-            <w:pPr>
-              <w:pStyle w:val="Compact"/>
-              <w:jc w:val="left"/>
-            </w:pPr>
-            <w:r>
-              <w:t xml:space="preserve">85 (27.6%)</w:t>
-            </w:r>
-          </w:p>
-        </w:tc>
-        <w:tc>
-          <w:tcPr/>
-          <w:p>
-            <w:pPr>
-              <w:pStyle w:val="Compact"/>
-              <w:jc w:val="left"/>
-            </w:pPr>
-            <w:r>
-              <w:t xml:space="preserve">1,270 (25.2%)</w:t>
-            </w:r>
-          </w:p>
-        </w:tc>
-        <w:tc>
-          <w:tcPr/>
-          <w:p>
-            <w:pPr>
-              <w:pStyle w:val="Compact"/>
-              <w:jc w:val="left"/>
-            </w:pPr>
-            <w:r>
-              <w:t xml:space="preserve">1,250 (20.6%)</w:t>
+              <w:t xml:space="preserve">   Spring</w:t>
+            </w:r>
+          </w:p>
+        </w:tc>
+        <w:tc>
+          <w:tcPr/>
+          <w:p>
+            <w:pPr>
+              <w:pStyle w:val="Compact"/>
+              <w:jc w:val="left"/>
+            </w:pPr>
+            <w:r>
+              <w:t xml:space="preserve">2,859 (20.7%)</w:t>
+            </w:r>
+          </w:p>
+        </w:tc>
+        <w:tc>
+          <w:tcPr/>
+          <w:p>
+            <w:pPr>
+              <w:pStyle w:val="Compact"/>
+              <w:jc w:val="left"/>
+            </w:pPr>
+            <w:r>
+              <w:t xml:space="preserve">1,230 (64.0%)</w:t>
+            </w:r>
+          </w:p>
+        </w:tc>
+        <w:tc>
+          <w:tcPr/>
+          <w:p>
+            <w:pPr>
+              <w:pStyle w:val="Compact"/>
+              <w:jc w:val="left"/>
+            </w:pPr>
+            <w:r>
+              <w:t xml:space="preserve">125 (40.3%)</w:t>
+            </w:r>
+          </w:p>
+        </w:tc>
+        <w:tc>
+          <w:tcPr/>
+          <w:p>
+            <w:pPr>
+              <w:pStyle w:val="Compact"/>
+              <w:jc w:val="left"/>
+            </w:pPr>
+            <w:r>
+              <w:t xml:space="preserve">1,226 (24.3%)</w:t>
+            </w:r>
+          </w:p>
+        </w:tc>
+        <w:tc>
+          <w:tcPr/>
+          <w:p>
+            <w:pPr>
+              <w:pStyle w:val="Compact"/>
+              <w:jc w:val="left"/>
+            </w:pPr>
+            <w:r>
+              <w:t xml:space="preserve">1,988 (32.8%)</w:t>
             </w:r>
           </w:p>
         </w:tc>
@@ -5999,67 +5999,67 @@
               <w:jc w:val="left"/>
             </w:pPr>
             <w:r>
-              <w:t xml:space="preserve">   Winter</w:t>
-            </w:r>
-          </w:p>
-        </w:tc>
-        <w:tc>
-          <w:tcPr/>
-          <w:p>
-            <w:pPr>
-              <w:pStyle w:val="Compact"/>
-              <w:jc w:val="left"/>
-            </w:pPr>
-            <w:r>
-              <w:t xml:space="preserve">3,402 (31.3%)</w:t>
-            </w:r>
-          </w:p>
-        </w:tc>
-        <w:tc>
-          <w:tcPr/>
-          <w:p>
-            <w:pPr>
-              <w:pStyle w:val="Compact"/>
-              <w:jc w:val="left"/>
-            </w:pPr>
-            <w:r>
-              <w:t xml:space="preserve">  162 (8.4%)</w:t>
-            </w:r>
-          </w:p>
-        </w:tc>
-        <w:tc>
-          <w:tcPr/>
-          <w:p>
-            <w:pPr>
-              <w:pStyle w:val="Compact"/>
-              <w:jc w:val="left"/>
-            </w:pPr>
-            <w:r>
-              <w:t xml:space="preserve">60 (19.5%)</w:t>
-            </w:r>
-          </w:p>
-        </w:tc>
-        <w:tc>
-          <w:tcPr/>
-          <w:p>
-            <w:pPr>
-              <w:pStyle w:val="Compact"/>
-              <w:jc w:val="left"/>
-            </w:pPr>
-            <w:r>
-              <w:t xml:space="preserve">1,305 (25.9%)</w:t>
-            </w:r>
-          </w:p>
-        </w:tc>
-        <w:tc>
-          <w:tcPr/>
-          <w:p>
-            <w:pPr>
-              <w:pStyle w:val="Compact"/>
-              <w:jc w:val="left"/>
-            </w:pPr>
-            <w:r>
-              <w:t xml:space="preserve">1,559 (25.7%)</w:t>
+              <w:t xml:space="preserve">   Summer</w:t>
+            </w:r>
+          </w:p>
+        </w:tc>
+        <w:tc>
+          <w:tcPr/>
+          <w:p>
+            <w:pPr>
+              <w:pStyle w:val="Compact"/>
+              <w:jc w:val="left"/>
+            </w:pPr>
+            <w:r>
+              <w:t xml:space="preserve">2,113 (15.3%)</w:t>
+            </w:r>
+          </w:p>
+        </w:tc>
+        <w:tc>
+          <w:tcPr/>
+          <w:p>
+            <w:pPr>
+              <w:pStyle w:val="Compact"/>
+              <w:jc w:val="left"/>
+            </w:pPr>
+            <w:r>
+              <w:t xml:space="preserve">   82 (4.3%)</w:t>
+            </w:r>
+          </w:p>
+        </w:tc>
+        <w:tc>
+          <w:tcPr/>
+          <w:p>
+            <w:pPr>
+              <w:pStyle w:val="Compact"/>
+              <w:jc w:val="left"/>
+            </w:pPr>
+            <w:r>
+              <w:t xml:space="preserve">85 (27.4%)</w:t>
+            </w:r>
+          </w:p>
+        </w:tc>
+        <w:tc>
+          <w:tcPr/>
+          <w:p>
+            <w:pPr>
+              <w:pStyle w:val="Compact"/>
+              <w:jc w:val="left"/>
+            </w:pPr>
+            <w:r>
+              <w:t xml:space="preserve">1,271 (25.2%)</w:t>
+            </w:r>
+          </w:p>
+        </w:tc>
+        <w:tc>
+          <w:tcPr/>
+          <w:p>
+            <w:pPr>
+              <w:pStyle w:val="Compact"/>
+              <w:jc w:val="left"/>
+            </w:pPr>
+            <w:r>
+              <w:t xml:space="preserve">1,252 (20.6%)</w:t>
             </w:r>
           </w:p>
         </w:tc>
@@ -6073,48 +6073,68 @@
               <w:jc w:val="left"/>
             </w:pPr>
             <w:r>
-              <w:t xml:space="preserve">Sex</w:t>
-            </w:r>
-          </w:p>
-        </w:tc>
-        <w:tc>
-          <w:tcPr/>
-          <w:p>
-            <w:pPr>
-              <w:pStyle w:val="Compact"/>
-            </w:pPr>
-          </w:p>
-        </w:tc>
-        <w:tc>
-          <w:tcPr/>
-          <w:p>
-            <w:pPr>
-              <w:pStyle w:val="Compact"/>
-            </w:pPr>
-          </w:p>
-        </w:tc>
-        <w:tc>
-          <w:tcPr/>
-          <w:p>
-            <w:pPr>
-              <w:pStyle w:val="Compact"/>
-            </w:pPr>
-          </w:p>
-        </w:tc>
-        <w:tc>
-          <w:tcPr/>
-          <w:p>
-            <w:pPr>
-              <w:pStyle w:val="Compact"/>
-            </w:pPr>
-          </w:p>
-        </w:tc>
-        <w:tc>
-          <w:tcPr/>
-          <w:p>
-            <w:pPr>
-              <w:pStyle w:val="Compact"/>
-            </w:pPr>
+              <w:t xml:space="preserve">   Winter</w:t>
+            </w:r>
+          </w:p>
+        </w:tc>
+        <w:tc>
+          <w:tcPr/>
+          <w:p>
+            <w:pPr>
+              <w:pStyle w:val="Compact"/>
+              <w:jc w:val="left"/>
+            </w:pPr>
+            <w:r>
+              <w:t xml:space="preserve">4,176 (30.2%)</w:t>
+            </w:r>
+          </w:p>
+        </w:tc>
+        <w:tc>
+          <w:tcPr/>
+          <w:p>
+            <w:pPr>
+              <w:pStyle w:val="Compact"/>
+              <w:jc w:val="left"/>
+            </w:pPr>
+            <w:r>
+              <w:t xml:space="preserve">  166 (8.6%)</w:t>
+            </w:r>
+          </w:p>
+        </w:tc>
+        <w:tc>
+          <w:tcPr/>
+          <w:p>
+            <w:pPr>
+              <w:pStyle w:val="Compact"/>
+              <w:jc w:val="left"/>
+            </w:pPr>
+            <w:r>
+              <w:t xml:space="preserve">61 (19.7%)</w:t>
+            </w:r>
+          </w:p>
+        </w:tc>
+        <w:tc>
+          <w:tcPr/>
+          <w:p>
+            <w:pPr>
+              <w:pStyle w:val="Compact"/>
+              <w:jc w:val="left"/>
+            </w:pPr>
+            <w:r>
+              <w:t xml:space="preserve">1,306 (25.9%)</w:t>
+            </w:r>
+          </w:p>
+        </w:tc>
+        <w:tc>
+          <w:tcPr/>
+          <w:p>
+            <w:pPr>
+              <w:pStyle w:val="Compact"/>
+              <w:jc w:val="left"/>
+            </w:pPr>
+            <w:r>
+              <w:t xml:space="preserve">1,559 (25.7%)</w:t>
+            </w:r>
           </w:p>
         </w:tc>
       </w:tr>
@@ -6127,68 +6147,48 @@
               <w:jc w:val="left"/>
             </w:pPr>
             <w:r>
-              <w:t xml:space="preserve">   Female</w:t>
-            </w:r>
-          </w:p>
-        </w:tc>
-        <w:tc>
-          <w:tcPr/>
-          <w:p>
-            <w:pPr>
-              <w:pStyle w:val="Compact"/>
-              <w:jc w:val="left"/>
-            </w:pPr>
-            <w:r>
-              <w:t xml:space="preserve">5,693 (52.4%)</w:t>
-            </w:r>
-          </w:p>
-        </w:tc>
-        <w:tc>
-          <w:tcPr/>
-          <w:p>
-            <w:pPr>
-              <w:pStyle w:val="Compact"/>
-              <w:jc w:val="left"/>
-            </w:pPr>
-            <w:r>
-              <w:t xml:space="preserve">1,002 (52.2%)</w:t>
-            </w:r>
-          </w:p>
-        </w:tc>
-        <w:tc>
-          <w:tcPr/>
-          <w:p>
-            <w:pPr>
-              <w:pStyle w:val="Compact"/>
-              <w:jc w:val="left"/>
-            </w:pPr>
-            <w:r>
-              <w:t xml:space="preserve">222 (72.1%)</w:t>
-            </w:r>
-          </w:p>
-        </w:tc>
-        <w:tc>
-          <w:tcPr/>
-          <w:p>
-            <w:pPr>
-              <w:pStyle w:val="Compact"/>
-              <w:jc w:val="left"/>
-            </w:pPr>
-            <w:r>
-              <w:t xml:space="preserve">2,714 (53.8%)</w:t>
-            </w:r>
-          </w:p>
-        </w:tc>
-        <w:tc>
-          <w:tcPr/>
-          <w:p>
-            <w:pPr>
-              <w:pStyle w:val="Compact"/>
-              <w:jc w:val="left"/>
-            </w:pPr>
-            <w:r>
-              <w:t xml:space="preserve">2,551 (42.1%)</w:t>
-            </w:r>
+              <w:t xml:space="preserve">Sex</w:t>
+            </w:r>
+          </w:p>
+        </w:tc>
+        <w:tc>
+          <w:tcPr/>
+          <w:p>
+            <w:pPr>
+              <w:pStyle w:val="Compact"/>
+            </w:pPr>
+          </w:p>
+        </w:tc>
+        <w:tc>
+          <w:tcPr/>
+          <w:p>
+            <w:pPr>
+              <w:pStyle w:val="Compact"/>
+            </w:pPr>
+          </w:p>
+        </w:tc>
+        <w:tc>
+          <w:tcPr/>
+          <w:p>
+            <w:pPr>
+              <w:pStyle w:val="Compact"/>
+            </w:pPr>
+          </w:p>
+        </w:tc>
+        <w:tc>
+          <w:tcPr/>
+          <w:p>
+            <w:pPr>
+              <w:pStyle w:val="Compact"/>
+            </w:pPr>
+          </w:p>
+        </w:tc>
+        <w:tc>
+          <w:tcPr/>
+          <w:p>
+            <w:pPr>
+              <w:pStyle w:val="Compact"/>
+            </w:pPr>
           </w:p>
         </w:tc>
       </w:tr>
@@ -6201,67 +6201,67 @@
               <w:jc w:val="left"/>
             </w:pPr>
             <w:r>
-              <w:t xml:space="preserve">   Male</w:t>
-            </w:r>
-          </w:p>
-        </w:tc>
-        <w:tc>
-          <w:tcPr/>
-          <w:p>
-            <w:pPr>
-              <w:pStyle w:val="Compact"/>
-              <w:jc w:val="left"/>
-            </w:pPr>
-            <w:r>
-              <w:t xml:space="preserve">5,162 (47.6%)</w:t>
-            </w:r>
-          </w:p>
-        </w:tc>
-        <w:tc>
-          <w:tcPr/>
-          <w:p>
-            <w:pPr>
-              <w:pStyle w:val="Compact"/>
-              <w:jc w:val="left"/>
-            </w:pPr>
-            <w:r>
-              <w:t xml:space="preserve">  919 (47.8%)</w:t>
-            </w:r>
-          </w:p>
-        </w:tc>
-        <w:tc>
-          <w:tcPr/>
-          <w:p>
-            <w:pPr>
-              <w:pStyle w:val="Compact"/>
-              <w:jc w:val="left"/>
-            </w:pPr>
-            <w:r>
-              <w:t xml:space="preserve">86 (27.9%)</w:t>
-            </w:r>
-          </w:p>
-        </w:tc>
-        <w:tc>
-          <w:tcPr/>
-          <w:p>
-            <w:pPr>
-              <w:pStyle w:val="Compact"/>
-              <w:jc w:val="left"/>
-            </w:pPr>
-            <w:r>
-              <w:t xml:space="preserve">2,326 (46.2%)</w:t>
-            </w:r>
-          </w:p>
-        </w:tc>
-        <w:tc>
-          <w:tcPr/>
-          <w:p>
-            <w:pPr>
-              <w:pStyle w:val="Compact"/>
-              <w:jc w:val="left"/>
-            </w:pPr>
-            <w:r>
-              <w:t xml:space="preserve">3,515 (57.9%)</w:t>
+              <w:t xml:space="preserve">   Female</w:t>
+            </w:r>
+          </w:p>
+        </w:tc>
+        <w:tc>
+          <w:tcPr/>
+          <w:p>
+            <w:pPr>
+              <w:pStyle w:val="Compact"/>
+              <w:jc w:val="left"/>
+            </w:pPr>
+            <w:r>
+              <w:t xml:space="preserve">7,154 (51.8%)</w:t>
+            </w:r>
+          </w:p>
+        </w:tc>
+        <w:tc>
+          <w:tcPr/>
+          <w:p>
+            <w:pPr>
+              <w:pStyle w:val="Compact"/>
+              <w:jc w:val="left"/>
+            </w:pPr>
+            <w:r>
+              <w:t xml:space="preserve">1,002 (52.1%)</w:t>
+            </w:r>
+          </w:p>
+        </w:tc>
+        <w:tc>
+          <w:tcPr/>
+          <w:p>
+            <w:pPr>
+              <w:pStyle w:val="Compact"/>
+              <w:jc w:val="left"/>
+            </w:pPr>
+            <w:r>
+              <w:t xml:space="preserve">222 (71.6%)</w:t>
+            </w:r>
+          </w:p>
+        </w:tc>
+        <w:tc>
+          <w:tcPr/>
+          <w:p>
+            <w:pPr>
+              <w:pStyle w:val="Compact"/>
+              <w:jc w:val="left"/>
+            </w:pPr>
+            <w:r>
+              <w:t xml:space="preserve">2,717 (53.9%)</w:t>
+            </w:r>
+          </w:p>
+        </w:tc>
+        <w:tc>
+          <w:tcPr/>
+          <w:p>
+            <w:pPr>
+              <w:pStyle w:val="Compact"/>
+              <w:jc w:val="left"/>
+            </w:pPr>
+            <w:r>
+              <w:t xml:space="preserve">2,551 (42.0%)</w:t>
             </w:r>
           </w:p>
         </w:tc>
@@ -6275,48 +6275,68 @@
               <w:jc w:val="left"/>
             </w:pPr>
             <w:r>
-              <w:t xml:space="preserve">Sleep Conditions Reported</w:t>
-            </w:r>
-          </w:p>
-        </w:tc>
-        <w:tc>
-          <w:tcPr/>
-          <w:p>
-            <w:pPr>
-              <w:pStyle w:val="Compact"/>
-            </w:pPr>
-          </w:p>
-        </w:tc>
-        <w:tc>
-          <w:tcPr/>
-          <w:p>
-            <w:pPr>
-              <w:pStyle w:val="Compact"/>
-            </w:pPr>
-          </w:p>
-        </w:tc>
-        <w:tc>
-          <w:tcPr/>
-          <w:p>
-            <w:pPr>
-              <w:pStyle w:val="Compact"/>
-            </w:pPr>
-          </w:p>
-        </w:tc>
-        <w:tc>
-          <w:tcPr/>
-          <w:p>
-            <w:pPr>
-              <w:pStyle w:val="Compact"/>
-            </w:pPr>
-          </w:p>
-        </w:tc>
-        <w:tc>
-          <w:tcPr/>
-          <w:p>
-            <w:pPr>
-              <w:pStyle w:val="Compact"/>
-            </w:pPr>
+              <w:t xml:space="preserve">   Male</w:t>
+            </w:r>
+          </w:p>
+        </w:tc>
+        <w:tc>
+          <w:tcPr/>
+          <w:p>
+            <w:pPr>
+              <w:pStyle w:val="Compact"/>
+              <w:jc w:val="left"/>
+            </w:pPr>
+            <w:r>
+              <w:t xml:space="preserve">6,664 (48.2%)</w:t>
+            </w:r>
+          </w:p>
+        </w:tc>
+        <w:tc>
+          <w:tcPr/>
+          <w:p>
+            <w:pPr>
+              <w:pStyle w:val="Compact"/>
+              <w:jc w:val="left"/>
+            </w:pPr>
+            <w:r>
+              <w:t xml:space="preserve">  921 (47.9%)</w:t>
+            </w:r>
+          </w:p>
+        </w:tc>
+        <w:tc>
+          <w:tcPr/>
+          <w:p>
+            <w:pPr>
+              <w:pStyle w:val="Compact"/>
+              <w:jc w:val="left"/>
+            </w:pPr>
+            <w:r>
+              <w:t xml:space="preserve">88 (28.4%)</w:t>
+            </w:r>
+          </w:p>
+        </w:tc>
+        <w:tc>
+          <w:tcPr/>
+          <w:p>
+            <w:pPr>
+              <w:pStyle w:val="Compact"/>
+              <w:jc w:val="left"/>
+            </w:pPr>
+            <w:r>
+              <w:t xml:space="preserve">2,327 (46.1%)</w:t>
+            </w:r>
+          </w:p>
+        </w:tc>
+        <w:tc>
+          <w:tcPr/>
+          <w:p>
+            <w:pPr>
+              <w:pStyle w:val="Compact"/>
+              <w:jc w:val="left"/>
+            </w:pPr>
+            <w:r>
+              <w:t xml:space="preserve">3,516 (58.0%)</w:t>
+            </w:r>
           </w:p>
         </w:tc>
       </w:tr>
@@ -6329,68 +6349,48 @@
               <w:jc w:val="left"/>
             </w:pPr>
             <w:r>
-              <w:t xml:space="preserve">   No</w:t>
-            </w:r>
-          </w:p>
-        </w:tc>
-        <w:tc>
-          <w:tcPr/>
-          <w:p>
-            <w:pPr>
-              <w:pStyle w:val="Compact"/>
-              <w:jc w:val="left"/>
-            </w:pPr>
-            <w:r>
-              <w:t xml:space="preserve">   625 (5.8%)</w:t>
-            </w:r>
-          </w:p>
-        </w:tc>
-        <w:tc>
-          <w:tcPr/>
-          <w:p>
-            <w:pPr>
-              <w:pStyle w:val="Compact"/>
-              <w:jc w:val="left"/>
-            </w:pPr>
-            <w:r>
-              <w:t xml:space="preserve">-</w:t>
-            </w:r>
-          </w:p>
-        </w:tc>
-        <w:tc>
-          <w:tcPr/>
-          <w:p>
-            <w:pPr>
-              <w:pStyle w:val="Compact"/>
-              <w:jc w:val="left"/>
-            </w:pPr>
-            <w:r>
-              <w:t xml:space="preserve">-</w:t>
-            </w:r>
-          </w:p>
-        </w:tc>
-        <w:tc>
-          <w:tcPr/>
-          <w:p>
-            <w:pPr>
-              <w:pStyle w:val="Compact"/>
-              <w:jc w:val="left"/>
-            </w:pPr>
-            <w:r>
-              <w:t xml:space="preserve">3,511 (69.7%)</w:t>
-            </w:r>
-          </w:p>
-        </w:tc>
-        <w:tc>
-          <w:tcPr/>
-          <w:p>
-            <w:pPr>
-              <w:pStyle w:val="Compact"/>
-              <w:jc w:val="left"/>
-            </w:pPr>
-            <w:r>
-              <w:t xml:space="preserve">5,140 (84.7%)</w:t>
-            </w:r>
+              <w:t xml:space="preserve">Sleep Conditions Reported</w:t>
+            </w:r>
+          </w:p>
+        </w:tc>
+        <w:tc>
+          <w:tcPr/>
+          <w:p>
+            <w:pPr>
+              <w:pStyle w:val="Compact"/>
+            </w:pPr>
+          </w:p>
+        </w:tc>
+        <w:tc>
+          <w:tcPr/>
+          <w:p>
+            <w:pPr>
+              <w:pStyle w:val="Compact"/>
+            </w:pPr>
+          </w:p>
+        </w:tc>
+        <w:tc>
+          <w:tcPr/>
+          <w:p>
+            <w:pPr>
+              <w:pStyle w:val="Compact"/>
+            </w:pPr>
+          </w:p>
+        </w:tc>
+        <w:tc>
+          <w:tcPr/>
+          <w:p>
+            <w:pPr>
+              <w:pStyle w:val="Compact"/>
+            </w:pPr>
+          </w:p>
+        </w:tc>
+        <w:tc>
+          <w:tcPr/>
+          <w:p>
+            <w:pPr>
+              <w:pStyle w:val="Compact"/>
+            </w:pPr>
           </w:p>
         </w:tc>
       </w:tr>
@@ -6403,19 +6403,19 @@
               <w:jc w:val="left"/>
             </w:pPr>
             <w:r>
-              <w:t xml:space="preserve">   Yes</w:t>
-            </w:r>
-          </w:p>
-        </w:tc>
-        <w:tc>
-          <w:tcPr/>
-          <w:p>
-            <w:pPr>
-              <w:pStyle w:val="Compact"/>
-              <w:jc w:val="left"/>
-            </w:pPr>
-            <w:r>
-              <w:t xml:space="preserve">    50 (0.5%)</w:t>
+              <w:t xml:space="preserve">   No</w:t>
+            </w:r>
+          </w:p>
+        </w:tc>
+        <w:tc>
+          <w:tcPr/>
+          <w:p>
+            <w:pPr>
+              <w:pStyle w:val="Compact"/>
+              <w:jc w:val="left"/>
+            </w:pPr>
+            <w:r>
+              <w:t xml:space="preserve">   625 (4.5%)</w:t>
             </w:r>
           </w:p>
         </w:tc>
@@ -6451,19 +6451,19 @@
               <w:jc w:val="left"/>
             </w:pPr>
             <w:r>
-              <w:t xml:space="preserve">  310 (6.2%)</w:t>
-            </w:r>
-          </w:p>
-        </w:tc>
-        <w:tc>
-          <w:tcPr/>
-          <w:p>
-            <w:pPr>
-              <w:pStyle w:val="Compact"/>
-              <w:jc w:val="left"/>
-            </w:pPr>
-            <w:r>
-              <w:t xml:space="preserve">  626 (10.3%)</w:t>
+              <w:t xml:space="preserve">3,512 (69.6%)</w:t>
+            </w:r>
+          </w:p>
+        </w:tc>
+        <w:tc>
+          <w:tcPr/>
+          <w:p>
+            <w:pPr>
+              <w:pStyle w:val="Compact"/>
+              <w:jc w:val="left"/>
+            </w:pPr>
+            <w:r>
+              <w:t xml:space="preserve">5,141 (84.7%)</w:t>
             </w:r>
           </w:p>
         </w:tc>
@@ -6477,67 +6477,67 @@
               <w:jc w:val="left"/>
             </w:pPr>
             <w:r>
-              <w:t xml:space="preserve">   Not Reported</w:t>
-            </w:r>
-          </w:p>
-        </w:tc>
-        <w:tc>
-          <w:tcPr/>
-          <w:p>
-            <w:pPr>
-              <w:pStyle w:val="Compact"/>
-              <w:jc w:val="left"/>
-            </w:pPr>
-            <w:r>
-              <w:t xml:space="preserve">10,182 (93.8%)</w:t>
-            </w:r>
-          </w:p>
-        </w:tc>
-        <w:tc>
-          <w:tcPr/>
-          <w:p>
-            <w:pPr>
-              <w:pStyle w:val="Compact"/>
-              <w:jc w:val="left"/>
-            </w:pPr>
-            <w:r>
-              <w:t xml:space="preserve">1,921 (100.0%)</w:t>
-            </w:r>
-          </w:p>
-        </w:tc>
-        <w:tc>
-          <w:tcPr/>
-          <w:p>
-            <w:pPr>
-              <w:pStyle w:val="Compact"/>
-              <w:jc w:val="left"/>
-            </w:pPr>
-            <w:r>
-              <w:t xml:space="preserve">308 (100.0%)</w:t>
-            </w:r>
-          </w:p>
-        </w:tc>
-        <w:tc>
-          <w:tcPr/>
-          <w:p>
-            <w:pPr>
-              <w:pStyle w:val="Compact"/>
-              <w:jc w:val="left"/>
-            </w:pPr>
-            <w:r>
-              <w:t xml:space="preserve">1,219 (24.2%)</w:t>
-            </w:r>
-          </w:p>
-        </w:tc>
-        <w:tc>
-          <w:tcPr/>
-          <w:p>
-            <w:pPr>
-              <w:pStyle w:val="Compact"/>
-              <w:jc w:val="left"/>
-            </w:pPr>
-            <w:r>
-              <w:t xml:space="preserve">  300 (4.9%)</w:t>
+              <w:t xml:space="preserve">   Yes</w:t>
+            </w:r>
+          </w:p>
+        </w:tc>
+        <w:tc>
+          <w:tcPr/>
+          <w:p>
+            <w:pPr>
+              <w:pStyle w:val="Compact"/>
+              <w:jc w:val="left"/>
+            </w:pPr>
+            <w:r>
+              <w:t xml:space="preserve">    50 (0.4%)</w:t>
+            </w:r>
+          </w:p>
+        </w:tc>
+        <w:tc>
+          <w:tcPr/>
+          <w:p>
+            <w:pPr>
+              <w:pStyle w:val="Compact"/>
+              <w:jc w:val="left"/>
+            </w:pPr>
+            <w:r>
+              <w:t xml:space="preserve">-</w:t>
+            </w:r>
+          </w:p>
+        </w:tc>
+        <w:tc>
+          <w:tcPr/>
+          <w:p>
+            <w:pPr>
+              <w:pStyle w:val="Compact"/>
+              <w:jc w:val="left"/>
+            </w:pPr>
+            <w:r>
+              <w:t xml:space="preserve">-</w:t>
+            </w:r>
+          </w:p>
+        </w:tc>
+        <w:tc>
+          <w:tcPr/>
+          <w:p>
+            <w:pPr>
+              <w:pStyle w:val="Compact"/>
+              <w:jc w:val="left"/>
+            </w:pPr>
+            <w:r>
+              <w:t xml:space="preserve">  310 (6.1%)</w:t>
+            </w:r>
+          </w:p>
+        </w:tc>
+        <w:tc>
+          <w:tcPr/>
+          <w:p>
+            <w:pPr>
+              <w:pStyle w:val="Compact"/>
+              <w:jc w:val="left"/>
+            </w:pPr>
+            <w:r>
+              <w:t xml:space="preserve">  626 (10.3%)</w:t>
             </w:r>
           </w:p>
         </w:tc>
@@ -6551,48 +6551,68 @@
               <w:jc w:val="left"/>
             </w:pPr>
             <w:r>
-              <w:t xml:space="preserve">Socioeconomic Status</w:t>
-            </w:r>
-          </w:p>
-        </w:tc>
-        <w:tc>
-          <w:tcPr/>
-          <w:p>
-            <w:pPr>
-              <w:pStyle w:val="Compact"/>
-            </w:pPr>
-          </w:p>
-        </w:tc>
-        <w:tc>
-          <w:tcPr/>
-          <w:p>
-            <w:pPr>
-              <w:pStyle w:val="Compact"/>
-            </w:pPr>
-          </w:p>
-        </w:tc>
-        <w:tc>
-          <w:tcPr/>
-          <w:p>
-            <w:pPr>
-              <w:pStyle w:val="Compact"/>
-            </w:pPr>
-          </w:p>
-        </w:tc>
-        <w:tc>
-          <w:tcPr/>
-          <w:p>
-            <w:pPr>
-              <w:pStyle w:val="Compact"/>
-            </w:pPr>
-          </w:p>
-        </w:tc>
-        <w:tc>
-          <w:tcPr/>
-          <w:p>
-            <w:pPr>
-              <w:pStyle w:val="Compact"/>
-            </w:pPr>
+              <w:t xml:space="preserve">   Not Reported</w:t>
+            </w:r>
+          </w:p>
+        </w:tc>
+        <w:tc>
+          <w:tcPr/>
+          <w:p>
+            <w:pPr>
+              <w:pStyle w:val="Compact"/>
+              <w:jc w:val="left"/>
+            </w:pPr>
+            <w:r>
+              <w:t xml:space="preserve">13,145 (95.1%)</w:t>
+            </w:r>
+          </w:p>
+        </w:tc>
+        <w:tc>
+          <w:tcPr/>
+          <w:p>
+            <w:pPr>
+              <w:pStyle w:val="Compact"/>
+              <w:jc w:val="left"/>
+            </w:pPr>
+            <w:r>
+              <w:t xml:space="preserve">1,923 (100.0%)</w:t>
+            </w:r>
+          </w:p>
+        </w:tc>
+        <w:tc>
+          <w:tcPr/>
+          <w:p>
+            <w:pPr>
+              <w:pStyle w:val="Compact"/>
+              <w:jc w:val="left"/>
+            </w:pPr>
+            <w:r>
+              <w:t xml:space="preserve">310 (100.0%)</w:t>
+            </w:r>
+          </w:p>
+        </w:tc>
+        <w:tc>
+          <w:tcPr/>
+          <w:p>
+            <w:pPr>
+              <w:pStyle w:val="Compact"/>
+              <w:jc w:val="left"/>
+            </w:pPr>
+            <w:r>
+              <w:t xml:space="preserve">1,222 (24.2%)</w:t>
+            </w:r>
+          </w:p>
+        </w:tc>
+        <w:tc>
+          <w:tcPr/>
+          <w:p>
+            <w:pPr>
+              <w:pStyle w:val="Compact"/>
+              <w:jc w:val="left"/>
+            </w:pPr>
+            <w:r>
+              <w:t xml:space="preserve">  300 (4.9%)</w:t>
+            </w:r>
           </w:p>
         </w:tc>
       </w:tr>
@@ -6605,68 +6625,48 @@
               <w:jc w:val="left"/>
             </w:pPr>
             <w:r>
-              <w:t xml:space="preserve">   Low</w:t>
-            </w:r>
-          </w:p>
-        </w:tc>
-        <w:tc>
-          <w:tcPr/>
-          <w:p>
-            <w:pPr>
-              <w:pStyle w:val="Compact"/>
-              <w:jc w:val="left"/>
-            </w:pPr>
-            <w:r>
-              <w:t xml:space="preserve">2,306 (25.2%)</w:t>
-            </w:r>
-          </w:p>
-        </w:tc>
-        <w:tc>
-          <w:tcPr/>
-          <w:p>
-            <w:pPr>
-              <w:pStyle w:val="Compact"/>
-              <w:jc w:val="left"/>
-            </w:pPr>
-            <w:r>
-              <w:t xml:space="preserve">208 (11.6%)</w:t>
-            </w:r>
-          </w:p>
-        </w:tc>
-        <w:tc>
-          <w:tcPr/>
-          <w:p>
-            <w:pPr>
-              <w:pStyle w:val="Compact"/>
-              <w:jc w:val="left"/>
-            </w:pPr>
-            <w:r>
-              <w:t xml:space="preserve">  2 (0.7%)</w:t>
-            </w:r>
-          </w:p>
-        </w:tc>
-        <w:tc>
-          <w:tcPr/>
-          <w:p>
-            <w:pPr>
-              <w:pStyle w:val="Compact"/>
-              <w:jc w:val="left"/>
-            </w:pPr>
-            <w:r>
-              <w:t xml:space="preserve">1,074 (22.0%)</w:t>
-            </w:r>
-          </w:p>
-        </w:tc>
-        <w:tc>
-          <w:tcPr/>
-          <w:p>
-            <w:pPr>
-              <w:pStyle w:val="Compact"/>
-              <w:jc w:val="left"/>
-            </w:pPr>
-            <w:r>
-              <w:t xml:space="preserve">2,388 (39.4%)</w:t>
-            </w:r>
+              <w:t xml:space="preserve">Socioeconomic Status</w:t>
+            </w:r>
+          </w:p>
+        </w:tc>
+        <w:tc>
+          <w:tcPr/>
+          <w:p>
+            <w:pPr>
+              <w:pStyle w:val="Compact"/>
+            </w:pPr>
+          </w:p>
+        </w:tc>
+        <w:tc>
+          <w:tcPr/>
+          <w:p>
+            <w:pPr>
+              <w:pStyle w:val="Compact"/>
+            </w:pPr>
+          </w:p>
+        </w:tc>
+        <w:tc>
+          <w:tcPr/>
+          <w:p>
+            <w:pPr>
+              <w:pStyle w:val="Compact"/>
+            </w:pPr>
+          </w:p>
+        </w:tc>
+        <w:tc>
+          <w:tcPr/>
+          <w:p>
+            <w:pPr>
+              <w:pStyle w:val="Compact"/>
+            </w:pPr>
+          </w:p>
+        </w:tc>
+        <w:tc>
+          <w:tcPr/>
+          <w:p>
+            <w:pPr>
+              <w:pStyle w:val="Compact"/>
+            </w:pPr>
           </w:p>
         </w:tc>
       </w:tr>
@@ -6679,67 +6679,67 @@
               <w:jc w:val="left"/>
             </w:pPr>
             <w:r>
-              <w:t xml:space="preserve">   Medium</w:t>
-            </w:r>
-          </w:p>
-        </w:tc>
-        <w:tc>
-          <w:tcPr/>
-          <w:p>
-            <w:pPr>
-              <w:pStyle w:val="Compact"/>
-              <w:jc w:val="left"/>
-            </w:pPr>
-            <w:r>
-              <w:t xml:space="preserve">2,920 (31.9%)</w:t>
-            </w:r>
-          </w:p>
-        </w:tc>
-        <w:tc>
-          <w:tcPr/>
-          <w:p>
-            <w:pPr>
-              <w:pStyle w:val="Compact"/>
-              <w:jc w:val="left"/>
-            </w:pPr>
-            <w:r>
-              <w:t xml:space="preserve">884 (49.1%)</w:t>
-            </w:r>
-          </w:p>
-        </w:tc>
-        <w:tc>
-          <w:tcPr/>
-          <w:p>
-            <w:pPr>
-              <w:pStyle w:val="Compact"/>
-              <w:jc w:val="left"/>
-            </w:pPr>
-            <w:r>
-              <w:t xml:space="preserve">191 (70.7%)</w:t>
-            </w:r>
-          </w:p>
-        </w:tc>
-        <w:tc>
-          <w:tcPr/>
-          <w:p>
-            <w:pPr>
-              <w:pStyle w:val="Compact"/>
-              <w:jc w:val="left"/>
-            </w:pPr>
-            <w:r>
-              <w:t xml:space="preserve">2,407 (49.3%)</w:t>
-            </w:r>
-          </w:p>
-        </w:tc>
-        <w:tc>
-          <w:tcPr/>
-          <w:p>
-            <w:pPr>
-              <w:pStyle w:val="Compact"/>
-              <w:jc w:val="left"/>
-            </w:pPr>
-            <w:r>
-              <w:t xml:space="preserve">2,324 (38.3%)</w:t>
+              <w:t xml:space="preserve">   Low</w:t>
+            </w:r>
+          </w:p>
+        </w:tc>
+        <w:tc>
+          <w:tcPr/>
+          <w:p>
+            <w:pPr>
+              <w:pStyle w:val="Compact"/>
+              <w:jc w:val="left"/>
+            </w:pPr>
+            <w:r>
+              <w:t xml:space="preserve">2,892 (24.1%)</w:t>
+            </w:r>
+          </w:p>
+        </w:tc>
+        <w:tc>
+          <w:tcPr/>
+          <w:p>
+            <w:pPr>
+              <w:pStyle w:val="Compact"/>
+              <w:jc w:val="left"/>
+            </w:pPr>
+            <w:r>
+              <w:t xml:space="preserve">208 (11.5%)</w:t>
+            </w:r>
+          </w:p>
+        </w:tc>
+        <w:tc>
+          <w:tcPr/>
+          <w:p>
+            <w:pPr>
+              <w:pStyle w:val="Compact"/>
+              <w:jc w:val="left"/>
+            </w:pPr>
+            <w:r>
+              <w:t xml:space="preserve">  2 (0.7%)</w:t>
+            </w:r>
+          </w:p>
+        </w:tc>
+        <w:tc>
+          <w:tcPr/>
+          <w:p>
+            <w:pPr>
+              <w:pStyle w:val="Compact"/>
+              <w:jc w:val="left"/>
+            </w:pPr>
+            <w:r>
+              <w:t xml:space="preserve">1,074 (22.0%)</w:t>
+            </w:r>
+          </w:p>
+        </w:tc>
+        <w:tc>
+          <w:tcPr/>
+          <w:p>
+            <w:pPr>
+              <w:pStyle w:val="Compact"/>
+              <w:jc w:val="left"/>
+            </w:pPr>
+            <w:r>
+              <w:t xml:space="preserve">2,388 (39.4%)</w:t>
             </w:r>
           </w:p>
         </w:tc>
@@ -6753,6 +6753,80 @@
               <w:jc w:val="left"/>
             </w:pPr>
             <w:r>
+              <w:t xml:space="preserve">   Medium</w:t>
+            </w:r>
+          </w:p>
+        </w:tc>
+        <w:tc>
+          <w:tcPr/>
+          <w:p>
+            <w:pPr>
+              <w:pStyle w:val="Compact"/>
+              <w:jc w:val="left"/>
+            </w:pPr>
+            <w:r>
+              <w:t xml:space="preserve">4,638 (38.7%)</w:t>
+            </w:r>
+          </w:p>
+        </w:tc>
+        <w:tc>
+          <w:tcPr/>
+          <w:p>
+            <w:pPr>
+              <w:pStyle w:val="Compact"/>
+              <w:jc w:val="left"/>
+            </w:pPr>
+            <w:r>
+              <w:t xml:space="preserve">885 (49.1%)</w:t>
+            </w:r>
+          </w:p>
+        </w:tc>
+        <w:tc>
+          <w:tcPr/>
+          <w:p>
+            <w:pPr>
+              <w:pStyle w:val="Compact"/>
+              <w:jc w:val="left"/>
+            </w:pPr>
+            <w:r>
+              <w:t xml:space="preserve">191 (70.2%)</w:t>
+            </w:r>
+          </w:p>
+        </w:tc>
+        <w:tc>
+          <w:tcPr/>
+          <w:p>
+            <w:pPr>
+              <w:pStyle w:val="Compact"/>
+              <w:jc w:val="left"/>
+            </w:pPr>
+            <w:r>
+              <w:t xml:space="preserve">2,409 (49.3%)</w:t>
+            </w:r>
+          </w:p>
+        </w:tc>
+        <w:tc>
+          <w:tcPr/>
+          <w:p>
+            <w:pPr>
+              <w:pStyle w:val="Compact"/>
+              <w:jc w:val="left"/>
+            </w:pPr>
+            <w:r>
+              <w:t xml:space="preserve">2,325 (38.3%)</w:t>
+            </w:r>
+          </w:p>
+        </w:tc>
+      </w:tr>
+      <w:tr>
+        <w:tc>
+          <w:tcPr/>
+          <w:p>
+            <w:pPr>
+              <w:pStyle w:val="Compact"/>
+              <w:jc w:val="left"/>
+            </w:pPr>
+            <w:r>
               <w:t xml:space="preserve">   High</w:t>
             </w:r>
           </w:p>
@@ -6765,43 +6839,43 @@
               <w:jc w:val="left"/>
             </w:pPr>
             <w:r>
-              <w:t xml:space="preserve">3,916 (42.8%)</w:t>
-            </w:r>
-          </w:p>
-        </w:tc>
-        <w:tc>
-          <w:tcPr/>
-          <w:p>
-            <w:pPr>
-              <w:pStyle w:val="Compact"/>
-              <w:jc w:val="left"/>
-            </w:pPr>
-            <w:r>
-              <w:t xml:space="preserve">707 (39.3%)</w:t>
-            </w:r>
-          </w:p>
-        </w:tc>
-        <w:tc>
-          <w:tcPr/>
-          <w:p>
-            <w:pPr>
-              <w:pStyle w:val="Compact"/>
-              <w:jc w:val="left"/>
-            </w:pPr>
-            <w:r>
-              <w:t xml:space="preserve">77 (28.5%)</w:t>
-            </w:r>
-          </w:p>
-        </w:tc>
-        <w:tc>
-          <w:tcPr/>
-          <w:p>
-            <w:pPr>
-              <w:pStyle w:val="Compact"/>
-              <w:jc w:val="left"/>
-            </w:pPr>
-            <w:r>
-              <w:t xml:space="preserve">1,405 (28.8%)</w:t>
+              <w:t xml:space="preserve">4,456 (37.2%)</w:t>
+            </w:r>
+          </w:p>
+        </w:tc>
+        <w:tc>
+          <w:tcPr/>
+          <w:p>
+            <w:pPr>
+              <w:pStyle w:val="Compact"/>
+              <w:jc w:val="left"/>
+            </w:pPr>
+            <w:r>
+              <w:t xml:space="preserve">708 (39.3%)</w:t>
+            </w:r>
+          </w:p>
+        </w:tc>
+        <w:tc>
+          <w:tcPr/>
+          <w:p>
+            <w:pPr>
+              <w:pStyle w:val="Compact"/>
+              <w:jc w:val="left"/>
+            </w:pPr>
+            <w:r>
+              <w:t xml:space="preserve">79 (29.0%)</w:t>
+            </w:r>
+          </w:p>
+        </w:tc>
+        <w:tc>
+          <w:tcPr/>
+          <w:p>
+            <w:pPr>
+              <w:pStyle w:val="Compact"/>
+              <w:jc w:val="left"/>
+            </w:pPr>
+            <w:r>
+              <w:t xml:space="preserve">1,406 (28.8%)</w:t>
             </w:r>
           </w:p>
         </w:tc>
@@ -6834,7 +6908,7 @@
         <w:t xml:space="preserve"> </w:t>
       </w:r>
       <w:r>
-        <w:t xml:space="preserve">For categorical variables the value is the count, and percentage. For numeric variables the value is the Mean and SD. Sleep onset is a clock time; its SD is a duration in hours:minutes. Total N = 24,264. 72 participants had missing age data and are counted in the total but not in any age band.</w:t>
+        <w:t xml:space="preserve">For categorical variables the value is the count, and percentage. For numeric variables the value is the Mean and SD. Sleep onset is a clock time; its SD is a duration in hours:minutes. Total N = 27,236. 72 participants had missing age data and are counted in the total but not in any age band.</w:t>
       </w:r>
     </w:p>
     <w:p>
@@ -6915,7 +6989,7 @@
         <w:t xml:space="preserve"> </w:t>
       </w:r>
       <w:r>
-        <w:t xml:space="preserve">= 0.24 [0.23, 0.26] at age 11 and 0.23 [0.20, 0.25] at age 65).</w:t>
+        <w:t xml:space="preserve">= 0.26 [0.24, 0.27] at age 11 and 0.22 [0.19, 0.25] at age 65).</w:t>
       </w:r>
       <w:r>
         <w:t xml:space="preserve"> </w:t>
@@ -6943,7 +7017,7 @@
         <w:t xml:space="preserve"> </w:t>
       </w:r>
       <w:r>
-        <w:t xml:space="preserve">= -0.04 [-0.05, -0.03] at age 11 and -0.14 [-0.15, -0.13] at age 65).</w:t>
+        <w:t xml:space="preserve">= -0.09 [-0.11, -0.07] at age 11 and -0.14 [-0.16, -0.13] at age 65).</w:t>
       </w:r>
     </w:p>
     <w:p>
@@ -7296,43 +7370,43 @@
               <w:jc w:val="left"/>
             </w:pPr>
             <w:r>
-              <w:t xml:space="preserve">-0.01 [-0.18, 0.15]</w:t>
-            </w:r>
-          </w:p>
-        </w:tc>
-        <w:tc>
-          <w:tcPr/>
-          <w:p>
-            <w:pPr>
-              <w:pStyle w:val="Compact"/>
-              <w:jc w:val="left"/>
-            </w:pPr>
-            <w:r>
-              <w:t xml:space="preserve">.890</w:t>
-            </w:r>
-          </w:p>
-        </w:tc>
-        <w:tc>
-          <w:tcPr/>
-          <w:p>
-            <w:pPr>
-              <w:pStyle w:val="Compact"/>
-              <w:jc w:val="left"/>
-            </w:pPr>
-            <w:r>
-              <w:t xml:space="preserve">-0.01 [-0.17, 0.14]</w:t>
-            </w:r>
-          </w:p>
-        </w:tc>
-        <w:tc>
-          <w:tcPr/>
-          <w:p>
-            <w:pPr>
-              <w:pStyle w:val="Compact"/>
-              <w:jc w:val="left"/>
-            </w:pPr>
-            <w:r>
-              <w:t xml:space="preserve">.862</w:t>
+              <w:t xml:space="preserve">-0.01 [-0.16, 0.15]</w:t>
+            </w:r>
+          </w:p>
+        </w:tc>
+        <w:tc>
+          <w:tcPr/>
+          <w:p>
+            <w:pPr>
+              <w:pStyle w:val="Compact"/>
+              <w:jc w:val="left"/>
+            </w:pPr>
+            <w:r>
+              <w:t xml:space="preserve">.933</w:t>
+            </w:r>
+          </w:p>
+        </w:tc>
+        <w:tc>
+          <w:tcPr/>
+          <w:p>
+            <w:pPr>
+              <w:pStyle w:val="Compact"/>
+              <w:jc w:val="left"/>
+            </w:pPr>
+            <w:r>
+              <w:t xml:space="preserve">-0.01 [-0.15, 0.13]</w:t>
+            </w:r>
+          </w:p>
+        </w:tc>
+        <w:tc>
+          <w:tcPr/>
+          <w:p>
+            <w:pPr>
+              <w:pStyle w:val="Compact"/>
+              <w:jc w:val="left"/>
+            </w:pPr>
+            <w:r>
+              <w:t xml:space="preserve">.918</w:t>
             </w:r>
           </w:p>
         </w:tc>
@@ -7358,7 +7432,7 @@
               <w:jc w:val="left"/>
             </w:pPr>
             <w:r>
-              <w:t xml:space="preserve">0.08 [0.06, 0.09]</w:t>
+              <w:t xml:space="preserve">0.09 [0.08, 0.11]</w:t>
             </w:r>
           </w:p>
         </w:tc>
@@ -7420,43 +7494,43 @@
               <w:jc w:val="left"/>
             </w:pPr>
             <w:r>
-              <w:t xml:space="preserve">-0.02 [-0.04, -0.01]</w:t>
-            </w:r>
-          </w:p>
-        </w:tc>
-        <w:tc>
-          <w:tcPr/>
-          <w:p>
-            <w:pPr>
-              <w:pStyle w:val="Compact"/>
-              <w:jc w:val="left"/>
-            </w:pPr>
-            <w:r>
-              <w:t xml:space="preserve">&lt; .001</w:t>
-            </w:r>
-          </w:p>
-        </w:tc>
-        <w:tc>
-          <w:tcPr/>
-          <w:p>
-            <w:pPr>
-              <w:pStyle w:val="Compact"/>
-              <w:jc w:val="left"/>
-            </w:pPr>
-            <w:r>
-              <w:t xml:space="preserve">-0.02 [-0.04, -0.01]</w:t>
-            </w:r>
-          </w:p>
-        </w:tc>
-        <w:tc>
-          <w:tcPr/>
-          <w:p>
-            <w:pPr>
-              <w:pStyle w:val="Compact"/>
-              <w:jc w:val="left"/>
-            </w:pPr>
-            <w:r>
-              <w:t xml:space="preserve">&lt; .001</w:t>
+              <w:t xml:space="preserve">-0.02 [-0.03, 0.00]</w:t>
+            </w:r>
+          </w:p>
+        </w:tc>
+        <w:tc>
+          <w:tcPr/>
+          <w:p>
+            <w:pPr>
+              <w:pStyle w:val="Compact"/>
+              <w:jc w:val="left"/>
+            </w:pPr>
+            <w:r>
+              <w:t xml:space="preserve">.015</w:t>
+            </w:r>
+          </w:p>
+        </w:tc>
+        <w:tc>
+          <w:tcPr/>
+          <w:p>
+            <w:pPr>
+              <w:pStyle w:val="Compact"/>
+              <w:jc w:val="left"/>
+            </w:pPr>
+            <w:r>
+              <w:t xml:space="preserve">-0.02 [-0.03, 0.00]</w:t>
+            </w:r>
+          </w:p>
+        </w:tc>
+        <w:tc>
+          <w:tcPr/>
+          <w:p>
+            <w:pPr>
+              <w:pStyle w:val="Compact"/>
+              <w:jc w:val="left"/>
+            </w:pPr>
+            <w:r>
+              <w:t xml:space="preserve">.017</w:t>
             </w:r>
           </w:p>
         </w:tc>
@@ -7496,43 +7570,43 @@
               <w:jc w:val="left"/>
             </w:pPr>
             <w:r>
-              <w:t xml:space="preserve">-0.01 [-0.02, 0.00]</w:t>
-            </w:r>
-          </w:p>
-        </w:tc>
-        <w:tc>
-          <w:tcPr/>
-          <w:p>
-            <w:pPr>
-              <w:pStyle w:val="Compact"/>
-              <w:jc w:val="left"/>
-            </w:pPr>
-            <w:r>
-              <w:t xml:space="preserve">.001</w:t>
-            </w:r>
-          </w:p>
-        </w:tc>
-        <w:tc>
-          <w:tcPr/>
-          <w:p>
-            <w:pPr>
-              <w:pStyle w:val="Compact"/>
-              <w:jc w:val="left"/>
-            </w:pPr>
-            <w:r>
-              <w:t xml:space="preserve">0.00 [-0.01, 0.00]</w:t>
-            </w:r>
-          </w:p>
-        </w:tc>
-        <w:tc>
-          <w:tcPr/>
-          <w:p>
-            <w:pPr>
-              <w:pStyle w:val="Compact"/>
-              <w:jc w:val="left"/>
-            </w:pPr>
-            <w:r>
-              <w:t xml:space="preserve">.202</w:t>
+              <w:t xml:space="preserve">-0.02 [-0.02, -0.01]</w:t>
+            </w:r>
+          </w:p>
+        </w:tc>
+        <w:tc>
+          <w:tcPr/>
+          <w:p>
+            <w:pPr>
+              <w:pStyle w:val="Compact"/>
+              <w:jc w:val="left"/>
+            </w:pPr>
+            <w:r>
+              <w:t xml:space="preserve">&lt; .001</w:t>
+            </w:r>
+          </w:p>
+        </w:tc>
+        <w:tc>
+          <w:tcPr/>
+          <w:p>
+            <w:pPr>
+              <w:pStyle w:val="Compact"/>
+              <w:jc w:val="left"/>
+            </w:pPr>
+            <w:r>
+              <w:t xml:space="preserve">0.00 [0.00, 0.01]</w:t>
+            </w:r>
+          </w:p>
+        </w:tc>
+        <w:tc>
+          <w:tcPr/>
+          <w:p>
+            <w:pPr>
+              <w:pStyle w:val="Compact"/>
+              <w:jc w:val="left"/>
+            </w:pPr>
+            <w:r>
+              <w:t xml:space="preserve">.492</w:t>
             </w:r>
           </w:p>
         </w:tc>
@@ -7575,7 +7649,7 @@
               <w:jc w:val="left"/>
             </w:pPr>
             <w:r>
-              <w:t xml:space="preserve">-0.01 [-0.01, 0.00]</w:t>
+              <w:t xml:space="preserve">-0.01 [-0.02, -0.01]</w:t>
             </w:r>
           </w:p>
         </w:tc>
@@ -7668,31 +7742,31 @@
               <w:jc w:val="left"/>
             </w:pPr>
             <w:r>
-              <w:t xml:space="preserve">0.00 [0.00, 0.00]</w:t>
-            </w:r>
-          </w:p>
-        </w:tc>
-        <w:tc>
-          <w:tcPr/>
-          <w:p>
-            <w:pPr>
-              <w:pStyle w:val="Compact"/>
-              <w:jc w:val="left"/>
-            </w:pPr>
-            <w:r>
-              <w:t xml:space="preserve">.397</w:t>
-            </w:r>
-          </w:p>
-        </w:tc>
-        <w:tc>
-          <w:tcPr/>
-          <w:p>
-            <w:pPr>
-              <w:pStyle w:val="Compact"/>
-              <w:jc w:val="left"/>
-            </w:pPr>
-            <w:r>
               <w:t xml:space="preserve">0.00 [-0.01, 0.00]</w:t>
+            </w:r>
+          </w:p>
+        </w:tc>
+        <w:tc>
+          <w:tcPr/>
+          <w:p>
+            <w:pPr>
+              <w:pStyle w:val="Compact"/>
+              <w:jc w:val="left"/>
+            </w:pPr>
+            <w:r>
+              <w:t xml:space="preserve">.068</w:t>
+            </w:r>
+          </w:p>
+        </w:tc>
+        <w:tc>
+          <w:tcPr/>
+          <w:p>
+            <w:pPr>
+              <w:pStyle w:val="Compact"/>
+              <w:jc w:val="left"/>
+            </w:pPr>
+            <w:r>
+              <w:t xml:space="preserve">-0.01 [-0.01, 0.00]</w:t>
             </w:r>
           </w:p>
         </w:tc>
@@ -7800,19 +7874,19 @@
               <w:jc w:val="left"/>
             </w:pPr>
             <w:r>
-              <w:t xml:space="preserve">0.15 [-0.03, 0.32]</w:t>
-            </w:r>
-          </w:p>
-        </w:tc>
-        <w:tc>
-          <w:tcPr/>
-          <w:p>
-            <w:pPr>
-              <w:pStyle w:val="Compact"/>
-              <w:jc w:val="left"/>
-            </w:pPr>
-            <w:r>
-              <w:t xml:space="preserve">.095</w:t>
+              <w:t xml:space="preserve">0.15 [-0.02, 0.31]</w:t>
+            </w:r>
+          </w:p>
+        </w:tc>
+        <w:tc>
+          <w:tcPr/>
+          <w:p>
+            <w:pPr>
+              <w:pStyle w:val="Compact"/>
+              <w:jc w:val="left"/>
+            </w:pPr>
+            <w:r>
+              <w:t xml:space="preserve">.088</w:t>
             </w:r>
           </w:p>
         </w:tc>
@@ -7900,19 +7974,19 @@
               <w:jc w:val="left"/>
             </w:pPr>
             <w:r>
-              <w:t xml:space="preserve">0.00 [-0.02, 0.01]</w:t>
-            </w:r>
-          </w:p>
-        </w:tc>
-        <w:tc>
-          <w:tcPr/>
-          <w:p>
-            <w:pPr>
-              <w:pStyle w:val="Compact"/>
-              <w:jc w:val="left"/>
-            </w:pPr>
-            <w:r>
-              <w:t xml:space="preserve">.573</w:t>
+              <w:t xml:space="preserve">-0.01 [-0.02, 0.01]</w:t>
+            </w:r>
+          </w:p>
+        </w:tc>
+        <w:tc>
+          <w:tcPr/>
+          <w:p>
+            <w:pPr>
+              <w:pStyle w:val="Compact"/>
+              <w:jc w:val="left"/>
+            </w:pPr>
+            <w:r>
+              <w:t xml:space="preserve">.354</w:t>
             </w:r>
           </w:p>
         </w:tc>
@@ -7936,7 +8010,7 @@
               <w:jc w:val="left"/>
             </w:pPr>
             <w:r>
-              <w:t xml:space="preserve">.136</w:t>
+              <w:t xml:space="preserve">.093</w:t>
             </w:r>
           </w:p>
         </w:tc>
@@ -7976,7 +8050,7 @@
               <w:jc w:val="left"/>
             </w:pPr>
             <w:r>
-              <w:t xml:space="preserve">-0.01 [-0.02, -0.01]</w:t>
+              <w:t xml:space="preserve">-0.02 [-0.02, -0.01]</w:t>
             </w:r>
           </w:p>
         </w:tc>
@@ -8055,7 +8129,7 @@
               <w:jc w:val="left"/>
             </w:pPr>
             <w:r>
-              <w:t xml:space="preserve">-0.02 [-0.02, -0.02]</w:t>
+              <w:t xml:space="preserve">-0.02 [-0.02, -0.01]</w:t>
             </w:r>
           </w:p>
         </w:tc>
@@ -8079,7 +8153,7 @@
               <w:jc w:val="left"/>
             </w:pPr>
             <w:r>
-              <w:t xml:space="preserve">-0.01 [-0.02, -0.01]</w:t>
+              <w:t xml:space="preserve">-0.01 [-0.01, -0.01]</w:t>
             </w:r>
           </w:p>
         </w:tc>
@@ -8160,7 +8234,7 @@
               <w:jc w:val="left"/>
             </w:pPr>
             <w:r>
-              <w:t xml:space="preserve">.016</w:t>
+              <w:t xml:space="preserve">.153</w:t>
             </w:r>
           </w:p>
         </w:tc>
@@ -8256,43 +8330,43 @@
               <w:jc w:val="left"/>
             </w:pPr>
             <w:r>
-              <w:t xml:space="preserve">0.06 [-0.21, 0.33]</w:t>
-            </w:r>
-          </w:p>
-        </w:tc>
-        <w:tc>
-          <w:tcPr/>
-          <w:p>
-            <w:pPr>
-              <w:pStyle w:val="Compact"/>
-              <w:jc w:val="left"/>
-            </w:pPr>
-            <w:r>
-              <w:t xml:space="preserve">.654</w:t>
-            </w:r>
-          </w:p>
-        </w:tc>
-        <w:tc>
-          <w:tcPr/>
-          <w:p>
-            <w:pPr>
-              <w:pStyle w:val="Compact"/>
-              <w:jc w:val="left"/>
-            </w:pPr>
-            <w:r>
-              <w:t xml:space="preserve">0.08 [-0.18, 0.34]</w:t>
-            </w:r>
-          </w:p>
-        </w:tc>
-        <w:tc>
-          <w:tcPr/>
-          <w:p>
-            <w:pPr>
-              <w:pStyle w:val="Compact"/>
-              <w:jc w:val="left"/>
-            </w:pPr>
-            <w:r>
-              <w:t xml:space="preserve">.546</w:t>
+              <w:t xml:space="preserve">0.10 [-0.16, 0.37]</w:t>
+            </w:r>
+          </w:p>
+        </w:tc>
+        <w:tc>
+          <w:tcPr/>
+          <w:p>
+            <w:pPr>
+              <w:pStyle w:val="Compact"/>
+              <w:jc w:val="left"/>
+            </w:pPr>
+            <w:r>
+              <w:t xml:space="preserve">.442</w:t>
+            </w:r>
+          </w:p>
+        </w:tc>
+        <w:tc>
+          <w:tcPr/>
+          <w:p>
+            <w:pPr>
+              <w:pStyle w:val="Compact"/>
+              <w:jc w:val="left"/>
+            </w:pPr>
+            <w:r>
+              <w:t xml:space="preserve">0.13 [-0.13, 0.38]</w:t>
+            </w:r>
+          </w:p>
+        </w:tc>
+        <w:tc>
+          <w:tcPr/>
+          <w:p>
+            <w:pPr>
+              <w:pStyle w:val="Compact"/>
+              <w:jc w:val="left"/>
+            </w:pPr>
+            <w:r>
+              <w:t xml:space="preserve">.325</w:t>
             </w:r>
           </w:p>
         </w:tc>
@@ -8318,7 +8392,7 @@
               <w:jc w:val="left"/>
             </w:pPr>
             <w:r>
-              <w:t xml:space="preserve">-0.09 [-0.10, -0.09]</w:t>
+              <w:t xml:space="preserve">-0.11 [-0.13, -0.10]</w:t>
             </w:r>
           </w:p>
         </w:tc>
@@ -8342,7 +8416,7 @@
               <w:jc w:val="left"/>
             </w:pPr>
             <w:r>
-              <w:t xml:space="preserve">-0.05 [-0.06, -0.05]</w:t>
+              <w:t xml:space="preserve">-0.06 [-0.07, -0.05]</w:t>
             </w:r>
           </w:p>
         </w:tc>
@@ -8380,43 +8454,43 @@
               <w:jc w:val="left"/>
             </w:pPr>
             <w:r>
-              <w:t xml:space="preserve">-0.01 [-0.02, 0.00]</w:t>
-            </w:r>
-          </w:p>
-        </w:tc>
-        <w:tc>
-          <w:tcPr/>
-          <w:p>
-            <w:pPr>
-              <w:pStyle w:val="Compact"/>
-              <w:jc w:val="left"/>
-            </w:pPr>
-            <w:r>
-              <w:t xml:space="preserve">.099</w:t>
-            </w:r>
-          </w:p>
-        </w:tc>
-        <w:tc>
-          <w:tcPr/>
-          <w:p>
-            <w:pPr>
-              <w:pStyle w:val="Compact"/>
-              <w:jc w:val="left"/>
-            </w:pPr>
-            <w:r>
-              <w:t xml:space="preserve">0.00 [-0.01, 0.01]</w:t>
-            </w:r>
-          </w:p>
-        </w:tc>
-        <w:tc>
-          <w:tcPr/>
-          <w:p>
-            <w:pPr>
-              <w:pStyle w:val="Compact"/>
-              <w:jc w:val="left"/>
-            </w:pPr>
-            <w:r>
-              <w:t xml:space="preserve">.457</w:t>
+              <w:t xml:space="preserve">-0.01 [-0.03, 0.00]</w:t>
+            </w:r>
+          </w:p>
+        </w:tc>
+        <w:tc>
+          <w:tcPr/>
+          <w:p>
+            <w:pPr>
+              <w:pStyle w:val="Compact"/>
+              <w:jc w:val="left"/>
+            </w:pPr>
+            <w:r>
+              <w:t xml:space="preserve">.040</w:t>
+            </w:r>
+          </w:p>
+        </w:tc>
+        <w:tc>
+          <w:tcPr/>
+          <w:p>
+            <w:pPr>
+              <w:pStyle w:val="Compact"/>
+              <w:jc w:val="left"/>
+            </w:pPr>
+            <w:r>
+              <w:t xml:space="preserve">-0.01 [-0.02, 0.01]</w:t>
+            </w:r>
+          </w:p>
+        </w:tc>
+        <w:tc>
+          <w:tcPr/>
+          <w:p>
+            <w:pPr>
+              <w:pStyle w:val="Compact"/>
+              <w:jc w:val="left"/>
+            </w:pPr>
+            <w:r>
+              <w:t xml:space="preserve">.302</w:t>
             </w:r>
           </w:p>
         </w:tc>
@@ -8456,7 +8530,7 @@
               <w:jc w:val="left"/>
             </w:pPr>
             <w:r>
-              <w:t xml:space="preserve">0.01 [0.01, 0.02]</w:t>
+              <w:t xml:space="preserve">0.02 [0.01, 0.03]</w:t>
             </w:r>
           </w:p>
         </w:tc>
@@ -8480,19 +8554,19 @@
               <w:jc w:val="left"/>
             </w:pPr>
             <w:r>
-              <w:t xml:space="preserve">0.00 [-0.01, 0.00]</w:t>
-            </w:r>
-          </w:p>
-        </w:tc>
-        <w:tc>
-          <w:tcPr/>
-          <w:p>
-            <w:pPr>
-              <w:pStyle w:val="Compact"/>
-              <w:jc w:val="left"/>
-            </w:pPr>
-            <w:r>
-              <w:t xml:space="preserve">.174</w:t>
+              <w:t xml:space="preserve">-0.01 [-0.02, -0.01]</w:t>
+            </w:r>
+          </w:p>
+        </w:tc>
+        <w:tc>
+          <w:tcPr/>
+          <w:p>
+            <w:pPr>
+              <w:pStyle w:val="Compact"/>
+              <w:jc w:val="left"/>
+            </w:pPr>
+            <w:r>
+              <w:t xml:space="preserve">&lt; .001</w:t>
             </w:r>
           </w:p>
         </w:tc>
@@ -8535,7 +8609,7 @@
               <w:jc w:val="left"/>
             </w:pPr>
             <w:r>
-              <w:t xml:space="preserve">-0.02 [-0.02, -0.02]</w:t>
+              <w:t xml:space="preserve">-0.01 [-0.01, -0.01]</w:t>
             </w:r>
           </w:p>
         </w:tc>
@@ -8559,19 +8633,19 @@
               <w:jc w:val="left"/>
             </w:pPr>
             <w:r>
-              <w:t xml:space="preserve">0.00 [0.00, 0.00]</w:t>
-            </w:r>
-          </w:p>
-        </w:tc>
-        <w:tc>
-          <w:tcPr/>
-          <w:p>
-            <w:pPr>
-              <w:pStyle w:val="Compact"/>
-              <w:jc w:val="left"/>
-            </w:pPr>
-            <w:r>
-              <w:t xml:space="preserve">.066</w:t>
+              <w:t xml:space="preserve">0.01 [0.00, 0.01]</w:t>
+            </w:r>
+          </w:p>
+        </w:tc>
+        <w:tc>
+          <w:tcPr/>
+          <w:p>
+            <w:pPr>
+              <w:pStyle w:val="Compact"/>
+              <w:jc w:val="left"/>
+            </w:pPr>
+            <w:r>
+              <w:t xml:space="preserve">&lt; .001</w:t>
             </w:r>
           </w:p>
         </w:tc>
@@ -8628,7 +8702,7 @@
               <w:jc w:val="left"/>
             </w:pPr>
             <w:r>
-              <w:t xml:space="preserve">0.01 [0.00, 0.01]</w:t>
+              <w:t xml:space="preserve">0.01 [0.01, 0.01]</w:t>
             </w:r>
           </w:p>
         </w:tc>
@@ -8736,43 +8810,43 @@
               <w:jc w:val="left"/>
             </w:pPr>
             <w:r>
-              <w:t xml:space="preserve">0.15 [0.02, 0.27]</w:t>
-            </w:r>
-          </w:p>
-        </w:tc>
-        <w:tc>
-          <w:tcPr/>
-          <w:p>
-            <w:pPr>
-              <w:pStyle w:val="Compact"/>
-              <w:jc w:val="left"/>
-            </w:pPr>
-            <w:r>
-              <w:t xml:space="preserve">.019</w:t>
-            </w:r>
-          </w:p>
-        </w:tc>
-        <w:tc>
-          <w:tcPr/>
-          <w:p>
-            <w:pPr>
-              <w:pStyle w:val="Compact"/>
-              <w:jc w:val="left"/>
-            </w:pPr>
-            <w:r>
-              <w:t xml:space="preserve">0.08 [-0.08, 0.23]</w:t>
-            </w:r>
-          </w:p>
-        </w:tc>
-        <w:tc>
-          <w:tcPr/>
-          <w:p>
-            <w:pPr>
-              <w:pStyle w:val="Compact"/>
-              <w:jc w:val="left"/>
-            </w:pPr>
-            <w:r>
-              <w:t xml:space="preserve">.328</w:t>
+              <w:t xml:space="preserve">0.15 [0.03, 0.28]</w:t>
+            </w:r>
+          </w:p>
+        </w:tc>
+        <w:tc>
+          <w:tcPr/>
+          <w:p>
+            <w:pPr>
+              <w:pStyle w:val="Compact"/>
+              <w:jc w:val="left"/>
+            </w:pPr>
+            <w:r>
+              <w:t xml:space="preserve">.014</w:t>
+            </w:r>
+          </w:p>
+        </w:tc>
+        <w:tc>
+          <w:tcPr/>
+          <w:p>
+            <w:pPr>
+              <w:pStyle w:val="Compact"/>
+              <w:jc w:val="left"/>
+            </w:pPr>
+            <w:r>
+              <w:t xml:space="preserve">0.08 [-0.07, 0.23]</w:t>
+            </w:r>
+          </w:p>
+        </w:tc>
+        <w:tc>
+          <w:tcPr/>
+          <w:p>
+            <w:pPr>
+              <w:pStyle w:val="Compact"/>
+              <w:jc w:val="left"/>
+            </w:pPr>
+            <w:r>
+              <w:t xml:space="preserve">.291</w:t>
             </w:r>
           </w:p>
         </w:tc>
@@ -8798,7 +8872,7 @@
               <w:jc w:val="left"/>
             </w:pPr>
             <w:r>
-              <w:t xml:space="preserve">0.24 [0.22, 0.25]</w:t>
+              <w:t xml:space="preserve">0.24 [0.22, 0.26]</w:t>
             </w:r>
           </w:p>
         </w:tc>
@@ -8860,31 +8934,31 @@
               <w:jc w:val="left"/>
             </w:pPr>
             <w:r>
-              <w:t xml:space="preserve">0.01 [-0.02, 0.03]</w:t>
-            </w:r>
-          </w:p>
-        </w:tc>
-        <w:tc>
-          <w:tcPr/>
-          <w:p>
-            <w:pPr>
-              <w:pStyle w:val="Compact"/>
-              <w:jc w:val="left"/>
-            </w:pPr>
-            <w:r>
-              <w:t xml:space="preserve">.656</w:t>
-            </w:r>
-          </w:p>
-        </w:tc>
-        <w:tc>
-          <w:tcPr/>
-          <w:p>
-            <w:pPr>
-              <w:pStyle w:val="Compact"/>
-              <w:jc w:val="left"/>
-            </w:pPr>
-            <w:r>
-              <w:t xml:space="preserve">-0.05 [-0.08, -0.02]</w:t>
+              <w:t xml:space="preserve">0.01 [-0.01, 0.04]</w:t>
+            </w:r>
+          </w:p>
+        </w:tc>
+        <w:tc>
+          <w:tcPr/>
+          <w:p>
+            <w:pPr>
+              <w:pStyle w:val="Compact"/>
+              <w:jc w:val="left"/>
+            </w:pPr>
+            <w:r>
+              <w:t xml:space="preserve">.240</w:t>
+            </w:r>
+          </w:p>
+        </w:tc>
+        <w:tc>
+          <w:tcPr/>
+          <w:p>
+            <w:pPr>
+              <w:pStyle w:val="Compact"/>
+              <w:jc w:val="left"/>
+            </w:pPr>
+            <w:r>
+              <w:t xml:space="preserve">-0.05 [-0.07, -0.02]</w:t>
             </w:r>
           </w:p>
         </w:tc>
@@ -8936,7 +9010,7 @@
               <w:jc w:val="left"/>
             </w:pPr>
             <w:r>
-              <w:t xml:space="preserve">-0.08 [-0.10, -0.07]</w:t>
+              <w:t xml:space="preserve">-0.10 [-0.11, -0.09]</w:t>
             </w:r>
           </w:p>
         </w:tc>
@@ -8960,7 +9034,7 @@
               <w:jc w:val="left"/>
             </w:pPr>
             <w:r>
-              <w:t xml:space="preserve">-0.07 [-0.08, -0.06]</w:t>
+              <w:t xml:space="preserve">-0.08 [-0.08, -0.07]</w:t>
             </w:r>
           </w:p>
         </w:tc>
@@ -9015,19 +9089,19 @@
               <w:jc w:val="left"/>
             </w:pPr>
             <w:r>
-              <w:t xml:space="preserve">0.00 [-0.01, 0.00]</w:t>
-            </w:r>
-          </w:p>
-        </w:tc>
-        <w:tc>
-          <w:tcPr/>
-          <w:p>
-            <w:pPr>
-              <w:pStyle w:val="Compact"/>
-              <w:jc w:val="left"/>
-            </w:pPr>
-            <w:r>
-              <w:t xml:space="preserve">.186</w:t>
+              <w:t xml:space="preserve">-0.01 [-0.01, 0.00]</w:t>
+            </w:r>
+          </w:p>
+        </w:tc>
+        <w:tc>
+          <w:tcPr/>
+          <w:p>
+            <w:pPr>
+              <w:pStyle w:val="Compact"/>
+              <w:jc w:val="left"/>
+            </w:pPr>
+            <w:r>
+              <w:t xml:space="preserve">.010</w:t>
             </w:r>
           </w:p>
         </w:tc>
@@ -9205,7 +9279,7 @@
         <w:t xml:space="preserve"> </w:t>
       </w:r>
       <w:r>
-        <w:t xml:space="preserve">an interaction. Age was centred at 39 years (the mean across person-days) and scaled per 10 years, so main effects are associations at age 39 and age interactions are the change per 10 years.</w:t>
+        <w:t xml:space="preserve">an interaction. Age was centred at 35.6 years (the mean across person-days) and scaled per 10 years, so main effects are associations at age 35.6 and age interactions are the change per 10 years.</w:t>
       </w:r>
     </w:p>
     <w:p>
@@ -9351,7 +9425,7 @@
         <w:t xml:space="preserve"> </w:t>
       </w:r>
       <w:r>
-        <w:t xml:space="preserve">= 0.24 [0.23, 0.26] at age 11 to 0.01 [-0.01, 0.02] at age 65.</w:t>
+        <w:t xml:space="preserve">= 0.22 [0.21, 0.24] at age 11 to 0.00 [-0.02, 0.01] at age 65.</w:t>
       </w:r>
     </w:p>
     <w:p>
@@ -9828,43 +9902,43 @@
               <w:jc w:val="left"/>
             </w:pPr>
             <w:r>
-              <w:t xml:space="preserve">0.18 [-0.17, 0.52]</w:t>
-            </w:r>
-          </w:p>
-        </w:tc>
-        <w:tc>
-          <w:tcPr/>
-          <w:p>
-            <w:pPr>
-              <w:pStyle w:val="Compact"/>
-              <w:jc w:val="left"/>
-            </w:pPr>
-            <w:r>
-              <w:t xml:space="preserve">.316</w:t>
-            </w:r>
-          </w:p>
-        </w:tc>
-        <w:tc>
-          <w:tcPr/>
-          <w:p>
-            <w:pPr>
-              <w:pStyle w:val="Compact"/>
-              <w:jc w:val="left"/>
-            </w:pPr>
-            <w:r>
-              <w:t xml:space="preserve">-0.07 [-0.20, 0.06]</w:t>
-            </w:r>
-          </w:p>
-        </w:tc>
-        <w:tc>
-          <w:tcPr/>
-          <w:p>
-            <w:pPr>
-              <w:pStyle w:val="Compact"/>
-              <w:jc w:val="left"/>
-            </w:pPr>
-            <w:r>
-              <w:t xml:space="preserve">.270</w:t>
+              <w:t xml:space="preserve">0.13 [-0.17, 0.43]</w:t>
+            </w:r>
+          </w:p>
+        </w:tc>
+        <w:tc>
+          <w:tcPr/>
+          <w:p>
+            <w:pPr>
+              <w:pStyle w:val="Compact"/>
+              <w:jc w:val="left"/>
+            </w:pPr>
+            <w:r>
+              <w:t xml:space="preserve">.388</w:t>
+            </w:r>
+          </w:p>
+        </w:tc>
+        <w:tc>
+          <w:tcPr/>
+          <w:p>
+            <w:pPr>
+              <w:pStyle w:val="Compact"/>
+              <w:jc w:val="left"/>
+            </w:pPr>
+            <w:r>
+              <w:t xml:space="preserve">-0.07 [-0.19, 0.05]</w:t>
+            </w:r>
+          </w:p>
+        </w:tc>
+        <w:tc>
+          <w:tcPr/>
+          <w:p>
+            <w:pPr>
+              <w:pStyle w:val="Compact"/>
+              <w:jc w:val="left"/>
+            </w:pPr>
+            <w:r>
+              <w:t xml:space="preserve">.238</w:t>
             </w:r>
           </w:p>
         </w:tc>
@@ -9890,31 +9964,31 @@
               <w:jc w:val="left"/>
             </w:pPr>
             <w:r>
-              <w:t xml:space="preserve">0.01 [0.00, 0.01]</w:t>
-            </w:r>
-          </w:p>
-        </w:tc>
-        <w:tc>
-          <w:tcPr/>
-          <w:p>
-            <w:pPr>
-              <w:pStyle w:val="Compact"/>
-              <w:jc w:val="left"/>
-            </w:pPr>
-            <w:r>
-              <w:t xml:space="preserve">.003</w:t>
-            </w:r>
-          </w:p>
-        </w:tc>
-        <w:tc>
-          <w:tcPr/>
-          <w:p>
-            <w:pPr>
-              <w:pStyle w:val="Compact"/>
-              <w:jc w:val="left"/>
-            </w:pPr>
-            <w:r>
-              <w:t xml:space="preserve">0.03 [0.02, 0.03]</w:t>
+              <w:t xml:space="preserve">0.02 [0.01, 0.02]</w:t>
+            </w:r>
+          </w:p>
+        </w:tc>
+        <w:tc>
+          <w:tcPr/>
+          <w:p>
+            <w:pPr>
+              <w:pStyle w:val="Compact"/>
+              <w:jc w:val="left"/>
+            </w:pPr>
+            <w:r>
+              <w:t xml:space="preserve">&lt; .001</w:t>
+            </w:r>
+          </w:p>
+        </w:tc>
+        <w:tc>
+          <w:tcPr/>
+          <w:p>
+            <w:pPr>
+              <w:pStyle w:val="Compact"/>
+              <w:jc w:val="left"/>
+            </w:pPr>
+            <w:r>
+              <w:t xml:space="preserve">0.02 [0.02, 0.03]</w:t>
             </w:r>
           </w:p>
         </w:tc>
@@ -9952,7 +10026,7 @@
               <w:jc w:val="left"/>
             </w:pPr>
             <w:r>
-              <w:t xml:space="preserve">-0.26 [-0.27, -0.24]</w:t>
+              <w:t xml:space="preserve">-0.23 [-0.24, -0.21]</w:t>
             </w:r>
           </w:p>
         </w:tc>
@@ -9976,7 +10050,7 @@
               <w:jc w:val="left"/>
             </w:pPr>
             <w:r>
-              <w:t xml:space="preserve">-0.28 [-0.29, -0.27]</w:t>
+              <w:t xml:space="preserve">-0.27 [-0.28, -0.26]</w:t>
             </w:r>
           </w:p>
         </w:tc>
@@ -10052,7 +10126,7 @@
               <w:jc w:val="left"/>
             </w:pPr>
             <w:r>
-              <w:t xml:space="preserve">-0.01 [-0.02, -0.01]</w:t>
+              <w:t xml:space="preserve">-0.01 [-0.01, -0.01]</w:t>
             </w:r>
           </w:p>
         </w:tc>
@@ -10143,7 +10217,7 @@
               <w:jc w:val="left"/>
             </w:pPr>
             <w:r>
-              <w:t xml:space="preserve">.004</w:t>
+              <w:t xml:space="preserve">.076</w:t>
             </w:r>
           </w:p>
         </w:tc>
@@ -10212,7 +10286,7 @@
               <w:jc w:val="left"/>
             </w:pPr>
             <w:r>
-              <w:t xml:space="preserve">.006</w:t>
+              <w:t xml:space="preserve">&lt; .001</w:t>
             </w:r>
           </w:p>
         </w:tc>
@@ -10236,7 +10310,7 @@
               <w:jc w:val="left"/>
             </w:pPr>
             <w:r>
-              <w:t xml:space="preserve">.009</w:t>
+              <w:t xml:space="preserve">.227</w:t>
             </w:r>
           </w:p>
         </w:tc>
@@ -10308,43 +10382,43 @@
               <w:jc w:val="left"/>
             </w:pPr>
             <w:r>
-              <w:t xml:space="preserve">0.17 [-0.18, 0.51]</w:t>
-            </w:r>
-          </w:p>
-        </w:tc>
-        <w:tc>
-          <w:tcPr/>
-          <w:p>
-            <w:pPr>
-              <w:pStyle w:val="Compact"/>
-              <w:jc w:val="left"/>
-            </w:pPr>
-            <w:r>
-              <w:t xml:space="preserve">.340</w:t>
-            </w:r>
-          </w:p>
-        </w:tc>
-        <w:tc>
-          <w:tcPr/>
-          <w:p>
-            <w:pPr>
-              <w:pStyle w:val="Compact"/>
-              <w:jc w:val="left"/>
-            </w:pPr>
-            <w:r>
-              <w:t xml:space="preserve">-0.08 [-0.20, 0.05]</w:t>
-            </w:r>
-          </w:p>
-        </w:tc>
-        <w:tc>
-          <w:tcPr/>
-          <w:p>
-            <w:pPr>
-              <w:pStyle w:val="Compact"/>
-              <w:jc w:val="left"/>
-            </w:pPr>
-            <w:r>
-              <w:t xml:space="preserve">.246</w:t>
+              <w:t xml:space="preserve">0.12 [-0.18, 0.42]</w:t>
+            </w:r>
+          </w:p>
+        </w:tc>
+        <w:tc>
+          <w:tcPr/>
+          <w:p>
+            <w:pPr>
+              <w:pStyle w:val="Compact"/>
+              <w:jc w:val="left"/>
+            </w:pPr>
+            <w:r>
+              <w:t xml:space="preserve">.425</w:t>
+            </w:r>
+          </w:p>
+        </w:tc>
+        <w:tc>
+          <w:tcPr/>
+          <w:p>
+            <w:pPr>
+              <w:pStyle w:val="Compact"/>
+              <w:jc w:val="left"/>
+            </w:pPr>
+            <w:r>
+              <w:t xml:space="preserve">-0.07 [-0.19, 0.05]</w:t>
+            </w:r>
+          </w:p>
+        </w:tc>
+        <w:tc>
+          <w:tcPr/>
+          <w:p>
+            <w:pPr>
+              <w:pStyle w:val="Compact"/>
+              <w:jc w:val="left"/>
+            </w:pPr>
+            <w:r>
+              <w:t xml:space="preserve">.224</w:t>
             </w:r>
           </w:p>
         </w:tc>
@@ -10370,6 +10444,30 @@
               <w:jc w:val="left"/>
             </w:pPr>
             <w:r>
+              <w:t xml:space="preserve">0.00 [0.00, 0.01]</w:t>
+            </w:r>
+          </w:p>
+        </w:tc>
+        <w:tc>
+          <w:tcPr/>
+          <w:p>
+            <w:pPr>
+              <w:pStyle w:val="Compact"/>
+              <w:jc w:val="left"/>
+            </w:pPr>
+            <w:r>
+              <w:t xml:space="preserve">.552</w:t>
+            </w:r>
+          </w:p>
+        </w:tc>
+        <w:tc>
+          <w:tcPr/>
+          <w:p>
+            <w:pPr>
+              <w:pStyle w:val="Compact"/>
+              <w:jc w:val="left"/>
+            </w:pPr>
+            <w:r>
               <w:t xml:space="preserve">0.01 [0.00, 0.01]</w:t>
             </w:r>
           </w:p>
@@ -10382,31 +10480,7 @@
               <w:jc w:val="left"/>
             </w:pPr>
             <w:r>
-              <w:t xml:space="preserve">.005</w:t>
-            </w:r>
-          </w:p>
-        </w:tc>
-        <w:tc>
-          <w:tcPr/>
-          <w:p>
-            <w:pPr>
-              <w:pStyle w:val="Compact"/>
-              <w:jc w:val="left"/>
-            </w:pPr>
-            <w:r>
-              <w:t xml:space="preserve">0.01 [0.00, 0.01]</w:t>
-            </w:r>
-          </w:p>
-        </w:tc>
-        <w:tc>
-          <w:tcPr/>
-          <w:p>
-            <w:pPr>
-              <w:pStyle w:val="Compact"/>
-              <w:jc w:val="left"/>
-            </w:pPr>
-            <w:r>
-              <w:t xml:space="preserve">.035</w:t>
+              <w:t xml:space="preserve">.037</w:t>
             </w:r>
           </w:p>
         </w:tc>
@@ -10432,7 +10506,7 @@
               <w:jc w:val="left"/>
             </w:pPr>
             <w:r>
-              <w:t xml:space="preserve">-0.25 [-0.27, -0.24]</w:t>
+              <w:t xml:space="preserve">-0.23 [-0.24, -0.21]</w:t>
             </w:r>
           </w:p>
         </w:tc>
@@ -10456,7 +10530,7 @@
               <w:jc w:val="left"/>
             </w:pPr>
             <w:r>
-              <w:t xml:space="preserve">-0.28 [-0.29, -0.26]</w:t>
+              <w:t xml:space="preserve">-0.27 [-0.28, -0.26]</w:t>
             </w:r>
           </w:p>
         </w:tc>
@@ -10587,6 +10661,30 @@
               <w:jc w:val="left"/>
             </w:pPr>
             <w:r>
+              <w:t xml:space="preserve">0.00 [0.00, 0.01]</w:t>
+            </w:r>
+          </w:p>
+        </w:tc>
+        <w:tc>
+          <w:tcPr/>
+          <w:p>
+            <w:pPr>
+              <w:pStyle w:val="Compact"/>
+              <w:jc w:val="left"/>
+            </w:pPr>
+            <w:r>
+              <w:t xml:space="preserve">&lt; .001</w:t>
+            </w:r>
+          </w:p>
+        </w:tc>
+        <w:tc>
+          <w:tcPr/>
+          <w:p>
+            <w:pPr>
+              <w:pStyle w:val="Compact"/>
+              <w:jc w:val="left"/>
+            </w:pPr>
+            <w:r>
               <w:t xml:space="preserve">0.00 [0.00, 0.00]</w:t>
             </w:r>
           </w:p>
@@ -10599,31 +10697,7 @@
               <w:jc w:val="left"/>
             </w:pPr>
             <w:r>
-              <w:t xml:space="preserve">.041</w:t>
-            </w:r>
-          </w:p>
-        </w:tc>
-        <w:tc>
-          <w:tcPr/>
-          <w:p>
-            <w:pPr>
-              <w:pStyle w:val="Compact"/>
-              <w:jc w:val="left"/>
-            </w:pPr>
-            <w:r>
-              <w:t xml:space="preserve">0.00 [0.00, 0.00]</w:t>
-            </w:r>
-          </w:p>
-        </w:tc>
-        <w:tc>
-          <w:tcPr/>
-          <w:p>
-            <w:pPr>
-              <w:pStyle w:val="Compact"/>
-              <w:jc w:val="left"/>
-            </w:pPr>
-            <w:r>
-              <w:t xml:space="preserve">.128</w:t>
+              <w:t xml:space="preserve">.455</w:t>
             </w:r>
           </w:p>
         </w:tc>
@@ -10692,7 +10766,7 @@
               <w:jc w:val="left"/>
             </w:pPr>
             <w:r>
-              <w:t xml:space="preserve">.008</w:t>
+              <w:t xml:space="preserve">&lt; .001</w:t>
             </w:r>
           </w:p>
         </w:tc>
@@ -10716,7 +10790,7 @@
               <w:jc w:val="left"/>
             </w:pPr>
             <w:r>
-              <w:t xml:space="preserve">.423</w:t>
+              <w:t xml:space="preserve">.182</w:t>
             </w:r>
           </w:p>
         </w:tc>
@@ -10788,43 +10862,43 @@
               <w:jc w:val="left"/>
             </w:pPr>
             <w:r>
-              <w:t xml:space="preserve">0.17 [-0.19, 0.53]</w:t>
-            </w:r>
-          </w:p>
-        </w:tc>
-        <w:tc>
-          <w:tcPr/>
-          <w:p>
-            <w:pPr>
-              <w:pStyle w:val="Compact"/>
-              <w:jc w:val="left"/>
-            </w:pPr>
-            <w:r>
-              <w:t xml:space="preserve">.362</w:t>
-            </w:r>
-          </w:p>
-        </w:tc>
-        <w:tc>
-          <w:tcPr/>
-          <w:p>
-            <w:pPr>
-              <w:pStyle w:val="Compact"/>
-              <w:jc w:val="left"/>
-            </w:pPr>
-            <w:r>
-              <w:t xml:space="preserve">-0.09 [-0.22, 0.04]</w:t>
-            </w:r>
-          </w:p>
-        </w:tc>
-        <w:tc>
-          <w:tcPr/>
-          <w:p>
-            <w:pPr>
-              <w:pStyle w:val="Compact"/>
-              <w:jc w:val="left"/>
-            </w:pPr>
-            <w:r>
-              <w:t xml:space="preserve">.190</w:t>
+              <w:t xml:space="preserve">0.12 [-0.18, 0.42]</w:t>
+            </w:r>
+          </w:p>
+        </w:tc>
+        <w:tc>
+          <w:tcPr/>
+          <w:p>
+            <w:pPr>
+              <w:pStyle w:val="Compact"/>
+              <w:jc w:val="left"/>
+            </w:pPr>
+            <w:r>
+              <w:t xml:space="preserve">.423</w:t>
+            </w:r>
+          </w:p>
+        </w:tc>
+        <w:tc>
+          <w:tcPr/>
+          <w:p>
+            <w:pPr>
+              <w:pStyle w:val="Compact"/>
+              <w:jc w:val="left"/>
+            </w:pPr>
+            <w:r>
+              <w:t xml:space="preserve">-0.08 [-0.21, 0.04]</w:t>
+            </w:r>
+          </w:p>
+        </w:tc>
+        <w:tc>
+          <w:tcPr/>
+          <w:p>
+            <w:pPr>
+              <w:pStyle w:val="Compact"/>
+              <w:jc w:val="left"/>
+            </w:pPr>
+            <w:r>
+              <w:t xml:space="preserve">.181</w:t>
             </w:r>
           </w:p>
         </w:tc>
@@ -10850,7 +10924,7 @@
               <w:jc w:val="left"/>
             </w:pPr>
             <w:r>
-              <w:t xml:space="preserve">-0.06 [-0.07, -0.06]</w:t>
+              <w:t xml:space="preserve">-0.02 [-0.03, -0.02]</w:t>
             </w:r>
           </w:p>
         </w:tc>
@@ -10874,7 +10948,7 @@
               <w:jc w:val="left"/>
             </w:pPr>
             <w:r>
-              <w:t xml:space="preserve">-0.02 [-0.03, -0.01]</w:t>
+              <w:t xml:space="preserve">-0.01 [-0.02, -0.01]</w:t>
             </w:r>
           </w:p>
         </w:tc>
@@ -10912,7 +10986,7 @@
               <w:jc w:val="left"/>
             </w:pPr>
             <w:r>
-              <w:t xml:space="preserve">-0.26 [-0.27, -0.25]</w:t>
+              <w:t xml:space="preserve">-0.22 [-0.23, -0.21]</w:t>
             </w:r>
           </w:p>
         </w:tc>
@@ -10936,7 +11010,7 @@
               <w:jc w:val="left"/>
             </w:pPr>
             <w:r>
-              <w:t xml:space="preserve">-0.28 [-0.29, -0.27]</w:t>
+              <w:t xml:space="preserve">-0.27 [-0.28, -0.26]</w:t>
             </w:r>
           </w:p>
         </w:tc>
@@ -10988,7 +11062,7 @@
               <w:jc w:val="left"/>
             </w:pPr>
             <w:r>
-              <w:t xml:space="preserve">-0.02 [-0.02, -0.01]</w:t>
+              <w:t xml:space="preserve">0.00 [-0.01, 0.00]</w:t>
             </w:r>
           </w:p>
         </w:tc>
@@ -11012,19 +11086,19 @@
               <w:jc w:val="left"/>
             </w:pPr>
             <w:r>
-              <w:t xml:space="preserve">0.00 [-0.01, 0.00]</w:t>
-            </w:r>
-          </w:p>
-        </w:tc>
-        <w:tc>
-          <w:tcPr/>
-          <w:p>
-            <w:pPr>
-              <w:pStyle w:val="Compact"/>
-              <w:jc w:val="left"/>
-            </w:pPr>
-            <w:r>
-              <w:t xml:space="preserve">.135</w:t>
+              <w:t xml:space="preserve">0.00 [0.00, 0.00]</w:t>
+            </w:r>
+          </w:p>
+        </w:tc>
+        <w:tc>
+          <w:tcPr/>
+          <w:p>
+            <w:pPr>
+              <w:pStyle w:val="Compact"/>
+              <w:jc w:val="left"/>
+            </w:pPr>
+            <w:r>
+              <w:t xml:space="preserve">.425</w:t>
             </w:r>
           </w:p>
         </w:tc>
@@ -11067,31 +11141,31 @@
               <w:jc w:val="left"/>
             </w:pPr>
             <w:r>
-              <w:t xml:space="preserve">0.02 [0.02, 0.02]</w:t>
-            </w:r>
-          </w:p>
-        </w:tc>
-        <w:tc>
-          <w:tcPr/>
-          <w:p>
-            <w:pPr>
-              <w:pStyle w:val="Compact"/>
-              <w:jc w:val="left"/>
-            </w:pPr>
-            <w:r>
-              <w:t xml:space="preserve">&lt; .001</w:t>
-            </w:r>
-          </w:p>
-        </w:tc>
-        <w:tc>
-          <w:tcPr/>
-          <w:p>
-            <w:pPr>
-              <w:pStyle w:val="Compact"/>
-              <w:jc w:val="left"/>
-            </w:pPr>
-            <w:r>
-              <w:t xml:space="preserve">0.01 [0.01, 0.02]</w:t>
+              <w:t xml:space="preserve">0.00 [0.00, 0.01]</w:t>
+            </w:r>
+          </w:p>
+        </w:tc>
+        <w:tc>
+          <w:tcPr/>
+          <w:p>
+            <w:pPr>
+              <w:pStyle w:val="Compact"/>
+              <w:jc w:val="left"/>
+            </w:pPr>
+            <w:r>
+              <w:t xml:space="preserve">.003</w:t>
+            </w:r>
+          </w:p>
+        </w:tc>
+        <w:tc>
+          <w:tcPr/>
+          <w:p>
+            <w:pPr>
+              <w:pStyle w:val="Compact"/>
+              <w:jc w:val="left"/>
+            </w:pPr>
+            <w:r>
+              <w:t xml:space="preserve">0.01 [0.01, 0.01]</w:t>
             </w:r>
           </w:p>
         </w:tc>
@@ -11172,7 +11246,7 @@
               <w:jc w:val="left"/>
             </w:pPr>
             <w:r>
-              <w:t xml:space="preserve">&lt; .001</w:t>
+              <w:t xml:space="preserve">.013</w:t>
             </w:r>
           </w:p>
         </w:tc>
@@ -11196,7 +11270,7 @@
               <w:jc w:val="left"/>
             </w:pPr>
             <w:r>
-              <w:t xml:space="preserve">.963</w:t>
+              <w:t xml:space="preserve">.052</w:t>
             </w:r>
           </w:p>
         </w:tc>
@@ -11268,43 +11342,43 @@
               <w:jc w:val="left"/>
             </w:pPr>
             <w:r>
-              <w:t xml:space="preserve">0.15 [-0.18, 0.48]</w:t>
-            </w:r>
-          </w:p>
-        </w:tc>
-        <w:tc>
-          <w:tcPr/>
-          <w:p>
-            <w:pPr>
-              <w:pStyle w:val="Compact"/>
-              <w:jc w:val="left"/>
-            </w:pPr>
-            <w:r>
-              <w:t xml:space="preserve">.386</w:t>
-            </w:r>
-          </w:p>
-        </w:tc>
-        <w:tc>
-          <w:tcPr/>
-          <w:p>
-            <w:pPr>
-              <w:pStyle w:val="Compact"/>
-              <w:jc w:val="left"/>
-            </w:pPr>
-            <w:r>
-              <w:t xml:space="preserve">-0.09 [-0.21, 0.03]</w:t>
-            </w:r>
-          </w:p>
-        </w:tc>
-        <w:tc>
-          <w:tcPr/>
-          <w:p>
-            <w:pPr>
-              <w:pStyle w:val="Compact"/>
-              <w:jc w:val="left"/>
-            </w:pPr>
-            <w:r>
-              <w:t xml:space="preserve">.140</w:t>
+              <w:t xml:space="preserve">0.10 [-0.18, 0.39]</w:t>
+            </w:r>
+          </w:p>
+        </w:tc>
+        <w:tc>
+          <w:tcPr/>
+          <w:p>
+            <w:pPr>
+              <w:pStyle w:val="Compact"/>
+              <w:jc w:val="left"/>
+            </w:pPr>
+            <w:r>
+              <w:t xml:space="preserve">.470</w:t>
+            </w:r>
+          </w:p>
+        </w:tc>
+        <w:tc>
+          <w:tcPr/>
+          <w:p>
+            <w:pPr>
+              <w:pStyle w:val="Compact"/>
+              <w:jc w:val="left"/>
+            </w:pPr>
+            <w:r>
+              <w:t xml:space="preserve">-0.09 [-0.20, 0.02]</w:t>
+            </w:r>
+          </w:p>
+        </w:tc>
+        <w:tc>
+          <w:tcPr/>
+          <w:p>
+            <w:pPr>
+              <w:pStyle w:val="Compact"/>
+              <w:jc w:val="left"/>
+            </w:pPr>
+            <w:r>
+              <w:t xml:space="preserve">.126</w:t>
             </w:r>
           </w:p>
         </w:tc>
@@ -11330,7 +11404,7 @@
               <w:jc w:val="left"/>
             </w:pPr>
             <w:r>
-              <w:t xml:space="preserve">0.09 [0.09, 0.10]</w:t>
+              <w:t xml:space="preserve">0.09 [0.08, 0.09]</w:t>
             </w:r>
           </w:p>
         </w:tc>
@@ -11392,7 +11466,7 @@
               <w:jc w:val="left"/>
             </w:pPr>
             <w:r>
-              <w:t xml:space="preserve">-0.25 [-0.26, -0.23]</w:t>
+              <w:t xml:space="preserve">-0.22 [-0.23, -0.21]</w:t>
             </w:r>
           </w:p>
         </w:tc>
@@ -11468,30 +11542,6 @@
               <w:jc w:val="left"/>
             </w:pPr>
             <w:r>
-              <w:t xml:space="preserve">0.00 [0.00, 0.01]</w:t>
-            </w:r>
-          </w:p>
-        </w:tc>
-        <w:tc>
-          <w:tcPr/>
-          <w:p>
-            <w:pPr>
-              <w:pStyle w:val="Compact"/>
-              <w:jc w:val="left"/>
-            </w:pPr>
-            <w:r>
-              <w:t xml:space="preserve">.124</w:t>
-            </w:r>
-          </w:p>
-        </w:tc>
-        <w:tc>
-          <w:tcPr/>
-          <w:p>
-            <w:pPr>
-              <w:pStyle w:val="Compact"/>
-              <w:jc w:val="left"/>
-            </w:pPr>
-            <w:r>
               <w:t xml:space="preserve">0.00 [0.00, 0.00]</w:t>
             </w:r>
           </w:p>
@@ -11504,7 +11554,31 @@
               <w:jc w:val="left"/>
             </w:pPr>
             <w:r>
-              <w:t xml:space="preserve">.828</w:t>
+              <w:t xml:space="preserve">.593</w:t>
+            </w:r>
+          </w:p>
+        </w:tc>
+        <w:tc>
+          <w:tcPr/>
+          <w:p>
+            <w:pPr>
+              <w:pStyle w:val="Compact"/>
+              <w:jc w:val="left"/>
+            </w:pPr>
+            <w:r>
+              <w:t xml:space="preserve">0.00 [0.00, 0.00]</w:t>
+            </w:r>
+          </w:p>
+        </w:tc>
+        <w:tc>
+          <w:tcPr/>
+          <w:p>
+            <w:pPr>
+              <w:pStyle w:val="Compact"/>
+              <w:jc w:val="left"/>
+            </w:pPr>
+            <w:r>
+              <w:t xml:space="preserve">.855</w:t>
             </w:r>
           </w:p>
         </w:tc>
@@ -11547,7 +11621,7 @@
               <w:jc w:val="left"/>
             </w:pPr>
             <w:r>
-              <w:t xml:space="preserve">-0.02 [-0.02, -0.02]</w:t>
+              <w:t xml:space="preserve">-0.02 [-0.02, -0.01]</w:t>
             </w:r>
           </w:p>
         </w:tc>
@@ -11571,7 +11645,7 @@
               <w:jc w:val="left"/>
             </w:pPr>
             <w:r>
-              <w:t xml:space="preserve">-0.02 [-0.02, -0.01]</w:t>
+              <w:t xml:space="preserve">-0.01 [-0.02, -0.01]</w:t>
             </w:r>
           </w:p>
         </w:tc>
@@ -11652,7 +11726,7 @@
               <w:jc w:val="left"/>
             </w:pPr>
             <w:r>
-              <w:t xml:space="preserve">.218</w:t>
+              <w:t xml:space="preserve">.616</w:t>
             </w:r>
           </w:p>
         </w:tc>
@@ -11676,7 +11750,7 @@
               <w:jc w:val="left"/>
             </w:pPr>
             <w:r>
-              <w:t xml:space="preserve">.396</w:t>
+              <w:t xml:space="preserve">.206</w:t>
             </w:r>
           </w:p>
         </w:tc>
@@ -11737,7 +11811,7 @@
         <w:t xml:space="preserve"> </w:t>
       </w:r>
       <w:r>
-        <w:t xml:space="preserve">an interaction. Age was centred at 39 years (the mean across person-days) and scaled per 10 years, so main effects are associations at age 39 and age interactions are the change per 10 years.</w:t>
+        <w:t xml:space="preserve">an interaction. Age was centred at 35.6 years (the mean across person-days) and scaled per 10 years, so main effects are associations at age 35.6 and age interactions are the change per 10 years.</w:t>
       </w:r>
     </w:p>
     <w:p>
@@ -11995,7 +12069,7 @@
         <w:t xml:space="preserve"> </w:t>
       </w:r>
       <w:r>
-        <w:t xml:space="preserve">= -0.12 [-0.13, -0.11] at age 11 and -0.01 [-0.02, 0.00] at age 65).</w:t>
+        <w:t xml:space="preserve">= -0.03 [-0.04, -0.02] at age 11 and -0.01 [-0.02, -0.01] at age 65).</w:t>
       </w:r>
     </w:p>
     <w:p>
@@ -12133,7 +12207,7 @@
         <w:t xml:space="preserve"> </w:t>
       </w:r>
       <w:r>
-        <w:t xml:space="preserve">= 0.14 [0.14, 0.15] at age 11 and 0.05 [0.04, 0.05] at age 65), and the association with intensity was negligible in older adults (</w:t>
+        <w:t xml:space="preserve">= 0.13 [0.12, 0.13] at age 11 and 0.04 [0.03, 0.05] at age 65), and the association with intensity was negligible in older adults (</w:t>
       </w:r>
       <m:oMath>
         <m:r>
@@ -12248,7 +12322,7 @@
         <w:t xml:space="preserve"> </w:t>
       </w:r>
       <w:r>
-        <w:t xml:space="preserve">Although robust, these associations were small: a 1 SD (21.0 mg) higher physical activity volume was associated with 3.9 points higher sleep regularity, 8.2 min longer sleep, and 6 min earlier sleep onset at age 11, and with 3.7 points, 5.0 min, and 18 min, respectively, at age 65.</w:t>
+        <w:t xml:space="preserve">Although robust, these associations were small: a 1 SD (23.7 mg) higher physical activity volume was associated with 4.1 points higher sleep regularity, 11.2 min longer sleep, and 11 min earlier sleep onset at age 11, and with 3.5 points, 4.4 min, and 18 min, respectively, at age 65.</w:t>
       </w:r>
     </w:p>
     <w:p>
@@ -12815,7 +12889,7 @@
         <w:t xml:space="preserve"> </w:t>
       </w:r>
       <w:r>
-        <w:t xml:space="preserve">= 0.24 [0.22, 0.26] at age 11 and 0.20 [0.17, 0.23] at age 65).</w:t>
+        <w:t xml:space="preserve">= 0.26 [0.24, 0.28] at age 11 and 0.19 [0.15, 0.23] at age 65).</w:t>
       </w:r>
       <w:r>
         <w:t xml:space="preserve"> </w:t>

--- a/doc/manuscript.docx
+++ b/doc/manuscript.docx
@@ -543,7 +543,7 @@
         <w:t xml:space="preserve"> </w:t>
       </w:r>
       <w:r>
-        <w:t xml:space="preserve">The association between physical activity volume and sleep regularity was the strongest and was similar at all ages (standardised</w:t>
+        <w:t xml:space="preserve">The association between physical activity volume and sleep regularity was the strongest and declined only slightly with age (standardised</w:t>
       </w:r>
       <w:r>
         <w:t xml:space="preserve"> </w:t>
@@ -563,7 +563,7 @@
         <w:t xml:space="preserve"> </w:t>
       </w:r>
       <w:r>
-        <w:t xml:space="preserve">Conversely, more regular sleep and earlier sleep onset were associated with more physical activity the following day, although these associations were modest and weakened with age.</w:t>
+        <w:t xml:space="preserve">Conversely, more regular sleep was associated with more physical activity the following day, although this association was modest and weakened with age, and associations of sleep onset, duration, and efficiency with next-day physical activity were small.</w:t>
       </w:r>
     </w:p>
     <w:p>
@@ -1747,7 +1747,7 @@
         <w:t xml:space="preserve"> </w:t>
       </w:r>
       <w:r>
-        <w:t xml:space="preserve">Screening had three stages.</w:t>
+        <w:t xml:space="preserve">Screening had four stages.</w:t>
       </w:r>
       <w:r>
         <w:t xml:space="preserve"> </w:t>
@@ -1790,6 +1790,12 @@
         <w:t xml:space="preserve"> </w:t>
       </w:r>
       <w:r>
+        <w:t xml:space="preserve">Fourth, for participants under 18 years, we excluded heights, weights, and body mass index values that the CDC classifies as biologically implausible for the child’s age and sex against its 2000 growth reference (height-for-age z &lt; -5 or &gt; 4, weight-for-age z &lt; -5 or &gt; 8, and BMI-for-age z &lt; -4 or &gt; 8).</w:t>
+      </w:r>
+      <w:r>
+        <w:t xml:space="preserve"> </w:t>
+      </w:r>
+      <w:r>
         <w:t xml:space="preserve">Values excluded at any stage were treated as missing and imputed alongside genuinely missing data.</w:t>
       </w:r>
     </w:p>
@@ -2212,7 +2218,7 @@
         <w:t xml:space="preserve"> </w:t>
       </w:r>
       <w:r>
-        <w:t xml:space="preserve">Most participants came from Europe, Oceania, and South America, with limited data from other regions.</w:t>
+        <w:t xml:space="preserve">Most participants came from Europe and South America, followed by Oceania, with limited data from other regions.</w:t>
       </w:r>
       <w:r>
         <w:t xml:space="preserve"> </w:t>
@@ -2269,13 +2275,13 @@
         <w:t xml:space="preserve"> </w:t>
       </w:r>
       <w:r>
-        <w:t xml:space="preserve">= 343.32, p = &lt; .001).</w:t>
-      </w:r>
-      <w:r>
-        <w:t xml:space="preserve"> </w:t>
-      </w:r>
-      <w:r>
-        <w:t xml:space="preserve">Weekends were over-represented (Saturday: z = 11.24; Sunday: z = 7.84), while Wednesdays (z = -9.30) and Thursdays (z = -2.46) were under-represented.</w:t>
+        <w:t xml:space="preserve">= 343.32, p &lt; .001).</w:t>
+      </w:r>
+      <w:r>
+        <w:t xml:space="preserve"> </w:t>
+      </w:r>
+      <w:r>
+        <w:t xml:space="preserve">Weekends and Fridays were over-represented (Saturday: z = 11.24; Sunday: z = 7.84; Friday: z = 5.57), while Wednesdays (z = -9.30) and Tuesdays (z = -8.22) were under-represented.</w:t>
       </w:r>
       <w:r>
         <w:t xml:space="preserve"> </w:t>
@@ -6972,13 +6978,13 @@
         <w:t xml:space="preserve"> </w:t>
       </w:r>
       <w:r>
-        <w:t xml:space="preserve">Although we observed statistically significant curvilinear relationships, these did not appear to meaningfully change the associations.</w:t>
-      </w:r>
-      <w:r>
-        <w:t xml:space="preserve"> </w:t>
-      </w:r>
-      <w:r>
-        <w:t xml:space="preserve">The association with sleep regularity was the largest and was similar at all ages (</w:t>
+        <w:t xml:space="preserve">Although we observed statistically significant curvilinear relationships, these did not appear to meaningfully change the associations, except that in adults the association with sleep regularity levelled off at around one standard deviation above the mean physical activity volume.</w:t>
+      </w:r>
+      <w:r>
+        <w:t xml:space="preserve"> </w:t>
+      </w:r>
+      <w:r>
+        <w:t xml:space="preserve">The association with sleep regularity was the largest and declined only slightly with age (</w:t>
       </w:r>
       <m:oMath>
         <m:r>
@@ -9549,7 +9555,24 @@
         <w:t xml:space="preserve"> </w:t>
       </w:r>
       <w:r>
-        <w:t xml:space="preserve">There was a weak curvilinear association between sleep duration and next-day physical activity volume and intensity, with physical activity highest following nights of slightly longer than average sleep; these associations weakened with age.</w:t>
+        <w:t xml:space="preserve">There was a weak curvilinear association between sleep duration and next-day physical activity volume and intensity, with physical activity highest following nights of slightly longer than average sleep.</w:t>
+      </w:r>
+      <w:r>
+        <w:t xml:space="preserve"> </w:t>
+      </w:r>
+      <w:r>
+        <w:t xml:space="preserve">The association with volume weakened with age and was slightly negative by age 65 (</w:t>
+      </w:r>
+      <m:oMath>
+        <m:r>
+          <m:t>β</m:t>
+        </m:r>
+      </m:oMath>
+      <w:r>
+        <w:t xml:space="preserve"> </w:t>
+      </w:r>
+      <w:r>
+        <w:t xml:space="preserve">= 0.05 [0.04, 0.05] at age 11 and -0.02 [-0.02, -0.01] at age 65), whereas the association with intensity changed little with age.</w:t>
       </w:r>
     </w:p>
     <w:p>
@@ -11937,7 +11960,24 @@
         <w:t xml:space="preserve"> </w:t>
       </w:r>
       <w:r>
-        <w:t xml:space="preserve">There was no linear association between sleep efficiency and physical activity volume, and only a weak positive association between sleep efficiency and more intense physical activity.</w:t>
+        <w:t xml:space="preserve">At the mean age there was no linear association between sleep efficiency and physical activity volume; this association shifted slightly with age (</w:t>
+      </w:r>
+      <m:oMath>
+        <m:r>
+          <m:t>β</m:t>
+        </m:r>
+      </m:oMath>
+      <w:r>
+        <w:t xml:space="preserve"> </w:t>
+      </w:r>
+      <w:r>
+        <w:t xml:space="preserve">= -0.01 [-0.02, 0.00] at age 11 and 0.01 [0.01, 0.02] at age 65) but was negligible throughout.</w:t>
+      </w:r>
+      <w:r>
+        <w:t xml:space="preserve"> </w:t>
+      </w:r>
+      <w:r>
+        <w:t xml:space="preserve">There was only a weak positive association between sleep efficiency and more intense physical activity.</w:t>
       </w:r>
     </w:p>
     <w:p>
@@ -12055,7 +12095,7 @@
         <w:t xml:space="preserve"> </w:t>
       </w:r>
       <w:r>
-        <w:t xml:space="preserve">Earlier sleep onset was associated with higher next-day physical activity volume and, more weakly, intensity, although these associations were attenuated at older ages (volume:</w:t>
+        <w:t xml:space="preserve">Earlier sleep onset was weakly associated with higher next-day physical activity volume and intensity, and these associations were attenuated at older ages (volume:</w:t>
       </w:r>
       <w:r>
         <w:t xml:space="preserve"> </w:t>
@@ -12070,6 +12110,23 @@
       </w:r>
       <w:r>
         <w:t xml:space="preserve">= -0.03 [-0.04, -0.02] at age 11 and -0.01 [-0.02, -0.01] at age 65).</w:t>
+      </w:r>
+      <w:r>
+        <w:t xml:space="preserve"> </w:t>
+      </w:r>
+      <w:r>
+        <w:t xml:space="preserve">By age 65, earlier sleep onset was associated with marginally lower next-day intensity (</w:t>
+      </w:r>
+      <m:oMath>
+        <m:r>
+          <m:t>β</m:t>
+        </m:r>
+      </m:oMath>
+      <w:r>
+        <w:t xml:space="preserve"> </w:t>
+      </w:r>
+      <w:r>
+        <w:t xml:space="preserve">= 0.01 [0.00, 0.02]).</w:t>
       </w:r>
     </w:p>
     <w:p>
@@ -12330,7 +12387,13 @@
         <w:pStyle w:val="Textkrper"/>
       </w:pPr>
       <w:r>
-        <w:t xml:space="preserve">When examining the reverse direction, we observed that those who fell asleep earlier or at a more regular time engaged in more total and more intense physical activity the following day, although these associations weakened with age.</w:t>
+        <w:t xml:space="preserve">When examining the reverse direction, we observed that those who slept at a more regular time engaged in more total and more intense physical activity the following day, although this association weakened with age.</w:t>
+      </w:r>
+      <w:r>
+        <w:t xml:space="preserve"> </w:t>
+      </w:r>
+      <w:r>
+        <w:t xml:space="preserve">Earlier sleep onset was also associated with more physical activity the following day, but this association was small.</w:t>
       </w:r>
       <w:r>
         <w:t xml:space="preserve"> </w:t>
@@ -12537,7 +12600,13 @@
         <w:t xml:space="preserve"> </w:t>
       </w:r>
       <w:r>
-        <w:t xml:space="preserve">Our finding that earlier sleep onset preceded more physical activity is consistent with these studies, but we found clearer associations between physical activity and that night’s sleep, and physical activity was highest after slightly longer, rather than shorter, than average sleep.</w:t>
+        <w:t xml:space="preserve">Our finding that earlier sleep onset preceded more physical activity is consistent with these studies, although the association was small in our data.</w:t>
+      </w:r>
+      <w:r>
+        <w:t xml:space="preserve"> </w:t>
+      </w:r>
+      <w:r>
+        <w:t xml:space="preserve">However, we found clearer associations between physical activity and that night’s sleep, and physical activity was highest after slightly longer, rather than shorter, than average sleep.</w:t>
       </w:r>
       <w:r>
         <w:t xml:space="preserve"> </w:t>
@@ -12587,7 +12656,7 @@
         <w:t xml:space="preserve"> </w:t>
       </w:r>
       <w:r>
-        <w:t xml:space="preserve">This relationship appeared to be bi-directional, with sleep onset and regularity predicting physical activity the following day, and physical activity predicting sleep onset and regularity that night.</w:t>
+        <w:t xml:space="preserve">This relationship appeared to be bi-directional, with sleep regularity predicting physical activity the following day, and physical activity predicting sleep onset and regularity that night.</w:t>
       </w:r>
       <w:r>
         <w:t xml:space="preserve"> </w:t>
@@ -12664,7 +12733,7 @@
         <w:pStyle w:val="Textkrper"/>
       </w:pPr>
       <w:r>
-        <w:t xml:space="preserve">The association between physical activity volume and sleep regularity was consistent across the lifespan, as a large study of adult wearable users found for other day-level associations</w:t>
+        <w:t xml:space="preserve">The association between physical activity volume and sleep regularity was largely consistent across the lifespan, as a large study of adult wearable users found for other day-level associations</w:t>
       </w:r>
       <w:r>
         <w:t xml:space="preserve"> </w:t>
@@ -12679,7 +12748,7 @@
         <w:t xml:space="preserve"> </w:t>
       </w:r>
       <w:r>
-        <w:t xml:space="preserve">Other associations changed with age: those of physical activity intensity with sleep regularity, and of sleep with next-day physical activity, weakened with age and were small or negligible in older adults, consistent with evidence that the interplay between sleep and activity differs in very old adults</w:t>
+        <w:t xml:space="preserve">Other associations changed more markedly with age: those of physical activity intensity with sleep regularity, and of sleep with next-day physical activity, weakened with age and were small or negligible in older adults, consistent with evidence that the interplay between sleep and activity differs in very old adults</w:t>
       </w:r>
       <w:r>
         <w:t xml:space="preserve"> </w:t>
@@ -12718,7 +12787,7 @@
         <w:t xml:space="preserve"> </w:t>
       </w:r>
       <w:r>
-        <w:t xml:space="preserve">That our strongest association, with sleep regularity, did not vary with age suggests that differences between these meta-analyses may reflect factors beyond the age of their populations, such as study design or the measures of physical activity and sleep, and demonstrates the value of individual participant data for examining these questions.</w:t>
+        <w:t xml:space="preserve">That our strongest association, with sleep regularity, varied little with age suggests that differences between these meta-analyses may reflect factors beyond the age of their populations, such as study design or the measures of physical activity and sleep, and demonstrates the value of individual participant data for examining these questions.</w:t>
       </w:r>
     </w:p>
     <w:p>

--- a/doc/manuscript.docx
+++ b/doc/manuscript.docx
@@ -489,7 +489,7 @@
         <w:t xml:space="preserve"> </w:t>
       </w:r>
       <w:r>
-        <w:t xml:space="preserve">Participants were selected from studies that used research-grade accelerometers with at least four valid days of wear time, including at least one weekend day.</w:t>
+        <w:t xml:space="preserve">Participants were selected from studies that used research-grade accelerometers with at least four valid days of wear time.</w:t>
       </w:r>
       <w:r>
         <w:t xml:space="preserve"> </w:t>
@@ -557,7 +557,7 @@
         <w:t xml:space="preserve"> </w:t>
       </w:r>
       <w:r>
-        <w:t xml:space="preserve">= 0.26 [0.24, 0.27] at age 11 and 0.22 [0.19, 0.25] at age 65), whereas associations with physical activity intensity weakened with age.</w:t>
+        <w:t xml:space="preserve">= 0.30 [0.29, 0.31] at age 11 and 0.27 [0.25, 0.29] at age 65), whereas associations with physical activity intensity weakened with age.</w:t>
       </w:r>
       <w:r>
         <w:t xml:space="preserve"> </w:t>
@@ -1796,7 +1796,7 @@
         <w:t xml:space="preserve"> </w:t>
       </w:r>
       <w:r>
-        <w:t xml:space="preserve">Values excluded at any stage were treated as missing and imputed alongside genuinely missing data.</w:t>
+        <w:t xml:space="preserve">Values excluded at any stage were treated as missing data.</w:t>
       </w:r>
     </w:p>
     <w:p>
@@ -1870,6 +1870,12 @@
         <w:t xml:space="preserve"> </w:t>
       </w:r>
       <w:r>
+        <w:t xml:space="preserve">The imputation model also included the sleep and physical activity variables, but each analysis used only the person-days on which its outcome, its sleep or physical activity predictor, and its moderator were observed, so imputed values are only covariates.</w:t>
+      </w:r>
+      <w:r>
+        <w:t xml:space="preserve"> </w:t>
+      </w:r>
+      <w:r>
         <w:t xml:space="preserve">We used Rubin’s rule to pool the results from analyses conducted using each imputed dataset into one single set of results.</w:t>
       </w:r>
       <w:r>
@@ -1894,7 +1900,7 @@
         <w:t xml:space="preserve"> </w:t>
       </w:r>
       <w:r>
-        <w:t xml:space="preserve">We used R (version 4.5.3) for all data cleaning and analysis.</w:t>
+        <w:t xml:space="preserve">We used R (version 4.6.1) for all data cleaning and analysis.</w:t>
       </w:r>
       <w:r>
         <w:t xml:space="preserve"> </w:t>
@@ -1966,6 +1972,12 @@
       </w:r>
       <w:r>
         <w:t xml:space="preserve">Person-days whose preceding day was absent from the data or did not meet the eligibility criteria therefore have no lagged value and do not contribute to these models, leaving 136,319 of 168,613 eligible person-days.</w:t>
+      </w:r>
+      <w:r>
+        <w:t xml:space="preserve"> </w:t>
+      </w:r>
+      <w:r>
+        <w:t xml:space="preserve">Sleep regularity was missing most often, and was not measured in 1 of the 20 studies, so the models relating it to physical activity volume used 125,155 person-days (RQ1) and 109,033 (RQ3).</w:t>
       </w:r>
     </w:p>
     <w:bookmarkEnd w:id="25"/>
@@ -6978,7 +6990,7 @@
         <w:t xml:space="preserve"> </w:t>
       </w:r>
       <w:r>
-        <w:t xml:space="preserve">Although we observed statistically significant curvilinear relationships, these did not appear to meaningfully change the associations, except that in adults the association with sleep regularity levelled off at around one standard deviation above the mean physical activity volume.</w:t>
+        <w:t xml:space="preserve">Although we observed statistically significant curvilinear relationships, these did not appear to meaningfully change the associations.</w:t>
       </w:r>
       <w:r>
         <w:t xml:space="preserve"> </w:t>
@@ -6995,7 +7007,7 @@
         <w:t xml:space="preserve"> </w:t>
       </w:r>
       <w:r>
-        <w:t xml:space="preserve">= 0.26 [0.24, 0.27] at age 11 and 0.22 [0.19, 0.25] at age 65).</w:t>
+        <w:t xml:space="preserve">= 0.30 [0.29, 0.31] at age 11 and 0.27 [0.25, 0.29] at age 65).</w:t>
       </w:r>
       <w:r>
         <w:t xml:space="preserve"> </w:t>
@@ -7012,7 +7024,7 @@
         <w:t xml:space="preserve"> </w:t>
       </w:r>
       <w:r>
-        <w:t xml:space="preserve">= -0.02 [-0.04, -0.01]), whereas the association with earlier sleep onset strengthened with age (</w:t>
+        <w:t xml:space="preserve">= -0.03 [-0.04, -0.02]), whereas the association with earlier sleep onset strengthened with age (</w:t>
       </w:r>
       <m:oMath>
         <m:r>
@@ -7023,7 +7035,7 @@
         <w:t xml:space="preserve"> </w:t>
       </w:r>
       <w:r>
-        <w:t xml:space="preserve">= -0.09 [-0.11, -0.07] at age 11 and -0.14 [-0.16, -0.13] at age 65).</w:t>
+        <w:t xml:space="preserve">= -0.09 [-0.10, -0.08] at age 11 and -0.15 [-0.16, -0.14] at age 65).</w:t>
       </w:r>
     </w:p>
     <w:p>
@@ -7376,43 +7388,43 @@
               <w:jc w:val="left"/>
             </w:pPr>
             <w:r>
-              <w:t xml:space="preserve">-0.01 [-0.16, 0.15]</w:t>
-            </w:r>
-          </w:p>
-        </w:tc>
-        <w:tc>
-          <w:tcPr/>
-          <w:p>
-            <w:pPr>
-              <w:pStyle w:val="Compact"/>
-              <w:jc w:val="left"/>
-            </w:pPr>
-            <w:r>
-              <w:t xml:space="preserve">.933</w:t>
-            </w:r>
-          </w:p>
-        </w:tc>
-        <w:tc>
-          <w:tcPr/>
-          <w:p>
-            <w:pPr>
-              <w:pStyle w:val="Compact"/>
-              <w:jc w:val="left"/>
-            </w:pPr>
-            <w:r>
-              <w:t xml:space="preserve">-0.01 [-0.15, 0.13]</w:t>
-            </w:r>
-          </w:p>
-        </w:tc>
-        <w:tc>
-          <w:tcPr/>
-          <w:p>
-            <w:pPr>
-              <w:pStyle w:val="Compact"/>
-              <w:jc w:val="left"/>
-            </w:pPr>
-            <w:r>
-              <w:t xml:space="preserve">.918</w:t>
+              <w:t xml:space="preserve">0.00 [-0.16, 0.16]</w:t>
+            </w:r>
+          </w:p>
+        </w:tc>
+        <w:tc>
+          <w:tcPr/>
+          <w:p>
+            <w:pPr>
+              <w:pStyle w:val="Compact"/>
+              <w:jc w:val="left"/>
+            </w:pPr>
+            <w:r>
+              <w:t xml:space="preserve">.996</w:t>
+            </w:r>
+          </w:p>
+        </w:tc>
+        <w:tc>
+          <w:tcPr/>
+          <w:p>
+            <w:pPr>
+              <w:pStyle w:val="Compact"/>
+              <w:jc w:val="left"/>
+            </w:pPr>
+            <w:r>
+              <w:t xml:space="preserve">0.00 [-0.15, 0.14]</w:t>
+            </w:r>
+          </w:p>
+        </w:tc>
+        <w:tc>
+          <w:tcPr/>
+          <w:p>
+            <w:pPr>
+              <w:pStyle w:val="Compact"/>
+              <w:jc w:val="left"/>
+            </w:pPr>
+            <w:r>
+              <w:t xml:space="preserve">.995</w:t>
             </w:r>
           </w:p>
         </w:tc>
@@ -7438,7 +7450,7 @@
               <w:jc w:val="left"/>
             </w:pPr>
             <w:r>
-              <w:t xml:space="preserve">0.09 [0.08, 0.11]</w:t>
+              <w:t xml:space="preserve">0.10 [0.09, 0.11]</w:t>
             </w:r>
           </w:p>
         </w:tc>
@@ -7462,7 +7474,7 @@
               <w:jc w:val="left"/>
             </w:pPr>
             <w:r>
-              <w:t xml:space="preserve">0.05 [0.04, 0.06]</w:t>
+              <w:t xml:space="preserve">0.05 [0.05, 0.06]</w:t>
             </w:r>
           </w:p>
         </w:tc>
@@ -7512,31 +7524,31 @@
               <w:jc w:val="left"/>
             </w:pPr>
             <w:r>
-              <w:t xml:space="preserve">.015</w:t>
-            </w:r>
-          </w:p>
-        </w:tc>
-        <w:tc>
-          <w:tcPr/>
-          <w:p>
-            <w:pPr>
-              <w:pStyle w:val="Compact"/>
-              <w:jc w:val="left"/>
-            </w:pPr>
-            <w:r>
-              <w:t xml:space="preserve">-0.02 [-0.03, 0.00]</w:t>
-            </w:r>
-          </w:p>
-        </w:tc>
-        <w:tc>
-          <w:tcPr/>
-          <w:p>
-            <w:pPr>
-              <w:pStyle w:val="Compact"/>
-              <w:jc w:val="left"/>
-            </w:pPr>
-            <w:r>
-              <w:t xml:space="preserve">.017</w:t>
+              <w:t xml:space="preserve">.007</w:t>
+            </w:r>
+          </w:p>
+        </w:tc>
+        <w:tc>
+          <w:tcPr/>
+          <w:p>
+            <w:pPr>
+              <w:pStyle w:val="Compact"/>
+              <w:jc w:val="left"/>
+            </w:pPr>
+            <w:r>
+              <w:t xml:space="preserve">-0.02 [-0.03, -0.01]</w:t>
+            </w:r>
+          </w:p>
+        </w:tc>
+        <w:tc>
+          <w:tcPr/>
+          <w:p>
+            <w:pPr>
+              <w:pStyle w:val="Compact"/>
+              <w:jc w:val="left"/>
+            </w:pPr>
+            <w:r>
+              <w:t xml:space="preserve">.003</w:t>
             </w:r>
           </w:p>
         </w:tc>
@@ -7612,7 +7624,7 @@
               <w:jc w:val="left"/>
             </w:pPr>
             <w:r>
-              <w:t xml:space="preserve">.492</w:t>
+              <w:t xml:space="preserve">.612</w:t>
             </w:r>
           </w:p>
         </w:tc>
@@ -7760,7 +7772,7 @@
               <w:jc w:val="left"/>
             </w:pPr>
             <w:r>
-              <w:t xml:space="preserve">.068</w:t>
+              <w:t xml:space="preserve">.001</w:t>
             </w:r>
           </w:p>
         </w:tc>
@@ -7868,31 +7880,31 @@
               <w:jc w:val="left"/>
             </w:pPr>
             <w:r>
-              <w:t xml:space="preserve">.067</w:t>
-            </w:r>
-          </w:p>
-        </w:tc>
-        <w:tc>
-          <w:tcPr/>
-          <w:p>
-            <w:pPr>
-              <w:pStyle w:val="Compact"/>
-              <w:jc w:val="left"/>
-            </w:pPr>
-            <w:r>
-              <w:t xml:space="preserve">0.15 [-0.02, 0.31]</w:t>
-            </w:r>
-          </w:p>
-        </w:tc>
-        <w:tc>
-          <w:tcPr/>
-          <w:p>
-            <w:pPr>
-              <w:pStyle w:val="Compact"/>
-              <w:jc w:val="left"/>
-            </w:pPr>
-            <w:r>
-              <w:t xml:space="preserve">.088</w:t>
+              <w:t xml:space="preserve">.062</w:t>
+            </w:r>
+          </w:p>
+        </w:tc>
+        <w:tc>
+          <w:tcPr/>
+          <w:p>
+            <w:pPr>
+              <w:pStyle w:val="Compact"/>
+              <w:jc w:val="left"/>
+            </w:pPr>
+            <w:r>
+              <w:t xml:space="preserve">0.15 [-0.02, 0.32]</w:t>
+            </w:r>
+          </w:p>
+        </w:tc>
+        <w:tc>
+          <w:tcPr/>
+          <w:p>
+            <w:pPr>
+              <w:pStyle w:val="Compact"/>
+              <w:jc w:val="left"/>
+            </w:pPr>
+            <w:r>
+              <w:t xml:space="preserve">.086</w:t>
             </w:r>
           </w:p>
         </w:tc>
@@ -7918,7 +7930,7 @@
               <w:jc w:val="left"/>
             </w:pPr>
             <w:r>
-              <w:t xml:space="preserve">0.03 [0.02, 0.04]</w:t>
+              <w:t xml:space="preserve">0.03 [0.03, 0.04]</w:t>
             </w:r>
           </w:p>
         </w:tc>
@@ -7942,7 +7954,7 @@
               <w:jc w:val="left"/>
             </w:pPr>
             <w:r>
-              <w:t xml:space="preserve">0.02 [0.01, 0.03]</w:t>
+              <w:t xml:space="preserve">0.02 [0.02, 0.03]</w:t>
             </w:r>
           </w:p>
         </w:tc>
@@ -7992,7 +8004,7 @@
               <w:jc w:val="left"/>
             </w:pPr>
             <w:r>
-              <w:t xml:space="preserve">.354</w:t>
+              <w:t xml:space="preserve">.323</w:t>
             </w:r>
           </w:p>
         </w:tc>
@@ -8016,7 +8028,7 @@
               <w:jc w:val="left"/>
             </w:pPr>
             <w:r>
-              <w:t xml:space="preserve">.093</w:t>
+              <w:t xml:space="preserve">.067</w:t>
             </w:r>
           </w:p>
         </w:tc>
@@ -8135,7 +8147,7 @@
               <w:jc w:val="left"/>
             </w:pPr>
             <w:r>
-              <w:t xml:space="preserve">-0.02 [-0.02, -0.01]</w:t>
+              <w:t xml:space="preserve">-0.02 [-0.02, -0.02]</w:t>
             </w:r>
           </w:p>
         </w:tc>
@@ -8159,7 +8171,7 @@
               <w:jc w:val="left"/>
             </w:pPr>
             <w:r>
-              <w:t xml:space="preserve">-0.01 [-0.01, -0.01]</w:t>
+              <w:t xml:space="preserve">-0.01 [-0.02, -0.01]</w:t>
             </w:r>
           </w:p>
         </w:tc>
@@ -8240,7 +8252,7 @@
               <w:jc w:val="left"/>
             </w:pPr>
             <w:r>
-              <w:t xml:space="preserve">.153</w:t>
+              <w:t xml:space="preserve">.095</w:t>
             </w:r>
           </w:p>
         </w:tc>
@@ -8336,43 +8348,43 @@
               <w:jc w:val="left"/>
             </w:pPr>
             <w:r>
-              <w:t xml:space="preserve">0.10 [-0.16, 0.37]</w:t>
-            </w:r>
-          </w:p>
-        </w:tc>
-        <w:tc>
-          <w:tcPr/>
-          <w:p>
-            <w:pPr>
-              <w:pStyle w:val="Compact"/>
-              <w:jc w:val="left"/>
-            </w:pPr>
-            <w:r>
-              <w:t xml:space="preserve">.442</w:t>
-            </w:r>
-          </w:p>
-        </w:tc>
-        <w:tc>
-          <w:tcPr/>
-          <w:p>
-            <w:pPr>
-              <w:pStyle w:val="Compact"/>
-              <w:jc w:val="left"/>
-            </w:pPr>
-            <w:r>
-              <w:t xml:space="preserve">0.13 [-0.13, 0.38]</w:t>
-            </w:r>
-          </w:p>
-        </w:tc>
-        <w:tc>
-          <w:tcPr/>
-          <w:p>
-            <w:pPr>
-              <w:pStyle w:val="Compact"/>
-              <w:jc w:val="left"/>
-            </w:pPr>
-            <w:r>
-              <w:t xml:space="preserve">.325</w:t>
+              <w:t xml:space="preserve">0.09 [-0.18, 0.37]</w:t>
+            </w:r>
+          </w:p>
+        </w:tc>
+        <w:tc>
+          <w:tcPr/>
+          <w:p>
+            <w:pPr>
+              <w:pStyle w:val="Compact"/>
+              <w:jc w:val="left"/>
+            </w:pPr>
+            <w:r>
+              <w:t xml:space="preserve">.503</w:t>
+            </w:r>
+          </w:p>
+        </w:tc>
+        <w:tc>
+          <w:tcPr/>
+          <w:p>
+            <w:pPr>
+              <w:pStyle w:val="Compact"/>
+              <w:jc w:val="left"/>
+            </w:pPr>
+            <w:r>
+              <w:t xml:space="preserve">0.12 [-0.14, 0.37]</w:t>
+            </w:r>
+          </w:p>
+        </w:tc>
+        <w:tc>
+          <w:tcPr/>
+          <w:p>
+            <w:pPr>
+              <w:pStyle w:val="Compact"/>
+              <w:jc w:val="left"/>
+            </w:pPr>
+            <w:r>
+              <w:t xml:space="preserve">.379</w:t>
             </w:r>
           </w:p>
         </w:tc>
@@ -8398,7 +8410,7 @@
               <w:jc w:val="left"/>
             </w:pPr>
             <w:r>
-              <w:t xml:space="preserve">-0.11 [-0.13, -0.10]</w:t>
+              <w:t xml:space="preserve">-0.12 [-0.12, -0.11]</w:t>
             </w:r>
           </w:p>
         </w:tc>
@@ -8422,7 +8434,7 @@
               <w:jc w:val="left"/>
             </w:pPr>
             <w:r>
-              <w:t xml:space="preserve">-0.06 [-0.07, -0.05]</w:t>
+              <w:t xml:space="preserve">-0.06 [-0.06, -0.05]</w:t>
             </w:r>
           </w:p>
         </w:tc>
@@ -8460,43 +8472,43 @@
               <w:jc w:val="left"/>
             </w:pPr>
             <w:r>
-              <w:t xml:space="preserve">-0.01 [-0.03, 0.00]</w:t>
-            </w:r>
-          </w:p>
-        </w:tc>
-        <w:tc>
-          <w:tcPr/>
-          <w:p>
-            <w:pPr>
-              <w:pStyle w:val="Compact"/>
-              <w:jc w:val="left"/>
-            </w:pPr>
-            <w:r>
-              <w:t xml:space="preserve">.040</w:t>
-            </w:r>
-          </w:p>
-        </w:tc>
-        <w:tc>
-          <w:tcPr/>
-          <w:p>
-            <w:pPr>
-              <w:pStyle w:val="Compact"/>
-              <w:jc w:val="left"/>
-            </w:pPr>
-            <w:r>
-              <w:t xml:space="preserve">-0.01 [-0.02, 0.01]</w:t>
-            </w:r>
-          </w:p>
-        </w:tc>
-        <w:tc>
-          <w:tcPr/>
-          <w:p>
-            <w:pPr>
-              <w:pStyle w:val="Compact"/>
-              <w:jc w:val="left"/>
-            </w:pPr>
-            <w:r>
-              <w:t xml:space="preserve">.302</w:t>
+              <w:t xml:space="preserve">-0.01 [-0.02, 0.00]</w:t>
+            </w:r>
+          </w:p>
+        </w:tc>
+        <w:tc>
+          <w:tcPr/>
+          <w:p>
+            <w:pPr>
+              <w:pStyle w:val="Compact"/>
+              <w:jc w:val="left"/>
+            </w:pPr>
+            <w:r>
+              <w:t xml:space="preserve">.036</w:t>
+            </w:r>
+          </w:p>
+        </w:tc>
+        <w:tc>
+          <w:tcPr/>
+          <w:p>
+            <w:pPr>
+              <w:pStyle w:val="Compact"/>
+              <w:jc w:val="left"/>
+            </w:pPr>
+            <w:r>
+              <w:t xml:space="preserve">0.00 [-0.02, 0.01]</w:t>
+            </w:r>
+          </w:p>
+        </w:tc>
+        <w:tc>
+          <w:tcPr/>
+          <w:p>
+            <w:pPr>
+              <w:pStyle w:val="Compact"/>
+              <w:jc w:val="left"/>
+            </w:pPr>
+            <w:r>
+              <w:t xml:space="preserve">.524</w:t>
             </w:r>
           </w:p>
         </w:tc>
@@ -8536,7 +8548,7 @@
               <w:jc w:val="left"/>
             </w:pPr>
             <w:r>
-              <w:t xml:space="preserve">0.02 [0.01, 0.03]</w:t>
+              <w:t xml:space="preserve">0.02 [0.02, 0.03]</w:t>
             </w:r>
           </w:p>
         </w:tc>
@@ -8816,7 +8828,7 @@
               <w:jc w:val="left"/>
             </w:pPr>
             <w:r>
-              <w:t xml:space="preserve">0.15 [0.03, 0.28]</w:t>
+              <w:t xml:space="preserve">0.18 [0.04, 0.33]</w:t>
             </w:r>
           </w:p>
         </w:tc>
@@ -8840,19 +8852,19 @@
               <w:jc w:val="left"/>
             </w:pPr>
             <w:r>
-              <w:t xml:space="preserve">0.08 [-0.07, 0.23]</w:t>
-            </w:r>
-          </w:p>
-        </w:tc>
-        <w:tc>
-          <w:tcPr/>
-          <w:p>
-            <w:pPr>
-              <w:pStyle w:val="Compact"/>
-              <w:jc w:val="left"/>
-            </w:pPr>
-            <w:r>
-              <w:t xml:space="preserve">.291</w:t>
+              <w:t xml:space="preserve">0.06 [-0.14, 0.25]</w:t>
+            </w:r>
+          </w:p>
+        </w:tc>
+        <w:tc>
+          <w:tcPr/>
+          <w:p>
+            <w:pPr>
+              <w:pStyle w:val="Compact"/>
+              <w:jc w:val="left"/>
+            </w:pPr>
+            <w:r>
+              <w:t xml:space="preserve">.569</w:t>
             </w:r>
           </w:p>
         </w:tc>
@@ -8878,7 +8890,7 @@
               <w:jc w:val="left"/>
             </w:pPr>
             <w:r>
-              <w:t xml:space="preserve">0.24 [0.22, 0.26]</w:t>
+              <w:t xml:space="preserve">0.29 [0.27, 0.30]</w:t>
             </w:r>
           </w:p>
         </w:tc>
@@ -8902,7 +8914,7 @@
               <w:jc w:val="left"/>
             </w:pPr>
             <w:r>
-              <w:t xml:space="preserve">0.12 [0.11, 0.13]</w:t>
+              <w:t xml:space="preserve">0.14 [0.13, 0.15]</w:t>
             </w:r>
           </w:p>
         </w:tc>
@@ -8940,31 +8952,31 @@
               <w:jc w:val="left"/>
             </w:pPr>
             <w:r>
-              <w:t xml:space="preserve">0.01 [-0.01, 0.04]</w:t>
-            </w:r>
-          </w:p>
-        </w:tc>
-        <w:tc>
-          <w:tcPr/>
-          <w:p>
-            <w:pPr>
-              <w:pStyle w:val="Compact"/>
-              <w:jc w:val="left"/>
-            </w:pPr>
-            <w:r>
-              <w:t xml:space="preserve">.240</w:t>
-            </w:r>
-          </w:p>
-        </w:tc>
-        <w:tc>
-          <w:tcPr/>
-          <w:p>
-            <w:pPr>
-              <w:pStyle w:val="Compact"/>
-              <w:jc w:val="left"/>
-            </w:pPr>
-            <w:r>
-              <w:t xml:space="preserve">-0.05 [-0.07, -0.02]</w:t>
+              <w:t xml:space="preserve">0.00 [-0.02, 0.02]</w:t>
+            </w:r>
+          </w:p>
+        </w:tc>
+        <w:tc>
+          <w:tcPr/>
+          <w:p>
+            <w:pPr>
+              <w:pStyle w:val="Compact"/>
+              <w:jc w:val="left"/>
+            </w:pPr>
+            <w:r>
+              <w:t xml:space="preserve">.730</w:t>
+            </w:r>
+          </w:p>
+        </w:tc>
+        <w:tc>
+          <w:tcPr/>
+          <w:p>
+            <w:pPr>
+              <w:pStyle w:val="Compact"/>
+              <w:jc w:val="left"/>
+            </w:pPr>
+            <w:r>
+              <w:t xml:space="preserve">-0.08 [-0.10, -0.06]</w:t>
             </w:r>
           </w:p>
         </w:tc>
@@ -9016,7 +9028,7 @@
               <w:jc w:val="left"/>
             </w:pPr>
             <w:r>
-              <w:t xml:space="preserve">-0.10 [-0.11, -0.09]</w:t>
+              <w:t xml:space="preserve">-0.15 [-0.16, -0.14]</w:t>
             </w:r>
           </w:p>
         </w:tc>
@@ -9040,7 +9052,7 @@
               <w:jc w:val="left"/>
             </w:pPr>
             <w:r>
-              <w:t xml:space="preserve">-0.08 [-0.08, -0.07]</w:t>
+              <w:t xml:space="preserve">-0.09 [-0.09, -0.08]</w:t>
             </w:r>
           </w:p>
         </w:tc>
@@ -9095,31 +9107,31 @@
               <w:jc w:val="left"/>
             </w:pPr>
             <w:r>
-              <w:t xml:space="preserve">-0.01 [-0.01, 0.00]</w:t>
-            </w:r>
-          </w:p>
-        </w:tc>
-        <w:tc>
-          <w:tcPr/>
-          <w:p>
-            <w:pPr>
-              <w:pStyle w:val="Compact"/>
-              <w:jc w:val="left"/>
-            </w:pPr>
-            <w:r>
-              <w:t xml:space="preserve">.010</w:t>
-            </w:r>
-          </w:p>
-        </w:tc>
-        <w:tc>
-          <w:tcPr/>
-          <w:p>
-            <w:pPr>
-              <w:pStyle w:val="Compact"/>
-              <w:jc w:val="left"/>
-            </w:pPr>
-            <w:r>
-              <w:t xml:space="preserve">-0.04 [-0.05, -0.04]</w:t>
+              <w:t xml:space="preserve">0.00 [-0.01, 0.00]</w:t>
+            </w:r>
+          </w:p>
+        </w:tc>
+        <w:tc>
+          <w:tcPr/>
+          <w:p>
+            <w:pPr>
+              <w:pStyle w:val="Compact"/>
+              <w:jc w:val="left"/>
+            </w:pPr>
+            <w:r>
+              <w:t xml:space="preserve">.049</w:t>
+            </w:r>
+          </w:p>
+        </w:tc>
+        <w:tc>
+          <w:tcPr/>
+          <w:p>
+            <w:pPr>
+              <w:pStyle w:val="Compact"/>
+              <w:jc w:val="left"/>
+            </w:pPr>
+            <w:r>
+              <w:t xml:space="preserve">-0.05 [-0.05, -0.05]</w:t>
             </w:r>
           </w:p>
         </w:tc>
@@ -9188,7 +9200,7 @@
               <w:jc w:val="left"/>
             </w:pPr>
             <w:r>
-              <w:t xml:space="preserve">-0.02 [-0.02, -0.01]</w:t>
+              <w:t xml:space="preserve">-0.03 [-0.04, -0.03]</w:t>
             </w:r>
           </w:p>
         </w:tc>
@@ -9305,7 +9317,7 @@
           <wp:inline>
             <wp:extent cx="6565900" cy="4377678"/>
             <wp:effectExtent b="0" l="0" r="0" t="0"/>
-            <wp:docPr descr="Figure 1: Standardized sleep metrics predicted by physical activity volume. The panels on the left show the curvilinear relationship between PA volume and each of the sleep outcomes at the ages indicated in each column. The panels on the right show the same relationships but by age continuously. The white band indicates predictions which were not significantly different from zero. These plots demonstrate exact turning points where the associations with PA volume change by age." title="" id="35" name="Picture"/>
+            <wp:docPr descr="Figure 1: Standardized sleep metrics predicted by physical activity volume. The panels on the left show the curvilinear relationship between PA volume and each of the sleep outcomes at the ages indicated in each column. The panels on the right show the same relationships but by age continuously. The white band indicates predictions which were not significantly different from zero." title="" id="35" name="Picture"/>
             <a:graphic>
               <a:graphicData uri="http://schemas.openxmlformats.org/drawingml/2006/picture">
                 <pic:pic>
@@ -9360,7 +9372,7 @@
         <w:t xml:space="preserve"> </w:t>
       </w:r>
       <w:r>
-        <w:t xml:space="preserve">1. Standardized sleep metrics predicted by physical activity volume. The panels on the left show the curvilinear relationship between PA volume and each of the sleep outcomes at the ages indicated in each column. The panels on the right show the same relationships but by age continuously. The white band indicates predictions which were not significantly different from zero. These plots demonstrate exact turning points where the associations with PA volume change by age.</w:t>
+        <w:t xml:space="preserve">1. Standardized sleep metrics predicted by physical activity volume. The panels on the left show the curvilinear relationship between PA volume and each of the sleep outcomes at the ages indicated in each column. The panels on the right show the same relationships but by age continuously. The white band indicates predictions which were not significantly different from zero.</w:t>
       </w:r>
     </w:p>
     <w:bookmarkEnd w:id="38"/>
@@ -9411,7 +9423,13 @@
         <w:t xml:space="preserve"> </w:t>
       </w:r>
       <w:r>
-        <w:t xml:space="preserve">As with physical activity volume, we observed statistically significant curvilinear relationships for all sleep outcomes except sleep duration, but these were only meaningful for the association between physical activity intensity and sleep regularity, in which very low levels of intensity were strongly associated with poor sleep regularity and the benefits of increasing intensity diminished past one standard deviation above the mean.</w:t>
+        <w:t xml:space="preserve">As with physical activity volume, we observed statistically significant curvilinear relationships for all sleep outcomes except sleep duration, but these were only meaningful for the association between physical activity intensity and sleep regularity, in which lower intensity was associated with poorer sleep regularity and the benefits of increasing intensity diminished past one standard deviation above the mean.</w:t>
+      </w:r>
+      <w:r>
+        <w:t xml:space="preserve"> </w:t>
+      </w:r>
+      <w:r>
+        <w:t xml:space="preserve">This association was steepest in children and young adults, although few of them had very low intensity.</w:t>
       </w:r>
       <w:r>
         <w:t xml:space="preserve"> </w:t>
@@ -9431,7 +9449,7 @@
         <w:t xml:space="preserve"> </w:t>
       </w:r>
       <w:r>
-        <w:t xml:space="preserve">= 0.22 [0.21, 0.24] at age 11 to 0.00 [-0.02, 0.01] at age 65.</w:t>
+        <w:t xml:space="preserve">= 0.26 [0.25, 0.28] at age 11 to 0.00 [-0.02, 0.01] at age 65.</w:t>
       </w:r>
     </w:p>
     <w:p>
@@ -9925,19 +9943,19 @@
               <w:jc w:val="left"/>
             </w:pPr>
             <w:r>
-              <w:t xml:space="preserve">0.13 [-0.17, 0.43]</w:t>
-            </w:r>
-          </w:p>
-        </w:tc>
-        <w:tc>
-          <w:tcPr/>
-          <w:p>
-            <w:pPr>
-              <w:pStyle w:val="Compact"/>
-              <w:jc w:val="left"/>
-            </w:pPr>
-            <w:r>
-              <w:t xml:space="preserve">.388</w:t>
+              <w:t xml:space="preserve">0.14 [-0.17, 0.44]</w:t>
+            </w:r>
+          </w:p>
+        </w:tc>
+        <w:tc>
+          <w:tcPr/>
+          <w:p>
+            <w:pPr>
+              <w:pStyle w:val="Compact"/>
+              <w:jc w:val="left"/>
+            </w:pPr>
+            <w:r>
+              <w:t xml:space="preserve">.378</w:t>
             </w:r>
           </w:p>
         </w:tc>
@@ -9961,7 +9979,7 @@
               <w:jc w:val="left"/>
             </w:pPr>
             <w:r>
-              <w:t xml:space="preserve">.238</w:t>
+              <w:t xml:space="preserve">.254</w:t>
             </w:r>
           </w:p>
         </w:tc>
@@ -10011,7 +10029,7 @@
               <w:jc w:val="left"/>
             </w:pPr>
             <w:r>
-              <w:t xml:space="preserve">0.02 [0.02, 0.03]</w:t>
+              <w:t xml:space="preserve">0.03 [0.02, 0.03]</w:t>
             </w:r>
           </w:p>
         </w:tc>
@@ -10049,7 +10067,7 @@
               <w:jc w:val="left"/>
             </w:pPr>
             <w:r>
-              <w:t xml:space="preserve">-0.23 [-0.24, -0.21]</w:t>
+              <w:t xml:space="preserve">-0.23 [-0.24, -0.22]</w:t>
             </w:r>
           </w:p>
         </w:tc>
@@ -10240,7 +10258,7 @@
               <w:jc w:val="left"/>
             </w:pPr>
             <w:r>
-              <w:t xml:space="preserve">.076</w:t>
+              <w:t xml:space="preserve">.051</w:t>
             </w:r>
           </w:p>
         </w:tc>
@@ -10333,7 +10351,7 @@
               <w:jc w:val="left"/>
             </w:pPr>
             <w:r>
-              <w:t xml:space="preserve">.227</w:t>
+              <w:t xml:space="preserve">.326</w:t>
             </w:r>
           </w:p>
         </w:tc>
@@ -10405,43 +10423,43 @@
               <w:jc w:val="left"/>
             </w:pPr>
             <w:r>
-              <w:t xml:space="preserve">0.12 [-0.18, 0.42]</w:t>
-            </w:r>
-          </w:p>
-        </w:tc>
-        <w:tc>
-          <w:tcPr/>
-          <w:p>
-            <w:pPr>
-              <w:pStyle w:val="Compact"/>
-              <w:jc w:val="left"/>
-            </w:pPr>
-            <w:r>
-              <w:t xml:space="preserve">.425</w:t>
-            </w:r>
-          </w:p>
-        </w:tc>
-        <w:tc>
-          <w:tcPr/>
-          <w:p>
-            <w:pPr>
-              <w:pStyle w:val="Compact"/>
-              <w:jc w:val="left"/>
-            </w:pPr>
-            <w:r>
-              <w:t xml:space="preserve">-0.07 [-0.19, 0.05]</w:t>
-            </w:r>
-          </w:p>
-        </w:tc>
-        <w:tc>
-          <w:tcPr/>
-          <w:p>
-            <w:pPr>
-              <w:pStyle w:val="Compact"/>
-              <w:jc w:val="left"/>
-            </w:pPr>
-            <w:r>
-              <w:t xml:space="preserve">.224</w:t>
+              <w:t xml:space="preserve">0.13 [-0.17, 0.42]</w:t>
+            </w:r>
+          </w:p>
+        </w:tc>
+        <w:tc>
+          <w:tcPr/>
+          <w:p>
+            <w:pPr>
+              <w:pStyle w:val="Compact"/>
+              <w:jc w:val="left"/>
+            </w:pPr>
+            <w:r>
+              <w:t xml:space="preserve">.412</w:t>
+            </w:r>
+          </w:p>
+        </w:tc>
+        <w:tc>
+          <w:tcPr/>
+          <w:p>
+            <w:pPr>
+              <w:pStyle w:val="Compact"/>
+              <w:jc w:val="left"/>
+            </w:pPr>
+            <w:r>
+              <w:t xml:space="preserve">-0.07 [-0.20, 0.05]</w:t>
+            </w:r>
+          </w:p>
+        </w:tc>
+        <w:tc>
+          <w:tcPr/>
+          <w:p>
+            <w:pPr>
+              <w:pStyle w:val="Compact"/>
+              <w:jc w:val="left"/>
+            </w:pPr>
+            <w:r>
+              <w:t xml:space="preserve">.242</w:t>
             </w:r>
           </w:p>
         </w:tc>
@@ -10479,7 +10497,7 @@
               <w:jc w:val="left"/>
             </w:pPr>
             <w:r>
-              <w:t xml:space="preserve">.552</w:t>
+              <w:t xml:space="preserve">.279</w:t>
             </w:r>
           </w:p>
         </w:tc>
@@ -10503,7 +10521,7 @@
               <w:jc w:val="left"/>
             </w:pPr>
             <w:r>
-              <w:t xml:space="preserve">.037</w:t>
+              <w:t xml:space="preserve">.009</w:t>
             </w:r>
           </w:p>
         </w:tc>
@@ -10720,7 +10738,7 @@
               <w:jc w:val="left"/>
             </w:pPr>
             <w:r>
-              <w:t xml:space="preserve">.455</w:t>
+              <w:t xml:space="preserve">.200</w:t>
             </w:r>
           </w:p>
         </w:tc>
@@ -10813,7 +10831,7 @@
               <w:jc w:val="left"/>
             </w:pPr>
             <w:r>
-              <w:t xml:space="preserve">.182</w:t>
+              <w:t xml:space="preserve">.227</w:t>
             </w:r>
           </w:p>
         </w:tc>
@@ -10885,19 +10903,19 @@
               <w:jc w:val="left"/>
             </w:pPr>
             <w:r>
-              <w:t xml:space="preserve">0.12 [-0.18, 0.42]</w:t>
-            </w:r>
-          </w:p>
-        </w:tc>
-        <w:tc>
-          <w:tcPr/>
-          <w:p>
-            <w:pPr>
-              <w:pStyle w:val="Compact"/>
-              <w:jc w:val="left"/>
-            </w:pPr>
-            <w:r>
-              <w:t xml:space="preserve">.423</w:t>
+              <w:t xml:space="preserve">0.13 [-0.18, 0.43]</w:t>
+            </w:r>
+          </w:p>
+        </w:tc>
+        <w:tc>
+          <w:tcPr/>
+          <w:p>
+            <w:pPr>
+              <w:pStyle w:val="Compact"/>
+              <w:jc w:val="left"/>
+            </w:pPr>
+            <w:r>
+              <w:t xml:space="preserve">.410</w:t>
             </w:r>
           </w:p>
         </w:tc>
@@ -10921,7 +10939,7 @@
               <w:jc w:val="left"/>
             </w:pPr>
             <w:r>
-              <w:t xml:space="preserve">.181</w:t>
+              <w:t xml:space="preserve">.202</w:t>
             </w:r>
           </w:p>
         </w:tc>
@@ -11121,7 +11139,7 @@
               <w:jc w:val="left"/>
             </w:pPr>
             <w:r>
-              <w:t xml:space="preserve">.425</w:t>
+              <w:t xml:space="preserve">.811</w:t>
             </w:r>
           </w:p>
         </w:tc>
@@ -11164,19 +11182,19 @@
               <w:jc w:val="left"/>
             </w:pPr>
             <w:r>
-              <w:t xml:space="preserve">0.00 [0.00, 0.01]</w:t>
-            </w:r>
-          </w:p>
-        </w:tc>
-        <w:tc>
-          <w:tcPr/>
-          <w:p>
-            <w:pPr>
-              <w:pStyle w:val="Compact"/>
-              <w:jc w:val="left"/>
-            </w:pPr>
-            <w:r>
-              <w:t xml:space="preserve">.003</w:t>
+              <w:t xml:space="preserve">0.00 [0.00, 0.00]</w:t>
+            </w:r>
+          </w:p>
+        </w:tc>
+        <w:tc>
+          <w:tcPr/>
+          <w:p>
+            <w:pPr>
+              <w:pStyle w:val="Compact"/>
+              <w:jc w:val="left"/>
+            </w:pPr>
+            <w:r>
+              <w:t xml:space="preserve">.012</w:t>
             </w:r>
           </w:p>
         </w:tc>
@@ -11269,7 +11287,7 @@
               <w:jc w:val="left"/>
             </w:pPr>
             <w:r>
-              <w:t xml:space="preserve">.013</w:t>
+              <w:t xml:space="preserve">.002</w:t>
             </w:r>
           </w:p>
         </w:tc>
@@ -11293,7 +11311,7 @@
               <w:jc w:val="left"/>
             </w:pPr>
             <w:r>
-              <w:t xml:space="preserve">.052</w:t>
+              <w:t xml:space="preserve">.020</w:t>
             </w:r>
           </w:p>
         </w:tc>
@@ -11365,43 +11383,43 @@
               <w:jc w:val="left"/>
             </w:pPr>
             <w:r>
-              <w:t xml:space="preserve">0.10 [-0.18, 0.39]</w:t>
-            </w:r>
-          </w:p>
-        </w:tc>
-        <w:tc>
-          <w:tcPr/>
-          <w:p>
-            <w:pPr>
-              <w:pStyle w:val="Compact"/>
-              <w:jc w:val="left"/>
-            </w:pPr>
-            <w:r>
-              <w:t xml:space="preserve">.470</w:t>
-            </w:r>
-          </w:p>
-        </w:tc>
-        <w:tc>
-          <w:tcPr/>
-          <w:p>
-            <w:pPr>
-              <w:pStyle w:val="Compact"/>
-              <w:jc w:val="left"/>
-            </w:pPr>
-            <w:r>
-              <w:t xml:space="preserve">-0.09 [-0.20, 0.02]</w:t>
-            </w:r>
-          </w:p>
-        </w:tc>
-        <w:tc>
-          <w:tcPr/>
-          <w:p>
-            <w:pPr>
-              <w:pStyle w:val="Compact"/>
-              <w:jc w:val="left"/>
-            </w:pPr>
-            <w:r>
-              <w:t xml:space="preserve">.126</w:t>
+              <w:t xml:space="preserve">0.04 [-0.27, 0.34]</w:t>
+            </w:r>
+          </w:p>
+        </w:tc>
+        <w:tc>
+          <w:tcPr/>
+          <w:p>
+            <w:pPr>
+              <w:pStyle w:val="Compact"/>
+              <w:jc w:val="left"/>
+            </w:pPr>
+            <w:r>
+              <w:t xml:space="preserve">.817</w:t>
+            </w:r>
+          </w:p>
+        </w:tc>
+        <w:tc>
+          <w:tcPr/>
+          <w:p>
+            <w:pPr>
+              <w:pStyle w:val="Compact"/>
+              <w:jc w:val="left"/>
+            </w:pPr>
+            <w:r>
+              <w:t xml:space="preserve">-0.18 [-0.30, -0.05]</w:t>
+            </w:r>
+          </w:p>
+        </w:tc>
+        <w:tc>
+          <w:tcPr/>
+          <w:p>
+            <w:pPr>
+              <w:pStyle w:val="Compact"/>
+              <w:jc w:val="left"/>
+            </w:pPr>
+            <w:r>
+              <w:t xml:space="preserve">.006</w:t>
             </w:r>
           </w:p>
         </w:tc>
@@ -11427,7 +11445,7 @@
               <w:jc w:val="left"/>
             </w:pPr>
             <w:r>
-              <w:t xml:space="preserve">0.09 [0.08, 0.09]</w:t>
+              <w:t xml:space="preserve">0.12 [0.11, 0.12]</w:t>
             </w:r>
           </w:p>
         </w:tc>
@@ -11451,7 +11469,7 @@
               <w:jc w:val="left"/>
             </w:pPr>
             <w:r>
-              <w:t xml:space="preserve">0.05 [0.05, 0.06]</w:t>
+              <w:t xml:space="preserve">0.06 [0.06, 0.07]</w:t>
             </w:r>
           </w:p>
         </w:tc>
@@ -11489,7 +11507,7 @@
               <w:jc w:val="left"/>
             </w:pPr>
             <w:r>
-              <w:t xml:space="preserve">-0.22 [-0.23, -0.21]</w:t>
+              <w:t xml:space="preserve">-0.24 [-0.26, -0.22]</w:t>
             </w:r>
           </w:p>
         </w:tc>
@@ -11513,7 +11531,7 @@
               <w:jc w:val="left"/>
             </w:pPr>
             <w:r>
-              <w:t xml:space="preserve">-0.27 [-0.28, -0.26]</w:t>
+              <w:t xml:space="preserve">-0.32 [-0.34, -0.31]</w:t>
             </w:r>
           </w:p>
         </w:tc>
@@ -11577,7 +11595,7 @@
               <w:jc w:val="left"/>
             </w:pPr>
             <w:r>
-              <w:t xml:space="preserve">.593</w:t>
+              <w:t xml:space="preserve">.448</w:t>
             </w:r>
           </w:p>
         </w:tc>
@@ -11601,7 +11619,7 @@
               <w:jc w:val="left"/>
             </w:pPr>
             <w:r>
-              <w:t xml:space="preserve">.855</w:t>
+              <w:t xml:space="preserve">.414</w:t>
             </w:r>
           </w:p>
         </w:tc>
@@ -11644,7 +11662,7 @@
               <w:jc w:val="left"/>
             </w:pPr>
             <w:r>
-              <w:t xml:space="preserve">-0.02 [-0.02, -0.01]</w:t>
+              <w:t xml:space="preserve">-0.01 [-0.01, -0.01]</w:t>
             </w:r>
           </w:p>
         </w:tc>
@@ -11668,7 +11686,7 @@
               <w:jc w:val="left"/>
             </w:pPr>
             <w:r>
-              <w:t xml:space="preserve">-0.01 [-0.02, -0.01]</w:t>
+              <w:t xml:space="preserve">-0.01 [-0.01, -0.01]</w:t>
             </w:r>
           </w:p>
         </w:tc>
@@ -11749,7 +11767,7 @@
               <w:jc w:val="left"/>
             </w:pPr>
             <w:r>
-              <w:t xml:space="preserve">.616</w:t>
+              <w:t xml:space="preserve">.145</w:t>
             </w:r>
           </w:p>
         </w:tc>
@@ -11773,7 +11791,7 @@
               <w:jc w:val="left"/>
             </w:pPr>
             <w:r>
-              <w:t xml:space="preserve">.206</w:t>
+              <w:t xml:space="preserve">.023</w:t>
             </w:r>
           </w:p>
         </w:tc>
@@ -11971,7 +11989,7 @@
         <w:t xml:space="preserve"> </w:t>
       </w:r>
       <w:r>
-        <w:t xml:space="preserve">= -0.01 [-0.02, 0.00] at age 11 and 0.01 [0.01, 0.02] at age 65) but was negligible throughout.</w:t>
+        <w:t xml:space="preserve">= -0.01 [-0.01, 0.00] at age 11 and 0.01 [0.01, 0.02] at age 65) but was negligible throughout.</w:t>
       </w:r>
       <w:r>
         <w:t xml:space="preserve"> </w:t>
@@ -12264,7 +12282,7 @@
         <w:t xml:space="preserve"> </w:t>
       </w:r>
       <w:r>
-        <w:t xml:space="preserve">= 0.13 [0.12, 0.13] at age 11 and 0.04 [0.03, 0.05] at age 65), and the association with intensity was negligible in older adults (</w:t>
+        <w:t xml:space="preserve">= 0.14 [0.13, 0.14] at age 11 and 0.09 [0.08, 0.10] at age 65), and the association with intensity was negligible in older adults (</w:t>
       </w:r>
       <m:oMath>
         <m:r>
@@ -12275,7 +12293,7 @@
         <w:t xml:space="preserve"> </w:t>
       </w:r>
       <w:r>
-        <w:t xml:space="preserve">= 0.01 [0.00, 0.02] at age 65).</w:t>
+        <w:t xml:space="preserve">= 0.02 [0.02, 0.03] at age 65).</w:t>
       </w:r>
     </w:p>
     <w:p>
@@ -12379,7 +12397,7 @@
         <w:t xml:space="preserve"> </w:t>
       </w:r>
       <w:r>
-        <w:t xml:space="preserve">Although robust, these associations were small: a 1 SD (23.7 mg) higher physical activity volume was associated with 4.1 points higher sleep regularity, 11.2 min longer sleep, and 11 min earlier sleep onset at age 11, and with 3.5 points, 4.4 min, and 18 min, respectively, at age 65.</w:t>
+        <w:t xml:space="preserve">Although robust, these associations were small: a 1 SD (23.7 mg) higher physical activity volume was associated with 4.7 points higher sleep regularity, 11.8 min longer sleep, and 11 min earlier sleep onset at age 11, and with 4.4 points, 4.8 min, and 19 min, respectively, at age 65.</w:t>
       </w:r>
     </w:p>
     <w:p>
@@ -12958,7 +12976,7 @@
         <w:t xml:space="preserve"> </w:t>
       </w:r>
       <w:r>
-        <w:t xml:space="preserve">= 0.26 [0.24, 0.28] at age 11 and 0.19 [0.15, 0.23] at age 65).</w:t>
+        <w:t xml:space="preserve">= 0.31 [0.30, 0.33] at age 11 and 0.24 [0.22, 0.27] at age 65).</w:t>
       </w:r>
       <w:r>
         <w:t xml:space="preserve"> </w:t>

--- a/doc/manuscript.docx
+++ b/doc/manuscript.docx
@@ -267,7 +267,7 @@
         <w:pStyle w:val="BodyText"/>
       </w:pPr>
       <w:r>
-        <w:t xml:space="preserve">Main text: 3307 words</w:t>
+        <w:t xml:space="preserve">Main text: 3310 words</w:t>
       </w:r>
     </w:p>
     <w:p>
@@ -492,64 +492,58 @@
         <w:pStyle w:val="FirstParagraph"/>
       </w:pPr>
       <w:r>
-        <w:t xml:space="preserve">Sleep is an important determinant of population health across the lifespan</w:t>
-      </w:r>
-      <w:r>
-        <w:t xml:space="preserve"> </w:t>
-      </w:r>
-      <w:r>
-        <w:t xml:space="preserve">[1,2]</w:t>
-      </w:r>
-      <w:r>
-        <w:t xml:space="preserve">: poor sleep is associated with all-cause mortality</w:t>
-      </w:r>
-      <w:r>
-        <w:t xml:space="preserve"> </w:t>
-      </w:r>
-      <w:r>
-        <w:t xml:space="preserve">[3]</w:t>
-      </w:r>
-      <w:r>
-        <w:t xml:space="preserve">, cardiovascular disease</w:t>
-      </w:r>
-      <w:r>
-        <w:t xml:space="preserve"> </w:t>
-      </w:r>
-      <w:r>
-        <w:t xml:space="preserve">[4]</w:t>
-      </w:r>
-      <w:r>
-        <w:t xml:space="preserve">, cancers</w:t>
-      </w:r>
-      <w:r>
-        <w:t xml:space="preserve"> </w:t>
-      </w:r>
-      <w:r>
-        <w:t xml:space="preserve">[5]</w:t>
-      </w:r>
-      <w:r>
-        <w:t xml:space="preserve">, and poor mental health</w:t>
-      </w:r>
-      <w:r>
-        <w:t xml:space="preserve"> </w:t>
-      </w:r>
-      <w:r>
-        <w:t xml:space="preserve">[6]</w:t>
-      </w:r>
-      <w:r>
-        <w:t xml:space="preserve">.</w:t>
-      </w:r>
-      <w:r>
-        <w:t xml:space="preserve"> </w:t>
-      </w:r>
-      <w:r>
-        <w:t xml:space="preserve">Yet 14-68% of children and adolescents</w:t>
-      </w:r>
-      <w:r>
-        <w:t xml:space="preserve"> </w:t>
-      </w:r>
-      <w:r>
-        <w:t xml:space="preserve">[7]</w:t>
+        <w:t xml:space="preserve">Sleep is an important determinant of population health across the lifespan:</w:t>
+      </w:r>
+      <w:r>
+        <w:rPr>
+          <w:vertAlign w:val="superscript"/>
+        </w:rPr>
+        <w:t xml:space="preserve">1,2</w:t>
+      </w:r>
+      <w:r>
+        <w:t xml:space="preserve"> poor sleep is associated with all-cause mortality,</w:t>
+      </w:r>
+      <w:r>
+        <w:rPr>
+          <w:vertAlign w:val="superscript"/>
+        </w:rPr>
+        <w:t xml:space="preserve">3</w:t>
+      </w:r>
+      <w:r>
+        <w:t xml:space="preserve"> cardiovascular disease,</w:t>
+      </w:r>
+      <w:r>
+        <w:rPr>
+          <w:vertAlign w:val="superscript"/>
+        </w:rPr>
+        <w:t xml:space="preserve">4</w:t>
+      </w:r>
+      <w:r>
+        <w:t xml:space="preserve"> cancers,</w:t>
+      </w:r>
+      <w:r>
+        <w:rPr>
+          <w:vertAlign w:val="superscript"/>
+        </w:rPr>
+        <w:t xml:space="preserve">5</w:t>
+      </w:r>
+      <w:r>
+        <w:t xml:space="preserve"> and poor mental health.</w:t>
+      </w:r>
+      <w:r>
+        <w:rPr>
+          <w:vertAlign w:val="superscript"/>
+        </w:rPr>
+        <w:t xml:space="preserve">6</w:t>
+      </w:r>
+      <w:r>
+        <w:t xml:space="preserve"> Yet 14-68% of children and adolescents</w:t>
+      </w:r>
+      <w:r>
+        <w:rPr>
+          <w:vertAlign w:val="superscript"/>
+        </w:rPr>
+        <w:t xml:space="preserve">7</w:t>
       </w:r>
       <w:r>
         <w:t xml:space="preserve"> </w:t>
@@ -558,88 +552,70 @@
         <w:t xml:space="preserve">and 31% of adults</w:t>
       </w:r>
       <w:r>
-        <w:t xml:space="preserve"> </w:t>
-      </w:r>
-      <w:r>
-        <w:t xml:space="preserve">[8]</w:t>
-      </w:r>
-      <w:r>
-        <w:t xml:space="preserve"> </w:t>
-      </w:r>
-      <w:r>
-        <w:t xml:space="preserve">sleep less than recommended</w:t>
-      </w:r>
-      <w:r>
-        <w:t xml:space="preserve"> </w:t>
-      </w:r>
-      <w:r>
-        <w:t xml:space="preserve">[9,10]</w:t>
-      </w:r>
-      <w:r>
-        <w:t xml:space="preserve">, and safe, accessible strategies to promote sleep are needed</w:t>
-      </w:r>
-      <w:r>
-        <w:t xml:space="preserve"> </w:t>
-      </w:r>
-      <w:r>
-        <w:t xml:space="preserve">[11,12]</w:t>
-      </w:r>
-      <w:r>
-        <w:t xml:space="preserve">.</w:t>
-      </w:r>
-      <w:r>
-        <w:t xml:space="preserve"> </w:t>
-      </w:r>
-      <w:r>
-        <w:t xml:space="preserve">In adults, physical activity appears to improve both the quantity and quality of sleep</w:t>
-      </w:r>
-      <w:r>
-        <w:t xml:space="preserve"> </w:t>
-      </w:r>
-      <w:r>
-        <w:t xml:space="preserve">[13–15]</w:t>
-      </w:r>
-      <w:r>
-        <w:t xml:space="preserve">, and WHO recommends it for this purpose</w:t>
-      </w:r>
-      <w:r>
-        <w:t xml:space="preserve"> </w:t>
-      </w:r>
-      <w:r>
-        <w:t xml:space="preserve">[16]</w:t>
-      </w:r>
-      <w:r>
-        <w:t xml:space="preserve">.</w:t>
-      </w:r>
-      <w:r>
-        <w:t xml:space="preserve"> </w:t>
-      </w:r>
-      <w:r>
-        <w:t xml:space="preserve">In children and adolescents, the evidence is less clear</w:t>
-      </w:r>
-      <w:r>
-        <w:t xml:space="preserve"> </w:t>
-      </w:r>
-      <w:r>
-        <w:t xml:space="preserve">[12,17,18]</w:t>
-      </w:r>
-      <w:r>
-        <w:t xml:space="preserve">.</w:t>
-      </w:r>
-      <w:r>
-        <w:t xml:space="preserve"> </w:t>
-      </w:r>
-      <w:r>
-        <w:t xml:space="preserve">Trials suggest exercise improves sleep quality and efficiency but not total sleep time</w:t>
-      </w:r>
-      <w:r>
-        <w:t xml:space="preserve"> </w:t>
-      </w:r>
-      <w:r>
-        <w:t xml:space="preserve">[19]</w:t>
-      </w:r>
-      <w:r>
-        <w:t xml:space="preserve">, and guidelines do not support a role for physical activity in improving sleep in this age group.</w:t>
+        <w:rPr>
+          <w:vertAlign w:val="superscript"/>
+        </w:rPr>
+        <w:t xml:space="preserve">8</w:t>
+      </w:r>
+      <w:r>
+        <w:t xml:space="preserve"> </w:t>
+      </w:r>
+      <w:r>
+        <w:t xml:space="preserve">sleep less than recommended,</w:t>
+      </w:r>
+      <w:r>
+        <w:rPr>
+          <w:vertAlign w:val="superscript"/>
+        </w:rPr>
+        <w:t xml:space="preserve">9,10</w:t>
+      </w:r>
+      <w:r>
+        <w:t xml:space="preserve"> and safe, accessible strategies to promote sleep are needed.</w:t>
+      </w:r>
+      <w:r>
+        <w:rPr>
+          <w:vertAlign w:val="superscript"/>
+        </w:rPr>
+        <w:t xml:space="preserve">11,12</w:t>
+      </w:r>
+      <w:r>
+        <w:t xml:space="preserve"> In adults, physical activity appears to improve both the quantity and quality of sleep,</w:t>
+      </w:r>
+      <w:r>
+        <w:rPr>
+          <w:vertAlign w:val="superscript"/>
+        </w:rPr>
+        <w:t xml:space="preserve">13–15</w:t>
+      </w:r>
+      <w:r>
+        <w:t xml:space="preserve"> and WHO recommends it for this purpose.</w:t>
+      </w:r>
+      <w:r>
+        <w:rPr>
+          <w:vertAlign w:val="superscript"/>
+        </w:rPr>
+        <w:t xml:space="preserve">16</w:t>
+      </w:r>
+      <w:r>
+        <w:t xml:space="preserve"> In children and adolescents, the evidence is less clear.</w:t>
+      </w:r>
+      <w:r>
+        <w:rPr>
+          <w:vertAlign w:val="superscript"/>
+        </w:rPr>
+        <w:t xml:space="preserve">12,17,18</w:t>
+      </w:r>
+      <w:r>
+        <w:t xml:space="preserve"> Trials suggest exercise improves sleep quality and efficiency but not total sleep time,</w:t>
+      </w:r>
+      <w:r>
+        <w:rPr>
+          <w:vertAlign w:val="superscript"/>
+        </w:rPr>
+        <w:t xml:space="preserve">19</w:t>
+      </w:r>
+      <w:r>
+        <w:t xml:space="preserve"> and guidelines do not support a role for physical activity in improving sleep in this age group.</w:t>
       </w:r>
     </w:p>
     <w:p>
@@ -653,16 +629,16 @@
         <w:t xml:space="preserve"> </w:t>
       </w:r>
       <w:r>
-        <w:t xml:space="preserve">First, most studies relied on self-reported sleep and physical activity</w:t>
-      </w:r>
-      <w:r>
-        <w:t xml:space="preserve"> </w:t>
-      </w:r>
-      <w:r>
-        <w:t xml:space="preserve">[12,17,18]</w:t>
-      </w:r>
-      <w:r>
-        <w:t xml:space="preserve">, which could bias associations and limit the precision of dose-response analyses.</w:t>
+        <w:t xml:space="preserve">First, most studies relied on self-reported sleep and physical activity,</w:t>
+      </w:r>
+      <w:r>
+        <w:rPr>
+          <w:vertAlign w:val="superscript"/>
+        </w:rPr>
+        <w:t xml:space="preserve">12,17,18</w:t>
+      </w:r>
+      <w:r>
+        <w:t xml:space="preserve"> which could bias associations and limit the precision of dose-response analyses.</w:t>
       </w:r>
       <w:r>
         <w:t xml:space="preserve"> </w:t>
@@ -671,31 +647,25 @@
         <w:t xml:space="preserve">Second, existing reviews and meta-analyses</w:t>
       </w:r>
       <w:r>
-        <w:t xml:space="preserve"> </w:t>
-      </w:r>
-      <w:r>
-        <w:t xml:space="preserve">[12]</w:t>
-      </w:r>
-      <w:r>
-        <w:t xml:space="preserve"> </w:t>
-      </w:r>
-      <w:r>
-        <w:t xml:space="preserve">pool study-level effects, which limits how well they can examine the influence of age</w:t>
-      </w:r>
-      <w:r>
-        <w:t xml:space="preserve"> </w:t>
-      </w:r>
-      <w:r>
-        <w:t xml:space="preserve">[20]</w:t>
-      </w:r>
-      <w:r>
-        <w:t xml:space="preserve">.</w:t>
-      </w:r>
-      <w:r>
-        <w:t xml:space="preserve"> </w:t>
-      </w:r>
-      <w:r>
-        <w:t xml:space="preserve">Third, no study has examined day-to-day data in a large, geographically diverse sample spanning the lifespan.</w:t>
+        <w:rPr>
+          <w:vertAlign w:val="superscript"/>
+        </w:rPr>
+        <w:t xml:space="preserve">12</w:t>
+      </w:r>
+      <w:r>
+        <w:t xml:space="preserve"> </w:t>
+      </w:r>
+      <w:r>
+        <w:t xml:space="preserve">pool study-level effects, which limits how well they can examine the influence of age.</w:t>
+      </w:r>
+      <w:r>
+        <w:rPr>
+          <w:vertAlign w:val="superscript"/>
+        </w:rPr>
+        <w:t xml:space="preserve">20</w:t>
+      </w:r>
+      <w:r>
+        <w:t xml:space="preserve"> Third, no study has examined day-to-day data in a large, geographically diverse sample spanning the lifespan.</w:t>
       </w:r>
       <w:r>
         <w:t xml:space="preserve"> </w:t>
@@ -704,79 +674,64 @@
         <w:t xml:space="preserve">Daily associations have been synthesised separately in adults</w:t>
       </w:r>
       <w:r>
-        <w:t xml:space="preserve"> </w:t>
-      </w:r>
-      <w:r>
-        <w:t xml:space="preserve">[21]</w:t>
-      </w:r>
-      <w:r>
-        <w:t xml:space="preserve"> </w:t>
-      </w:r>
-      <w:r>
-        <w:t xml:space="preserve">and in children and youth</w:t>
-      </w:r>
-      <w:r>
-        <w:t xml:space="preserve"> </w:t>
-      </w:r>
-      <w:r>
-        <w:t xml:space="preserve">[22]</w:t>
-      </w:r>
-      <w:r>
-        <w:t xml:space="preserve">, and consumer-wearable studies with millions of person-nights included only adults and did not examine sleep regularity</w:t>
-      </w:r>
-      <w:r>
-        <w:t xml:space="preserve"> </w:t>
-      </w:r>
-      <w:r>
-        <w:t xml:space="preserve">[23,24]</w:t>
-      </w:r>
-      <w:r>
-        <w:t xml:space="preserve">.</w:t>
-      </w:r>
-      <w:r>
-        <w:t xml:space="preserve"> </w:t>
-      </w:r>
-      <w:r>
-        <w:t xml:space="preserve">Day-level data matter because the relationship may run in both directions.</w:t>
-      </w:r>
-      <w:r>
-        <w:t xml:space="preserve"> </w:t>
-      </w:r>
-      <w:r>
-        <w:t xml:space="preserve">Physical activity may promote sleep through circadian and stress-related pathways</w:t>
-      </w:r>
-      <w:r>
-        <w:t xml:space="preserve"> </w:t>
-      </w:r>
-      <w:r>
-        <w:t xml:space="preserve">[25]</w:t>
-      </w:r>
-      <w:r>
-        <w:t xml:space="preserve">, while a late or poor night’s sleep may reduce activity the next day</w:t>
-      </w:r>
-      <w:r>
-        <w:t xml:space="preserve"> </w:t>
-      </w:r>
-      <w:r>
-        <w:t xml:space="preserve">[21,26]</w:t>
-      </w:r>
-      <w:r>
-        <w:t xml:space="preserve">.</w:t>
-      </w:r>
-      <w:r>
-        <w:t xml:space="preserve"> </w:t>
-      </w:r>
-      <w:r>
-        <w:t xml:space="preserve">Weekly averages may mask these patterns, and pooling device-measured individual participant data can overcome these limitations</w:t>
-      </w:r>
-      <w:r>
-        <w:t xml:space="preserve"> </w:t>
-      </w:r>
-      <w:r>
-        <w:t xml:space="preserve">[27]</w:t>
-      </w:r>
-      <w:r>
-        <w:t xml:space="preserve">.</w:t>
+        <w:rPr>
+          <w:vertAlign w:val="superscript"/>
+        </w:rPr>
+        <w:t xml:space="preserve">21</w:t>
+      </w:r>
+      <w:r>
+        <w:t xml:space="preserve"> </w:t>
+      </w:r>
+      <w:r>
+        <w:t xml:space="preserve">and in children and youth,</w:t>
+      </w:r>
+      <w:r>
+        <w:rPr>
+          <w:vertAlign w:val="superscript"/>
+        </w:rPr>
+        <w:t xml:space="preserve">22</w:t>
+      </w:r>
+      <w:r>
+        <w:t xml:space="preserve"> and consumer-wearable studies with millions of person-nights included only adults and did not examine sleep regularity.</w:t>
+      </w:r>
+      <w:r>
+        <w:rPr>
+          <w:vertAlign w:val="superscript"/>
+        </w:rPr>
+        <w:t xml:space="preserve">23,24</w:t>
+      </w:r>
+      <w:r>
+        <w:t xml:space="preserve"> Day-level data matter because the relationship may run in both directions.</w:t>
+      </w:r>
+      <w:r>
+        <w:t xml:space="preserve"> </w:t>
+      </w:r>
+      <w:r>
+        <w:t xml:space="preserve">Physical activity may promote sleep through circadian and stress-related pathways,</w:t>
+      </w:r>
+      <w:r>
+        <w:rPr>
+          <w:vertAlign w:val="superscript"/>
+        </w:rPr>
+        <w:t xml:space="preserve">25</w:t>
+      </w:r>
+      <w:r>
+        <w:t xml:space="preserve"> while a late or poor night’s sleep may reduce activity the next day.</w:t>
+      </w:r>
+      <w:r>
+        <w:rPr>
+          <w:vertAlign w:val="superscript"/>
+        </w:rPr>
+        <w:t xml:space="preserve">21,26</w:t>
+      </w:r>
+      <w:r>
+        <w:t xml:space="preserve"> Weekly averages may mask these patterns, and pooling device-measured individual participant data can overcome these limitations.</w:t>
+      </w:r>
+      <w:r>
+        <w:rPr>
+          <w:vertAlign w:val="superscript"/>
+        </w:rPr>
+        <w:t xml:space="preserve">27</w:t>
       </w:r>
     </w:p>
     <w:p>
@@ -876,37 +831,25 @@
         <w:pStyle w:val="BodyText"/>
       </w:pPr>
       <w:r>
-        <w:t xml:space="preserve">We identified potentially relevant studies by examining the reference lists of recent systematic reviews that explored the relationship between sleep and physical activity in children, adolescents, and adults</w:t>
-      </w:r>
-      <w:r>
-        <w:t xml:space="preserve"> </w:t>
-      </w:r>
-      <w:r>
-        <w:t xml:space="preserve">[13,17,18]</w:t>
-      </w:r>
-      <w:r>
-        <w:t xml:space="preserve">.</w:t>
-      </w:r>
-      <w:r>
-        <w:t xml:space="preserve"> </w:t>
-      </w:r>
-      <w:r>
-        <w:t xml:space="preserve">We then used forward searching on potentially eligible studies</w:t>
-      </w:r>
-      <w:r>
-        <w:t xml:space="preserve"> </w:t>
-      </w:r>
-      <w:r>
-        <w:t xml:space="preserve">[28]</w:t>
-      </w:r>
-      <w:r>
-        <w:t xml:space="preserve">.</w:t>
-      </w:r>
-      <w:r>
-        <w:t xml:space="preserve"> </w:t>
-      </w:r>
-      <w:r>
-        <w:t xml:space="preserve">We additionally performed a literature search to identify accelerometry consortiums and individual studies, searched trial registries (the Australian New Zealand Clinical Trials Registry, the World Health Organization International Clinical Trials Registry Platform, and the ISRCTN registry) and the Open Science Framework for unpublished results, and asked collaborators to help identify any additional studies.</w:t>
+        <w:t xml:space="preserve">We identified potentially relevant studies by examining the reference lists of recent systematic reviews that explored the relationship between sleep and physical activity in children, adolescents, and adults.</w:t>
+      </w:r>
+      <w:r>
+        <w:rPr>
+          <w:vertAlign w:val="superscript"/>
+        </w:rPr>
+        <w:t xml:space="preserve">13,17,18</w:t>
+      </w:r>
+      <w:r>
+        <w:t xml:space="preserve"> We then used forward searching on potentially eligible studies.</w:t>
+      </w:r>
+      <w:r>
+        <w:rPr>
+          <w:vertAlign w:val="superscript"/>
+        </w:rPr>
+        <w:t xml:space="preserve">28</w:t>
+      </w:r>
+      <w:r>
+        <w:t xml:space="preserve"> We additionally performed a literature search to identify accelerometry consortiums and individual studies, searched trial registries (the Australian New Zealand Clinical Trials Registry, the World Health Organization International Clinical Trials Registry Platform, and the ISRCTN registry) and the Open Science Framework for unpublished results, and asked collaborators to help identify any additional studies.</w:t>
       </w:r>
     </w:p>
     <w:p>
@@ -960,31 +903,25 @@
         <w:t xml:space="preserve"> </w:t>
       </w:r>
       <w:r>
-        <w:t xml:space="preserve">package (version 2.5-1) in R</w:t>
-      </w:r>
-      <w:r>
-        <w:t xml:space="preserve"> </w:t>
-      </w:r>
-      <w:r>
-        <w:t xml:space="preserve">[29,30]</w:t>
-      </w:r>
-      <w:r>
-        <w:t xml:space="preserve">, producing outcomes that could be compared across studies, device wear locations, and populations</w:t>
-      </w:r>
-      <w:r>
-        <w:t xml:space="preserve"> </w:t>
-      </w:r>
-      <w:r>
-        <w:t xml:space="preserve">[31]</w:t>
-      </w:r>
-      <w:r>
-        <w:t xml:space="preserve">.</w:t>
-      </w:r>
-      <w:r>
-        <w:t xml:space="preserve"> </w:t>
-      </w:r>
-      <w:r>
-        <w:t xml:space="preserve">Processing used our</w:t>
+        <w:t xml:space="preserve">package (version 2.5-1) in R,</w:t>
+      </w:r>
+      <w:r>
+        <w:rPr>
+          <w:vertAlign w:val="superscript"/>
+        </w:rPr>
+        <w:t xml:space="preserve">29,30</w:t>
+      </w:r>
+      <w:r>
+        <w:t xml:space="preserve"> producing outcomes that could be compared across studies, device wear locations, and populations.</w:t>
+      </w:r>
+      <w:r>
+        <w:rPr>
+          <w:vertAlign w:val="superscript"/>
+        </w:rPr>
+        <w:t xml:space="preserve">31</w:t>
+      </w:r>
+      <w:r>
+        <w:t xml:space="preserve"> Processing used our</w:t>
       </w:r>
       <w:r>
         <w:t xml:space="preserve"> </w:t>
@@ -1000,22 +937,16 @@
         <w:t xml:space="preserve"> </w:t>
       </w:r>
       <w:r>
-        <w:t xml:space="preserve">R package, which fixed all settings across studies and documents the decisions made for specific devices</w:t>
-      </w:r>
-      <w:r>
-        <w:t xml:space="preserve"> </w:t>
-      </w:r>
-      <w:r>
-        <w:t xml:space="preserve">[32]</w:t>
-      </w:r>
-      <w:r>
-        <w:t xml:space="preserve">.</w:t>
-      </w:r>
-      <w:r>
-        <w:t xml:space="preserve"> </w:t>
-      </w:r>
-      <w:r>
-        <w:t xml:space="preserve">The core research team or the data contributors ran</w:t>
+        <w:t xml:space="preserve">R package, which fixed all settings across studies and documents the decisions made for specific devices.</w:t>
+      </w:r>
+      <w:r>
+        <w:rPr>
+          <w:vertAlign w:val="superscript"/>
+        </w:rPr>
+        <w:t xml:space="preserve">32</w:t>
+      </w:r>
+      <w:r>
+        <w:t xml:space="preserve"> The core research team or the data contributors ran</w:t>
       </w:r>
       <w:r>
         <w:t xml:space="preserve"> </w:t>
@@ -1047,49 +978,40 @@
         <w:t xml:space="preserve">’s sleep detection has been evaluated against polysomnography in both adults</w:t>
       </w:r>
       <w:r>
-        <w:t xml:space="preserve"> </w:t>
-      </w:r>
-      <w:r>
-        <w:t xml:space="preserve">[30]</w:t>
-      </w:r>
-      <w:r>
-        <w:t xml:space="preserve"> </w:t>
-      </w:r>
-      <w:r>
-        <w:t xml:space="preserve">and children</w:t>
-      </w:r>
-      <w:r>
-        <w:t xml:space="preserve"> </w:t>
-      </w:r>
-      <w:r>
-        <w:t xml:space="preserve">[33,34]</w:t>
-      </w:r>
-      <w:r>
-        <w:t xml:space="preserve">.</w:t>
-      </w:r>
-      <w:r>
-        <w:t xml:space="preserve"> </w:t>
-      </w:r>
-      <w:r>
-        <w:t xml:space="preserve">Non-wear time and abnormally high accelerations were detected with the default settings</w:t>
-      </w:r>
-      <w:r>
-        <w:t xml:space="preserve"> </w:t>
-      </w:r>
-      <w:r>
-        <w:t xml:space="preserve">[35]</w:t>
-      </w:r>
-      <w:r>
-        <w:t xml:space="preserve">, classified as missing, and imputed from the same time interval on the remaining days of the week</w:t>
-      </w:r>
-      <w:r>
-        <w:t xml:space="preserve"> </w:t>
-      </w:r>
-      <w:r>
-        <w:t xml:space="preserve">[29]</w:t>
-      </w:r>
-      <w:r>
-        <w:t xml:space="preserve">.</w:t>
+        <w:rPr>
+          <w:vertAlign w:val="superscript"/>
+        </w:rPr>
+        <w:t xml:space="preserve">30</w:t>
+      </w:r>
+      <w:r>
+        <w:t xml:space="preserve"> </w:t>
+      </w:r>
+      <w:r>
+        <w:t xml:space="preserve">and children.</w:t>
+      </w:r>
+      <w:r>
+        <w:rPr>
+          <w:vertAlign w:val="superscript"/>
+        </w:rPr>
+        <w:t xml:space="preserve">33,34</w:t>
+      </w:r>
+      <w:r>
+        <w:t xml:space="preserve"> Non-wear time and abnormally high accelerations were detected with the default settings,</w:t>
+      </w:r>
+      <w:r>
+        <w:rPr>
+          <w:vertAlign w:val="superscript"/>
+        </w:rPr>
+        <w:t xml:space="preserve">35</w:t>
+      </w:r>
+      <w:r>
+        <w:t xml:space="preserve"> classified as missing, and imputed from the same time interval on the remaining days of the week.</w:t>
+      </w:r>
+      <w:r>
+        <w:rPr>
+          <w:vertAlign w:val="superscript"/>
+        </w:rPr>
+        <w:t xml:space="preserve">29</w:t>
       </w:r>
     </w:p>
     <w:p>
@@ -1106,10 +1028,10 @@
         <w:t xml:space="preserve">For wrist-worn devices, the sleep period was detected with the HDCZA algorithm</w:t>
       </w:r>
       <w:r>
-        <w:t xml:space="preserve"> </w:t>
-      </w:r>
-      <w:r>
-        <w:t xml:space="preserve">[30]</w:t>
+        <w:rPr>
+          <w:vertAlign w:val="superscript"/>
+        </w:rPr>
+        <w:t xml:space="preserve">30</w:t>
       </w:r>
       <w:r>
         <w:t xml:space="preserve"> </w:t>
@@ -1159,16 +1081,16 @@
         <w:t xml:space="preserve"> </w:t>
       </w:r>
       <w:r>
-        <w:t xml:space="preserve">For physical activity, we used two metrics proposed by Rowlands and colleagues</w:t>
-      </w:r>
-      <w:r>
-        <w:t xml:space="preserve"> </w:t>
-      </w:r>
-      <w:r>
-        <w:t xml:space="preserve">[36]</w:t>
-      </w:r>
-      <w:r>
-        <w:t xml:space="preserve">: average acceleration (mg)—a measure of volume—and the intensity gradient (unitless), the slope of log time against log intensity, which describes how time is distributed across intensities, with less negative values indicating relatively more time at higher intensities.</w:t>
+        <w:t xml:space="preserve">For physical activity, we used two metrics proposed by Rowlands and colleagues:</w:t>
+      </w:r>
+      <w:r>
+        <w:rPr>
+          <w:vertAlign w:val="superscript"/>
+        </w:rPr>
+        <w:t xml:space="preserve">36</w:t>
+      </w:r>
+      <w:r>
+        <w:t xml:space="preserve"> average acceleration (mg)—a measure of volume—and the intensity gradient (unitless), the slope of log time against log intensity, which describes how time is distributed across intensities, with less negative values indicating relatively more time at higher intensities.</w:t>
       </w:r>
       <w:r>
         <w:t xml:space="preserve"> </w:t>
@@ -1177,25 +1099,22 @@
         <w:t xml:space="preserve">These metrics capture the whole intensity continuum</w:t>
       </w:r>
       <w:r>
-        <w:t xml:space="preserve"> </w:t>
-      </w:r>
-      <w:r>
-        <w:t xml:space="preserve">[37]</w:t>
-      </w:r>
-      <w:r>
-        <w:t xml:space="preserve"> </w:t>
-      </w:r>
-      <w:r>
-        <w:t xml:space="preserve">without the population-specific cut-points that collapse it into categories</w:t>
-      </w:r>
-      <w:r>
-        <w:t xml:space="preserve"> </w:t>
-      </w:r>
-      <w:r>
-        <w:t xml:space="preserve">[38]</w:t>
-      </w:r>
-      <w:r>
-        <w:t xml:space="preserve">.</w:t>
+        <w:rPr>
+          <w:vertAlign w:val="superscript"/>
+        </w:rPr>
+        <w:t xml:space="preserve">37</w:t>
+      </w:r>
+      <w:r>
+        <w:t xml:space="preserve"> </w:t>
+      </w:r>
+      <w:r>
+        <w:t xml:space="preserve">without the population-specific cut-points that collapse it into categories.</w:t>
+      </w:r>
+      <w:r>
+        <w:rPr>
+          <w:vertAlign w:val="superscript"/>
+        </w:rPr>
+        <w:t xml:space="preserve">38</w:t>
       </w:r>
     </w:p>
     <w:bookmarkEnd w:id="12"/>
@@ -1279,16 +1198,16 @@
         <w:pStyle w:val="FirstParagraph"/>
       </w:pPr>
       <w:r>
-        <w:t xml:space="preserve">To reduce the risk of bias, we used a blind analysis approach</w:t>
-      </w:r>
-      <w:r>
-        <w:t xml:space="preserve"> </w:t>
-      </w:r>
-      <w:r>
-        <w:t xml:space="preserve">[39,40]</w:t>
-      </w:r>
-      <w:r>
-        <w:t xml:space="preserve">: we developed and tested models on a 10% holdout subsample of the dataset and conducted the final analysis once we believed the code was ready.</w:t>
+        <w:t xml:space="preserve">To reduce the risk of bias, we used a blind analysis approach:</w:t>
+      </w:r>
+      <w:r>
+        <w:rPr>
+          <w:vertAlign w:val="superscript"/>
+        </w:rPr>
+        <w:t xml:space="preserve">39,40</w:t>
+      </w:r>
+      <w:r>
+        <w:t xml:space="preserve"> we developed and tested models on a 10% holdout subsample of the dataset and conducted the final analysis once we believed the code was ready.</w:t>
       </w:r>
       <w:r>
         <w:t xml:space="preserve"> </w:t>
@@ -1338,16 +1257,16 @@
         <w:t xml:space="preserve"> </w:t>
       </w:r>
       <w:r>
-        <w:t xml:space="preserve">package</w:t>
-      </w:r>
-      <w:r>
-        <w:t xml:space="preserve"> </w:t>
-      </w:r>
-      <w:r>
-        <w:t xml:space="preserve">[41]</w:t>
-      </w:r>
-      <w:r>
-        <w:t xml:space="preserve">, creating 50 imputed datasets.</w:t>
+        <w:t xml:space="preserve">package,</w:t>
+      </w:r>
+      <w:r>
+        <w:rPr>
+          <w:vertAlign w:val="superscript"/>
+        </w:rPr>
+        <w:t xml:space="preserve">41</w:t>
+      </w:r>
+      <w:r>
+        <w:t xml:space="preserve"> creating 50 imputed datasets.</w:t>
       </w:r>
       <w:r>
         <w:t xml:space="preserve"> </w:t>
@@ -1379,22 +1298,16 @@
         <w:pStyle w:val="BodyText"/>
       </w:pPr>
       <w:r>
-        <w:t xml:space="preserve">To examine the relationship between sleep and physical activity we ran mixed-effects models with random intercepts for study and participant, accounting for the nesting of days within participants and of participants within studies</w:t>
-      </w:r>
-      <w:r>
-        <w:t xml:space="preserve"> </w:t>
-      </w:r>
-      <w:r>
-        <w:t xml:space="preserve">[42]</w:t>
-      </w:r>
-      <w:r>
-        <w:t xml:space="preserve">.</w:t>
-      </w:r>
-      <w:r>
-        <w:t xml:space="preserve"> </w:t>
-      </w:r>
-      <w:r>
-        <w:t xml:space="preserve">We predicted each sleep indicator from each physical activity indicator, adjusting for SES, sex, and BMI z-score, with quadratic terms to allow curvilinear associations.</w:t>
+        <w:t xml:space="preserve">To examine the relationship between sleep and physical activity we ran mixed-effects models with random intercepts for study and participant, accounting for the nesting of days within participants and of participants within studies.</w:t>
+      </w:r>
+      <w:r>
+        <w:rPr>
+          <w:vertAlign w:val="superscript"/>
+        </w:rPr>
+        <w:t xml:space="preserve">42</w:t>
+      </w:r>
+      <w:r>
+        <w:t xml:space="preserve"> We predicted each sleep indicator from each physical activity indicator, adjusting for SES, sex, and BMI z-score, with quadratic terms to allow curvilinear associations.</w:t>
       </w:r>
       <w:r>
         <w:t xml:space="preserve"> </w:t>
@@ -8978,28 +8891,22 @@
         <w:pStyle w:val="BodyText"/>
       </w:pPr>
       <w:r>
-        <w:t xml:space="preserve">Our findings broadly align with meta-analyses of experimental research, although the strengths of the relationships we observed were much weaker</w:t>
-      </w:r>
-      <w:r>
-        <w:t xml:space="preserve"> </w:t>
-      </w:r>
-      <w:r>
-        <w:t xml:space="preserve">[13,14]</w:t>
-      </w:r>
-      <w:r>
-        <w:t xml:space="preserve">.</w:t>
-      </w:r>
-      <w:r>
-        <w:t xml:space="preserve"> </w:t>
-      </w:r>
-      <w:r>
-        <w:t xml:space="preserve">For example,</w:t>
-      </w:r>
-      <w:r>
-        <w:t xml:space="preserve"> </w:t>
-      </w:r>
-      <w:r>
-        <w:t xml:space="preserve">[13]</w:t>
+        <w:t xml:space="preserve">Our findings broadly align with meta-analyses of experimental research, although the strengths of the relationships we observed were much weaker.</w:t>
+      </w:r>
+      <w:r>
+        <w:rPr>
+          <w:vertAlign w:val="superscript"/>
+        </w:rPr>
+        <w:t xml:space="preserve">13,14</w:t>
+      </w:r>
+      <w:r>
+        <w:t xml:space="preserve"> For example, Kredlow and colleagues</w:t>
+      </w:r>
+      <w:r>
+        <w:rPr>
+          <w:vertAlign w:val="superscript"/>
+        </w:rPr>
+        <w:t xml:space="preserve">13</w:t>
       </w:r>
       <w:r>
         <w:t xml:space="preserve"> </w:t>
@@ -9034,46 +8941,46 @@
         <w:t xml:space="preserve"> </w:t>
       </w:r>
       <w:r>
-        <w:t xml:space="preserve">Accelerometry also distinguishes quiet wakefulness from sleep less well than polysomnography, particularly in children</w:t>
-      </w:r>
-      <w:r>
-        <w:t xml:space="preserve"> </w:t>
-      </w:r>
-      <w:r>
-        <w:t xml:space="preserve">[33,34]</w:t>
-      </w:r>
-      <w:r>
-        <w:t xml:space="preserve">, which may attenuate associations.</w:t>
-      </w:r>
-      <w:r>
-        <w:t xml:space="preserve"> </w:t>
-      </w:r>
-      <w:r>
-        <w:t xml:space="preserve">Trials also suggest that the benefits of exercise for sleep are concentrated in people whose sleep is poor at baseline</w:t>
-      </w:r>
-      <w:r>
-        <w:t xml:space="preserve"> </w:t>
-      </w:r>
-      <w:r>
-        <w:t xml:space="preserve">[14,15]</w:t>
-      </w:r>
-      <w:r>
-        <w:t xml:space="preserve">, whereas our analysis did not target people with poor sleep.</w:t>
-      </w:r>
-      <w:r>
-        <w:t xml:space="preserve"> </w:t>
-      </w:r>
-      <w:r>
-        <w:t xml:space="preserve">The timing of activity may also matter, as strenuous exercise close to bedtime can delay and disrupt sleep</w:t>
-      </w:r>
-      <w:r>
-        <w:t xml:space="preserve"> </w:t>
-      </w:r>
-      <w:r>
-        <w:t xml:space="preserve">[43,44]</w:t>
-      </w:r>
-      <w:r>
-        <w:t xml:space="preserve">, although in our data associations were broadly similar regardless of the time of day of the most active hour, and across seasons.</w:t>
+        <w:t xml:space="preserve">Accelerometry also distinguishes quiet wakefulness from sleep less well than polysomnography, particularly in children,</w:t>
+      </w:r>
+      <w:r>
+        <w:rPr>
+          <w:vertAlign w:val="superscript"/>
+        </w:rPr>
+        <w:t xml:space="preserve">33,34</w:t>
+      </w:r>
+      <w:r>
+        <w:t xml:space="preserve"> which may attenuate associations.</w:t>
+      </w:r>
+      <w:r>
+        <w:t xml:space="preserve"> </w:t>
+      </w:r>
+      <w:r>
+        <w:t xml:space="preserve">Trials also suggest that the benefits of exercise for sleep are concentrated in people whose sleep is poor at baseline,</w:t>
+      </w:r>
+      <w:r>
+        <w:rPr>
+          <w:vertAlign w:val="superscript"/>
+        </w:rPr>
+        <w:t xml:space="preserve">14,15</w:t>
+      </w:r>
+      <w:r>
+        <w:t xml:space="preserve"> whereas our analysis did not target people with poor sleep.</w:t>
+      </w:r>
+      <w:r>
+        <w:t xml:space="preserve"> </w:t>
+      </w:r>
+      <w:r>
+        <w:t xml:space="preserve">The timing of activity may also matter, as strenuous exercise close to bedtime can delay and disrupt sleep,</w:t>
+      </w:r>
+      <w:r>
+        <w:rPr>
+          <w:vertAlign w:val="superscript"/>
+        </w:rPr>
+        <w:t xml:space="preserve">43,44</w:t>
+      </w:r>
+      <w:r>
+        <w:t xml:space="preserve"> although in our data associations were broadly similar regardless of the time of day of the most active hour, and across seasons.</w:t>
       </w:r>
     </w:p>
     <w:p>
@@ -9084,55 +8991,49 @@
         <w:t xml:space="preserve">Among observational studies of day-to-day sleep and physical activity, a meta-analysis of 33 studies in adults did not support a bidirectional daily association</w:t>
       </w:r>
       <w:r>
-        <w:t xml:space="preserve">[21]</w:t>
-      </w:r>
-      <w:r>
         <w:t xml:space="preserve">.</w:t>
       </w:r>
       <w:r>
-        <w:t xml:space="preserve"> </w:t>
-      </w:r>
-      <w:r>
-        <w:t xml:space="preserve">Some sleep parameters were weakly associated with next-day physical activity, and more active individuals slept slightly less.</w:t>
-      </w:r>
-      <w:r>
-        <w:t xml:space="preserve"> </w:t>
-      </w:r>
-      <w:r>
-        <w:t xml:space="preserve">Two recent studies of consumer wearables found that previous-day activity had little association with sleep</w:t>
-      </w:r>
-      <w:r>
-        <w:t xml:space="preserve"> </w:t>
-      </w:r>
-      <w:r>
-        <w:t xml:space="preserve">[23]</w:t>
-      </w:r>
-      <w:r>
-        <w:t xml:space="preserve">, that shorter sleep was followed by more activity the next day</w:t>
-      </w:r>
-      <w:r>
-        <w:t xml:space="preserve"> </w:t>
-      </w:r>
-      <w:r>
-        <w:t xml:space="preserve">[23,24]</w:t>
-      </w:r>
-      <w:r>
-        <w:t xml:space="preserve">, and that earlier-than-usual sleep onset was followed by more moderate-to-vigorous activity</w:t>
-      </w:r>
-      <w:r>
-        <w:t xml:space="preserve"> </w:t>
-      </w:r>
-      <w:r>
-        <w:t xml:space="preserve">[24]</w:t>
-      </w:r>
-      <w:r>
-        <w:t xml:space="preserve">.</w:t>
-      </w:r>
-      <w:r>
-        <w:t xml:space="preserve"> </w:t>
-      </w:r>
-      <w:r>
-        <w:t xml:space="preserve">Our finding that earlier sleep onset preceded more physical activity is consistent with these studies, although the association was small in our data.</w:t>
+        <w:rPr>
+          <w:vertAlign w:val="superscript"/>
+        </w:rPr>
+        <w:t xml:space="preserve">21</w:t>
+      </w:r>
+      <w:r>
+        <w:t xml:space="preserve"> Some sleep parameters were weakly associated with next-day physical activity, and more active individuals slept slightly less.</w:t>
+      </w:r>
+      <w:r>
+        <w:t xml:space="preserve"> </w:t>
+      </w:r>
+      <w:r>
+        <w:t xml:space="preserve">Two recent studies of consumer wearables found that previous-day activity had little association with sleep,</w:t>
+      </w:r>
+      <w:r>
+        <w:rPr>
+          <w:vertAlign w:val="superscript"/>
+        </w:rPr>
+        <w:t xml:space="preserve">23</w:t>
+      </w:r>
+      <w:r>
+        <w:t xml:space="preserve"> that shorter sleep was followed by more activity the next day,</w:t>
+      </w:r>
+      <w:r>
+        <w:rPr>
+          <w:vertAlign w:val="superscript"/>
+        </w:rPr>
+        <w:t xml:space="preserve">23,24</w:t>
+      </w:r>
+      <w:r>
+        <w:t xml:space="preserve"> and that earlier-than-usual sleep onset was followed by more moderate-to-vigorous activity.</w:t>
+      </w:r>
+      <w:r>
+        <w:rPr>
+          <w:vertAlign w:val="superscript"/>
+        </w:rPr>
+        <w:t xml:space="preserve">24</w:t>
+      </w:r>
+      <w:r>
+        <w:t xml:space="preserve"> Our finding that earlier sleep onset preceded more physical activity is consistent with these studies, although the association was small in our data.</w:t>
       </w:r>
       <w:r>
         <w:t xml:space="preserve"> </w:t>
@@ -9144,16 +9045,16 @@
         <w:t xml:space="preserve"> </w:t>
       </w:r>
       <w:r>
-        <w:t xml:space="preserve">One explanation is that our models did not separate within-person (day-to-day) from between-person (habitual) associations, which can differ</w:t>
-      </w:r>
-      <w:r>
-        <w:t xml:space="preserve"> </w:t>
-      </w:r>
-      <w:r>
-        <w:t xml:space="preserve">[45]</w:t>
-      </w:r>
-      <w:r>
-        <w:t xml:space="preserve">, so our estimates partly reflect stable differences between people.</w:t>
+        <w:t xml:space="preserve">One explanation is that our models did not separate within-person (day-to-day) from between-person (habitual) associations, which can differ,</w:t>
+      </w:r>
+      <w:r>
+        <w:rPr>
+          <w:vertAlign w:val="superscript"/>
+        </w:rPr>
+        <w:t xml:space="preserve">45</w:t>
+      </w:r>
+      <w:r>
+        <w:t xml:space="preserve"> so our estimates partly reflect stable differences between people.</w:t>
       </w:r>
     </w:p>
     <w:p>
@@ -9173,55 +9074,49 @@
         <w:t xml:space="preserve"> </w:t>
       </w:r>
       <w:r>
-        <w:t xml:space="preserve">This is consistent with the idea that sleep and physical activity are mutually reinforcing behaviours</w:t>
-      </w:r>
-      <w:r>
-        <w:t xml:space="preserve"> </w:t>
-      </w:r>
-      <w:r>
-        <w:t xml:space="preserve">[12]</w:t>
-      </w:r>
-      <w:r>
-        <w:t xml:space="preserve">, or that both reflect shared underlying factors, such as daily routines, work or school schedules, and health priorities.</w:t>
-      </w:r>
-      <w:r>
-        <w:t xml:space="preserve"> </w:t>
-      </w:r>
-      <w:r>
-        <w:t xml:space="preserve">Consistent physical activity may also help stabilise circadian rhythms</w:t>
-      </w:r>
-      <w:r>
-        <w:t xml:space="preserve"> </w:t>
-      </w:r>
-      <w:r>
-        <w:t xml:space="preserve">[25]</w:t>
-      </w:r>
-      <w:r>
-        <w:t xml:space="preserve">.</w:t>
-      </w:r>
-      <w:r>
-        <w:t xml:space="preserve"> </w:t>
-      </w:r>
-      <w:r>
-        <w:t xml:space="preserve">Sleep regularity is a stronger predictor of mortality than sleep duration</w:t>
-      </w:r>
-      <w:r>
-        <w:t xml:space="preserve"> </w:t>
-      </w:r>
-      <w:r>
-        <w:t xml:space="preserve">[46]</w:t>
-      </w:r>
-      <w:r>
-        <w:t xml:space="preserve">, and irregular sleepers remain at higher risk of cardiovascular events and depression even when they meet sleep duration recommendations</w:t>
-      </w:r>
-      <w:r>
-        <w:t xml:space="preserve"> </w:t>
-      </w:r>
-      <w:r>
-        <w:t xml:space="preserve">[47,48]</w:t>
-      </w:r>
-      <w:r>
-        <w:t xml:space="preserve">, so the finding that physical activity is associated with sleep regularity may be particularly important.</w:t>
+        <w:t xml:space="preserve">This is consistent with the idea that sleep and physical activity are mutually reinforcing behaviours,</w:t>
+      </w:r>
+      <w:r>
+        <w:rPr>
+          <w:vertAlign w:val="superscript"/>
+        </w:rPr>
+        <w:t xml:space="preserve">12</w:t>
+      </w:r>
+      <w:r>
+        <w:t xml:space="preserve"> or that both reflect shared underlying factors, such as daily routines, work or school schedules, and health priorities.</w:t>
+      </w:r>
+      <w:r>
+        <w:t xml:space="preserve"> </w:t>
+      </w:r>
+      <w:r>
+        <w:t xml:space="preserve">Consistent physical activity may also help stabilise circadian rhythms.</w:t>
+      </w:r>
+      <w:r>
+        <w:rPr>
+          <w:vertAlign w:val="superscript"/>
+        </w:rPr>
+        <w:t xml:space="preserve">25</w:t>
+      </w:r>
+      <w:r>
+        <w:t xml:space="preserve"> Sleep regularity is a stronger predictor of mortality than sleep duration,</w:t>
+      </w:r>
+      <w:r>
+        <w:rPr>
+          <w:vertAlign w:val="superscript"/>
+        </w:rPr>
+        <w:t xml:space="preserve">46</w:t>
+      </w:r>
+      <w:r>
+        <w:t xml:space="preserve"> and irregular sleepers remain at higher risk of cardiovascular events and depression even when they meet sleep duration recommendations,</w:t>
+      </w:r>
+      <w:r>
+        <w:rPr>
+          <w:vertAlign w:val="superscript"/>
+        </w:rPr>
+        <w:t xml:space="preserve">47,48</w:t>
+      </w:r>
+      <w:r>
+        <w:t xml:space="preserve"> so the finding that physical activity is associated with sleep regularity may be particularly important.</w:t>
       </w:r>
     </w:p>
     <w:p>
@@ -9229,43 +9124,31 @@
         <w:pStyle w:val="BodyText"/>
       </w:pPr>
       <w:r>
-        <w:t xml:space="preserve">The association between physical activity volume and sleep regularity was largely consistent across the lifespan, as a large study of adult wearable users found for other day-level associations</w:t>
-      </w:r>
-      <w:r>
-        <w:t xml:space="preserve"> </w:t>
-      </w:r>
-      <w:r>
-        <w:t xml:space="preserve">[23]</w:t>
-      </w:r>
-      <w:r>
-        <w:t xml:space="preserve">.</w:t>
-      </w:r>
-      <w:r>
-        <w:t xml:space="preserve"> </w:t>
-      </w:r>
-      <w:r>
-        <w:t xml:space="preserve">Other associations changed more markedly with age: those of physical activity intensity with sleep regularity, and of sleep with next-day physical activity, weakened with age and were small or negligible in older adults, consistent with evidence that the interplay between sleep and activity differs in very old adults</w:t>
-      </w:r>
-      <w:r>
-        <w:t xml:space="preserve"> </w:t>
-      </w:r>
-      <w:r>
-        <w:t xml:space="preserve">[45]</w:t>
-      </w:r>
-      <w:r>
-        <w:t xml:space="preserve">.</w:t>
-      </w:r>
-      <w:r>
-        <w:t xml:space="preserve"> </w:t>
-      </w:r>
-      <w:r>
-        <w:t xml:space="preserve">That our strongest association varied little with age suggests that the clearer evidence from meta-analyses in adults than in children and adolescents</w:t>
-      </w:r>
-      <w:r>
-        <w:t xml:space="preserve"> </w:t>
-      </w:r>
-      <w:r>
-        <w:t xml:space="preserve">[12,13,17,18]</w:t>
+        <w:t xml:space="preserve">The association between physical activity volume and sleep regularity was largely consistent across the lifespan, as a large study of adult wearable users found for other day-level associations.</w:t>
+      </w:r>
+      <w:r>
+        <w:rPr>
+          <w:vertAlign w:val="superscript"/>
+        </w:rPr>
+        <w:t xml:space="preserve">23</w:t>
+      </w:r>
+      <w:r>
+        <w:t xml:space="preserve"> Other associations changed more markedly with age: those of physical activity intensity with sleep regularity, and of sleep with next-day physical activity, weakened with age and were small or negligible in older adults, consistent with evidence that the interplay between sleep and activity differs in very old adults.</w:t>
+      </w:r>
+      <w:r>
+        <w:rPr>
+          <w:vertAlign w:val="superscript"/>
+        </w:rPr>
+        <w:t xml:space="preserve">45</w:t>
+      </w:r>
+      <w:r>
+        <w:t xml:space="preserve"> That our strongest association varied little with age suggests that the clearer evidence from meta-analyses in adults than in children and adolescents</w:t>
+      </w:r>
+      <w:r>
+        <w:rPr>
+          <w:vertAlign w:val="superscript"/>
+        </w:rPr>
+        <w:t xml:space="preserve">12,13,17,18</w:t>
       </w:r>
       <w:r>
         <w:t xml:space="preserve"> </w:t>
@@ -9297,43 +9180,37 @@
         <w:t xml:space="preserve"> </w:t>
       </w:r>
       <w:r>
-        <w:t xml:space="preserve">Physical activity estimates from different wear locations are strongly correlated but agree less well in absolute terms, particularly between wrist and hip</w:t>
-      </w:r>
-      <w:r>
-        <w:t xml:space="preserve"> </w:t>
-      </w:r>
-      <w:r>
-        <w:t xml:space="preserve">[49]</w:t>
-      </w:r>
-      <w:r>
-        <w:t xml:space="preserve">.</w:t>
-      </w:r>
-      <w:r>
-        <w:t xml:space="preserve"> </w:t>
-      </w:r>
-      <w:r>
-        <w:t xml:space="preserve">To maximise the data available, we included participants with four or more days of valid wear time, although some recommend at least seven nights to estimate sleep regularity</w:t>
-      </w:r>
-      <w:r>
-        <w:t xml:space="preserve"> </w:t>
-      </w:r>
-      <w:r>
-        <w:t xml:space="preserve">[50]</w:t>
-      </w:r>
-      <w:r>
-        <w:t xml:space="preserve"> </w:t>
-      </w:r>
-      <w:r>
-        <w:t xml:space="preserve">and reliable estimates of night-to-night variability in sleep may require more than a month of data</w:t>
-      </w:r>
-      <w:r>
-        <w:t xml:space="preserve"> </w:t>
-      </w:r>
-      <w:r>
-        <w:t xml:space="preserve">[51]</w:t>
-      </w:r>
-      <w:r>
-        <w:t xml:space="preserve">; restricting the sample to participants with at least seven valid days gave a similar association between physical activity volume and sleep regularity (</w:t>
+        <w:t xml:space="preserve">Physical activity estimates from different wear locations are strongly correlated but agree less well in absolute terms, particularly between wrist and hip.</w:t>
+      </w:r>
+      <w:r>
+        <w:rPr>
+          <w:vertAlign w:val="superscript"/>
+        </w:rPr>
+        <w:t xml:space="preserve">49</w:t>
+      </w:r>
+      <w:r>
+        <w:t xml:space="preserve"> To maximise the data available, we included participants with four or more days of valid wear time, although some recommend at least seven nights to estimate sleep regularity</w:t>
+      </w:r>
+      <w:r>
+        <w:rPr>
+          <w:vertAlign w:val="superscript"/>
+        </w:rPr>
+        <w:t xml:space="preserve">50</w:t>
+      </w:r>
+      <w:r>
+        <w:t xml:space="preserve"> </w:t>
+      </w:r>
+      <w:r>
+        <w:t xml:space="preserve">and reliable estimates of night-to-night variability in sleep may require more than a month of data;</w:t>
+      </w:r>
+      <w:r>
+        <w:rPr>
+          <w:vertAlign w:val="superscript"/>
+        </w:rPr>
+        <w:t xml:space="preserve">51</w:t>
+      </w:r>
+      <w:r>
+        <w:t xml:space="preserve"> restricting the sample to participants with at least seven valid days gave a similar association between physical activity volume and sleep regularity (</w:t>
       </w:r>
       <m:oMath>
         <m:r>
@@ -9356,16 +9233,13 @@
         <w:t xml:space="preserve"> </w:t>
       </w:r>
       <w:r>
-        <w:t xml:space="preserve">Finally, adolescents and young adults were under-represented, which limits generalisability to these groups and matters because young adults are the most likely to report difficulty falling asleep</w:t>
-      </w:r>
-      <w:r>
-        <w:t xml:space="preserve"> </w:t>
-      </w:r>
-      <w:r>
-        <w:t xml:space="preserve">[8]</w:t>
-      </w:r>
-      <w:r>
-        <w:t xml:space="preserve">.</w:t>
+        <w:t xml:space="preserve">Finally, adolescents and young adults were under-represented, which limits generalisability to these groups and matters because young adults are the most likely to report difficulty falling asleep.</w:t>
+      </w:r>
+      <w:r>
+        <w:rPr>
+          <w:vertAlign w:val="superscript"/>
+        </w:rPr>
+        <w:t xml:space="preserve">8</w:t>
       </w:r>
     </w:p>
     <w:p>
@@ -9385,31 +9259,25 @@
         <w:t xml:space="preserve"> </w:t>
       </w:r>
       <w:r>
-        <w:t xml:space="preserve">This message fits with Australia’s recent 24-hour movement guidelines for adults, which pair physical activity recommendations with consistent bed and wake times</w:t>
-      </w:r>
-      <w:r>
-        <w:t xml:space="preserve"> </w:t>
-      </w:r>
-      <w:r>
-        <w:t xml:space="preserve">[52]</w:t>
-      </w:r>
-      <w:r>
-        <w:t xml:space="preserve">.</w:t>
-      </w:r>
-      <w:r>
-        <w:t xml:space="preserve"> </w:t>
-      </w:r>
-      <w:r>
-        <w:t xml:space="preserve">Given the well-established links between sleep and overall health</w:t>
-      </w:r>
-      <w:r>
-        <w:t xml:space="preserve"> </w:t>
-      </w:r>
-      <w:r>
-        <w:t xml:space="preserve">[3,4]</w:t>
-      </w:r>
-      <w:r>
-        <w:t xml:space="preserve">, incorporating physical activity into public health messaging may have downstream benefits for population health.</w:t>
+        <w:t xml:space="preserve">This message fits with Australia’s recent 24-hour movement guidelines for adults, which pair physical activity recommendations with consistent bed and wake times.</w:t>
+      </w:r>
+      <w:r>
+        <w:rPr>
+          <w:vertAlign w:val="superscript"/>
+        </w:rPr>
+        <w:t xml:space="preserve">52</w:t>
+      </w:r>
+      <w:r>
+        <w:t xml:space="preserve"> Given the well-established links between sleep and overall health,</w:t>
+      </w:r>
+      <w:r>
+        <w:rPr>
+          <w:vertAlign w:val="superscript"/>
+        </w:rPr>
+        <w:t xml:space="preserve">3,4</w:t>
+      </w:r>
+      <w:r>
+        <w:t xml:space="preserve"> incorporating physical activity into public health messaging may have downstream benefits for population health.</w:t>
       </w:r>
       <w:r>
         <w:t xml:space="preserve"> </w:t>
@@ -9452,7 +9320,7 @@
         <w:pStyle w:val="Bibliography"/>
       </w:pPr>
       <w:r>
-        <w:t xml:space="preserve">1.</w:t>
+        <w:t xml:space="preserve">1</w:t>
       </w:r>
       <w:r>
         <w:t xml:space="preserve"> </w:t>
@@ -9487,10 +9355,36 @@
         </w:r>
       </w:hyperlink>
       <w:r>
-        <w:t xml:space="preserve">. Sleep. 2012 June;35(6):727–34.</w:t>
-      </w:r>
-      <w:r>
-        <w:t xml:space="preserve"> </w:t>
+        <w:t xml:space="preserve">.</w:t>
+      </w:r>
+      <w:r>
+        <w:t xml:space="preserve"> </w:t>
+      </w:r>
+      <w:r>
+        <w:rPr>
+          <w:i/>
+          <w:iCs/>
+        </w:rPr>
+        <w:t xml:space="preserve">Sleep</w:t>
+      </w:r>
+      <w:r>
+        <w:t xml:space="preserve"> </w:t>
+      </w:r>
+      <w:r>
+        <w:t xml:space="preserve">2012;</w:t>
+      </w:r>
+      <w:r>
+        <w:t xml:space="preserve"> </w:t>
+      </w:r>
+      <w:r>
+        <w:rPr>
+          <w:b/>
+          <w:bCs/>
+        </w:rPr>
+        <w:t xml:space="preserve">35</w:t>
+      </w:r>
+      <w:r>
+        <w:t xml:space="preserve">: 727–34.</w:t>
       </w:r>
     </w:p>
     <w:bookmarkEnd w:id="47"/>
@@ -9500,7 +9394,7 @@
         <w:pStyle w:val="Bibliography"/>
       </w:pPr>
       <w:r>
-        <w:t xml:space="preserve">2.</w:t>
+        <w:t xml:space="preserve">2</w:t>
       </w:r>
       <w:r>
         <w:t xml:space="preserve"> </w:t>
@@ -9509,7 +9403,17 @@
         <w:t xml:space="preserve">	</w:t>
       </w:r>
       <w:r>
-        <w:t xml:space="preserve">Ramar K, Malhotra RK, Carden KA, Martin JL, Abbasi-Feinberg F, Aurora RN, Kapur VK, Olson EJ, Rosen CL, Rowley JA, Shelgikar AV, Trotti LM.</w:t>
+        <w:t xml:space="preserve">Ramar K, Malhotra RK, Carden KA,</w:t>
+      </w:r>
+      <w:r>
+        <w:t xml:space="preserve"> </w:t>
+      </w:r>
+      <w:r>
+        <w:rPr>
+          <w:i/>
+          <w:iCs/>
+        </w:rPr>
+        <w:t xml:space="preserve">et al.</w:t>
       </w:r>
       <w:r>
         <w:t xml:space="preserve"> </w:t>
@@ -9571,10 +9475,36 @@
         </w:r>
       </w:hyperlink>
       <w:r>
-        <w:t xml:space="preserve">. Journal of Clinical Sleep Medicine. 2021 Oct;17(10):2115–9.</w:t>
-      </w:r>
-      <w:r>
-        <w:t xml:space="preserve"> </w:t>
+        <w:t xml:space="preserve">.</w:t>
+      </w:r>
+      <w:r>
+        <w:t xml:space="preserve"> </w:t>
+      </w:r>
+      <w:r>
+        <w:rPr>
+          <w:i/>
+          <w:iCs/>
+        </w:rPr>
+        <w:t xml:space="preserve">Journal of Clinical Sleep Medicine</w:t>
+      </w:r>
+      <w:r>
+        <w:t xml:space="preserve"> </w:t>
+      </w:r>
+      <w:r>
+        <w:t xml:space="preserve">2021;</w:t>
+      </w:r>
+      <w:r>
+        <w:t xml:space="preserve"> </w:t>
+      </w:r>
+      <w:r>
+        <w:rPr>
+          <w:b/>
+          <w:bCs/>
+        </w:rPr>
+        <w:t xml:space="preserve">17</w:t>
+      </w:r>
+      <w:r>
+        <w:t xml:space="preserve">: 2115–9.</w:t>
       </w:r>
     </w:p>
     <w:bookmarkEnd w:id="49"/>
@@ -9584,7 +9514,7 @@
         <w:pStyle w:val="Bibliography"/>
       </w:pPr>
       <w:r>
-        <w:t xml:space="preserve">3.</w:t>
+        <w:t xml:space="preserve">3</w:t>
       </w:r>
       <w:r>
         <w:t xml:space="preserve"> </w:t>
@@ -9593,7 +9523,7 @@
         <w:t xml:space="preserve">	</w:t>
       </w:r>
       <w:r>
-        <w:t xml:space="preserve">Huang BH, Duncan MJ, Cistulli PA, Nassar N, Hamer M, Stamatakis E.</w:t>
+        <w:t xml:space="preserve">Huang B-H, Duncan MJ, Cistulli PA, Nassar N, Hamer M, Stamatakis E.</w:t>
       </w:r>
       <w:r>
         <w:t xml:space="preserve"> </w:t>
@@ -9607,10 +9537,36 @@
         </w:r>
       </w:hyperlink>
       <w:r>
-        <w:t xml:space="preserve">. British Journal of Sports Medicine. 2022 July;56(13):718–24.</w:t>
-      </w:r>
-      <w:r>
-        <w:t xml:space="preserve"> </w:t>
+        <w:t xml:space="preserve">.</w:t>
+      </w:r>
+      <w:r>
+        <w:t xml:space="preserve"> </w:t>
+      </w:r>
+      <w:r>
+        <w:rPr>
+          <w:i/>
+          <w:iCs/>
+        </w:rPr>
+        <w:t xml:space="preserve">British Journal of Sports Medicine</w:t>
+      </w:r>
+      <w:r>
+        <w:t xml:space="preserve"> </w:t>
+      </w:r>
+      <w:r>
+        <w:t xml:space="preserve">2022;</w:t>
+      </w:r>
+      <w:r>
+        <w:t xml:space="preserve"> </w:t>
+      </w:r>
+      <w:r>
+        <w:rPr>
+          <w:b/>
+          <w:bCs/>
+        </w:rPr>
+        <w:t xml:space="preserve">56</w:t>
+      </w:r>
+      <w:r>
+        <w:t xml:space="preserve">: 718–24.</w:t>
       </w:r>
     </w:p>
     <w:bookmarkEnd w:id="51"/>
@@ -9620,7 +9576,7 @@
         <w:pStyle w:val="Bibliography"/>
       </w:pPr>
       <w:r>
-        <w:t xml:space="preserve">4.</w:t>
+        <w:t xml:space="preserve">4</w:t>
       </w:r>
       <w:r>
         <w:t xml:space="preserve"> </w:t>
@@ -9629,144 +9585,123 @@
         <w:t xml:space="preserve">	</w:t>
       </w:r>
       <w:r>
-        <w:t xml:space="preserve">Kwok CS, Kontopantelis E, Kuligowski G, Gray M, Muhyaldeen A, Gale CP, Peat GM, Cleator J, Chew-Graham C, Loke YK, Mamas MA.</w:t>
-      </w:r>
-      <w:r>
-        <w:t xml:space="preserve"> </w:t>
+        <w:t xml:space="preserve">Kwok CS, Kontopantelis E, Kuligowski G,</w:t>
+      </w:r>
+      <w:r>
+        <w:t xml:space="preserve"> </w:t>
+      </w:r>
+      <w:r>
+        <w:rPr>
+          <w:i/>
+          <w:iCs/>
+        </w:rPr>
+        <w:t xml:space="preserve">et al.</w:t>
+      </w:r>
+      <w:r>
+        <w:t xml:space="preserve"> Self-</w:t>
+      </w:r>
+      <w:r>
+        <w:t xml:space="preserve">Reported Sleep Duration</w:t>
+      </w:r>
+      <w:r>
+        <w:t xml:space="preserve"> </w:t>
+      </w:r>
+      <w:r>
+        <w:t xml:space="preserve">and</w:t>
+      </w:r>
+      <w:r>
+        <w:t xml:space="preserve"> </w:t>
+      </w:r>
+      <w:r>
+        <w:t xml:space="preserve">Quality</w:t>
+      </w:r>
+      <w:r>
+        <w:t xml:space="preserve"> </w:t>
+      </w:r>
+      <w:r>
+        <w:t xml:space="preserve">and</w:t>
+      </w:r>
+      <w:r>
+        <w:t xml:space="preserve"> </w:t>
+      </w:r>
+      <w:r>
+        <w:t xml:space="preserve">Cardiovascular Disease</w:t>
+      </w:r>
+      <w:r>
+        <w:t xml:space="preserve"> </w:t>
+      </w:r>
+      <w:r>
+        <w:t xml:space="preserve">and</w:t>
+      </w:r>
+      <w:r>
+        <w:t xml:space="preserve"> </w:t>
+      </w:r>
+      <w:r>
+        <w:t xml:space="preserve">Mortality</w:t>
+      </w:r>
+      <w:r>
+        <w:t xml:space="preserve">:</w:t>
+      </w:r>
+      <w:r>
+        <w:t xml:space="preserve"> </w:t>
+      </w:r>
+      <w:r>
+        <w:t xml:space="preserve">A Dose</w:t>
+      </w:r>
+      <w:r>
+        <w:t xml:space="preserve">-</w:t>
+      </w:r>
+      <w:r>
+        <w:t xml:space="preserve">Response Meta</w:t>
+      </w:r>
+      <w:r>
+        <w:t xml:space="preserve">-</w:t>
+      </w:r>
+      <w:r>
+        <w:t xml:space="preserve">Analysis</w:t>
+      </w:r>
+      <w:r>
+        <w:t xml:space="preserve">.</w:t>
+      </w:r>
+      <w:r>
+        <w:t xml:space="preserve"> </w:t>
+      </w:r>
+      <w:r>
+        <w:rPr>
+          <w:i/>
+          <w:iCs/>
+        </w:rPr>
+        <w:t xml:space="preserve">Journal of the American Heart Association</w:t>
+      </w:r>
+      <w:r>
+        <w:t xml:space="preserve"> </w:t>
+      </w:r>
+      <w:r>
+        <w:t xml:space="preserve">2018;</w:t>
+      </w:r>
+      <w:r>
+        <w:t xml:space="preserve"> </w:t>
+      </w:r>
+      <w:r>
+        <w:rPr>
+          <w:b/>
+          <w:bCs/>
+        </w:rPr>
+        <w:t xml:space="preserve">7</w:t>
+      </w:r>
+      <w:r>
+        <w:t xml:space="preserve">. DOI:</w:t>
       </w:r>
       <w:hyperlink r:id="rId52">
         <w:r>
           <w:rPr>
             <w:rStyle w:val="Hyperlink"/>
           </w:rPr>
-          <w:t xml:space="preserve">Self-</w:t>
-        </w:r>
-        <w:r>
-          <w:rPr>
-            <w:rStyle w:val="Hyperlink"/>
-          </w:rPr>
-          <w:t xml:space="preserve">Reported Sleep Duration</w:t>
-        </w:r>
-        <w:r>
-          <w:rPr>
-            <w:rStyle w:val="Hyperlink"/>
-          </w:rPr>
-          <w:t xml:space="preserve"> </w:t>
-        </w:r>
-        <w:r>
-          <w:rPr>
-            <w:rStyle w:val="Hyperlink"/>
-          </w:rPr>
-          <w:t xml:space="preserve">and</w:t>
-        </w:r>
-        <w:r>
-          <w:rPr>
-            <w:rStyle w:val="Hyperlink"/>
-          </w:rPr>
-          <w:t xml:space="preserve"> </w:t>
-        </w:r>
-        <w:r>
-          <w:rPr>
-            <w:rStyle w:val="Hyperlink"/>
-          </w:rPr>
-          <w:t xml:space="preserve">Quality</w:t>
-        </w:r>
-        <w:r>
-          <w:rPr>
-            <w:rStyle w:val="Hyperlink"/>
-          </w:rPr>
-          <w:t xml:space="preserve"> </w:t>
-        </w:r>
-        <w:r>
-          <w:rPr>
-            <w:rStyle w:val="Hyperlink"/>
-          </w:rPr>
-          <w:t xml:space="preserve">and</w:t>
-        </w:r>
-        <w:r>
-          <w:rPr>
-            <w:rStyle w:val="Hyperlink"/>
-          </w:rPr>
-          <w:t xml:space="preserve"> </w:t>
-        </w:r>
-        <w:r>
-          <w:rPr>
-            <w:rStyle w:val="Hyperlink"/>
-          </w:rPr>
-          <w:t xml:space="preserve">Cardiovascular Disease</w:t>
-        </w:r>
-        <w:r>
-          <w:rPr>
-            <w:rStyle w:val="Hyperlink"/>
-          </w:rPr>
-          <w:t xml:space="preserve"> </w:t>
-        </w:r>
-        <w:r>
-          <w:rPr>
-            <w:rStyle w:val="Hyperlink"/>
-          </w:rPr>
-          <w:t xml:space="preserve">and</w:t>
-        </w:r>
-        <w:r>
-          <w:rPr>
-            <w:rStyle w:val="Hyperlink"/>
-          </w:rPr>
-          <w:t xml:space="preserve"> </w:t>
-        </w:r>
-        <w:r>
-          <w:rPr>
-            <w:rStyle w:val="Hyperlink"/>
-          </w:rPr>
-          <w:t xml:space="preserve">Mortality</w:t>
-        </w:r>
-        <w:r>
-          <w:rPr>
-            <w:rStyle w:val="Hyperlink"/>
-          </w:rPr>
-          <w:t xml:space="preserve">:</w:t>
-        </w:r>
-        <w:r>
-          <w:rPr>
-            <w:rStyle w:val="Hyperlink"/>
-          </w:rPr>
-          <w:t xml:space="preserve"> </w:t>
-        </w:r>
-        <w:r>
-          <w:rPr>
-            <w:rStyle w:val="Hyperlink"/>
-          </w:rPr>
-          <w:t xml:space="preserve">A Dose</w:t>
-        </w:r>
-        <w:r>
-          <w:rPr>
-            <w:rStyle w:val="Hyperlink"/>
-          </w:rPr>
-          <w:t xml:space="preserve">-</w:t>
-        </w:r>
-        <w:r>
-          <w:rPr>
-            <w:rStyle w:val="Hyperlink"/>
-          </w:rPr>
-          <w:t xml:space="preserve">Response Meta</w:t>
-        </w:r>
-        <w:r>
-          <w:rPr>
-            <w:rStyle w:val="Hyperlink"/>
-          </w:rPr>
-          <w:t xml:space="preserve">-</w:t>
-        </w:r>
-        <w:r>
-          <w:rPr>
-            <w:rStyle w:val="Hyperlink"/>
-          </w:rPr>
-          <w:t xml:space="preserve">Analysis</w:t>
+          <w:t xml:space="preserve">10.1161/jaha.118.008552</w:t>
         </w:r>
       </w:hyperlink>
       <w:r>
-        <w:t xml:space="preserve">. Journal of the American Heart Association. 2018 Aug;7(15).</w:t>
-      </w:r>
-      <w:r>
-        <w:t xml:space="preserve"> </w:t>
+        <w:t xml:space="preserve">.</w:t>
       </w:r>
     </w:p>
     <w:bookmarkEnd w:id="53"/>
@@ -9776,7 +9711,7 @@
         <w:pStyle w:val="Bibliography"/>
       </w:pPr>
       <w:r>
-        <w:t xml:space="preserve">5.</w:t>
+        <w:t xml:space="preserve">5</w:t>
       </w:r>
       <w:r>
         <w:t xml:space="preserve"> </w:t>
@@ -9785,7 +9720,7 @@
         <w:t xml:space="preserve">	</w:t>
       </w:r>
       <w:r>
-        <w:t xml:space="preserve">Ma QQ, Yao Q, Lin L, Chen GC, Yu JB.</w:t>
+        <w:t xml:space="preserve">Ma Q-Q, Yao Q, Lin L, Chen G-C, Yu J-B.</w:t>
       </w:r>
       <w:r>
         <w:t xml:space="preserve"> </w:t>
@@ -9799,10 +9734,36 @@
         </w:r>
       </w:hyperlink>
       <w:r>
-        <w:t xml:space="preserve">. Sleep Medicine. 2016 Nov;27–28:39–44.</w:t>
-      </w:r>
-      <w:r>
-        <w:t xml:space="preserve"> </w:t>
+        <w:t xml:space="preserve">.</w:t>
+      </w:r>
+      <w:r>
+        <w:t xml:space="preserve"> </w:t>
+      </w:r>
+      <w:r>
+        <w:rPr>
+          <w:i/>
+          <w:iCs/>
+        </w:rPr>
+        <w:t xml:space="preserve">Sleep Medicine</w:t>
+      </w:r>
+      <w:r>
+        <w:t xml:space="preserve"> </w:t>
+      </w:r>
+      <w:r>
+        <w:t xml:space="preserve">2016;</w:t>
+      </w:r>
+      <w:r>
+        <w:t xml:space="preserve"> </w:t>
+      </w:r>
+      <w:r>
+        <w:rPr>
+          <w:b/>
+          <w:bCs/>
+        </w:rPr>
+        <w:t xml:space="preserve">27–28</w:t>
+      </w:r>
+      <w:r>
+        <w:t xml:space="preserve">: 39–44.</w:t>
       </w:r>
     </w:p>
     <w:bookmarkEnd w:id="55"/>
@@ -9812,7 +9773,7 @@
         <w:pStyle w:val="Bibliography"/>
       </w:pPr>
       <w:r>
-        <w:t xml:space="preserve">6.</w:t>
+        <w:t xml:space="preserve">6</w:t>
       </w:r>
       <w:r>
         <w:t xml:space="preserve"> </w:t>
@@ -9835,10 +9796,36 @@
         </w:r>
       </w:hyperlink>
       <w:r>
-        <w:t xml:space="preserve">. British Journal of Health Psychology. 2020 Feb;25(1):1–16.</w:t>
-      </w:r>
-      <w:r>
-        <w:t xml:space="preserve"> </w:t>
+        <w:t xml:space="preserve">.</w:t>
+      </w:r>
+      <w:r>
+        <w:t xml:space="preserve"> </w:t>
+      </w:r>
+      <w:r>
+        <w:rPr>
+          <w:i/>
+          <w:iCs/>
+        </w:rPr>
+        <w:t xml:space="preserve">British Journal of Health Psychology</w:t>
+      </w:r>
+      <w:r>
+        <w:t xml:space="preserve"> </w:t>
+      </w:r>
+      <w:r>
+        <w:t xml:space="preserve">2020;</w:t>
+      </w:r>
+      <w:r>
+        <w:t xml:space="preserve"> </w:t>
+      </w:r>
+      <w:r>
+        <w:rPr>
+          <w:b/>
+          <w:bCs/>
+        </w:rPr>
+        <w:t xml:space="preserve">25</w:t>
+      </w:r>
+      <w:r>
+        <w:t xml:space="preserve">: 1–16.</w:t>
       </w:r>
     </w:p>
     <w:bookmarkEnd w:id="57"/>
@@ -9848,7 +9835,7 @@
         <w:pStyle w:val="Bibliography"/>
       </w:pPr>
       <w:r>
-        <w:t xml:space="preserve">7.</w:t>
+        <w:t xml:space="preserve">7</w:t>
       </w:r>
       <w:r>
         <w:t xml:space="preserve"> </w:t>
@@ -9857,7 +9844,17 @@
         <w:t xml:space="preserve">	</w:t>
       </w:r>
       <w:r>
-        <w:t xml:space="preserve">Gariepy G, Danna S, Gobiņa I, Rasmussen M, Gaspar De Matos M, Tynjälä J, Janssen I, Kalman M, Villeruša A, Husarova D, Brooks F, Elgar FJ, Klavina-Makrecka S, Šmigelskas K, Gaspar T, Schnohr C.</w:t>
+        <w:t xml:space="preserve">Gariepy G, Danna S, Gobiņa I,</w:t>
+      </w:r>
+      <w:r>
+        <w:t xml:space="preserve"> </w:t>
+      </w:r>
+      <w:r>
+        <w:rPr>
+          <w:i/>
+          <w:iCs/>
+        </w:rPr>
+        <w:t xml:space="preserve">et al.</w:t>
       </w:r>
       <w:r>
         <w:t xml:space="preserve"> </w:t>
@@ -9973,10 +9970,36 @@
         </w:r>
       </w:hyperlink>
       <w:r>
-        <w:t xml:space="preserve">. Journal of Adolescent Health. 2020 June;66(6):S81–8.</w:t>
-      </w:r>
-      <w:r>
-        <w:t xml:space="preserve"> </w:t>
+        <w:t xml:space="preserve">.</w:t>
+      </w:r>
+      <w:r>
+        <w:t xml:space="preserve"> </w:t>
+      </w:r>
+      <w:r>
+        <w:rPr>
+          <w:i/>
+          <w:iCs/>
+        </w:rPr>
+        <w:t xml:space="preserve">Journal of Adolescent Health</w:t>
+      </w:r>
+      <w:r>
+        <w:t xml:space="preserve"> </w:t>
+      </w:r>
+      <w:r>
+        <w:t xml:space="preserve">2020;</w:t>
+      </w:r>
+      <w:r>
+        <w:t xml:space="preserve"> </w:t>
+      </w:r>
+      <w:r>
+        <w:rPr>
+          <w:b/>
+          <w:bCs/>
+        </w:rPr>
+        <w:t xml:space="preserve">66</w:t>
+      </w:r>
+      <w:r>
+        <w:t xml:space="preserve">: S81–8.</w:t>
       </w:r>
     </w:p>
     <w:bookmarkEnd w:id="59"/>
@@ -9986,7 +10009,7 @@
         <w:pStyle w:val="Bibliography"/>
       </w:pPr>
       <w:r>
-        <w:t xml:space="preserve">8.</w:t>
+        <w:t xml:space="preserve">8</w:t>
       </w:r>
       <w:r>
         <w:t xml:space="preserve"> </w:t>
@@ -10004,19 +10027,19 @@
         <w:t xml:space="preserve">United States</w:t>
       </w:r>
       <w:r>
-        <w:t xml:space="preserve">, 2024 [Internet]. Hyattsville, MD: National Center for Health Statistics; 2026 Apr [cited 2026 Oct 10]. Report No.: 559. Available from:</w:t>
-      </w:r>
-      <w:r>
-        <w:t xml:space="preserve"> </w:t>
+        <w:t xml:space="preserve">, 2024. Hyattsville, MD: National Center for Health Statistics, 2026 DOI:</w:t>
       </w:r>
       <w:hyperlink r:id="rId60">
         <w:r>
           <w:rPr>
             <w:rStyle w:val="Hyperlink"/>
           </w:rPr>
-          <w:t xml:space="preserve">https://www.cdc.gov/nchs/products/databriefs/db559.htm</w:t>
+          <w:t xml:space="preserve">10.15620/cdc/252438</w:t>
         </w:r>
       </w:hyperlink>
+      <w:r>
+        <w:t xml:space="preserve">.</w:t>
+      </w:r>
     </w:p>
     <w:bookmarkEnd w:id="61"/>
     <w:bookmarkStart w:id="63" w:name="X9f6eaf42f11165e1fa538473b177648f28db4e3"/>
@@ -10025,7 +10048,7 @@
         <w:pStyle w:val="Bibliography"/>
       </w:pPr>
       <w:r>
-        <w:t xml:space="preserve">9.</w:t>
+        <w:t xml:space="preserve">9</w:t>
       </w:r>
       <w:r>
         <w:t xml:space="preserve"> </w:t>
@@ -10034,7 +10057,17 @@
         <w:t xml:space="preserve">	</w:t>
       </w:r>
       <w:r>
-        <w:t xml:space="preserve">Hirshkowitz M, Whiton K, Albert SM, Alessi C, Bruni O, DonCarlos L, Hazen N, Herman J, Adams Hillard PJ, Katz ES, Kheirandish-Gozal L, Neubauer DN, O’Donnell AE, Ohayon M, Peever J, Rawding R, Sachdeva RC, Setters B, Vitiello MV, Ware JC.</w:t>
+        <w:t xml:space="preserve">Hirshkowitz M, Whiton K, Albert SM,</w:t>
+      </w:r>
+      <w:r>
+        <w:t xml:space="preserve"> </w:t>
+      </w:r>
+      <w:r>
+        <w:rPr>
+          <w:i/>
+          <w:iCs/>
+        </w:rPr>
+        <w:t xml:space="preserve">et al.</w:t>
       </w:r>
       <w:r>
         <w:t xml:space="preserve"> </w:t>
@@ -10066,10 +10099,36 @@
         </w:r>
       </w:hyperlink>
       <w:r>
-        <w:t xml:space="preserve">. Sleep Health. 2015 Dec;1(4):233–43.</w:t>
-      </w:r>
-      <w:r>
-        <w:t xml:space="preserve"> </w:t>
+        <w:t xml:space="preserve">.</w:t>
+      </w:r>
+      <w:r>
+        <w:t xml:space="preserve"> </w:t>
+      </w:r>
+      <w:r>
+        <w:rPr>
+          <w:i/>
+          <w:iCs/>
+        </w:rPr>
+        <w:t xml:space="preserve">Sleep Health</w:t>
+      </w:r>
+      <w:r>
+        <w:t xml:space="preserve"> </w:t>
+      </w:r>
+      <w:r>
+        <w:t xml:space="preserve">2015;</w:t>
+      </w:r>
+      <w:r>
+        <w:t xml:space="preserve"> </w:t>
+      </w:r>
+      <w:r>
+        <w:rPr>
+          <w:b/>
+          <w:bCs/>
+        </w:rPr>
+        <w:t xml:space="preserve">1</w:t>
+      </w:r>
+      <w:r>
+        <w:t xml:space="preserve">: 233–43.</w:t>
       </w:r>
     </w:p>
     <w:bookmarkEnd w:id="63"/>
@@ -10079,7 +10138,7 @@
         <w:pStyle w:val="Bibliography"/>
       </w:pPr>
       <w:r>
-        <w:t xml:space="preserve">10.</w:t>
+        <w:t xml:space="preserve">10</w:t>
       </w:r>
       <w:r>
         <w:t xml:space="preserve"> </w:t>
@@ -10088,7 +10147,17 @@
         <w:t xml:space="preserve">	</w:t>
       </w:r>
       <w:r>
-        <w:t xml:space="preserve">Dzierzewski JM, Hirshkowitz M, Dautovich ND, Nielson SA, Miller AN, Erickson AJ, Vitiello MV.</w:t>
+        <w:t xml:space="preserve">Dzierzewski JM, Hirshkowitz M, Dautovich ND,</w:t>
+      </w:r>
+      <w:r>
+        <w:t xml:space="preserve"> </w:t>
+      </w:r>
+      <w:r>
+        <w:rPr>
+          <w:i/>
+          <w:iCs/>
+        </w:rPr>
+        <w:t xml:space="preserve">et al.</w:t>
       </w:r>
       <w:r>
         <w:t xml:space="preserve"> </w:t>
@@ -10144,10 +10213,36 @@
         </w:r>
       </w:hyperlink>
       <w:r>
-        <w:t xml:space="preserve">. Sleep Health. 2026 Aug;12(4):599–611.</w:t>
-      </w:r>
-      <w:r>
-        <w:t xml:space="preserve"> </w:t>
+        <w:t xml:space="preserve">.</w:t>
+      </w:r>
+      <w:r>
+        <w:t xml:space="preserve"> </w:t>
+      </w:r>
+      <w:r>
+        <w:rPr>
+          <w:i/>
+          <w:iCs/>
+        </w:rPr>
+        <w:t xml:space="preserve">Sleep Health</w:t>
+      </w:r>
+      <w:r>
+        <w:t xml:space="preserve"> </w:t>
+      </w:r>
+      <w:r>
+        <w:t xml:space="preserve">2026;</w:t>
+      </w:r>
+      <w:r>
+        <w:t xml:space="preserve"> </w:t>
+      </w:r>
+      <w:r>
+        <w:rPr>
+          <w:b/>
+          <w:bCs/>
+        </w:rPr>
+        <w:t xml:space="preserve">12</w:t>
+      </w:r>
+      <w:r>
+        <w:t xml:space="preserve">: 599–611.</w:t>
       </w:r>
     </w:p>
     <w:bookmarkEnd w:id="65"/>
@@ -10157,7 +10252,7 @@
         <w:pStyle w:val="Bibliography"/>
       </w:pPr>
       <w:r>
-        <w:t xml:space="preserve">11.</w:t>
+        <w:t xml:space="preserve">11</w:t>
       </w:r>
       <w:r>
         <w:t xml:space="preserve"> </w:t>
@@ -10166,7 +10261,17 @@
         <w:t xml:space="preserve">	</w:t>
       </w:r>
       <w:r>
-        <w:t xml:space="preserve">Lim DC, Najafi A, Afifi L, Bassetti CL, Buysse DJ, Han F, Högl B, Melaku YA, Morin CM, Pack AI, Poyares D, Somers VK, Eastwood PR, Zee PC, Jackson CL.</w:t>
+        <w:t xml:space="preserve">Lim DC, Najafi A, Afifi L,</w:t>
+      </w:r>
+      <w:r>
+        <w:t xml:space="preserve"> </w:t>
+      </w:r>
+      <w:r>
+        <w:rPr>
+          <w:i/>
+          <w:iCs/>
+        </w:rPr>
+        <w:t xml:space="preserve">et al.</w:t>
       </w:r>
       <w:r>
         <w:t xml:space="preserve"> </w:t>
@@ -10180,10 +10285,36 @@
         </w:r>
       </w:hyperlink>
       <w:r>
-        <w:t xml:space="preserve">. The Lancet Public Health. 2023 Oct;8(10):e820–6.</w:t>
-      </w:r>
-      <w:r>
-        <w:t xml:space="preserve"> </w:t>
+        <w:t xml:space="preserve">.</w:t>
+      </w:r>
+      <w:r>
+        <w:t xml:space="preserve"> </w:t>
+      </w:r>
+      <w:r>
+        <w:rPr>
+          <w:i/>
+          <w:iCs/>
+        </w:rPr>
+        <w:t xml:space="preserve">The Lancet Public Health</w:t>
+      </w:r>
+      <w:r>
+        <w:t xml:space="preserve"> </w:t>
+      </w:r>
+      <w:r>
+        <w:t xml:space="preserve">2023;</w:t>
+      </w:r>
+      <w:r>
+        <w:t xml:space="preserve"> </w:t>
+      </w:r>
+      <w:r>
+        <w:rPr>
+          <w:b/>
+          <w:bCs/>
+        </w:rPr>
+        <w:t xml:space="preserve">8</w:t>
+      </w:r>
+      <w:r>
+        <w:t xml:space="preserve">: e820–6.</w:t>
       </w:r>
     </w:p>
     <w:bookmarkEnd w:id="67"/>
@@ -10193,7 +10324,7 @@
         <w:pStyle w:val="Bibliography"/>
       </w:pPr>
       <w:r>
-        <w:t xml:space="preserve">12.</w:t>
+        <w:t xml:space="preserve">12</w:t>
       </w:r>
       <w:r>
         <w:t xml:space="preserve"> </w:t>
@@ -10202,7 +10333,17 @@
         <w:t xml:space="preserve">	</w:t>
       </w:r>
       <w:r>
-        <w:t xml:space="preserve">Kline CE, Hillman CH, Bloodgood Sheppard B, Tennant B, Conroy DE, Macko RF, Marquez DX, Petruzzello SJ, Powell KE, Erickson KI.</w:t>
+        <w:t xml:space="preserve">Kline CE, Hillman CH, Bloodgood Sheppard B,</w:t>
+      </w:r>
+      <w:r>
+        <w:t xml:space="preserve"> </w:t>
+      </w:r>
+      <w:r>
+        <w:rPr>
+          <w:i/>
+          <w:iCs/>
+        </w:rPr>
+        <w:t xml:space="preserve">et al.</w:t>
       </w:r>
       <w:r>
         <w:t xml:space="preserve"> </w:t>
@@ -10264,10 +10405,36 @@
         </w:r>
       </w:hyperlink>
       <w:r>
-        <w:t xml:space="preserve">. Sleep Medicine Reviews. 2021 Aug;58:101489.</w:t>
-      </w:r>
-      <w:r>
-        <w:t xml:space="preserve"> </w:t>
+        <w:t xml:space="preserve">.</w:t>
+      </w:r>
+      <w:r>
+        <w:t xml:space="preserve"> </w:t>
+      </w:r>
+      <w:r>
+        <w:rPr>
+          <w:i/>
+          <w:iCs/>
+        </w:rPr>
+        <w:t xml:space="preserve">Sleep Medicine Reviews</w:t>
+      </w:r>
+      <w:r>
+        <w:t xml:space="preserve"> </w:t>
+      </w:r>
+      <w:r>
+        <w:t xml:space="preserve">2021;</w:t>
+      </w:r>
+      <w:r>
+        <w:t xml:space="preserve"> </w:t>
+      </w:r>
+      <w:r>
+        <w:rPr>
+          <w:b/>
+          <w:bCs/>
+        </w:rPr>
+        <w:t xml:space="preserve">58</w:t>
+      </w:r>
+      <w:r>
+        <w:t xml:space="preserve">: 101489.</w:t>
       </w:r>
     </w:p>
     <w:bookmarkEnd w:id="69"/>
@@ -10277,7 +10444,7 @@
         <w:pStyle w:val="Bibliography"/>
       </w:pPr>
       <w:r>
-        <w:t xml:space="preserve">13.</w:t>
+        <w:t xml:space="preserve">13</w:t>
       </w:r>
       <w:r>
         <w:t xml:space="preserve"> </w:t>
@@ -10300,10 +10467,36 @@
         </w:r>
       </w:hyperlink>
       <w:r>
-        <w:t xml:space="preserve">. Journal of Behavioral Medicine. 2015 June;38(3):427–49.</w:t>
-      </w:r>
-      <w:r>
-        <w:t xml:space="preserve"> </w:t>
+        <w:t xml:space="preserve">.</w:t>
+      </w:r>
+      <w:r>
+        <w:t xml:space="preserve"> </w:t>
+      </w:r>
+      <w:r>
+        <w:rPr>
+          <w:i/>
+          <w:iCs/>
+        </w:rPr>
+        <w:t xml:space="preserve">Journal of Behavioral Medicine</w:t>
+      </w:r>
+      <w:r>
+        <w:t xml:space="preserve"> </w:t>
+      </w:r>
+      <w:r>
+        <w:t xml:space="preserve">2015;</w:t>
+      </w:r>
+      <w:r>
+        <w:t xml:space="preserve"> </w:t>
+      </w:r>
+      <w:r>
+        <w:rPr>
+          <w:b/>
+          <w:bCs/>
+        </w:rPr>
+        <w:t xml:space="preserve">38</w:t>
+      </w:r>
+      <w:r>
+        <w:t xml:space="preserve">: 427–49.</w:t>
       </w:r>
     </w:p>
     <w:bookmarkEnd w:id="71"/>
@@ -10313,7 +10506,7 @@
         <w:pStyle w:val="Bibliography"/>
       </w:pPr>
       <w:r>
-        <w:t xml:space="preserve">14.</w:t>
+        <w:t xml:space="preserve">14</w:t>
       </w:r>
       <w:r>
         <w:t xml:space="preserve"> </w:t>
@@ -10322,7 +10515,17 @@
         <w:t xml:space="preserve">	</w:t>
       </w:r>
       <w:r>
-        <w:t xml:space="preserve">Liang Z, Zhao S, Tian S, Wang C, Zhang M, Xu K, Yin M, Ng S, Ning Z.</w:t>
+        <w:t xml:space="preserve">Liang Z, Zhao S, Tian S,</w:t>
+      </w:r>
+      <w:r>
+        <w:t xml:space="preserve"> </w:t>
+      </w:r>
+      <w:r>
+        <w:rPr>
+          <w:i/>
+          <w:iCs/>
+        </w:rPr>
+        <w:t xml:space="preserve">et al.</w:t>
       </w:r>
       <w:r>
         <w:t xml:space="preserve"> </w:t>
@@ -10360,10 +10563,36 @@
         </w:r>
       </w:hyperlink>
       <w:r>
-        <w:t xml:space="preserve">. Sleep Medicine Reviews. 2026 Apr;86:102239.</w:t>
-      </w:r>
-      <w:r>
-        <w:t xml:space="preserve"> </w:t>
+        <w:t xml:space="preserve">.</w:t>
+      </w:r>
+      <w:r>
+        <w:t xml:space="preserve"> </w:t>
+      </w:r>
+      <w:r>
+        <w:rPr>
+          <w:i/>
+          <w:iCs/>
+        </w:rPr>
+        <w:t xml:space="preserve">Sleep Medicine Reviews</w:t>
+      </w:r>
+      <w:r>
+        <w:t xml:space="preserve"> </w:t>
+      </w:r>
+      <w:r>
+        <w:t xml:space="preserve">2026;</w:t>
+      </w:r>
+      <w:r>
+        <w:t xml:space="preserve"> </w:t>
+      </w:r>
+      <w:r>
+        <w:rPr>
+          <w:b/>
+          <w:bCs/>
+        </w:rPr>
+        <w:t xml:space="preserve">86</w:t>
+      </w:r>
+      <w:r>
+        <w:t xml:space="preserve">: 102239.</w:t>
       </w:r>
     </w:p>
     <w:bookmarkEnd w:id="73"/>
@@ -10373,7 +10602,7 @@
         <w:pStyle w:val="Bibliography"/>
       </w:pPr>
       <w:r>
-        <w:t xml:space="preserve">15.</w:t>
+        <w:t xml:space="preserve">15</w:t>
       </w:r>
       <w:r>
         <w:t xml:space="preserve"> </w:t>
@@ -10382,7 +10611,17 @@
         <w:t xml:space="preserve">	</w:t>
       </w:r>
       <w:r>
-        <w:t xml:space="preserve">Xiong Z, Yuan Y, Qiu B, Yang Y, Bai Y, Wang J, Wang T, Liu H, ShangGuan Y, Jiang S, Wang F, Ding W, Wang Z, Li Y, Zhang L.</w:t>
+        <w:t xml:space="preserve">Xiong Z, Yuan Y, Qiu B,</w:t>
+      </w:r>
+      <w:r>
+        <w:t xml:space="preserve"> </w:t>
+      </w:r>
+      <w:r>
+        <w:rPr>
+          <w:i/>
+          <w:iCs/>
+        </w:rPr>
+        <w:t xml:space="preserve">et al.</w:t>
       </w:r>
       <w:r>
         <w:t xml:space="preserve"> </w:t>
@@ -10396,10 +10635,36 @@
         </w:r>
       </w:hyperlink>
       <w:r>
-        <w:t xml:space="preserve">. BMC Geriatrics. 2025 Nov;25(1):1031.</w:t>
-      </w:r>
-      <w:r>
-        <w:t xml:space="preserve"> </w:t>
+        <w:t xml:space="preserve">.</w:t>
+      </w:r>
+      <w:r>
+        <w:t xml:space="preserve"> </w:t>
+      </w:r>
+      <w:r>
+        <w:rPr>
+          <w:i/>
+          <w:iCs/>
+        </w:rPr>
+        <w:t xml:space="preserve">BMC Geriatrics</w:t>
+      </w:r>
+      <w:r>
+        <w:t xml:space="preserve"> </w:t>
+      </w:r>
+      <w:r>
+        <w:t xml:space="preserve">2025;</w:t>
+      </w:r>
+      <w:r>
+        <w:t xml:space="preserve"> </w:t>
+      </w:r>
+      <w:r>
+        <w:rPr>
+          <w:b/>
+          <w:bCs/>
+        </w:rPr>
+        <w:t xml:space="preserve">25</w:t>
+      </w:r>
+      <w:r>
+        <w:t xml:space="preserve">: 1031.</w:t>
       </w:r>
     </w:p>
     <w:bookmarkEnd w:id="75"/>
@@ -10409,7 +10674,7 @@
         <w:pStyle w:val="Bibliography"/>
       </w:pPr>
       <w:r>
-        <w:t xml:space="preserve">16.</w:t>
+        <w:t xml:space="preserve">16</w:t>
       </w:r>
       <w:r>
         <w:t xml:space="preserve"> </w:t>
@@ -10418,7 +10683,17 @@
         <w:t xml:space="preserve">	</w:t>
       </w:r>
       <w:r>
-        <w:t xml:space="preserve">Bull FC, Al-Ansari SS, Biddle S, Borodulin K, Buman MP, Cardon G, Carty C, Chaput JP, Chastin S, Chou R, Dempsey PC, DiPietro L, Ekelund U, Firth J, Friedenreich CM, Garcia L, Gichu M, Jago R, Katzmarzyk PT, Lambert E, Leitzmann M, Milton K, Ortega FB, Ranasinghe C, Stamatakis E, Tiedemann A, Troiano RP, Van Der Ploeg HP, Wari V, Willumsen JF.</w:t>
+        <w:t xml:space="preserve">Bull FC, Al-Ansari SS, Biddle S,</w:t>
+      </w:r>
+      <w:r>
+        <w:t xml:space="preserve"> </w:t>
+      </w:r>
+      <w:r>
+        <w:rPr>
+          <w:i/>
+          <w:iCs/>
+        </w:rPr>
+        <w:t xml:space="preserve">et al.</w:t>
       </w:r>
       <w:r>
         <w:t xml:space="preserve"> </w:t>
@@ -10456,10 +10731,36 @@
         </w:r>
       </w:hyperlink>
       <w:r>
-        <w:t xml:space="preserve">. British Journal of Sports Medicine. 2020 Dec;54(24):1451–62.</w:t>
-      </w:r>
-      <w:r>
-        <w:t xml:space="preserve"> </w:t>
+        <w:t xml:space="preserve">.</w:t>
+      </w:r>
+      <w:r>
+        <w:t xml:space="preserve"> </w:t>
+      </w:r>
+      <w:r>
+        <w:rPr>
+          <w:i/>
+          <w:iCs/>
+        </w:rPr>
+        <w:t xml:space="preserve">British Journal of Sports Medicine</w:t>
+      </w:r>
+      <w:r>
+        <w:t xml:space="preserve"> </w:t>
+      </w:r>
+      <w:r>
+        <w:t xml:space="preserve">2020;</w:t>
+      </w:r>
+      <w:r>
+        <w:t xml:space="preserve"> </w:t>
+      </w:r>
+      <w:r>
+        <w:rPr>
+          <w:b/>
+          <w:bCs/>
+        </w:rPr>
+        <w:t xml:space="preserve">54</w:t>
+      </w:r>
+      <w:r>
+        <w:t xml:space="preserve">: 1451–62.</w:t>
       </w:r>
     </w:p>
     <w:bookmarkEnd w:id="77"/>
@@ -10469,7 +10770,7 @@
         <w:pStyle w:val="Bibliography"/>
       </w:pPr>
       <w:r>
-        <w:t xml:space="preserve">17.</w:t>
+        <w:t xml:space="preserve">17</w:t>
       </w:r>
       <w:r>
         <w:t xml:space="preserve"> </w:t>
@@ -10478,51 +10779,84 @@
         <w:t xml:space="preserve">	</w:t>
       </w:r>
       <w:r>
-        <w:t xml:space="preserve">Antczak D, Lonsdale C, Lee J, Hilland T, Duncan MJ, del Pozo Cruz B, Hulteen RM, Parker PD, Sanders T</w:t>
-      </w:r>
+        <w:t xml:space="preserve">Antczak D, Lonsdale C, Lee J,</w:t>
+      </w:r>
+      <w:r>
+        <w:t xml:space="preserve"> </w:t>
+      </w:r>
+      <w:r>
+        <w:rPr>
+          <w:i/>
+          <w:iCs/>
+        </w:rPr>
+        <w:t xml:space="preserve">et al.</w:t>
+      </w:r>
+      <w:r>
+        <w:t xml:space="preserve"> </w:t>
+      </w:r>
+      <w:hyperlink r:id="rId78">
+        <w:r>
+          <w:rPr>
+            <w:rStyle w:val="Hyperlink"/>
+          </w:rPr>
+          <w:t xml:space="preserve">Physical activity and sleep are inconsistently related in healthy children:</w:t>
+        </w:r>
+        <w:r>
+          <w:rPr>
+            <w:rStyle w:val="Hyperlink"/>
+          </w:rPr>
+          <w:t xml:space="preserve"> </w:t>
+        </w:r>
+        <w:r>
+          <w:rPr>
+            <w:rStyle w:val="Hyperlink"/>
+          </w:rPr>
+          <w:t xml:space="preserve">A</w:t>
+        </w:r>
+        <w:r>
+          <w:rPr>
+            <w:rStyle w:val="Hyperlink"/>
+          </w:rPr>
+          <w:t xml:space="preserve"> </w:t>
+        </w:r>
+        <w:r>
+          <w:rPr>
+            <w:rStyle w:val="Hyperlink"/>
+          </w:rPr>
+          <w:t xml:space="preserve">systematic review and meta-analysis</w:t>
+        </w:r>
+      </w:hyperlink>
       <w:r>
         <w:t xml:space="preserve">.</w:t>
       </w:r>
       <w:r>
         <w:t xml:space="preserve"> </w:t>
       </w:r>
-      <w:hyperlink r:id="rId78">
-        <w:r>
-          <w:rPr>
-            <w:rStyle w:val="Hyperlink"/>
-          </w:rPr>
-          <w:t xml:space="preserve">Physical activity and sleep are inconsistently related in healthy children:</w:t>
-        </w:r>
-        <w:r>
-          <w:rPr>
-            <w:rStyle w:val="Hyperlink"/>
-          </w:rPr>
-          <w:t xml:space="preserve"> </w:t>
-        </w:r>
-        <w:r>
-          <w:rPr>
-            <w:rStyle w:val="Hyperlink"/>
-          </w:rPr>
-          <w:t xml:space="preserve">A</w:t>
-        </w:r>
-        <w:r>
-          <w:rPr>
-            <w:rStyle w:val="Hyperlink"/>
-          </w:rPr>
-          <w:t xml:space="preserve"> </w:t>
-        </w:r>
-        <w:r>
-          <w:rPr>
-            <w:rStyle w:val="Hyperlink"/>
-          </w:rPr>
-          <w:t xml:space="preserve">systematic review and meta-analysis</w:t>
-        </w:r>
-      </w:hyperlink>
-      <w:r>
-        <w:t xml:space="preserve">. Sleep Medicine Reviews. 2020 June;51:101278.</w:t>
-      </w:r>
-      <w:r>
-        <w:t xml:space="preserve"> </w:t>
+      <w:r>
+        <w:rPr>
+          <w:i/>
+          <w:iCs/>
+        </w:rPr>
+        <w:t xml:space="preserve">Sleep Medicine Reviews</w:t>
+      </w:r>
+      <w:r>
+        <w:t xml:space="preserve"> </w:t>
+      </w:r>
+      <w:r>
+        <w:t xml:space="preserve">2020;</w:t>
+      </w:r>
+      <w:r>
+        <w:t xml:space="preserve"> </w:t>
+      </w:r>
+      <w:r>
+        <w:rPr>
+          <w:b/>
+          <w:bCs/>
+        </w:rPr>
+        <w:t xml:space="preserve">51</w:t>
+      </w:r>
+      <w:r>
+        <w:t xml:space="preserve">: 101278.</w:t>
       </w:r>
     </w:p>
     <w:bookmarkEnd w:id="79"/>
@@ -10532,7 +10866,7 @@
         <w:pStyle w:val="Bibliography"/>
       </w:pPr>
       <w:r>
-        <w:t xml:space="preserve">18.</w:t>
+        <w:t xml:space="preserve">18</w:t>
       </w:r>
       <w:r>
         <w:t xml:space="preserve"> </w:t>
@@ -10579,10 +10913,36 @@
         </w:r>
       </w:hyperlink>
       <w:r>
-        <w:t xml:space="preserve">. Sleep Medicine Reviews. 2016 Aug;28:32–45.</w:t>
-      </w:r>
-      <w:r>
-        <w:t xml:space="preserve"> </w:t>
+        <w:t xml:space="preserve">.</w:t>
+      </w:r>
+      <w:r>
+        <w:t xml:space="preserve"> </w:t>
+      </w:r>
+      <w:r>
+        <w:rPr>
+          <w:i/>
+          <w:iCs/>
+        </w:rPr>
+        <w:t xml:space="preserve">Sleep Medicine Reviews</w:t>
+      </w:r>
+      <w:r>
+        <w:t xml:space="preserve"> </w:t>
+      </w:r>
+      <w:r>
+        <w:t xml:space="preserve">2016;</w:t>
+      </w:r>
+      <w:r>
+        <w:t xml:space="preserve"> </w:t>
+      </w:r>
+      <w:r>
+        <w:rPr>
+          <w:b/>
+          <w:bCs/>
+        </w:rPr>
+        <w:t xml:space="preserve">28</w:t>
+      </w:r>
+      <w:r>
+        <w:t xml:space="preserve">: 32–45.</w:t>
       </w:r>
     </w:p>
     <w:bookmarkEnd w:id="81"/>
@@ -10592,7 +10952,7 @@
         <w:pStyle w:val="Bibliography"/>
       </w:pPr>
       <w:r>
-        <w:t xml:space="preserve">19.</w:t>
+        <w:t xml:space="preserve">19</w:t>
       </w:r>
       <w:r>
         <w:t xml:space="preserve"> </w:t>
@@ -10601,7 +10961,17 @@
         <w:t xml:space="preserve">	</w:t>
       </w:r>
       <w:r>
-        <w:t xml:space="preserve">Song H, Jiang X, Li Y, Cao Y, He C, Zuo H, Liu T, Zhang M.</w:t>
+        <w:t xml:space="preserve">Song H, Jiang X, Li Y,</w:t>
+      </w:r>
+      <w:r>
+        <w:t xml:space="preserve"> </w:t>
+      </w:r>
+      <w:r>
+        <w:rPr>
+          <w:i/>
+          <w:iCs/>
+        </w:rPr>
+        <w:t xml:space="preserve">et al.</w:t>
       </w:r>
       <w:r>
         <w:t xml:space="preserve"> </w:t>
@@ -10615,10 +10985,36 @@
         </w:r>
       </w:hyperlink>
       <w:r>
-        <w:t xml:space="preserve">. European Child &amp; Adolescent Psychiatry. 2026 Feb;35(2):397–411.</w:t>
-      </w:r>
-      <w:r>
-        <w:t xml:space="preserve"> </w:t>
+        <w:t xml:space="preserve">.</w:t>
+      </w:r>
+      <w:r>
+        <w:t xml:space="preserve"> </w:t>
+      </w:r>
+      <w:r>
+        <w:rPr>
+          <w:i/>
+          <w:iCs/>
+        </w:rPr>
+        <w:t xml:space="preserve">European Child &amp; Adolescent Psychiatry</w:t>
+      </w:r>
+      <w:r>
+        <w:t xml:space="preserve"> </w:t>
+      </w:r>
+      <w:r>
+        <w:t xml:space="preserve">2026;</w:t>
+      </w:r>
+      <w:r>
+        <w:t xml:space="preserve"> </w:t>
+      </w:r>
+      <w:r>
+        <w:rPr>
+          <w:b/>
+          <w:bCs/>
+        </w:rPr>
+        <w:t xml:space="preserve">35</w:t>
+      </w:r>
+      <w:r>
+        <w:t xml:space="preserve">: 397–411.</w:t>
       </w:r>
     </w:p>
     <w:bookmarkEnd w:id="83"/>
@@ -10628,7 +11024,7 @@
         <w:pStyle w:val="Bibliography"/>
       </w:pPr>
       <w:r>
-        <w:t xml:space="preserve">20.</w:t>
+        <w:t xml:space="preserve">20</w:t>
       </w:r>
       <w:r>
         <w:t xml:space="preserve"> </w:t>
@@ -10637,7 +11033,17 @@
         <w:t xml:space="preserve">	</w:t>
       </w:r>
       <w:r>
-        <w:t xml:space="preserve">Riley RD, Dias S, Donegan S, Tierney JF, Stewart LA, Efthimiou O, Phillippo DM.</w:t>
+        <w:t xml:space="preserve">Riley RD, Dias S, Donegan S,</w:t>
+      </w:r>
+      <w:r>
+        <w:t xml:space="preserve"> </w:t>
+      </w:r>
+      <w:r>
+        <w:rPr>
+          <w:i/>
+          <w:iCs/>
+        </w:rPr>
+        <w:t xml:space="preserve">et al.</w:t>
       </w:r>
       <w:r>
         <w:t xml:space="preserve"> </w:t>
@@ -10651,10 +11057,36 @@
         </w:r>
       </w:hyperlink>
       <w:r>
-        <w:t xml:space="preserve">. BMJ Evidence-Based Medicine. 2023 June;28(3):197–203.</w:t>
-      </w:r>
-      <w:r>
-        <w:t xml:space="preserve"> </w:t>
+        <w:t xml:space="preserve">.</w:t>
+      </w:r>
+      <w:r>
+        <w:t xml:space="preserve"> </w:t>
+      </w:r>
+      <w:r>
+        <w:rPr>
+          <w:i/>
+          <w:iCs/>
+        </w:rPr>
+        <w:t xml:space="preserve">BMJ Evidence-Based Medicine</w:t>
+      </w:r>
+      <w:r>
+        <w:t xml:space="preserve"> </w:t>
+      </w:r>
+      <w:r>
+        <w:t xml:space="preserve">2023;</w:t>
+      </w:r>
+      <w:r>
+        <w:t xml:space="preserve"> </w:t>
+      </w:r>
+      <w:r>
+        <w:rPr>
+          <w:b/>
+          <w:bCs/>
+        </w:rPr>
+        <w:t xml:space="preserve">28</w:t>
+      </w:r>
+      <w:r>
+        <w:t xml:space="preserve">: 197–203.</w:t>
       </w:r>
     </w:p>
     <w:bookmarkEnd w:id="85"/>
@@ -10664,7 +11096,7 @@
         <w:pStyle w:val="Bibliography"/>
       </w:pPr>
       <w:r>
-        <w:t xml:space="preserve">21.</w:t>
+        <w:t xml:space="preserve">21</w:t>
       </w:r>
       <w:r>
         <w:t xml:space="preserve"> </w:t>
@@ -10673,7 +11105,7 @@
         <w:t xml:space="preserve">	</w:t>
       </w:r>
       <w:r>
-        <w:t xml:space="preserve">Atoui S, Chevance G, Romain AJ, Kingsbury C, Lachance JP, Bernard P.</w:t>
+        <w:t xml:space="preserve">Atoui S, Chevance G, Romain A-J, Kingsbury C, Lachance J-P, Bernard P.</w:t>
       </w:r>
       <w:r>
         <w:t xml:space="preserve"> </w:t>
@@ -10711,10 +11143,36 @@
         </w:r>
       </w:hyperlink>
       <w:r>
-        <w:t xml:space="preserve">. Sleep Medicine Reviews. 2021 June;57:101426.</w:t>
-      </w:r>
-      <w:r>
-        <w:t xml:space="preserve"> </w:t>
+        <w:t xml:space="preserve">.</w:t>
+      </w:r>
+      <w:r>
+        <w:t xml:space="preserve"> </w:t>
+      </w:r>
+      <w:r>
+        <w:rPr>
+          <w:i/>
+          <w:iCs/>
+        </w:rPr>
+        <w:t xml:space="preserve">Sleep Medicine Reviews</w:t>
+      </w:r>
+      <w:r>
+        <w:t xml:space="preserve"> </w:t>
+      </w:r>
+      <w:r>
+        <w:t xml:space="preserve">2021;</w:t>
+      </w:r>
+      <w:r>
+        <w:t xml:space="preserve"> </w:t>
+      </w:r>
+      <w:r>
+        <w:rPr>
+          <w:b/>
+          <w:bCs/>
+        </w:rPr>
+        <w:t xml:space="preserve">57</w:t>
+      </w:r>
+      <w:r>
+        <w:t xml:space="preserve">: 101426.</w:t>
       </w:r>
     </w:p>
     <w:bookmarkEnd w:id="87"/>
@@ -10724,7 +11182,7 @@
         <w:pStyle w:val="Bibliography"/>
       </w:pPr>
       <w:r>
-        <w:t xml:space="preserve">22.</w:t>
+        <w:t xml:space="preserve">22</w:t>
       </w:r>
       <w:r>
         <w:t xml:space="preserve"> </w:t>
@@ -10771,10 +11229,36 @@
         </w:r>
       </w:hyperlink>
       <w:r>
-        <w:t xml:space="preserve">. Journal of Sleep Research. 2021;30(6):e13378.</w:t>
-      </w:r>
-      <w:r>
-        <w:t xml:space="preserve"> </w:t>
+        <w:t xml:space="preserve">.</w:t>
+      </w:r>
+      <w:r>
+        <w:t xml:space="preserve"> </w:t>
+      </w:r>
+      <w:r>
+        <w:rPr>
+          <w:i/>
+          <w:iCs/>
+        </w:rPr>
+        <w:t xml:space="preserve">Journal of Sleep Research</w:t>
+      </w:r>
+      <w:r>
+        <w:t xml:space="preserve"> </w:t>
+      </w:r>
+      <w:r>
+        <w:t xml:space="preserve">2021;</w:t>
+      </w:r>
+      <w:r>
+        <w:t xml:space="preserve"> </w:t>
+      </w:r>
+      <w:r>
+        <w:rPr>
+          <w:b/>
+          <w:bCs/>
+        </w:rPr>
+        <w:t xml:space="preserve">30</w:t>
+      </w:r>
+      <w:r>
+        <w:t xml:space="preserve">: e13378.</w:t>
       </w:r>
     </w:p>
     <w:bookmarkEnd w:id="89"/>
@@ -10784,7 +11268,7 @@
         <w:pStyle w:val="Bibliography"/>
       </w:pPr>
       <w:r>
-        <w:t xml:space="preserve">23.</w:t>
+        <w:t xml:space="preserve">23</w:t>
       </w:r>
       <w:r>
         <w:t xml:space="preserve"> </w:t>
@@ -10793,7 +11277,17 @@
         <w:t xml:space="preserve">	</w:t>
       </w:r>
       <w:r>
-        <w:t xml:space="preserve">Fitton J, Nguyen DP, Lechat B, Scott H, Toson B, Manners J, Dunbar C, Sansom K, Pinilla L, Hudson A, Naik G, Vakulin A, Reynolds AC, Catcheside P, Escourrou P, Eckert DJ.</w:t>
+        <w:t xml:space="preserve">Fitton J, Nguyen DP, Lechat B,</w:t>
+      </w:r>
+      <w:r>
+        <w:t xml:space="preserve"> </w:t>
+      </w:r>
+      <w:r>
+        <w:rPr>
+          <w:i/>
+          <w:iCs/>
+        </w:rPr>
+        <w:t xml:space="preserve">et al.</w:t>
       </w:r>
       <w:r>
         <w:t xml:space="preserve"> </w:t>
@@ -10807,10 +11301,36 @@
         </w:r>
       </w:hyperlink>
       <w:r>
-        <w:t xml:space="preserve">. Communications Medicine. 2025 Dec;5(1):519.</w:t>
-      </w:r>
-      <w:r>
-        <w:t xml:space="preserve"> </w:t>
+        <w:t xml:space="preserve">.</w:t>
+      </w:r>
+      <w:r>
+        <w:t xml:space="preserve"> </w:t>
+      </w:r>
+      <w:r>
+        <w:rPr>
+          <w:i/>
+          <w:iCs/>
+        </w:rPr>
+        <w:t xml:space="preserve">Communications Medicine</w:t>
+      </w:r>
+      <w:r>
+        <w:t xml:space="preserve"> </w:t>
+      </w:r>
+      <w:r>
+        <w:t xml:space="preserve">2025;</w:t>
+      </w:r>
+      <w:r>
+        <w:t xml:space="preserve"> </w:t>
+      </w:r>
+      <w:r>
+        <w:rPr>
+          <w:b/>
+          <w:bCs/>
+        </w:rPr>
+        <w:t xml:space="preserve">5</w:t>
+      </w:r>
+      <w:r>
+        <w:t xml:space="preserve">: 519.</w:t>
       </w:r>
     </w:p>
     <w:bookmarkEnd w:id="91"/>
@@ -10820,7 +11340,7 @@
         <w:pStyle w:val="Bibliography"/>
       </w:pPr>
       <w:r>
-        <w:t xml:space="preserve">24.</w:t>
+        <w:t xml:space="preserve">24</w:t>
       </w:r>
       <w:r>
         <w:t xml:space="preserve"> </w:t>
@@ -10829,7 +11349,17 @@
         <w:t xml:space="preserve">	</w:t>
       </w:r>
       <w:r>
-        <w:t xml:space="preserve">Leota J, Czeisler MÉ, Le F, Presby DM, Capodilupo ER, Scott H, Wiley JF, Drummond SPA, Rajaratnam SMW, Facer-Childs ER.</w:t>
+        <w:t xml:space="preserve">Leota J, Czeisler MÉ, Le F,</w:t>
+      </w:r>
+      <w:r>
+        <w:t xml:space="preserve"> </w:t>
+      </w:r>
+      <w:r>
+        <w:rPr>
+          <w:i/>
+          <w:iCs/>
+        </w:rPr>
+        <w:t xml:space="preserve">et al.</w:t>
       </w:r>
       <w:r>
         <w:t xml:space="preserve"> </w:t>
@@ -10867,10 +11397,36 @@
         </w:r>
       </w:hyperlink>
       <w:r>
-        <w:t xml:space="preserve">. Proceedings of the National Academy of Sciences. 2025 July;122(27):e2420846122.</w:t>
-      </w:r>
-      <w:r>
-        <w:t xml:space="preserve"> </w:t>
+        <w:t xml:space="preserve">.</w:t>
+      </w:r>
+      <w:r>
+        <w:t xml:space="preserve"> </w:t>
+      </w:r>
+      <w:r>
+        <w:rPr>
+          <w:i/>
+          <w:iCs/>
+        </w:rPr>
+        <w:t xml:space="preserve">Proceedings of the National Academy of Sciences</w:t>
+      </w:r>
+      <w:r>
+        <w:t xml:space="preserve"> </w:t>
+      </w:r>
+      <w:r>
+        <w:t xml:space="preserve">2025;</w:t>
+      </w:r>
+      <w:r>
+        <w:t xml:space="preserve"> </w:t>
+      </w:r>
+      <w:r>
+        <w:rPr>
+          <w:b/>
+          <w:bCs/>
+        </w:rPr>
+        <w:t xml:space="preserve">122</w:t>
+      </w:r>
+      <w:r>
+        <w:t xml:space="preserve">: e2420846122.</w:t>
       </w:r>
     </w:p>
     <w:bookmarkEnd w:id="93"/>
@@ -10880,7 +11436,7 @@
         <w:pStyle w:val="Bibliography"/>
       </w:pPr>
       <w:r>
-        <w:t xml:space="preserve">25.</w:t>
+        <w:t xml:space="preserve">25</w:t>
       </w:r>
       <w:r>
         <w:t xml:space="preserve"> </w:t>
@@ -10903,10 +11459,36 @@
         </w:r>
       </w:hyperlink>
       <w:r>
-        <w:t xml:space="preserve">. npj Biological Timing and Sleep. 2025 Feb;2(1):5.</w:t>
-      </w:r>
-      <w:r>
-        <w:t xml:space="preserve"> </w:t>
+        <w:t xml:space="preserve">.</w:t>
+      </w:r>
+      <w:r>
+        <w:t xml:space="preserve"> </w:t>
+      </w:r>
+      <w:r>
+        <w:rPr>
+          <w:i/>
+          <w:iCs/>
+        </w:rPr>
+        <w:t xml:space="preserve">npj Biological Timing and Sleep</w:t>
+      </w:r>
+      <w:r>
+        <w:t xml:space="preserve"> </w:t>
+      </w:r>
+      <w:r>
+        <w:t xml:space="preserve">2025;</w:t>
+      </w:r>
+      <w:r>
+        <w:t xml:space="preserve"> </w:t>
+      </w:r>
+      <w:r>
+        <w:rPr>
+          <w:b/>
+          <w:bCs/>
+        </w:rPr>
+        <w:t xml:space="preserve">2</w:t>
+      </w:r>
+      <w:r>
+        <w:t xml:space="preserve">: 5.</w:t>
       </w:r>
     </w:p>
     <w:bookmarkEnd w:id="95"/>
@@ -10916,7 +11498,7 @@
         <w:pStyle w:val="Bibliography"/>
       </w:pPr>
       <w:r>
-        <w:t xml:space="preserve">26.</w:t>
+        <w:t xml:space="preserve">26</w:t>
       </w:r>
       <w:r>
         <w:t xml:space="preserve"> </w:t>
@@ -10925,7 +11507,7 @@
         <w:t xml:space="preserve">	</w:t>
       </w:r>
       <w:r>
-        <w:t xml:space="preserve">Plekhanova T, Rowlands AV, Davies M, Edwardson CL, Hall A, Yates T. Effect of exercise on sleep and bi-directional associations with accelerometer-assessed physical activity in men with obesity. Applied Physiology, Nutrition, and Metabolism [Internet]. 2021 June [cited 2026 Oct 12];46(6):597–605. Available from:</w:t>
+        <w:t xml:space="preserve">Plekhanova T, Rowlands AV, Davies M, Edwardson CL, Hall A, Yates T.</w:t>
       </w:r>
       <w:r>
         <w:t xml:space="preserve"> </w:t>
@@ -10935,9 +11517,41 @@
           <w:rPr>
             <w:rStyle w:val="Hyperlink"/>
           </w:rPr>
-          <w:t xml:space="preserve">https://cdnsciencepub.com/doi/10.1139/apnm-2020-0361</w:t>
+          <w:t xml:space="preserve">Effect of exercise on sleep and bi-directional associations with accelerometer-assessed physical activity in men with obesity</w:t>
         </w:r>
       </w:hyperlink>
+      <w:r>
+        <w:t xml:space="preserve">.</w:t>
+      </w:r>
+      <w:r>
+        <w:t xml:space="preserve"> </w:t>
+      </w:r>
+      <w:r>
+        <w:rPr>
+          <w:i/>
+          <w:iCs/>
+        </w:rPr>
+        <w:t xml:space="preserve">Applied Physiology, Nutrition, and Metabolism</w:t>
+      </w:r>
+      <w:r>
+        <w:t xml:space="preserve"> </w:t>
+      </w:r>
+      <w:r>
+        <w:t xml:space="preserve">2021;</w:t>
+      </w:r>
+      <w:r>
+        <w:t xml:space="preserve"> </w:t>
+      </w:r>
+      <w:r>
+        <w:rPr>
+          <w:b/>
+          <w:bCs/>
+        </w:rPr>
+        <w:t xml:space="preserve">46</w:t>
+      </w:r>
+      <w:r>
+        <w:t xml:space="preserve">: 597–605.</w:t>
+      </w:r>
     </w:p>
     <w:bookmarkEnd w:id="97"/>
     <w:bookmarkStart w:id="99" w:name="Xa0cbe05eccacccf17bde02d7669b1fb01f31efd"/>
@@ -10946,7 +11560,7 @@
         <w:pStyle w:val="Bibliography"/>
       </w:pPr>
       <w:r>
-        <w:t xml:space="preserve">27.</w:t>
+        <w:t xml:space="preserve">27</w:t>
       </w:r>
       <w:r>
         <w:t xml:space="preserve"> </w:t>
@@ -10969,10 +11583,36 @@
         </w:r>
       </w:hyperlink>
       <w:r>
-        <w:t xml:space="preserve">. British Journal of Sports Medicine. 2017 Oct;51(20):1456–8.</w:t>
-      </w:r>
-      <w:r>
-        <w:t xml:space="preserve"> </w:t>
+        <w:t xml:space="preserve">.</w:t>
+      </w:r>
+      <w:r>
+        <w:t xml:space="preserve"> </w:t>
+      </w:r>
+      <w:r>
+        <w:rPr>
+          <w:i/>
+          <w:iCs/>
+        </w:rPr>
+        <w:t xml:space="preserve">British Journal of Sports Medicine</w:t>
+      </w:r>
+      <w:r>
+        <w:t xml:space="preserve"> </w:t>
+      </w:r>
+      <w:r>
+        <w:t xml:space="preserve">2017;</w:t>
+      </w:r>
+      <w:r>
+        <w:t xml:space="preserve"> </w:t>
+      </w:r>
+      <w:r>
+        <w:rPr>
+          <w:b/>
+          <w:bCs/>
+        </w:rPr>
+        <w:t xml:space="preserve">51</w:t>
+      </w:r>
+      <w:r>
+        <w:t xml:space="preserve">: 1456–8.</w:t>
       </w:r>
     </w:p>
     <w:bookmarkEnd w:id="99"/>
@@ -10982,7 +11622,7 @@
         <w:pStyle w:val="Bibliography"/>
       </w:pPr>
       <w:r>
-        <w:t xml:space="preserve">28.</w:t>
+        <w:t xml:space="preserve">28</w:t>
       </w:r>
       <w:r>
         <w:t xml:space="preserve"> </w:t>
@@ -11083,10 +11723,36 @@
         </w:r>
       </w:hyperlink>
       <w:r>
-        <w:t xml:space="preserve">. PharmacoEconomics. 2015 Jan;33(1):5–11.</w:t>
-      </w:r>
-      <w:r>
-        <w:t xml:space="preserve"> </w:t>
+        <w:t xml:space="preserve">.</w:t>
+      </w:r>
+      <w:r>
+        <w:t xml:space="preserve"> </w:t>
+      </w:r>
+      <w:r>
+        <w:rPr>
+          <w:i/>
+          <w:iCs/>
+        </w:rPr>
+        <w:t xml:space="preserve">PharmacoEconomics</w:t>
+      </w:r>
+      <w:r>
+        <w:t xml:space="preserve"> </w:t>
+      </w:r>
+      <w:r>
+        <w:t xml:space="preserve">2015;</w:t>
+      </w:r>
+      <w:r>
+        <w:t xml:space="preserve"> </w:t>
+      </w:r>
+      <w:r>
+        <w:rPr>
+          <w:b/>
+          <w:bCs/>
+        </w:rPr>
+        <w:t xml:space="preserve">33</w:t>
+      </w:r>
+      <w:r>
+        <w:t xml:space="preserve">: 5–11.</w:t>
       </w:r>
     </w:p>
     <w:bookmarkEnd w:id="101"/>
@@ -11096,7 +11762,7 @@
         <w:pStyle w:val="Bibliography"/>
       </w:pPr>
       <w:r>
-        <w:t xml:space="preserve">29.</w:t>
+        <w:t xml:space="preserve">29</w:t>
       </w:r>
       <w:r>
         <w:t xml:space="preserve"> </w:t>
@@ -11197,10 +11863,36 @@
         </w:r>
       </w:hyperlink>
       <w:r>
-        <w:t xml:space="preserve">. Journal for the Measurement of Physical Behaviour. 2019 Sept;2(3):188–96.</w:t>
-      </w:r>
-      <w:r>
-        <w:t xml:space="preserve"> </w:t>
+        <w:t xml:space="preserve">.</w:t>
+      </w:r>
+      <w:r>
+        <w:t xml:space="preserve"> </w:t>
+      </w:r>
+      <w:r>
+        <w:rPr>
+          <w:i/>
+          <w:iCs/>
+        </w:rPr>
+        <w:t xml:space="preserve">Journal for the Measurement of Physical Behaviour</w:t>
+      </w:r>
+      <w:r>
+        <w:t xml:space="preserve"> </w:t>
+      </w:r>
+      <w:r>
+        <w:t xml:space="preserve">2019;</w:t>
+      </w:r>
+      <w:r>
+        <w:t xml:space="preserve"> </w:t>
+      </w:r>
+      <w:r>
+        <w:rPr>
+          <w:b/>
+          <w:bCs/>
+        </w:rPr>
+        <w:t xml:space="preserve">2</w:t>
+      </w:r>
+      <w:r>
+        <w:t xml:space="preserve">: 188–96.</w:t>
       </w:r>
     </w:p>
     <w:bookmarkEnd w:id="103"/>
@@ -11210,7 +11902,7 @@
         <w:pStyle w:val="Bibliography"/>
       </w:pPr>
       <w:r>
-        <w:t xml:space="preserve">30.</w:t>
+        <w:t xml:space="preserve">30</w:t>
       </w:r>
       <w:r>
         <w:t xml:space="preserve"> </w:t>
@@ -11219,24 +11911,60 @@
         <w:t xml:space="preserve">	</w:t>
       </w:r>
       <w:r>
-        <w:t xml:space="preserve">Van Hees VT, Sabia S, Jones SE, Wood AR, Anderson KN, Kivimäki M, Frayling TM, Pack AI, Bucan M, Trenell MI, Mazzotti DR, Gehrman PR, Singh-Manoux BA, Weedon MN.</w:t>
-      </w:r>
-      <w:r>
-        <w:t xml:space="preserve"> </w:t>
+        <w:t xml:space="preserve">Van Hees VT, Sabia S, Jones SE,</w:t>
+      </w:r>
+      <w:r>
+        <w:t xml:space="preserve"> </w:t>
+      </w:r>
+      <w:r>
+        <w:rPr>
+          <w:i/>
+          <w:iCs/>
+        </w:rPr>
+        <w:t xml:space="preserve">et al.</w:t>
+      </w:r>
+      <w:r>
+        <w:t xml:space="preserve"> Estimating sleep parameters using an accelerometer without sleep diary.</w:t>
+      </w:r>
+      <w:r>
+        <w:t xml:space="preserve"> </w:t>
+      </w:r>
+      <w:r>
+        <w:rPr>
+          <w:i/>
+          <w:iCs/>
+        </w:rPr>
+        <w:t xml:space="preserve">Scientific Reports</w:t>
+      </w:r>
+      <w:r>
+        <w:t xml:space="preserve"> </w:t>
+      </w:r>
+      <w:r>
+        <w:t xml:space="preserve">2018;</w:t>
+      </w:r>
+      <w:r>
+        <w:t xml:space="preserve"> </w:t>
+      </w:r>
+      <w:r>
+        <w:rPr>
+          <w:b/>
+          <w:bCs/>
+        </w:rPr>
+        <w:t xml:space="preserve">8</w:t>
+      </w:r>
+      <w:r>
+        <w:t xml:space="preserve">. DOI:</w:t>
       </w:r>
       <w:hyperlink r:id="rId104">
         <w:r>
           <w:rPr>
             <w:rStyle w:val="Hyperlink"/>
           </w:rPr>
-          <w:t xml:space="preserve">Estimating sleep parameters using an accelerometer without sleep diary</w:t>
+          <w:t xml:space="preserve">10.1038/s41598-018-31266-z</w:t>
         </w:r>
       </w:hyperlink>
       <w:r>
-        <w:t xml:space="preserve">. Scientific Reports. 2018 Aug;8(1).</w:t>
-      </w:r>
-      <w:r>
-        <w:t xml:space="preserve"> </w:t>
+        <w:t xml:space="preserve">.</w:t>
       </w:r>
     </w:p>
     <w:bookmarkEnd w:id="105"/>
@@ -11246,7 +11974,7 @@
         <w:pStyle w:val="Bibliography"/>
       </w:pPr>
       <w:r>
-        <w:t xml:space="preserve">31.</w:t>
+        <w:t xml:space="preserve">31</w:t>
       </w:r>
       <w:r>
         <w:t xml:space="preserve"> </w:t>
@@ -11255,7 +11983,17 @@
         <w:t xml:space="preserve">	</w:t>
       </w:r>
       <w:r>
-        <w:t xml:space="preserve">Rowlands AV, Plekhanova T, Yates T, Mirkes EM, Davies M, Khunti K, Edwardson CL.</w:t>
+        <w:t xml:space="preserve">Rowlands AV, Plekhanova T, Yates T,</w:t>
+      </w:r>
+      <w:r>
+        <w:t xml:space="preserve"> </w:t>
+      </w:r>
+      <w:r>
+        <w:rPr>
+          <w:i/>
+          <w:iCs/>
+        </w:rPr>
+        <w:t xml:space="preserve">et al.</w:t>
       </w:r>
       <w:r>
         <w:t xml:space="preserve"> </w:t>
@@ -11329,10 +12067,36 @@
         </w:r>
       </w:hyperlink>
       <w:r>
-        <w:t xml:space="preserve">. Journal for the Measurement of Physical Behaviour. 2019 Sept;2(3):131–42.</w:t>
-      </w:r>
-      <w:r>
-        <w:t xml:space="preserve"> </w:t>
+        <w:t xml:space="preserve">.</w:t>
+      </w:r>
+      <w:r>
+        <w:t xml:space="preserve"> </w:t>
+      </w:r>
+      <w:r>
+        <w:rPr>
+          <w:i/>
+          <w:iCs/>
+        </w:rPr>
+        <w:t xml:space="preserve">Journal for the Measurement of Physical Behaviour</w:t>
+      </w:r>
+      <w:r>
+        <w:t xml:space="preserve"> </w:t>
+      </w:r>
+      <w:r>
+        <w:t xml:space="preserve">2019;</w:t>
+      </w:r>
+      <w:r>
+        <w:t xml:space="preserve"> </w:t>
+      </w:r>
+      <w:r>
+        <w:rPr>
+          <w:b/>
+          <w:bCs/>
+        </w:rPr>
+        <w:t xml:space="preserve">2</w:t>
+      </w:r>
+      <w:r>
+        <w:t xml:space="preserve">: 131–42.</w:t>
       </w:r>
     </w:p>
     <w:bookmarkEnd w:id="107"/>
@@ -11342,7 +12106,7 @@
         <w:pStyle w:val="Bibliography"/>
       </w:pPr>
       <w:r>
-        <w:t xml:space="preserve">32.</w:t>
+        <w:t xml:space="preserve">32</w:t>
       </w:r>
       <w:r>
         <w:t xml:space="preserve"> </w:t>
@@ -11384,7 +12148,7 @@
         <w:t xml:space="preserve"> </w:t>
       </w:r>
       <w:r>
-        <w:t xml:space="preserve">study [Internet]. 2023. Available from:</w:t>
+        <w:t xml:space="preserve">study. 2023.</w:t>
       </w:r>
       <w:r>
         <w:t xml:space="preserve"> </w:t>
@@ -11397,6 +12161,9 @@
           <w:t xml:space="preserve">https://motivation-and-behaviour.github.io/sleepIPD</w:t>
         </w:r>
       </w:hyperlink>
+      <w:r>
+        <w:t xml:space="preserve">.</w:t>
+      </w:r>
     </w:p>
     <w:bookmarkEnd w:id="109"/>
     <w:bookmarkStart w:id="111" w:name="X52b7e7b03e85d368e668eadc670bd2cc68a9aa2"/>
@@ -11405,7 +12172,7 @@
         <w:pStyle w:val="Bibliography"/>
       </w:pPr>
       <w:r>
-        <w:t xml:space="preserve">33.</w:t>
+        <w:t xml:space="preserve">33</w:t>
       </w:r>
       <w:r>
         <w:t xml:space="preserve"> </w:t>
@@ -11414,7 +12181,17 @@
         <w:t xml:space="preserve">	</w:t>
       </w:r>
       <w:r>
-        <w:t xml:space="preserve">Cepni AB, Burkart S, Zhu X, White J, Finnegan O, Nelakuditi S, Beets M, Brown Iii D, Pate R, Welk G, De Zambotti M, Ghosal R, Wang Y, Armstrong B, Adams E, Van Hees V, Glenn Weaver R.</w:t>
+        <w:t xml:space="preserve">Cepni AB, Burkart S, Zhu X,</w:t>
+      </w:r>
+      <w:r>
+        <w:t xml:space="preserve"> </w:t>
+      </w:r>
+      <w:r>
+        <w:rPr>
+          <w:i/>
+          <w:iCs/>
+        </w:rPr>
+        <w:t xml:space="preserve">et al.</w:t>
       </w:r>
       <w:r>
         <w:t xml:space="preserve"> </w:t>
@@ -11428,10 +12205,36 @@
         </w:r>
       </w:hyperlink>
       <w:r>
-        <w:t xml:space="preserve">. SLEEP. 2025 Apr;48(4):zsae267.</w:t>
-      </w:r>
-      <w:r>
-        <w:t xml:space="preserve"> </w:t>
+        <w:t xml:space="preserve">.</w:t>
+      </w:r>
+      <w:r>
+        <w:t xml:space="preserve"> </w:t>
+      </w:r>
+      <w:r>
+        <w:rPr>
+          <w:i/>
+          <w:iCs/>
+        </w:rPr>
+        <w:t xml:space="preserve">SLEEP</w:t>
+      </w:r>
+      <w:r>
+        <w:t xml:space="preserve"> </w:t>
+      </w:r>
+      <w:r>
+        <w:t xml:space="preserve">2025;</w:t>
+      </w:r>
+      <w:r>
+        <w:t xml:space="preserve"> </w:t>
+      </w:r>
+      <w:r>
+        <w:rPr>
+          <w:b/>
+          <w:bCs/>
+        </w:rPr>
+        <w:t xml:space="preserve">48</w:t>
+      </w:r>
+      <w:r>
+        <w:t xml:space="preserve">: zsae267.</w:t>
       </w:r>
     </w:p>
     <w:bookmarkEnd w:id="111"/>
@@ -11441,7 +12244,7 @@
         <w:pStyle w:val="Bibliography"/>
       </w:pPr>
       <w:r>
-        <w:t xml:space="preserve">34.</w:t>
+        <w:t xml:space="preserve">34</w:t>
       </w:r>
       <w:r>
         <w:t xml:space="preserve"> </w:t>
@@ -11450,7 +12253,17 @@
         <w:t xml:space="preserve">	</w:t>
       </w:r>
       <w:r>
-        <w:t xml:space="preserve">Chen PW, Jansen EC, Cielo CM, Williamson AA, Banker M, Kaye M, Song PXK, Peterson KE, Cantoral A, Téllez-Rojo MM, Goldstein C, Zanna K, Sano A, Moreno JP, Kalkwarf H, Zemel BS, Mitchell JA.</w:t>
+        <w:t xml:space="preserve">Chen P-W, Jansen EC, Cielo CM,</w:t>
+      </w:r>
+      <w:r>
+        <w:t xml:space="preserve"> </w:t>
+      </w:r>
+      <w:r>
+        <w:rPr>
+          <w:i/>
+          <w:iCs/>
+        </w:rPr>
+        <w:t xml:space="preserve">et al.</w:t>
       </w:r>
       <w:r>
         <w:t xml:space="preserve"> </w:t>
@@ -11464,10 +12277,36 @@
         </w:r>
       </w:hyperlink>
       <w:r>
-        <w:t xml:space="preserve">. SLEEP. 2026 Feb;49(2):zsaf282.</w:t>
-      </w:r>
-      <w:r>
-        <w:t xml:space="preserve"> </w:t>
+        <w:t xml:space="preserve">.</w:t>
+      </w:r>
+      <w:r>
+        <w:t xml:space="preserve"> </w:t>
+      </w:r>
+      <w:r>
+        <w:rPr>
+          <w:i/>
+          <w:iCs/>
+        </w:rPr>
+        <w:t xml:space="preserve">SLEEP</w:t>
+      </w:r>
+      <w:r>
+        <w:t xml:space="preserve"> </w:t>
+      </w:r>
+      <w:r>
+        <w:t xml:space="preserve">2026;</w:t>
+      </w:r>
+      <w:r>
+        <w:t xml:space="preserve"> </w:t>
+      </w:r>
+      <w:r>
+        <w:rPr>
+          <w:b/>
+          <w:bCs/>
+        </w:rPr>
+        <w:t xml:space="preserve">49</w:t>
+      </w:r>
+      <w:r>
+        <w:t xml:space="preserve">: zsaf282.</w:t>
       </w:r>
     </w:p>
     <w:bookmarkEnd w:id="113"/>
@@ -11477,7 +12316,7 @@
         <w:pStyle w:val="Bibliography"/>
       </w:pPr>
       <w:r>
-        <w:t xml:space="preserve">35.</w:t>
+        <w:t xml:space="preserve">35</w:t>
       </w:r>
       <w:r>
         <w:t xml:space="preserve"> </w:t>
@@ -11486,7 +12325,17 @@
         <w:t xml:space="preserve">	</w:t>
       </w:r>
       <w:r>
-        <w:t xml:space="preserve">Van Hees VT, Gorzelniak L, Dean León EC, Eder M, Pias M, Taherian S, Ekelund U, Renström F, Franks PW, Horsch A, Brage S.</w:t>
+        <w:t xml:space="preserve">Van Hees VT, Gorzelniak L, Dean León EC,</w:t>
+      </w:r>
+      <w:r>
+        <w:t xml:space="preserve"> </w:t>
+      </w:r>
+      <w:r>
+        <w:rPr>
+          <w:i/>
+          <w:iCs/>
+        </w:rPr>
+        <w:t xml:space="preserve">et al.</w:t>
       </w:r>
       <w:r>
         <w:t xml:space="preserve"> </w:t>
@@ -11632,10 +12481,36 @@
         </w:r>
       </w:hyperlink>
       <w:r>
-        <w:t xml:space="preserve">. Müller M, editor. PLoS ONE. 2013 Apr;8(4):e61691.</w:t>
-      </w:r>
-      <w:r>
-        <w:t xml:space="preserve"> </w:t>
+        <w:t xml:space="preserve">.</w:t>
+      </w:r>
+      <w:r>
+        <w:t xml:space="preserve"> </w:t>
+      </w:r>
+      <w:r>
+        <w:rPr>
+          <w:i/>
+          <w:iCs/>
+        </w:rPr>
+        <w:t xml:space="preserve">PLoS ONE</w:t>
+      </w:r>
+      <w:r>
+        <w:t xml:space="preserve"> </w:t>
+      </w:r>
+      <w:r>
+        <w:t xml:space="preserve">2013;</w:t>
+      </w:r>
+      <w:r>
+        <w:t xml:space="preserve"> </w:t>
+      </w:r>
+      <w:r>
+        <w:rPr>
+          <w:b/>
+          <w:bCs/>
+        </w:rPr>
+        <w:t xml:space="preserve">8</w:t>
+      </w:r>
+      <w:r>
+        <w:t xml:space="preserve">: e61691.</w:t>
       </w:r>
     </w:p>
     <w:bookmarkEnd w:id="115"/>
@@ -11645,7 +12520,7 @@
         <w:pStyle w:val="Bibliography"/>
       </w:pPr>
       <w:r>
-        <w:t xml:space="preserve">36.</w:t>
+        <w:t xml:space="preserve">36</w:t>
       </w:r>
       <w:r>
         <w:t xml:space="preserve"> </w:t>
@@ -11758,10 +12633,36 @@
         </w:r>
       </w:hyperlink>
       <w:r>
-        <w:t xml:space="preserve">. Pediatric Exercise Science. 2018 Nov;30(4):450–6.</w:t>
-      </w:r>
-      <w:r>
-        <w:t xml:space="preserve"> </w:t>
+        <w:t xml:space="preserve">.</w:t>
+      </w:r>
+      <w:r>
+        <w:t xml:space="preserve"> </w:t>
+      </w:r>
+      <w:r>
+        <w:rPr>
+          <w:i/>
+          <w:iCs/>
+        </w:rPr>
+        <w:t xml:space="preserve">Pediatric Exercise Science</w:t>
+      </w:r>
+      <w:r>
+        <w:t xml:space="preserve"> </w:t>
+      </w:r>
+      <w:r>
+        <w:t xml:space="preserve">2018;</w:t>
+      </w:r>
+      <w:r>
+        <w:t xml:space="preserve"> </w:t>
+      </w:r>
+      <w:r>
+        <w:rPr>
+          <w:b/>
+          <w:bCs/>
+        </w:rPr>
+        <w:t xml:space="preserve">30</w:t>
+      </w:r>
+      <w:r>
+        <w:t xml:space="preserve">: 450–6.</w:t>
       </w:r>
     </w:p>
     <w:bookmarkEnd w:id="117"/>
@@ -11771,7 +12672,7 @@
         <w:pStyle w:val="Bibliography"/>
       </w:pPr>
       <w:r>
-        <w:t xml:space="preserve">37.</w:t>
+        <w:t xml:space="preserve">37</w:t>
       </w:r>
       <w:r>
         <w:t xml:space="preserve"> </w:t>
@@ -11780,24 +12681,60 @@
         <w:t xml:space="preserve">	</w:t>
       </w:r>
       <w:r>
-        <w:t xml:space="preserve">Rowlands AV, Dawkins NP, Maylor B, Edwardson CL, Fairclough SJ, Davies MJ, Harrington DM, Khunti K, Yates T.</w:t>
-      </w:r>
-      <w:r>
-        <w:t xml:space="preserve"> </w:t>
+        <w:t xml:space="preserve">Rowlands AV, Dawkins NP, Maylor B,</w:t>
+      </w:r>
+      <w:r>
+        <w:t xml:space="preserve"> </w:t>
+      </w:r>
+      <w:r>
+        <w:rPr>
+          <w:i/>
+          <w:iCs/>
+        </w:rPr>
+        <w:t xml:space="preserve">et al.</w:t>
+      </w:r>
+      <w:r>
+        <w:t xml:space="preserve"> Enhancing the value of accelerometer-assessed physical activity: Meaningful visual comparisons of data-driven translational accelerometer metrics.</w:t>
+      </w:r>
+      <w:r>
+        <w:t xml:space="preserve"> </w:t>
+      </w:r>
+      <w:r>
+        <w:rPr>
+          <w:i/>
+          <w:iCs/>
+        </w:rPr>
+        <w:t xml:space="preserve">Sports Medicine - Open</w:t>
+      </w:r>
+      <w:r>
+        <w:t xml:space="preserve"> </w:t>
+      </w:r>
+      <w:r>
+        <w:t xml:space="preserve">2019;</w:t>
+      </w:r>
+      <w:r>
+        <w:t xml:space="preserve"> </w:t>
+      </w:r>
+      <w:r>
+        <w:rPr>
+          <w:b/>
+          <w:bCs/>
+        </w:rPr>
+        <w:t xml:space="preserve">5</w:t>
+      </w:r>
+      <w:r>
+        <w:t xml:space="preserve">. DOI:</w:t>
       </w:r>
       <w:hyperlink r:id="rId118">
         <w:r>
           <w:rPr>
             <w:rStyle w:val="Hyperlink"/>
           </w:rPr>
-          <w:t xml:space="preserve">Enhancing the value of accelerometer-assessed physical activity: Meaningful visual comparisons of data-driven translational accelerometer metrics</w:t>
+          <w:t xml:space="preserve">10.1186/s40798-019-0225-9</w:t>
         </w:r>
       </w:hyperlink>
       <w:r>
-        <w:t xml:space="preserve">. Sports Medicine - Open. 2019 Dec;5(1).</w:t>
-      </w:r>
-      <w:r>
-        <w:t xml:space="preserve"> </w:t>
+        <w:t xml:space="preserve">.</w:t>
       </w:r>
     </w:p>
     <w:bookmarkEnd w:id="119"/>
@@ -11807,7 +12744,7 @@
         <w:pStyle w:val="Bibliography"/>
       </w:pPr>
       <w:r>
-        <w:t xml:space="preserve">38.</w:t>
+        <w:t xml:space="preserve">38</w:t>
       </w:r>
       <w:r>
         <w:t xml:space="preserve"> </w:t>
@@ -11816,7 +12753,17 @@
         <w:t xml:space="preserve">	</w:t>
       </w:r>
       <w:r>
-        <w:t xml:space="preserve">Rowlands AV, Sherar LB, Fairclough SJ, Yates T, Edwardson CL, Harrington DM, Davies MJ, Munir F, Khunti K, Stiles VH.</w:t>
+        <w:t xml:space="preserve">Rowlands AV, Sherar LB, Fairclough SJ,</w:t>
+      </w:r>
+      <w:r>
+        <w:t xml:space="preserve"> </w:t>
+      </w:r>
+      <w:r>
+        <w:rPr>
+          <w:i/>
+          <w:iCs/>
+        </w:rPr>
+        <w:t xml:space="preserve">et al.</w:t>
       </w:r>
       <w:r>
         <w:t xml:space="preserve"> </w:t>
@@ -11830,10 +12777,36 @@
         </w:r>
       </w:hyperlink>
       <w:r>
-        <w:t xml:space="preserve">. Journal of Science and Medicine in Sport. 2019 Oct;22(10):1132–8.</w:t>
-      </w:r>
-      <w:r>
-        <w:t xml:space="preserve"> </w:t>
+        <w:t xml:space="preserve">.</w:t>
+      </w:r>
+      <w:r>
+        <w:t xml:space="preserve"> </w:t>
+      </w:r>
+      <w:r>
+        <w:rPr>
+          <w:i/>
+          <w:iCs/>
+        </w:rPr>
+        <w:t xml:space="preserve">Journal of Science and Medicine in Sport</w:t>
+      </w:r>
+      <w:r>
+        <w:t xml:space="preserve"> </w:t>
+      </w:r>
+      <w:r>
+        <w:t xml:space="preserve">2019;</w:t>
+      </w:r>
+      <w:r>
+        <w:t xml:space="preserve"> </w:t>
+      </w:r>
+      <w:r>
+        <w:rPr>
+          <w:b/>
+          <w:bCs/>
+        </w:rPr>
+        <w:t xml:space="preserve">22</w:t>
+      </w:r>
+      <w:r>
+        <w:t xml:space="preserve">: 1132–8.</w:t>
       </w:r>
     </w:p>
     <w:bookmarkEnd w:id="121"/>
@@ -11843,7 +12816,7 @@
         <w:pStyle w:val="Bibliography"/>
       </w:pPr>
       <w:r>
-        <w:t xml:space="preserve">39.</w:t>
+        <w:t xml:space="preserve">39</w:t>
       </w:r>
       <w:r>
         <w:t xml:space="preserve"> </w:t>
@@ -11950,10 +12923,36 @@
         </w:r>
       </w:hyperlink>
       <w:r>
-        <w:t xml:space="preserve">. Advances in Methods and Practices in Psychological Science. 2019 Sept;2(3):214–27.</w:t>
-      </w:r>
-      <w:r>
-        <w:t xml:space="preserve"> </w:t>
+        <w:t xml:space="preserve">.</w:t>
+      </w:r>
+      <w:r>
+        <w:t xml:space="preserve"> </w:t>
+      </w:r>
+      <w:r>
+        <w:rPr>
+          <w:i/>
+          <w:iCs/>
+        </w:rPr>
+        <w:t xml:space="preserve">Advances in Methods and Practices in Psychological Science</w:t>
+      </w:r>
+      <w:r>
+        <w:t xml:space="preserve"> </w:t>
+      </w:r>
+      <w:r>
+        <w:t xml:space="preserve">2019;</w:t>
+      </w:r>
+      <w:r>
+        <w:t xml:space="preserve"> </w:t>
+      </w:r>
+      <w:r>
+        <w:rPr>
+          <w:b/>
+          <w:bCs/>
+        </w:rPr>
+        <w:t xml:space="preserve">2</w:t>
+      </w:r>
+      <w:r>
+        <w:t xml:space="preserve">: 214–27.</w:t>
       </w:r>
     </w:p>
     <w:bookmarkEnd w:id="123"/>
@@ -11963,7 +12962,7 @@
         <w:pStyle w:val="Bibliography"/>
       </w:pPr>
       <w:r>
-        <w:t xml:space="preserve">40.</w:t>
+        <w:t xml:space="preserve">40</w:t>
       </w:r>
       <w:r>
         <w:t xml:space="preserve"> </w:t>
@@ -12010,10 +13009,36 @@
         </w:r>
       </w:hyperlink>
       <w:r>
-        <w:t xml:space="preserve">. Nature. 2015 Oct;526(7572):187–9.</w:t>
-      </w:r>
-      <w:r>
-        <w:t xml:space="preserve"> </w:t>
+        <w:t xml:space="preserve">.</w:t>
+      </w:r>
+      <w:r>
+        <w:t xml:space="preserve"> </w:t>
+      </w:r>
+      <w:r>
+        <w:rPr>
+          <w:i/>
+          <w:iCs/>
+        </w:rPr>
+        <w:t xml:space="preserve">Nature</w:t>
+      </w:r>
+      <w:r>
+        <w:t xml:space="preserve"> </w:t>
+      </w:r>
+      <w:r>
+        <w:t xml:space="preserve">2015;</w:t>
+      </w:r>
+      <w:r>
+        <w:t xml:space="preserve"> </w:t>
+      </w:r>
+      <w:r>
+        <w:rPr>
+          <w:b/>
+          <w:bCs/>
+        </w:rPr>
+        <w:t xml:space="preserve">526</w:t>
+      </w:r>
+      <w:r>
+        <w:t xml:space="preserve">: 187–9.</w:t>
       </w:r>
     </w:p>
     <w:bookmarkEnd w:id="125"/>
@@ -12023,7 +13048,7 @@
         <w:pStyle w:val="Bibliography"/>
       </w:pPr>
       <w:r>
-        <w:t xml:space="preserve">41.</w:t>
+        <w:t xml:space="preserve">41</w:t>
       </w:r>
       <w:r>
         <w:t xml:space="preserve"> </w:t>
@@ -12037,95 +13062,95 @@
       <w:r>
         <w:t xml:space="preserve"> </w:t>
       </w:r>
+      <w:r>
+        <w:rPr>
+          <w:b/>
+          <w:bCs/>
+        </w:rPr>
+        <w:t xml:space="preserve">Mice</w:t>
+      </w:r>
+      <w:r>
+        <w:t xml:space="preserve"> </w:t>
+      </w:r>
+      <w:r>
+        <w:t xml:space="preserve">:</w:t>
+      </w:r>
+      <w:r>
+        <w:t xml:space="preserve"> </w:t>
+      </w:r>
+      <w:r>
+        <w:t xml:space="preserve">Multivariate Imputation</w:t>
+      </w:r>
+      <w:r>
+        <w:t xml:space="preserve"> </w:t>
+      </w:r>
+      <w:r>
+        <w:t xml:space="preserve">by</w:t>
+      </w:r>
+      <w:r>
+        <w:t xml:space="preserve"> </w:t>
+      </w:r>
+      <w:r>
+        <w:t xml:space="preserve">Chained Equations</w:t>
+      </w:r>
+      <w:r>
+        <w:t xml:space="preserve"> </w:t>
+      </w:r>
+      <w:r>
+        <w:t xml:space="preserve">in</w:t>
+      </w:r>
+      <w:r>
+        <w:t xml:space="preserve"> </w:t>
+      </w:r>
+      <w:r>
+        <w:rPr>
+          <w:i/>
+          <w:iCs/>
+        </w:rPr>
+        <w:t xml:space="preserve">R</w:t>
+      </w:r>
+      <w:r>
+        <w:t xml:space="preserve">.</w:t>
+      </w:r>
+      <w:r>
+        <w:t xml:space="preserve"> </w:t>
+      </w:r>
+      <w:r>
+        <w:rPr>
+          <w:i/>
+          <w:iCs/>
+        </w:rPr>
+        <w:t xml:space="preserve">Journal of Statistical Software</w:t>
+      </w:r>
+      <w:r>
+        <w:t xml:space="preserve"> </w:t>
+      </w:r>
+      <w:r>
+        <w:t xml:space="preserve">2011;</w:t>
+      </w:r>
+      <w:r>
+        <w:t xml:space="preserve"> </w:t>
+      </w:r>
+      <w:r>
+        <w:rPr>
+          <w:b/>
+          <w:bCs/>
+        </w:rPr>
+        <w:t xml:space="preserve">45</w:t>
+      </w:r>
+      <w:r>
+        <w:t xml:space="preserve">. DOI:</w:t>
+      </w:r>
       <w:hyperlink r:id="rId126">
         <w:r>
           <w:rPr>
             <w:rStyle w:val="Hyperlink"/>
-            <w:b/>
-            <w:bCs/>
-          </w:rPr>
-          <w:t xml:space="preserve">Mice</w:t>
-        </w:r>
-        <w:r>
-          <w:rPr>
-            <w:rStyle w:val="Hyperlink"/>
-          </w:rPr>
-          <w:t xml:space="preserve"> </w:t>
-        </w:r>
-        <w:r>
-          <w:rPr>
-            <w:rStyle w:val="Hyperlink"/>
-          </w:rPr>
-          <w:t xml:space="preserve">:</w:t>
-        </w:r>
-        <w:r>
-          <w:rPr>
-            <w:rStyle w:val="Hyperlink"/>
-          </w:rPr>
-          <w:t xml:space="preserve"> </w:t>
-        </w:r>
-        <w:r>
-          <w:rPr>
-            <w:rStyle w:val="Hyperlink"/>
-          </w:rPr>
-          <w:t xml:space="preserve">Multivariate Imputation</w:t>
-        </w:r>
-        <w:r>
-          <w:rPr>
-            <w:rStyle w:val="Hyperlink"/>
-          </w:rPr>
-          <w:t xml:space="preserve"> </w:t>
-        </w:r>
-        <w:r>
-          <w:rPr>
-            <w:rStyle w:val="Hyperlink"/>
-          </w:rPr>
-          <w:t xml:space="preserve">by</w:t>
-        </w:r>
-        <w:r>
-          <w:rPr>
-            <w:rStyle w:val="Hyperlink"/>
-          </w:rPr>
-          <w:t xml:space="preserve"> </w:t>
-        </w:r>
-        <w:r>
-          <w:rPr>
-            <w:rStyle w:val="Hyperlink"/>
-          </w:rPr>
-          <w:t xml:space="preserve">Chained Equations</w:t>
-        </w:r>
-        <w:r>
-          <w:rPr>
-            <w:rStyle w:val="Hyperlink"/>
-          </w:rPr>
-          <w:t xml:space="preserve"> </w:t>
-        </w:r>
-        <w:r>
-          <w:rPr>
-            <w:rStyle w:val="Hyperlink"/>
-          </w:rPr>
-          <w:t xml:space="preserve">in</w:t>
-        </w:r>
-        <w:r>
-          <w:rPr>
-            <w:rStyle w:val="Hyperlink"/>
-          </w:rPr>
-          <w:t xml:space="preserve"> </w:t>
-        </w:r>
-        <w:r>
-          <w:rPr>
-            <w:rStyle w:val="Hyperlink"/>
-            <w:i/>
-            <w:iCs/>
-          </w:rPr>
-          <w:t xml:space="preserve">R</w:t>
+          </w:rPr>
+          <w:t xml:space="preserve">10.18637/jss.v045.i03</w:t>
         </w:r>
       </w:hyperlink>
       <w:r>
-        <w:t xml:space="preserve">. Journal of Statistical Software. 2011;45(3).</w:t>
-      </w:r>
-      <w:r>
-        <w:t xml:space="preserve"> </w:t>
+        <w:t xml:space="preserve">.</w:t>
       </w:r>
     </w:p>
     <w:bookmarkEnd w:id="127"/>
@@ -12135,7 +13160,7 @@
         <w:pStyle w:val="Bibliography"/>
       </w:pPr>
       <w:r>
-        <w:t xml:space="preserve">42.</w:t>
+        <w:t xml:space="preserve">42</w:t>
       </w:r>
       <w:r>
         <w:t xml:space="preserve"> </w:t>
@@ -12182,10 +13207,33 @@
         </w:r>
       </w:hyperlink>
       <w:r>
-        <w:t xml:space="preserve"> Psychological Methods. 2009;14(2):81–100.</w:t>
-      </w:r>
-      <w:r>
-        <w:t xml:space="preserve"> </w:t>
+        <w:t xml:space="preserve"> </w:t>
+      </w:r>
+      <w:r>
+        <w:rPr>
+          <w:i/>
+          <w:iCs/>
+        </w:rPr>
+        <w:t xml:space="preserve">Psychological Methods</w:t>
+      </w:r>
+      <w:r>
+        <w:t xml:space="preserve"> </w:t>
+      </w:r>
+      <w:r>
+        <w:t xml:space="preserve">2009;</w:t>
+      </w:r>
+      <w:r>
+        <w:t xml:space="preserve"> </w:t>
+      </w:r>
+      <w:r>
+        <w:rPr>
+          <w:b/>
+          <w:bCs/>
+        </w:rPr>
+        <w:t xml:space="preserve">14</w:t>
+      </w:r>
+      <w:r>
+        <w:t xml:space="preserve">: 81–100.</w:t>
       </w:r>
     </w:p>
     <w:bookmarkEnd w:id="129"/>
@@ -12195,7 +13243,7 @@
         <w:pStyle w:val="Bibliography"/>
       </w:pPr>
       <w:r>
-        <w:t xml:space="preserve">43.</w:t>
+        <w:t xml:space="preserve">43</w:t>
       </w:r>
       <w:r>
         <w:t xml:space="preserve"> </w:t>
@@ -12204,7 +13252,17 @@
         <w:t xml:space="preserve">	</w:t>
       </w:r>
       <w:r>
-        <w:t xml:space="preserve">Leota J, Presby DM, Le F, Czeisler MÉ, Mascaro L, Capodilupo ER, Wiley JF, Drummond SPA, Rajaratnam SMW, Facer-Childs ER.</w:t>
+        <w:t xml:space="preserve">Leota J, Presby DM, Le F,</w:t>
+      </w:r>
+      <w:r>
+        <w:t xml:space="preserve"> </w:t>
+      </w:r>
+      <w:r>
+        <w:rPr>
+          <w:i/>
+          <w:iCs/>
+        </w:rPr>
+        <w:t xml:space="preserve">et al.</w:t>
       </w:r>
       <w:r>
         <w:t xml:space="preserve"> </w:t>
@@ -12218,10 +13276,36 @@
         </w:r>
       </w:hyperlink>
       <w:r>
-        <w:t xml:space="preserve">. Nature Communications. 2025 Apr;16(1):3297.</w:t>
-      </w:r>
-      <w:r>
-        <w:t xml:space="preserve"> </w:t>
+        <w:t xml:space="preserve">.</w:t>
+      </w:r>
+      <w:r>
+        <w:t xml:space="preserve"> </w:t>
+      </w:r>
+      <w:r>
+        <w:rPr>
+          <w:i/>
+          <w:iCs/>
+        </w:rPr>
+        <w:t xml:space="preserve">Nature Communications</w:t>
+      </w:r>
+      <w:r>
+        <w:t xml:space="preserve"> </w:t>
+      </w:r>
+      <w:r>
+        <w:t xml:space="preserve">2025;</w:t>
+      </w:r>
+      <w:r>
+        <w:t xml:space="preserve"> </w:t>
+      </w:r>
+      <w:r>
+        <w:rPr>
+          <w:b/>
+          <w:bCs/>
+        </w:rPr>
+        <w:t xml:space="preserve">16</w:t>
+      </w:r>
+      <w:r>
+        <w:t xml:space="preserve">: 3297.</w:t>
       </w:r>
     </w:p>
     <w:bookmarkEnd w:id="131"/>
@@ -12231,7 +13315,7 @@
         <w:pStyle w:val="Bibliography"/>
       </w:pPr>
       <w:r>
-        <w:t xml:space="preserve">44.</w:t>
+        <w:t xml:space="preserve">44</w:t>
       </w:r>
       <w:r>
         <w:t xml:space="preserve"> </w:t>
@@ -12240,7 +13324,17 @@
         <w:t xml:space="preserve">	</w:t>
       </w:r>
       <w:r>
-        <w:t xml:space="preserve">Souabni M, Del Sordo GC, Saurel M, Peyrel P, Giacomoni M, Souabni MJ, Davenne D, Gabriel BM, St-Onge MP, Saidi O.</w:t>
+        <w:t xml:space="preserve">Souabni M, Del Sordo GC, Saurel M,</w:t>
+      </w:r>
+      <w:r>
+        <w:t xml:space="preserve"> </w:t>
+      </w:r>
+      <w:r>
+        <w:rPr>
+          <w:i/>
+          <w:iCs/>
+        </w:rPr>
+        <w:t xml:space="preserve">et al.</w:t>
       </w:r>
       <w:r>
         <w:t xml:space="preserve"> </w:t>
@@ -12254,10 +13348,36 @@
         </w:r>
       </w:hyperlink>
       <w:r>
-        <w:t xml:space="preserve">. Sleep Medicine Reviews. 2026 Aug;90:102358.</w:t>
-      </w:r>
-      <w:r>
-        <w:t xml:space="preserve"> </w:t>
+        <w:t xml:space="preserve">.</w:t>
+      </w:r>
+      <w:r>
+        <w:t xml:space="preserve"> </w:t>
+      </w:r>
+      <w:r>
+        <w:rPr>
+          <w:i/>
+          <w:iCs/>
+        </w:rPr>
+        <w:t xml:space="preserve">Sleep Medicine Reviews</w:t>
+      </w:r>
+      <w:r>
+        <w:t xml:space="preserve"> </w:t>
+      </w:r>
+      <w:r>
+        <w:t xml:space="preserve">2026;</w:t>
+      </w:r>
+      <w:r>
+        <w:t xml:space="preserve"> </w:t>
+      </w:r>
+      <w:r>
+        <w:rPr>
+          <w:b/>
+          <w:bCs/>
+        </w:rPr>
+        <w:t xml:space="preserve">90</w:t>
+      </w:r>
+      <w:r>
+        <w:t xml:space="preserve">: 102358.</w:t>
       </w:r>
     </w:p>
     <w:bookmarkEnd w:id="133"/>
@@ -12267,7 +13387,7 @@
         <w:pStyle w:val="Bibliography"/>
       </w:pPr>
       <w:r>
-        <w:t xml:space="preserve">45.</w:t>
+        <w:t xml:space="preserve">45</w:t>
       </w:r>
       <w:r>
         <w:t xml:space="preserve"> </w:t>
@@ -12350,10 +13470,36 @@
         </w:r>
       </w:hyperlink>
       <w:r>
-        <w:t xml:space="preserve">. npj Aging. 2025 May;11(1):36.</w:t>
-      </w:r>
-      <w:r>
-        <w:t xml:space="preserve"> </w:t>
+        <w:t xml:space="preserve">.</w:t>
+      </w:r>
+      <w:r>
+        <w:t xml:space="preserve"> </w:t>
+      </w:r>
+      <w:r>
+        <w:rPr>
+          <w:i/>
+          <w:iCs/>
+        </w:rPr>
+        <w:t xml:space="preserve">npj Aging</w:t>
+      </w:r>
+      <w:r>
+        <w:t xml:space="preserve"> </w:t>
+      </w:r>
+      <w:r>
+        <w:t xml:space="preserve">2025;</w:t>
+      </w:r>
+      <w:r>
+        <w:t xml:space="preserve"> </w:t>
+      </w:r>
+      <w:r>
+        <w:rPr>
+          <w:b/>
+          <w:bCs/>
+        </w:rPr>
+        <w:t xml:space="preserve">11</w:t>
+      </w:r>
+      <w:r>
+        <w:t xml:space="preserve">: 36.</w:t>
       </w:r>
     </w:p>
     <w:bookmarkEnd w:id="135"/>
@@ -12363,7 +13509,7 @@
         <w:pStyle w:val="Bibliography"/>
       </w:pPr>
       <w:r>
-        <w:t xml:space="preserve">46.</w:t>
+        <w:t xml:space="preserve">46</w:t>
       </w:r>
       <w:r>
         <w:t xml:space="preserve"> </w:t>
@@ -12372,7 +13518,17 @@
         <w:t xml:space="preserve">	</w:t>
       </w:r>
       <w:r>
-        <w:t xml:space="preserve">Windred DP, Burns AC, Lane JM, Saxena R, Rutter MK, Cain SW, Phillips AJK.</w:t>
+        <w:t xml:space="preserve">Windred DP, Burns AC, Lane JM,</w:t>
+      </w:r>
+      <w:r>
+        <w:t xml:space="preserve"> </w:t>
+      </w:r>
+      <w:r>
+        <w:rPr>
+          <w:i/>
+          <w:iCs/>
+        </w:rPr>
+        <w:t xml:space="preserve">et al.</w:t>
       </w:r>
       <w:r>
         <w:t xml:space="preserve"> </w:t>
@@ -12410,10 +13566,36 @@
         </w:r>
       </w:hyperlink>
       <w:r>
-        <w:t xml:space="preserve">. SLEEP. 2024 Jan;47(1):zsad253.</w:t>
-      </w:r>
-      <w:r>
-        <w:t xml:space="preserve"> </w:t>
+        <w:t xml:space="preserve">.</w:t>
+      </w:r>
+      <w:r>
+        <w:t xml:space="preserve"> </w:t>
+      </w:r>
+      <w:r>
+        <w:rPr>
+          <w:i/>
+          <w:iCs/>
+        </w:rPr>
+        <w:t xml:space="preserve">SLEEP</w:t>
+      </w:r>
+      <w:r>
+        <w:t xml:space="preserve"> </w:t>
+      </w:r>
+      <w:r>
+        <w:t xml:space="preserve">2024;</w:t>
+      </w:r>
+      <w:r>
+        <w:t xml:space="preserve"> </w:t>
+      </w:r>
+      <w:r>
+        <w:rPr>
+          <w:b/>
+          <w:bCs/>
+        </w:rPr>
+        <w:t xml:space="preserve">47</w:t>
+      </w:r>
+      <w:r>
+        <w:t xml:space="preserve">: zsad253.</w:t>
       </w:r>
     </w:p>
     <w:bookmarkEnd w:id="137"/>
@@ -12423,7 +13605,7 @@
         <w:pStyle w:val="Bibliography"/>
       </w:pPr>
       <w:r>
-        <w:t xml:space="preserve">47.</w:t>
+        <w:t xml:space="preserve">47</w:t>
       </w:r>
       <w:r>
         <w:t xml:space="preserve"> </w:t>
@@ -12432,7 +13614,17 @@
         <w:t xml:space="preserve">	</w:t>
       </w:r>
       <w:r>
-        <w:t xml:space="preserve">Chaput JP, Biswas RK, Ahmadi M, Cistulli PA, Rajaratnam SMW, Bian W, St-Onge MP, Stamatakis E.</w:t>
+        <w:t xml:space="preserve">Chaput J-P, Biswas RK, Ahmadi M,</w:t>
+      </w:r>
+      <w:r>
+        <w:t xml:space="preserve"> </w:t>
+      </w:r>
+      <w:r>
+        <w:rPr>
+          <w:i/>
+          <w:iCs/>
+        </w:rPr>
+        <w:t xml:space="preserve">et al.</w:t>
       </w:r>
       <w:r>
         <w:t xml:space="preserve"> </w:t>
@@ -12470,10 +13662,36 @@
         </w:r>
       </w:hyperlink>
       <w:r>
-        <w:t xml:space="preserve">. Journal of Epidemiology and Community Health. 2025 Apr;79(4):257–64.</w:t>
-      </w:r>
-      <w:r>
-        <w:t xml:space="preserve"> </w:t>
+        <w:t xml:space="preserve">.</w:t>
+      </w:r>
+      <w:r>
+        <w:t xml:space="preserve"> </w:t>
+      </w:r>
+      <w:r>
+        <w:rPr>
+          <w:i/>
+          <w:iCs/>
+        </w:rPr>
+        <w:t xml:space="preserve">Journal of Epidemiology and Community Health</w:t>
+      </w:r>
+      <w:r>
+        <w:t xml:space="preserve"> </w:t>
+      </w:r>
+      <w:r>
+        <w:t xml:space="preserve">2025;</w:t>
+      </w:r>
+      <w:r>
+        <w:t xml:space="preserve"> </w:t>
+      </w:r>
+      <w:r>
+        <w:rPr>
+          <w:b/>
+          <w:bCs/>
+        </w:rPr>
+        <w:t xml:space="preserve">79</w:t>
+      </w:r>
+      <w:r>
+        <w:t xml:space="preserve">: 257–64.</w:t>
       </w:r>
     </w:p>
     <w:bookmarkEnd w:id="139"/>
@@ -12483,7 +13701,7 @@
         <w:pStyle w:val="Bibliography"/>
       </w:pPr>
       <w:r>
-        <w:t xml:space="preserve">48.</w:t>
+        <w:t xml:space="preserve">48</w:t>
       </w:r>
       <w:r>
         <w:t xml:space="preserve"> </w:t>
@@ -12492,7 +13710,17 @@
         <w:t xml:space="preserve">	</w:t>
       </w:r>
       <w:r>
-        <w:t xml:space="preserve">Li DR, Li ZX, Li MH, Liu BQ, Fang Q, Liu JC, Zheng WR, Gong TT, Gao SY, Wu QJ.</w:t>
+        <w:t xml:space="preserve">Li D-R, Li Z-X, Li M-H,</w:t>
+      </w:r>
+      <w:r>
+        <w:t xml:space="preserve"> </w:t>
+      </w:r>
+      <w:r>
+        <w:rPr>
+          <w:i/>
+          <w:iCs/>
+        </w:rPr>
+        <w:t xml:space="preserve">et al.</w:t>
       </w:r>
       <w:r>
         <w:t xml:space="preserve"> </w:t>
@@ -12506,10 +13734,36 @@
         </w:r>
       </w:hyperlink>
       <w:r>
-        <w:t xml:space="preserve">. Psychological Medicine. 2025;55:e239.</w:t>
-      </w:r>
-      <w:r>
-        <w:t xml:space="preserve"> </w:t>
+        <w:t xml:space="preserve">.</w:t>
+      </w:r>
+      <w:r>
+        <w:t xml:space="preserve"> </w:t>
+      </w:r>
+      <w:r>
+        <w:rPr>
+          <w:i/>
+          <w:iCs/>
+        </w:rPr>
+        <w:t xml:space="preserve">Psychological Medicine</w:t>
+      </w:r>
+      <w:r>
+        <w:t xml:space="preserve"> </w:t>
+      </w:r>
+      <w:r>
+        <w:t xml:space="preserve">2025;</w:t>
+      </w:r>
+      <w:r>
+        <w:t xml:space="preserve"> </w:t>
+      </w:r>
+      <w:r>
+        <w:rPr>
+          <w:b/>
+          <w:bCs/>
+        </w:rPr>
+        <w:t xml:space="preserve">55</w:t>
+      </w:r>
+      <w:r>
+        <w:t xml:space="preserve">: e239.</w:t>
       </w:r>
     </w:p>
     <w:bookmarkEnd w:id="141"/>
@@ -12519,7 +13773,7 @@
         <w:pStyle w:val="Bibliography"/>
       </w:pPr>
       <w:r>
-        <w:t xml:space="preserve">49.</w:t>
+        <w:t xml:space="preserve">49</w:t>
       </w:r>
       <w:r>
         <w:t xml:space="preserve"> </w:t>
@@ -12528,24 +13782,47 @@
         <w:t xml:space="preserve">	</w:t>
       </w:r>
       <w:r>
-        <w:t xml:space="preserve">Zisou C, Maylor BD, Acquah A, Hammami I, Reynolds AC, Maddison KJ, McVeigh JA, Eastwood P, Straker L, Healy GN, Dunstan DW, Davies MJ, Yates T, Rowlands AV, Edwardson CL, Smith-Byrne K, Hopewell JC, Doherty A.</w:t>
-      </w:r>
-      <w:r>
-        <w:t xml:space="preserve"> </w:t>
+        <w:t xml:space="preserve">Zisou C, Maylor BD, Acquah A,</w:t>
+      </w:r>
+      <w:r>
+        <w:t xml:space="preserve"> </w:t>
+      </w:r>
+      <w:r>
+        <w:rPr>
+          <w:i/>
+          <w:iCs/>
+        </w:rPr>
+        <w:t xml:space="preserve">et al.</w:t>
+      </w:r>
+      <w:r>
+        <w:t xml:space="preserve"> Towards harmonised accelerometer-derived physical activity: A comparability study across wrist, thigh, and hip wear locations.</w:t>
+      </w:r>
+      <w:r>
+        <w:t xml:space="preserve"> </w:t>
+      </w:r>
+      <w:r>
+        <w:rPr>
+          <w:i/>
+          <w:iCs/>
+        </w:rPr>
+        <w:t xml:space="preserve">International Journal of Behavioral Nutrition and Physical Activity</w:t>
+      </w:r>
+      <w:r>
+        <w:t xml:space="preserve"> </w:t>
+      </w:r>
+      <w:r>
+        <w:t xml:space="preserve">2026; published online Sept. DOI:</w:t>
       </w:r>
       <w:hyperlink r:id="rId142">
         <w:r>
           <w:rPr>
             <w:rStyle w:val="Hyperlink"/>
           </w:rPr>
-          <w:t xml:space="preserve">Towards harmonised accelerometer-derived physical activity: A comparability study across wrist, thigh, and hip wear locations</w:t>
+          <w:t xml:space="preserve">10.1186/s12966-026-01975-0</w:t>
         </w:r>
       </w:hyperlink>
       <w:r>
-        <w:t xml:space="preserve">. International Journal of Behavioral Nutrition and Physical Activity. 2026 Sept;</w:t>
-      </w:r>
-      <w:r>
-        <w:t xml:space="preserve"> </w:t>
+        <w:t xml:space="preserve">.</w:t>
       </w:r>
     </w:p>
     <w:bookmarkEnd w:id="143"/>
@@ -12555,7 +13832,7 @@
         <w:pStyle w:val="Bibliography"/>
       </w:pPr>
       <w:r>
-        <w:t xml:space="preserve">50.</w:t>
+        <w:t xml:space="preserve">50</w:t>
       </w:r>
       <w:r>
         <w:t xml:space="preserve"> </w:t>
@@ -12596,10 +13873,23 @@
         </w:r>
       </w:hyperlink>
       <w:r>
-        <w:t xml:space="preserve">. Journal of Sleep Research. 2024 Sept;e14332.</w:t>
-      </w:r>
-      <w:r>
-        <w:t xml:space="preserve"> </w:t>
+        <w:t xml:space="preserve">.</w:t>
+      </w:r>
+      <w:r>
+        <w:t xml:space="preserve"> </w:t>
+      </w:r>
+      <w:r>
+        <w:rPr>
+          <w:i/>
+          <w:iCs/>
+        </w:rPr>
+        <w:t xml:space="preserve">Journal of Sleep Research</w:t>
+      </w:r>
+      <w:r>
+        <w:t xml:space="preserve"> </w:t>
+      </w:r>
+      <w:r>
+        <w:t xml:space="preserve">2024; : e14332.</w:t>
       </w:r>
     </w:p>
     <w:bookmarkEnd w:id="145"/>
@@ -12609,7 +13899,7 @@
         <w:pStyle w:val="Bibliography"/>
       </w:pPr>
       <w:r>
-        <w:t xml:space="preserve">51.</w:t>
+        <w:t xml:space="preserve">51</w:t>
       </w:r>
       <w:r>
         <w:t xml:space="preserve"> </w:t>
@@ -12618,7 +13908,17 @@
         <w:t xml:space="preserve">	</w:t>
       </w:r>
       <w:r>
-        <w:t xml:space="preserve">Leota J, Messman BA, Le F, Jasinski S, Capodilupo ER, Facer-Childs ER, Wiley JF.</w:t>
+        <w:t xml:space="preserve">Leota J, Messman BA, Le F,</w:t>
+      </w:r>
+      <w:r>
+        <w:t xml:space="preserve"> </w:t>
+      </w:r>
+      <w:r>
+        <w:rPr>
+          <w:i/>
+          <w:iCs/>
+        </w:rPr>
+        <w:t xml:space="preserve">et al.</w:t>
       </w:r>
       <w:r>
         <w:t xml:space="preserve"> </w:t>
@@ -12656,10 +13956,36 @@
         </w:r>
       </w:hyperlink>
       <w:r>
-        <w:t xml:space="preserve">. SLEEP. 2026 June;49(6):zsag040.</w:t>
-      </w:r>
-      <w:r>
-        <w:t xml:space="preserve"> </w:t>
+        <w:t xml:space="preserve">.</w:t>
+      </w:r>
+      <w:r>
+        <w:t xml:space="preserve"> </w:t>
+      </w:r>
+      <w:r>
+        <w:rPr>
+          <w:i/>
+          <w:iCs/>
+        </w:rPr>
+        <w:t xml:space="preserve">SLEEP</w:t>
+      </w:r>
+      <w:r>
+        <w:t xml:space="preserve"> </w:t>
+      </w:r>
+      <w:r>
+        <w:t xml:space="preserve">2026;</w:t>
+      </w:r>
+      <w:r>
+        <w:t xml:space="preserve"> </w:t>
+      </w:r>
+      <w:r>
+        <w:rPr>
+          <w:b/>
+          <w:bCs/>
+        </w:rPr>
+        <w:t xml:space="preserve">49</w:t>
+      </w:r>
+      <w:r>
+        <w:t xml:space="preserve">: zsag040.</w:t>
       </w:r>
     </w:p>
     <w:bookmarkEnd w:id="147"/>
@@ -12669,7 +13995,7 @@
         <w:pStyle w:val="Bibliography"/>
       </w:pPr>
       <w:r>
-        <w:t xml:space="preserve">52.</w:t>
+        <w:t xml:space="preserve">52</w:t>
       </w:r>
       <w:r>
         <w:t xml:space="preserve"> </w:t>
@@ -12687,19 +14013,7 @@
         <w:t xml:space="preserve">Australians</w:t>
       </w:r>
       <w:r>
-        <w:t xml:space="preserve"> </w:t>
-      </w:r>
-      <w:r>
-        <w:t xml:space="preserve">[Internet].</w:t>
-      </w:r>
-      <w:r>
-        <w:t xml:space="preserve"> </w:t>
-      </w:r>
-      <w:r>
-        <w:t xml:space="preserve">Australian Government Department of Health, Disability and Ageing</w:t>
-      </w:r>
-      <w:r>
-        <w:t xml:space="preserve">; 2026 [cited 2026 Oct 10]. Available from:</w:t>
+        <w:t xml:space="preserve">. 2026; published online April.</w:t>
       </w:r>
       <w:r>
         <w:t xml:space="preserve"> </w:t>
@@ -12712,6 +14026,12 @@
           <w:t xml:space="preserve">https://www.health.gov.au/topics/physical-activity/24-hour-movement-guidelines-for-all-australians</w:t>
         </w:r>
       </w:hyperlink>
+      <w:r>
+        <w:t xml:space="preserve"> </w:t>
+      </w:r>
+      <w:r>
+        <w:t xml:space="preserve">(accessed Oct 10, 2026).</w:t>
+      </w:r>
     </w:p>
     <w:bookmarkEnd w:id="149"/>
     <w:bookmarkEnd w:id="150"/>

--- a/doc/manuscript.docx
+++ b/doc/manuscript.docx
@@ -9485,7 +9485,7 @@
           <w:i/>
           <w:iCs/>
         </w:rPr>
-        <w:t xml:space="preserve">Journal of Clinical Sleep Medicine</w:t>
+        <w:t xml:space="preserve">J Clin Sleep Med</w:t>
       </w:r>
       <w:r>
         <w:t xml:space="preserve"> </w:t>
@@ -9547,7 +9547,7 @@
           <w:i/>
           <w:iCs/>
         </w:rPr>
-        <w:t xml:space="preserve">British Journal of Sports Medicine</w:t>
+        <w:t xml:space="preserve">Br J Sports Med</w:t>
       </w:r>
       <w:r>
         <w:t xml:space="preserve"> </w:t>
@@ -9671,7 +9671,7 @@
           <w:i/>
           <w:iCs/>
         </w:rPr>
-        <w:t xml:space="preserve">Journal of the American Heart Association</w:t>
+        <w:t xml:space="preserve">J Am Heart Assoc</w:t>
       </w:r>
       <w:r>
         <w:t xml:space="preserve"> </w:t>
@@ -9744,7 +9744,7 @@
           <w:i/>
           <w:iCs/>
         </w:rPr>
-        <w:t xml:space="preserve">Sleep Medicine</w:t>
+        <w:t xml:space="preserve">Sleep Med</w:t>
       </w:r>
       <w:r>
         <w:t xml:space="preserve"> </w:t>
@@ -9806,7 +9806,7 @@
           <w:i/>
           <w:iCs/>
         </w:rPr>
-        <w:t xml:space="preserve">British Journal of Health Psychology</w:t>
+        <w:t xml:space="preserve">Br J Health Psychol</w:t>
       </w:r>
       <w:r>
         <w:t xml:space="preserve"> </w:t>
@@ -9980,7 +9980,7 @@
           <w:i/>
           <w:iCs/>
         </w:rPr>
-        <w:t xml:space="preserve">Journal of Adolescent Health</w:t>
+        <w:t xml:space="preserve">J Adolesc Health</w:t>
       </w:r>
       <w:r>
         <w:t xml:space="preserve"> </w:t>
@@ -10018,7 +10018,28 @@
         <w:t xml:space="preserve">	</w:t>
       </w:r>
       <w:r>
-        <w:t xml:space="preserve">Ng AE, Black LI, Adjaye-Gbewonyo D. Short sleep duration and sleep difficulties among adults:</w:t>
+        <w:t xml:space="preserve">Ng AE, Black LI, Adjaye-Gbewonyo D. Short</w:t>
+      </w:r>
+      <w:r>
+        <w:t xml:space="preserve"> </w:t>
+      </w:r>
+      <w:r>
+        <w:t xml:space="preserve">Sleep Duration</w:t>
+      </w:r>
+      <w:r>
+        <w:t xml:space="preserve"> </w:t>
+      </w:r>
+      <w:r>
+        <w:t xml:space="preserve">and</w:t>
+      </w:r>
+      <w:r>
+        <w:t xml:space="preserve"> </w:t>
+      </w:r>
+      <w:r>
+        <w:t xml:space="preserve">Sleep Difficulties Among Adults</w:t>
+      </w:r>
+      <w:r>
+        <w:t xml:space="preserve">:</w:t>
       </w:r>
       <w:r>
         <w:t xml:space="preserve"> </w:t>
@@ -10027,7 +10048,7 @@
         <w:t xml:space="preserve">United States</w:t>
       </w:r>
       <w:r>
-        <w:t xml:space="preserve">, 2024. Hyattsville, MD: National Center for Health Statistics, 2026 DOI:</w:t>
+        <w:t xml:space="preserve">, 2024. National Center for Health Statistics (U.S.), 2026 DOI:</w:t>
       </w:r>
       <w:hyperlink r:id="rId60">
         <w:r>
@@ -10295,7 +10316,7 @@
           <w:i/>
           <w:iCs/>
         </w:rPr>
-        <w:t xml:space="preserve">The Lancet Public Health</w:t>
+        <w:t xml:space="preserve">Lancet Public Health</w:t>
       </w:r>
       <w:r>
         <w:t xml:space="preserve"> </w:t>
@@ -10415,7 +10436,7 @@
           <w:i/>
           <w:iCs/>
         </w:rPr>
-        <w:t xml:space="preserve">Sleep Medicine Reviews</w:t>
+        <w:t xml:space="preserve">Sleep Med Rev</w:t>
       </w:r>
       <w:r>
         <w:t xml:space="preserve"> </w:t>
@@ -10477,7 +10498,7 @@
           <w:i/>
           <w:iCs/>
         </w:rPr>
-        <w:t xml:space="preserve">Journal of Behavioral Medicine</w:t>
+        <w:t xml:space="preserve">J Behav Med</w:t>
       </w:r>
       <w:r>
         <w:t xml:space="preserve"> </w:t>
@@ -10573,7 +10594,7 @@
           <w:i/>
           <w:iCs/>
         </w:rPr>
-        <w:t xml:space="preserve">Sleep Medicine Reviews</w:t>
+        <w:t xml:space="preserve">Sleep Med Rev</w:t>
       </w:r>
       <w:r>
         <w:t xml:space="preserve"> </w:t>
@@ -10645,7 +10666,7 @@
           <w:i/>
           <w:iCs/>
         </w:rPr>
-        <w:t xml:space="preserve">BMC Geriatrics</w:t>
+        <w:t xml:space="preserve">BMC Geriatr</w:t>
       </w:r>
       <w:r>
         <w:t xml:space="preserve"> </w:t>
@@ -10741,7 +10762,7 @@
           <w:i/>
           <w:iCs/>
         </w:rPr>
-        <w:t xml:space="preserve">British Journal of Sports Medicine</w:t>
+        <w:t xml:space="preserve">Br J Sports Med</w:t>
       </w:r>
       <w:r>
         <w:t xml:space="preserve"> </w:t>
@@ -10837,7 +10858,7 @@
           <w:i/>
           <w:iCs/>
         </w:rPr>
-        <w:t xml:space="preserve">Sleep Medicine Reviews</w:t>
+        <w:t xml:space="preserve">Sleep Med Rev</w:t>
       </w:r>
       <w:r>
         <w:t xml:space="preserve"> </w:t>
@@ -10923,7 +10944,7 @@
           <w:i/>
           <w:iCs/>
         </w:rPr>
-        <w:t xml:space="preserve">Sleep Medicine Reviews</w:t>
+        <w:t xml:space="preserve">Sleep Med Rev</w:t>
       </w:r>
       <w:r>
         <w:t xml:space="preserve"> </w:t>
@@ -10995,7 +11016,7 @@
           <w:i/>
           <w:iCs/>
         </w:rPr>
-        <w:t xml:space="preserve">European Child &amp; Adolescent Psychiatry</w:t>
+        <w:t xml:space="preserve">Eur Child Adolesc Psychiatry</w:t>
       </w:r>
       <w:r>
         <w:t xml:space="preserve"> </w:t>
@@ -11067,7 +11088,7 @@
           <w:i/>
           <w:iCs/>
         </w:rPr>
-        <w:t xml:space="preserve">BMJ Evidence-Based Medicine</w:t>
+        <w:t xml:space="preserve">BMJ Evid-Based Med</w:t>
       </w:r>
       <w:r>
         <w:t xml:space="preserve"> </w:t>
@@ -11153,7 +11174,7 @@
           <w:i/>
           <w:iCs/>
         </w:rPr>
-        <w:t xml:space="preserve">Sleep Medicine Reviews</w:t>
+        <w:t xml:space="preserve">Sleep Med Rev</w:t>
       </w:r>
       <w:r>
         <w:t xml:space="preserve"> </w:t>
@@ -11191,7 +11212,7 @@
         <w:t xml:space="preserve">	</w:t>
       </w:r>
       <w:r>
-        <w:t xml:space="preserve">Huang WY, Ho RS, Tremblay MS, Wong SH.</w:t>
+        <w:t xml:space="preserve">Huang WY, Ho RS-T, Tremblay MS, Wong SH-S.</w:t>
       </w:r>
       <w:r>
         <w:t xml:space="preserve"> </w:t>
@@ -11239,7 +11260,7 @@
           <w:i/>
           <w:iCs/>
         </w:rPr>
-        <w:t xml:space="preserve">Journal of Sleep Research</w:t>
+        <w:t xml:space="preserve">J Sleep Res</w:t>
       </w:r>
       <w:r>
         <w:t xml:space="preserve"> </w:t>
@@ -11311,7 +11332,7 @@
           <w:i/>
           <w:iCs/>
         </w:rPr>
-        <w:t xml:space="preserve">Communications Medicine</w:t>
+        <w:t xml:space="preserve">Commun Med</w:t>
       </w:r>
       <w:r>
         <w:t xml:space="preserve"> </w:t>
@@ -11407,7 +11428,7 @@
           <w:i/>
           <w:iCs/>
         </w:rPr>
-        <w:t xml:space="preserve">Proceedings of the National Academy of Sciences</w:t>
+        <w:t xml:space="preserve">Proc Natl Acad Sci</w:t>
       </w:r>
       <w:r>
         <w:t xml:space="preserve"> </w:t>
@@ -11469,7 +11490,7 @@
           <w:i/>
           <w:iCs/>
         </w:rPr>
-        <w:t xml:space="preserve">npj Biological Timing and Sleep</w:t>
+        <w:t xml:space="preserve">Npj Biol Timing Sleep</w:t>
       </w:r>
       <w:r>
         <w:t xml:space="preserve"> </w:t>
@@ -11531,7 +11552,7 @@
           <w:i/>
           <w:iCs/>
         </w:rPr>
-        <w:t xml:space="preserve">Applied Physiology, Nutrition, and Metabolism</w:t>
+        <w:t xml:space="preserve">Appl Physiol Nutr Metab</w:t>
       </w:r>
       <w:r>
         <w:t xml:space="preserve"> </w:t>
@@ -11593,7 +11614,7 @@
           <w:i/>
           <w:iCs/>
         </w:rPr>
-        <w:t xml:space="preserve">British Journal of Sports Medicine</w:t>
+        <w:t xml:space="preserve">Br J Sports Med</w:t>
       </w:r>
       <w:r>
         <w:t xml:space="preserve"> </w:t>
@@ -11873,7 +11894,7 @@
           <w:i/>
           <w:iCs/>
         </w:rPr>
-        <w:t xml:space="preserve">Journal for the Measurement of Physical Behaviour</w:t>
+        <w:t xml:space="preserve">J Meas Phys Behav</w:t>
       </w:r>
       <w:r>
         <w:t xml:space="preserve"> </w:t>
@@ -11934,7 +11955,7 @@
           <w:i/>
           <w:iCs/>
         </w:rPr>
-        <w:t xml:space="preserve">Scientific Reports</w:t>
+        <w:t xml:space="preserve">Sci Rep</w:t>
       </w:r>
       <w:r>
         <w:t xml:space="preserve"> </w:t>
@@ -12077,7 +12098,7 @@
           <w:i/>
           <w:iCs/>
         </w:rPr>
-        <w:t xml:space="preserve">Journal for the Measurement of Physical Behaviour</w:t>
+        <w:t xml:space="preserve">J Meas Phys Behav</w:t>
       </w:r>
       <w:r>
         <w:t xml:space="preserve"> </w:t>
@@ -12287,7 +12308,7 @@
           <w:i/>
           <w:iCs/>
         </w:rPr>
-        <w:t xml:space="preserve">SLEEP</w:t>
+        <w:t xml:space="preserve">Sleep</w:t>
       </w:r>
       <w:r>
         <w:t xml:space="preserve"> </w:t>
@@ -12643,7 +12664,7 @@
           <w:i/>
           <w:iCs/>
         </w:rPr>
-        <w:t xml:space="preserve">Pediatric Exercise Science</w:t>
+        <w:t xml:space="preserve">Pediatr Exerc Sci</w:t>
       </w:r>
       <w:r>
         <w:t xml:space="preserve"> </w:t>
@@ -12704,7 +12725,7 @@
           <w:i/>
           <w:iCs/>
         </w:rPr>
-        <w:t xml:space="preserve">Sports Medicine - Open</w:t>
+        <w:t xml:space="preserve">Sports Med - Open</w:t>
       </w:r>
       <w:r>
         <w:t xml:space="preserve"> </w:t>
@@ -12787,7 +12808,7 @@
           <w:i/>
           <w:iCs/>
         </w:rPr>
-        <w:t xml:space="preserve">Journal of Science and Medicine in Sport</w:t>
+        <w:t xml:space="preserve">J Sci Med Sport</w:t>
       </w:r>
       <w:r>
         <w:t xml:space="preserve"> </w:t>
@@ -12933,7 +12954,7 @@
           <w:i/>
           <w:iCs/>
         </w:rPr>
-        <w:t xml:space="preserve">Advances in Methods and Practices in Psychological Science</w:t>
+        <w:t xml:space="preserve">Adv Methods Pract Psychol Sci</w:t>
       </w:r>
       <w:r>
         <w:t xml:space="preserve"> </w:t>
@@ -13120,7 +13141,7 @@
           <w:i/>
           <w:iCs/>
         </w:rPr>
-        <w:t xml:space="preserve">Journal of Statistical Software</w:t>
+        <w:t xml:space="preserve">J Stat Softw</w:t>
       </w:r>
       <w:r>
         <w:t xml:space="preserve"> </w:t>
@@ -13214,7 +13235,7 @@
           <w:i/>
           <w:iCs/>
         </w:rPr>
-        <w:t xml:space="preserve">Psychological Methods</w:t>
+        <w:t xml:space="preserve">Psychol Methods</w:t>
       </w:r>
       <w:r>
         <w:t xml:space="preserve"> </w:t>
@@ -13286,7 +13307,7 @@
           <w:i/>
           <w:iCs/>
         </w:rPr>
-        <w:t xml:space="preserve">Nature Communications</w:t>
+        <w:t xml:space="preserve">Nat Commun</w:t>
       </w:r>
       <w:r>
         <w:t xml:space="preserve"> </w:t>
@@ -13358,7 +13379,7 @@
           <w:i/>
           <w:iCs/>
         </w:rPr>
-        <w:t xml:space="preserve">Sleep Medicine Reviews</w:t>
+        <w:t xml:space="preserve">Sleep Med Rev</w:t>
       </w:r>
       <w:r>
         <w:t xml:space="preserve"> </w:t>
@@ -13672,7 +13693,7 @@
           <w:i/>
           <w:iCs/>
         </w:rPr>
-        <w:t xml:space="preserve">Journal of Epidemiology and Community Health</w:t>
+        <w:t xml:space="preserve">J Epidemiol Community Health</w:t>
       </w:r>
       <w:r>
         <w:t xml:space="preserve"> </w:t>
@@ -13744,7 +13765,7 @@
           <w:i/>
           <w:iCs/>
         </w:rPr>
-        <w:t xml:space="preserve">Psychological Medicine</w:t>
+        <w:t xml:space="preserve">Psychol Med</w:t>
       </w:r>
       <w:r>
         <w:t xml:space="preserve"> </w:t>
@@ -13805,7 +13826,7 @@
           <w:i/>
           <w:iCs/>
         </w:rPr>
-        <w:t xml:space="preserve">International Journal of Behavioral Nutrition and Physical Activity</w:t>
+        <w:t xml:space="preserve">Int J Behav Nutr Phys Act</w:t>
       </w:r>
       <w:r>
         <w:t xml:space="preserve"> </w:t>
@@ -13883,7 +13904,7 @@
           <w:i/>
           <w:iCs/>
         </w:rPr>
-        <w:t xml:space="preserve">Journal of Sleep Research</w:t>
+        <w:t xml:space="preserve">J Sleep Res</w:t>
       </w:r>
       <w:r>
         <w:t xml:space="preserve"> </w:t>

--- a/doc/manuscript.docx
+++ b/doc/manuscript.docx
@@ -15,7 +15,7 @@
         <w:pStyle w:val="FirstParagraph"/>
       </w:pPr>
       <w:r>
-        <w:t xml:space="preserve">Taren Sanders</w:t>
+        <w:t xml:space="preserve">Taren Sanders PhD</w:t>
       </w:r>
       <w:r>
         <w:rPr>
@@ -24,7 +24,7 @@
         <w:t xml:space="preserve">1</w:t>
       </w:r>
       <w:r>
-        <w:t xml:space="preserve">, Timothy Hartwig</w:t>
+        <w:t xml:space="preserve">, Timothy Hartwig PhD</w:t>
       </w:r>
       <w:r>
         <w:rPr>
@@ -33,7 +33,7 @@
         <w:t xml:space="preserve">2</w:t>
       </w:r>
       <w:r>
-        <w:t xml:space="preserve">, James Conigrave</w:t>
+        <w:t xml:space="preserve">, James Conigrave PhD</w:t>
       </w:r>
       <w:r>
         <w:rPr>
@@ -42,7 +42,7 @@
         <w:t xml:space="preserve">3</w:t>
       </w:r>
       <w:r>
-        <w:t xml:space="preserve">, Borja del Pozo Cruz</w:t>
+        <w:t xml:space="preserve">, Borja del Pozo Cruz PhD</w:t>
       </w:r>
       <w:r>
         <w:rPr>
@@ -51,7 +51,7 @@
         <w:t xml:space="preserve">4</w:t>
       </w:r>
       <w:r>
-        <w:t xml:space="preserve">, Philip Parker</w:t>
+        <w:t xml:space="preserve">, Philip Parker PhD</w:t>
       </w:r>
       <w:r>
         <w:rPr>
@@ -60,7 +60,7 @@
         <w:t xml:space="preserve">5</w:t>
       </w:r>
       <w:r>
-        <w:t xml:space="preserve">, Michael Noetel</w:t>
+        <w:t xml:space="preserve">, Michael Noetel PhD</w:t>
       </w:r>
       <w:r>
         <w:rPr>
@@ -69,7 +69,7 @@
         <w:t xml:space="preserve">6</w:t>
       </w:r>
       <w:r>
-        <w:t xml:space="preserve">, Devan Antczak</w:t>
+        <w:t xml:space="preserve">, Devan Antczak PhD</w:t>
       </w:r>
       <w:r>
         <w:rPr>
@@ -78,7 +78,7 @@
         <w:t xml:space="preserve">7</w:t>
       </w:r>
       <w:r>
-        <w:t xml:space="preserve">, Stuart J. Fairclough</w:t>
+        <w:t xml:space="preserve">, Stuart J. Fairclough PhD</w:t>
       </w:r>
       <w:r>
         <w:rPr>
@@ -87,7 +87,7 @@
         <w:t xml:space="preserve">8</w:t>
       </w:r>
       <w:r>
-        <w:t xml:space="preserve">, Shona Halson</w:t>
+        <w:t xml:space="preserve">, Shona Halson PhD</w:t>
       </w:r>
       <w:r>
         <w:rPr>
@@ -117,7 +117,7 @@
         <w:t xml:space="preserve">9</w:t>
       </w:r>
       <w:r>
-        <w:t xml:space="preserve">, Chris Lonsdale</w:t>
+        <w:t xml:space="preserve">, Chris Lonsdale PhD</w:t>
       </w:r>
       <w:r>
         <w:rPr>
@@ -267,7 +267,7 @@
         <w:pStyle w:val="BodyText"/>
       </w:pPr>
       <w:r>
-        <w:t xml:space="preserve">Main text: 3310 words</w:t>
+        <w:t xml:space="preserve">Main text: 3317 words</w:t>
       </w:r>
     </w:p>
     <w:p>
@@ -293,16 +293,19 @@
           <w:b/>
           <w:bCs/>
         </w:rPr>
-        <w:t xml:space="preserve">Objectives</w:t>
-      </w:r>
-      <w:r>
-        <w:t xml:space="preserve">: To examine the association between device-measured physical activity and sleep across the lifespan using individual participant data (IPD) meta-analysis.</w:t>
-      </w:r>
-      <w:r>
-        <w:t xml:space="preserve"> </w:t>
-      </w:r>
-      <w:r>
-        <w:t xml:space="preserve">We furthed aimed to examine how the association differed by age.</w:t>
+        <w:t xml:space="preserve">Background</w:t>
+      </w:r>
+      <w:r>
+        <w:t xml:space="preserve"> </w:t>
+      </w:r>
+      <w:r>
+        <w:t xml:space="preserve">Physical activity is recommended to improve sleep in adults, but evidence in children and adolescents is unclear and largely self-reported.</w:t>
+      </w:r>
+      <w:r>
+        <w:t xml:space="preserve"> </w:t>
+      </w:r>
+      <w:r>
+        <w:t xml:space="preserve">We examined day-to-day, bidirectional associations between device-measured physical activity and sleep across the lifespan.</w:t>
       </w:r>
     </w:p>
     <w:p>
@@ -314,10 +317,31 @@
           <w:b/>
           <w:bCs/>
         </w:rPr>
-        <w:t xml:space="preserve">Design</w:t>
-      </w:r>
-      <w:r>
-        <w:t xml:space="preserve">: Pooled IPD analysis of accelerometer-based physical activity and sleep data from multiple observational studies.</w:t>
+        <w:t xml:space="preserve">Methods</w:t>
+      </w:r>
+      <w:r>
+        <w:t xml:space="preserve"> </w:t>
+      </w:r>
+      <w:r>
+        <w:t xml:space="preserve">We pooled individual participant data from studies using research-grade accelerometers worn 24 hours a day for at least four days.</w:t>
+      </w:r>
+      <w:r>
+        <w:t xml:space="preserve"> </w:t>
+      </w:r>
+      <w:r>
+        <w:t xml:space="preserve">We derived daily physical activity volume and intensity, and sleep duration, efficiency, onset, and regularity, from harmonised raw data.</w:t>
+      </w:r>
+      <w:r>
+        <w:t xml:space="preserve"> </w:t>
+      </w:r>
+      <w:r>
+        <w:t xml:space="preserve">Mixed-effects models with age interactions estimated associations of physical activity with that night’s sleep and of sleep with next-day activity, adjusting for sex, BMI, and socioeconomic status.</w:t>
+      </w:r>
+      <w:r>
+        <w:t xml:space="preserve"> </w:t>
+      </w:r>
+      <w:r>
+        <w:t xml:space="preserve">The protocol was pre-registered (https://osf.io/ahd96).</w:t>
       </w:r>
     </w:p>
     <w:p>
@@ -329,10 +353,31 @@
           <w:b/>
           <w:bCs/>
         </w:rPr>
-        <w:t xml:space="preserve">Setting</w:t>
-      </w:r>
-      <w:r>
-        <w:t xml:space="preserve">: We sourced data from 20 observational studies conducted multiple geographical regions and across the lifespan.</w:t>
+        <w:t xml:space="preserve">Findings</w:t>
+      </w:r>
+      <w:r>
+        <w:t xml:space="preserve"> </w:t>
+      </w:r>
+      <w:r>
+        <w:t xml:space="preserve">We included 27,236 participants aged 2 to 94 years from 20 studies.</w:t>
+      </w:r>
+      <w:r>
+        <w:t xml:space="preserve"> </w:t>
+      </w:r>
+      <w:r>
+        <w:t xml:space="preserve">Higher physical activity volume was associated with longer, more efficient, earlier, and more regular sleep.</w:t>
+      </w:r>
+      <w:r>
+        <w:t xml:space="preserve"> </w:t>
+      </w:r>
+      <w:r>
+        <w:t xml:space="preserve">The association with sleep regularity was strongest and similar at ages 11 and 65 years (standardised β [95% CI] 0.30 [0.29, 0.31] and 0.27 [0.25, 0.29]), whereas that of intensity declined from 0.26 [0.25, 0.28] to 0.00 [-0.02, 0.01].</w:t>
+      </w:r>
+      <w:r>
+        <w:t xml:space="preserve"> </w:t>
+      </w:r>
+      <w:r>
+        <w:t xml:space="preserve">More regular sleep was followed by more next-day physical activity (0.14 [0.13, 0.14] and 0.09 [0.08, 0.10], respectively); associations with other sleep measures were small.</w:t>
       </w:r>
     </w:p>
     <w:p>
@@ -344,22 +389,19 @@
           <w:b/>
           <w:bCs/>
         </w:rPr>
-        <w:t xml:space="preserve">Participants</w:t>
-      </w:r>
-      <w:r>
-        <w:t xml:space="preserve">: The dataset included 220,988 observations from 28,824 participants aged 2 to 94 years.</w:t>
-      </w:r>
-      <w:r>
-        <w:t xml:space="preserve"> </w:t>
-      </w:r>
-      <w:r>
-        <w:t xml:space="preserve">Participants were selected from studies that used research-grade accelerometers with at least four valid days of wear time.</w:t>
-      </w:r>
-      <w:r>
-        <w:t xml:space="preserve"> </w:t>
-      </w:r>
-      <w:r>
-        <w:t xml:space="preserve">Exclusion criteria included insufficient wear time and missing key covariate data.</w:t>
+        <w:t xml:space="preserve">Interpretation</w:t>
+      </w:r>
+      <w:r>
+        <w:t xml:space="preserve"> </w:t>
+      </w:r>
+      <w:r>
+        <w:t xml:space="preserve">Physical activity was associated most consistently with more regular sleep, at all ages and in both directions.</w:t>
+      </w:r>
+      <w:r>
+        <w:t xml:space="preserve"> </w:t>
+      </w:r>
+      <w:r>
+        <w:t xml:space="preserve">Public health messages could promote physical activity for regular sleep, rather than as a universal sleep remedy.</w:t>
       </w:r>
     </w:p>
     <w:p>
@@ -371,22 +413,291 @@
           <w:b/>
           <w:bCs/>
         </w:rPr>
-        <w:t xml:space="preserve">Main Outcome Measures</w:t>
-      </w:r>
-      <w:r>
-        <w:t xml:space="preserve">: Sleep outcomes included total sleep time, sleep efficiency, sleep onset timing, and sleep regularity.</w:t>
-      </w:r>
-      <w:r>
-        <w:t xml:space="preserve"> </w:t>
-      </w:r>
-      <w:r>
-        <w:t xml:space="preserve">Physical activity was assessed in terms of volume (average acceleration) and intensity (intensity gradient).</w:t>
-      </w:r>
-      <w:r>
-        <w:t xml:space="preserve"> </w:t>
-      </w:r>
-      <w:r>
-        <w:t xml:space="preserve">Mixed-effects models were used to examine associations, adjusting for age, sex, body mass index, and socioeconomic status.</w:t>
+        <w:t xml:space="preserve">Funding</w:t>
+      </w:r>
+      <w:r>
+        <w:t xml:space="preserve"> </w:t>
+      </w:r>
+      <w:r>
+        <w:t xml:space="preserve">This research was unfunded. Refer to the included studies for their funding sources.</w:t>
+      </w:r>
+    </w:p>
+    <w:bookmarkEnd w:id="9"/>
+    <w:p>
+      <w:r>
+        <w:br w:type="page"/>
+      </w:r>
+    </w:p>
+    <w:bookmarkStart w:id="13" w:name="research-in-context"/>
+    <w:p>
+      <w:pPr>
+        <w:pStyle w:val="Heading1"/>
+      </w:pPr>
+      <w:r>
+        <w:t xml:space="preserve">Research in context</w:t>
+      </w:r>
+    </w:p>
+    <w:bookmarkStart w:id="10" w:name="evidence-before-this-study"/>
+    <w:p>
+      <w:pPr>
+        <w:pStyle w:val="Heading2"/>
+      </w:pPr>
+      <w:r>
+        <w:t xml:space="preserve">Evidence before this study</w:t>
+      </w:r>
+    </w:p>
+    <w:p>
+      <w:pPr>
+        <w:pStyle w:val="FirstParagraph"/>
+      </w:pPr>
+      <w:r>
+        <w:t xml:space="preserve">Meta-analyses of trials in adults show that physical activity improves sleep, with small effects on sleep duration and efficiency and the largest benefits in people who sleep poorly, and the WHO recommends physical activity for this purpose.</w:t>
+      </w:r>
+      <w:r>
+        <w:t xml:space="preserve"> </w:t>
+      </w:r>
+      <w:r>
+        <w:t xml:space="preserve">In children and adolescents the evidence is less clear.</w:t>
+      </w:r>
+      <w:r>
+        <w:t xml:space="preserve"> </w:t>
+      </w:r>
+      <w:r>
+        <w:t xml:space="preserve">Meta-analyses of observational studies find inconsistent associations.</w:t>
+      </w:r>
+      <w:r>
+        <w:t xml:space="preserve"> </w:t>
+      </w:r>
+      <w:r>
+        <w:t xml:space="preserve">Trials suggest that exercise improves sleep quality and efficiency but not total sleep time, and guidelines do not recommend physical activity to improve sleep in these age groups.</w:t>
+      </w:r>
+      <w:r>
+        <w:t xml:space="preserve"> </w:t>
+      </w:r>
+      <w:r>
+        <w:t xml:space="preserve">Most studies relied on self-reported sleep or physical activity, and meta-analyses that pool study-level effects cannot show how associations change with age.</w:t>
+      </w:r>
+      <w:r>
+        <w:t xml:space="preserve"> </w:t>
+      </w:r>
+      <w:r>
+        <w:t xml:space="preserve">To understand if the relationship runs in both directions needs device-measured, day-level data.</w:t>
+      </w:r>
+      <w:r>
+        <w:t xml:space="preserve"> </w:t>
+      </w:r>
+      <w:r>
+        <w:t xml:space="preserve">These have been synthesised separately in adults, where a meta-analysis of 33 studies did not support a bidirectional daily association, and in children and youth.</w:t>
+      </w:r>
+      <w:r>
+        <w:t xml:space="preserve"> </w:t>
+      </w:r>
+      <w:r>
+        <w:t xml:space="preserve">Recent studies of consumer wearables with millions of person-nights included only adults and did not examine sleep regularity.</w:t>
+      </w:r>
+    </w:p>
+    <w:bookmarkEnd w:id="10"/>
+    <w:bookmarkStart w:id="11" w:name="added-value-of-this-study"/>
+    <w:p>
+      <w:pPr>
+        <w:pStyle w:val="Heading2"/>
+      </w:pPr>
+      <w:r>
+        <w:t xml:space="preserve">Added value of this study</w:t>
+      </w:r>
+    </w:p>
+    <w:p>
+      <w:pPr>
+        <w:pStyle w:val="FirstParagraph"/>
+      </w:pPr>
+      <w:r>
+        <w:t xml:space="preserve">To our knowledge, this is the first study to examine day-to-day associations between device-measured physical activity and sleep in a large, geographically diverse sample spanning the lifespan.</w:t>
+      </w:r>
+      <w:r>
+        <w:t xml:space="preserve"> </w:t>
+      </w:r>
+      <w:r>
+        <w:t xml:space="preserve">We reprocessed raw accelerometer data from 20 studies with a common method, giving daily data for 27,236 participants aged 2 to 94 years.</w:t>
+      </w:r>
+      <w:r>
+        <w:t xml:space="preserve"> </w:t>
+      </w:r>
+      <w:r>
+        <w:t xml:space="preserve">Higher physical activity volume was associated with longer, more efficient, earlier, and more regular sleep that night.</w:t>
+      </w:r>
+      <w:r>
+        <w:t xml:space="preserve"> </w:t>
+      </w:r>
+      <w:r>
+        <w:t xml:space="preserve">The association with sleep regularity was the strongest and changed little with age, whereas the association of physical activity intensity with sleep regularity, and those of sleep with next-day physical activity, weakened with age.</w:t>
+      </w:r>
+      <w:r>
+        <w:t xml:space="preserve"> </w:t>
+      </w:r>
+      <w:r>
+        <w:t xml:space="preserve">More regular sleep was followed by more physical activity the next day, so the link between physical activity and sleep regularity appeared to run in both directions.</w:t>
+      </w:r>
+      <w:r>
+        <w:t xml:space="preserve"> </w:t>
+      </w:r>
+      <w:r>
+        <w:t xml:space="preserve">All associations were small: at age 11 years, a 1 SD higher physical activity volume was associated with 4.7 points higher sleep regularity and 11.8 min longer sleep.</w:t>
+      </w:r>
+    </w:p>
+    <w:bookmarkEnd w:id="11"/>
+    <w:bookmarkStart w:id="12" w:name="X063c91067dfd6e13a339814ca2b7c9463a0788b"/>
+    <w:p>
+      <w:pPr>
+        <w:pStyle w:val="Heading2"/>
+      </w:pPr>
+      <w:r>
+        <w:t xml:space="preserve">Implications of all the available evidence</w:t>
+      </w:r>
+    </w:p>
+    <w:p>
+      <w:pPr>
+        <w:pStyle w:val="FirstParagraph"/>
+      </w:pPr>
+      <w:r>
+        <w:t xml:space="preserve">Trials show that physical activity improves sleep in adults, and our findings show that its most consistent association, at every age, is with more regular sleep.</w:t>
+      </w:r>
+      <w:r>
+        <w:t xml:space="preserve"> </w:t>
+      </w:r>
+      <w:r>
+        <w:t xml:space="preserve">Irregular sleep predicts mortality, cardiovascular events, and depression independently of sleep duration, so this association may matter for population health.</w:t>
+      </w:r>
+      <w:r>
+        <w:t xml:space="preserve"> </w:t>
+      </w:r>
+      <w:r>
+        <w:t xml:space="preserve">Public health messages should present physical activity as a way to support consistent sleep schedules, as Australia’s 24-hour movement guidelines do, rather than as a universal remedy for poor sleep.</w:t>
+      </w:r>
+      <w:r>
+        <w:t xml:space="preserve"> </w:t>
+      </w:r>
+      <w:r>
+        <w:t xml:space="preserve">That our strongest association varied little with age suggests that the weaker evidence in children and adolescents may reflect study design or measurement rather than age.</w:t>
+      </w:r>
+      <w:r>
+        <w:t xml:space="preserve"> </w:t>
+      </w:r>
+      <w:r>
+        <w:t xml:space="preserve">Trials should test whether increasing physical activity improves sleep regularity, whether more regular sleep in turn supports physical activity, and whether either benefits health beyond sleep, particularly in adolescents and young adults, who were under-represented in our data.</w:t>
+      </w:r>
+    </w:p>
+    <w:bookmarkEnd w:id="12"/>
+    <w:bookmarkEnd w:id="13"/>
+    <w:p>
+      <w:r>
+        <w:br w:type="page"/>
+      </w:r>
+    </w:p>
+    <w:bookmarkStart w:id="14" w:name="introduction"/>
+    <w:p>
+      <w:pPr>
+        <w:pStyle w:val="Heading1"/>
+      </w:pPr>
+      <w:r>
+        <w:t xml:space="preserve">Introduction</w:t>
+      </w:r>
+    </w:p>
+    <w:p>
+      <w:pPr>
+        <w:pStyle w:val="FirstParagraph"/>
+      </w:pPr>
+      <w:r>
+        <w:t xml:space="preserve">Sleep is an important determinant of population health across the lifespan: poor sleep is associated with all-cause, cardiovascular disease, and cancer mortality</w:t>
+      </w:r>
+      <w:r>
+        <w:rPr>
+          <w:vertAlign w:val="superscript"/>
+        </w:rPr>
+        <w:t xml:space="preserve">1</w:t>
+      </w:r>
+      <w:r>
+        <w:t xml:space="preserve"> </w:t>
+      </w:r>
+      <w:r>
+        <w:t xml:space="preserve">and with poor mental health.</w:t>
+      </w:r>
+      <w:r>
+        <w:rPr>
+          <w:vertAlign w:val="superscript"/>
+        </w:rPr>
+        <w:t xml:space="preserve">2</w:t>
+      </w:r>
+      <w:r>
+        <w:t xml:space="preserve"> Yet 14-68% of children and adolescents</w:t>
+      </w:r>
+      <w:r>
+        <w:rPr>
+          <w:vertAlign w:val="superscript"/>
+        </w:rPr>
+        <w:t xml:space="preserve">3</w:t>
+      </w:r>
+      <w:r>
+        <w:t xml:space="preserve"> </w:t>
+      </w:r>
+      <w:r>
+        <w:t xml:space="preserve">and 31% of adults</w:t>
+      </w:r>
+      <w:r>
+        <w:rPr>
+          <w:vertAlign w:val="superscript"/>
+        </w:rPr>
+        <w:t xml:space="preserve">4</w:t>
+      </w:r>
+      <w:r>
+        <w:t xml:space="preserve"> </w:t>
+      </w:r>
+      <w:r>
+        <w:t xml:space="preserve">sleep less than recommended, and safe, accessible strategies to promote sleep are needed.</w:t>
+      </w:r>
+      <w:r>
+        <w:rPr>
+          <w:vertAlign w:val="superscript"/>
+        </w:rPr>
+        <w:t xml:space="preserve">5,6</w:t>
+      </w:r>
+      <w:r>
+        <w:t xml:space="preserve"> In adults, physical activity appears to improve both the quantity and quality of sleep,</w:t>
+      </w:r>
+      <w:r>
+        <w:rPr>
+          <w:vertAlign w:val="superscript"/>
+        </w:rPr>
+        <w:t xml:space="preserve">7,8</w:t>
+      </w:r>
+      <w:r>
+        <w:t xml:space="preserve"> and WHO recommends it for this purpose.</w:t>
+      </w:r>
+      <w:r>
+        <w:rPr>
+          <w:vertAlign w:val="superscript"/>
+        </w:rPr>
+        <w:t xml:space="preserve">9</w:t>
+      </w:r>
+      <w:r>
+        <w:t xml:space="preserve"> In children and adolescents, the evidence is less clear.</w:t>
+      </w:r>
+      <w:r>
+        <w:rPr>
+          <w:vertAlign w:val="superscript"/>
+        </w:rPr>
+        <w:t xml:space="preserve">6,10,11</w:t>
+      </w:r>
+      <w:r>
+        <w:t xml:space="preserve"> Trials suggest exercise improves sleep quality and efficiency but not total sleep time,</w:t>
+      </w:r>
+      <w:r>
+        <w:rPr>
+          <w:vertAlign w:val="superscript"/>
+        </w:rPr>
+        <w:t xml:space="preserve">12</w:t>
+      </w:r>
+      <w:r>
+        <w:t xml:space="preserve"> and guidelines do not support a role for physical activity in improving sleep in this age group.</w:t>
       </w:r>
     </w:p>
     <w:p>
@@ -394,40 +705,115 @@
         <w:pStyle w:val="BodyText"/>
       </w:pPr>
       <w:r>
-        <w:rPr>
-          <w:b/>
-          <w:bCs/>
-        </w:rPr>
-        <w:t xml:space="preserve">Results</w:t>
-      </w:r>
-      <w:r>
-        <w:t xml:space="preserve">: Higher physical activity volume was associated with longer sleep duration, greater sleep efficiency, earlier sleep onset, and more regular sleep.</w:t>
-      </w:r>
-      <w:r>
-        <w:t xml:space="preserve"> </w:t>
-      </w:r>
-      <w:r>
-        <w:t xml:space="preserve">The association between physical activity volume and sleep regularity was the strongest and declined only slightly with age (standardised</w:t>
-      </w:r>
-      <w:r>
-        <w:t xml:space="preserve"> </w:t>
-      </w:r>
-      <m:oMath>
-        <m:r>
-          <m:t>β</m:t>
-        </m:r>
-      </m:oMath>
-      <w:r>
-        <w:t xml:space="preserve"> </w:t>
-      </w:r>
-      <w:r>
-        <w:t xml:space="preserve">= 0.30 [0.29, 0.31] at age 11 and 0.27 [0.25, 0.29] at age 65), whereas associations with physical activity intensity weakened with age.</w:t>
-      </w:r>
-      <w:r>
-        <w:t xml:space="preserve"> </w:t>
-      </w:r>
-      <w:r>
-        <w:t xml:space="preserve">Conversely, more regular sleep was associated with more physical activity the following day, although this association was modest and weakened with age, and associations of sleep onset, duration, and efficiency with next-day physical activity were small.</w:t>
+        <w:t xml:space="preserve">The existing evidence has three main limitations.</w:t>
+      </w:r>
+      <w:r>
+        <w:t xml:space="preserve"> </w:t>
+      </w:r>
+      <w:r>
+        <w:t xml:space="preserve">First, most studies relied on self-reported sleep and physical activity,</w:t>
+      </w:r>
+      <w:r>
+        <w:rPr>
+          <w:vertAlign w:val="superscript"/>
+        </w:rPr>
+        <w:t xml:space="preserve">6,10,11</w:t>
+      </w:r>
+      <w:r>
+        <w:t xml:space="preserve"> which could bias associations and limit the precision of dose-response analyses.</w:t>
+      </w:r>
+      <w:r>
+        <w:t xml:space="preserve"> </w:t>
+      </w:r>
+      <w:r>
+        <w:t xml:space="preserve">Second, existing reviews and meta-analyses</w:t>
+      </w:r>
+      <w:r>
+        <w:rPr>
+          <w:vertAlign w:val="superscript"/>
+        </w:rPr>
+        <w:t xml:space="preserve">6</w:t>
+      </w:r>
+      <w:r>
+        <w:t xml:space="preserve"> </w:t>
+      </w:r>
+      <w:r>
+        <w:t xml:space="preserve">pool study-level effects, which limits how well they can examine the influence of age.</w:t>
+      </w:r>
+      <w:r>
+        <w:rPr>
+          <w:vertAlign w:val="superscript"/>
+        </w:rPr>
+        <w:t xml:space="preserve">13</w:t>
+      </w:r>
+      <w:r>
+        <w:t xml:space="preserve"> Third, no study has examined day-to-day data in a large, geographically diverse sample spanning the lifespan.</w:t>
+      </w:r>
+      <w:r>
+        <w:t xml:space="preserve"> </w:t>
+      </w:r>
+      <w:r>
+        <w:t xml:space="preserve">Daily associations have been synthesised separately in adults</w:t>
+      </w:r>
+      <w:r>
+        <w:rPr>
+          <w:vertAlign w:val="superscript"/>
+        </w:rPr>
+        <w:t xml:space="preserve">14</w:t>
+      </w:r>
+      <w:r>
+        <w:t xml:space="preserve"> </w:t>
+      </w:r>
+      <w:r>
+        <w:t xml:space="preserve">and in children and youth,</w:t>
+      </w:r>
+      <w:r>
+        <w:rPr>
+          <w:vertAlign w:val="superscript"/>
+        </w:rPr>
+        <w:t xml:space="preserve">15</w:t>
+      </w:r>
+      <w:r>
+        <w:t xml:space="preserve"> and consumer-wearable studies with millions of person-nights included only adults and did not examine sleep regularity.</w:t>
+      </w:r>
+      <w:r>
+        <w:rPr>
+          <w:vertAlign w:val="superscript"/>
+        </w:rPr>
+        <w:t xml:space="preserve">16,17</w:t>
+      </w:r>
+      <w:r>
+        <w:t xml:space="preserve"> Day-level data matter because the relationship may run in both directions.</w:t>
+      </w:r>
+      <w:r>
+        <w:t xml:space="preserve"> </w:t>
+      </w:r>
+      <w:r>
+        <w:t xml:space="preserve">Physical activity may promote sleep through circadian and stress-related pathways,</w:t>
+      </w:r>
+      <w:r>
+        <w:rPr>
+          <w:vertAlign w:val="superscript"/>
+        </w:rPr>
+        <w:t xml:space="preserve">18</w:t>
+      </w:r>
+      <w:r>
+        <w:t xml:space="preserve"> while a late or poor night’s sleep may reduce activity the next day.</w:t>
+      </w:r>
+      <w:r>
+        <w:rPr>
+          <w:vertAlign w:val="superscript"/>
+        </w:rPr>
+        <w:t xml:space="preserve">14</w:t>
+      </w:r>
+      <w:r>
+        <w:t xml:space="preserve"> Weekly averages may mask these patterns, and pooling device-measured individual participant data can overcome these limitations.</w:t>
+      </w:r>
+      <w:r>
+        <w:rPr>
+          <w:vertAlign w:val="superscript"/>
+        </w:rPr>
+        <w:t xml:space="preserve">13</w:t>
       </w:r>
     </w:p>
     <w:p>
@@ -435,56 +821,23 @@
         <w:pStyle w:val="BodyText"/>
       </w:pPr>
       <w:r>
-        <w:rPr>
-          <w:b/>
-          <w:bCs/>
-        </w:rPr>
-        <w:t xml:space="preserve">Conclusions</w:t>
-      </w:r>
-      <w:r>
-        <w:t xml:space="preserve">: Physical activity is positively associated with sleep regularity across the lifespan, suggesting it may be a useful target for interventions that aim to support consistent sleep patterns.</w:t>
-      </w:r>
-      <w:r>
-        <w:t xml:space="preserve"> </w:t>
-      </w:r>
-      <w:r>
-        <w:t xml:space="preserve">Public health recommendations should emphasize the importance of regular physical activity for sleep health.</w:t>
-      </w:r>
-      <w:r>
-        <w:t xml:space="preserve"> </w:t>
-      </w:r>
-      <w:r>
-        <w:t xml:space="preserve">Future research should investigate mechanisms underlying these associations and assess targeted intervention strategies.</w:t>
+        <w:t xml:space="preserve">We harmonised individual participant data from accelerometer studies around the world to investigate the relationship between device-measured physical activity and sleep across the lifespan.</w:t>
+      </w:r>
+      <w:r>
+        <w:t xml:space="preserve"> </w:t>
+      </w:r>
+      <w:r>
+        <w:t xml:space="preserve">We addressed three research questions (RQs): (RQ1) do individuals who are more physically active have better sleep duration and quality; (RQ2) does age moderate the association between physical activity and sleep; and (RQ3) is the association bidirectional?</w:t>
       </w:r>
     </w:p>
-    <w:p>
-      <w:pPr>
-        <w:pStyle w:val="BodyText"/>
-      </w:pPr>
-      <w:r>
-        <w:rPr>
-          <w:b/>
-          <w:bCs/>
-        </w:rPr>
-        <w:t xml:space="preserve">Trial Registration</w:t>
-      </w:r>
-      <w:r>
-        <w:t xml:space="preserve">: The study protocol was pre-registered on the Open Science Framework (https://osf.io/ahd96).</w:t>
-      </w:r>
-    </w:p>
-    <w:bookmarkEnd w:id="9"/>
-    <w:p>
-      <w:r>
-        <w:br w:type="page"/>
-      </w:r>
-    </w:p>
-    <w:bookmarkStart w:id="10" w:name="introduction"/>
+    <w:bookmarkEnd w:id="14"/>
+    <w:bookmarkStart w:id="21" w:name="methods"/>
     <w:p>
       <w:pPr>
         <w:pStyle w:val="Heading1"/>
       </w:pPr>
       <w:r>
-        <w:t xml:space="preserve">Introduction</w:t>
+        <w:t xml:space="preserve">Methods</w:t>
       </w:r>
     </w:p>
     <w:p>
@@ -492,281 +845,10 @@
         <w:pStyle w:val="FirstParagraph"/>
       </w:pPr>
       <w:r>
-        <w:t xml:space="preserve">Sleep is an important determinant of population health across the lifespan:</w:t>
-      </w:r>
-      <w:r>
-        <w:rPr>
-          <w:vertAlign w:val="superscript"/>
-        </w:rPr>
-        <w:t xml:space="preserve">1,2</w:t>
-      </w:r>
-      <w:r>
-        <w:t xml:space="preserve"> poor sleep is associated with all-cause mortality,</w:t>
-      </w:r>
-      <w:r>
-        <w:rPr>
-          <w:vertAlign w:val="superscript"/>
-        </w:rPr>
-        <w:t xml:space="preserve">3</w:t>
-      </w:r>
-      <w:r>
-        <w:t xml:space="preserve"> cardiovascular disease,</w:t>
-      </w:r>
-      <w:r>
-        <w:rPr>
-          <w:vertAlign w:val="superscript"/>
-        </w:rPr>
-        <w:t xml:space="preserve">4</w:t>
-      </w:r>
-      <w:r>
-        <w:t xml:space="preserve"> cancers,</w:t>
-      </w:r>
-      <w:r>
-        <w:rPr>
-          <w:vertAlign w:val="superscript"/>
-        </w:rPr>
-        <w:t xml:space="preserve">5</w:t>
-      </w:r>
-      <w:r>
-        <w:t xml:space="preserve"> and poor mental health.</w:t>
-      </w:r>
-      <w:r>
-        <w:rPr>
-          <w:vertAlign w:val="superscript"/>
-        </w:rPr>
-        <w:t xml:space="preserve">6</w:t>
-      </w:r>
-      <w:r>
-        <w:t xml:space="preserve"> Yet 14-68% of children and adolescents</w:t>
-      </w:r>
-      <w:r>
-        <w:rPr>
-          <w:vertAlign w:val="superscript"/>
-        </w:rPr>
-        <w:t xml:space="preserve">7</w:t>
-      </w:r>
-      <w:r>
-        <w:t xml:space="preserve"> </w:t>
-      </w:r>
-      <w:r>
-        <w:t xml:space="preserve">and 31% of adults</w:t>
-      </w:r>
-      <w:r>
-        <w:rPr>
-          <w:vertAlign w:val="superscript"/>
-        </w:rPr>
-        <w:t xml:space="preserve">8</w:t>
-      </w:r>
-      <w:r>
-        <w:t xml:space="preserve"> </w:t>
-      </w:r>
-      <w:r>
-        <w:t xml:space="preserve">sleep less than recommended,</w:t>
-      </w:r>
-      <w:r>
-        <w:rPr>
-          <w:vertAlign w:val="superscript"/>
-        </w:rPr>
-        <w:t xml:space="preserve">9,10</w:t>
-      </w:r>
-      <w:r>
-        <w:t xml:space="preserve"> and safe, accessible strategies to promote sleep are needed.</w:t>
-      </w:r>
-      <w:r>
-        <w:rPr>
-          <w:vertAlign w:val="superscript"/>
-        </w:rPr>
-        <w:t xml:space="preserve">11,12</w:t>
-      </w:r>
-      <w:r>
-        <w:t xml:space="preserve"> In adults, physical activity appears to improve both the quantity and quality of sleep,</w:t>
-      </w:r>
-      <w:r>
-        <w:rPr>
-          <w:vertAlign w:val="superscript"/>
-        </w:rPr>
-        <w:t xml:space="preserve">13–15</w:t>
-      </w:r>
-      <w:r>
-        <w:t xml:space="preserve"> and WHO recommends it for this purpose.</w:t>
-      </w:r>
-      <w:r>
-        <w:rPr>
-          <w:vertAlign w:val="superscript"/>
-        </w:rPr>
-        <w:t xml:space="preserve">16</w:t>
-      </w:r>
-      <w:r>
-        <w:t xml:space="preserve"> In children and adolescents, the evidence is less clear.</w:t>
-      </w:r>
-      <w:r>
-        <w:rPr>
-          <w:vertAlign w:val="superscript"/>
-        </w:rPr>
-        <w:t xml:space="preserve">12,17,18</w:t>
-      </w:r>
-      <w:r>
-        <w:t xml:space="preserve"> Trials suggest exercise improves sleep quality and efficiency but not total sleep time,</w:t>
-      </w:r>
-      <w:r>
-        <w:rPr>
-          <w:vertAlign w:val="superscript"/>
-        </w:rPr>
-        <w:t xml:space="preserve">19</w:t>
-      </w:r>
-      <w:r>
-        <w:t xml:space="preserve"> and guidelines do not support a role for physical activity in improving sleep in this age group.</w:t>
+        <w:t xml:space="preserve">We pre-registered all methods and analyses on the Open Science Framework (OSF) before data acquisition began (https://osf.io/ahd96).</w:t>
       </w:r>
     </w:p>
-    <w:p>
-      <w:pPr>
-        <w:pStyle w:val="BodyText"/>
-      </w:pPr>
-      <w:r>
-        <w:t xml:space="preserve">The existing evidence has three main limitations.</w:t>
-      </w:r>
-      <w:r>
-        <w:t xml:space="preserve"> </w:t>
-      </w:r>
-      <w:r>
-        <w:t xml:space="preserve">First, most studies relied on self-reported sleep and physical activity,</w:t>
-      </w:r>
-      <w:r>
-        <w:rPr>
-          <w:vertAlign w:val="superscript"/>
-        </w:rPr>
-        <w:t xml:space="preserve">12,17,18</w:t>
-      </w:r>
-      <w:r>
-        <w:t xml:space="preserve"> which could bias associations and limit the precision of dose-response analyses.</w:t>
-      </w:r>
-      <w:r>
-        <w:t xml:space="preserve"> </w:t>
-      </w:r>
-      <w:r>
-        <w:t xml:space="preserve">Second, existing reviews and meta-analyses</w:t>
-      </w:r>
-      <w:r>
-        <w:rPr>
-          <w:vertAlign w:val="superscript"/>
-        </w:rPr>
-        <w:t xml:space="preserve">12</w:t>
-      </w:r>
-      <w:r>
-        <w:t xml:space="preserve"> </w:t>
-      </w:r>
-      <w:r>
-        <w:t xml:space="preserve">pool study-level effects, which limits how well they can examine the influence of age.</w:t>
-      </w:r>
-      <w:r>
-        <w:rPr>
-          <w:vertAlign w:val="superscript"/>
-        </w:rPr>
-        <w:t xml:space="preserve">20</w:t>
-      </w:r>
-      <w:r>
-        <w:t xml:space="preserve"> Third, no study has examined day-to-day data in a large, geographically diverse sample spanning the lifespan.</w:t>
-      </w:r>
-      <w:r>
-        <w:t xml:space="preserve"> </w:t>
-      </w:r>
-      <w:r>
-        <w:t xml:space="preserve">Daily associations have been synthesised separately in adults</w:t>
-      </w:r>
-      <w:r>
-        <w:rPr>
-          <w:vertAlign w:val="superscript"/>
-        </w:rPr>
-        <w:t xml:space="preserve">21</w:t>
-      </w:r>
-      <w:r>
-        <w:t xml:space="preserve"> </w:t>
-      </w:r>
-      <w:r>
-        <w:t xml:space="preserve">and in children and youth,</w:t>
-      </w:r>
-      <w:r>
-        <w:rPr>
-          <w:vertAlign w:val="superscript"/>
-        </w:rPr>
-        <w:t xml:space="preserve">22</w:t>
-      </w:r>
-      <w:r>
-        <w:t xml:space="preserve"> and consumer-wearable studies with millions of person-nights included only adults and did not examine sleep regularity.</w:t>
-      </w:r>
-      <w:r>
-        <w:rPr>
-          <w:vertAlign w:val="superscript"/>
-        </w:rPr>
-        <w:t xml:space="preserve">23,24</w:t>
-      </w:r>
-      <w:r>
-        <w:t xml:space="preserve"> Day-level data matter because the relationship may run in both directions.</w:t>
-      </w:r>
-      <w:r>
-        <w:t xml:space="preserve"> </w:t>
-      </w:r>
-      <w:r>
-        <w:t xml:space="preserve">Physical activity may promote sleep through circadian and stress-related pathways,</w:t>
-      </w:r>
-      <w:r>
-        <w:rPr>
-          <w:vertAlign w:val="superscript"/>
-        </w:rPr>
-        <w:t xml:space="preserve">25</w:t>
-      </w:r>
-      <w:r>
-        <w:t xml:space="preserve"> while a late or poor night’s sleep may reduce activity the next day.</w:t>
-      </w:r>
-      <w:r>
-        <w:rPr>
-          <w:vertAlign w:val="superscript"/>
-        </w:rPr>
-        <w:t xml:space="preserve">21,26</w:t>
-      </w:r>
-      <w:r>
-        <w:t xml:space="preserve"> Weekly averages may mask these patterns, and pooling device-measured individual participant data can overcome these limitations.</w:t>
-      </w:r>
-      <w:r>
-        <w:rPr>
-          <w:vertAlign w:val="superscript"/>
-        </w:rPr>
-        <w:t xml:space="preserve">27</w:t>
-      </w:r>
-    </w:p>
-    <w:p>
-      <w:pPr>
-        <w:pStyle w:val="BodyText"/>
-      </w:pPr>
-      <w:r>
-        <w:t xml:space="preserve">We harmonised individual participant data from accelerometer studies around the world to investigate the relationship between device-measured physical activity and sleep across the lifespan.</w:t>
-      </w:r>
-      <w:r>
-        <w:t xml:space="preserve"> </w:t>
-      </w:r>
-      <w:r>
-        <w:t xml:space="preserve">We addressed three research questions (RQs): (RQ1) do individuals who are more physically active have better sleep duration and quality; (RQ2) does age moderate the association between physical activity and sleep; and (RQ3) is the association bidirectional?</w:t>
-      </w:r>
-    </w:p>
-    <w:bookmarkEnd w:id="10"/>
-    <w:bookmarkStart w:id="16" w:name="methods"/>
-    <w:p>
-      <w:pPr>
-        <w:pStyle w:val="Heading1"/>
-      </w:pPr>
-      <w:r>
-        <w:t xml:space="preserve">Methods</w:t>
-      </w:r>
-    </w:p>
-    <w:p>
-      <w:pPr>
-        <w:pStyle w:val="FirstParagraph"/>
-      </w:pPr>
-      <w:r>
-        <w:t xml:space="preserve">We pre-registered all methods and analyses on the Open Science Framework (OSF) before data acquisition began (https://osf.io/ahd96).</w:t>
-      </w:r>
-    </w:p>
-    <w:bookmarkStart w:id="11" w:name="data-sources-and-data-acquisition"/>
+    <w:bookmarkStart w:id="15" w:name="data-sources-and-data-acquisition"/>
     <w:p>
       <w:pPr>
         <w:pStyle w:val="Heading2"/>
@@ -837,19 +919,16 @@
         <w:rPr>
           <w:vertAlign w:val="superscript"/>
         </w:rPr>
-        <w:t xml:space="preserve">13,17,18</w:t>
+        <w:t xml:space="preserve">7,10,11</w:t>
       </w:r>
       <w:r>
         <w:t xml:space="preserve"> We then used forward searching on potentially eligible studies.</w:t>
       </w:r>
       <w:r>
-        <w:rPr>
-          <w:vertAlign w:val="superscript"/>
-        </w:rPr>
-        <w:t xml:space="preserve">28</w:t>
-      </w:r>
-      <w:r>
-        <w:t xml:space="preserve"> We additionally performed a literature search to identify accelerometry consortiums and individual studies, searched trial registries (the Australian New Zealand Clinical Trials Registry, the World Health Organization International Clinical Trials Registry Platform, and the ISRCTN registry) and the Open Science Framework for unpublished results, and asked collaborators to help identify any additional studies.</w:t>
+        <w:t xml:space="preserve"> </w:t>
+      </w:r>
+      <w:r>
+        <w:t xml:space="preserve">We additionally performed a literature search to identify accelerometry consortiums and individual studies, searched trial registries (the Australian New Zealand Clinical Trials Registry, the World Health Organization International Clinical Trials Registry Platform, and the ISRCTN registry) and the Open Science Framework for unpublished results, and asked collaborators to help identify any additional studies.</w:t>
       </w:r>
     </w:p>
     <w:p>
@@ -869,11 +948,11 @@
         <w:t xml:space="preserve"> </w:t>
       </w:r>
       <w:r>
-        <w:t xml:space="preserve">The lead university’s Research Ethics Committee granted permission for each study’s data to be obtained, and investigators transferred their deidentified data via a secure file-sharing system.</w:t>
+        <w:t xml:space="preserve">The Australian Catholic University’s Research Ethics Committee granted permission for each study’s data to be obtained (approval: 2020-143N), and investigators transferred their deidentified data via a secure file-sharing system.</w:t>
       </w:r>
     </w:p>
-    <w:bookmarkEnd w:id="11"/>
-    <w:bookmarkStart w:id="12" w:name="data-harmonisation-and-outcomes"/>
+    <w:bookmarkEnd w:id="15"/>
+    <w:bookmarkStart w:id="16" w:name="data-harmonisation-and-outcomes"/>
     <w:p>
       <w:pPr>
         <w:pStyle w:val="Heading2"/>
@@ -909,19 +988,16 @@
         <w:rPr>
           <w:vertAlign w:val="superscript"/>
         </w:rPr>
-        <w:t xml:space="preserve">29,30</w:t>
-      </w:r>
-      <w:r>
-        <w:t xml:space="preserve"> producing outcomes that could be compared across studies, device wear locations, and populations.</w:t>
-      </w:r>
-      <w:r>
-        <w:rPr>
-          <w:vertAlign w:val="superscript"/>
-        </w:rPr>
-        <w:t xml:space="preserve">31</w:t>
-      </w:r>
-      <w:r>
-        <w:t xml:space="preserve"> Processing used our</w:t>
+        <w:t xml:space="preserve">19,20</w:t>
+      </w:r>
+      <w:r>
+        <w:t xml:space="preserve"> to produce outcomes as comparable as possible across studies, device wear locations, and populations.</w:t>
+      </w:r>
+      <w:r>
+        <w:t xml:space="preserve"> </w:t>
+      </w:r>
+      <w:r>
+        <w:t xml:space="preserve">Processing used our</w:t>
       </w:r>
       <w:r>
         <w:t xml:space="preserve"> </w:t>
@@ -943,7 +1019,7 @@
         <w:rPr>
           <w:vertAlign w:val="superscript"/>
         </w:rPr>
-        <w:t xml:space="preserve">32</w:t>
+        <w:t xml:space="preserve">21</w:t>
       </w:r>
       <w:r>
         <w:t xml:space="preserve"> The core research team or the data contributors ran</w:t>
@@ -981,7 +1057,7 @@
         <w:rPr>
           <w:vertAlign w:val="superscript"/>
         </w:rPr>
-        <w:t xml:space="preserve">30</w:t>
+        <w:t xml:space="preserve">20</w:t>
       </w:r>
       <w:r>
         <w:t xml:space="preserve"> </w:t>
@@ -993,25 +1069,16 @@
         <w:rPr>
           <w:vertAlign w:val="superscript"/>
         </w:rPr>
-        <w:t xml:space="preserve">33,34</w:t>
-      </w:r>
-      <w:r>
-        <w:t xml:space="preserve"> Non-wear time and abnormally high accelerations were detected with the default settings,</w:t>
+        <w:t xml:space="preserve">22</w:t>
+      </w:r>
+      <w:r>
+        <w:t xml:space="preserve"> Non-wear time and abnormally high accelerations were detected with the default settings, classified as missing, and imputed from the same time interval on the remaining days of the week.</w:t>
       </w:r>
       <w:r>
         <w:rPr>
           <w:vertAlign w:val="superscript"/>
         </w:rPr>
-        <w:t xml:space="preserve">35</w:t>
-      </w:r>
-      <w:r>
-        <w:t xml:space="preserve"> classified as missing, and imputed from the same time interval on the remaining days of the week.</w:t>
-      </w:r>
-      <w:r>
-        <w:rPr>
-          <w:vertAlign w:val="superscript"/>
-        </w:rPr>
-        <w:t xml:space="preserve">29</w:t>
+        <w:t xml:space="preserve">19</w:t>
       </w:r>
     </w:p>
     <w:p>
@@ -1031,7 +1098,7 @@
         <w:rPr>
           <w:vertAlign w:val="superscript"/>
         </w:rPr>
-        <w:t xml:space="preserve">30</w:t>
+        <w:t xml:space="preserve">20</w:t>
       </w:r>
       <w:r>
         <w:t xml:space="preserve"> </w:t>
@@ -1087,7 +1154,7 @@
         <w:rPr>
           <w:vertAlign w:val="superscript"/>
         </w:rPr>
-        <w:t xml:space="preserve">36</w:t>
+        <w:t xml:space="preserve">23</w:t>
       </w:r>
       <w:r>
         <w:t xml:space="preserve"> average acceleration (mg)—a measure of volume—and the intensity gradient (unitless), the slope of log time against log intensity, which describes how time is distributed across intensities, with less negative values indicating relatively more time at higher intensities.</w:t>
@@ -1096,29 +1163,11 @@
         <w:t xml:space="preserve"> </w:t>
       </w:r>
       <w:r>
-        <w:t xml:space="preserve">These metrics capture the whole intensity continuum</w:t>
-      </w:r>
-      <w:r>
-        <w:rPr>
-          <w:vertAlign w:val="superscript"/>
-        </w:rPr>
-        <w:t xml:space="preserve">37</w:t>
-      </w:r>
-      <w:r>
-        <w:t xml:space="preserve"> </w:t>
-      </w:r>
-      <w:r>
-        <w:t xml:space="preserve">without the population-specific cut-points that collapse it into categories.</w:t>
-      </w:r>
-      <w:r>
-        <w:rPr>
-          <w:vertAlign w:val="superscript"/>
-        </w:rPr>
-        <w:t xml:space="preserve">38</w:t>
+        <w:t xml:space="preserve">These metrics capture the whole intensity continuum without the population-specific cut-points that collapse it into categories.</w:t>
       </w:r>
     </w:p>
-    <w:bookmarkEnd w:id="12"/>
-    <w:bookmarkStart w:id="13" w:name="covariates-and-moderators"/>
+    <w:bookmarkEnd w:id="16"/>
+    <w:bookmarkStart w:id="17" w:name="covariates-and-moderators"/>
     <w:p>
       <w:pPr>
         <w:pStyle w:val="Heading2"/>
@@ -1138,6 +1187,12 @@
         <w:t xml:space="preserve"> </w:t>
       </w:r>
       <w:r>
+        <w:t xml:space="preserve">Sex was ascertained from the original studies, which primarily used self- or parent-report for sex assigned at birth.</w:t>
+      </w:r>
+      <w:r>
+        <w:t xml:space="preserve"> </w:t>
+      </w:r>
+      <w:r>
         <w:t xml:space="preserve">The country, city, time zone, daylight length, and season in which data were collected were also obtained.</w:t>
       </w:r>
       <w:r>
@@ -1183,8 +1238,8 @@
         <w:t xml:space="preserve">For adults we standardised BMI against the adults in this sample.</w:t>
       </w:r>
     </w:p>
-    <w:bookmarkEnd w:id="13"/>
-    <w:bookmarkStart w:id="14" w:name="statistical-analysis"/>
+    <w:bookmarkEnd w:id="17"/>
+    <w:bookmarkStart w:id="18" w:name="statistical-analysis"/>
     <w:p>
       <w:pPr>
         <w:pStyle w:val="Heading2"/>
@@ -1198,16 +1253,7 @@
         <w:pStyle w:val="FirstParagraph"/>
       </w:pPr>
       <w:r>
-        <w:t xml:space="preserve">To reduce the risk of bias, we used a blind analysis approach:</w:t>
-      </w:r>
-      <w:r>
-        <w:rPr>
-          <w:vertAlign w:val="superscript"/>
-        </w:rPr>
-        <w:t xml:space="preserve">39,40</w:t>
-      </w:r>
-      <w:r>
-        <w:t xml:space="preserve"> we developed and tested models on a 10% holdout subsample of the dataset and conducted the final analysis once we believed the code was ready.</w:t>
+        <w:t xml:space="preserve">To reduce the risk of bias, we used a blind analysis approach: we developed and tested models on a 10% holdout subsample of the dataset and conducted the final analysis once we believed the code was ready.</w:t>
       </w:r>
       <w:r>
         <w:t xml:space="preserve"> </w:t>
@@ -1257,16 +1303,7 @@
         <w:t xml:space="preserve"> </w:t>
       </w:r>
       <w:r>
-        <w:t xml:space="preserve">package,</w:t>
-      </w:r>
-      <w:r>
-        <w:rPr>
-          <w:vertAlign w:val="superscript"/>
-        </w:rPr>
-        <w:t xml:space="preserve">41</w:t>
-      </w:r>
-      <w:r>
-        <w:t xml:space="preserve"> creating 50 imputed datasets.</w:t>
+        <w:t xml:space="preserve">package, creating 50 imputed datasets.</w:t>
       </w:r>
       <w:r>
         <w:t xml:space="preserve"> </w:t>
@@ -1301,13 +1338,10 @@
         <w:t xml:space="preserve">To examine the relationship between sleep and physical activity we ran mixed-effects models with random intercepts for study and participant, accounting for the nesting of days within participants and of participants within studies.</w:t>
       </w:r>
       <w:r>
-        <w:rPr>
-          <w:vertAlign w:val="superscript"/>
-        </w:rPr>
-        <w:t xml:space="preserve">42</w:t>
-      </w:r>
-      <w:r>
-        <w:t xml:space="preserve"> We predicted each sleep indicator from each physical activity indicator, adjusting for SES, sex, and BMI z-score, with quadratic terms to allow curvilinear associations.</w:t>
+        <w:t xml:space="preserve"> </w:t>
+      </w:r>
+      <w:r>
+        <w:t xml:space="preserve">We predicted each sleep indicator from each physical activity indicator, adjusting for SES, sex, and BMI z-score, with quadratic terms to allow curvilinear associations.</w:t>
       </w:r>
       <w:r>
         <w:t xml:space="preserve"> </w:t>
@@ -1325,7 +1359,7 @@
         <w:t xml:space="preserve"> </w:t>
       </w:r>
       <w:r>
-        <w:t xml:space="preserve">For interpretability, and we report associations at ages 11, 18, 35, and 65 years.</w:t>
+        <w:t xml:space="preserve">For interpretability, we report associations at ages 11, 18, 35, and 65 years.</w:t>
       </w:r>
       <w:r>
         <w:t xml:space="preserve"> </w:t>
@@ -1340,8 +1374,8 @@
         <w:t xml:space="preserve">Sleep regularity was missing most often, so its models with physical activity volume used 125,155 person-days (RQ1) and 109,033 (RQ3).</w:t>
       </w:r>
     </w:p>
-    <w:bookmarkEnd w:id="14"/>
-    <w:bookmarkStart w:id="15" w:name="protocol-deviations"/>
+    <w:bookmarkEnd w:id="18"/>
+    <w:bookmarkStart w:id="19" w:name="protocol-deviations"/>
     <w:p>
       <w:pPr>
         <w:pStyle w:val="Heading2"/>
@@ -1406,9 +1440,27 @@
         <w:t xml:space="preserve">Additionally, after running the full analysis we identified a mistake in the BMI variable and in the imputation model, which we corrected and reran the analysis.</w:t>
       </w:r>
     </w:p>
-    <w:bookmarkEnd w:id="15"/>
-    <w:bookmarkEnd w:id="16"/>
-    <w:bookmarkStart w:id="44" w:name="results"/>
+    <w:bookmarkEnd w:id="19"/>
+    <w:bookmarkStart w:id="20" w:name="role-of-the-funding-source"/>
+    <w:p>
+      <w:pPr>
+        <w:pStyle w:val="Heading2"/>
+      </w:pPr>
+      <w:r>
+        <w:t xml:space="preserve">Role of the funding source</w:t>
+      </w:r>
+    </w:p>
+    <w:p>
+      <w:pPr>
+        <w:pStyle w:val="FirstParagraph"/>
+      </w:pPr>
+      <w:r>
+        <w:t xml:space="preserve">There was no funding source for this study.</w:t>
+      </w:r>
+    </w:p>
+    <w:bookmarkEnd w:id="20"/>
+    <w:bookmarkEnd w:id="21"/>
+    <w:bookmarkStart w:id="49" w:name="results"/>
     <w:p>
       <w:pPr>
         <w:pStyle w:val="Heading1"/>
@@ -4872,7 +4924,7 @@
         </w:sectPr>
       </w:pPr>
     </w:p>
-    <w:bookmarkStart w:id="21" w:name="physical-activity-volume-and-sleep"/>
+    <w:bookmarkStart w:id="26" w:name="physical-activity-volume-and-sleep"/>
     <w:p>
       <w:pPr>
         <w:pStyle w:val="Heading2"/>
@@ -6545,167 +6597,7 @@
       <w:tr>
         <w:tc>
           <w:tcPr/>
-          <w:bookmarkStart w:id="20" w:name="fig-sleep-by-volume"/>
-          <w:p>
-            <w:pPr>
-              <w:pStyle w:val="Compact"/>
-              <w:jc w:val="center"/>
-            </w:pPr>
-            <w:r>
-              <w:drawing>
-                <wp:inline>
-                  <wp:extent cx="5727700" cy="3818825"/>
-                  <wp:effectExtent b="0" l="0" r="0" t="0"/>
-                  <wp:docPr descr="" title="" id="18" name="Picture"/>
-                  <a:graphic>
-                    <a:graphicData uri="http://schemas.openxmlformats.org/drawingml/2006/picture">
-                      <pic:pic>
-                        <pic:nvPicPr>
-                          <pic:cNvPr descr="../Figures/main/Sleep%20on%20scale_pa_volume%20by%20Age_nolog.jpg" id="19" name="Picture"/>
-                          <pic:cNvPicPr>
-                            <a:picLocks noChangeArrowheads="1" noChangeAspect="1"/>
-                          </pic:cNvPicPr>
-                        </pic:nvPicPr>
-                        <pic:blipFill>
-                          <a:blip r:embed="rId17"/>
-                          <a:stretch>
-                            <a:fillRect/>
-                          </a:stretch>
-                        </pic:blipFill>
-                        <pic:spPr bwMode="auto">
-                          <a:xfrm>
-                            <a:off x="0" y="0"/>
-                            <a:ext cx="5727700" cy="3818825"/>
-                          </a:xfrm>
-                          <a:prstGeom prst="rect">
-                            <a:avLst/>
-                          </a:prstGeom>
-                          <a:noFill/>
-                          <a:ln w="9525">
-                            <a:noFill/>
-                            <a:headEnd/>
-                            <a:tailEnd/>
-                          </a:ln>
-                        </pic:spPr>
-                      </pic:pic>
-                    </a:graphicData>
-                  </a:graphic>
-                </wp:inline>
-              </w:drawing>
-            </w:r>
-          </w:p>
-          <w:p>
-            <w:pPr>
-              <w:jc w:val="center"/>
-            </w:pPr>
-            <w:pPr>
-              <w:jc w:val="left"/>
-              <w:spacing w:before="200"/>
-              <w:pStyle w:val="ImageCaption"/>
-            </w:pPr>
-            <w:r>
-              <w:t xml:space="preserve">Figure 1: Standardized sleep metrics predicted by physical activity volume. The panels on the left show the curvilinear relationship between PA volume and each of the sleep outcomes at the ages indicated in each column. The panels on the right show the same relationships but by age continuously. The white band indicates predictions which were not significantly different from zero.</w:t>
-            </w:r>
-          </w:p>
-          <w:bookmarkEnd w:id="20"/>
-        </w:tc>
-      </w:tr>
-    </w:tbl>
-    <w:bookmarkEnd w:id="21"/>
-    <w:bookmarkStart w:id="26" w:name="physical-activity-intensity-and-sleep"/>
-    <w:p>
-      <w:pPr>
-        <w:pStyle w:val="Heading2"/>
-      </w:pPr>
-      <w:r>
-        <w:t xml:space="preserve">Physical activity intensity and sleep</w:t>
-      </w:r>
-    </w:p>
-    <w:p>
-      <w:pPr>
-        <w:pStyle w:val="FirstParagraph"/>
-      </w:pPr>
-      <w:r>
-        <w:t xml:space="preserve">Physical activity intensity was weakly associated with sleep duration, efficiency, and onset, and more strongly with sleep regularity (</w:t>
-      </w:r>
-      <w:hyperlink w:anchor="tbl-sleep-outcomes">
-        <w:r>
-          <w:rPr>
-            <w:rStyle w:val="Hyperlink"/>
-          </w:rPr>
-          <w:t xml:space="preserve">Table 2</w:t>
-        </w:r>
-      </w:hyperlink>
-      <w:r>
-        <w:t xml:space="preserve">;</w:t>
-      </w:r>
-      <w:r>
-        <w:t xml:space="preserve"> </w:t>
-      </w:r>
-      <w:hyperlink w:anchor="fig-sleep-by-intensity">
-        <w:r>
-          <w:rPr>
-            <w:rStyle w:val="Hyperlink"/>
-          </w:rPr>
-          <w:t xml:space="preserve">Figure 2</w:t>
-        </w:r>
-      </w:hyperlink>
-      <w:r>
-        <w:t xml:space="preserve">).</w:t>
-      </w:r>
-      <w:r>
-        <w:t xml:space="preserve"> </w:t>
-      </w:r>
-      <w:r>
-        <w:t xml:space="preserve">Curvilinear terms were statistically significant for all sleep outcomes except duration but were meaningful only for sleep regularity.</w:t>
-      </w:r>
-      <w:r>
-        <w:t xml:space="preserve"> </w:t>
-      </w:r>
-      <w:r>
-        <w:t xml:space="preserve">Lower intensity was associated with poorer regularity, and the benefit of higher intensity diminished beyond 1 SD above the mean.</w:t>
-      </w:r>
-      <w:r>
-        <w:t xml:space="preserve"> </w:t>
-      </w:r>
-      <w:r>
-        <w:t xml:space="preserve">This association was steepest in children and young adults, although few of them had very low intensity.</w:t>
-      </w:r>
-      <w:r>
-        <w:t xml:space="preserve"> </w:t>
-      </w:r>
-      <w:r>
-        <w:t xml:space="preserve">The associations with sleep duration and efficiency weakened with age, and the association with sleep regularity declined markedly, from</w:t>
-      </w:r>
-      <w:r>
-        <w:t xml:space="preserve"> </w:t>
-      </w:r>
-      <m:oMath>
-        <m:r>
-          <m:t>β</m:t>
-        </m:r>
-      </m:oMath>
-      <w:r>
-        <w:t xml:space="preserve"> </w:t>
-      </w:r>
-      <w:r>
-        <w:t xml:space="preserve">= 0.26 [0.25, 0.28] at age 11 to 0.00 [-0.02, 0.01] at age 65.</w:t>
-      </w:r>
-    </w:p>
-    <w:tbl>
-      <w:tblPr>
-        <w:tblStyle w:val="Table"/>
-        <w:tblW w:type="pct" w:w="5000"/>
-        <w:tblLayout w:type="fixed"/>
-        <w:tblLook w:firstRow="0" w:lastRow="0" w:firstColumn="0" w:lastColumn="0" w:noHBand="0" w:noVBand="0" w:val="0000"/>
-      </w:tblPr>
-      <w:tblGrid>
-        <w:gridCol w:w="7920"/>
-      </w:tblGrid>
-      <w:tr>
-        <w:tc>
-          <w:tcPr/>
-          <w:bookmarkStart w:id="25" w:name="fig-sleep-by-intensity"/>
+          <w:bookmarkStart w:id="25" w:name="fig-sleep-by-volume"/>
           <w:p>
             <w:pPr>
               <w:pStyle w:val="Compact"/>
@@ -6721,7 +6613,7 @@
                     <a:graphicData uri="http://schemas.openxmlformats.org/drawingml/2006/picture">
                       <pic:pic>
                         <pic:nvPicPr>
-                          <pic:cNvPr descr="../Figures/main/Sleep%20on%20scale_pa_intensity%20by%20Age_nolog.jpg" id="24" name="Picture"/>
+                          <pic:cNvPr descr="../Figures/main/Sleep%20on%20scale_pa_volume%20by%20Age_nolog.jpg" id="24" name="Picture"/>
                           <pic:cNvPicPr>
                             <a:picLocks noChangeArrowheads="1" noChangeAspect="1"/>
                           </pic:cNvPicPr>
@@ -6764,7 +6656,7 @@
               <w:pStyle w:val="ImageCaption"/>
             </w:pPr>
             <w:r>
-              <w:t xml:space="preserve">Figure 2: Sleep metrics predicted by physical activity intensity. The panels on the left show the curvilinear relationship between PA intensity and sleep outcomes at the ages indicated in each column. The panels on the right show the same relationships but by age continuously. The white band indicates predictions which were not significantly different from zero.</w:t>
+              <w:t xml:space="preserve">Figure 1: Standardised sleep metrics predicted by physical activity volume. The panels on the left show the curvilinear relationship between PA volume and each of the sleep outcomes at the ages indicated in each column. The panels on the right show the same relationships but by age continuously. The white band indicates predictions which were not significantly different from zero.</w:t>
             </w:r>
           </w:p>
           <w:bookmarkEnd w:id="25"/>
@@ -6772,7 +6664,167 @@
       </w:tr>
     </w:tbl>
     <w:bookmarkEnd w:id="26"/>
-    <w:bookmarkStart w:id="43" w:name="sleep-and-next-day-physical-activity"/>
+    <w:bookmarkStart w:id="31" w:name="physical-activity-intensity-and-sleep"/>
+    <w:p>
+      <w:pPr>
+        <w:pStyle w:val="Heading2"/>
+      </w:pPr>
+      <w:r>
+        <w:t xml:space="preserve">Physical activity intensity and sleep</w:t>
+      </w:r>
+    </w:p>
+    <w:p>
+      <w:pPr>
+        <w:pStyle w:val="FirstParagraph"/>
+      </w:pPr>
+      <w:r>
+        <w:t xml:space="preserve">Physical activity intensity was weakly associated with sleep duration, efficiency, and onset, and more strongly with sleep regularity (</w:t>
+      </w:r>
+      <w:hyperlink w:anchor="tbl-sleep-outcomes">
+        <w:r>
+          <w:rPr>
+            <w:rStyle w:val="Hyperlink"/>
+          </w:rPr>
+          <w:t xml:space="preserve">Table 2</w:t>
+        </w:r>
+      </w:hyperlink>
+      <w:r>
+        <w:t xml:space="preserve">;</w:t>
+      </w:r>
+      <w:r>
+        <w:t xml:space="preserve"> </w:t>
+      </w:r>
+      <w:hyperlink w:anchor="fig-sleep-by-intensity">
+        <w:r>
+          <w:rPr>
+            <w:rStyle w:val="Hyperlink"/>
+          </w:rPr>
+          <w:t xml:space="preserve">Figure 2</w:t>
+        </w:r>
+      </w:hyperlink>
+      <w:r>
+        <w:t xml:space="preserve">).</w:t>
+      </w:r>
+      <w:r>
+        <w:t xml:space="preserve"> </w:t>
+      </w:r>
+      <w:r>
+        <w:t xml:space="preserve">Curvilinear terms were statistically significant for all sleep outcomes except duration but were meaningful only for sleep regularity.</w:t>
+      </w:r>
+      <w:r>
+        <w:t xml:space="preserve"> </w:t>
+      </w:r>
+      <w:r>
+        <w:t xml:space="preserve">Lower intensity was associated with poorer regularity, and the benefit of higher intensity diminished beyond 1 SD above the mean.</w:t>
+      </w:r>
+      <w:r>
+        <w:t xml:space="preserve"> </w:t>
+      </w:r>
+      <w:r>
+        <w:t xml:space="preserve">This association was steepest in children and young adults, although few of them had very low intensity.</w:t>
+      </w:r>
+      <w:r>
+        <w:t xml:space="preserve"> </w:t>
+      </w:r>
+      <w:r>
+        <w:t xml:space="preserve">The associations with sleep duration and efficiency weakened with age, and the association with sleep regularity declined markedly, from</w:t>
+      </w:r>
+      <w:r>
+        <w:t xml:space="preserve"> </w:t>
+      </w:r>
+      <m:oMath>
+        <m:r>
+          <m:t>β</m:t>
+        </m:r>
+      </m:oMath>
+      <w:r>
+        <w:t xml:space="preserve"> </w:t>
+      </w:r>
+      <w:r>
+        <w:t xml:space="preserve">= 0.26 [0.25, 0.28] at age 11 to 0.00 [-0.02, 0.01] at age 65.</w:t>
+      </w:r>
+    </w:p>
+    <w:tbl>
+      <w:tblPr>
+        <w:tblStyle w:val="Table"/>
+        <w:tblW w:type="pct" w:w="5000"/>
+        <w:tblLayout w:type="fixed"/>
+        <w:tblLook w:firstRow="0" w:lastRow="0" w:firstColumn="0" w:lastColumn="0" w:noHBand="0" w:noVBand="0" w:val="0000"/>
+      </w:tblPr>
+      <w:tblGrid>
+        <w:gridCol w:w="7920"/>
+      </w:tblGrid>
+      <w:tr>
+        <w:tc>
+          <w:tcPr/>
+          <w:bookmarkStart w:id="30" w:name="fig-sleep-by-intensity"/>
+          <w:p>
+            <w:pPr>
+              <w:pStyle w:val="Compact"/>
+              <w:jc w:val="center"/>
+            </w:pPr>
+            <w:r>
+              <w:drawing>
+                <wp:inline>
+                  <wp:extent cx="5727700" cy="3818825"/>
+                  <wp:effectExtent b="0" l="0" r="0" t="0"/>
+                  <wp:docPr descr="" title="" id="28" name="Picture"/>
+                  <a:graphic>
+                    <a:graphicData uri="http://schemas.openxmlformats.org/drawingml/2006/picture">
+                      <pic:pic>
+                        <pic:nvPicPr>
+                          <pic:cNvPr descr="../Figures/main/Sleep%20on%20scale_pa_intensity%20by%20Age_nolog.jpg" id="29" name="Picture"/>
+                          <pic:cNvPicPr>
+                            <a:picLocks noChangeArrowheads="1" noChangeAspect="1"/>
+                          </pic:cNvPicPr>
+                        </pic:nvPicPr>
+                        <pic:blipFill>
+                          <a:blip r:embed="rId27"/>
+                          <a:stretch>
+                            <a:fillRect/>
+                          </a:stretch>
+                        </pic:blipFill>
+                        <pic:spPr bwMode="auto">
+                          <a:xfrm>
+                            <a:off x="0" y="0"/>
+                            <a:ext cx="5727700" cy="3818825"/>
+                          </a:xfrm>
+                          <a:prstGeom prst="rect">
+                            <a:avLst/>
+                          </a:prstGeom>
+                          <a:noFill/>
+                          <a:ln w="9525">
+                            <a:noFill/>
+                            <a:headEnd/>
+                            <a:tailEnd/>
+                          </a:ln>
+                        </pic:spPr>
+                      </pic:pic>
+                    </a:graphicData>
+                  </a:graphic>
+                </wp:inline>
+              </w:drawing>
+            </w:r>
+          </w:p>
+          <w:p>
+            <w:pPr>
+              <w:jc w:val="center"/>
+            </w:pPr>
+            <w:pPr>
+              <w:jc w:val="left"/>
+              <w:spacing w:before="200"/>
+              <w:pStyle w:val="ImageCaption"/>
+            </w:pPr>
+            <w:r>
+              <w:t xml:space="preserve">Figure 2: Sleep metrics predicted by physical activity intensity. The panels on the left show the curvilinear relationship between PA intensity and sleep outcomes at the ages indicated in each column. The panels on the right show the same relationships but by age continuously. The white band indicates predictions which were not significantly different from zero.</w:t>
+            </w:r>
+          </w:p>
+          <w:bookmarkEnd w:id="30"/>
+        </w:tc>
+      </w:tr>
+    </w:tbl>
+    <w:bookmarkEnd w:id="31"/>
+    <w:bookmarkStart w:id="48" w:name="sleep-and-next-day-physical-activity"/>
     <w:p>
       <w:pPr>
         <w:pStyle w:val="Heading2"/>
@@ -8538,7 +8590,7 @@
       <w:tr>
         <w:tc>
           <w:tcPr/>
-          <w:bookmarkStart w:id="30" w:name="fig-pa-by-sleep-duration"/>
+          <w:bookmarkStart w:id="35" w:name="fig-pa-by-sleep-duration"/>
           <w:p>
             <w:pPr>
               <w:pStyle w:val="Compact"/>
@@ -8549,18 +8601,18 @@
                 <wp:inline>
                   <wp:extent cx="5727700" cy="2290433"/>
                   <wp:effectExtent b="0" l="0" r="0" t="0"/>
-                  <wp:docPr descr="" title="" id="28" name="Picture"/>
+                  <wp:docPr descr="" title="" id="33" name="Picture"/>
                   <a:graphic>
                     <a:graphicData uri="http://schemas.openxmlformats.org/drawingml/2006/picture">
                       <pic:pic>
                         <pic:nvPicPr>
-                          <pic:cNvPr descr="../Figures/main/PA%20on%20scale_sleep_duration_lag%20by%20Age_nolog.jpg" id="29" name="Picture"/>
+                          <pic:cNvPr descr="../Figures/main/PA%20on%20scale_sleep_duration_lag%20by%20Age_nolog.jpg" id="34" name="Picture"/>
                           <pic:cNvPicPr>
                             <a:picLocks noChangeArrowheads="1" noChangeAspect="1"/>
                           </pic:cNvPicPr>
                         </pic:nvPicPr>
                         <pic:blipFill>
-                          <a:blip r:embed="rId27"/>
+                          <a:blip r:embed="rId32"/>
                           <a:stretch>
                             <a:fillRect/>
                           </a:stretch>
@@ -8600,7 +8652,7 @@
               <w:t xml:space="preserve">Figure 3: Physical activity is predicted by the duration of sleep the previous night. The panels on the left show the curvilinear relationship between sleep duration and the physical activity outcomes at the ages indicated in each column. The panels on the right show the same relationships but by age continuously. The white band indicates predictions which were not significantly different from zero.</w:t>
             </w:r>
           </w:p>
-          <w:bookmarkEnd w:id="30"/>
+          <w:bookmarkEnd w:id="35"/>
         </w:tc>
       </w:tr>
     </w:tbl>
@@ -8617,7 +8669,7 @@
       <w:tr>
         <w:tc>
           <w:tcPr/>
-          <w:bookmarkStart w:id="34" w:name="fig-pa-by-sleep-efficiency"/>
+          <w:bookmarkStart w:id="39" w:name="fig-pa-by-sleep-efficiency"/>
           <w:p>
             <w:pPr>
               <w:pStyle w:val="Compact"/>
@@ -8628,18 +8680,18 @@
                 <wp:inline>
                   <wp:extent cx="5727700" cy="2290433"/>
                   <wp:effectExtent b="0" l="0" r="0" t="0"/>
-                  <wp:docPr descr="" title="" id="32" name="Picture"/>
+                  <wp:docPr descr="" title="" id="37" name="Picture"/>
                   <a:graphic>
                     <a:graphicData uri="http://schemas.openxmlformats.org/drawingml/2006/picture">
                       <pic:pic>
                         <pic:nvPicPr>
-                          <pic:cNvPr descr="../Figures/main/PA%20on%20scale_sleep_efficiency_lag%20by%20Age_nolog.jpg" id="33" name="Picture"/>
+                          <pic:cNvPr descr="../Figures/main/PA%20on%20scale_sleep_efficiency_lag%20by%20Age_nolog.jpg" id="38" name="Picture"/>
                           <pic:cNvPicPr>
                             <a:picLocks noChangeArrowheads="1" noChangeAspect="1"/>
                           </pic:cNvPicPr>
                         </pic:nvPicPr>
                         <pic:blipFill>
-                          <a:blip r:embed="rId31"/>
+                          <a:blip r:embed="rId36"/>
                           <a:stretch>
                             <a:fillRect/>
                           </a:stretch>
@@ -8679,7 +8731,7 @@
               <w:t xml:space="preserve">Figure 4: Physical activity predicted by previous night sleep efficiency. The panels on the left show the curvilinear relationship between sleep efficiency and each of the physical activity outcomes at the ages indicated in each column. The panels on the right show the same relationships but by age continuously. The white band indicates predictions which were not significantly different from zero.</w:t>
             </w:r>
           </w:p>
-          <w:bookmarkEnd w:id="34"/>
+          <w:bookmarkEnd w:id="39"/>
         </w:tc>
       </w:tr>
     </w:tbl>
@@ -8696,7 +8748,7 @@
       <w:tr>
         <w:tc>
           <w:tcPr/>
-          <w:bookmarkStart w:id="38" w:name="fig-pa-by-sleep-onset"/>
+          <w:bookmarkStart w:id="43" w:name="fig-pa-by-sleep-onset"/>
           <w:p>
             <w:pPr>
               <w:pStyle w:val="Compact"/>
@@ -8707,18 +8759,18 @@
                 <wp:inline>
                   <wp:extent cx="5727700" cy="2290433"/>
                   <wp:effectExtent b="0" l="0" r="0" t="0"/>
-                  <wp:docPr descr="" title="" id="36" name="Picture"/>
+                  <wp:docPr descr="" title="" id="41" name="Picture"/>
                   <a:graphic>
                     <a:graphicData uri="http://schemas.openxmlformats.org/drawingml/2006/picture">
                       <pic:pic>
                         <pic:nvPicPr>
-                          <pic:cNvPr descr="../Figures/main/PA%20on%20scale_sleep_onset_lag%20by%20Age_nolog.jpg" id="37" name="Picture"/>
+                          <pic:cNvPr descr="../Figures/main/PA%20on%20scale_sleep_onset_lag%20by%20Age_nolog.jpg" id="42" name="Picture"/>
                           <pic:cNvPicPr>
                             <a:picLocks noChangeArrowheads="1" noChangeAspect="1"/>
                           </pic:cNvPicPr>
                         </pic:nvPicPr>
                         <pic:blipFill>
-                          <a:blip r:embed="rId35"/>
+                          <a:blip r:embed="rId40"/>
                           <a:stretch>
                             <a:fillRect/>
                           </a:stretch>
@@ -8758,7 +8810,7 @@
               <w:t xml:space="preserve">Figure 5: Physical activity predicted by previous night sleep onset. The panels on the left show the curvilinear relationship between sleep onset and each of the physical activity outcomes at the ages indicated in each column. The panels on the right show the same relationships but by age continuously. The white band indicates predictions which were not significantly different from zero.</w:t>
             </w:r>
           </w:p>
-          <w:bookmarkEnd w:id="38"/>
+          <w:bookmarkEnd w:id="43"/>
         </w:tc>
       </w:tr>
     </w:tbl>
@@ -8775,7 +8827,7 @@
       <w:tr>
         <w:tc>
           <w:tcPr/>
-          <w:bookmarkStart w:id="42" w:name="fig-pa-by-sleep-regularity"/>
+          <w:bookmarkStart w:id="47" w:name="fig-pa-by-sleep-regularity"/>
           <w:p>
             <w:pPr>
               <w:pStyle w:val="Compact"/>
@@ -8786,18 +8838,18 @@
                 <wp:inline>
                   <wp:extent cx="5727700" cy="2290433"/>
                   <wp:effectExtent b="0" l="0" r="0" t="0"/>
-                  <wp:docPr descr="" title="" id="40" name="Picture"/>
+                  <wp:docPr descr="" title="" id="45" name="Picture"/>
                   <a:graphic>
                     <a:graphicData uri="http://schemas.openxmlformats.org/drawingml/2006/picture">
                       <pic:pic>
                         <pic:nvPicPr>
-                          <pic:cNvPr descr="../Figures/main/PA%20on%20scale_sleep_regularity_lag%20by%20Age_nolog.jpg" id="41" name="Picture"/>
+                          <pic:cNvPr descr="../Figures/main/PA%20on%20scale_sleep_regularity_lag%20by%20Age_nolog.jpg" id="46" name="Picture"/>
                           <pic:cNvPicPr>
                             <a:picLocks noChangeArrowheads="1" noChangeAspect="1"/>
                           </pic:cNvPicPr>
                         </pic:nvPicPr>
                         <pic:blipFill>
-                          <a:blip r:embed="rId39"/>
+                          <a:blip r:embed="rId44"/>
                           <a:stretch>
                             <a:fillRect/>
                           </a:stretch>
@@ -8837,13 +8889,13 @@
               <w:t xml:space="preserve">Figure 6: Physical activity predicted by previous night sleep regularity. The panels on the left show the curvilinear relationship between sleep regularity and each of the physical activity outcomes at the ages indicated in each column. The panels on the right show the same relationships but by age continuously. The white band indicates predictions which were not significantly different from zero.</w:t>
             </w:r>
           </w:p>
-          <w:bookmarkEnd w:id="42"/>
+          <w:bookmarkEnd w:id="47"/>
         </w:tc>
       </w:tr>
     </w:tbl>
-    <w:bookmarkEnd w:id="43"/>
-    <w:bookmarkEnd w:id="44"/>
-    <w:bookmarkStart w:id="45" w:name="discussion"/>
+    <w:bookmarkEnd w:id="48"/>
+    <w:bookmarkEnd w:id="49"/>
+    <w:bookmarkStart w:id="50" w:name="discussion"/>
     <w:p>
       <w:pPr>
         <w:pStyle w:val="Heading1"/>
@@ -8897,7 +8949,7 @@
         <w:rPr>
           <w:vertAlign w:val="superscript"/>
         </w:rPr>
-        <w:t xml:space="preserve">13,14</w:t>
+        <w:t xml:space="preserve">7,8</w:t>
       </w:r>
       <w:r>
         <w:t xml:space="preserve"> For example, Kredlow and colleagues</w:t>
@@ -8906,7 +8958,7 @@
         <w:rPr>
           <w:vertAlign w:val="superscript"/>
         </w:rPr>
-        <w:t xml:space="preserve">13</w:t>
+        <w:t xml:space="preserve">7</w:t>
       </w:r>
       <w:r>
         <w:t xml:space="preserve"> </w:t>
@@ -8947,7 +8999,7 @@
         <w:rPr>
           <w:vertAlign w:val="superscript"/>
         </w:rPr>
-        <w:t xml:space="preserve">33,34</w:t>
+        <w:t xml:space="preserve">22</w:t>
       </w:r>
       <w:r>
         <w:t xml:space="preserve"> which may attenuate associations.</w:t>
@@ -8962,7 +9014,7 @@
         <w:rPr>
           <w:vertAlign w:val="superscript"/>
         </w:rPr>
-        <w:t xml:space="preserve">14,15</w:t>
+        <w:t xml:space="preserve">8</w:t>
       </w:r>
       <w:r>
         <w:t xml:space="preserve"> whereas our analysis did not target people with poor sleep.</w:t>
@@ -8977,7 +9029,7 @@
         <w:rPr>
           <w:vertAlign w:val="superscript"/>
         </w:rPr>
-        <w:t xml:space="preserve">43,44</w:t>
+        <w:t xml:space="preserve">24</w:t>
       </w:r>
       <w:r>
         <w:t xml:space="preserve"> although in our data associations were broadly similar regardless of the time of day of the most active hour, and across seasons.</w:t>
@@ -8997,7 +9049,7 @@
         <w:rPr>
           <w:vertAlign w:val="superscript"/>
         </w:rPr>
-        <w:t xml:space="preserve">21</w:t>
+        <w:t xml:space="preserve">14</w:t>
       </w:r>
       <w:r>
         <w:t xml:space="preserve"> Some sleep parameters were weakly associated with next-day physical activity, and more active individuals slept slightly less.</w:t>
@@ -9012,7 +9064,7 @@
         <w:rPr>
           <w:vertAlign w:val="superscript"/>
         </w:rPr>
-        <w:t xml:space="preserve">23</w:t>
+        <w:t xml:space="preserve">16</w:t>
       </w:r>
       <w:r>
         <w:t xml:space="preserve"> that shorter sleep was followed by more activity the next day,</w:t>
@@ -9021,7 +9073,7 @@
         <w:rPr>
           <w:vertAlign w:val="superscript"/>
         </w:rPr>
-        <w:t xml:space="preserve">23,24</w:t>
+        <w:t xml:space="preserve">16,17</w:t>
       </w:r>
       <w:r>
         <w:t xml:space="preserve"> and that earlier-than-usual sleep onset was followed by more moderate-to-vigorous activity.</w:t>
@@ -9030,7 +9082,7 @@
         <w:rPr>
           <w:vertAlign w:val="superscript"/>
         </w:rPr>
-        <w:t xml:space="preserve">24</w:t>
+        <w:t xml:space="preserve">17</w:t>
       </w:r>
       <w:r>
         <w:t xml:space="preserve"> Our finding that earlier sleep onset preceded more physical activity is consistent with these studies, although the association was small in our data.</w:t>
@@ -9051,7 +9103,7 @@
         <w:rPr>
           <w:vertAlign w:val="superscript"/>
         </w:rPr>
-        <w:t xml:space="preserve">45</w:t>
+        <w:t xml:space="preserve">25</w:t>
       </w:r>
       <w:r>
         <w:t xml:space="preserve"> so our estimates partly reflect stable differences between people.</w:t>
@@ -9080,7 +9132,7 @@
         <w:rPr>
           <w:vertAlign w:val="superscript"/>
         </w:rPr>
-        <w:t xml:space="preserve">12</w:t>
+        <w:t xml:space="preserve">6</w:t>
       </w:r>
       <w:r>
         <w:t xml:space="preserve"> or that both reflect shared underlying factors, such as daily routines, work or school schedules, and health priorities.</w:t>
@@ -9095,7 +9147,7 @@
         <w:rPr>
           <w:vertAlign w:val="superscript"/>
         </w:rPr>
-        <w:t xml:space="preserve">25</w:t>
+        <w:t xml:space="preserve">18</w:t>
       </w:r>
       <w:r>
         <w:t xml:space="preserve"> Sleep regularity is a stronger predictor of mortality than sleep duration,</w:t>
@@ -9104,7 +9156,7 @@
         <w:rPr>
           <w:vertAlign w:val="superscript"/>
         </w:rPr>
-        <w:t xml:space="preserve">46</w:t>
+        <w:t xml:space="preserve">26</w:t>
       </w:r>
       <w:r>
         <w:t xml:space="preserve"> and irregular sleepers remain at higher risk of cardiovascular events and depression even when they meet sleep duration recommendations,</w:t>
@@ -9113,7 +9165,7 @@
         <w:rPr>
           <w:vertAlign w:val="superscript"/>
         </w:rPr>
-        <w:t xml:space="preserve">47,48</w:t>
+        <w:t xml:space="preserve">2,27</w:t>
       </w:r>
       <w:r>
         <w:t xml:space="preserve"> so the finding that physical activity is associated with sleep regularity may be particularly important.</w:t>
@@ -9130,7 +9182,7 @@
         <w:rPr>
           <w:vertAlign w:val="superscript"/>
         </w:rPr>
-        <w:t xml:space="preserve">23</w:t>
+        <w:t xml:space="preserve">16</w:t>
       </w:r>
       <w:r>
         <w:t xml:space="preserve"> Other associations changed more markedly with age: those of physical activity intensity with sleep regularity, and of sleep with next-day physical activity, weakened with age and were small or negligible in older adults, consistent with evidence that the interplay between sleep and activity differs in very old adults.</w:t>
@@ -9139,7 +9191,7 @@
         <w:rPr>
           <w:vertAlign w:val="superscript"/>
         </w:rPr>
-        <w:t xml:space="preserve">45</w:t>
+        <w:t xml:space="preserve">25</w:t>
       </w:r>
       <w:r>
         <w:t xml:space="preserve"> That our strongest association varied little with age suggests that the clearer evidence from meta-analyses in adults than in children and adolescents</w:t>
@@ -9148,7 +9200,7 @@
         <w:rPr>
           <w:vertAlign w:val="superscript"/>
         </w:rPr>
-        <w:t xml:space="preserve">12,13,17,18</w:t>
+        <w:t xml:space="preserve">6,7,10,11</w:t>
       </w:r>
       <w:r>
         <w:t xml:space="preserve"> </w:t>
@@ -9186,28 +9238,16 @@
         <w:rPr>
           <w:vertAlign w:val="superscript"/>
         </w:rPr>
-        <w:t xml:space="preserve">49</w:t>
-      </w:r>
-      <w:r>
-        <w:t xml:space="preserve"> To maximise the data available, we included participants with four or more days of valid wear time, although some recommend at least seven nights to estimate sleep regularity</w:t>
+        <w:t xml:space="preserve">28</w:t>
+      </w:r>
+      <w:r>
+        <w:t xml:space="preserve"> To maximise the data available, we included participants with four or more days of valid wear time, although some recommend at least seven nights to estimate sleep regularity;</w:t>
       </w:r>
       <w:r>
         <w:rPr>
           <w:vertAlign w:val="superscript"/>
         </w:rPr>
-        <w:t xml:space="preserve">50</w:t>
-      </w:r>
-      <w:r>
-        <w:t xml:space="preserve"> </w:t>
-      </w:r>
-      <w:r>
-        <w:t xml:space="preserve">and reliable estimates of night-to-night variability in sleep may require more than a month of data;</w:t>
-      </w:r>
-      <w:r>
-        <w:rPr>
-          <w:vertAlign w:val="superscript"/>
-        </w:rPr>
-        <w:t xml:space="preserve">51</w:t>
+        <w:t xml:space="preserve">29</w:t>
       </w:r>
       <w:r>
         <w:t xml:space="preserve"> restricting the sample to participants with at least seven valid days gave a similar association between physical activity volume and sleep regularity (</w:t>
@@ -9239,7 +9279,7 @@
         <w:rPr>
           <w:vertAlign w:val="superscript"/>
         </w:rPr>
-        <w:t xml:space="preserve">8</w:t>
+        <w:t xml:space="preserve">4</w:t>
       </w:r>
     </w:p>
     <w:p>
@@ -9265,7 +9305,7 @@
         <w:rPr>
           <w:vertAlign w:val="superscript"/>
         </w:rPr>
-        <w:t xml:space="preserve">52</w:t>
+        <w:t xml:space="preserve">30</w:t>
       </w:r>
       <w:r>
         <w:t xml:space="preserve"> Given the well-established links between sleep and overall health,</w:t>
@@ -9274,7 +9314,7 @@
         <w:rPr>
           <w:vertAlign w:val="superscript"/>
         </w:rPr>
-        <w:t xml:space="preserve">3,4</w:t>
+        <w:t xml:space="preserve">1</w:t>
       </w:r>
       <w:r>
         <w:t xml:space="preserve"> incorporating physical activity into public health messaging may have downstream benefits for population health.</w:t>
@@ -9298,23 +9338,131 @@
         <w:t xml:space="preserve">Future research should test whether physical activity interventions improve sleep regularity, whether more regular sleep in turn supports physical activity, and whether either brings health benefits beyond sleep itself.</w:t>
       </w:r>
     </w:p>
-    <w:p>
-      <w:r>
-        <w:br w:type="page"/>
-      </w:r>
-    </w:p>
-    <w:bookmarkEnd w:id="45"/>
-    <w:bookmarkStart w:id="151" w:name="references"/>
+    <w:bookmarkEnd w:id="50"/>
+    <w:bookmarkStart w:id="51" w:name="contributors"/>
     <w:p>
       <w:pPr>
         <w:pStyle w:val="Heading1"/>
       </w:pPr>
       <w:r>
+        <w:t xml:space="preserve">Contributors</w:t>
+      </w:r>
+    </w:p>
+    <w:p>
+      <w:pPr>
+        <w:pStyle w:val="FirstParagraph"/>
+      </w:pPr>
+      <w:r>
+        <w:t xml:space="preserve">CL, TH, TS, BdPC, PP, and MN conceived and designed the study. TH managed the data acquisition. TS managed the data harmonisation and developed the accelerometer processing pipeline. JC, TS, and MN conducted the statistical analyses. TH, TS, JC, and MN had direct access to and verified the underlying data. TH, TS, BdPC, MN, PP, JC, and CL drafted the manuscript. All authors contributed to the interpretation of results and critically revised the manuscript for important intellectual content. All authors approved the final version of the manuscript and agree to be accountable for all aspects of the work.</w:t>
+      </w:r>
+    </w:p>
+    <w:bookmarkEnd w:id="51"/>
+    <w:bookmarkStart w:id="52" w:name="declaration-of-interests"/>
+    <w:p>
+      <w:pPr>
+        <w:pStyle w:val="Heading1"/>
+      </w:pPr>
+      <w:r>
+        <w:t xml:space="preserve">Declaration of interests</w:t>
+      </w:r>
+    </w:p>
+    <w:p>
+      <w:pPr>
+        <w:pStyle w:val="FirstParagraph"/>
+      </w:pPr>
+      <w:r>
+        <w:t xml:space="preserve">We declare no competing interests</w:t>
+      </w:r>
+    </w:p>
+    <w:bookmarkEnd w:id="52"/>
+    <w:bookmarkStart w:id="53" w:name="data-sharing"/>
+    <w:p>
+      <w:pPr>
+        <w:pStyle w:val="Heading1"/>
+      </w:pPr>
+      <w:r>
+        <w:t xml:space="preserve">Data sharing</w:t>
+      </w:r>
+    </w:p>
+    <w:p>
+      <w:pPr>
+        <w:pStyle w:val="FirstParagraph"/>
+      </w:pPr>
+      <w:r>
+        <w:t xml:space="preserve">Individual participant data remains the property of the original study investigators, and we cannot share it without their permission.</w:t>
+      </w:r>
+      <w:r>
+        <w:t xml:space="preserve"> </w:t>
+      </w:r>
+      <w:r>
+        <w:t xml:space="preserve">Reasonable requests for access to the pooled dataset will be considered by the corresponding author, and we will seek permission from the original investigators.</w:t>
+      </w:r>
+      <w:r>
+        <w:t xml:space="preserve"> </w:t>
+      </w:r>
+      <w:r>
+        <w:t xml:space="preserve">Related documents, including the study protocol and analysis plan, are publicly available (https://osf.io/ahd96, https://github.com/Motivation-and-Behaviour/sleepIPD_analysis).</w:t>
+      </w:r>
+    </w:p>
+    <w:bookmarkEnd w:id="53"/>
+    <w:bookmarkStart w:id="54" w:name="acknowledgments"/>
+    <w:p>
+      <w:pPr>
+        <w:pStyle w:val="Heading1"/>
+      </w:pPr>
+      <w:r>
+        <w:t xml:space="preserve">Acknowledgments</w:t>
+      </w:r>
+    </w:p>
+    <w:p>
+      <w:pPr>
+        <w:pStyle w:val="FirstParagraph"/>
+      </w:pPr>
+      <w:r>
+        <w:t xml:space="preserve">The authors acknowledge the funders of the original studies, and the participants who contributed their data.</w:t>
+      </w:r>
+    </w:p>
+    <w:bookmarkEnd w:id="54"/>
+    <w:bookmarkStart w:id="55" w:name="ai-declaration"/>
+    <w:p>
+      <w:pPr>
+        <w:pStyle w:val="Heading1"/>
+      </w:pPr>
+      <w:r>
+        <w:t xml:space="preserve">AI declaration</w:t>
+      </w:r>
+    </w:p>
+    <w:p>
+      <w:pPr>
+        <w:pStyle w:val="FirstParagraph"/>
+      </w:pPr>
+      <w:r>
+        <w:t xml:space="preserve">We used AI tools, primarily Claude Opus 5.5, to assist with code review and editing of the analysis code.</w:t>
+      </w:r>
+      <w:r>
+        <w:t xml:space="preserve"> </w:t>
+      </w:r>
+      <w:r>
+        <w:t xml:space="preserve">The authors had full oversight of the analysis and code, and all decisions were made by the authors.</w:t>
+      </w:r>
+    </w:p>
+    <w:bookmarkEnd w:id="55"/>
+    <w:p>
+      <w:r>
+        <w:br w:type="page"/>
+      </w:r>
+    </w:p>
+    <w:bookmarkStart w:id="117" w:name="references"/>
+    <w:p>
+      <w:pPr>
+        <w:pStyle w:val="Heading1"/>
+      </w:pPr>
+      <w:r>
         <w:t xml:space="preserve">References</w:t>
       </w:r>
     </w:p>
-    <w:bookmarkStart w:id="150" w:name="refs"/>
-    <w:bookmarkStart w:id="47" w:name="ref-luysterSleepHealthImperative2012"/>
+    <w:bookmarkStart w:id="116" w:name="refs"/>
+    <w:bookmarkStart w:id="57" w:name="ref-huangSleepPhysicalActivity2022"/>
     <w:p>
       <w:pPr>
         <w:pStyle w:val="Bibliography"/>
@@ -9329,29 +9477,17 @@
         <w:t xml:space="preserve">	</w:t>
       </w:r>
       <w:r>
-        <w:t xml:space="preserve">Luyster FS, Strollo PJ, Zee PC, Walsh JK.</w:t>
-      </w:r>
-      <w:r>
-        <w:t xml:space="preserve"> </w:t>
-      </w:r>
-      <w:hyperlink r:id="rId46">
-        <w:r>
-          <w:rPr>
-            <w:rStyle w:val="Hyperlink"/>
-          </w:rPr>
-          <w:t xml:space="preserve">Sleep:</w:t>
-        </w:r>
-        <w:r>
-          <w:rPr>
-            <w:rStyle w:val="Hyperlink"/>
-          </w:rPr>
-          <w:t xml:space="preserve"> </w:t>
-        </w:r>
-        <w:r>
-          <w:rPr>
-            <w:rStyle w:val="Hyperlink"/>
-          </w:rPr>
-          <w:t xml:space="preserve">A Health Imperative</w:t>
+        <w:t xml:space="preserve">Huang B-H, Duncan MJ, Cistulli PA, Nassar N, Hamer M, Stamatakis E.</w:t>
+      </w:r>
+      <w:r>
+        <w:t xml:space="preserve"> </w:t>
+      </w:r>
+      <w:hyperlink r:id="rId56">
+        <w:r>
+          <w:rPr>
+            <w:rStyle w:val="Hyperlink"/>
+          </w:rPr>
+          <w:t xml:space="preserve">Sleep and physical activity in relation to all-cause, cardiovascular disease and cancer mortality risk</w:t>
         </w:r>
       </w:hyperlink>
       <w:r>
@@ -9365,13 +9501,13 @@
           <w:i/>
           <w:iCs/>
         </w:rPr>
-        <w:t xml:space="preserve">Sleep</w:t>
-      </w:r>
-      <w:r>
-        <w:t xml:space="preserve"> </w:t>
-      </w:r>
-      <w:r>
-        <w:t xml:space="preserve">2012;</w:t>
+        <w:t xml:space="preserve">Br J Sports Med</w:t>
+      </w:r>
+      <w:r>
+        <w:t xml:space="preserve"> </w:t>
+      </w:r>
+      <w:r>
+        <w:t xml:space="preserve">2022;</w:t>
       </w:r>
       <w:r>
         <w:t xml:space="preserve"> </w:t>
@@ -9381,14 +9517,14 @@
           <w:b/>
           <w:bCs/>
         </w:rPr>
-        <w:t xml:space="preserve">35</w:t>
-      </w:r>
-      <w:r>
-        <w:t xml:space="preserve">: 727–34.</w:t>
+        <w:t xml:space="preserve">56</w:t>
+      </w:r>
+      <w:r>
+        <w:t xml:space="preserve">: 718–24.</w:t>
       </w:r>
     </w:p>
-    <w:bookmarkEnd w:id="47"/>
-    <w:bookmarkStart w:id="49" w:name="ref-ramarSleepEssentialHealth2021"/>
+    <w:bookmarkEnd w:id="57"/>
+    <w:bookmarkStart w:id="59" w:name="ref-liRegularSleepPatterns2025"/>
     <w:p>
       <w:pPr>
         <w:pStyle w:val="Bibliography"/>
@@ -9403,7 +9539,7 @@
         <w:t xml:space="preserve">	</w:t>
       </w:r>
       <w:r>
-        <w:t xml:space="preserve">Ramar K, Malhotra RK, Carden KA,</w:t>
+        <w:t xml:space="preserve">Li D-R, Li Z-X, Li M-H,</w:t>
       </w:r>
       <w:r>
         <w:t xml:space="preserve"> </w:t>
@@ -9418,60 +9554,12 @@
       <w:r>
         <w:t xml:space="preserve"> </w:t>
       </w:r>
-      <w:hyperlink r:id="rId48">
-        <w:r>
-          <w:rPr>
-            <w:rStyle w:val="Hyperlink"/>
-          </w:rPr>
-          <w:t xml:space="preserve">Sleep is essential to health: An</w:t>
-        </w:r>
-        <w:r>
-          <w:rPr>
-            <w:rStyle w:val="Hyperlink"/>
-          </w:rPr>
-          <w:t xml:space="preserve"> </w:t>
-        </w:r>
-        <w:r>
-          <w:rPr>
-            <w:rStyle w:val="Hyperlink"/>
-          </w:rPr>
-          <w:t xml:space="preserve">American Academy</w:t>
-        </w:r>
-        <w:r>
-          <w:rPr>
-            <w:rStyle w:val="Hyperlink"/>
-          </w:rPr>
-          <w:t xml:space="preserve"> </w:t>
-        </w:r>
-        <w:r>
-          <w:rPr>
-            <w:rStyle w:val="Hyperlink"/>
-          </w:rPr>
-          <w:t xml:space="preserve">of</w:t>
-        </w:r>
-        <w:r>
-          <w:rPr>
-            <w:rStyle w:val="Hyperlink"/>
-          </w:rPr>
-          <w:t xml:space="preserve"> </w:t>
-        </w:r>
-        <w:r>
-          <w:rPr>
-            <w:rStyle w:val="Hyperlink"/>
-          </w:rPr>
-          <w:t xml:space="preserve">Sleep Medicine</w:t>
-        </w:r>
-        <w:r>
-          <w:rPr>
-            <w:rStyle w:val="Hyperlink"/>
-          </w:rPr>
-          <w:t xml:space="preserve"> </w:t>
-        </w:r>
-        <w:r>
-          <w:rPr>
-            <w:rStyle w:val="Hyperlink"/>
-          </w:rPr>
-          <w:t xml:space="preserve">position statement</w:t>
+      <w:hyperlink r:id="rId58">
+        <w:r>
+          <w:rPr>
+            <w:rStyle w:val="Hyperlink"/>
+          </w:rPr>
+          <w:t xml:space="preserve">Regular sleep patterns, not just duration, critical for mental health: Association of accelerometer-derived sleep regularity with incident depression and anxiety</w:t>
         </w:r>
       </w:hyperlink>
       <w:r>
@@ -9485,13 +9573,13 @@
           <w:i/>
           <w:iCs/>
         </w:rPr>
-        <w:t xml:space="preserve">J Clin Sleep Med</w:t>
-      </w:r>
-      <w:r>
-        <w:t xml:space="preserve"> </w:t>
-      </w:r>
-      <w:r>
-        <w:t xml:space="preserve">2021;</w:t>
+        <w:t xml:space="preserve">Psychol Med</w:t>
+      </w:r>
+      <w:r>
+        <w:t xml:space="preserve"> </w:t>
+      </w:r>
+      <w:r>
+        <w:t xml:space="preserve">2025;</w:t>
       </w:r>
       <w:r>
         <w:t xml:space="preserve"> </w:t>
@@ -9501,14 +9589,14 @@
           <w:b/>
           <w:bCs/>
         </w:rPr>
-        <w:t xml:space="preserve">17</w:t>
-      </w:r>
-      <w:r>
-        <w:t xml:space="preserve">: 2115–9.</w:t>
+        <w:t xml:space="preserve">55</w:t>
+      </w:r>
+      <w:r>
+        <w:t xml:space="preserve">: e239.</w:t>
       </w:r>
     </w:p>
-    <w:bookmarkEnd w:id="49"/>
-    <w:bookmarkStart w:id="51" w:name="ref-huangSleepPhysicalActivity2022"/>
+    <w:bookmarkEnd w:id="59"/>
+    <w:bookmarkStart w:id="61" w:name="ref-gariepyHowAreAdolescents2020"/>
     <w:p>
       <w:pPr>
         <w:pStyle w:val="Bibliography"/>
@@ -9523,21 +9611,7 @@
         <w:t xml:space="preserve">	</w:t>
       </w:r>
       <w:r>
-        <w:t xml:space="preserve">Huang B-H, Duncan MJ, Cistulli PA, Nassar N, Hamer M, Stamatakis E.</w:t>
-      </w:r>
-      <w:r>
-        <w:t xml:space="preserve"> </w:t>
-      </w:r>
-      <w:hyperlink r:id="rId50">
-        <w:r>
-          <w:rPr>
-            <w:rStyle w:val="Hyperlink"/>
-          </w:rPr>
-          <w:t xml:space="preserve">Sleep and physical activity in relation to all-cause, cardiovascular disease and cancer mortality risk</w:t>
-        </w:r>
-      </w:hyperlink>
-      <w:r>
-        <w:t xml:space="preserve">.</w:t>
+        <w:t xml:space="preserve">Gariepy G, Danna S, Gobiņa I,</w:t>
       </w:r>
       <w:r>
         <w:t xml:space="preserve"> </w:t>
@@ -9547,13 +9621,139 @@
           <w:i/>
           <w:iCs/>
         </w:rPr>
-        <w:t xml:space="preserve">Br J Sports Med</w:t>
-      </w:r>
-      <w:r>
-        <w:t xml:space="preserve"> </w:t>
-      </w:r>
-      <w:r>
-        <w:t xml:space="preserve">2022;</w:t>
+        <w:t xml:space="preserve">et al.</w:t>
+      </w:r>
+      <w:r>
+        <w:t xml:space="preserve"> </w:t>
+      </w:r>
+      <w:hyperlink r:id="rId60">
+        <w:r>
+          <w:rPr>
+            <w:rStyle w:val="Hyperlink"/>
+          </w:rPr>
+          <w:t xml:space="preserve">How</w:t>
+        </w:r>
+        <w:r>
+          <w:rPr>
+            <w:rStyle w:val="Hyperlink"/>
+          </w:rPr>
+          <w:t xml:space="preserve"> </w:t>
+        </w:r>
+        <w:r>
+          <w:rPr>
+            <w:rStyle w:val="Hyperlink"/>
+          </w:rPr>
+          <w:t xml:space="preserve">Are Adolescents Sleeping</w:t>
+        </w:r>
+        <w:r>
+          <w:rPr>
+            <w:rStyle w:val="Hyperlink"/>
+          </w:rPr>
+          <w:t xml:space="preserve">?</w:t>
+        </w:r>
+        <w:r>
+          <w:rPr>
+            <w:rStyle w:val="Hyperlink"/>
+          </w:rPr>
+          <w:t xml:space="preserve"> </w:t>
+        </w:r>
+        <w:r>
+          <w:rPr>
+            <w:rStyle w:val="Hyperlink"/>
+          </w:rPr>
+          <w:t xml:space="preserve">Adolescent Sleep Patterns</w:t>
+        </w:r>
+        <w:r>
+          <w:rPr>
+            <w:rStyle w:val="Hyperlink"/>
+          </w:rPr>
+          <w:t xml:space="preserve"> </w:t>
+        </w:r>
+        <w:r>
+          <w:rPr>
+            <w:rStyle w:val="Hyperlink"/>
+          </w:rPr>
+          <w:t xml:space="preserve">and</w:t>
+        </w:r>
+        <w:r>
+          <w:rPr>
+            <w:rStyle w:val="Hyperlink"/>
+          </w:rPr>
+          <w:t xml:space="preserve"> </w:t>
+        </w:r>
+        <w:r>
+          <w:rPr>
+            <w:rStyle w:val="Hyperlink"/>
+          </w:rPr>
+          <w:t xml:space="preserve">Sociodemographic Differences</w:t>
+        </w:r>
+        <w:r>
+          <w:rPr>
+            <w:rStyle w:val="Hyperlink"/>
+          </w:rPr>
+          <w:t xml:space="preserve"> </w:t>
+        </w:r>
+        <w:r>
+          <w:rPr>
+            <w:rStyle w:val="Hyperlink"/>
+          </w:rPr>
+          <w:t xml:space="preserve">in 24</w:t>
+        </w:r>
+        <w:r>
+          <w:rPr>
+            <w:rStyle w:val="Hyperlink"/>
+          </w:rPr>
+          <w:t xml:space="preserve"> </w:t>
+        </w:r>
+        <w:r>
+          <w:rPr>
+            <w:rStyle w:val="Hyperlink"/>
+          </w:rPr>
+          <w:t xml:space="preserve">European</w:t>
+        </w:r>
+        <w:r>
+          <w:rPr>
+            <w:rStyle w:val="Hyperlink"/>
+          </w:rPr>
+          <w:t xml:space="preserve"> </w:t>
+        </w:r>
+        <w:r>
+          <w:rPr>
+            <w:rStyle w:val="Hyperlink"/>
+          </w:rPr>
+          <w:t xml:space="preserve">and</w:t>
+        </w:r>
+        <w:r>
+          <w:rPr>
+            <w:rStyle w:val="Hyperlink"/>
+          </w:rPr>
+          <w:t xml:space="preserve"> </w:t>
+        </w:r>
+        <w:r>
+          <w:rPr>
+            <w:rStyle w:val="Hyperlink"/>
+          </w:rPr>
+          <w:t xml:space="preserve">North American Countries</w:t>
+        </w:r>
+      </w:hyperlink>
+      <w:r>
+        <w:t xml:space="preserve">.</w:t>
+      </w:r>
+      <w:r>
+        <w:t xml:space="preserve"> </w:t>
+      </w:r>
+      <w:r>
+        <w:rPr>
+          <w:i/>
+          <w:iCs/>
+        </w:rPr>
+        <w:t xml:space="preserve">J Adolesc Health</w:t>
+      </w:r>
+      <w:r>
+        <w:t xml:space="preserve"> </w:t>
+      </w:r>
+      <w:r>
+        <w:t xml:space="preserve">2020;</w:t>
       </w:r>
       <w:r>
         <w:t xml:space="preserve"> </w:t>
@@ -9563,14 +9763,14 @@
           <w:b/>
           <w:bCs/>
         </w:rPr>
-        <w:t xml:space="preserve">56</w:t>
-      </w:r>
-      <w:r>
-        <w:t xml:space="preserve">: 718–24.</w:t>
+        <w:t xml:space="preserve">66</w:t>
+      </w:r>
+      <w:r>
+        <w:t xml:space="preserve">: S81–8.</w:t>
       </w:r>
     </w:p>
-    <w:bookmarkEnd w:id="51"/>
-    <w:bookmarkStart w:id="53" w:name="ref-kwokSelfReportedSleep2018"/>
+    <w:bookmarkEnd w:id="61"/>
+    <w:bookmarkStart w:id="63" w:name="ref-ngShortSleepDuration2026"/>
     <w:p>
       <w:pPr>
         <w:pStyle w:val="Bibliography"/>
@@ -9585,23 +9785,13 @@
         <w:t xml:space="preserve">	</w:t>
       </w:r>
       <w:r>
-        <w:t xml:space="preserve">Kwok CS, Kontopantelis E, Kuligowski G,</w:t>
-      </w:r>
-      <w:r>
-        <w:t xml:space="preserve"> </w:t>
-      </w:r>
-      <w:r>
-        <w:rPr>
-          <w:i/>
-          <w:iCs/>
-        </w:rPr>
-        <w:t xml:space="preserve">et al.</w:t>
-      </w:r>
-      <w:r>
-        <w:t xml:space="preserve"> Self-</w:t>
-      </w:r>
-      <w:r>
-        <w:t xml:space="preserve">Reported Sleep Duration</w:t>
+        <w:t xml:space="preserve">Ng AE, Black LI, Adjaye-Gbewonyo D. Short</w:t>
+      </w:r>
+      <w:r>
+        <w:t xml:space="preserve"> </w:t>
+      </w:r>
+      <w:r>
+        <w:t xml:space="preserve">Sleep Duration</w:t>
       </w:r>
       <w:r>
         <w:t xml:space="preserve"> </w:t>
@@ -9613,31 +9803,7 @@
         <w:t xml:space="preserve"> </w:t>
       </w:r>
       <w:r>
-        <w:t xml:space="preserve">Quality</w:t>
-      </w:r>
-      <w:r>
-        <w:t xml:space="preserve"> </w:t>
-      </w:r>
-      <w:r>
-        <w:t xml:space="preserve">and</w:t>
-      </w:r>
-      <w:r>
-        <w:t xml:space="preserve"> </w:t>
-      </w:r>
-      <w:r>
-        <w:t xml:space="preserve">Cardiovascular Disease</w:t>
-      </w:r>
-      <w:r>
-        <w:t xml:space="preserve"> </w:t>
-      </w:r>
-      <w:r>
-        <w:t xml:space="preserve">and</w:t>
-      </w:r>
-      <w:r>
-        <w:t xml:space="preserve"> </w:t>
-      </w:r>
-      <w:r>
-        <w:t xml:space="preserve">Mortality</w:t>
+        <w:t xml:space="preserve">Sleep Difficulties Among Adults</w:t>
       </w:r>
       <w:r>
         <w:t xml:space="preserve">:</w:t>
@@ -9646,66 +9812,25 @@
         <w:t xml:space="preserve"> </w:t>
       </w:r>
       <w:r>
-        <w:t xml:space="preserve">A Dose</w:t>
-      </w:r>
-      <w:r>
-        <w:t xml:space="preserve">-</w:t>
-      </w:r>
-      <w:r>
-        <w:t xml:space="preserve">Response Meta</w:t>
-      </w:r>
-      <w:r>
-        <w:t xml:space="preserve">-</w:t>
-      </w:r>
-      <w:r>
-        <w:t xml:space="preserve">Analysis</w:t>
-      </w:r>
+        <w:t xml:space="preserve">United States</w:t>
+      </w:r>
+      <w:r>
+        <w:t xml:space="preserve">, 2024. National Center for Health Statistics (U.S.), 2026 DOI:</w:t>
+      </w:r>
+      <w:hyperlink r:id="rId62">
+        <w:r>
+          <w:rPr>
+            <w:rStyle w:val="Hyperlink"/>
+          </w:rPr>
+          <w:t xml:space="preserve">10.15620/cdc/252438</w:t>
+        </w:r>
+      </w:hyperlink>
       <w:r>
         <w:t xml:space="preserve">.</w:t>
       </w:r>
-      <w:r>
-        <w:t xml:space="preserve"> </w:t>
-      </w:r>
-      <w:r>
-        <w:rPr>
-          <w:i/>
-          <w:iCs/>
-        </w:rPr>
-        <w:t xml:space="preserve">J Am Heart Assoc</w:t>
-      </w:r>
-      <w:r>
-        <w:t xml:space="preserve"> </w:t>
-      </w:r>
-      <w:r>
-        <w:t xml:space="preserve">2018;</w:t>
-      </w:r>
-      <w:r>
-        <w:t xml:space="preserve"> </w:t>
-      </w:r>
-      <w:r>
-        <w:rPr>
-          <w:b/>
-          <w:bCs/>
-        </w:rPr>
-        <w:t xml:space="preserve">7</w:t>
-      </w:r>
-      <w:r>
-        <w:t xml:space="preserve">. DOI:</w:t>
-      </w:r>
-      <w:hyperlink r:id="rId52">
-        <w:r>
-          <w:rPr>
-            <w:rStyle w:val="Hyperlink"/>
-          </w:rPr>
-          <w:t xml:space="preserve">10.1161/jaha.118.008552</w:t>
-        </w:r>
-      </w:hyperlink>
-      <w:r>
-        <w:t xml:space="preserve">.</w:t>
-      </w:r>
     </w:p>
-    <w:bookmarkEnd w:id="53"/>
-    <w:bookmarkStart w:id="55" w:name="ref-maSleepDurationTotal2016"/>
+    <w:bookmarkEnd w:id="63"/>
+    <w:bookmarkStart w:id="65" w:name="ref-limNeedPromoteSleep2023"/>
     <w:p>
       <w:pPr>
         <w:pStyle w:val="Bibliography"/>
@@ -9720,21 +9845,7 @@
         <w:t xml:space="preserve">	</w:t>
       </w:r>
       <w:r>
-        <w:t xml:space="preserve">Ma Q-Q, Yao Q, Lin L, Chen G-C, Yu J-B.</w:t>
-      </w:r>
-      <w:r>
-        <w:t xml:space="preserve"> </w:t>
-      </w:r>
-      <w:hyperlink r:id="rId54">
-        <w:r>
-          <w:rPr>
-            <w:rStyle w:val="Hyperlink"/>
-          </w:rPr>
-          <w:t xml:space="preserve">Sleep duration and total cancer mortality: A meta-analysis of prospective studies</w:t>
-        </w:r>
-      </w:hyperlink>
-      <w:r>
-        <w:t xml:space="preserve">.</w:t>
+        <w:t xml:space="preserve">Lim DC, Najafi A, Afifi L,</w:t>
       </w:r>
       <w:r>
         <w:t xml:space="preserve"> </w:t>
@@ -9744,13 +9855,37 @@
           <w:i/>
           <w:iCs/>
         </w:rPr>
-        <w:t xml:space="preserve">Sleep Med</w:t>
-      </w:r>
-      <w:r>
-        <w:t xml:space="preserve"> </w:t>
-      </w:r>
-      <w:r>
-        <w:t xml:space="preserve">2016;</w:t>
+        <w:t xml:space="preserve">et al.</w:t>
+      </w:r>
+      <w:r>
+        <w:t xml:space="preserve"> </w:t>
+      </w:r>
+      <w:hyperlink r:id="rId64">
+        <w:r>
+          <w:rPr>
+            <w:rStyle w:val="Hyperlink"/>
+          </w:rPr>
+          <w:t xml:space="preserve">The need to promote sleep health in public health agendas across the globe</w:t>
+        </w:r>
+      </w:hyperlink>
+      <w:r>
+        <w:t xml:space="preserve">.</w:t>
+      </w:r>
+      <w:r>
+        <w:t xml:space="preserve"> </w:t>
+      </w:r>
+      <w:r>
+        <w:rPr>
+          <w:i/>
+          <w:iCs/>
+        </w:rPr>
+        <w:t xml:space="preserve">Lancet Public Health</w:t>
+      </w:r>
+      <w:r>
+        <w:t xml:space="preserve"> </w:t>
+      </w:r>
+      <w:r>
+        <w:t xml:space="preserve">2023;</w:t>
       </w:r>
       <w:r>
         <w:t xml:space="preserve"> </w:t>
@@ -9760,14 +9895,14 @@
           <w:b/>
           <w:bCs/>
         </w:rPr>
-        <w:t xml:space="preserve">27–28</w:t>
-      </w:r>
-      <w:r>
-        <w:t xml:space="preserve">: 39–44.</w:t>
+        <w:t xml:space="preserve">8</w:t>
+      </w:r>
+      <w:r>
+        <w:t xml:space="preserve">: e820–6.</w:t>
       </w:r>
     </w:p>
-    <w:bookmarkEnd w:id="55"/>
-    <w:bookmarkStart w:id="57" w:name="X346925cdfc2f52c89d96d4a14a2ac1b330702a3"/>
+    <w:bookmarkEnd w:id="65"/>
+    <w:bookmarkStart w:id="67" w:name="ref-klinePhysicalActivitySleep2021"/>
     <w:p>
       <w:pPr>
         <w:pStyle w:val="Bibliography"/>
@@ -9782,21 +9917,7 @@
         <w:t xml:space="preserve">	</w:t>
       </w:r>
       <w:r>
-        <w:t xml:space="preserve">Wakefield JRH, Bowe M, Kellezi B, Butcher A, Groeger JA.</w:t>
-      </w:r>
-      <w:r>
-        <w:t xml:space="preserve"> </w:t>
-      </w:r>
-      <w:hyperlink r:id="rId56">
-        <w:r>
-          <w:rPr>
-            <w:rStyle w:val="Hyperlink"/>
-          </w:rPr>
-          <w:t xml:space="preserve">Longitudinal associations between family identification, loneliness, depression, and sleep quality</w:t>
-        </w:r>
-      </w:hyperlink>
-      <w:r>
-        <w:t xml:space="preserve">.</w:t>
+        <w:t xml:space="preserve">Kline CE, Hillman CH, Bloodgood Sheppard B,</w:t>
       </w:r>
       <w:r>
         <w:t xml:space="preserve"> </w:t>
@@ -9806,13 +9927,85 @@
           <w:i/>
           <w:iCs/>
         </w:rPr>
-        <w:t xml:space="preserve">Br J Health Psychol</w:t>
-      </w:r>
-      <w:r>
-        <w:t xml:space="preserve"> </w:t>
-      </w:r>
-      <w:r>
-        <w:t xml:space="preserve">2020;</w:t>
+        <w:t xml:space="preserve">et al.</w:t>
+      </w:r>
+      <w:r>
+        <w:t xml:space="preserve"> </w:t>
+      </w:r>
+      <w:hyperlink r:id="rId66">
+        <w:r>
+          <w:rPr>
+            <w:rStyle w:val="Hyperlink"/>
+          </w:rPr>
+          <w:t xml:space="preserve">Physical activity and sleep:</w:t>
+        </w:r>
+        <w:r>
+          <w:rPr>
+            <w:rStyle w:val="Hyperlink"/>
+          </w:rPr>
+          <w:t xml:space="preserve"> </w:t>
+        </w:r>
+        <w:r>
+          <w:rPr>
+            <w:rStyle w:val="Hyperlink"/>
+          </w:rPr>
+          <w:t xml:space="preserve">An</w:t>
+        </w:r>
+        <w:r>
+          <w:rPr>
+            <w:rStyle w:val="Hyperlink"/>
+          </w:rPr>
+          <w:t xml:space="preserve"> </w:t>
+        </w:r>
+        <w:r>
+          <w:rPr>
+            <w:rStyle w:val="Hyperlink"/>
+          </w:rPr>
+          <w:t xml:space="preserve">updated umbrella review of the 2018</w:t>
+        </w:r>
+        <w:r>
+          <w:rPr>
+            <w:rStyle w:val="Hyperlink"/>
+          </w:rPr>
+          <w:t xml:space="preserve"> </w:t>
+        </w:r>
+        <w:r>
+          <w:rPr>
+            <w:rStyle w:val="Hyperlink"/>
+          </w:rPr>
+          <w:t xml:space="preserve">Physical Activity Guidelines Advisory Committee</w:t>
+        </w:r>
+        <w:r>
+          <w:rPr>
+            <w:rStyle w:val="Hyperlink"/>
+          </w:rPr>
+          <w:t xml:space="preserve"> </w:t>
+        </w:r>
+        <w:r>
+          <w:rPr>
+            <w:rStyle w:val="Hyperlink"/>
+          </w:rPr>
+          <w:t xml:space="preserve">report</w:t>
+        </w:r>
+      </w:hyperlink>
+      <w:r>
+        <w:t xml:space="preserve">.</w:t>
+      </w:r>
+      <w:r>
+        <w:t xml:space="preserve"> </w:t>
+      </w:r>
+      <w:r>
+        <w:rPr>
+          <w:i/>
+          <w:iCs/>
+        </w:rPr>
+        <w:t xml:space="preserve">Sleep Med Rev</w:t>
+      </w:r>
+      <w:r>
+        <w:t xml:space="preserve"> </w:t>
+      </w:r>
+      <w:r>
+        <w:t xml:space="preserve">2021;</w:t>
       </w:r>
       <w:r>
         <w:t xml:space="preserve"> </w:t>
@@ -9822,14 +10015,14 @@
           <w:b/>
           <w:bCs/>
         </w:rPr>
-        <w:t xml:space="preserve">25</w:t>
-      </w:r>
-      <w:r>
-        <w:t xml:space="preserve">: 1–16.</w:t>
+        <w:t xml:space="preserve">58</w:t>
+      </w:r>
+      <w:r>
+        <w:t xml:space="preserve">: 101489.</w:t>
       </w:r>
     </w:p>
-    <w:bookmarkEnd w:id="57"/>
-    <w:bookmarkStart w:id="59" w:name="ref-gariepyHowAreAdolescents2020"/>
+    <w:bookmarkEnd w:id="67"/>
+    <w:bookmarkStart w:id="69" w:name="ref-kredlowEffectsPhysicalActivity2015"/>
     <w:p>
       <w:pPr>
         <w:pStyle w:val="Bibliography"/>
@@ -9844,7 +10037,21 @@
         <w:t xml:space="preserve">	</w:t>
       </w:r>
       <w:r>
-        <w:t xml:space="preserve">Gariepy G, Danna S, Gobiņa I,</w:t>
+        <w:t xml:space="preserve">Kredlow MA, Capozzoli MC, Hearon BA, Calkins AW, Otto MW.</w:t>
+      </w:r>
+      <w:r>
+        <w:t xml:space="preserve"> </w:t>
+      </w:r>
+      <w:hyperlink r:id="rId68">
+        <w:r>
+          <w:rPr>
+            <w:rStyle w:val="Hyperlink"/>
+          </w:rPr>
+          <w:t xml:space="preserve">The effects of physical activity on sleep: A meta-analytic review</w:t>
+        </w:r>
+      </w:hyperlink>
+      <w:r>
+        <w:t xml:space="preserve">.</w:t>
       </w:r>
       <w:r>
         <w:t xml:space="preserve"> </w:t>
@@ -9854,139 +10061,13 @@
           <w:i/>
           <w:iCs/>
         </w:rPr>
-        <w:t xml:space="preserve">et al.</w:t>
-      </w:r>
-      <w:r>
-        <w:t xml:space="preserve"> </w:t>
-      </w:r>
-      <w:hyperlink r:id="rId58">
-        <w:r>
-          <w:rPr>
-            <w:rStyle w:val="Hyperlink"/>
-          </w:rPr>
-          <w:t xml:space="preserve">How</w:t>
-        </w:r>
-        <w:r>
-          <w:rPr>
-            <w:rStyle w:val="Hyperlink"/>
-          </w:rPr>
-          <w:t xml:space="preserve"> </w:t>
-        </w:r>
-        <w:r>
-          <w:rPr>
-            <w:rStyle w:val="Hyperlink"/>
-          </w:rPr>
-          <w:t xml:space="preserve">Are Adolescents Sleeping</w:t>
-        </w:r>
-        <w:r>
-          <w:rPr>
-            <w:rStyle w:val="Hyperlink"/>
-          </w:rPr>
-          <w:t xml:space="preserve">?</w:t>
-        </w:r>
-        <w:r>
-          <w:rPr>
-            <w:rStyle w:val="Hyperlink"/>
-          </w:rPr>
-          <w:t xml:space="preserve"> </w:t>
-        </w:r>
-        <w:r>
-          <w:rPr>
-            <w:rStyle w:val="Hyperlink"/>
-          </w:rPr>
-          <w:t xml:space="preserve">Adolescent Sleep Patterns</w:t>
-        </w:r>
-        <w:r>
-          <w:rPr>
-            <w:rStyle w:val="Hyperlink"/>
-          </w:rPr>
-          <w:t xml:space="preserve"> </w:t>
-        </w:r>
-        <w:r>
-          <w:rPr>
-            <w:rStyle w:val="Hyperlink"/>
-          </w:rPr>
-          <w:t xml:space="preserve">and</w:t>
-        </w:r>
-        <w:r>
-          <w:rPr>
-            <w:rStyle w:val="Hyperlink"/>
-          </w:rPr>
-          <w:t xml:space="preserve"> </w:t>
-        </w:r>
-        <w:r>
-          <w:rPr>
-            <w:rStyle w:val="Hyperlink"/>
-          </w:rPr>
-          <w:t xml:space="preserve">Sociodemographic Differences</w:t>
-        </w:r>
-        <w:r>
-          <w:rPr>
-            <w:rStyle w:val="Hyperlink"/>
-          </w:rPr>
-          <w:t xml:space="preserve"> </w:t>
-        </w:r>
-        <w:r>
-          <w:rPr>
-            <w:rStyle w:val="Hyperlink"/>
-          </w:rPr>
-          <w:t xml:space="preserve">in 24</w:t>
-        </w:r>
-        <w:r>
-          <w:rPr>
-            <w:rStyle w:val="Hyperlink"/>
-          </w:rPr>
-          <w:t xml:space="preserve"> </w:t>
-        </w:r>
-        <w:r>
-          <w:rPr>
-            <w:rStyle w:val="Hyperlink"/>
-          </w:rPr>
-          <w:t xml:space="preserve">European</w:t>
-        </w:r>
-        <w:r>
-          <w:rPr>
-            <w:rStyle w:val="Hyperlink"/>
-          </w:rPr>
-          <w:t xml:space="preserve"> </w:t>
-        </w:r>
-        <w:r>
-          <w:rPr>
-            <w:rStyle w:val="Hyperlink"/>
-          </w:rPr>
-          <w:t xml:space="preserve">and</w:t>
-        </w:r>
-        <w:r>
-          <w:rPr>
-            <w:rStyle w:val="Hyperlink"/>
-          </w:rPr>
-          <w:t xml:space="preserve"> </w:t>
-        </w:r>
-        <w:r>
-          <w:rPr>
-            <w:rStyle w:val="Hyperlink"/>
-          </w:rPr>
-          <w:t xml:space="preserve">North American Countries</w:t>
-        </w:r>
-      </w:hyperlink>
-      <w:r>
-        <w:t xml:space="preserve">.</w:t>
-      </w:r>
-      <w:r>
-        <w:t xml:space="preserve"> </w:t>
-      </w:r>
-      <w:r>
-        <w:rPr>
-          <w:i/>
-          <w:iCs/>
-        </w:rPr>
-        <w:t xml:space="preserve">J Adolesc Health</w:t>
-      </w:r>
-      <w:r>
-        <w:t xml:space="preserve"> </w:t>
-      </w:r>
-      <w:r>
-        <w:t xml:space="preserve">2020;</w:t>
+        <w:t xml:space="preserve">J Behav Med</w:t>
+      </w:r>
+      <w:r>
+        <w:t xml:space="preserve"> </w:t>
+      </w:r>
+      <w:r>
+        <w:t xml:space="preserve">2015;</w:t>
       </w:r>
       <w:r>
         <w:t xml:space="preserve"> </w:t>
@@ -9996,14 +10077,14 @@
           <w:b/>
           <w:bCs/>
         </w:rPr>
-        <w:t xml:space="preserve">66</w:t>
-      </w:r>
-      <w:r>
-        <w:t xml:space="preserve">: S81–8.</w:t>
+        <w:t xml:space="preserve">38</w:t>
+      </w:r>
+      <w:r>
+        <w:t xml:space="preserve">: 427–49.</w:t>
       </w:r>
     </w:p>
-    <w:bookmarkEnd w:id="59"/>
-    <w:bookmarkStart w:id="61" w:name="ref-ngShortSleepDuration2026"/>
+    <w:bookmarkEnd w:id="69"/>
+    <w:bookmarkStart w:id="71" w:name="X53f94bcc1a07604a1a559ebebf63ed17655a129"/>
     <w:p>
       <w:pPr>
         <w:pStyle w:val="Bibliography"/>
@@ -10018,52 +10099,88 @@
         <w:t xml:space="preserve">	</w:t>
       </w:r>
       <w:r>
-        <w:t xml:space="preserve">Ng AE, Black LI, Adjaye-Gbewonyo D. Short</w:t>
-      </w:r>
-      <w:r>
-        <w:t xml:space="preserve"> </w:t>
-      </w:r>
-      <w:r>
-        <w:t xml:space="preserve">Sleep Duration</w:t>
-      </w:r>
-      <w:r>
-        <w:t xml:space="preserve"> </w:t>
-      </w:r>
-      <w:r>
-        <w:t xml:space="preserve">and</w:t>
-      </w:r>
-      <w:r>
-        <w:t xml:space="preserve"> </w:t>
-      </w:r>
-      <w:r>
-        <w:t xml:space="preserve">Sleep Difficulties Among Adults</w:t>
-      </w:r>
-      <w:r>
-        <w:t xml:space="preserve">:</w:t>
-      </w:r>
-      <w:r>
-        <w:t xml:space="preserve"> </w:t>
-      </w:r>
-      <w:r>
-        <w:t xml:space="preserve">United States</w:t>
-      </w:r>
-      <w:r>
-        <w:t xml:space="preserve">, 2024. National Center for Health Statistics (U.S.), 2026 DOI:</w:t>
-      </w:r>
-      <w:hyperlink r:id="rId60">
-        <w:r>
-          <w:rPr>
-            <w:rStyle w:val="Hyperlink"/>
-          </w:rPr>
-          <w:t xml:space="preserve">10.15620/cdc/252438</w:t>
+        <w:t xml:space="preserve">Liang Z, Zhao S, Tian S,</w:t>
+      </w:r>
+      <w:r>
+        <w:t xml:space="preserve"> </w:t>
+      </w:r>
+      <w:r>
+        <w:rPr>
+          <w:i/>
+          <w:iCs/>
+        </w:rPr>
+        <w:t xml:space="preserve">et al.</w:t>
+      </w:r>
+      <w:r>
+        <w:t xml:space="preserve"> </w:t>
+      </w:r>
+      <w:hyperlink r:id="rId70">
+        <w:r>
+          <w:rPr>
+            <w:rStyle w:val="Hyperlink"/>
+          </w:rPr>
+          <w:t xml:space="preserve">Determinants and interrelations of exercise effects on sleep quality:</w:t>
+        </w:r>
+        <w:r>
+          <w:rPr>
+            <w:rStyle w:val="Hyperlink"/>
+          </w:rPr>
+          <w:t xml:space="preserve"> </w:t>
+        </w:r>
+        <w:r>
+          <w:rPr>
+            <w:rStyle w:val="Hyperlink"/>
+          </w:rPr>
+          <w:t xml:space="preserve">A</w:t>
+        </w:r>
+        <w:r>
+          <w:rPr>
+            <w:rStyle w:val="Hyperlink"/>
+          </w:rPr>
+          <w:t xml:space="preserve"> </w:t>
+        </w:r>
+        <w:r>
+          <w:rPr>
+            <w:rStyle w:val="Hyperlink"/>
+          </w:rPr>
+          <w:t xml:space="preserve">multimethod meta-analysis</w:t>
         </w:r>
       </w:hyperlink>
       <w:r>
         <w:t xml:space="preserve">.</w:t>
       </w:r>
+      <w:r>
+        <w:t xml:space="preserve"> </w:t>
+      </w:r>
+      <w:r>
+        <w:rPr>
+          <w:i/>
+          <w:iCs/>
+        </w:rPr>
+        <w:t xml:space="preserve">Sleep Med Rev</w:t>
+      </w:r>
+      <w:r>
+        <w:t xml:space="preserve"> </w:t>
+      </w:r>
+      <w:r>
+        <w:t xml:space="preserve">2026;</w:t>
+      </w:r>
+      <w:r>
+        <w:t xml:space="preserve"> </w:t>
+      </w:r>
+      <w:r>
+        <w:rPr>
+          <w:b/>
+          <w:bCs/>
+        </w:rPr>
+        <w:t xml:space="preserve">86</w:t>
+      </w:r>
+      <w:r>
+        <w:t xml:space="preserve">: 102239.</w:t>
+      </w:r>
     </w:p>
-    <w:bookmarkEnd w:id="61"/>
-    <w:bookmarkStart w:id="63" w:name="X9f6eaf42f11165e1fa538473b177648f28db4e3"/>
+    <w:bookmarkEnd w:id="71"/>
+    <w:bookmarkStart w:id="73" w:name="ref-bullWorldHealthOrganization2020"/>
     <w:p>
       <w:pPr>
         <w:pStyle w:val="Bibliography"/>
@@ -10078,7 +10195,7 @@
         <w:t xml:space="preserve">	</w:t>
       </w:r>
       <w:r>
-        <w:t xml:space="preserve">Hirshkowitz M, Whiton K, Albert SM,</w:t>
+        <w:t xml:space="preserve">Bull FC, Al-Ansari SS, Biddle S,</w:t>
       </w:r>
       <w:r>
         <w:t xml:space="preserve"> </w:t>
@@ -10093,12 +10210,12 @@
       <w:r>
         <w:t xml:space="preserve"> </w:t>
       </w:r>
-      <w:hyperlink r:id="rId62">
-        <w:r>
-          <w:rPr>
-            <w:rStyle w:val="Hyperlink"/>
-          </w:rPr>
-          <w:t xml:space="preserve">National</w:t>
+      <w:hyperlink r:id="rId72">
+        <w:r>
+          <w:rPr>
+            <w:rStyle w:val="Hyperlink"/>
+          </w:rPr>
+          <w:t xml:space="preserve">World</w:t>
         </w:r>
         <w:r>
           <w:rPr>
@@ -10110,13 +10227,19 @@
           <w:rPr>
             <w:rStyle w:val="Hyperlink"/>
           </w:rPr>
-          <w:t xml:space="preserve">Sleep Foundation</w:t>
-        </w:r>
-        <w:r>
-          <w:rPr>
-            <w:rStyle w:val="Hyperlink"/>
-          </w:rPr>
-          <w:t xml:space="preserve">’s updated sleep duration recommendations: Final report</w:t>
+          <w:t xml:space="preserve">Health Organization</w:t>
+        </w:r>
+        <w:r>
+          <w:rPr>
+            <w:rStyle w:val="Hyperlink"/>
+          </w:rPr>
+          <w:t xml:space="preserve"> </w:t>
+        </w:r>
+        <w:r>
+          <w:rPr>
+            <w:rStyle w:val="Hyperlink"/>
+          </w:rPr>
+          <w:t xml:space="preserve">2020 guidelines on physical activity and sedentary behaviour</w:t>
         </w:r>
       </w:hyperlink>
       <w:r>
@@ -10130,13 +10253,13 @@
           <w:i/>
           <w:iCs/>
         </w:rPr>
-        <w:t xml:space="preserve">Sleep Health</w:t>
-      </w:r>
-      <w:r>
-        <w:t xml:space="preserve"> </w:t>
-      </w:r>
-      <w:r>
-        <w:t xml:space="preserve">2015;</w:t>
+        <w:t xml:space="preserve">Br J Sports Med</w:t>
+      </w:r>
+      <w:r>
+        <w:t xml:space="preserve"> </w:t>
+      </w:r>
+      <w:r>
+        <w:t xml:space="preserve">2020;</w:t>
       </w:r>
       <w:r>
         <w:t xml:space="preserve"> </w:t>
@@ -10146,14 +10269,14 @@
           <w:b/>
           <w:bCs/>
         </w:rPr>
-        <w:t xml:space="preserve">1</w:t>
-      </w:r>
-      <w:r>
-        <w:t xml:space="preserve">: 233–43.</w:t>
+        <w:t xml:space="preserve">54</w:t>
+      </w:r>
+      <w:r>
+        <w:t xml:space="preserve">: 1451–62.</w:t>
       </w:r>
     </w:p>
-    <w:bookmarkEnd w:id="63"/>
-    <w:bookmarkStart w:id="65" w:name="ref-dzierzewskiHowMuchSleep2026"/>
+    <w:bookmarkEnd w:id="73"/>
+    <w:bookmarkStart w:id="75" w:name="ref-antczakPhysicalActivitySleep2020"/>
     <w:p>
       <w:pPr>
         <w:pStyle w:val="Bibliography"/>
@@ -10168,7 +10291,7 @@
         <w:t xml:space="preserve">	</w:t>
       </w:r>
       <w:r>
-        <w:t xml:space="preserve">Dzierzewski JM, Hirshkowitz M, Dautovich ND,</w:t>
+        <w:t xml:space="preserve">Antczak D, Lonsdale C, Lee J,</w:t>
       </w:r>
       <w:r>
         <w:t xml:space="preserve"> </w:t>
@@ -10183,12 +10306,12 @@
       <w:r>
         <w:t xml:space="preserve"> </w:t>
       </w:r>
-      <w:hyperlink r:id="rId64">
-        <w:r>
-          <w:rPr>
-            <w:rStyle w:val="Hyperlink"/>
-          </w:rPr>
-          <w:t xml:space="preserve">How much sleep do you need:</w:t>
+      <w:hyperlink r:id="rId74">
+        <w:r>
+          <w:rPr>
+            <w:rStyle w:val="Hyperlink"/>
+          </w:rPr>
+          <w:t xml:space="preserve">Physical activity and sleep are inconsistently related in healthy children:</w:t>
         </w:r>
         <w:r>
           <w:rPr>
@@ -10212,25 +10335,7 @@
           <w:rPr>
             <w:rStyle w:val="Hyperlink"/>
           </w:rPr>
-          <w:t xml:space="preserve">10-year systematic review of</w:t>
-        </w:r>
-        <w:r>
-          <w:rPr>
-            <w:rStyle w:val="Hyperlink"/>
-          </w:rPr>
-          <w:t xml:space="preserve"> </w:t>
-        </w:r>
-        <w:r>
-          <w:rPr>
-            <w:rStyle w:val="Hyperlink"/>
-          </w:rPr>
-          <w:t xml:space="preserve">National Sleep Foundation</w:t>
-        </w:r>
-        <w:r>
-          <w:rPr>
-            <w:rStyle w:val="Hyperlink"/>
-          </w:rPr>
-          <w:t xml:space="preserve">’s sleep duration recommendations and examination of sex differences</w:t>
+          <w:t xml:space="preserve">systematic review and meta-analysis</w:t>
         </w:r>
       </w:hyperlink>
       <w:r>
@@ -10244,13 +10349,13 @@
           <w:i/>
           <w:iCs/>
         </w:rPr>
-        <w:t xml:space="preserve">Sleep Health</w:t>
-      </w:r>
-      <w:r>
-        <w:t xml:space="preserve"> </w:t>
-      </w:r>
-      <w:r>
-        <w:t xml:space="preserve">2026;</w:t>
+        <w:t xml:space="preserve">Sleep Med Rev</w:t>
+      </w:r>
+      <w:r>
+        <w:t xml:space="preserve"> </w:t>
+      </w:r>
+      <w:r>
+        <w:t xml:space="preserve">2020;</w:t>
       </w:r>
       <w:r>
         <w:t xml:space="preserve"> </w:t>
@@ -10260,14 +10365,14 @@
           <w:b/>
           <w:bCs/>
         </w:rPr>
-        <w:t xml:space="preserve">12</w:t>
-      </w:r>
-      <w:r>
-        <w:t xml:space="preserve">: 599–611.</w:t>
+        <w:t xml:space="preserve">51</w:t>
+      </w:r>
+      <w:r>
+        <w:t xml:space="preserve">: 101278.</w:t>
       </w:r>
     </w:p>
-    <w:bookmarkEnd w:id="65"/>
-    <w:bookmarkStart w:id="67" w:name="ref-limNeedPromoteSleep2023"/>
+    <w:bookmarkEnd w:id="75"/>
+    <w:bookmarkStart w:id="77" w:name="ref-langRelationshipPhysicalActivity2016"/>
     <w:p>
       <w:pPr>
         <w:pStyle w:val="Bibliography"/>
@@ -10282,7 +10387,45 @@
         <w:t xml:space="preserve">	</w:t>
       </w:r>
       <w:r>
-        <w:t xml:space="preserve">Lim DC, Najafi A, Afifi L,</w:t>
+        <w:t xml:space="preserve">Lang C, Kalak N, Brand S, Holsboer-Trachsler E, Pühse U, Gerber M.</w:t>
+      </w:r>
+      <w:r>
+        <w:t xml:space="preserve"> </w:t>
+      </w:r>
+      <w:hyperlink r:id="rId76">
+        <w:r>
+          <w:rPr>
+            <w:rStyle w:val="Hyperlink"/>
+          </w:rPr>
+          <w:t xml:space="preserve">The relationship between physical activity and sleep from mid adolescence to early adulthood.</w:t>
+        </w:r>
+        <w:r>
+          <w:rPr>
+            <w:rStyle w:val="Hyperlink"/>
+          </w:rPr>
+          <w:t xml:space="preserve"> </w:t>
+        </w:r>
+        <w:r>
+          <w:rPr>
+            <w:rStyle w:val="Hyperlink"/>
+          </w:rPr>
+          <w:t xml:space="preserve">A</w:t>
+        </w:r>
+        <w:r>
+          <w:rPr>
+            <w:rStyle w:val="Hyperlink"/>
+          </w:rPr>
+          <w:t xml:space="preserve"> </w:t>
+        </w:r>
+        <w:r>
+          <w:rPr>
+            <w:rStyle w:val="Hyperlink"/>
+          </w:rPr>
+          <w:t xml:space="preserve">systematic review of methodological approaches and meta-analysis</w:t>
+        </w:r>
+      </w:hyperlink>
+      <w:r>
+        <w:t xml:space="preserve">.</w:t>
       </w:r>
       <w:r>
         <w:t xml:space="preserve"> </w:t>
@@ -10292,37 +10435,13 @@
           <w:i/>
           <w:iCs/>
         </w:rPr>
-        <w:t xml:space="preserve">et al.</w:t>
-      </w:r>
-      <w:r>
-        <w:t xml:space="preserve"> </w:t>
-      </w:r>
-      <w:hyperlink r:id="rId66">
-        <w:r>
-          <w:rPr>
-            <w:rStyle w:val="Hyperlink"/>
-          </w:rPr>
-          <w:t xml:space="preserve">The need to promote sleep health in public health agendas across the globe</w:t>
-        </w:r>
-      </w:hyperlink>
-      <w:r>
-        <w:t xml:space="preserve">.</w:t>
-      </w:r>
-      <w:r>
-        <w:t xml:space="preserve"> </w:t>
-      </w:r>
-      <w:r>
-        <w:rPr>
-          <w:i/>
-          <w:iCs/>
-        </w:rPr>
-        <w:t xml:space="preserve">Lancet Public Health</w:t>
-      </w:r>
-      <w:r>
-        <w:t xml:space="preserve"> </w:t>
-      </w:r>
-      <w:r>
-        <w:t xml:space="preserve">2023;</w:t>
+        <w:t xml:space="preserve">Sleep Med Rev</w:t>
+      </w:r>
+      <w:r>
+        <w:t xml:space="preserve"> </w:t>
+      </w:r>
+      <w:r>
+        <w:t xml:space="preserve">2016;</w:t>
       </w:r>
       <w:r>
         <w:t xml:space="preserve"> </w:t>
@@ -10332,14 +10451,14 @@
           <w:b/>
           <w:bCs/>
         </w:rPr>
-        <w:t xml:space="preserve">8</w:t>
-      </w:r>
-      <w:r>
-        <w:t xml:space="preserve">: e820–6.</w:t>
+        <w:t xml:space="preserve">28</w:t>
+      </w:r>
+      <w:r>
+        <w:t xml:space="preserve">: 32–45.</w:t>
       </w:r>
     </w:p>
-    <w:bookmarkEnd w:id="67"/>
-    <w:bookmarkStart w:id="69" w:name="ref-klinePhysicalActivitySleep2021"/>
+    <w:bookmarkEnd w:id="77"/>
+    <w:bookmarkStart w:id="79" w:name="ref-songEffectsPhysicalActivity2026"/>
     <w:p>
       <w:pPr>
         <w:pStyle w:val="Bibliography"/>
@@ -10354,7 +10473,7 @@
         <w:t xml:space="preserve">	</w:t>
       </w:r>
       <w:r>
-        <w:t xml:space="preserve">Kline CE, Hillman CH, Bloodgood Sheppard B,</w:t>
+        <w:t xml:space="preserve">Song H, Jiang X, Li Y,</w:t>
       </w:r>
       <w:r>
         <w:t xml:space="preserve"> </w:t>
@@ -10369,60 +10488,12 @@
       <w:r>
         <w:t xml:space="preserve"> </w:t>
       </w:r>
-      <w:hyperlink r:id="rId68">
-        <w:r>
-          <w:rPr>
-            <w:rStyle w:val="Hyperlink"/>
-          </w:rPr>
-          <w:t xml:space="preserve">Physical activity and sleep:</w:t>
-        </w:r>
-        <w:r>
-          <w:rPr>
-            <w:rStyle w:val="Hyperlink"/>
-          </w:rPr>
-          <w:t xml:space="preserve"> </w:t>
-        </w:r>
-        <w:r>
-          <w:rPr>
-            <w:rStyle w:val="Hyperlink"/>
-          </w:rPr>
-          <w:t xml:space="preserve">An</w:t>
-        </w:r>
-        <w:r>
-          <w:rPr>
-            <w:rStyle w:val="Hyperlink"/>
-          </w:rPr>
-          <w:t xml:space="preserve"> </w:t>
-        </w:r>
-        <w:r>
-          <w:rPr>
-            <w:rStyle w:val="Hyperlink"/>
-          </w:rPr>
-          <w:t xml:space="preserve">updated umbrella review of the 2018</w:t>
-        </w:r>
-        <w:r>
-          <w:rPr>
-            <w:rStyle w:val="Hyperlink"/>
-          </w:rPr>
-          <w:t xml:space="preserve"> </w:t>
-        </w:r>
-        <w:r>
-          <w:rPr>
-            <w:rStyle w:val="Hyperlink"/>
-          </w:rPr>
-          <w:t xml:space="preserve">Physical Activity Guidelines Advisory Committee</w:t>
-        </w:r>
-        <w:r>
-          <w:rPr>
-            <w:rStyle w:val="Hyperlink"/>
-          </w:rPr>
-          <w:t xml:space="preserve"> </w:t>
-        </w:r>
-        <w:r>
-          <w:rPr>
-            <w:rStyle w:val="Hyperlink"/>
-          </w:rPr>
-          <w:t xml:space="preserve">report</w:t>
+      <w:hyperlink r:id="rId78">
+        <w:r>
+          <w:rPr>
+            <w:rStyle w:val="Hyperlink"/>
+          </w:rPr>
+          <w:t xml:space="preserve">Effects of physical activity on sleep in children and adolescents: A systematic review and meta-analysis of randomised controlled trials</w:t>
         </w:r>
       </w:hyperlink>
       <w:r>
@@ -10436,13 +10507,13 @@
           <w:i/>
           <w:iCs/>
         </w:rPr>
-        <w:t xml:space="preserve">Sleep Med Rev</w:t>
-      </w:r>
-      <w:r>
-        <w:t xml:space="preserve"> </w:t>
-      </w:r>
-      <w:r>
-        <w:t xml:space="preserve">2021;</w:t>
+        <w:t xml:space="preserve">Eur Child Adolesc Psychiatry</w:t>
+      </w:r>
+      <w:r>
+        <w:t xml:space="preserve"> </w:t>
+      </w:r>
+      <w:r>
+        <w:t xml:space="preserve">2026;</w:t>
       </w:r>
       <w:r>
         <w:t xml:space="preserve"> </w:t>
@@ -10452,14 +10523,14 @@
           <w:b/>
           <w:bCs/>
         </w:rPr>
-        <w:t xml:space="preserve">58</w:t>
-      </w:r>
-      <w:r>
-        <w:t xml:space="preserve">: 101489.</w:t>
+        <w:t xml:space="preserve">35</w:t>
+      </w:r>
+      <w:r>
+        <w:t xml:space="preserve">: 397–411.</w:t>
       </w:r>
     </w:p>
-    <w:bookmarkEnd w:id="69"/>
-    <w:bookmarkStart w:id="71" w:name="ref-kredlowEffectsPhysicalActivity2015"/>
+    <w:bookmarkEnd w:id="79"/>
+    <w:bookmarkStart w:id="81" w:name="ref-rileyUsingIndividualParticipant2023"/>
     <w:p>
       <w:pPr>
         <w:pStyle w:val="Bibliography"/>
@@ -10474,21 +10545,7 @@
         <w:t xml:space="preserve">	</w:t>
       </w:r>
       <w:r>
-        <w:t xml:space="preserve">Kredlow MA, Capozzoli MC, Hearon BA, Calkins AW, Otto MW.</w:t>
-      </w:r>
-      <w:r>
-        <w:t xml:space="preserve"> </w:t>
-      </w:r>
-      <w:hyperlink r:id="rId70">
-        <w:r>
-          <w:rPr>
-            <w:rStyle w:val="Hyperlink"/>
-          </w:rPr>
-          <w:t xml:space="preserve">The effects of physical activity on sleep: A meta-analytic review</w:t>
-        </w:r>
-      </w:hyperlink>
-      <w:r>
-        <w:t xml:space="preserve">.</w:t>
+        <w:t xml:space="preserve">Riley RD, Dias S, Donegan S,</w:t>
       </w:r>
       <w:r>
         <w:t xml:space="preserve"> </w:t>
@@ -10498,13 +10555,37 @@
           <w:i/>
           <w:iCs/>
         </w:rPr>
-        <w:t xml:space="preserve">J Behav Med</w:t>
-      </w:r>
-      <w:r>
-        <w:t xml:space="preserve"> </w:t>
-      </w:r>
-      <w:r>
-        <w:t xml:space="preserve">2015;</w:t>
+        <w:t xml:space="preserve">et al.</w:t>
+      </w:r>
+      <w:r>
+        <w:t xml:space="preserve"> </w:t>
+      </w:r>
+      <w:hyperlink r:id="rId80">
+        <w:r>
+          <w:rPr>
+            <w:rStyle w:val="Hyperlink"/>
+          </w:rPr>
+          <w:t xml:space="preserve">Using individual participant data to improve network meta-analysis projects</w:t>
+        </w:r>
+      </w:hyperlink>
+      <w:r>
+        <w:t xml:space="preserve">.</w:t>
+      </w:r>
+      <w:r>
+        <w:t xml:space="preserve"> </w:t>
+      </w:r>
+      <w:r>
+        <w:rPr>
+          <w:i/>
+          <w:iCs/>
+        </w:rPr>
+        <w:t xml:space="preserve">BMJ Evid-Based Med</w:t>
+      </w:r>
+      <w:r>
+        <w:t xml:space="preserve"> </w:t>
+      </w:r>
+      <w:r>
+        <w:t xml:space="preserve">2023;</w:t>
       </w:r>
       <w:r>
         <w:t xml:space="preserve"> </w:t>
@@ -10514,14 +10595,14 @@
           <w:b/>
           <w:bCs/>
         </w:rPr>
-        <w:t xml:space="preserve">38</w:t>
-      </w:r>
-      <w:r>
-        <w:t xml:space="preserve">: 427–49.</w:t>
+        <w:t xml:space="preserve">28</w:t>
+      </w:r>
+      <w:r>
+        <w:t xml:space="preserve">: 197–203.</w:t>
       </w:r>
     </w:p>
-    <w:bookmarkEnd w:id="71"/>
-    <w:bookmarkStart w:id="73" w:name="X53f94bcc1a07604a1a559ebebf63ed17655a129"/>
+    <w:bookmarkEnd w:id="81"/>
+    <w:bookmarkStart w:id="83" w:name="ref-atouiDailyAssociationsSleep2021"/>
     <w:p>
       <w:pPr>
         <w:pStyle w:val="Bibliography"/>
@@ -10536,7 +10617,45 @@
         <w:t xml:space="preserve">	</w:t>
       </w:r>
       <w:r>
-        <w:t xml:space="preserve">Liang Z, Zhao S, Tian S,</w:t>
+        <w:t xml:space="preserve">Atoui S, Chevance G, Romain A-J, Kingsbury C, Lachance J-P, Bernard P.</w:t>
+      </w:r>
+      <w:r>
+        <w:t xml:space="preserve"> </w:t>
+      </w:r>
+      <w:hyperlink r:id="rId82">
+        <w:r>
+          <w:rPr>
+            <w:rStyle w:val="Hyperlink"/>
+          </w:rPr>
+          <w:t xml:space="preserve">Daily associations between sleep and physical activity:</w:t>
+        </w:r>
+        <w:r>
+          <w:rPr>
+            <w:rStyle w:val="Hyperlink"/>
+          </w:rPr>
+          <w:t xml:space="preserve"> </w:t>
+        </w:r>
+        <w:r>
+          <w:rPr>
+            <w:rStyle w:val="Hyperlink"/>
+          </w:rPr>
+          <w:t xml:space="preserve">A</w:t>
+        </w:r>
+        <w:r>
+          <w:rPr>
+            <w:rStyle w:val="Hyperlink"/>
+          </w:rPr>
+          <w:t xml:space="preserve"> </w:t>
+        </w:r>
+        <w:r>
+          <w:rPr>
+            <w:rStyle w:val="Hyperlink"/>
+          </w:rPr>
+          <w:t xml:space="preserve">systematic review and meta-analysis</w:t>
+        </w:r>
+      </w:hyperlink>
+      <w:r>
+        <w:t xml:space="preserve">.</w:t>
       </w:r>
       <w:r>
         <w:t xml:space="preserve"> </w:t>
@@ -10546,61 +10665,13 @@
           <w:i/>
           <w:iCs/>
         </w:rPr>
-        <w:t xml:space="preserve">et al.</w:t>
-      </w:r>
-      <w:r>
-        <w:t xml:space="preserve"> </w:t>
-      </w:r>
-      <w:hyperlink r:id="rId72">
-        <w:r>
-          <w:rPr>
-            <w:rStyle w:val="Hyperlink"/>
-          </w:rPr>
-          <w:t xml:space="preserve">Determinants and interrelations of exercise effects on sleep quality:</w:t>
-        </w:r>
-        <w:r>
-          <w:rPr>
-            <w:rStyle w:val="Hyperlink"/>
-          </w:rPr>
-          <w:t xml:space="preserve"> </w:t>
-        </w:r>
-        <w:r>
-          <w:rPr>
-            <w:rStyle w:val="Hyperlink"/>
-          </w:rPr>
-          <w:t xml:space="preserve">A</w:t>
-        </w:r>
-        <w:r>
-          <w:rPr>
-            <w:rStyle w:val="Hyperlink"/>
-          </w:rPr>
-          <w:t xml:space="preserve"> </w:t>
-        </w:r>
-        <w:r>
-          <w:rPr>
-            <w:rStyle w:val="Hyperlink"/>
-          </w:rPr>
-          <w:t xml:space="preserve">multimethod meta-analysis</w:t>
-        </w:r>
-      </w:hyperlink>
-      <w:r>
-        <w:t xml:space="preserve">.</w:t>
-      </w:r>
-      <w:r>
-        <w:t xml:space="preserve"> </w:t>
-      </w:r>
-      <w:r>
-        <w:rPr>
-          <w:i/>
-          <w:iCs/>
-        </w:rPr>
         <w:t xml:space="preserve">Sleep Med Rev</w:t>
       </w:r>
       <w:r>
         <w:t xml:space="preserve"> </w:t>
       </w:r>
       <w:r>
-        <w:t xml:space="preserve">2026;</w:t>
+        <w:t xml:space="preserve">2021;</w:t>
       </w:r>
       <w:r>
         <w:t xml:space="preserve"> </w:t>
@@ -10610,14 +10681,14 @@
           <w:b/>
           <w:bCs/>
         </w:rPr>
-        <w:t xml:space="preserve">86</w:t>
-      </w:r>
-      <w:r>
-        <w:t xml:space="preserve">: 102239.</w:t>
+        <w:t xml:space="preserve">57</w:t>
+      </w:r>
+      <w:r>
+        <w:t xml:space="preserve">: 101426.</w:t>
       </w:r>
     </w:p>
-    <w:bookmarkEnd w:id="73"/>
-    <w:bookmarkStart w:id="75" w:name="ref-xiongOptimalExerciseType2025"/>
+    <w:bookmarkEnd w:id="83"/>
+    <w:bookmarkStart w:id="85" w:name="X08db413d23244d678eac41a242ba20f89bf4e1a"/>
     <w:p>
       <w:pPr>
         <w:pStyle w:val="Bibliography"/>
@@ -10632,7 +10703,45 @@
         <w:t xml:space="preserve">	</w:t>
       </w:r>
       <w:r>
-        <w:t xml:space="preserve">Xiong Z, Yuan Y, Qiu B,</w:t>
+        <w:t xml:space="preserve">Huang WY, Ho RS-T, Tremblay MS, Wong SH-S.</w:t>
+      </w:r>
+      <w:r>
+        <w:t xml:space="preserve"> </w:t>
+      </w:r>
+      <w:hyperlink r:id="rId84">
+        <w:r>
+          <w:rPr>
+            <w:rStyle w:val="Hyperlink"/>
+          </w:rPr>
+          <w:t xml:space="preserve">Relationships of physical activity and sedentary behaviour with the previous and subsequent nights’ sleep in children and youth:</w:t>
+        </w:r>
+        <w:r>
+          <w:rPr>
+            <w:rStyle w:val="Hyperlink"/>
+          </w:rPr>
+          <w:t xml:space="preserve"> </w:t>
+        </w:r>
+        <w:r>
+          <w:rPr>
+            <w:rStyle w:val="Hyperlink"/>
+          </w:rPr>
+          <w:t xml:space="preserve">A</w:t>
+        </w:r>
+        <w:r>
+          <w:rPr>
+            <w:rStyle w:val="Hyperlink"/>
+          </w:rPr>
+          <w:t xml:space="preserve"> </w:t>
+        </w:r>
+        <w:r>
+          <w:rPr>
+            <w:rStyle w:val="Hyperlink"/>
+          </w:rPr>
+          <w:t xml:space="preserve">systematic review and meta-analysis</w:t>
+        </w:r>
+      </w:hyperlink>
+      <w:r>
+        <w:t xml:space="preserve">.</w:t>
       </w:r>
       <w:r>
         <w:t xml:space="preserve"> </w:t>
@@ -10642,37 +10751,13 @@
           <w:i/>
           <w:iCs/>
         </w:rPr>
-        <w:t xml:space="preserve">et al.</w:t>
-      </w:r>
-      <w:r>
-        <w:t xml:space="preserve"> </w:t>
-      </w:r>
-      <w:hyperlink r:id="rId74">
-        <w:r>
-          <w:rPr>
-            <w:rStyle w:val="Hyperlink"/>
-          </w:rPr>
-          <w:t xml:space="preserve">Optimal exercise type and dose to improve sleep quality in older adults: A systematic review and network meta-analysis</w:t>
-        </w:r>
-      </w:hyperlink>
-      <w:r>
-        <w:t xml:space="preserve">.</w:t>
-      </w:r>
-      <w:r>
-        <w:t xml:space="preserve"> </w:t>
-      </w:r>
-      <w:r>
-        <w:rPr>
-          <w:i/>
-          <w:iCs/>
-        </w:rPr>
-        <w:t xml:space="preserve">BMC Geriatr</w:t>
-      </w:r>
-      <w:r>
-        <w:t xml:space="preserve"> </w:t>
-      </w:r>
-      <w:r>
-        <w:t xml:space="preserve">2025;</w:t>
+        <w:t xml:space="preserve">J Sleep Res</w:t>
+      </w:r>
+      <w:r>
+        <w:t xml:space="preserve"> </w:t>
+      </w:r>
+      <w:r>
+        <w:t xml:space="preserve">2021;</w:t>
       </w:r>
       <w:r>
         <w:t xml:space="preserve"> </w:t>
@@ -10682,14 +10767,14 @@
           <w:b/>
           <w:bCs/>
         </w:rPr>
-        <w:t xml:space="preserve">25</w:t>
-      </w:r>
-      <w:r>
-        <w:t xml:space="preserve">: 1031.</w:t>
+        <w:t xml:space="preserve">30</w:t>
+      </w:r>
+      <w:r>
+        <w:t xml:space="preserve">: e13378.</w:t>
       </w:r>
     </w:p>
-    <w:bookmarkEnd w:id="75"/>
-    <w:bookmarkStart w:id="77" w:name="ref-bullWorldHealthOrganization2020"/>
+    <w:bookmarkEnd w:id="85"/>
+    <w:bookmarkStart w:id="87" w:name="Xe4a823e06609d81c5c3561efa68d49e650fa9f0"/>
     <w:p>
       <w:pPr>
         <w:pStyle w:val="Bibliography"/>
@@ -10704,7 +10789,7 @@
         <w:t xml:space="preserve">	</w:t>
       </w:r>
       <w:r>
-        <w:t xml:space="preserve">Bull FC, Al-Ansari SS, Biddle S,</w:t>
+        <w:t xml:space="preserve">Fitton J, Nguyen DP, Lechat B,</w:t>
       </w:r>
       <w:r>
         <w:t xml:space="preserve"> </w:t>
@@ -10719,36 +10804,12 @@
       <w:r>
         <w:t xml:space="preserve"> </w:t>
       </w:r>
-      <w:hyperlink r:id="rId76">
-        <w:r>
-          <w:rPr>
-            <w:rStyle w:val="Hyperlink"/>
-          </w:rPr>
-          <w:t xml:space="preserve">World</w:t>
-        </w:r>
-        <w:r>
-          <w:rPr>
-            <w:rStyle w:val="Hyperlink"/>
-          </w:rPr>
-          <w:t xml:space="preserve"> </w:t>
-        </w:r>
-        <w:r>
-          <w:rPr>
-            <w:rStyle w:val="Hyperlink"/>
-          </w:rPr>
-          <w:t xml:space="preserve">Health Organization</w:t>
-        </w:r>
-        <w:r>
-          <w:rPr>
-            <w:rStyle w:val="Hyperlink"/>
-          </w:rPr>
-          <w:t xml:space="preserve"> </w:t>
-        </w:r>
-        <w:r>
-          <w:rPr>
-            <w:rStyle w:val="Hyperlink"/>
-          </w:rPr>
-          <w:t xml:space="preserve">2020 guidelines on physical activity and sedentary behaviour</w:t>
+      <w:hyperlink r:id="rId86">
+        <w:r>
+          <w:rPr>
+            <w:rStyle w:val="Hyperlink"/>
+          </w:rPr>
+          <w:t xml:space="preserve">Bidirectional associations between sleep and physical activity investigated using large-scale objective monitoring data</w:t>
         </w:r>
       </w:hyperlink>
       <w:r>
@@ -10762,13 +10823,13 @@
           <w:i/>
           <w:iCs/>
         </w:rPr>
-        <w:t xml:space="preserve">Br J Sports Med</w:t>
-      </w:r>
-      <w:r>
-        <w:t xml:space="preserve"> </w:t>
-      </w:r>
-      <w:r>
-        <w:t xml:space="preserve">2020;</w:t>
+        <w:t xml:space="preserve">Commun Med</w:t>
+      </w:r>
+      <w:r>
+        <w:t xml:space="preserve"> </w:t>
+      </w:r>
+      <w:r>
+        <w:t xml:space="preserve">2025;</w:t>
       </w:r>
       <w:r>
         <w:t xml:space="preserve"> </w:t>
@@ -10778,14 +10839,14 @@
           <w:b/>
           <w:bCs/>
         </w:rPr>
-        <w:t xml:space="preserve">54</w:t>
-      </w:r>
-      <w:r>
-        <w:t xml:space="preserve">: 1451–62.</w:t>
+        <w:t xml:space="preserve">5</w:t>
+      </w:r>
+      <w:r>
+        <w:t xml:space="preserve">: 519.</w:t>
       </w:r>
     </w:p>
-    <w:bookmarkEnd w:id="77"/>
-    <w:bookmarkStart w:id="79" w:name="ref-antczakPhysicalActivitySleep2020"/>
+    <w:bookmarkEnd w:id="87"/>
+    <w:bookmarkStart w:id="89" w:name="ref-leotaSleepDurationTiming2025"/>
     <w:p>
       <w:pPr>
         <w:pStyle w:val="Bibliography"/>
@@ -10800,7 +10861,7 @@
         <w:t xml:space="preserve">	</w:t>
       </w:r>
       <w:r>
-        <w:t xml:space="preserve">Antczak D, Lonsdale C, Lee J,</w:t>
+        <w:t xml:space="preserve">Leota J, Czeisler MÉ, Le F,</w:t>
       </w:r>
       <w:r>
         <w:t xml:space="preserve"> </w:t>
@@ -10815,12 +10876,12 @@
       <w:r>
         <w:t xml:space="preserve"> </w:t>
       </w:r>
-      <w:hyperlink r:id="rId78">
-        <w:r>
-          <w:rPr>
-            <w:rStyle w:val="Hyperlink"/>
-          </w:rPr>
-          <w:t xml:space="preserve">Physical activity and sleep are inconsistently related in healthy children:</w:t>
+      <w:hyperlink r:id="rId88">
+        <w:r>
+          <w:rPr>
+            <w:rStyle w:val="Hyperlink"/>
+          </w:rPr>
+          <w:t xml:space="preserve">Sleep duration and timing are associated with next-day physical activity:</w:t>
         </w:r>
         <w:r>
           <w:rPr>
@@ -10832,7 +10893,7 @@
           <w:rPr>
             <w:rStyle w:val="Hyperlink"/>
           </w:rPr>
-          <w:t xml:space="preserve">A</w:t>
+          <w:t xml:space="preserve">Insights</w:t>
         </w:r>
         <w:r>
           <w:rPr>
@@ -10844,7 +10905,7 @@
           <w:rPr>
             <w:rStyle w:val="Hyperlink"/>
           </w:rPr>
-          <w:t xml:space="preserve">systematic review and meta-analysis</w:t>
+          <w:t xml:space="preserve">from two large-scale wearable sensor studies</w:t>
         </w:r>
       </w:hyperlink>
       <w:r>
@@ -10858,13 +10919,13 @@
           <w:i/>
           <w:iCs/>
         </w:rPr>
-        <w:t xml:space="preserve">Sleep Med Rev</w:t>
-      </w:r>
-      <w:r>
-        <w:t xml:space="preserve"> </w:t>
-      </w:r>
-      <w:r>
-        <w:t xml:space="preserve">2020;</w:t>
+        <w:t xml:space="preserve">Proc Natl Acad Sci</w:t>
+      </w:r>
+      <w:r>
+        <w:t xml:space="preserve"> </w:t>
+      </w:r>
+      <w:r>
+        <w:t xml:space="preserve">2025;</w:t>
       </w:r>
       <w:r>
         <w:t xml:space="preserve"> </w:t>
@@ -10874,14 +10935,14 @@
           <w:b/>
           <w:bCs/>
         </w:rPr>
-        <w:t xml:space="preserve">51</w:t>
-      </w:r>
-      <w:r>
-        <w:t xml:space="preserve">: 101278.</w:t>
+        <w:t xml:space="preserve">122</w:t>
+      </w:r>
+      <w:r>
+        <w:t xml:space="preserve">: e2420846122.</w:t>
       </w:r>
     </w:p>
-    <w:bookmarkEnd w:id="79"/>
-    <w:bookmarkStart w:id="81" w:name="ref-langRelationshipPhysicalActivity2016"/>
+    <w:bookmarkEnd w:id="89"/>
+    <w:bookmarkStart w:id="91" w:name="ref-korkutataImpactExerciseSleep2025"/>
     <w:p>
       <w:pPr>
         <w:pStyle w:val="Bibliography"/>
@@ -10896,41 +10957,17 @@
         <w:t xml:space="preserve">	</w:t>
       </w:r>
       <w:r>
-        <w:t xml:space="preserve">Lang C, Kalak N, Brand S, Holsboer-Trachsler E, Pühse U, Gerber M.</w:t>
-      </w:r>
-      <w:r>
-        <w:t xml:space="preserve"> </w:t>
-      </w:r>
-      <w:hyperlink r:id="rId80">
-        <w:r>
-          <w:rPr>
-            <w:rStyle w:val="Hyperlink"/>
-          </w:rPr>
-          <w:t xml:space="preserve">The relationship between physical activity and sleep from mid adolescence to early adulthood.</w:t>
-        </w:r>
-        <w:r>
-          <w:rPr>
-            <w:rStyle w:val="Hyperlink"/>
-          </w:rPr>
-          <w:t xml:space="preserve"> </w:t>
-        </w:r>
-        <w:r>
-          <w:rPr>
-            <w:rStyle w:val="Hyperlink"/>
-          </w:rPr>
-          <w:t xml:space="preserve">A</w:t>
-        </w:r>
-        <w:r>
-          <w:rPr>
-            <w:rStyle w:val="Hyperlink"/>
-          </w:rPr>
-          <w:t xml:space="preserve"> </w:t>
-        </w:r>
-        <w:r>
-          <w:rPr>
-            <w:rStyle w:val="Hyperlink"/>
-          </w:rPr>
-          <w:t xml:space="preserve">systematic review of methodological approaches and meta-analysis</w:t>
+        <w:t xml:space="preserve">Korkutata A, Korkutata M, Lazarus M.</w:t>
+      </w:r>
+      <w:r>
+        <w:t xml:space="preserve"> </w:t>
+      </w:r>
+      <w:hyperlink r:id="rId90">
+        <w:r>
+          <w:rPr>
+            <w:rStyle w:val="Hyperlink"/>
+          </w:rPr>
+          <w:t xml:space="preserve">The impact of exercise on sleep and sleep disorders</w:t>
         </w:r>
       </w:hyperlink>
       <w:r>
@@ -10944,13 +10981,13 @@
           <w:i/>
           <w:iCs/>
         </w:rPr>
-        <w:t xml:space="preserve">Sleep Med Rev</w:t>
-      </w:r>
-      <w:r>
-        <w:t xml:space="preserve"> </w:t>
-      </w:r>
-      <w:r>
-        <w:t xml:space="preserve">2016;</w:t>
+        <w:t xml:space="preserve">Npj Biol Timing Sleep</w:t>
+      </w:r>
+      <w:r>
+        <w:t xml:space="preserve"> </w:t>
+      </w:r>
+      <w:r>
+        <w:t xml:space="preserve">2025;</w:t>
       </w:r>
       <w:r>
         <w:t xml:space="preserve"> </w:t>
@@ -10960,14 +10997,14 @@
           <w:b/>
           <w:bCs/>
         </w:rPr>
-        <w:t xml:space="preserve">28</w:t>
-      </w:r>
-      <w:r>
-        <w:t xml:space="preserve">: 32–45.</w:t>
+        <w:t xml:space="preserve">2</w:t>
+      </w:r>
+      <w:r>
+        <w:t xml:space="preserve">: 5.</w:t>
       </w:r>
     </w:p>
-    <w:bookmarkEnd w:id="81"/>
-    <w:bookmarkStart w:id="83" w:name="ref-songEffectsPhysicalActivity2026"/>
+    <w:bookmarkEnd w:id="91"/>
+    <w:bookmarkStart w:id="93" w:name="ref-miguelesGGIRResearchCommunity2019"/>
     <w:p>
       <w:pPr>
         <w:pStyle w:val="Bibliography"/>
@@ -10982,7 +11019,99 @@
         <w:t xml:space="preserve">	</w:t>
       </w:r>
       <w:r>
-        <w:t xml:space="preserve">Song H, Jiang X, Li Y,</w:t>
+        <w:t xml:space="preserve">Migueles JH, Rowlands AV, Huber F, Sabia S, Van Hees VT.</w:t>
+      </w:r>
+      <w:r>
+        <w:t xml:space="preserve"> </w:t>
+      </w:r>
+      <w:hyperlink r:id="rId92">
+        <w:r>
+          <w:rPr>
+            <w:rStyle w:val="Hyperlink"/>
+          </w:rPr>
+          <w:t xml:space="preserve">GGIR</w:t>
+        </w:r>
+        <w:r>
+          <w:rPr>
+            <w:rStyle w:val="Hyperlink"/>
+          </w:rPr>
+          <w:t xml:space="preserve">:</w:t>
+        </w:r>
+        <w:r>
+          <w:rPr>
+            <w:rStyle w:val="Hyperlink"/>
+          </w:rPr>
+          <w:t xml:space="preserve"> </w:t>
+        </w:r>
+        <w:r>
+          <w:rPr>
+            <w:rStyle w:val="Hyperlink"/>
+          </w:rPr>
+          <w:t xml:space="preserve">A Research Community</w:t>
+        </w:r>
+        <w:r>
+          <w:rPr>
+            <w:rStyle w:val="Hyperlink"/>
+          </w:rPr>
+          <w:t xml:space="preserve">–</w:t>
+        </w:r>
+        <w:r>
+          <w:rPr>
+            <w:rStyle w:val="Hyperlink"/>
+          </w:rPr>
+          <w:t xml:space="preserve">Driven Open Source R Package</w:t>
+        </w:r>
+        <w:r>
+          <w:rPr>
+            <w:rStyle w:val="Hyperlink"/>
+          </w:rPr>
+          <w:t xml:space="preserve"> </w:t>
+        </w:r>
+        <w:r>
+          <w:rPr>
+            <w:rStyle w:val="Hyperlink"/>
+          </w:rPr>
+          <w:t xml:space="preserve">for</w:t>
+        </w:r>
+        <w:r>
+          <w:rPr>
+            <w:rStyle w:val="Hyperlink"/>
+          </w:rPr>
+          <w:t xml:space="preserve"> </w:t>
+        </w:r>
+        <w:r>
+          <w:rPr>
+            <w:rStyle w:val="Hyperlink"/>
+          </w:rPr>
+          <w:t xml:space="preserve">Generating Physical Activity</w:t>
+        </w:r>
+        <w:r>
+          <w:rPr>
+            <w:rStyle w:val="Hyperlink"/>
+          </w:rPr>
+          <w:t xml:space="preserve"> </w:t>
+        </w:r>
+        <w:r>
+          <w:rPr>
+            <w:rStyle w:val="Hyperlink"/>
+          </w:rPr>
+          <w:t xml:space="preserve">and</w:t>
+        </w:r>
+        <w:r>
+          <w:rPr>
+            <w:rStyle w:val="Hyperlink"/>
+          </w:rPr>
+          <w:t xml:space="preserve"> </w:t>
+        </w:r>
+        <w:r>
+          <w:rPr>
+            <w:rStyle w:val="Hyperlink"/>
+          </w:rPr>
+          <w:t xml:space="preserve">Sleep Outcomes From Multi-Day Raw Accelerometer Data</w:t>
+        </w:r>
+      </w:hyperlink>
+      <w:r>
+        <w:t xml:space="preserve">.</w:t>
       </w:r>
       <w:r>
         <w:t xml:space="preserve"> </w:t>
@@ -10992,37 +11121,13 @@
           <w:i/>
           <w:iCs/>
         </w:rPr>
-        <w:t xml:space="preserve">et al.</w:t>
-      </w:r>
-      <w:r>
-        <w:t xml:space="preserve"> </w:t>
-      </w:r>
-      <w:hyperlink r:id="rId82">
-        <w:r>
-          <w:rPr>
-            <w:rStyle w:val="Hyperlink"/>
-          </w:rPr>
-          <w:t xml:space="preserve">Effects of physical activity on sleep in children and adolescents: A systematic review and meta-analysis of randomised controlled trials</w:t>
-        </w:r>
-      </w:hyperlink>
-      <w:r>
-        <w:t xml:space="preserve">.</w:t>
-      </w:r>
-      <w:r>
-        <w:t xml:space="preserve"> </w:t>
-      </w:r>
-      <w:r>
-        <w:rPr>
-          <w:i/>
-          <w:iCs/>
-        </w:rPr>
-        <w:t xml:space="preserve">Eur Child Adolesc Psychiatry</w:t>
-      </w:r>
-      <w:r>
-        <w:t xml:space="preserve"> </w:t>
-      </w:r>
-      <w:r>
-        <w:t xml:space="preserve">2026;</w:t>
+        <w:t xml:space="preserve">J Meas Phys Behav</w:t>
+      </w:r>
+      <w:r>
+        <w:t xml:space="preserve"> </w:t>
+      </w:r>
+      <w:r>
+        <w:t xml:space="preserve">2019;</w:t>
       </w:r>
       <w:r>
         <w:t xml:space="preserve"> </w:t>
@@ -11032,14 +11137,14 @@
           <w:b/>
           <w:bCs/>
         </w:rPr>
-        <w:t xml:space="preserve">35</w:t>
-      </w:r>
-      <w:r>
-        <w:t xml:space="preserve">: 397–411.</w:t>
+        <w:t xml:space="preserve">2</w:t>
+      </w:r>
+      <w:r>
+        <w:t xml:space="preserve">: 188–96.</w:t>
       </w:r>
     </w:p>
-    <w:bookmarkEnd w:id="83"/>
-    <w:bookmarkStart w:id="85" w:name="ref-rileyUsingIndividualParticipant2023"/>
+    <w:bookmarkEnd w:id="93"/>
+    <w:bookmarkStart w:id="95" w:name="ref-vanheesEstimatingSleepParameters2018"/>
     <w:p>
       <w:pPr>
         <w:pStyle w:val="Bibliography"/>
@@ -11054,7 +11159,7 @@
         <w:t xml:space="preserve">	</w:t>
       </w:r>
       <w:r>
-        <w:t xml:space="preserve">Riley RD, Dias S, Donegan S,</w:t>
+        <w:t xml:space="preserve">Van Hees VT, Sabia S, Jones SE,</w:t>
       </w:r>
       <w:r>
         <w:t xml:space="preserve"> </w:t>
@@ -11067,18 +11172,7 @@
         <w:t xml:space="preserve">et al.</w:t>
       </w:r>
       <w:r>
-        <w:t xml:space="preserve"> </w:t>
-      </w:r>
-      <w:hyperlink r:id="rId84">
-        <w:r>
-          <w:rPr>
-            <w:rStyle w:val="Hyperlink"/>
-          </w:rPr>
-          <w:t xml:space="preserve">Using individual participant data to improve network meta-analysis projects</w:t>
-        </w:r>
-      </w:hyperlink>
-      <w:r>
-        <w:t xml:space="preserve">.</w:t>
+        <w:t xml:space="preserve"> Estimating sleep parameters using an accelerometer without sleep diary.</w:t>
       </w:r>
       <w:r>
         <w:t xml:space="preserve"> </w:t>
@@ -11088,13 +11182,13 @@
           <w:i/>
           <w:iCs/>
         </w:rPr>
-        <w:t xml:space="preserve">BMJ Evid-Based Med</w:t>
-      </w:r>
-      <w:r>
-        <w:t xml:space="preserve"> </w:t>
-      </w:r>
-      <w:r>
-        <w:t xml:space="preserve">2023;</w:t>
+        <w:t xml:space="preserve">Sci Rep</w:t>
+      </w:r>
+      <w:r>
+        <w:t xml:space="preserve"> </w:t>
+      </w:r>
+      <w:r>
+        <w:t xml:space="preserve">2018;</w:t>
       </w:r>
       <w:r>
         <w:t xml:space="preserve"> </w:t>
@@ -11104,14 +11198,25 @@
           <w:b/>
           <w:bCs/>
         </w:rPr>
-        <w:t xml:space="preserve">28</w:t>
-      </w:r>
-      <w:r>
-        <w:t xml:space="preserve">: 197–203.</w:t>
+        <w:t xml:space="preserve">8</w:t>
+      </w:r>
+      <w:r>
+        <w:t xml:space="preserve">. DOI:</w:t>
+      </w:r>
+      <w:hyperlink r:id="rId94">
+        <w:r>
+          <w:rPr>
+            <w:rStyle w:val="Hyperlink"/>
+          </w:rPr>
+          <w:t xml:space="preserve">10.1038/s41598-018-31266-z</w:t>
+        </w:r>
+      </w:hyperlink>
+      <w:r>
+        <w:t xml:space="preserve">.</w:t>
       </w:r>
     </w:p>
-    <w:bookmarkEnd w:id="85"/>
-    <w:bookmarkStart w:id="87" w:name="ref-atouiDailyAssociationsSleep2021"/>
+    <w:bookmarkEnd w:id="95"/>
+    <w:bookmarkStart w:id="97" w:name="Xc12653eb723a407570896d9eb66b3da8a4a1afe"/>
     <w:p>
       <w:pPr>
         <w:pStyle w:val="Bibliography"/>
@@ -11126,78 +11231,58 @@
         <w:t xml:space="preserve">	</w:t>
       </w:r>
       <w:r>
-        <w:t xml:space="preserve">Atoui S, Chevance G, Romain A-J, Kingsbury C, Lachance J-P, Bernard P.</w:t>
-      </w:r>
-      <w:r>
-        <w:t xml:space="preserve"> </w:t>
-      </w:r>
-      <w:hyperlink r:id="rId86">
-        <w:r>
-          <w:rPr>
-            <w:rStyle w:val="Hyperlink"/>
-          </w:rPr>
-          <w:t xml:space="preserve">Daily associations between sleep and physical activity:</w:t>
-        </w:r>
-        <w:r>
-          <w:rPr>
-            <w:rStyle w:val="Hyperlink"/>
-          </w:rPr>
-          <w:t xml:space="preserve"> </w:t>
-        </w:r>
-        <w:r>
-          <w:rPr>
-            <w:rStyle w:val="Hyperlink"/>
-          </w:rPr>
-          <w:t xml:space="preserve">A</w:t>
-        </w:r>
-        <w:r>
-          <w:rPr>
-            <w:rStyle w:val="Hyperlink"/>
-          </w:rPr>
-          <w:t xml:space="preserve"> </w:t>
-        </w:r>
-        <w:r>
-          <w:rPr>
-            <w:rStyle w:val="Hyperlink"/>
-          </w:rPr>
-          <w:t xml:space="preserve">systematic review and meta-analysis</w:t>
+        <w:t xml:space="preserve">Sanders T.</w:t>
+      </w:r>
+      <w:r>
+        <w:t xml:space="preserve"> </w:t>
+      </w:r>
+      <w:r>
+        <w:t xml:space="preserve">sleepIPD</w:t>
+      </w:r>
+      <w:r>
+        <w:t xml:space="preserve">:</w:t>
+      </w:r>
+      <w:r>
+        <w:t xml:space="preserve"> </w:t>
+      </w:r>
+      <w:r>
+        <w:t xml:space="preserve">Opinionated</w:t>
+      </w:r>
+      <w:r>
+        <w:t xml:space="preserve"> </w:t>
+      </w:r>
+      <w:r>
+        <w:t xml:space="preserve">accelerometer reprocessing for the</w:t>
+      </w:r>
+      <w:r>
+        <w:t xml:space="preserve"> </w:t>
+      </w:r>
+      <w:r>
+        <w:t xml:space="preserve">SleepIPD</w:t>
+      </w:r>
+      <w:r>
+        <w:t xml:space="preserve"> </w:t>
+      </w:r>
+      <w:r>
+        <w:t xml:space="preserve">study. 2023.</w:t>
+      </w:r>
+      <w:r>
+        <w:t xml:space="preserve"> </w:t>
+      </w:r>
+      <w:hyperlink r:id="rId96">
+        <w:r>
+          <w:rPr>
+            <w:rStyle w:val="Hyperlink"/>
+          </w:rPr>
+          <w:t xml:space="preserve">https://motivation-and-behaviour.github.io/sleepIPD</w:t>
         </w:r>
       </w:hyperlink>
       <w:r>
         <w:t xml:space="preserve">.</w:t>
       </w:r>
-      <w:r>
-        <w:t xml:space="preserve"> </w:t>
-      </w:r>
-      <w:r>
-        <w:rPr>
-          <w:i/>
-          <w:iCs/>
-        </w:rPr>
-        <w:t xml:space="preserve">Sleep Med Rev</w:t>
-      </w:r>
-      <w:r>
-        <w:t xml:space="preserve"> </w:t>
-      </w:r>
-      <w:r>
-        <w:t xml:space="preserve">2021;</w:t>
-      </w:r>
-      <w:r>
-        <w:t xml:space="preserve"> </w:t>
-      </w:r>
-      <w:r>
-        <w:rPr>
-          <w:b/>
-          <w:bCs/>
-        </w:rPr>
-        <w:t xml:space="preserve">57</w:t>
-      </w:r>
-      <w:r>
-        <w:t xml:space="preserve">: 101426.</w:t>
-      </w:r>
     </w:p>
-    <w:bookmarkEnd w:id="87"/>
-    <w:bookmarkStart w:id="89" w:name="X08db413d23244d678eac41a242ba20f89bf4e1a"/>
+    <w:bookmarkEnd w:id="97"/>
+    <w:bookmarkStart w:id="99" w:name="ref-chenPerformanceAutomatedSleep2026"/>
     <w:p>
       <w:pPr>
         <w:pStyle w:val="Bibliography"/>
@@ -11212,45 +11297,7 @@
         <w:t xml:space="preserve">	</w:t>
       </w:r>
       <w:r>
-        <w:t xml:space="preserve">Huang WY, Ho RS-T, Tremblay MS, Wong SH-S.</w:t>
-      </w:r>
-      <w:r>
-        <w:t xml:space="preserve"> </w:t>
-      </w:r>
-      <w:hyperlink r:id="rId88">
-        <w:r>
-          <w:rPr>
-            <w:rStyle w:val="Hyperlink"/>
-          </w:rPr>
-          <w:t xml:space="preserve">Relationships of physical activity and sedentary behaviour with the previous and subsequent nights’ sleep in children and youth:</w:t>
-        </w:r>
-        <w:r>
-          <w:rPr>
-            <w:rStyle w:val="Hyperlink"/>
-          </w:rPr>
-          <w:t xml:space="preserve"> </w:t>
-        </w:r>
-        <w:r>
-          <w:rPr>
-            <w:rStyle w:val="Hyperlink"/>
-          </w:rPr>
-          <w:t xml:space="preserve">A</w:t>
-        </w:r>
-        <w:r>
-          <w:rPr>
-            <w:rStyle w:val="Hyperlink"/>
-          </w:rPr>
-          <w:t xml:space="preserve"> </w:t>
-        </w:r>
-        <w:r>
-          <w:rPr>
-            <w:rStyle w:val="Hyperlink"/>
-          </w:rPr>
-          <w:t xml:space="preserve">systematic review and meta-analysis</w:t>
-        </w:r>
-      </w:hyperlink>
-      <w:r>
-        <w:t xml:space="preserve">.</w:t>
+        <w:t xml:space="preserve">Chen P-W, Jansen EC, Cielo CM,</w:t>
       </w:r>
       <w:r>
         <w:t xml:space="preserve"> </w:t>
@@ -11260,13 +11307,37 @@
           <w:i/>
           <w:iCs/>
         </w:rPr>
-        <w:t xml:space="preserve">J Sleep Res</w:t>
-      </w:r>
-      <w:r>
-        <w:t xml:space="preserve"> </w:t>
-      </w:r>
-      <w:r>
-        <w:t xml:space="preserve">2021;</w:t>
+        <w:t xml:space="preserve">et al.</w:t>
+      </w:r>
+      <w:r>
+        <w:t xml:space="preserve"> </w:t>
+      </w:r>
+      <w:hyperlink r:id="rId98">
+        <w:r>
+          <w:rPr>
+            <w:rStyle w:val="Hyperlink"/>
+          </w:rPr>
+          <w:t xml:space="preserve">Performance of an automated sleep scoring approach for actigraphy data in children and adolescents</w:t>
+        </w:r>
+      </w:hyperlink>
+      <w:r>
+        <w:t xml:space="preserve">.</w:t>
+      </w:r>
+      <w:r>
+        <w:t xml:space="preserve"> </w:t>
+      </w:r>
+      <w:r>
+        <w:rPr>
+          <w:i/>
+          <w:iCs/>
+        </w:rPr>
+        <w:t xml:space="preserve">Sleep</w:t>
+      </w:r>
+      <w:r>
+        <w:t xml:space="preserve"> </w:t>
+      </w:r>
+      <w:r>
+        <w:t xml:space="preserve">2026;</w:t>
       </w:r>
       <w:r>
         <w:t xml:space="preserve"> </w:t>
@@ -11276,14 +11347,14 @@
           <w:b/>
           <w:bCs/>
         </w:rPr>
-        <w:t xml:space="preserve">30</w:t>
-      </w:r>
-      <w:r>
-        <w:t xml:space="preserve">: e13378.</w:t>
+        <w:t xml:space="preserve">49</w:t>
+      </w:r>
+      <w:r>
+        <w:t xml:space="preserve">: zsaf282.</w:t>
       </w:r>
     </w:p>
-    <w:bookmarkEnd w:id="89"/>
-    <w:bookmarkStart w:id="91" w:name="Xe4a823e06609d81c5c3561efa68d49e650fa9f0"/>
+    <w:bookmarkEnd w:id="99"/>
+    <w:bookmarkStart w:id="101" w:name="X604bed0f69fd81ef683c99aa873c9b58e271a81"/>
     <w:p>
       <w:pPr>
         <w:pStyle w:val="Bibliography"/>
@@ -11298,7 +11369,111 @@
         <w:t xml:space="preserve">	</w:t>
       </w:r>
       <w:r>
-        <w:t xml:space="preserve">Fitton J, Nguyen DP, Lechat B,</w:t>
+        <w:t xml:space="preserve">Rowlands AV.</w:t>
+      </w:r>
+      <w:r>
+        <w:t xml:space="preserve"> </w:t>
+      </w:r>
+      <w:hyperlink r:id="rId100">
+        <w:r>
+          <w:rPr>
+            <w:rStyle w:val="Hyperlink"/>
+          </w:rPr>
+          <w:t xml:space="preserve">Moving</w:t>
+        </w:r>
+        <w:r>
+          <w:rPr>
+            <w:rStyle w:val="Hyperlink"/>
+          </w:rPr>
+          <w:t xml:space="preserve"> </w:t>
+        </w:r>
+        <w:r>
+          <w:rPr>
+            <w:rStyle w:val="Hyperlink"/>
+          </w:rPr>
+          <w:t xml:space="preserve">Forward With Accelerometer-Assessed Physical Activity</w:t>
+        </w:r>
+        <w:r>
+          <w:rPr>
+            <w:rStyle w:val="Hyperlink"/>
+          </w:rPr>
+          <w:t xml:space="preserve">:</w:t>
+        </w:r>
+        <w:r>
+          <w:rPr>
+            <w:rStyle w:val="Hyperlink"/>
+          </w:rPr>
+          <w:t xml:space="preserve"> </w:t>
+        </w:r>
+        <w:r>
+          <w:rPr>
+            <w:rStyle w:val="Hyperlink"/>
+          </w:rPr>
+          <w:t xml:space="preserve">Two Strategies</w:t>
+        </w:r>
+        <w:r>
+          <w:rPr>
+            <w:rStyle w:val="Hyperlink"/>
+          </w:rPr>
+          <w:t xml:space="preserve"> </w:t>
+        </w:r>
+        <w:r>
+          <w:rPr>
+            <w:rStyle w:val="Hyperlink"/>
+          </w:rPr>
+          <w:t xml:space="preserve">to</w:t>
+        </w:r>
+        <w:r>
+          <w:rPr>
+            <w:rStyle w:val="Hyperlink"/>
+          </w:rPr>
+          <w:t xml:space="preserve"> </w:t>
+        </w:r>
+        <w:r>
+          <w:rPr>
+            <w:rStyle w:val="Hyperlink"/>
+          </w:rPr>
+          <w:t xml:space="preserve">Ensure Meaningful</w:t>
+        </w:r>
+        <w:r>
+          <w:rPr>
+            <w:rStyle w:val="Hyperlink"/>
+          </w:rPr>
+          <w:t xml:space="preserve">,</w:t>
+        </w:r>
+        <w:r>
+          <w:rPr>
+            <w:rStyle w:val="Hyperlink"/>
+          </w:rPr>
+          <w:t xml:space="preserve"> </w:t>
+        </w:r>
+        <w:r>
+          <w:rPr>
+            <w:rStyle w:val="Hyperlink"/>
+          </w:rPr>
+          <w:t xml:space="preserve">Interpretable</w:t>
+        </w:r>
+        <w:r>
+          <w:rPr>
+            <w:rStyle w:val="Hyperlink"/>
+          </w:rPr>
+          <w:t xml:space="preserve">, and</w:t>
+        </w:r>
+        <w:r>
+          <w:rPr>
+            <w:rStyle w:val="Hyperlink"/>
+          </w:rPr>
+          <w:t xml:space="preserve"> </w:t>
+        </w:r>
+        <w:r>
+          <w:rPr>
+            <w:rStyle w:val="Hyperlink"/>
+          </w:rPr>
+          <w:t xml:space="preserve">Comparable Measures</w:t>
+        </w:r>
+      </w:hyperlink>
+      <w:r>
+        <w:t xml:space="preserve">.</w:t>
       </w:r>
       <w:r>
         <w:t xml:space="preserve"> </w:t>
@@ -11308,37 +11483,13 @@
           <w:i/>
           <w:iCs/>
         </w:rPr>
-        <w:t xml:space="preserve">et al.</w:t>
-      </w:r>
-      <w:r>
-        <w:t xml:space="preserve"> </w:t>
-      </w:r>
-      <w:hyperlink r:id="rId90">
-        <w:r>
-          <w:rPr>
-            <w:rStyle w:val="Hyperlink"/>
-          </w:rPr>
-          <w:t xml:space="preserve">Bidirectional associations between sleep and physical activity investigated using large-scale objective monitoring data</w:t>
-        </w:r>
-      </w:hyperlink>
-      <w:r>
-        <w:t xml:space="preserve">.</w:t>
-      </w:r>
-      <w:r>
-        <w:t xml:space="preserve"> </w:t>
-      </w:r>
-      <w:r>
-        <w:rPr>
-          <w:i/>
-          <w:iCs/>
-        </w:rPr>
-        <w:t xml:space="preserve">Commun Med</w:t>
-      </w:r>
-      <w:r>
-        <w:t xml:space="preserve"> </w:t>
-      </w:r>
-      <w:r>
-        <w:t xml:space="preserve">2025;</w:t>
+        <w:t xml:space="preserve">Pediatr Exerc Sci</w:t>
+      </w:r>
+      <w:r>
+        <w:t xml:space="preserve"> </w:t>
+      </w:r>
+      <w:r>
+        <w:t xml:space="preserve">2018;</w:t>
       </w:r>
       <w:r>
         <w:t xml:space="preserve"> </w:t>
@@ -11348,14 +11499,14 @@
           <w:b/>
           <w:bCs/>
         </w:rPr>
-        <w:t xml:space="preserve">5</w:t>
-      </w:r>
-      <w:r>
-        <w:t xml:space="preserve">: 519.</w:t>
+        <w:t xml:space="preserve">30</w:t>
+      </w:r>
+      <w:r>
+        <w:t xml:space="preserve">: 450–6.</w:t>
       </w:r>
     </w:p>
-    <w:bookmarkEnd w:id="91"/>
-    <w:bookmarkStart w:id="93" w:name="ref-leotaSleepDurationTiming2025"/>
+    <w:bookmarkEnd w:id="101"/>
+    <w:bookmarkStart w:id="103" w:name="X5118835b39c9d166a72836247cd39b7d6d83320"/>
     <w:p>
       <w:pPr>
         <w:pStyle w:val="Bibliography"/>
@@ -11370,7 +11521,7 @@
         <w:t xml:space="preserve">	</w:t>
       </w:r>
       <w:r>
-        <w:t xml:space="preserve">Leota J, Czeisler MÉ, Le F,</w:t>
+        <w:t xml:space="preserve">Leota J, Presby DM, Le F,</w:t>
       </w:r>
       <w:r>
         <w:t xml:space="preserve"> </w:t>
@@ -11385,36 +11536,12 @@
       <w:r>
         <w:t xml:space="preserve"> </w:t>
       </w:r>
-      <w:hyperlink r:id="rId92">
-        <w:r>
-          <w:rPr>
-            <w:rStyle w:val="Hyperlink"/>
-          </w:rPr>
-          <w:t xml:space="preserve">Sleep duration and timing are associated with next-day physical activity:</w:t>
-        </w:r>
-        <w:r>
-          <w:rPr>
-            <w:rStyle w:val="Hyperlink"/>
-          </w:rPr>
-          <w:t xml:space="preserve"> </w:t>
-        </w:r>
-        <w:r>
-          <w:rPr>
-            <w:rStyle w:val="Hyperlink"/>
-          </w:rPr>
-          <w:t xml:space="preserve">Insights</w:t>
-        </w:r>
-        <w:r>
-          <w:rPr>
-            <w:rStyle w:val="Hyperlink"/>
-          </w:rPr>
-          <w:t xml:space="preserve"> </w:t>
-        </w:r>
-        <w:r>
-          <w:rPr>
-            <w:rStyle w:val="Hyperlink"/>
-          </w:rPr>
-          <w:t xml:space="preserve">from two large-scale wearable sensor studies</w:t>
+      <w:hyperlink r:id="rId102">
+        <w:r>
+          <w:rPr>
+            <w:rStyle w:val="Hyperlink"/>
+          </w:rPr>
+          <w:t xml:space="preserve">Dose-response relationship between evening exercise and sleep</w:t>
         </w:r>
       </w:hyperlink>
       <w:r>
@@ -11428,7 +11555,7 @@
           <w:i/>
           <w:iCs/>
         </w:rPr>
-        <w:t xml:space="preserve">Proc Natl Acad Sci</w:t>
+        <w:t xml:space="preserve">Nat Commun</w:t>
       </w:r>
       <w:r>
         <w:t xml:space="preserve"> </w:t>
@@ -11444,14 +11571,14 @@
           <w:b/>
           <w:bCs/>
         </w:rPr>
-        <w:t xml:space="preserve">122</w:t>
-      </w:r>
-      <w:r>
-        <w:t xml:space="preserve">: e2420846122.</w:t>
+        <w:t xml:space="preserve">16</w:t>
+      </w:r>
+      <w:r>
+        <w:t xml:space="preserve">: 3297.</w:t>
       </w:r>
     </w:p>
-    <w:bookmarkEnd w:id="93"/>
-    <w:bookmarkStart w:id="95" w:name="ref-korkutataImpactExerciseSleep2025"/>
+    <w:bookmarkEnd w:id="103"/>
+    <w:bookmarkStart w:id="105" w:name="X6eb1f349e9b4e02bcd323b968d94a1f87e6d048"/>
     <w:p>
       <w:pPr>
         <w:pStyle w:val="Bibliography"/>
@@ -11466,17 +11593,77 @@
         <w:t xml:space="preserve">	</w:t>
       </w:r>
       <w:r>
-        <w:t xml:space="preserve">Korkutata A, Korkutata M, Lazarus M.</w:t>
-      </w:r>
-      <w:r>
-        <w:t xml:space="preserve"> </w:t>
-      </w:r>
-      <w:hyperlink r:id="rId94">
-        <w:r>
-          <w:rPr>
-            <w:rStyle w:val="Hyperlink"/>
-          </w:rPr>
-          <w:t xml:space="preserve">The impact of exercise on sleep and sleep disorders</w:t>
+        <w:t xml:space="preserve">Pham H, Svensson T, Chung U, Svensson AK.</w:t>
+      </w:r>
+      <w:r>
+        <w:t xml:space="preserve"> </w:t>
+      </w:r>
+      <w:hyperlink r:id="rId104">
+        <w:r>
+          <w:rPr>
+            <w:rStyle w:val="Hyperlink"/>
+          </w:rPr>
+          <w:t xml:space="preserve">Bidirectional association between physical activity and sleep in healthy</w:t>
+        </w:r>
+        <w:r>
+          <w:rPr>
+            <w:rStyle w:val="Hyperlink"/>
+          </w:rPr>
+          <w:t xml:space="preserve"> </w:t>
+        </w:r>
+        <w:r>
+          <w:rPr>
+            <w:rStyle w:val="Hyperlink"/>
+          </w:rPr>
+          <w:t xml:space="preserve">Japanese</w:t>
+        </w:r>
+        <w:r>
+          <w:rPr>
+            <w:rStyle w:val="Hyperlink"/>
+          </w:rPr>
+          <w:t xml:space="preserve"> </w:t>
+        </w:r>
+        <w:r>
+          <w:rPr>
+            <w:rStyle w:val="Hyperlink"/>
+          </w:rPr>
+          <w:t xml:space="preserve">super-seniors: The</w:t>
+        </w:r>
+        <w:r>
+          <w:rPr>
+            <w:rStyle w:val="Hyperlink"/>
+          </w:rPr>
+          <w:t xml:space="preserve"> </w:t>
+        </w:r>
+        <w:r>
+          <w:rPr>
+            <w:rStyle w:val="Hyperlink"/>
+          </w:rPr>
+          <w:t xml:space="preserve">Japan Healthy Aging Study</w:t>
+        </w:r>
+        <w:r>
+          <w:rPr>
+            <w:rStyle w:val="Hyperlink"/>
+          </w:rPr>
+          <w:t xml:space="preserve"> </w:t>
+        </w:r>
+        <w:r>
+          <w:rPr>
+            <w:rStyle w:val="Hyperlink"/>
+          </w:rPr>
+          <w:t xml:space="preserve">(</w:t>
+        </w:r>
+        <w:r>
+          <w:rPr>
+            <w:rStyle w:val="Hyperlink"/>
+          </w:rPr>
+          <w:t xml:space="preserve">J-HAS</w:t>
+        </w:r>
+        <w:r>
+          <w:rPr>
+            <w:rStyle w:val="Hyperlink"/>
+          </w:rPr>
+          <w:t xml:space="preserve">)</w:t>
         </w:r>
       </w:hyperlink>
       <w:r>
@@ -11490,7 +11677,7 @@
           <w:i/>
           <w:iCs/>
         </w:rPr>
-        <w:t xml:space="preserve">Npj Biol Timing Sleep</w:t>
+        <w:t xml:space="preserve">npj Aging</w:t>
       </w:r>
       <w:r>
         <w:t xml:space="preserve"> </w:t>
@@ -11506,14 +11693,14 @@
           <w:b/>
           <w:bCs/>
         </w:rPr>
-        <w:t xml:space="preserve">2</w:t>
-      </w:r>
-      <w:r>
-        <w:t xml:space="preserve">: 5.</w:t>
+        <w:t xml:space="preserve">11</w:t>
+      </w:r>
+      <w:r>
+        <w:t xml:space="preserve">: 36.</w:t>
       </w:r>
     </w:p>
-    <w:bookmarkEnd w:id="95"/>
-    <w:bookmarkStart w:id="97" w:name="ref-plekhanovaEffectExerciseSleep2021"/>
+    <w:bookmarkEnd w:id="105"/>
+    <w:bookmarkStart w:id="107" w:name="ref-windredSleepRegularityStronger2024"/>
     <w:p>
       <w:pPr>
         <w:pStyle w:val="Bibliography"/>
@@ -11528,21 +11715,7 @@
         <w:t xml:space="preserve">	</w:t>
       </w:r>
       <w:r>
-        <w:t xml:space="preserve">Plekhanova T, Rowlands AV, Davies M, Edwardson CL, Hall A, Yates T.</w:t>
-      </w:r>
-      <w:r>
-        <w:t xml:space="preserve"> </w:t>
-      </w:r>
-      <w:hyperlink r:id="rId96">
-        <w:r>
-          <w:rPr>
-            <w:rStyle w:val="Hyperlink"/>
-          </w:rPr>
-          <w:t xml:space="preserve">Effect of exercise on sleep and bi-directional associations with accelerometer-assessed physical activity in men with obesity</w:t>
-        </w:r>
-      </w:hyperlink>
-      <w:r>
-        <w:t xml:space="preserve">.</w:t>
+        <w:t xml:space="preserve">Windred DP, Burns AC, Lane JM,</w:t>
       </w:r>
       <w:r>
         <w:t xml:space="preserve"> </w:t>
@@ -11552,13 +11725,61 @@
           <w:i/>
           <w:iCs/>
         </w:rPr>
-        <w:t xml:space="preserve">Appl Physiol Nutr Metab</w:t>
-      </w:r>
-      <w:r>
-        <w:t xml:space="preserve"> </w:t>
-      </w:r>
-      <w:r>
-        <w:t xml:space="preserve">2021;</w:t>
+        <w:t xml:space="preserve">et al.</w:t>
+      </w:r>
+      <w:r>
+        <w:t xml:space="preserve"> </w:t>
+      </w:r>
+      <w:hyperlink r:id="rId106">
+        <w:r>
+          <w:rPr>
+            <w:rStyle w:val="Hyperlink"/>
+          </w:rPr>
+          <w:t xml:space="preserve">Sleep regularity is a stronger predictor of mortality risk than sleep duration:</w:t>
+        </w:r>
+        <w:r>
+          <w:rPr>
+            <w:rStyle w:val="Hyperlink"/>
+          </w:rPr>
+          <w:t xml:space="preserve"> </w:t>
+        </w:r>
+        <w:r>
+          <w:rPr>
+            <w:rStyle w:val="Hyperlink"/>
+          </w:rPr>
+          <w:t xml:space="preserve">A</w:t>
+        </w:r>
+        <w:r>
+          <w:rPr>
+            <w:rStyle w:val="Hyperlink"/>
+          </w:rPr>
+          <w:t xml:space="preserve"> </w:t>
+        </w:r>
+        <w:r>
+          <w:rPr>
+            <w:rStyle w:val="Hyperlink"/>
+          </w:rPr>
+          <w:t xml:space="preserve">prospective cohort study</w:t>
+        </w:r>
+      </w:hyperlink>
+      <w:r>
+        <w:t xml:space="preserve">.</w:t>
+      </w:r>
+      <w:r>
+        <w:t xml:space="preserve"> </w:t>
+      </w:r>
+      <w:r>
+        <w:rPr>
+          <w:i/>
+          <w:iCs/>
+        </w:rPr>
+        <w:t xml:space="preserve">SLEEP</w:t>
+      </w:r>
+      <w:r>
+        <w:t xml:space="preserve"> </w:t>
+      </w:r>
+      <w:r>
+        <w:t xml:space="preserve">2024;</w:t>
       </w:r>
       <w:r>
         <w:t xml:space="preserve"> </w:t>
@@ -11568,14 +11789,14 @@
           <w:b/>
           <w:bCs/>
         </w:rPr>
-        <w:t xml:space="preserve">46</w:t>
-      </w:r>
-      <w:r>
-        <w:t xml:space="preserve">: 597–605.</w:t>
+        <w:t xml:space="preserve">47</w:t>
+      </w:r>
+      <w:r>
+        <w:t xml:space="preserve">: zsad253.</w:t>
       </w:r>
     </w:p>
-    <w:bookmarkEnd w:id="97"/>
-    <w:bookmarkStart w:id="99" w:name="Xa0cbe05eccacccf17bde02d7669b1fb01f31efd"/>
+    <w:bookmarkEnd w:id="107"/>
+    <w:bookmarkStart w:id="109" w:name="ref-chaputSleepRegularityMajor2025"/>
     <w:p>
       <w:pPr>
         <w:pStyle w:val="Bibliography"/>
@@ -11590,21 +11811,7 @@
         <w:t xml:space="preserve">	</w:t>
       </w:r>
       <w:r>
-        <w:t xml:space="preserve">Ioannidis J.</w:t>
-      </w:r>
-      <w:r>
-        <w:t xml:space="preserve"> </w:t>
-      </w:r>
-      <w:hyperlink r:id="rId98">
-        <w:r>
-          <w:rPr>
-            <w:rStyle w:val="Hyperlink"/>
-          </w:rPr>
-          <w:t xml:space="preserve">Next-generation systematic reviews: Prospective meta-analysis, individual-level data, networks and umbrella reviews</w:t>
-        </w:r>
-      </w:hyperlink>
-      <w:r>
-        <w:t xml:space="preserve">.</w:t>
+        <w:t xml:space="preserve">Chaput J-P, Biswas RK, Ahmadi M,</w:t>
       </w:r>
       <w:r>
         <w:t xml:space="preserve"> </w:t>
@@ -11614,13 +11821,61 @@
           <w:i/>
           <w:iCs/>
         </w:rPr>
-        <w:t xml:space="preserve">Br J Sports Med</w:t>
-      </w:r>
-      <w:r>
-        <w:t xml:space="preserve"> </w:t>
-      </w:r>
-      <w:r>
-        <w:t xml:space="preserve">2017;</w:t>
+        <w:t xml:space="preserve">et al.</w:t>
+      </w:r>
+      <w:r>
+        <w:t xml:space="preserve"> </w:t>
+      </w:r>
+      <w:hyperlink r:id="rId108">
+        <w:r>
+          <w:rPr>
+            <w:rStyle w:val="Hyperlink"/>
+          </w:rPr>
+          <w:t xml:space="preserve">Sleep regularity and major adverse cardiovascular events: A device-based prospective study in 72 269</w:t>
+        </w:r>
+        <w:r>
+          <w:rPr>
+            <w:rStyle w:val="Hyperlink"/>
+          </w:rPr>
+          <w:t xml:space="preserve"> </w:t>
+        </w:r>
+        <w:r>
+          <w:rPr>
+            <w:rStyle w:val="Hyperlink"/>
+          </w:rPr>
+          <w:t xml:space="preserve">UK</w:t>
+        </w:r>
+        <w:r>
+          <w:rPr>
+            <w:rStyle w:val="Hyperlink"/>
+          </w:rPr>
+          <w:t xml:space="preserve"> </w:t>
+        </w:r>
+        <w:r>
+          <w:rPr>
+            <w:rStyle w:val="Hyperlink"/>
+          </w:rPr>
+          <w:t xml:space="preserve">adults</w:t>
+        </w:r>
+      </w:hyperlink>
+      <w:r>
+        <w:t xml:space="preserve">.</w:t>
+      </w:r>
+      <w:r>
+        <w:t xml:space="preserve"> </w:t>
+      </w:r>
+      <w:r>
+        <w:rPr>
+          <w:i/>
+          <w:iCs/>
+        </w:rPr>
+        <w:t xml:space="preserve">J Epidemiol Community Health</w:t>
+      </w:r>
+      <w:r>
+        <w:t xml:space="preserve"> </w:t>
+      </w:r>
+      <w:r>
+        <w:t xml:space="preserve">2025;</w:t>
       </w:r>
       <w:r>
         <w:t xml:space="preserve"> </w:t>
@@ -11630,14 +11885,14 @@
           <w:b/>
           <w:bCs/>
         </w:rPr>
-        <w:t xml:space="preserve">51</w:t>
-      </w:r>
-      <w:r>
-        <w:t xml:space="preserve">: 1456–8.</w:t>
+        <w:t xml:space="preserve">79</w:t>
+      </w:r>
+      <w:r>
+        <w:t xml:space="preserve">: 257–64.</w:t>
       </w:r>
     </w:p>
-    <w:bookmarkEnd w:id="99"/>
-    <w:bookmarkStart w:id="101" w:name="X48b2c7764fd235bdd97ded4effee72a4c88fe29"/>
+    <w:bookmarkEnd w:id="109"/>
+    <w:bookmarkStart w:id="111" w:name="X8a37ba8db1ca0ed2098879ac119b82bf42627b2"/>
     <w:p>
       <w:pPr>
         <w:pStyle w:val="Bibliography"/>
@@ -11652,99 +11907,7 @@
         <w:t xml:space="preserve">	</w:t>
       </w:r>
       <w:r>
-        <w:t xml:space="preserve">Hinde S, Spackman E.</w:t>
-      </w:r>
-      <w:r>
-        <w:t xml:space="preserve"> </w:t>
-      </w:r>
-      <w:hyperlink r:id="rId100">
-        <w:r>
-          <w:rPr>
-            <w:rStyle w:val="Hyperlink"/>
-          </w:rPr>
-          <w:t xml:space="preserve">Bidirectional</w:t>
-        </w:r>
-        <w:r>
-          <w:rPr>
-            <w:rStyle w:val="Hyperlink"/>
-          </w:rPr>
-          <w:t xml:space="preserve"> </w:t>
-        </w:r>
-        <w:r>
-          <w:rPr>
-            <w:rStyle w:val="Hyperlink"/>
-          </w:rPr>
-          <w:t xml:space="preserve">Citation Searching</w:t>
-        </w:r>
-        <w:r>
-          <w:rPr>
-            <w:rStyle w:val="Hyperlink"/>
-          </w:rPr>
-          <w:t xml:space="preserve"> </w:t>
-        </w:r>
-        <w:r>
-          <w:rPr>
-            <w:rStyle w:val="Hyperlink"/>
-          </w:rPr>
-          <w:t xml:space="preserve">to</w:t>
-        </w:r>
-        <w:r>
-          <w:rPr>
-            <w:rStyle w:val="Hyperlink"/>
-          </w:rPr>
-          <w:t xml:space="preserve"> </w:t>
-        </w:r>
-        <w:r>
-          <w:rPr>
-            <w:rStyle w:val="Hyperlink"/>
-          </w:rPr>
-          <w:t xml:space="preserve">Completion</w:t>
-        </w:r>
-        <w:r>
-          <w:rPr>
-            <w:rStyle w:val="Hyperlink"/>
-          </w:rPr>
-          <w:t xml:space="preserve">:</w:t>
-        </w:r>
-        <w:r>
-          <w:rPr>
-            <w:rStyle w:val="Hyperlink"/>
-          </w:rPr>
-          <w:t xml:space="preserve"> </w:t>
-        </w:r>
-        <w:r>
-          <w:rPr>
-            <w:rStyle w:val="Hyperlink"/>
-          </w:rPr>
-          <w:t xml:space="preserve">An Exploration</w:t>
-        </w:r>
-        <w:r>
-          <w:rPr>
-            <w:rStyle w:val="Hyperlink"/>
-          </w:rPr>
-          <w:t xml:space="preserve"> </w:t>
-        </w:r>
-        <w:r>
-          <w:rPr>
-            <w:rStyle w:val="Hyperlink"/>
-          </w:rPr>
-          <w:t xml:space="preserve">of</w:t>
-        </w:r>
-        <w:r>
-          <w:rPr>
-            <w:rStyle w:val="Hyperlink"/>
-          </w:rPr>
-          <w:t xml:space="preserve"> </w:t>
-        </w:r>
-        <w:r>
-          <w:rPr>
-            <w:rStyle w:val="Hyperlink"/>
-          </w:rPr>
-          <w:t xml:space="preserve">Literature Searching Methods</w:t>
-        </w:r>
-      </w:hyperlink>
-      <w:r>
-        <w:t xml:space="preserve">.</w:t>
+        <w:t xml:space="preserve">Zisou C, Maylor BD, Acquah A,</w:t>
       </w:r>
       <w:r>
         <w:t xml:space="preserve"> </w:t>
@@ -11754,30 +11917,41 @@
           <w:i/>
           <w:iCs/>
         </w:rPr>
-        <w:t xml:space="preserve">PharmacoEconomics</w:t>
-      </w:r>
-      <w:r>
-        <w:t xml:space="preserve"> </w:t>
-      </w:r>
-      <w:r>
-        <w:t xml:space="preserve">2015;</w:t>
-      </w:r>
-      <w:r>
-        <w:t xml:space="preserve"> </w:t>
-      </w:r>
-      <w:r>
-        <w:rPr>
-          <w:b/>
-          <w:bCs/>
-        </w:rPr>
-        <w:t xml:space="preserve">33</w:t>
-      </w:r>
-      <w:r>
-        <w:t xml:space="preserve">: 5–11.</w:t>
+        <w:t xml:space="preserve">et al.</w:t>
+      </w:r>
+      <w:r>
+        <w:t xml:space="preserve"> Towards harmonised accelerometer-derived physical activity: A comparability study across wrist, thigh, and hip wear locations.</w:t>
+      </w:r>
+      <w:r>
+        <w:t xml:space="preserve"> </w:t>
+      </w:r>
+      <w:r>
+        <w:rPr>
+          <w:i/>
+          <w:iCs/>
+        </w:rPr>
+        <w:t xml:space="preserve">Int J Behav Nutr Phys Act</w:t>
+      </w:r>
+      <w:r>
+        <w:t xml:space="preserve"> </w:t>
+      </w:r>
+      <w:r>
+        <w:t xml:space="preserve">2026; published online Sept. DOI:</w:t>
+      </w:r>
+      <w:hyperlink r:id="rId110">
+        <w:r>
+          <w:rPr>
+            <w:rStyle w:val="Hyperlink"/>
+          </w:rPr>
+          <w:t xml:space="preserve">10.1186/s12966-026-01975-0</w:t>
+        </w:r>
+      </w:hyperlink>
+      <w:r>
+        <w:t xml:space="preserve">.</w:t>
       </w:r>
     </w:p>
-    <w:bookmarkEnd w:id="101"/>
-    <w:bookmarkStart w:id="103" w:name="ref-miguelesGGIRResearchCommunity2019"/>
+    <w:bookmarkEnd w:id="111"/>
+    <w:bookmarkStart w:id="113" w:name="ref-lokHowManyDays2024"/>
     <w:p>
       <w:pPr>
         <w:pStyle w:val="Bibliography"/>
@@ -11792,23 +11966,17 @@
         <w:t xml:space="preserve">	</w:t>
       </w:r>
       <w:r>
-        <w:t xml:space="preserve">Migueles JH, Rowlands AV, Huber F, Sabia S, Van Hees VT.</w:t>
-      </w:r>
-      <w:r>
-        <w:t xml:space="preserve"> </w:t>
-      </w:r>
-      <w:hyperlink r:id="rId102">
-        <w:r>
-          <w:rPr>
-            <w:rStyle w:val="Hyperlink"/>
-          </w:rPr>
-          <w:t xml:space="preserve">GGIR</w:t>
-        </w:r>
-        <w:r>
-          <w:rPr>
-            <w:rStyle w:val="Hyperlink"/>
-          </w:rPr>
-          <w:t xml:space="preserve">:</w:t>
+        <w:t xml:space="preserve">Lok R, Suh S, Rue S, Weed L, Zeitzer JM.</w:t>
+      </w:r>
+      <w:r>
+        <w:t xml:space="preserve"> </w:t>
+      </w:r>
+      <w:hyperlink r:id="rId112">
+        <w:r>
+          <w:rPr>
+            <w:rStyle w:val="Hyperlink"/>
+          </w:rPr>
+          <w:t xml:space="preserve">How many days are enough?</w:t>
         </w:r>
         <w:r>
           <w:rPr>
@@ -11820,67 +11988,13 @@
           <w:rPr>
             <w:rStyle w:val="Hyperlink"/>
           </w:rPr>
-          <w:t xml:space="preserve">A Research Community</w:t>
-        </w:r>
-        <w:r>
-          <w:rPr>
-            <w:rStyle w:val="Hyperlink"/>
-          </w:rPr>
-          <w:t xml:space="preserve">–</w:t>
-        </w:r>
-        <w:r>
-          <w:rPr>
-            <w:rStyle w:val="Hyperlink"/>
-          </w:rPr>
-          <w:t xml:space="preserve">Driven Open Source R Package</w:t>
-        </w:r>
-        <w:r>
-          <w:rPr>
-            <w:rStyle w:val="Hyperlink"/>
-          </w:rPr>
-          <w:t xml:space="preserve"> </w:t>
-        </w:r>
-        <w:r>
-          <w:rPr>
-            <w:rStyle w:val="Hyperlink"/>
-          </w:rPr>
-          <w:t xml:space="preserve">for</w:t>
-        </w:r>
-        <w:r>
-          <w:rPr>
-            <w:rStyle w:val="Hyperlink"/>
-          </w:rPr>
-          <w:t xml:space="preserve"> </w:t>
-        </w:r>
-        <w:r>
-          <w:rPr>
-            <w:rStyle w:val="Hyperlink"/>
-          </w:rPr>
-          <w:t xml:space="preserve">Generating Physical Activity</w:t>
-        </w:r>
-        <w:r>
-          <w:rPr>
-            <w:rStyle w:val="Hyperlink"/>
-          </w:rPr>
-          <w:t xml:space="preserve"> </w:t>
-        </w:r>
-        <w:r>
-          <w:rPr>
-            <w:rStyle w:val="Hyperlink"/>
-          </w:rPr>
-          <w:t xml:space="preserve">and</w:t>
-        </w:r>
-        <w:r>
-          <w:rPr>
-            <w:rStyle w:val="Hyperlink"/>
-          </w:rPr>
-          <w:t xml:space="preserve"> </w:t>
-        </w:r>
-        <w:r>
-          <w:rPr>
-            <w:rStyle w:val="Hyperlink"/>
-          </w:rPr>
-          <w:t xml:space="preserve">Sleep Outcomes From Multi-Day Raw Accelerometer Data</w:t>
+          <w:t xml:space="preserve">Sleep</w:t>
+        </w:r>
+        <w:r>
+          <w:rPr>
+            <w:rStyle w:val="Hyperlink"/>
+          </w:rPr>
+          <w:t xml:space="preserve">–wake timing regularity and fragmentation scores change with the number of days included</w:t>
         </w:r>
       </w:hyperlink>
       <w:r>
@@ -11894,30 +12008,17 @@
           <w:i/>
           <w:iCs/>
         </w:rPr>
-        <w:t xml:space="preserve">J Meas Phys Behav</w:t>
-      </w:r>
-      <w:r>
-        <w:t xml:space="preserve"> </w:t>
-      </w:r>
-      <w:r>
-        <w:t xml:space="preserve">2019;</w:t>
-      </w:r>
-      <w:r>
-        <w:t xml:space="preserve"> </w:t>
-      </w:r>
-      <w:r>
-        <w:rPr>
-          <w:b/>
-          <w:bCs/>
-        </w:rPr>
-        <w:t xml:space="preserve">2</w:t>
-      </w:r>
-      <w:r>
-        <w:t xml:space="preserve">: 188–96.</w:t>
+        <w:t xml:space="preserve">J Sleep Res</w:t>
+      </w:r>
+      <w:r>
+        <w:t xml:space="preserve"> </w:t>
+      </w:r>
+      <w:r>
+        <w:t xml:space="preserve">2024; : e14332.</w:t>
       </w:r>
     </w:p>
-    <w:bookmarkEnd w:id="103"/>
-    <w:bookmarkStart w:id="105" w:name="ref-vanheesEstimatingSleepParameters2018"/>
+    <w:bookmarkEnd w:id="113"/>
+    <w:bookmarkStart w:id="115" w:name="X639320ef06b9a00f96c25d59c61d1cecd19efb7"/>
     <w:p>
       <w:pPr>
         <w:pStyle w:val="Bibliography"/>
@@ -11932,2131 +12033,38 @@
         <w:t xml:space="preserve">	</w:t>
       </w:r>
       <w:r>
-        <w:t xml:space="preserve">Van Hees VT, Sabia S, Jones SE,</w:t>
-      </w:r>
-      <w:r>
-        <w:t xml:space="preserve"> </w:t>
-      </w:r>
-      <w:r>
-        <w:rPr>
-          <w:i/>
-          <w:iCs/>
-        </w:rPr>
-        <w:t xml:space="preserve">et al.</w:t>
-      </w:r>
-      <w:r>
-        <w:t xml:space="preserve"> Estimating sleep parameters using an accelerometer without sleep diary.</w:t>
-      </w:r>
-      <w:r>
-        <w:t xml:space="preserve"> </w:t>
-      </w:r>
-      <w:r>
-        <w:rPr>
-          <w:i/>
-          <w:iCs/>
-        </w:rPr>
-        <w:t xml:space="preserve">Sci Rep</w:t>
-      </w:r>
-      <w:r>
-        <w:t xml:space="preserve"> </w:t>
-      </w:r>
-      <w:r>
-        <w:t xml:space="preserve">2018;</w:t>
-      </w:r>
-      <w:r>
-        <w:t xml:space="preserve"> </w:t>
-      </w:r>
-      <w:r>
-        <w:rPr>
-          <w:b/>
-          <w:bCs/>
-        </w:rPr>
-        <w:t xml:space="preserve">8</w:t>
-      </w:r>
-      <w:r>
-        <w:t xml:space="preserve">. DOI:</w:t>
-      </w:r>
-      <w:hyperlink r:id="rId104">
-        <w:r>
-          <w:rPr>
-            <w:rStyle w:val="Hyperlink"/>
-          </w:rPr>
-          <w:t xml:space="preserve">10.1038/s41598-018-31266-z</w:t>
+        <w:t xml:space="preserve">Australian Government Department of Health, Disability and Ageing. 24-hour movement guidelines for all</w:t>
+      </w:r>
+      <w:r>
+        <w:t xml:space="preserve"> </w:t>
+      </w:r>
+      <w:r>
+        <w:t xml:space="preserve">Australians</w:t>
+      </w:r>
+      <w:r>
+        <w:t xml:space="preserve">. 2026; published online April.</w:t>
+      </w:r>
+      <w:r>
+        <w:t xml:space="preserve"> </w:t>
+      </w:r>
+      <w:hyperlink r:id="rId114">
+        <w:r>
+          <w:rPr>
+            <w:rStyle w:val="Hyperlink"/>
+          </w:rPr>
+          <w:t xml:space="preserve">https://www.health.gov.au/topics/physical-activity/24-hour-movement-guidelines-for-all-australians</w:t>
         </w:r>
       </w:hyperlink>
       <w:r>
-        <w:t xml:space="preserve">.</w:t>
-      </w:r>
-    </w:p>
-    <w:bookmarkEnd w:id="105"/>
-    <w:bookmarkStart w:id="107" w:name="Xbe20fa38378946dc0b1773dd99972809ef5fd5a"/>
-    <w:p>
-      <w:pPr>
-        <w:pStyle w:val="Bibliography"/>
-      </w:pPr>
-      <w:r>
-        <w:t xml:space="preserve">31</w:t>
-      </w:r>
-      <w:r>
-        <w:t xml:space="preserve"> </w:t>
-      </w:r>
-      <w:r>
-        <w:t xml:space="preserve">	</w:t>
-      </w:r>
-      <w:r>
-        <w:t xml:space="preserve">Rowlands AV, Plekhanova T, Yates T,</w:t>
-      </w:r>
-      <w:r>
-        <w:t xml:space="preserve"> </w:t>
-      </w:r>
-      <w:r>
-        <w:rPr>
-          <w:i/>
-          <w:iCs/>
-        </w:rPr>
-        <w:t xml:space="preserve">et al.</w:t>
-      </w:r>
-      <w:r>
-        <w:t xml:space="preserve"> </w:t>
-      </w:r>
-      <w:hyperlink r:id="rId106">
-        <w:r>
-          <w:rPr>
-            <w:rStyle w:val="Hyperlink"/>
-          </w:rPr>
-          <w:t xml:space="preserve">Providing a</w:t>
-        </w:r>
-        <w:r>
-          <w:rPr>
-            <w:rStyle w:val="Hyperlink"/>
-          </w:rPr>
-          <w:t xml:space="preserve"> </w:t>
-        </w:r>
-        <w:r>
-          <w:rPr>
-            <w:rStyle w:val="Hyperlink"/>
-          </w:rPr>
-          <w:t xml:space="preserve">Basis</w:t>
-        </w:r>
-        <w:r>
-          <w:rPr>
-            <w:rStyle w:val="Hyperlink"/>
-          </w:rPr>
-          <w:t xml:space="preserve"> </w:t>
-        </w:r>
-        <w:r>
-          <w:rPr>
-            <w:rStyle w:val="Hyperlink"/>
-          </w:rPr>
-          <w:t xml:space="preserve">for</w:t>
-        </w:r>
-        <w:r>
-          <w:rPr>
-            <w:rStyle w:val="Hyperlink"/>
-          </w:rPr>
-          <w:t xml:space="preserve"> </w:t>
-        </w:r>
-        <w:r>
-          <w:rPr>
-            <w:rStyle w:val="Hyperlink"/>
-          </w:rPr>
-          <w:t xml:space="preserve">Harmonization</w:t>
-        </w:r>
-        <w:r>
-          <w:rPr>
-            <w:rStyle w:val="Hyperlink"/>
-          </w:rPr>
-          <w:t xml:space="preserve"> </w:t>
-        </w:r>
-        <w:r>
-          <w:rPr>
-            <w:rStyle w:val="Hyperlink"/>
-          </w:rPr>
-          <w:t xml:space="preserve">of</w:t>
-        </w:r>
-        <w:r>
-          <w:rPr>
-            <w:rStyle w:val="Hyperlink"/>
-          </w:rPr>
-          <w:t xml:space="preserve"> </w:t>
-        </w:r>
-        <w:r>
-          <w:rPr>
-            <w:rStyle w:val="Hyperlink"/>
-          </w:rPr>
-          <w:t xml:space="preserve">Accelerometer-Assessed Physical Activity Outcomes Across Epidemiological Datasets</w:t>
-        </w:r>
-      </w:hyperlink>
-      <w:r>
-        <w:t xml:space="preserve">.</w:t>
-      </w:r>
-      <w:r>
-        <w:t xml:space="preserve"> </w:t>
-      </w:r>
-      <w:r>
-        <w:rPr>
-          <w:i/>
-          <w:iCs/>
-        </w:rPr>
-        <w:t xml:space="preserve">J Meas Phys Behav</w:t>
-      </w:r>
-      <w:r>
-        <w:t xml:space="preserve"> </w:t>
-      </w:r>
-      <w:r>
-        <w:t xml:space="preserve">2019;</w:t>
-      </w:r>
-      <w:r>
-        <w:t xml:space="preserve"> </w:t>
-      </w:r>
-      <w:r>
-        <w:rPr>
-          <w:b/>
-          <w:bCs/>
-        </w:rPr>
-        <w:t xml:space="preserve">2</w:t>
-      </w:r>
-      <w:r>
-        <w:t xml:space="preserve">: 131–42.</w:t>
-      </w:r>
-    </w:p>
-    <w:bookmarkEnd w:id="107"/>
-    <w:bookmarkStart w:id="109" w:name="Xc12653eb723a407570896d9eb66b3da8a4a1afe"/>
-    <w:p>
-      <w:pPr>
-        <w:pStyle w:val="Bibliography"/>
-      </w:pPr>
-      <w:r>
-        <w:t xml:space="preserve">32</w:t>
-      </w:r>
-      <w:r>
-        <w:t xml:space="preserve"> </w:t>
-      </w:r>
-      <w:r>
-        <w:t xml:space="preserve">	</w:t>
-      </w:r>
-      <w:r>
-        <w:t xml:space="preserve">Sanders T.</w:t>
-      </w:r>
-      <w:r>
-        <w:t xml:space="preserve"> </w:t>
-      </w:r>
-      <w:r>
-        <w:t xml:space="preserve">sleepIPD</w:t>
-      </w:r>
-      <w:r>
-        <w:t xml:space="preserve">:</w:t>
-      </w:r>
-      <w:r>
-        <w:t xml:space="preserve"> </w:t>
-      </w:r>
-      <w:r>
-        <w:t xml:space="preserve">Opinionated</w:t>
-      </w:r>
-      <w:r>
-        <w:t xml:space="preserve"> </w:t>
-      </w:r>
-      <w:r>
-        <w:t xml:space="preserve">accelerometer reprocessing for the</w:t>
-      </w:r>
-      <w:r>
-        <w:t xml:space="preserve"> </w:t>
-      </w:r>
-      <w:r>
-        <w:t xml:space="preserve">SleepIPD</w:t>
-      </w:r>
-      <w:r>
-        <w:t xml:space="preserve"> </w:t>
-      </w:r>
-      <w:r>
-        <w:t xml:space="preserve">study. 2023.</w:t>
-      </w:r>
-      <w:r>
-        <w:t xml:space="preserve"> </w:t>
-      </w:r>
-      <w:hyperlink r:id="rId108">
-        <w:r>
-          <w:rPr>
-            <w:rStyle w:val="Hyperlink"/>
-          </w:rPr>
-          <w:t xml:space="preserve">https://motivation-and-behaviour.github.io/sleepIPD</w:t>
-        </w:r>
-      </w:hyperlink>
-      <w:r>
-        <w:t xml:space="preserve">.</w:t>
-      </w:r>
-    </w:p>
-    <w:bookmarkEnd w:id="109"/>
-    <w:bookmarkStart w:id="111" w:name="X52b7e7b03e85d368e668eadc670bd2cc68a9aa2"/>
-    <w:p>
-      <w:pPr>
-        <w:pStyle w:val="Bibliography"/>
-      </w:pPr>
-      <w:r>
-        <w:t xml:space="preserve">33</w:t>
-      </w:r>
-      <w:r>
-        <w:t xml:space="preserve"> </w:t>
-      </w:r>
-      <w:r>
-        <w:t xml:space="preserve">	</w:t>
-      </w:r>
-      <w:r>
-        <w:t xml:space="preserve">Cepni AB, Burkart S, Zhu X,</w:t>
-      </w:r>
-      <w:r>
-        <w:t xml:space="preserve"> </w:t>
-      </w:r>
-      <w:r>
-        <w:rPr>
-          <w:i/>
-          <w:iCs/>
-        </w:rPr>
-        <w:t xml:space="preserve">et al.</w:t>
-      </w:r>
-      <w:r>
-        <w:t xml:space="preserve"> </w:t>
-      </w:r>
-      <w:hyperlink r:id="rId110">
-        <w:r>
-          <w:rPr>
-            <w:rStyle w:val="Hyperlink"/>
-          </w:rPr>
-          <w:t xml:space="preserve">Evaluating the performance of open-source and proprietary processing of actigraphy sleep estimation in children with suspected sleep disorders: A comparison with polysomnography</w:t>
-        </w:r>
-      </w:hyperlink>
-      <w:r>
-        <w:t xml:space="preserve">.</w:t>
-      </w:r>
-      <w:r>
-        <w:t xml:space="preserve"> </w:t>
-      </w:r>
-      <w:r>
-        <w:rPr>
-          <w:i/>
-          <w:iCs/>
-        </w:rPr>
-        <w:t xml:space="preserve">SLEEP</w:t>
-      </w:r>
-      <w:r>
-        <w:t xml:space="preserve"> </w:t>
-      </w:r>
-      <w:r>
-        <w:t xml:space="preserve">2025;</w:t>
-      </w:r>
-      <w:r>
-        <w:t xml:space="preserve"> </w:t>
-      </w:r>
-      <w:r>
-        <w:rPr>
-          <w:b/>
-          <w:bCs/>
-        </w:rPr>
-        <w:t xml:space="preserve">48</w:t>
-      </w:r>
-      <w:r>
-        <w:t xml:space="preserve">: zsae267.</w:t>
-      </w:r>
-    </w:p>
-    <w:bookmarkEnd w:id="111"/>
-    <w:bookmarkStart w:id="113" w:name="ref-chenPerformanceAutomatedSleep2026"/>
-    <w:p>
-      <w:pPr>
-        <w:pStyle w:val="Bibliography"/>
-      </w:pPr>
-      <w:r>
-        <w:t xml:space="preserve">34</w:t>
-      </w:r>
-      <w:r>
-        <w:t xml:space="preserve"> </w:t>
-      </w:r>
-      <w:r>
-        <w:t xml:space="preserve">	</w:t>
-      </w:r>
-      <w:r>
-        <w:t xml:space="preserve">Chen P-W, Jansen EC, Cielo CM,</w:t>
-      </w:r>
-      <w:r>
-        <w:t xml:space="preserve"> </w:t>
-      </w:r>
-      <w:r>
-        <w:rPr>
-          <w:i/>
-          <w:iCs/>
-        </w:rPr>
-        <w:t xml:space="preserve">et al.</w:t>
-      </w:r>
-      <w:r>
-        <w:t xml:space="preserve"> </w:t>
-      </w:r>
-      <w:hyperlink r:id="rId112">
-        <w:r>
-          <w:rPr>
-            <w:rStyle w:val="Hyperlink"/>
-          </w:rPr>
-          <w:t xml:space="preserve">Performance of an automated sleep scoring approach for actigraphy data in children and adolescents</w:t>
-        </w:r>
-      </w:hyperlink>
-      <w:r>
-        <w:t xml:space="preserve">.</w:t>
-      </w:r>
-      <w:r>
-        <w:t xml:space="preserve"> </w:t>
-      </w:r>
-      <w:r>
-        <w:rPr>
-          <w:i/>
-          <w:iCs/>
-        </w:rPr>
-        <w:t xml:space="preserve">Sleep</w:t>
-      </w:r>
-      <w:r>
-        <w:t xml:space="preserve"> </w:t>
-      </w:r>
-      <w:r>
-        <w:t xml:space="preserve">2026;</w:t>
-      </w:r>
-      <w:r>
-        <w:t xml:space="preserve"> </w:t>
-      </w:r>
-      <w:r>
-        <w:rPr>
-          <w:b/>
-          <w:bCs/>
-        </w:rPr>
-        <w:t xml:space="preserve">49</w:t>
-      </w:r>
-      <w:r>
-        <w:t xml:space="preserve">: zsaf282.</w:t>
-      </w:r>
-    </w:p>
-    <w:bookmarkEnd w:id="113"/>
-    <w:bookmarkStart w:id="115" w:name="ref-vanheesSeparatingMovementGravity2013"/>
-    <w:p>
-      <w:pPr>
-        <w:pStyle w:val="Bibliography"/>
-      </w:pPr>
-      <w:r>
-        <w:t xml:space="preserve">35</w:t>
-      </w:r>
-      <w:r>
-        <w:t xml:space="preserve"> </w:t>
-      </w:r>
-      <w:r>
-        <w:t xml:space="preserve">	</w:t>
-      </w:r>
-      <w:r>
-        <w:t xml:space="preserve">Van Hees VT, Gorzelniak L, Dean León EC,</w:t>
-      </w:r>
-      <w:r>
-        <w:t xml:space="preserve"> </w:t>
-      </w:r>
-      <w:r>
-        <w:rPr>
-          <w:i/>
-          <w:iCs/>
-        </w:rPr>
-        <w:t xml:space="preserve">et al.</w:t>
-      </w:r>
-      <w:r>
-        <w:t xml:space="preserve"> </w:t>
-      </w:r>
-      <w:hyperlink r:id="rId114">
-        <w:r>
-          <w:rPr>
-            <w:rStyle w:val="Hyperlink"/>
-          </w:rPr>
-          <w:t xml:space="preserve">Separating</w:t>
-        </w:r>
-        <w:r>
-          <w:rPr>
-            <w:rStyle w:val="Hyperlink"/>
-          </w:rPr>
-          <w:t xml:space="preserve"> </w:t>
-        </w:r>
-        <w:r>
-          <w:rPr>
-            <w:rStyle w:val="Hyperlink"/>
-          </w:rPr>
-          <w:t xml:space="preserve">Movement</w:t>
-        </w:r>
-        <w:r>
-          <w:rPr>
-            <w:rStyle w:val="Hyperlink"/>
-          </w:rPr>
-          <w:t xml:space="preserve"> </w:t>
-        </w:r>
-        <w:r>
-          <w:rPr>
-            <w:rStyle w:val="Hyperlink"/>
-          </w:rPr>
-          <w:t xml:space="preserve">and</w:t>
-        </w:r>
-        <w:r>
-          <w:rPr>
-            <w:rStyle w:val="Hyperlink"/>
-          </w:rPr>
-          <w:t xml:space="preserve"> </w:t>
-        </w:r>
-        <w:r>
-          <w:rPr>
-            <w:rStyle w:val="Hyperlink"/>
-          </w:rPr>
-          <w:t xml:space="preserve">Gravity Components</w:t>
-        </w:r>
-        <w:r>
-          <w:rPr>
-            <w:rStyle w:val="Hyperlink"/>
-          </w:rPr>
-          <w:t xml:space="preserve"> </w:t>
-        </w:r>
-        <w:r>
-          <w:rPr>
-            <w:rStyle w:val="Hyperlink"/>
-          </w:rPr>
-          <w:t xml:space="preserve">in an</w:t>
-        </w:r>
-        <w:r>
-          <w:rPr>
-            <w:rStyle w:val="Hyperlink"/>
-          </w:rPr>
-          <w:t xml:space="preserve"> </w:t>
-        </w:r>
-        <w:r>
-          <w:rPr>
-            <w:rStyle w:val="Hyperlink"/>
-          </w:rPr>
-          <w:t xml:space="preserve">Acceleration Signal</w:t>
-        </w:r>
-        <w:r>
-          <w:rPr>
-            <w:rStyle w:val="Hyperlink"/>
-          </w:rPr>
-          <w:t xml:space="preserve"> </w:t>
-        </w:r>
-        <w:r>
-          <w:rPr>
-            <w:rStyle w:val="Hyperlink"/>
-          </w:rPr>
-          <w:t xml:space="preserve">and</w:t>
-        </w:r>
-        <w:r>
-          <w:rPr>
-            <w:rStyle w:val="Hyperlink"/>
-          </w:rPr>
-          <w:t xml:space="preserve"> </w:t>
-        </w:r>
-        <w:r>
-          <w:rPr>
-            <w:rStyle w:val="Hyperlink"/>
-          </w:rPr>
-          <w:t xml:space="preserve">Implications</w:t>
-        </w:r>
-        <w:r>
-          <w:rPr>
-            <w:rStyle w:val="Hyperlink"/>
-          </w:rPr>
-          <w:t xml:space="preserve"> </w:t>
-        </w:r>
-        <w:r>
-          <w:rPr>
-            <w:rStyle w:val="Hyperlink"/>
-          </w:rPr>
-          <w:t xml:space="preserve">for the</w:t>
-        </w:r>
-        <w:r>
-          <w:rPr>
-            <w:rStyle w:val="Hyperlink"/>
-          </w:rPr>
-          <w:t xml:space="preserve"> </w:t>
-        </w:r>
-        <w:r>
-          <w:rPr>
-            <w:rStyle w:val="Hyperlink"/>
-          </w:rPr>
-          <w:t xml:space="preserve">Assessment</w:t>
-        </w:r>
-        <w:r>
-          <w:rPr>
-            <w:rStyle w:val="Hyperlink"/>
-          </w:rPr>
-          <w:t xml:space="preserve"> </w:t>
-        </w:r>
-        <w:r>
-          <w:rPr>
-            <w:rStyle w:val="Hyperlink"/>
-          </w:rPr>
-          <w:t xml:space="preserve">of</w:t>
-        </w:r>
-        <w:r>
-          <w:rPr>
-            <w:rStyle w:val="Hyperlink"/>
-          </w:rPr>
-          <w:t xml:space="preserve"> </w:t>
-        </w:r>
-        <w:r>
-          <w:rPr>
-            <w:rStyle w:val="Hyperlink"/>
-          </w:rPr>
-          <w:t xml:space="preserve">Human Daily Physical Activity</w:t>
-        </w:r>
-      </w:hyperlink>
-      <w:r>
-        <w:t xml:space="preserve">.</w:t>
-      </w:r>
-      <w:r>
-        <w:t xml:space="preserve"> </w:t>
-      </w:r>
-      <w:r>
-        <w:rPr>
-          <w:i/>
-          <w:iCs/>
-        </w:rPr>
-        <w:t xml:space="preserve">PLoS ONE</w:t>
-      </w:r>
-      <w:r>
-        <w:t xml:space="preserve"> </w:t>
-      </w:r>
-      <w:r>
-        <w:t xml:space="preserve">2013;</w:t>
-      </w:r>
-      <w:r>
-        <w:t xml:space="preserve"> </w:t>
-      </w:r>
-      <w:r>
-        <w:rPr>
-          <w:b/>
-          <w:bCs/>
-        </w:rPr>
-        <w:t xml:space="preserve">8</w:t>
-      </w:r>
-      <w:r>
-        <w:t xml:space="preserve">: e61691.</w:t>
+        <w:t xml:space="preserve"> </w:t>
+      </w:r>
+      <w:r>
+        <w:t xml:space="preserve">(accessed Oct 10, 2026).</w:t>
       </w:r>
     </w:p>
     <w:bookmarkEnd w:id="115"/>
-    <w:bookmarkStart w:id="117" w:name="X604bed0f69fd81ef683c99aa873c9b58e271a81"/>
-    <w:p>
-      <w:pPr>
-        <w:pStyle w:val="Bibliography"/>
-      </w:pPr>
-      <w:r>
-        <w:t xml:space="preserve">36</w:t>
-      </w:r>
-      <w:r>
-        <w:t xml:space="preserve"> </w:t>
-      </w:r>
-      <w:r>
-        <w:t xml:space="preserve">	</w:t>
-      </w:r>
-      <w:r>
-        <w:t xml:space="preserve">Rowlands AV.</w:t>
-      </w:r>
-      <w:r>
-        <w:t xml:space="preserve"> </w:t>
-      </w:r>
-      <w:hyperlink r:id="rId116">
-        <w:r>
-          <w:rPr>
-            <w:rStyle w:val="Hyperlink"/>
-          </w:rPr>
-          <w:t xml:space="preserve">Moving</w:t>
-        </w:r>
-        <w:r>
-          <w:rPr>
-            <w:rStyle w:val="Hyperlink"/>
-          </w:rPr>
-          <w:t xml:space="preserve"> </w:t>
-        </w:r>
-        <w:r>
-          <w:rPr>
-            <w:rStyle w:val="Hyperlink"/>
-          </w:rPr>
-          <w:t xml:space="preserve">Forward With Accelerometer-Assessed Physical Activity</w:t>
-        </w:r>
-        <w:r>
-          <w:rPr>
-            <w:rStyle w:val="Hyperlink"/>
-          </w:rPr>
-          <w:t xml:space="preserve">:</w:t>
-        </w:r>
-        <w:r>
-          <w:rPr>
-            <w:rStyle w:val="Hyperlink"/>
-          </w:rPr>
-          <w:t xml:space="preserve"> </w:t>
-        </w:r>
-        <w:r>
-          <w:rPr>
-            <w:rStyle w:val="Hyperlink"/>
-          </w:rPr>
-          <w:t xml:space="preserve">Two Strategies</w:t>
-        </w:r>
-        <w:r>
-          <w:rPr>
-            <w:rStyle w:val="Hyperlink"/>
-          </w:rPr>
-          <w:t xml:space="preserve"> </w:t>
-        </w:r>
-        <w:r>
-          <w:rPr>
-            <w:rStyle w:val="Hyperlink"/>
-          </w:rPr>
-          <w:t xml:space="preserve">to</w:t>
-        </w:r>
-        <w:r>
-          <w:rPr>
-            <w:rStyle w:val="Hyperlink"/>
-          </w:rPr>
-          <w:t xml:space="preserve"> </w:t>
-        </w:r>
-        <w:r>
-          <w:rPr>
-            <w:rStyle w:val="Hyperlink"/>
-          </w:rPr>
-          <w:t xml:space="preserve">Ensure Meaningful</w:t>
-        </w:r>
-        <w:r>
-          <w:rPr>
-            <w:rStyle w:val="Hyperlink"/>
-          </w:rPr>
-          <w:t xml:space="preserve">,</w:t>
-        </w:r>
-        <w:r>
-          <w:rPr>
-            <w:rStyle w:val="Hyperlink"/>
-          </w:rPr>
-          <w:t xml:space="preserve"> </w:t>
-        </w:r>
-        <w:r>
-          <w:rPr>
-            <w:rStyle w:val="Hyperlink"/>
-          </w:rPr>
-          <w:t xml:space="preserve">Interpretable</w:t>
-        </w:r>
-        <w:r>
-          <w:rPr>
-            <w:rStyle w:val="Hyperlink"/>
-          </w:rPr>
-          <w:t xml:space="preserve">, and</w:t>
-        </w:r>
-        <w:r>
-          <w:rPr>
-            <w:rStyle w:val="Hyperlink"/>
-          </w:rPr>
-          <w:t xml:space="preserve"> </w:t>
-        </w:r>
-        <w:r>
-          <w:rPr>
-            <w:rStyle w:val="Hyperlink"/>
-          </w:rPr>
-          <w:t xml:space="preserve">Comparable Measures</w:t>
-        </w:r>
-      </w:hyperlink>
-      <w:r>
-        <w:t xml:space="preserve">.</w:t>
-      </w:r>
-      <w:r>
-        <w:t xml:space="preserve"> </w:t>
-      </w:r>
-      <w:r>
-        <w:rPr>
-          <w:i/>
-          <w:iCs/>
-        </w:rPr>
-        <w:t xml:space="preserve">Pediatr Exerc Sci</w:t>
-      </w:r>
-      <w:r>
-        <w:t xml:space="preserve"> </w:t>
-      </w:r>
-      <w:r>
-        <w:t xml:space="preserve">2018;</w:t>
-      </w:r>
-      <w:r>
-        <w:t xml:space="preserve"> </w:t>
-      </w:r>
-      <w:r>
-        <w:rPr>
-          <w:b/>
-          <w:bCs/>
-        </w:rPr>
-        <w:t xml:space="preserve">30</w:t>
-      </w:r>
-      <w:r>
-        <w:t xml:space="preserve">: 450–6.</w:t>
-      </w:r>
-    </w:p>
+    <w:bookmarkEnd w:id="116"/>
     <w:bookmarkEnd w:id="117"/>
-    <w:bookmarkStart w:id="119" w:name="X43174f17c57b130f8bcfaa5ce76066a2d121af0"/>
-    <w:p>
-      <w:pPr>
-        <w:pStyle w:val="Bibliography"/>
-      </w:pPr>
-      <w:r>
-        <w:t xml:space="preserve">37</w:t>
-      </w:r>
-      <w:r>
-        <w:t xml:space="preserve"> </w:t>
-      </w:r>
-      <w:r>
-        <w:t xml:space="preserve">	</w:t>
-      </w:r>
-      <w:r>
-        <w:t xml:space="preserve">Rowlands AV, Dawkins NP, Maylor B,</w:t>
-      </w:r>
-      <w:r>
-        <w:t xml:space="preserve"> </w:t>
-      </w:r>
-      <w:r>
-        <w:rPr>
-          <w:i/>
-          <w:iCs/>
-        </w:rPr>
-        <w:t xml:space="preserve">et al.</w:t>
-      </w:r>
-      <w:r>
-        <w:t xml:space="preserve"> Enhancing the value of accelerometer-assessed physical activity: Meaningful visual comparisons of data-driven translational accelerometer metrics.</w:t>
-      </w:r>
-      <w:r>
-        <w:t xml:space="preserve"> </w:t>
-      </w:r>
-      <w:r>
-        <w:rPr>
-          <w:i/>
-          <w:iCs/>
-        </w:rPr>
-        <w:t xml:space="preserve">Sports Med - Open</w:t>
-      </w:r>
-      <w:r>
-        <w:t xml:space="preserve"> </w:t>
-      </w:r>
-      <w:r>
-        <w:t xml:space="preserve">2019;</w:t>
-      </w:r>
-      <w:r>
-        <w:t xml:space="preserve"> </w:t>
-      </w:r>
-      <w:r>
-        <w:rPr>
-          <w:b/>
-          <w:bCs/>
-        </w:rPr>
-        <w:t xml:space="preserve">5</w:t>
-      </w:r>
-      <w:r>
-        <w:t xml:space="preserve">. DOI:</w:t>
-      </w:r>
-      <w:hyperlink r:id="rId118">
-        <w:r>
-          <w:rPr>
-            <w:rStyle w:val="Hyperlink"/>
-          </w:rPr>
-          <w:t xml:space="preserve">10.1186/s40798-019-0225-9</w:t>
-        </w:r>
-      </w:hyperlink>
-      <w:r>
-        <w:t xml:space="preserve">.</w:t>
-      </w:r>
-    </w:p>
-    <w:bookmarkEnd w:id="119"/>
-    <w:bookmarkStart w:id="121" w:name="ref-rowlandsDatadrivenMeaningfulEasy2019"/>
-    <w:p>
-      <w:pPr>
-        <w:pStyle w:val="Bibliography"/>
-      </w:pPr>
-      <w:r>
-        <w:t xml:space="preserve">38</w:t>
-      </w:r>
-      <w:r>
-        <w:t xml:space="preserve"> </w:t>
-      </w:r>
-      <w:r>
-        <w:t xml:space="preserve">	</w:t>
-      </w:r>
-      <w:r>
-        <w:t xml:space="preserve">Rowlands AV, Sherar LB, Fairclough SJ,</w:t>
-      </w:r>
-      <w:r>
-        <w:t xml:space="preserve"> </w:t>
-      </w:r>
-      <w:r>
-        <w:rPr>
-          <w:i/>
-          <w:iCs/>
-        </w:rPr>
-        <w:t xml:space="preserve">et al.</w:t>
-      </w:r>
-      <w:r>
-        <w:t xml:space="preserve"> </w:t>
-      </w:r>
-      <w:hyperlink r:id="rId120">
-        <w:r>
-          <w:rPr>
-            <w:rStyle w:val="Hyperlink"/>
-          </w:rPr>
-          <w:t xml:space="preserve">A data-driven, meaningful, easy to interpret, standardised accelerometer outcome variable for global surveillance</w:t>
-        </w:r>
-      </w:hyperlink>
-      <w:r>
-        <w:t xml:space="preserve">.</w:t>
-      </w:r>
-      <w:r>
-        <w:t xml:space="preserve"> </w:t>
-      </w:r>
-      <w:r>
-        <w:rPr>
-          <w:i/>
-          <w:iCs/>
-        </w:rPr>
-        <w:t xml:space="preserve">J Sci Med Sport</w:t>
-      </w:r>
-      <w:r>
-        <w:t xml:space="preserve"> </w:t>
-      </w:r>
-      <w:r>
-        <w:t xml:space="preserve">2019;</w:t>
-      </w:r>
-      <w:r>
-        <w:t xml:space="preserve"> </w:t>
-      </w:r>
-      <w:r>
-        <w:rPr>
-          <w:b/>
-          <w:bCs/>
-        </w:rPr>
-        <w:t xml:space="preserve">22</w:t>
-      </w:r>
-      <w:r>
-        <w:t xml:space="preserve">: 1132–8.</w:t>
-      </w:r>
-    </w:p>
-    <w:bookmarkEnd w:id="121"/>
-    <w:bookmarkStart w:id="123" w:name="X022f3831132bc70b1c35b8637c58a02b68d7942"/>
-    <w:p>
-      <w:pPr>
-        <w:pStyle w:val="Bibliography"/>
-      </w:pPr>
-      <w:r>
-        <w:t xml:space="preserve">39</w:t>
-      </w:r>
-      <w:r>
-        <w:t xml:space="preserve"> </w:t>
-      </w:r>
-      <w:r>
-        <w:t xml:space="preserve">	</w:t>
-      </w:r>
-      <w:r>
-        <w:t xml:space="preserve">Weston SJ, Ritchie SJ, Rohrer JM, Przybylski AK.</w:t>
-      </w:r>
-      <w:r>
-        <w:t xml:space="preserve"> </w:t>
-      </w:r>
-      <w:hyperlink r:id="rId122">
-        <w:r>
-          <w:rPr>
-            <w:rStyle w:val="Hyperlink"/>
-          </w:rPr>
-          <w:t xml:space="preserve">Recommendations for</w:t>
-        </w:r>
-        <w:r>
-          <w:rPr>
-            <w:rStyle w:val="Hyperlink"/>
-          </w:rPr>
-          <w:t xml:space="preserve"> </w:t>
-        </w:r>
-        <w:r>
-          <w:rPr>
-            <w:rStyle w:val="Hyperlink"/>
-          </w:rPr>
-          <w:t xml:space="preserve">Increasing</w:t>
-        </w:r>
-        <w:r>
-          <w:rPr>
-            <w:rStyle w:val="Hyperlink"/>
-          </w:rPr>
-          <w:t xml:space="preserve"> </w:t>
-        </w:r>
-        <w:r>
-          <w:rPr>
-            <w:rStyle w:val="Hyperlink"/>
-          </w:rPr>
-          <w:t xml:space="preserve">the</w:t>
-        </w:r>
-        <w:r>
-          <w:rPr>
-            <w:rStyle w:val="Hyperlink"/>
-          </w:rPr>
-          <w:t xml:space="preserve"> </w:t>
-        </w:r>
-        <w:r>
-          <w:rPr>
-            <w:rStyle w:val="Hyperlink"/>
-          </w:rPr>
-          <w:t xml:space="preserve">Transparency</w:t>
-        </w:r>
-        <w:r>
-          <w:rPr>
-            <w:rStyle w:val="Hyperlink"/>
-          </w:rPr>
-          <w:t xml:space="preserve"> </w:t>
-        </w:r>
-        <w:r>
-          <w:rPr>
-            <w:rStyle w:val="Hyperlink"/>
-          </w:rPr>
-          <w:t xml:space="preserve">of</w:t>
-        </w:r>
-        <w:r>
-          <w:rPr>
-            <w:rStyle w:val="Hyperlink"/>
-          </w:rPr>
-          <w:t xml:space="preserve"> </w:t>
-        </w:r>
-        <w:r>
-          <w:rPr>
-            <w:rStyle w:val="Hyperlink"/>
-          </w:rPr>
-          <w:t xml:space="preserve">Analysis</w:t>
-        </w:r>
-        <w:r>
-          <w:rPr>
-            <w:rStyle w:val="Hyperlink"/>
-          </w:rPr>
-          <w:t xml:space="preserve"> </w:t>
-        </w:r>
-        <w:r>
-          <w:rPr>
-            <w:rStyle w:val="Hyperlink"/>
-          </w:rPr>
-          <w:t xml:space="preserve">of</w:t>
-        </w:r>
-        <w:r>
-          <w:rPr>
-            <w:rStyle w:val="Hyperlink"/>
-          </w:rPr>
-          <w:t xml:space="preserve"> </w:t>
-        </w:r>
-        <w:r>
-          <w:rPr>
-            <w:rStyle w:val="Hyperlink"/>
-          </w:rPr>
-          <w:t xml:space="preserve">Preexisting Data Sets</w:t>
-        </w:r>
-      </w:hyperlink>
-      <w:r>
-        <w:t xml:space="preserve">.</w:t>
-      </w:r>
-      <w:r>
-        <w:t xml:space="preserve"> </w:t>
-      </w:r>
-      <w:r>
-        <w:rPr>
-          <w:i/>
-          <w:iCs/>
-        </w:rPr>
-        <w:t xml:space="preserve">Adv Methods Pract Psychol Sci</w:t>
-      </w:r>
-      <w:r>
-        <w:t xml:space="preserve"> </w:t>
-      </w:r>
-      <w:r>
-        <w:t xml:space="preserve">2019;</w:t>
-      </w:r>
-      <w:r>
-        <w:t xml:space="preserve"> </w:t>
-      </w:r>
-      <w:r>
-        <w:rPr>
-          <w:b/>
-          <w:bCs/>
-        </w:rPr>
-        <w:t xml:space="preserve">2</w:t>
-      </w:r>
-      <w:r>
-        <w:t xml:space="preserve">: 214–27.</w:t>
-      </w:r>
-    </w:p>
-    <w:bookmarkEnd w:id="123"/>
-    <w:bookmarkStart w:id="125" w:name="ref-maccounBlindAnalysisHide2015"/>
-    <w:p>
-      <w:pPr>
-        <w:pStyle w:val="Bibliography"/>
-      </w:pPr>
-      <w:r>
-        <w:t xml:space="preserve">40</w:t>
-      </w:r>
-      <w:r>
-        <w:t xml:space="preserve"> </w:t>
-      </w:r>
-      <w:r>
-        <w:t xml:space="preserve">	</w:t>
-      </w:r>
-      <w:r>
-        <w:t xml:space="preserve">MacCoun R, Perlmutter S.</w:t>
-      </w:r>
-      <w:r>
-        <w:t xml:space="preserve"> </w:t>
-      </w:r>
-      <w:hyperlink r:id="rId124">
-        <w:r>
-          <w:rPr>
-            <w:rStyle w:val="Hyperlink"/>
-          </w:rPr>
-          <w:t xml:space="preserve">Blind analysis:</w:t>
-        </w:r>
-        <w:r>
-          <w:rPr>
-            <w:rStyle w:val="Hyperlink"/>
-          </w:rPr>
-          <w:t xml:space="preserve"> </w:t>
-        </w:r>
-        <w:r>
-          <w:rPr>
-            <w:rStyle w:val="Hyperlink"/>
-          </w:rPr>
-          <w:t xml:space="preserve">Hide</w:t>
-        </w:r>
-        <w:r>
-          <w:rPr>
-            <w:rStyle w:val="Hyperlink"/>
-          </w:rPr>
-          <w:t xml:space="preserve"> </w:t>
-        </w:r>
-        <w:r>
-          <w:rPr>
-            <w:rStyle w:val="Hyperlink"/>
-          </w:rPr>
-          <w:t xml:space="preserve">results to seek the truth</w:t>
-        </w:r>
-      </w:hyperlink>
-      <w:r>
-        <w:t xml:space="preserve">.</w:t>
-      </w:r>
-      <w:r>
-        <w:t xml:space="preserve"> </w:t>
-      </w:r>
-      <w:r>
-        <w:rPr>
-          <w:i/>
-          <w:iCs/>
-        </w:rPr>
-        <w:t xml:space="preserve">Nature</w:t>
-      </w:r>
-      <w:r>
-        <w:t xml:space="preserve"> </w:t>
-      </w:r>
-      <w:r>
-        <w:t xml:space="preserve">2015;</w:t>
-      </w:r>
-      <w:r>
-        <w:t xml:space="preserve"> </w:t>
-      </w:r>
-      <w:r>
-        <w:rPr>
-          <w:b/>
-          <w:bCs/>
-        </w:rPr>
-        <w:t xml:space="preserve">526</w:t>
-      </w:r>
-      <w:r>
-        <w:t xml:space="preserve">: 187–9.</w:t>
-      </w:r>
-    </w:p>
-    <w:bookmarkEnd w:id="125"/>
-    <w:bookmarkStart w:id="127" w:name="ref-buurenMiceMultivariateImputation2011"/>
-    <w:p>
-      <w:pPr>
-        <w:pStyle w:val="Bibliography"/>
-      </w:pPr>
-      <w:r>
-        <w:t xml:space="preserve">41</w:t>
-      </w:r>
-      <w:r>
-        <w:t xml:space="preserve"> </w:t>
-      </w:r>
-      <w:r>
-        <w:t xml:space="preserve">	</w:t>
-      </w:r>
-      <w:r>
-        <w:t xml:space="preserve">Buuren SV, Groothuis-Oudshoorn K.</w:t>
-      </w:r>
-      <w:r>
-        <w:t xml:space="preserve"> </w:t>
-      </w:r>
-      <w:r>
-        <w:rPr>
-          <w:b/>
-          <w:bCs/>
-        </w:rPr>
-        <w:t xml:space="preserve">Mice</w:t>
-      </w:r>
-      <w:r>
-        <w:t xml:space="preserve"> </w:t>
-      </w:r>
-      <w:r>
-        <w:t xml:space="preserve">:</w:t>
-      </w:r>
-      <w:r>
-        <w:t xml:space="preserve"> </w:t>
-      </w:r>
-      <w:r>
-        <w:t xml:space="preserve">Multivariate Imputation</w:t>
-      </w:r>
-      <w:r>
-        <w:t xml:space="preserve"> </w:t>
-      </w:r>
-      <w:r>
-        <w:t xml:space="preserve">by</w:t>
-      </w:r>
-      <w:r>
-        <w:t xml:space="preserve"> </w:t>
-      </w:r>
-      <w:r>
-        <w:t xml:space="preserve">Chained Equations</w:t>
-      </w:r>
-      <w:r>
-        <w:t xml:space="preserve"> </w:t>
-      </w:r>
-      <w:r>
-        <w:t xml:space="preserve">in</w:t>
-      </w:r>
-      <w:r>
-        <w:t xml:space="preserve"> </w:t>
-      </w:r>
-      <w:r>
-        <w:rPr>
-          <w:i/>
-          <w:iCs/>
-        </w:rPr>
-        <w:t xml:space="preserve">R</w:t>
-      </w:r>
-      <w:r>
-        <w:t xml:space="preserve">.</w:t>
-      </w:r>
-      <w:r>
-        <w:t xml:space="preserve"> </w:t>
-      </w:r>
-      <w:r>
-        <w:rPr>
-          <w:i/>
-          <w:iCs/>
-        </w:rPr>
-        <w:t xml:space="preserve">J Stat Softw</w:t>
-      </w:r>
-      <w:r>
-        <w:t xml:space="preserve"> </w:t>
-      </w:r>
-      <w:r>
-        <w:t xml:space="preserve">2011;</w:t>
-      </w:r>
-      <w:r>
-        <w:t xml:space="preserve"> </w:t>
-      </w:r>
-      <w:r>
-        <w:rPr>
-          <w:b/>
-          <w:bCs/>
-        </w:rPr>
-        <w:t xml:space="preserve">45</w:t>
-      </w:r>
-      <w:r>
-        <w:t xml:space="preserve">. DOI:</w:t>
-      </w:r>
-      <w:hyperlink r:id="rId126">
-        <w:r>
-          <w:rPr>
-            <w:rStyle w:val="Hyperlink"/>
-          </w:rPr>
-          <w:t xml:space="preserve">10.18637/jss.v045.i03</w:t>
-        </w:r>
-      </w:hyperlink>
-      <w:r>
-        <w:t xml:space="preserve">.</w:t>
-      </w:r>
-    </w:p>
-    <w:bookmarkEnd w:id="127"/>
-    <w:bookmarkStart w:id="129" w:name="ref-curranIntegrativeDataAnalysis2009"/>
-    <w:p>
-      <w:pPr>
-        <w:pStyle w:val="Bibliography"/>
-      </w:pPr>
-      <w:r>
-        <w:t xml:space="preserve">42</w:t>
-      </w:r>
-      <w:r>
-        <w:t xml:space="preserve"> </w:t>
-      </w:r>
-      <w:r>
-        <w:t xml:space="preserve">	</w:t>
-      </w:r>
-      <w:r>
-        <w:t xml:space="preserve">Curran PJ, Hussong AM.</w:t>
-      </w:r>
-      <w:r>
-        <w:t xml:space="preserve"> </w:t>
-      </w:r>
-      <w:hyperlink r:id="rId128">
-        <w:r>
-          <w:rPr>
-            <w:rStyle w:val="Hyperlink"/>
-          </w:rPr>
-          <w:t xml:space="preserve">Integrative data analysis:</w:t>
-        </w:r>
-        <w:r>
-          <w:rPr>
-            <w:rStyle w:val="Hyperlink"/>
-          </w:rPr>
-          <w:t xml:space="preserve"> </w:t>
-        </w:r>
-        <w:r>
-          <w:rPr>
-            <w:rStyle w:val="Hyperlink"/>
-          </w:rPr>
-          <w:t xml:space="preserve">The</w:t>
-        </w:r>
-        <w:r>
-          <w:rPr>
-            <w:rStyle w:val="Hyperlink"/>
-          </w:rPr>
-          <w:t xml:space="preserve"> </w:t>
-        </w:r>
-        <w:r>
-          <w:rPr>
-            <w:rStyle w:val="Hyperlink"/>
-          </w:rPr>
-          <w:t xml:space="preserve">simultaneous analysis of multiple data sets.</w:t>
-        </w:r>
-      </w:hyperlink>
-      <w:r>
-        <w:t xml:space="preserve"> </w:t>
-      </w:r>
-      <w:r>
-        <w:rPr>
-          <w:i/>
-          <w:iCs/>
-        </w:rPr>
-        <w:t xml:space="preserve">Psychol Methods</w:t>
-      </w:r>
-      <w:r>
-        <w:t xml:space="preserve"> </w:t>
-      </w:r>
-      <w:r>
-        <w:t xml:space="preserve">2009;</w:t>
-      </w:r>
-      <w:r>
-        <w:t xml:space="preserve"> </w:t>
-      </w:r>
-      <w:r>
-        <w:rPr>
-          <w:b/>
-          <w:bCs/>
-        </w:rPr>
-        <w:t xml:space="preserve">14</w:t>
-      </w:r>
-      <w:r>
-        <w:t xml:space="preserve">: 81–100.</w:t>
-      </w:r>
-    </w:p>
-    <w:bookmarkEnd w:id="129"/>
-    <w:bookmarkStart w:id="131" w:name="X5118835b39c9d166a72836247cd39b7d6d83320"/>
-    <w:p>
-      <w:pPr>
-        <w:pStyle w:val="Bibliography"/>
-      </w:pPr>
-      <w:r>
-        <w:t xml:space="preserve">43</w:t>
-      </w:r>
-      <w:r>
-        <w:t xml:space="preserve"> </w:t>
-      </w:r>
-      <w:r>
-        <w:t xml:space="preserve">	</w:t>
-      </w:r>
-      <w:r>
-        <w:t xml:space="preserve">Leota J, Presby DM, Le F,</w:t>
-      </w:r>
-      <w:r>
-        <w:t xml:space="preserve"> </w:t>
-      </w:r>
-      <w:r>
-        <w:rPr>
-          <w:i/>
-          <w:iCs/>
-        </w:rPr>
-        <w:t xml:space="preserve">et al.</w:t>
-      </w:r>
-      <w:r>
-        <w:t xml:space="preserve"> </w:t>
-      </w:r>
-      <w:hyperlink r:id="rId130">
-        <w:r>
-          <w:rPr>
-            <w:rStyle w:val="Hyperlink"/>
-          </w:rPr>
-          <w:t xml:space="preserve">Dose-response relationship between evening exercise and sleep</w:t>
-        </w:r>
-      </w:hyperlink>
-      <w:r>
-        <w:t xml:space="preserve">.</w:t>
-      </w:r>
-      <w:r>
-        <w:t xml:space="preserve"> </w:t>
-      </w:r>
-      <w:r>
-        <w:rPr>
-          <w:i/>
-          <w:iCs/>
-        </w:rPr>
-        <w:t xml:space="preserve">Nat Commun</w:t>
-      </w:r>
-      <w:r>
-        <w:t xml:space="preserve"> </w:t>
-      </w:r>
-      <w:r>
-        <w:t xml:space="preserve">2025;</w:t>
-      </w:r>
-      <w:r>
-        <w:t xml:space="preserve"> </w:t>
-      </w:r>
-      <w:r>
-        <w:rPr>
-          <w:b/>
-          <w:bCs/>
-        </w:rPr>
-        <w:t xml:space="preserve">16</w:t>
-      </w:r>
-      <w:r>
-        <w:t xml:space="preserve">: 3297.</w:t>
-      </w:r>
-    </w:p>
-    <w:bookmarkEnd w:id="131"/>
-    <w:bookmarkStart w:id="133" w:name="ref-souabniEffectsMorningEvening2026"/>
-    <w:p>
-      <w:pPr>
-        <w:pStyle w:val="Bibliography"/>
-      </w:pPr>
-      <w:r>
-        <w:t xml:space="preserve">44</w:t>
-      </w:r>
-      <w:r>
-        <w:t xml:space="preserve"> </w:t>
-      </w:r>
-      <w:r>
-        <w:t xml:space="preserve">	</w:t>
-      </w:r>
-      <w:r>
-        <w:t xml:space="preserve">Souabni M, Del Sordo GC, Saurel M,</w:t>
-      </w:r>
-      <w:r>
-        <w:t xml:space="preserve"> </w:t>
-      </w:r>
-      <w:r>
-        <w:rPr>
-          <w:i/>
-          <w:iCs/>
-        </w:rPr>
-        <w:t xml:space="preserve">et al.</w:t>
-      </w:r>
-      <w:r>
-        <w:t xml:space="preserve"> </w:t>
-      </w:r>
-      <w:hyperlink r:id="rId132">
-        <w:r>
-          <w:rPr>
-            <w:rStyle w:val="Hyperlink"/>
-          </w:rPr>
-          <w:t xml:space="preserve">Effects of morning versus evening exercise on sleep: A systematic review of comparative studies with a meta-analysis of randomized controlled trials</w:t>
-        </w:r>
-      </w:hyperlink>
-      <w:r>
-        <w:t xml:space="preserve">.</w:t>
-      </w:r>
-      <w:r>
-        <w:t xml:space="preserve"> </w:t>
-      </w:r>
-      <w:r>
-        <w:rPr>
-          <w:i/>
-          <w:iCs/>
-        </w:rPr>
-        <w:t xml:space="preserve">Sleep Med Rev</w:t>
-      </w:r>
-      <w:r>
-        <w:t xml:space="preserve"> </w:t>
-      </w:r>
-      <w:r>
-        <w:t xml:space="preserve">2026;</w:t>
-      </w:r>
-      <w:r>
-        <w:t xml:space="preserve"> </w:t>
-      </w:r>
-      <w:r>
-        <w:rPr>
-          <w:b/>
-          <w:bCs/>
-        </w:rPr>
-        <w:t xml:space="preserve">90</w:t>
-      </w:r>
-      <w:r>
-        <w:t xml:space="preserve">: 102358.</w:t>
-      </w:r>
-    </w:p>
-    <w:bookmarkEnd w:id="133"/>
-    <w:bookmarkStart w:id="135" w:name="X6eb1f349e9b4e02bcd323b968d94a1f87e6d048"/>
-    <w:p>
-      <w:pPr>
-        <w:pStyle w:val="Bibliography"/>
-      </w:pPr>
-      <w:r>
-        <w:t xml:space="preserve">45</w:t>
-      </w:r>
-      <w:r>
-        <w:t xml:space="preserve"> </w:t>
-      </w:r>
-      <w:r>
-        <w:t xml:space="preserve">	</w:t>
-      </w:r>
-      <w:r>
-        <w:t xml:space="preserve">Pham H, Svensson T, Chung U, Svensson AK.</w:t>
-      </w:r>
-      <w:r>
-        <w:t xml:space="preserve"> </w:t>
-      </w:r>
-      <w:hyperlink r:id="rId134">
-        <w:r>
-          <w:rPr>
-            <w:rStyle w:val="Hyperlink"/>
-          </w:rPr>
-          <w:t xml:space="preserve">Bidirectional association between physical activity and sleep in healthy</w:t>
-        </w:r>
-        <w:r>
-          <w:rPr>
-            <w:rStyle w:val="Hyperlink"/>
-          </w:rPr>
-          <w:t xml:space="preserve"> </w:t>
-        </w:r>
-        <w:r>
-          <w:rPr>
-            <w:rStyle w:val="Hyperlink"/>
-          </w:rPr>
-          <w:t xml:space="preserve">Japanese</w:t>
-        </w:r>
-        <w:r>
-          <w:rPr>
-            <w:rStyle w:val="Hyperlink"/>
-          </w:rPr>
-          <w:t xml:space="preserve"> </w:t>
-        </w:r>
-        <w:r>
-          <w:rPr>
-            <w:rStyle w:val="Hyperlink"/>
-          </w:rPr>
-          <w:t xml:space="preserve">super-seniors: The</w:t>
-        </w:r>
-        <w:r>
-          <w:rPr>
-            <w:rStyle w:val="Hyperlink"/>
-          </w:rPr>
-          <w:t xml:space="preserve"> </w:t>
-        </w:r>
-        <w:r>
-          <w:rPr>
-            <w:rStyle w:val="Hyperlink"/>
-          </w:rPr>
-          <w:t xml:space="preserve">Japan Healthy Aging Study</w:t>
-        </w:r>
-        <w:r>
-          <w:rPr>
-            <w:rStyle w:val="Hyperlink"/>
-          </w:rPr>
-          <w:t xml:space="preserve"> </w:t>
-        </w:r>
-        <w:r>
-          <w:rPr>
-            <w:rStyle w:val="Hyperlink"/>
-          </w:rPr>
-          <w:t xml:space="preserve">(</w:t>
-        </w:r>
-        <w:r>
-          <w:rPr>
-            <w:rStyle w:val="Hyperlink"/>
-          </w:rPr>
-          <w:t xml:space="preserve">J-HAS</w:t>
-        </w:r>
-        <w:r>
-          <w:rPr>
-            <w:rStyle w:val="Hyperlink"/>
-          </w:rPr>
-          <w:t xml:space="preserve">)</w:t>
-        </w:r>
-      </w:hyperlink>
-      <w:r>
-        <w:t xml:space="preserve">.</w:t>
-      </w:r>
-      <w:r>
-        <w:t xml:space="preserve"> </w:t>
-      </w:r>
-      <w:r>
-        <w:rPr>
-          <w:i/>
-          <w:iCs/>
-        </w:rPr>
-        <w:t xml:space="preserve">npj Aging</w:t>
-      </w:r>
-      <w:r>
-        <w:t xml:space="preserve"> </w:t>
-      </w:r>
-      <w:r>
-        <w:t xml:space="preserve">2025;</w:t>
-      </w:r>
-      <w:r>
-        <w:t xml:space="preserve"> </w:t>
-      </w:r>
-      <w:r>
-        <w:rPr>
-          <w:b/>
-          <w:bCs/>
-        </w:rPr>
-        <w:t xml:space="preserve">11</w:t>
-      </w:r>
-      <w:r>
-        <w:t xml:space="preserve">: 36.</w:t>
-      </w:r>
-    </w:p>
-    <w:bookmarkEnd w:id="135"/>
-    <w:bookmarkStart w:id="137" w:name="ref-windredSleepRegularityStronger2024"/>
-    <w:p>
-      <w:pPr>
-        <w:pStyle w:val="Bibliography"/>
-      </w:pPr>
-      <w:r>
-        <w:t xml:space="preserve">46</w:t>
-      </w:r>
-      <w:r>
-        <w:t xml:space="preserve"> </w:t>
-      </w:r>
-      <w:r>
-        <w:t xml:space="preserve">	</w:t>
-      </w:r>
-      <w:r>
-        <w:t xml:space="preserve">Windred DP, Burns AC, Lane JM,</w:t>
-      </w:r>
-      <w:r>
-        <w:t xml:space="preserve"> </w:t>
-      </w:r>
-      <w:r>
-        <w:rPr>
-          <w:i/>
-          <w:iCs/>
-        </w:rPr>
-        <w:t xml:space="preserve">et al.</w:t>
-      </w:r>
-      <w:r>
-        <w:t xml:space="preserve"> </w:t>
-      </w:r>
-      <w:hyperlink r:id="rId136">
-        <w:r>
-          <w:rPr>
-            <w:rStyle w:val="Hyperlink"/>
-          </w:rPr>
-          <w:t xml:space="preserve">Sleep regularity is a stronger predictor of mortality risk than sleep duration:</w:t>
-        </w:r>
-        <w:r>
-          <w:rPr>
-            <w:rStyle w:val="Hyperlink"/>
-          </w:rPr>
-          <w:t xml:space="preserve"> </w:t>
-        </w:r>
-        <w:r>
-          <w:rPr>
-            <w:rStyle w:val="Hyperlink"/>
-          </w:rPr>
-          <w:t xml:space="preserve">A</w:t>
-        </w:r>
-        <w:r>
-          <w:rPr>
-            <w:rStyle w:val="Hyperlink"/>
-          </w:rPr>
-          <w:t xml:space="preserve"> </w:t>
-        </w:r>
-        <w:r>
-          <w:rPr>
-            <w:rStyle w:val="Hyperlink"/>
-          </w:rPr>
-          <w:t xml:space="preserve">prospective cohort study</w:t>
-        </w:r>
-      </w:hyperlink>
-      <w:r>
-        <w:t xml:space="preserve">.</w:t>
-      </w:r>
-      <w:r>
-        <w:t xml:space="preserve"> </w:t>
-      </w:r>
-      <w:r>
-        <w:rPr>
-          <w:i/>
-          <w:iCs/>
-        </w:rPr>
-        <w:t xml:space="preserve">SLEEP</w:t>
-      </w:r>
-      <w:r>
-        <w:t xml:space="preserve"> </w:t>
-      </w:r>
-      <w:r>
-        <w:t xml:space="preserve">2024;</w:t>
-      </w:r>
-      <w:r>
-        <w:t xml:space="preserve"> </w:t>
-      </w:r>
-      <w:r>
-        <w:rPr>
-          <w:b/>
-          <w:bCs/>
-        </w:rPr>
-        <w:t xml:space="preserve">47</w:t>
-      </w:r>
-      <w:r>
-        <w:t xml:space="preserve">: zsad253.</w:t>
-      </w:r>
-    </w:p>
-    <w:bookmarkEnd w:id="137"/>
-    <w:bookmarkStart w:id="139" w:name="ref-chaputSleepRegularityMajor2025"/>
-    <w:p>
-      <w:pPr>
-        <w:pStyle w:val="Bibliography"/>
-      </w:pPr>
-      <w:r>
-        <w:t xml:space="preserve">47</w:t>
-      </w:r>
-      <w:r>
-        <w:t xml:space="preserve"> </w:t>
-      </w:r>
-      <w:r>
-        <w:t xml:space="preserve">	</w:t>
-      </w:r>
-      <w:r>
-        <w:t xml:space="preserve">Chaput J-P, Biswas RK, Ahmadi M,</w:t>
-      </w:r>
-      <w:r>
-        <w:t xml:space="preserve"> </w:t>
-      </w:r>
-      <w:r>
-        <w:rPr>
-          <w:i/>
-          <w:iCs/>
-        </w:rPr>
-        <w:t xml:space="preserve">et al.</w:t>
-      </w:r>
-      <w:r>
-        <w:t xml:space="preserve"> </w:t>
-      </w:r>
-      <w:hyperlink r:id="rId138">
-        <w:r>
-          <w:rPr>
-            <w:rStyle w:val="Hyperlink"/>
-          </w:rPr>
-          <w:t xml:space="preserve">Sleep regularity and major adverse cardiovascular events: A device-based prospective study in 72 269</w:t>
-        </w:r>
-        <w:r>
-          <w:rPr>
-            <w:rStyle w:val="Hyperlink"/>
-          </w:rPr>
-          <w:t xml:space="preserve"> </w:t>
-        </w:r>
-        <w:r>
-          <w:rPr>
-            <w:rStyle w:val="Hyperlink"/>
-          </w:rPr>
-          <w:t xml:space="preserve">UK</w:t>
-        </w:r>
-        <w:r>
-          <w:rPr>
-            <w:rStyle w:val="Hyperlink"/>
-          </w:rPr>
-          <w:t xml:space="preserve"> </w:t>
-        </w:r>
-        <w:r>
-          <w:rPr>
-            <w:rStyle w:val="Hyperlink"/>
-          </w:rPr>
-          <w:t xml:space="preserve">adults</w:t>
-        </w:r>
-      </w:hyperlink>
-      <w:r>
-        <w:t xml:space="preserve">.</w:t>
-      </w:r>
-      <w:r>
-        <w:t xml:space="preserve"> </w:t>
-      </w:r>
-      <w:r>
-        <w:rPr>
-          <w:i/>
-          <w:iCs/>
-        </w:rPr>
-        <w:t xml:space="preserve">J Epidemiol Community Health</w:t>
-      </w:r>
-      <w:r>
-        <w:t xml:space="preserve"> </w:t>
-      </w:r>
-      <w:r>
-        <w:t xml:space="preserve">2025;</w:t>
-      </w:r>
-      <w:r>
-        <w:t xml:space="preserve"> </w:t>
-      </w:r>
-      <w:r>
-        <w:rPr>
-          <w:b/>
-          <w:bCs/>
-        </w:rPr>
-        <w:t xml:space="preserve">79</w:t>
-      </w:r>
-      <w:r>
-        <w:t xml:space="preserve">: 257–64.</w:t>
-      </w:r>
-    </w:p>
-    <w:bookmarkEnd w:id="139"/>
-    <w:bookmarkStart w:id="141" w:name="ref-liRegularSleepPatterns2025"/>
-    <w:p>
-      <w:pPr>
-        <w:pStyle w:val="Bibliography"/>
-      </w:pPr>
-      <w:r>
-        <w:t xml:space="preserve">48</w:t>
-      </w:r>
-      <w:r>
-        <w:t xml:space="preserve"> </w:t>
-      </w:r>
-      <w:r>
-        <w:t xml:space="preserve">	</w:t>
-      </w:r>
-      <w:r>
-        <w:t xml:space="preserve">Li D-R, Li Z-X, Li M-H,</w:t>
-      </w:r>
-      <w:r>
-        <w:t xml:space="preserve"> </w:t>
-      </w:r>
-      <w:r>
-        <w:rPr>
-          <w:i/>
-          <w:iCs/>
-        </w:rPr>
-        <w:t xml:space="preserve">et al.</w:t>
-      </w:r>
-      <w:r>
-        <w:t xml:space="preserve"> </w:t>
-      </w:r>
-      <w:hyperlink r:id="rId140">
-        <w:r>
-          <w:rPr>
-            <w:rStyle w:val="Hyperlink"/>
-          </w:rPr>
-          <w:t xml:space="preserve">Regular sleep patterns, not just duration, critical for mental health: Association of accelerometer-derived sleep regularity with incident depression and anxiety</w:t>
-        </w:r>
-      </w:hyperlink>
-      <w:r>
-        <w:t xml:space="preserve">.</w:t>
-      </w:r>
-      <w:r>
-        <w:t xml:space="preserve"> </w:t>
-      </w:r>
-      <w:r>
-        <w:rPr>
-          <w:i/>
-          <w:iCs/>
-        </w:rPr>
-        <w:t xml:space="preserve">Psychol Med</w:t>
-      </w:r>
-      <w:r>
-        <w:t xml:space="preserve"> </w:t>
-      </w:r>
-      <w:r>
-        <w:t xml:space="preserve">2025;</w:t>
-      </w:r>
-      <w:r>
-        <w:t xml:space="preserve"> </w:t>
-      </w:r>
-      <w:r>
-        <w:rPr>
-          <w:b/>
-          <w:bCs/>
-        </w:rPr>
-        <w:t xml:space="preserve">55</w:t>
-      </w:r>
-      <w:r>
-        <w:t xml:space="preserve">: e239.</w:t>
-      </w:r>
-    </w:p>
-    <w:bookmarkEnd w:id="141"/>
-    <w:bookmarkStart w:id="143" w:name="X8a37ba8db1ca0ed2098879ac119b82bf42627b2"/>
-    <w:p>
-      <w:pPr>
-        <w:pStyle w:val="Bibliography"/>
-      </w:pPr>
-      <w:r>
-        <w:t xml:space="preserve">49</w:t>
-      </w:r>
-      <w:r>
-        <w:t xml:space="preserve"> </w:t>
-      </w:r>
-      <w:r>
-        <w:t xml:space="preserve">	</w:t>
-      </w:r>
-      <w:r>
-        <w:t xml:space="preserve">Zisou C, Maylor BD, Acquah A,</w:t>
-      </w:r>
-      <w:r>
-        <w:t xml:space="preserve"> </w:t>
-      </w:r>
-      <w:r>
-        <w:rPr>
-          <w:i/>
-          <w:iCs/>
-        </w:rPr>
-        <w:t xml:space="preserve">et al.</w:t>
-      </w:r>
-      <w:r>
-        <w:t xml:space="preserve"> Towards harmonised accelerometer-derived physical activity: A comparability study across wrist, thigh, and hip wear locations.</w:t>
-      </w:r>
-      <w:r>
-        <w:t xml:space="preserve"> </w:t>
-      </w:r>
-      <w:r>
-        <w:rPr>
-          <w:i/>
-          <w:iCs/>
-        </w:rPr>
-        <w:t xml:space="preserve">Int J Behav Nutr Phys Act</w:t>
-      </w:r>
-      <w:r>
-        <w:t xml:space="preserve"> </w:t>
-      </w:r>
-      <w:r>
-        <w:t xml:space="preserve">2026; published online Sept. DOI:</w:t>
-      </w:r>
-      <w:hyperlink r:id="rId142">
-        <w:r>
-          <w:rPr>
-            <w:rStyle w:val="Hyperlink"/>
-          </w:rPr>
-          <w:t xml:space="preserve">10.1186/s12966-026-01975-0</w:t>
-        </w:r>
-      </w:hyperlink>
-      <w:r>
-        <w:t xml:space="preserve">.</w:t>
-      </w:r>
-    </w:p>
-    <w:bookmarkEnd w:id="143"/>
-    <w:bookmarkStart w:id="145" w:name="ref-lokHowManyDays2024"/>
-    <w:p>
-      <w:pPr>
-        <w:pStyle w:val="Bibliography"/>
-      </w:pPr>
-      <w:r>
-        <w:t xml:space="preserve">50</w:t>
-      </w:r>
-      <w:r>
-        <w:t xml:space="preserve"> </w:t>
-      </w:r>
-      <w:r>
-        <w:t xml:space="preserve">	</w:t>
-      </w:r>
-      <w:r>
-        <w:t xml:space="preserve">Lok R, Suh S, Rue S, Weed L, Zeitzer JM.</w:t>
-      </w:r>
-      <w:r>
-        <w:t xml:space="preserve"> </w:t>
-      </w:r>
-      <w:hyperlink r:id="rId144">
-        <w:r>
-          <w:rPr>
-            <w:rStyle w:val="Hyperlink"/>
-          </w:rPr>
-          <w:t xml:space="preserve">How many days are enough?</w:t>
-        </w:r>
-        <w:r>
-          <w:rPr>
-            <w:rStyle w:val="Hyperlink"/>
-          </w:rPr>
-          <w:t xml:space="preserve"> </w:t>
-        </w:r>
-        <w:r>
-          <w:rPr>
-            <w:rStyle w:val="Hyperlink"/>
-          </w:rPr>
-          <w:t xml:space="preserve">Sleep</w:t>
-        </w:r>
-        <w:r>
-          <w:rPr>
-            <w:rStyle w:val="Hyperlink"/>
-          </w:rPr>
-          <w:t xml:space="preserve">–wake timing regularity and fragmentation scores change with the number of days included</w:t>
-        </w:r>
-      </w:hyperlink>
-      <w:r>
-        <w:t xml:space="preserve">.</w:t>
-      </w:r>
-      <w:r>
-        <w:t xml:space="preserve"> </w:t>
-      </w:r>
-      <w:r>
-        <w:rPr>
-          <w:i/>
-          <w:iCs/>
-        </w:rPr>
-        <w:t xml:space="preserve">J Sleep Res</w:t>
-      </w:r>
-      <w:r>
-        <w:t xml:space="preserve"> </w:t>
-      </w:r>
-      <w:r>
-        <w:t xml:space="preserve">2024; : e14332.</w:t>
-      </w:r>
-    </w:p>
-    <w:bookmarkEnd w:id="145"/>
-    <w:bookmarkStart w:id="147" w:name="ref-leotaHowManyNights2026"/>
-    <w:p>
-      <w:pPr>
-        <w:pStyle w:val="Bibliography"/>
-      </w:pPr>
-      <w:r>
-        <w:t xml:space="preserve">51</w:t>
-      </w:r>
-      <w:r>
-        <w:t xml:space="preserve"> </w:t>
-      </w:r>
-      <w:r>
-        <w:t xml:space="preserve">	</w:t>
-      </w:r>
-      <w:r>
-        <w:t xml:space="preserve">Leota J, Messman BA, Le F,</w:t>
-      </w:r>
-      <w:r>
-        <w:t xml:space="preserve"> </w:t>
-      </w:r>
-      <w:r>
-        <w:rPr>
-          <w:i/>
-          <w:iCs/>
-        </w:rPr>
-        <w:t xml:space="preserve">et al.</w:t>
-      </w:r>
-      <w:r>
-        <w:t xml:space="preserve"> </w:t>
-      </w:r>
-      <w:hyperlink r:id="rId146">
-        <w:r>
-          <w:rPr>
-            <w:rStyle w:val="Hyperlink"/>
-          </w:rPr>
-          <w:t xml:space="preserve">How many nights are needed?</w:t>
-        </w:r>
-        <w:r>
-          <w:rPr>
-            <w:rStyle w:val="Hyperlink"/>
-          </w:rPr>
-          <w:t xml:space="preserve"> </w:t>
-        </w:r>
-        <w:r>
-          <w:rPr>
-            <w:rStyle w:val="Hyperlink"/>
-          </w:rPr>
-          <w:t xml:space="preserve">The</w:t>
-        </w:r>
-        <w:r>
-          <w:rPr>
-            <w:rStyle w:val="Hyperlink"/>
-          </w:rPr>
-          <w:t xml:space="preserve"> </w:t>
-        </w:r>
-        <w:r>
-          <w:rPr>
-            <w:rStyle w:val="Hyperlink"/>
-          </w:rPr>
-          <w:t xml:space="preserve">short-term stability of intraindividual variability in sleep parameters derived from accelerometry data in a cohort of normal sleepers</w:t>
-        </w:r>
-      </w:hyperlink>
-      <w:r>
-        <w:t xml:space="preserve">.</w:t>
-      </w:r>
-      <w:r>
-        <w:t xml:space="preserve"> </w:t>
-      </w:r>
-      <w:r>
-        <w:rPr>
-          <w:i/>
-          <w:iCs/>
-        </w:rPr>
-        <w:t xml:space="preserve">SLEEP</w:t>
-      </w:r>
-      <w:r>
-        <w:t xml:space="preserve"> </w:t>
-      </w:r>
-      <w:r>
-        <w:t xml:space="preserve">2026;</w:t>
-      </w:r>
-      <w:r>
-        <w:t xml:space="preserve"> </w:t>
-      </w:r>
-      <w:r>
-        <w:rPr>
-          <w:b/>
-          <w:bCs/>
-        </w:rPr>
-        <w:t xml:space="preserve">49</w:t>
-      </w:r>
-      <w:r>
-        <w:t xml:space="preserve">: zsag040.</w:t>
-      </w:r>
-    </w:p>
-    <w:bookmarkEnd w:id="147"/>
-    <w:bookmarkStart w:id="149" w:name="X639320ef06b9a00f96c25d59c61d1cecd19efb7"/>
-    <w:p>
-      <w:pPr>
-        <w:pStyle w:val="Bibliography"/>
-      </w:pPr>
-      <w:r>
-        <w:t xml:space="preserve">52</w:t>
-      </w:r>
-      <w:r>
-        <w:t xml:space="preserve"> </w:t>
-      </w:r>
-      <w:r>
-        <w:t xml:space="preserve">	</w:t>
-      </w:r>
-      <w:r>
-        <w:t xml:space="preserve">Australian Government Department of Health, Disability and Ageing. 24-hour movement guidelines for all</w:t>
-      </w:r>
-      <w:r>
-        <w:t xml:space="preserve"> </w:t>
-      </w:r>
-      <w:r>
-        <w:t xml:space="preserve">Australians</w:t>
-      </w:r>
-      <w:r>
-        <w:t xml:space="preserve">. 2026; published online April.</w:t>
-      </w:r>
-      <w:r>
-        <w:t xml:space="preserve"> </w:t>
-      </w:r>
-      <w:hyperlink r:id="rId148">
-        <w:r>
-          <w:rPr>
-            <w:rStyle w:val="Hyperlink"/>
-          </w:rPr>
-          <w:t xml:space="preserve">https://www.health.gov.au/topics/physical-activity/24-hour-movement-guidelines-for-all-australians</w:t>
-        </w:r>
-      </w:hyperlink>
-      <w:r>
-        <w:t xml:space="preserve"> </w:t>
-      </w:r>
-      <w:r>
-        <w:t xml:space="preserve">(accessed Oct 10, 2026).</w:t>
-      </w:r>
-    </w:p>
-    <w:bookmarkEnd w:id="149"/>
-    <w:bookmarkEnd w:id="150"/>
-    <w:bookmarkEnd w:id="151"/>
     <w:sectPr>
       <w:footerReference r:id="rIdFtr1" w:type="default"/>
       <w:footnotePr>

--- a/doc/manuscript.docx
+++ b/doc/manuscript.docx
@@ -259,7 +259,7 @@
         <w:pStyle w:val="BodyText"/>
       </w:pPr>
       <w:r>
-        <w:t xml:space="preserve">Correspondence to: Taren Sanders, 33 Berry St, North Sydney, NSW, Australia; Taren.Sanders@acu.edu.au</w:t>
+        <w:t xml:space="preserve">Correspondence to: Taren Sanders, 33 Berry St, North Sydney, NSW, Australia; Taren.Sanders@acu.edu.au, +61 2 9701 4704</w:t>
       </w:r>
     </w:p>
     <w:p>

--- a/doc/manuscript.docx
+++ b/doc/manuscript.docx
@@ -87,7 +87,7 @@
         <w:t xml:space="preserve">8</w:t>
       </w:r>
       <w:r>
-        <w:t xml:space="preserve">, Shona Halson PhD</w:t>
+        <w:t xml:space="preserve">, Shona L. Halson PhD</w:t>
       </w:r>
       <w:r>
         <w:rPr>
@@ -149,7 +149,7 @@
         <w:t xml:space="preserve">2</w:t>
       </w:r>
       <w:r>
-        <w:t xml:space="preserve">School of Behavioural and Health Science, Australian Catholic University, North Sydney, Australia</w:t>
+        <w:t xml:space="preserve">School of Behavioural and Health Science, Australian Catholic University, Strathfield, Australia</w:t>
       </w:r>
       <w:r>
         <w:br/>
@@ -197,7 +197,7 @@
         <w:t xml:space="preserve">6</w:t>
       </w:r>
       <w:r>
-        <w:t xml:space="preserve">School of Psychology, University of Queensland, Brisbane, Australia</w:t>
+        <w:t xml:space="preserve">School of Psychology, The University of Queensland, Brisbane, Australia</w:t>
       </w:r>
       <w:r>
         <w:br/>
@@ -267,7 +267,7 @@
         <w:pStyle w:val="BodyText"/>
       </w:pPr>
       <w:r>
-        <w:t xml:space="preserve">Main text: 3317 words</w:t>
+        <w:t xml:space="preserve">Main text: 3359 words</w:t>
       </w:r>
     </w:p>
     <w:p>
@@ -359,13 +359,7 @@
         <w:t xml:space="preserve"> </w:t>
       </w:r>
       <w:r>
-        <w:t xml:space="preserve">We included 27,236 participants aged 2 to 94 years from 20 studies.</w:t>
-      </w:r>
-      <w:r>
-        <w:t xml:space="preserve"> </w:t>
-      </w:r>
-      <w:r>
-        <w:t xml:space="preserve">Higher physical activity volume was associated with longer, more efficient, earlier, and more regular sleep.</w:t>
+        <w:t xml:space="preserve">In 27,236 participants aged 2 to 94 years from 20 studies, higher physical activity volume was associated with longer, more efficient, earlier, and more regular sleep.</w:t>
       </w:r>
       <w:r>
         <w:t xml:space="preserve"> </w:t>
@@ -401,7 +395,7 @@
         <w:t xml:space="preserve"> </w:t>
       </w:r>
       <w:r>
-        <w:t xml:space="preserve">Public health messages could promote physical activity for regular sleep, rather than as a universal sleep remedy.</w:t>
+        <w:t xml:space="preserve">Because irregular sleep predicts poor health independently of sleep duration, public health messages could promote physical activity for regular sleep, rather than as a universal sleep remedy.</w:t>
       </w:r>
     </w:p>
     <w:p>
@@ -419,7 +413,7 @@
         <w:t xml:space="preserve"> </w:t>
       </w:r>
       <w:r>
-        <w:t xml:space="preserve">This research was unfunded. Refer to the included studies for their funding sources.</w:t>
+        <w:t xml:space="preserve">This research was unfunded.</w:t>
       </w:r>
     </w:p>
     <w:bookmarkEnd w:id="9"/>
@@ -487,7 +481,7 @@
         <w:t xml:space="preserve"> </w:t>
       </w:r>
       <w:r>
-        <w:t xml:space="preserve">These have been synthesised separately in adults, where a meta-analysis of 33 studies did not support a bidirectional daily association, and in children and youth.</w:t>
+        <w:t xml:space="preserve">These have been synthesised separately in adults, where a meta-analysis of 33 studies did not support a bidirectional daily association, and in children and youth, where a meta-analysis of 11 studies found weak and inconsistent associations.</w:t>
       </w:r>
       <w:r>
         <w:t xml:space="preserve"> </w:t>
@@ -571,13 +565,13 @@
         <w:t xml:space="preserve"> </w:t>
       </w:r>
       <w:r>
-        <w:t xml:space="preserve">Public health messages should present physical activity as a way to support consistent sleep schedules, as Australia’s 24-hour movement guidelines do, rather than as a universal remedy for poor sleep.</w:t>
-      </w:r>
-      <w:r>
-        <w:t xml:space="preserve"> </w:t>
-      </w:r>
-      <w:r>
-        <w:t xml:space="preserve">That our strongest association varied little with age suggests that the weaker evidence in children and adolescents may reflect study design or measurement rather than age.</w:t>
+        <w:t xml:space="preserve">Public health messages should present physical activity as a way to support consistent sleep schedules, as Canada’s andAustralia’s 24-hour movement guidelines do, rather than as a universal remedy for poor sleep.</w:t>
+      </w:r>
+      <w:r>
+        <w:t xml:space="preserve"> </w:t>
+      </w:r>
+      <w:r>
+        <w:t xml:space="preserve">That our strongest association varied little with age suggests that the existing weaker evidence in children and adolescents may reflect study design or measurement rather than age.</w:t>
       </w:r>
       <w:r>
         <w:t xml:space="preserve"> </w:t>
@@ -807,7 +801,7 @@
         <w:t xml:space="preserve">14</w:t>
       </w:r>
       <w:r>
-        <w:t xml:space="preserve"> Weekly averages may mask these patterns, and pooling device-measured individual participant data can overcome these limitations.</w:t>
+        <w:t xml:space="preserve"> Weekly averages likely mask these patterns, and pooling device-measured individual participant data can overcome these limitations.</w:t>
       </w:r>
       <w:r>
         <w:rPr>
@@ -948,7 +942,7 @@
         <w:t xml:space="preserve"> </w:t>
       </w:r>
       <w:r>
-        <w:t xml:space="preserve">The Australian Catholic University’s Research Ethics Committee granted permission for each study’s data to be obtained (approval: 2020-143N), and investigators transferred their deidentified data via a secure file-sharing system.</w:t>
+        <w:t xml:space="preserve">The Australian Catholic University’s Research Ethics Committee granted permission for each study’s data to be obtained (approval: 2020-143N), and investigators transferred their deidentified data via a secure file-sharing system subject to original institutional ethics approvals or new data transfer agreements.</w:t>
       </w:r>
     </w:p>
     <w:bookmarkEnd w:id="15"/>
@@ -966,7 +960,7 @@
         <w:pStyle w:val="FirstParagraph"/>
       </w:pPr>
       <w:r>
-        <w:t xml:space="preserve">We harmonised all accelerometer data by reprocessing the raw files with the open-source</w:t>
+        <w:t xml:space="preserve">We harmonised all accelerometer data by reprocessing raw files with the open-source</w:t>
       </w:r>
       <w:r>
         <w:t xml:space="preserve"> </w:t>
@@ -991,7 +985,7 @@
         <w:t xml:space="preserve">19,20</w:t>
       </w:r>
       <w:r>
-        <w:t xml:space="preserve"> to produce outcomes as comparable as possible across studies, device wear locations, and populations.</w:t>
+        <w:t xml:space="preserve"> to produce comparable outcomes across studies, device wear locations, and populations.</w:t>
       </w:r>
       <w:r>
         <w:t xml:space="preserve"> </w:t>
@@ -1013,7 +1007,7 @@
         <w:t xml:space="preserve"> </w:t>
       </w:r>
       <w:r>
-        <w:t xml:space="preserve">R package, which fixed all settings across studies and documents the decisions made for specific devices.</w:t>
+        <w:t xml:space="preserve">R package, which fixed settings across studies and documented the decisions made for specific devices.</w:t>
       </w:r>
       <w:r>
         <w:rPr>
@@ -1072,7 +1066,7 @@
         <w:t xml:space="preserve">22</w:t>
       </w:r>
       <w:r>
-        <w:t xml:space="preserve"> Non-wear time and abnormally high accelerations were detected with the default settings, classified as missing, and imputed from the same time interval on the remaining days of the week.</w:t>
+        <w:t xml:space="preserve"> Non-wear time and abnormally high accelerations were detected by default settings, classified as missing, and imputed from the same time interval on the remaining days of the week.</w:t>
       </w:r>
       <w:r>
         <w:rPr>
@@ -1163,7 +1157,7 @@
         <w:t xml:space="preserve"> </w:t>
       </w:r>
       <w:r>
-        <w:t xml:space="preserve">These metrics capture the whole intensity continuum without the population-specific cut-points that collapse it into categories.</w:t>
+        <w:t xml:space="preserve">These metrics capture the whole intensity continuum without the population-specific absolute intensity cut-points that collapse it into categories.</w:t>
       </w:r>
     </w:p>
     <w:bookmarkEnd w:id="16"/>
@@ -1193,13 +1187,13 @@
         <w:t xml:space="preserve"> </w:t>
       </w:r>
       <w:r>
-        <w:t xml:space="preserve">The country, city, time zone, daylight length, and season in which data were collected were also obtained.</w:t>
-      </w:r>
-      <w:r>
-        <w:t xml:space="preserve"> </w:t>
-      </w:r>
-      <w:r>
-        <w:t xml:space="preserve">Because studies measured socioeconomic status differently (e.g., education or income), we harmonised each study’s measure into low, medium, and high categories (appendix).</w:t>
+        <w:t xml:space="preserve">The country, city, time zone, daylight length, and season in which data were collected were also obtained from the original studies.</w:t>
+      </w:r>
+      <w:r>
+        <w:t xml:space="preserve"> </w:t>
+      </w:r>
+      <w:r>
+        <w:t xml:space="preserve">Because studies measured socioeconomic status differently (e.g., education or income), we harmonised each study’s measure into low, medium, and high categories (see appendix).</w:t>
       </w:r>
     </w:p>
     <w:p>
@@ -1253,7 +1247,7 @@
         <w:pStyle w:val="FirstParagraph"/>
       </w:pPr>
       <w:r>
-        <w:t xml:space="preserve">To reduce the risk of bias, we used a blind analysis approach: we developed and tested models on a 10% holdout subsample of the dataset and conducted the final analysis once we believed the code was ready.</w:t>
+        <w:t xml:space="preserve">To reduce the risk of bias, we used a blind analysis approach: we developed and tested models on a 10% holdout subsample of the dataset and conducted the final analysis once we determined the code was ready.</w:t>
       </w:r>
       <w:r>
         <w:t xml:space="preserve"> </w:t>
@@ -1401,7 +1395,7 @@
         <w:t xml:space="preserve"> </w:t>
       </w:r>
       <w:r>
-        <w:t xml:space="preserve">While working with the holdout data we made three changes to the protocol.</w:t>
+        <w:t xml:space="preserve">While testing with the holdout data we made three changes to the protocol.</w:t>
       </w:r>
       <w:r>
         <w:t xml:space="preserve"> </w:t>
@@ -1455,7 +1449,7 @@
         <w:pStyle w:val="FirstParagraph"/>
       </w:pPr>
       <w:r>
-        <w:t xml:space="preserve">There was no funding source for this study.</w:t>
+        <w:t xml:space="preserve">None.</w:t>
       </w:r>
     </w:p>
     <w:bookmarkEnd w:id="20"/>
@@ -8915,7 +8909,7 @@
         <w:t xml:space="preserve"> </w:t>
       </w:r>
       <w:r>
-        <w:t xml:space="preserve">These relationships were the strongest for sleep regularity, although the relationship with physical activity intensity weakened with age.</w:t>
+        <w:t xml:space="preserve">These relationships were strongest for sleep regularity, although the relationship with physical activity intensity weakened with age.</w:t>
       </w:r>
       <w:r>
         <w:t xml:space="preserve"> </w:t>
@@ -9040,10 +9034,7 @@
         <w:pStyle w:val="BodyText"/>
       </w:pPr>
       <w:r>
-        <w:t xml:space="preserve">Among observational studies of day-to-day sleep and physical activity, a meta-analysis of 33 studies in adults did not support a bidirectional daily association</w:t>
-      </w:r>
-      <w:r>
-        <w:t xml:space="preserve">.</w:t>
+        <w:t xml:space="preserve">Among observational studies of day-to-day sleep and physical activity, a meta-analysis of 33 studies in adults did not support a bidirectional daily association.</w:t>
       </w:r>
       <w:r>
         <w:rPr>
@@ -9058,7 +9049,16 @@
         <w:t xml:space="preserve"> </w:t>
       </w:r>
       <w:r>
-        <w:t xml:space="preserve">Two recent studies of consumer wearables found that previous-day activity had little association with sleep,</w:t>
+        <w:t xml:space="preserve">In children and youth aged 5–15 years, a meta-analysis of 11 studies found that more sedentary time was followed by slightly shorter sleep, while associations of physical activity with sleep were weak and inconsistent.</w:t>
+      </w:r>
+      <w:r>
+        <w:rPr>
+          <w:vertAlign w:val="superscript"/>
+        </w:rPr>
+        <w:t xml:space="preserve">15</w:t>
+      </w:r>
+      <w:r>
+        <w:t xml:space="preserve"> Two recent studies of consumer wearables found that previous-day activity had little association with sleep,</w:t>
       </w:r>
       <w:r>
         <w:rPr>
@@ -9299,31 +9299,28 @@
         <w:t xml:space="preserve"> </w:t>
       </w:r>
       <w:r>
-        <w:t xml:space="preserve">This message fits with Australia’s recent 24-hour movement guidelines for adults, which pair physical activity recommendations with consistent bed and wake times.</w:t>
+        <w:t xml:space="preserve">This message fits with 24-hour movement guidelines in Canada and Australia, which pair physical activity recommendations with consistent bed and wake times.</w:t>
+      </w:r>
+      <w:r>
+        <w:t xml:space="preserve"> </w:t>
+      </w:r>
+      <w:r>
+        <w:t xml:space="preserve">There are well established links between sleep and overall health,</w:t>
       </w:r>
       <w:r>
         <w:rPr>
           <w:vertAlign w:val="superscript"/>
         </w:rPr>
-        <w:t xml:space="preserve">30</w:t>
-      </w:r>
-      <w:r>
-        <w:t xml:space="preserve"> Given the well-established links between sleep and overall health,</w:t>
-      </w:r>
-      <w:r>
-        <w:rPr>
-          <w:vertAlign w:val="superscript"/>
-        </w:rPr>
         <w:t xml:space="preserve">1</w:t>
       </w:r>
       <w:r>
-        <w:t xml:space="preserve"> incorporating physical activity into public health messaging may have downstream benefits for population health.</w:t>
-      </w:r>
-      <w:r>
-        <w:t xml:space="preserve"> </w:t>
-      </w:r>
-      <w:r>
-        <w:t xml:space="preserve">However, physical activity was more weakly and less consistently associated with sleep duration, efficiency, and onset, so public health messages should emphasise its role in promoting consistent sleep schedules rather than framing it as a universal solution for improving sleep.</w:t>
+        <w:t xml:space="preserve"> and physical activity is already central to public health messaging.</w:t>
+      </w:r>
+      <w:r>
+        <w:t xml:space="preserve"> </w:t>
+      </w:r>
+      <w:r>
+        <w:t xml:space="preserve">Our findings support an under-recognised pathway for benefits; physical activity was more weakly and less consistently associated with sleep duration, efficiency, and onset, so public health messages should emphasise its role in promoting consistent sleep schedules rather than framing it as a universal solution for improving sleep.</w:t>
       </w:r>
       <w:r>
         <w:t xml:space="preserve"> </w:t>
@@ -9371,7 +9368,7 @@
         <w:pStyle w:val="FirstParagraph"/>
       </w:pPr>
       <w:r>
-        <w:t xml:space="preserve">We declare no competing interests</w:t>
+        <w:t xml:space="preserve">We declare no competing interests.</w:t>
       </w:r>
     </w:p>
     <w:bookmarkEnd w:id="52"/>
@@ -9452,7 +9449,7 @@
         <w:br w:type="page"/>
       </w:r>
     </w:p>
-    <w:bookmarkStart w:id="117" w:name="references"/>
+    <w:bookmarkStart w:id="115" w:name="references"/>
     <w:p>
       <w:pPr>
         <w:pStyle w:val="Heading1"/>
@@ -9461,7 +9458,7 @@
         <w:t xml:space="preserve">References</w:t>
       </w:r>
     </w:p>
-    <w:bookmarkStart w:id="116" w:name="refs"/>
+    <w:bookmarkStart w:id="114" w:name="refs"/>
     <w:bookmarkStart w:id="57" w:name="ref-huangSleepPhysicalActivity2022"/>
     <w:p>
       <w:pPr>
@@ -12018,53 +12015,8 @@
       </w:r>
     </w:p>
     <w:bookmarkEnd w:id="113"/>
-    <w:bookmarkStart w:id="115" w:name="X639320ef06b9a00f96c25d59c61d1cecd19efb7"/>
-    <w:p>
-      <w:pPr>
-        <w:pStyle w:val="Bibliography"/>
-      </w:pPr>
-      <w:r>
-        <w:t xml:space="preserve">30</w:t>
-      </w:r>
-      <w:r>
-        <w:t xml:space="preserve"> </w:t>
-      </w:r>
-      <w:r>
-        <w:t xml:space="preserve">	</w:t>
-      </w:r>
-      <w:r>
-        <w:t xml:space="preserve">Australian Government Department of Health, Disability and Ageing. 24-hour movement guidelines for all</w:t>
-      </w:r>
-      <w:r>
-        <w:t xml:space="preserve"> </w:t>
-      </w:r>
-      <w:r>
-        <w:t xml:space="preserve">Australians</w:t>
-      </w:r>
-      <w:r>
-        <w:t xml:space="preserve">. 2026; published online April.</w:t>
-      </w:r>
-      <w:r>
-        <w:t xml:space="preserve"> </w:t>
-      </w:r>
-      <w:hyperlink r:id="rId114">
-        <w:r>
-          <w:rPr>
-            <w:rStyle w:val="Hyperlink"/>
-          </w:rPr>
-          <w:t xml:space="preserve">https://www.health.gov.au/topics/physical-activity/24-hour-movement-guidelines-for-all-australians</w:t>
-        </w:r>
-      </w:hyperlink>
-      <w:r>
-        <w:t xml:space="preserve"> </w:t>
-      </w:r>
-      <w:r>
-        <w:t xml:space="preserve">(accessed Oct 10, 2026).</w:t>
-      </w:r>
-    </w:p>
+    <w:bookmarkEnd w:id="114"/>
     <w:bookmarkEnd w:id="115"/>
-    <w:bookmarkEnd w:id="116"/>
-    <w:bookmarkEnd w:id="117"/>
     <w:sectPr>
       <w:footerReference r:id="rIdFtr1" w:type="default"/>
       <w:footnotePr>

--- a/doc/manuscript.docx
+++ b/doc/manuscript.docx
@@ -33,7 +33,7 @@
         <w:t xml:space="preserve">2</w:t>
       </w:r>
       <w:r>
-        <w:t xml:space="preserve">, James Conigrave PhD</w:t>
+        <w:t xml:space="preserve">, James H. Conigrave PhD</w:t>
       </w:r>
       <w:r>
         <w:rPr>
@@ -161,7 +161,7 @@
         <w:t xml:space="preserve">3</w:t>
       </w:r>
       <w:r>
-        <w:t xml:space="preserve">Centre for Alcohol Policy Research, La Trobe University, Bundoora, Australia</w:t>
+        <w:t xml:space="preserve">Centre for Alcohol Policy Research, School of Psychology and Public Health, La Trobe University, Bundoora, Australia</w:t>
       </w:r>
       <w:r>
         <w:br/>
@@ -267,7 +267,7 @@
         <w:pStyle w:val="BodyText"/>
       </w:pPr>
       <w:r>
-        <w:t xml:space="preserve">Main text: 3359 words</w:t>
+        <w:t xml:space="preserve">Main text: 3446 words</w:t>
       </w:r>
     </w:p>
     <w:p>
@@ -335,7 +335,7 @@
         <w:t xml:space="preserve"> </w:t>
       </w:r>
       <w:r>
-        <w:t xml:space="preserve">Mixed-effects models with age interactions estimated associations of physical activity with that night’s sleep and of sleep with next-day activity, adjusting for sex, BMI, and socioeconomic status.</w:t>
+        <w:t xml:space="preserve">Mixed-effects models with age interactions separated within-person (day-to-day) from between-person (habitual) associations of physical activity with that night’s sleep, and of sleep with next-day activity, adjusting for sex, BMI, and socioeconomic status.</w:t>
       </w:r>
       <w:r>
         <w:t xml:space="preserve"> </w:t>
@@ -359,19 +359,25 @@
         <w:t xml:space="preserve"> </w:t>
       </w:r>
       <w:r>
-        <w:t xml:space="preserve">In 27,236 participants aged 2 to 94 years from 20 studies, higher physical activity volume was associated with longer, more efficient, earlier, and more regular sleep.</w:t>
-      </w:r>
-      <w:r>
-        <w:t xml:space="preserve"> </w:t>
-      </w:r>
-      <w:r>
-        <w:t xml:space="preserve">The association with sleep regularity was strongest and similar at ages 11 and 65 years (standardised β [95% CI] 0.30 [0.29, 0.31] and 0.27 [0.25, 0.29]), whereas that of intensity declined from 0.26 [0.25, 0.28] to 0.00 [-0.02, 0.01].</w:t>
-      </w:r>
-      <w:r>
-        <w:t xml:space="preserve"> </w:t>
-      </w:r>
-      <w:r>
-        <w:t xml:space="preserve">More regular sleep was followed by more next-day physical activity (0.14 [0.13, 0.14] and 0.09 [0.08, 0.10], respectively); associations with other sleep measures were small.</w:t>
+        <w:t xml:space="preserve">In 27,236 participants aged 2 to 94 years from 20 studies, participants slept longer and fell asleep earlier on days when they were more active than usual.</w:t>
+      </w:r>
+      <w:r>
+        <w:t xml:space="preserve"> </w:t>
+      </w:r>
+      <w:r>
+        <w:t xml:space="preserve">A 1 SD higher volume than usual was associated with 9.6 min longer sleep (standardised β [95% CI] 0.11 [0.10, 0.12]) and 12 min earlier sleep onset at age 11 years, and with 8.6 min and 20 min, respectively, at age 65 years.</w:t>
+      </w:r>
+      <w:r>
+        <w:t xml:space="preserve"> </w:t>
+      </w:r>
+      <w:r>
+        <w:t xml:space="preserve">A night’s sleep was barely associated with next-day activity (all |β| &lt; 0.03).</w:t>
+      </w:r>
+      <w:r>
+        <w:t xml:space="preserve"> </w:t>
+      </w:r>
+      <w:r>
+        <w:t xml:space="preserve">Habitually more active participants had more regular sleep, but the day-level association with sleep regularity reflected how the regularity index was measured.</w:t>
       </w:r>
     </w:p>
     <w:p>
@@ -389,13 +395,13 @@
         <w:t xml:space="preserve"> </w:t>
       </w:r>
       <w:r>
-        <w:t xml:space="preserve">Physical activity was associated most consistently with more regular sleep, at all ages and in both directions.</w:t>
-      </w:r>
-      <w:r>
-        <w:t xml:space="preserve"> </w:t>
-      </w:r>
-      <w:r>
-        <w:t xml:space="preserve">Because irregular sleep predicts poor health independently of sleep duration, public health messages could promote physical activity for regular sleep, rather than as a universal sleep remedy.</w:t>
+        <w:t xml:space="preserve">At every age, people slept slightly longer and earlier after more active days.</w:t>
+      </w:r>
+      <w:r>
+        <w:t xml:space="preserve"> </w:t>
+      </w:r>
+      <w:r>
+        <w:t xml:space="preserve">Physical activity could be promoted to support sleep in children and adolescents as well as adults, as a small, consistent benefit rather than a remedy for poor sleep.</w:t>
       </w:r>
     </w:p>
     <w:p>
@@ -475,7 +481,7 @@
         <w:t xml:space="preserve"> </w:t>
       </w:r>
       <w:r>
-        <w:t xml:space="preserve">To understand if the relationship runs in both directions needs device-measured, day-level data.</w:t>
+        <w:t xml:space="preserve">Whether the relationship runs in both directions, and whether people sleep better after more active days rather than only being more active in general, needs device-measured, day-level data.</w:t>
       </w:r>
       <w:r>
         <w:t xml:space="preserve"> </w:t>
@@ -517,25 +523,19 @@
         <w:t xml:space="preserve"> </w:t>
       </w:r>
       <w:r>
-        <w:t xml:space="preserve">Higher physical activity volume was associated with longer, more efficient, earlier, and more regular sleep that night.</w:t>
-      </w:r>
-      <w:r>
-        <w:t xml:space="preserve"> </w:t>
-      </w:r>
-      <w:r>
-        <w:t xml:space="preserve">The association with sleep regularity was the strongest and changed little with age, whereas the association of physical activity intensity with sleep regularity, and those of sleep with next-day physical activity, weakened with age.</w:t>
-      </w:r>
-      <w:r>
-        <w:t xml:space="preserve"> </w:t>
-      </w:r>
-      <w:r>
-        <w:t xml:space="preserve">More regular sleep was followed by more physical activity the next day, so the link between physical activity and sleep regularity appeared to run in both directions.</w:t>
-      </w:r>
-      <w:r>
-        <w:t xml:space="preserve"> </w:t>
-      </w:r>
-      <w:r>
-        <w:t xml:space="preserve">All associations were small: at age 11 years, a 1 SD higher physical activity volume was associated with 4.7 points higher sleep regularity and 11.8 min longer sleep.</w:t>
+        <w:t xml:space="preserve">By separating day-to-day from habitual differences, we found that on days when people were more active than usual they slept longer and fell asleep earlier that night, from childhood to older age.</w:t>
+      </w:r>
+      <w:r>
+        <w:t xml:space="preserve"> </w:t>
+      </w:r>
+      <w:r>
+        <w:t xml:space="preserve">These associations were small, under 10 minutes of sleep per 1 SD of activity volume, and a night’s sleep was barely associated with next-day activity.</w:t>
+      </w:r>
+      <w:r>
+        <w:t xml:space="preserve"> </w:t>
+      </w:r>
+      <w:r>
+        <w:t xml:space="preserve">Habitually more active people had more regular sleep.</w:t>
       </w:r>
     </w:p>
     <w:bookmarkEnd w:id="11"/>
@@ -553,31 +553,25 @@
         <w:pStyle w:val="FirstParagraph"/>
       </w:pPr>
       <w:r>
-        <w:t xml:space="preserve">Trials show that physical activity improves sleep in adults, and our findings show that its most consistent association, at every age, is with more regular sleep.</w:t>
-      </w:r>
-      <w:r>
-        <w:t xml:space="preserve"> </w:t>
-      </w:r>
-      <w:r>
-        <w:t xml:space="preserve">Irregular sleep predicts mortality, cardiovascular events, and depression independently of sleep duration, so this association may matter for population health.</w:t>
-      </w:r>
-      <w:r>
-        <w:t xml:space="preserve"> </w:t>
-      </w:r>
-      <w:r>
-        <w:t xml:space="preserve">Public health messages should present physical activity as a way to support consistent sleep schedules, as Canada’s andAustralia’s 24-hour movement guidelines do, rather than as a universal remedy for poor sleep.</w:t>
-      </w:r>
-      <w:r>
-        <w:t xml:space="preserve"> </w:t>
-      </w:r>
-      <w:r>
-        <w:t xml:space="preserve">That our strongest association varied little with age suggests that the existing weaker evidence in children and adolescents may reflect study design or measurement rather than age.</w:t>
-      </w:r>
-      <w:r>
-        <w:t xml:space="preserve"> </w:t>
-      </w:r>
-      <w:r>
-        <w:t xml:space="preserve">Trials should test whether increasing physical activity improves sleep regularity, whether more regular sleep in turn supports physical activity, and whether either benefits health beyond sleep, particularly in adolescents and young adults, who were under-represented in our data.</w:t>
+        <w:t xml:space="preserve">Trials show that physical activity improves sleep in adults, and our findings show that people of all ages, including children and adolescents, sleep slightly longer and earlier after more active days.</w:t>
+      </w:r>
+      <w:r>
+        <w:t xml:space="preserve"> </w:t>
+      </w:r>
+      <w:r>
+        <w:t xml:space="preserve">Public health messages could present physical activity as a small, consistent support for sleep at every age, rather than as a remedy for poor sleep.</w:t>
+      </w:r>
+      <w:r>
+        <w:t xml:space="preserve"> </w:t>
+      </w:r>
+      <w:r>
+        <w:t xml:space="preserve">That the day-level associations varied little with age suggests that the weaker evidence in children and adolescents may reflect study design or measurement rather than age.</w:t>
+      </w:r>
+      <w:r>
+        <w:t xml:space="preserve"> </w:t>
+      </w:r>
+      <w:r>
+        <w:t xml:space="preserve">Trials should test whether increasing physical activity lengthens sleep in children and adolescents, and studies of sleep regularity should use measures that separate sleep from daytime rest.</w:t>
       </w:r>
     </w:p>
     <w:bookmarkEnd w:id="12"/>
@@ -777,13 +771,19 @@
         <w:t xml:space="preserve">16,17</w:t>
       </w:r>
       <w:r>
-        <w:t xml:space="preserve"> Day-level data matter because the relationship may run in both directions.</w:t>
-      </w:r>
-      <w:r>
-        <w:t xml:space="preserve"> </w:t>
-      </w:r>
-      <w:r>
-        <w:t xml:space="preserve">Physical activity may promote sleep through circadian and stress-related pathways,</w:t>
+        <w:t xml:space="preserve"> Day-level data matter for two reasons.</w:t>
+      </w:r>
+      <w:r>
+        <w:t xml:space="preserve"> </w:t>
+      </w:r>
+      <w:r>
+        <w:t xml:space="preserve">First, they separate whether people who are habitually more active sleep better (a between-person association, open to confounding by stable characteristics) from whether people sleep better after days on which they are more active than usual (a within-person association, closer to the effect of changing one’s activity).</w:t>
+      </w:r>
+      <w:r>
+        <w:t xml:space="preserve"> </w:t>
+      </w:r>
+      <w:r>
+        <w:t xml:space="preserve">Second, the relationship may run in both directions: physical activity may promote sleep through circadian and stress-related pathways,</w:t>
       </w:r>
       <w:r>
         <w:rPr>
@@ -801,7 +801,7 @@
         <w:t xml:space="preserve">14</w:t>
       </w:r>
       <w:r>
-        <w:t xml:space="preserve"> Weekly averages likely mask these patterns, and pooling device-measured individual participant data can overcome these limitations.</w:t>
+        <w:t xml:space="preserve"> Pooling device-measured individual participant data can overcome these limitations.</w:t>
       </w:r>
       <w:r>
         <w:rPr>
@@ -922,7 +922,7 @@
         <w:t xml:space="preserve"> </w:t>
       </w:r>
       <w:r>
-        <w:t xml:space="preserve">We additionally performed a literature search to identify accelerometry consortiums and individual studies, searched trial registries (the Australian New Zealand Clinical Trials Registry, the World Health Organization International Clinical Trials Registry Platform, and the ISRCTN registry) and the Open Science Framework for unpublished results, and asked collaborators to help identify any additional studies.</w:t>
+        <w:t xml:space="preserve">We also searched for accelerometry consortiums, searched trial registries (ANZCTR, WHO ICTRP, and ISRCTN) and the Open Science Framework for unpublished results, and asked collaborators to identify additional studies.</w:t>
       </w:r>
     </w:p>
     <w:p>
@@ -1136,13 +1136,23 @@
         <w:t xml:space="preserve"> </w:t>
       </w:r>
       <w:r>
-        <w:t xml:space="preserve">produced total sleep time (minutes), sleep efficiency (percentage of the sleep period, from sleep onset to final waking, spent asleep), sleep onset (clock time), and sleep regularity (the sleep regularity index: the likelihood of being in the same sleep or wake state at time points 24 hours apart, calculated for each pair of consecutive days, with higher values indicating more regular sleep).</w:t>
-      </w:r>
-      <w:r>
-        <w:t xml:space="preserve"> </w:t>
-      </w:r>
-      <w:r>
-        <w:t xml:space="preserve">For physical activity, we used two metrics proposed by Rowlands and colleagues:</w:t>
+        <w:t xml:space="preserve">produced total sleep time (minutes), sleep efficiency (percentage of the sleep period, from sleep onset to final waking, spent asleep), sleep onset (clock time), and sleep regularity (the sleep regularity index: the likelihood of being in the same sleep or wake state at time points 24 hours apart, with higher values indicating more regular sleep).</w:t>
+      </w:r>
+      <w:r>
+        <w:t xml:space="preserve"> </w:t>
+      </w:r>
+      <w:r>
+        <w:rPr>
+          <w:i/>
+          <w:iCs/>
+        </w:rPr>
+        <w:t xml:space="preserve">GGIR</w:t>
+      </w:r>
+      <w:r>
+        <w:t xml:space="preserve"> </w:t>
+      </w:r>
+      <w:r>
+        <w:t xml:space="preserve">calculates the index by comparing each calendar day with the next and, in the version we used, counts any sustained inactivity as sleep, including daytime rest.</w:t>
       </w:r>
       <w:r>
         <w:rPr>
@@ -1151,13 +1161,56 @@
         <w:t xml:space="preserve">23</w:t>
       </w:r>
       <w:r>
+        <w:t xml:space="preserve"> For physical activity, we used two metrics proposed by Rowlands and colleagues:</w:t>
+      </w:r>
+      <w:r>
+        <w:rPr>
+          <w:vertAlign w:val="superscript"/>
+        </w:rPr>
+        <w:t xml:space="preserve">24</w:t>
+      </w:r>
+      <w:r>
         <w:t xml:space="preserve"> average acceleration (mg)—a measure of volume—and the intensity gradient (unitless), the slope of log time against log intensity, which describes how time is distributed across intensities, with less negative values indicating relatively more time at higher intensities.</w:t>
       </w:r>
       <w:r>
         <w:t xml:space="preserve"> </w:t>
       </w:r>
       <w:r>
-        <w:t xml:space="preserve">These metrics capture the whole intensity continuum without the population-specific absolute intensity cut-points that collapse it into categories.</w:t>
+        <w:t xml:space="preserve">We chose these metrics because cut-points for moderate-to-vigorous physical activity (MVPA) depend on age, device, and wear location; those applied to our data differed more than two-fold across groups (appendix), so minutes of MVPA are not directly comparable across studies.</w:t>
+      </w:r>
+      <w:r>
+        <w:t xml:space="preserve"> </w:t>
+      </w:r>
+      <w:r>
+        <w:t xml:space="preserve">Average acceleration and the intensity gradient need no cut-points, capture light as well as vigorous activity, and separate how much activity was done from how it was distributed across intensities.</w:t>
+      </w:r>
+      <w:r>
+        <w:t xml:space="preserve"> </w:t>
+      </w:r>
+      <w:r>
+        <w:t xml:space="preserve">To aid interpretation, we also analysed daily minutes of MVPA, from</w:t>
+      </w:r>
+      <w:r>
+        <w:t xml:space="preserve"> </w:t>
+      </w:r>
+      <w:r>
+        <w:rPr>
+          <w:i/>
+          <w:iCs/>
+        </w:rPr>
+        <w:t xml:space="preserve">GGIR</w:t>
+      </w:r>
+      <w:r>
+        <w:t xml:space="preserve">’s age-, device-, and location-specific cut-points,</w:t>
+      </w:r>
+      <w:r>
+        <w:rPr>
+          <w:vertAlign w:val="superscript"/>
+        </w:rPr>
+        <w:t xml:space="preserve">21</w:t>
+      </w:r>
+      <w:r>
+        <w:t xml:space="preserve"> as a secondary exposure.</w:t>
       </w:r>
     </w:p>
     <w:bookmarkEnd w:id="16"/>
@@ -1247,13 +1300,13 @@
         <w:pStyle w:val="FirstParagraph"/>
       </w:pPr>
       <w:r>
-        <w:t xml:space="preserve">To reduce the risk of bias, we used a blind analysis approach: we developed and tested models on a 10% holdout subsample of the dataset and conducted the final analysis once we determined the code was ready.</w:t>
-      </w:r>
-      <w:r>
-        <w:t xml:space="preserve"> </w:t>
-      </w:r>
-      <w:r>
-        <w:t xml:space="preserve">Data screening had four stages: values outside fixed physiological limits (for average acceleration, above 200 mg); all physical activity variables from files whose mean average acceleration exceeded that limit, indicating a likely device failure (76 participants); values more than 4 SD from the mean of their own study, so that between-study differences in device, protocol, and population were not mistaken for implausible measurement; and, for participants under 18 years, heights, weights, and BMI values that the CDC 2000 growth reference classifies as biologically implausible.</w:t>
+        <w:t xml:space="preserve">To reduce the risk of bias, we used a blind analysis approach: we developed and tested models on a 10% development subsample of the participants; we conducted the final analysis once we determined the code was ready.</w:t>
+      </w:r>
+      <w:r>
+        <w:t xml:space="preserve"> </w:t>
+      </w:r>
+      <w:r>
+        <w:t xml:space="preserve">Data screening removed values outside fixed physiological limits (for average acceleration, above 200 mg), all physical activity data from files indicating device failure (76 participants), values more than 4 SD from their own study’s mean, and biologically implausible growth values in participants under 18 years (see appendix).</w:t>
       </w:r>
     </w:p>
     <w:p>
@@ -1309,7 +1362,7 @@
         <w:t xml:space="preserve"> </w:t>
       </w:r>
       <w:r>
-        <w:t xml:space="preserve">We pooled results across imputed datasets with Rubin’s rules, computing 95% CIs and p values on the Barnard-Rubin degrees of freedom to account for the additional uncertainty introduced by imputation, and used p&lt;0.05 to assess statistical significance.</w:t>
+        <w:t xml:space="preserve">We pooled results across imputed datasets with Rubin’s rules, computing 95% CIs and p values on the Barnard-Rubin degrees of freedom, and used p&lt;0.05 to assess statistical significance.</w:t>
       </w:r>
       <w:r>
         <w:t xml:space="preserve"> </w:t>
@@ -1335,13 +1388,19 @@
         <w:t xml:space="preserve"> </w:t>
       </w:r>
       <w:r>
+        <w:t xml:space="preserve">We split each predictor into the participant’s mean across their valid days (the between-person component) and that day’s deviation from the mean (the within-person component), and entered both, so that within-person associations were not confounded by stable differences between people.</w:t>
+      </w:r>
+      <w:r>
+        <w:t xml:space="preserve"> </w:t>
+      </w:r>
+      <w:r>
         <w:t xml:space="preserve">We predicted each sleep indicator from each physical activity indicator, adjusting for SES, sex, and BMI z-score, with quadratic terms to allow curvilinear associations.</w:t>
       </w:r>
       <w:r>
         <w:t xml:space="preserve"> </w:t>
       </w:r>
       <w:r>
-        <w:t xml:space="preserve">We interacted each predictor with age to examine how associations change over the lifespan (RQ2).</w:t>
+        <w:t xml:space="preserve">We interacted each component with age to examine how associations change over the lifespan (RQ2).</w:t>
       </w:r>
       <w:r>
         <w:t xml:space="preserve"> </w:t>
@@ -1359,13 +1418,25 @@
         <w:t xml:space="preserve"> </w:t>
       </w:r>
       <w:r>
-        <w:t xml:space="preserve">Models predicting physical activity from the preceding night’s sleep (RQ3) used each sleep indicator lagged by one day, so person-days whose preceding day was absent or ineligible did not contribute, leaving 136,319 of 168,613 eligible person-days.</w:t>
-      </w:r>
-      <w:r>
-        <w:t xml:space="preserve"> </w:t>
-      </w:r>
-      <w:r>
-        <w:t xml:space="preserve">Sleep regularity was missing most often, so its models with physical activity volume used 125,155 person-days (RQ1) and 109,033 (RQ3).</w:t>
+        <w:t xml:space="preserve">Models predicting physical activity from the preceding night’s sleep (RQ3) used each sleep indicator from the previous day, so person-days whose preceding day was absent or ineligible did not contribute, leaving 136,319 of 168,613 eligible person-days.</w:t>
+      </w:r>
+      <w:r>
+        <w:t xml:space="preserve"> </w:t>
+      </w:r>
+      <w:r>
+        <w:t xml:space="preserve">Because the previous day’s sleep regularity index also spans the day being predicted, we instead used the index for the two preceding calendar days.</w:t>
+      </w:r>
+      <w:r>
+        <w:t xml:space="preserve"> </w:t>
+      </w:r>
+      <w:r>
+        <w:t xml:space="preserve">Sleep regularity was missing most often, so its models with physical activity volume used 125,155 person-days (RQ1) and 86,677 (RQ3).</w:t>
+      </w:r>
+      <w:r>
+        <w:t xml:space="preserve"> </w:t>
+      </w:r>
+      <w:r>
+        <w:t xml:space="preserve">We also ran a cross-lagged sensitivity analysis, adjusting each model for the outcome’s previous-day value, and tested whether next-day activity, which cannot affect the night’s sleep, predicted each sleep outcome (i.e., negative control; see appendix).</w:t>
       </w:r>
     </w:p>
     <w:bookmarkEnd w:id="18"/>
@@ -1395,7 +1466,7 @@
         <w:t xml:space="preserve"> </w:t>
       </w:r>
       <w:r>
-        <w:t xml:space="preserve">While testing with the holdout data we made three changes to the protocol.</w:t>
+        <w:t xml:space="preserve">While testing with the development subsample we made three changes to the protocol.</w:t>
       </w:r>
       <w:r>
         <w:t xml:space="preserve"> </w:t>
@@ -1419,7 +1490,7 @@
         <w:t xml:space="preserve"> </w:t>
       </w:r>
       <w:r>
-        <w:t xml:space="preserve">We did not log-transform skewed variables, because back-transformed predictions followed extreme exponential patterns near the edges of the data range.</w:t>
+        <w:t xml:space="preserve">We did not log-transform skewed variables, because back-transformed predictions followed extreme and implausibleexponential patterns near the edges of the data range.</w:t>
       </w:r>
       <w:r>
         <w:t xml:space="preserve"> </w:t>
@@ -1432,6 +1503,18 @@
       </w:r>
       <w:r>
         <w:t xml:space="preserve">Additionally, after running the full analysis we identified a mistake in the BMI variable and in the imputation model, which we corrected and reran the analysis.</w:t>
+      </w:r>
+      <w:r>
+        <w:t xml:space="preserve"> </w:t>
+      </w:r>
+      <w:r>
+        <w:t xml:space="preserve">After data contributor review of the initial results, we separated within- and between-person associations, which the protocol did not specify, and realigned the sleep regularity index in RQ3 models.</w:t>
+      </w:r>
+      <w:r>
+        <w:t xml:space="preserve"> </w:t>
+      </w:r>
+      <w:r>
+        <w:t xml:space="preserve">The pre-registered models, which combine within- and between-person associations, are reported in the appendix.</w:t>
       </w:r>
     </w:p>
     <w:bookmarkEnd w:id="19"/>
@@ -1454,7 +1537,7 @@
     </w:p>
     <w:bookmarkEnd w:id="20"/>
     <w:bookmarkEnd w:id="21"/>
-    <w:bookmarkStart w:id="49" w:name="results"/>
+    <w:bookmarkStart w:id="48" w:name="results"/>
     <w:p>
       <w:pPr>
         <w:pStyle w:val="Heading1"/>
@@ -4918,13 +5001,13 @@
         </w:sectPr>
       </w:pPr>
     </w:p>
-    <w:bookmarkStart w:id="26" w:name="physical-activity-volume-and-sleep"/>
+    <w:bookmarkStart w:id="30" w:name="physical-activity-and-that-nights-sleep"/>
     <w:p>
       <w:pPr>
         <w:pStyle w:val="Heading2"/>
       </w:pPr>
       <w:r>
-        <w:t xml:space="preserve">Physical activity volume and sleep</w:t>
+        <w:t xml:space="preserve">Physical activity and that night’s sleep</w:t>
       </w:r>
     </w:p>
     <w:p>
@@ -4932,7 +5015,7 @@
         <w:pStyle w:val="FirstParagraph"/>
       </w:pPr>
       <w:r>
-        <w:t xml:space="preserve">Higher physical activity volume was associated with longer sleep duration, higher sleep efficiency, earlier sleep onset, and more regular sleep (</w:t>
+        <w:t xml:space="preserve">On days when participants were more active than usual, they slept longer and fell asleep earlier that night (</w:t>
       </w:r>
       <w:hyperlink w:anchor="tbl-sleep-outcomes">
         <w:r>
@@ -4963,13 +5046,7 @@
         <w:t xml:space="preserve"> </w:t>
       </w:r>
       <w:r>
-        <w:t xml:space="preserve">Curvilinear terms were statistically significant but did not meaningfully change these associations.</w:t>
-      </w:r>
-      <w:r>
-        <w:t xml:space="preserve"> </w:t>
-      </w:r>
-      <w:r>
-        <w:t xml:space="preserve">The association with sleep regularity was the largest and declined only slightly with age (</w:t>
+        <w:t xml:space="preserve">These within-person associations changed little with age for sleep duration (</w:t>
       </w:r>
       <m:oMath>
         <m:r>
@@ -4980,13 +5057,7 @@
         <w:t xml:space="preserve"> </w:t>
       </w:r>
       <w:r>
-        <w:t xml:space="preserve">= 0.30 [0.29, 0.31] at age 11 and 0.27 [0.25, 0.29] at age 65).</w:t>
-      </w:r>
-      <w:r>
-        <w:t xml:space="preserve"> </w:t>
-      </w:r>
-      <w:r>
-        <w:t xml:space="preserve">The associations with sleep duration and efficiency weakened with age, and by age 65 higher volume was associated with slightly lower sleep efficiency (</w:t>
+        <w:t xml:space="preserve">= 0.11 [0.10, 0.12] at age 11 and 0.10 [0.08, 0.12] at age 65) and strengthened with age for sleep onset (</w:t>
       </w:r>
       <m:oMath>
         <m:r>
@@ -4997,7 +5068,13 @@
         <w:t xml:space="preserve"> </w:t>
       </w:r>
       <w:r>
-        <w:t xml:space="preserve">= -0.03 [-0.04, -0.02]), whereas the association with earlier sleep onset strengthened with age (</w:t>
+        <w:t xml:space="preserve">= -0.10 [-0.11, -0.09] and -0.16 [-0.17, -0.15]).</w:t>
+      </w:r>
+      <w:r>
+        <w:t xml:space="preserve"> </w:t>
+      </w:r>
+      <w:r>
+        <w:t xml:space="preserve">Within-person associations with sleep efficiency were small, positive at age 11 (</w:t>
       </w:r>
       <m:oMath>
         <m:r>
@@ -5008,7 +5085,164 @@
         <w:t xml:space="preserve"> </w:t>
       </w:r>
       <w:r>
-        <w:t xml:space="preserve">= -0.09 [-0.10, -0.08] at age 11 and -0.15 [-0.16, -0.14] at age 65).</w:t>
+        <w:t xml:space="preserve">= 0.03 [0.03, 0.04]) and negative at age 65 (</w:t>
+      </w:r>
+      <m:oMath>
+        <m:r>
+          <m:t>β</m:t>
+        </m:r>
+      </m:oMath>
+      <w:r>
+        <w:t xml:space="preserve"> </w:t>
+      </w:r>
+      <w:r>
+        <w:t xml:space="preserve">= -0.06 [-0.07, -0.04]).</w:t>
+      </w:r>
+      <w:r>
+        <w:t xml:space="preserve"> </w:t>
+      </w:r>
+      <w:r>
+        <w:t xml:space="preserve">Between people, habitually more active participants slept longer at age 11 (</w:t>
+      </w:r>
+      <m:oMath>
+        <m:r>
+          <m:t>β</m:t>
+        </m:r>
+      </m:oMath>
+      <w:r>
+        <w:t xml:space="preserve"> </w:t>
+      </w:r>
+      <w:r>
+        <w:t xml:space="preserve">= 0.17 [0.14, 0.19]) but slightly less at age 65 (</w:t>
+      </w:r>
+      <m:oMath>
+        <m:r>
+          <m:t>β</m:t>
+        </m:r>
+      </m:oMath>
+      <w:r>
+        <w:t xml:space="preserve"> </w:t>
+      </w:r>
+      <w:r>
+        <w:t xml:space="preserve">= -0.05 [-0.08, -0.02]), so the weakening with age of the association with sleep duration in the pre-registered models (appendix) reflected differences between people.</w:t>
+      </w:r>
+      <w:r>
+        <w:t xml:space="preserve"> </w:t>
+      </w:r>
+      <w:r>
+        <w:t xml:space="preserve">Curvilinear terms were statistically significant but did not meaningfully change these associations.</w:t>
+      </w:r>
+    </w:p>
+    <w:p>
+      <w:pPr>
+        <w:pStyle w:val="BodyText"/>
+      </w:pPr>
+      <w:r>
+        <w:t xml:space="preserve">Activity volume was also associated with sleep regularity, within (</w:t>
+      </w:r>
+      <m:oMath>
+        <m:r>
+          <m:t>β</m:t>
+        </m:r>
+      </m:oMath>
+      <w:r>
+        <w:t xml:space="preserve"> </w:t>
+      </w:r>
+      <w:r>
+        <w:t xml:space="preserve">= 0.18 [0.17, 0.19] at age 11 and 0.32 [0.29, 0.34] at age 65) and between people (</w:t>
+      </w:r>
+      <m:oMath>
+        <m:r>
+          <m:t>β</m:t>
+        </m:r>
+      </m:oMath>
+      <w:r>
+        <w:t xml:space="preserve"> </w:t>
+      </w:r>
+      <w:r>
+        <w:t xml:space="preserve">= 0.41 [0.39, 0.44] and 0.48 [0.43, 0.52]).</w:t>
+      </w:r>
+      <w:r>
+        <w:t xml:space="preserve"> </w:t>
+      </w:r>
+      <w:r>
+        <w:t xml:space="preserve">However, in the negative control, next-day activity was associated with the night’s sleep regularity index at least as strongly as same-day activity (</w:t>
+      </w:r>
+      <m:oMath>
+        <m:r>
+          <m:t>β</m:t>
+        </m:r>
+      </m:oMath>
+      <w:r>
+        <w:t xml:space="preserve"> </w:t>
+      </w:r>
+      <w:r>
+        <w:t xml:space="preserve">= 0.23 [0.22, 0.25]</w:t>
+      </w:r>
+      <w:r>
+        <w:t xml:space="preserve"> </w:t>
+      </w:r>
+      <w:r>
+        <w:rPr>
+          <w:i/>
+          <w:iCs/>
+        </w:rPr>
+        <w:t xml:space="preserve">vs</w:t>
+      </w:r>
+      <w:r>
+        <w:t xml:space="preserve"> </w:t>
+      </w:r>
+      <w:r>
+        <w:t xml:space="preserve">0.19 [0.18, 0.20]), whereas next-day associations with sleep duration (0.03 [0.03, 0.04]</w:t>
+      </w:r>
+      <w:r>
+        <w:t xml:space="preserve"> </w:t>
+      </w:r>
+      <w:r>
+        <w:rPr>
+          <w:i/>
+          <w:iCs/>
+        </w:rPr>
+        <w:t xml:space="preserve">vs</w:t>
+      </w:r>
+      <w:r>
+        <w:t xml:space="preserve"> </w:t>
+      </w:r>
+      <w:r>
+        <w:t xml:space="preserve">0.10 [0.09, 0.11]) and onset (-0.02 [-0.03, -0.02]</w:t>
+      </w:r>
+      <w:r>
+        <w:t xml:space="preserve"> </w:t>
+      </w:r>
+      <w:r>
+        <w:rPr>
+          <w:i/>
+          <w:iCs/>
+        </w:rPr>
+        <w:t xml:space="preserve">vs</w:t>
+      </w:r>
+      <w:r>
+        <w:t xml:space="preserve"> </w:t>
+      </w:r>
+      <w:r>
+        <w:t xml:space="preserve">-0.10 [-0.11, -0.09]) were much smaller (appendix).</w:t>
+      </w:r>
+      <w:r>
+        <w:t xml:space="preserve"> </w:t>
+      </w:r>
+      <w:r>
+        <w:t xml:space="preserve">Days of unusually low and unusually high activity were both associated with lower regularity (</w:t>
+      </w:r>
+      <w:hyperlink w:anchor="fig-sleep-by-volume">
+        <w:r>
+          <w:rPr>
+            <w:rStyle w:val="Hyperlink"/>
+          </w:rPr>
+          <w:t xml:space="preserve">Figure 1</w:t>
+        </w:r>
+      </w:hyperlink>
+      <w:r>
+        <w:t xml:space="preserve">), so the within-person association with the index cannot be attributed to sleep.</w:t>
       </w:r>
     </w:p>
     <w:p>
@@ -5036,16 +5270,16 @@
     <w:tbl>
       <w:tblPr>
         <w:tblStyle w:val="Table"/>
-        <w:tblW w:type="pct" w:w="4881"/>
+        <w:tblW w:type="pct" w:w="4890"/>
         <w:tblLayout w:type="fixed"/>
         <w:tblLook w:firstRow="1" w:lastRow="1" w:firstColumn="0" w:lastColumn="0" w:noHBand="0" w:noVBand="0" w:val="0020"/>
       </w:tblPr>
       <w:tblGrid>
-        <w:gridCol w:w="1697"/>
-        <w:gridCol w:w="1697"/>
-        <w:gridCol w:w="1131"/>
-        <w:gridCol w:w="1885"/>
-        <w:gridCol w:w="1320"/>
+        <w:gridCol w:w="2154"/>
+        <w:gridCol w:w="1572"/>
+        <w:gridCol w:w="1048"/>
+        <w:gridCol w:w="1747"/>
+        <w:gridCol w:w="1222"/>
       </w:tblGrid>
       <w:tr>
         <w:trPr>
@@ -5141,53 +5375,53 @@
               <w:pStyle w:val="Compact"/>
             </w:pPr>
             <w:r>
-              <w:t xml:space="preserve">0.00 [-0.16, 0.16]</w:t>
-            </w:r>
-          </w:p>
-        </w:tc>
-        <w:tc>
-          <w:tcPr/>
-          <w:p>
-            <w:pPr>
-              <w:pStyle w:val="Compact"/>
-            </w:pPr>
-            <w:r>
-              <w:t xml:space="preserve">.996</w:t>
-            </w:r>
-          </w:p>
-        </w:tc>
-        <w:tc>
-          <w:tcPr/>
-          <w:p>
-            <w:pPr>
-              <w:pStyle w:val="Compact"/>
-            </w:pPr>
-            <w:r>
-              <w:t xml:space="preserve">0.00 [-0.15, 0.14]</w:t>
-            </w:r>
-          </w:p>
-        </w:tc>
-        <w:tc>
-          <w:tcPr/>
-          <w:p>
-            <w:pPr>
-              <w:pStyle w:val="Compact"/>
-            </w:pPr>
-            <w:r>
-              <w:t xml:space="preserve">.995</w:t>
-            </w:r>
-          </w:p>
-        </w:tc>
-      </w:tr>
-      <w:tr>
-        <w:tc>
-          <w:tcPr/>
-          <w:p>
-            <w:pPr>
-              <w:pStyle w:val="Compact"/>
-            </w:pPr>
-            <w:r>
-              <w:t xml:space="preserve">Physical activity</w:t>
+              <w:t xml:space="preserve">-0.04 [-0.20, 0.11]</w:t>
+            </w:r>
+          </w:p>
+        </w:tc>
+        <w:tc>
+          <w:tcPr/>
+          <w:p>
+            <w:pPr>
+              <w:pStyle w:val="Compact"/>
+            </w:pPr>
+            <w:r>
+              <w:t xml:space="preserve">.592</w:t>
+            </w:r>
+          </w:p>
+        </w:tc>
+        <w:tc>
+          <w:tcPr/>
+          <w:p>
+            <w:pPr>
+              <w:pStyle w:val="Compact"/>
+            </w:pPr>
+            <w:r>
+              <w:t xml:space="preserve">-0.04 [-0.17, 0.10]</w:t>
+            </w:r>
+          </w:p>
+        </w:tc>
+        <w:tc>
+          <w:tcPr/>
+          <w:p>
+            <w:pPr>
+              <w:pStyle w:val="Compact"/>
+            </w:pPr>
+            <w:r>
+              <w:t xml:space="preserve">.609</w:t>
+            </w:r>
+          </w:p>
+        </w:tc>
+      </w:tr>
+      <w:tr>
+        <w:tc>
+          <w:tcPr/>
+          <w:p>
+            <w:pPr>
+              <w:pStyle w:val="Compact"/>
+            </w:pPr>
+            <w:r>
+              <w:t xml:space="preserve">Physical activity (within)</w:t>
             </w:r>
           </w:p>
         </w:tc>
@@ -5220,7 +5454,7 @@
               <w:pStyle w:val="Compact"/>
             </w:pPr>
             <w:r>
-              <w:t xml:space="preserve">0.05 [0.05, 0.06]</w:t>
+              <w:t xml:space="preserve">0.06 [0.05, 0.07]</w:t>
             </w:r>
           </w:p>
         </w:tc>
@@ -5255,6 +5489,199 @@
               <w:pStyle w:val="Compact"/>
             </w:pPr>
             <w:r>
+              <w:t xml:space="preserve">-0.04 [-0.06, -0.03]</w:t>
+            </w:r>
+          </w:p>
+        </w:tc>
+        <w:tc>
+          <w:tcPr/>
+          <w:p>
+            <w:pPr>
+              <w:pStyle w:val="Compact"/>
+            </w:pPr>
+            <w:r>
+              <w:t xml:space="preserve">&lt; .001</w:t>
+            </w:r>
+          </w:p>
+        </w:tc>
+        <w:tc>
+          <w:tcPr/>
+          <w:p>
+            <w:pPr>
+              <w:pStyle w:val="Compact"/>
+            </w:pPr>
+            <w:r>
+              <w:t xml:space="preserve">-0.03 [-0.04, -0.01]</w:t>
+            </w:r>
+          </w:p>
+        </w:tc>
+        <w:tc>
+          <w:tcPr/>
+          <w:p>
+            <w:pPr>
+              <w:pStyle w:val="Compact"/>
+            </w:pPr>
+            <w:r>
+              <w:t xml:space="preserve">&lt; .001</w:t>
+            </w:r>
+          </w:p>
+        </w:tc>
+      </w:tr>
+      <w:tr>
+        <w:tc>
+          <w:tcPr/>
+          <w:p>
+            <w:pPr>
+              <w:pStyle w:val="Compact"/>
+            </w:pPr>
+            <w:r>
+              <w:t xml:space="preserve">Physical activity (within)²</w:t>
+            </w:r>
+          </w:p>
+        </w:tc>
+        <w:tc>
+          <w:tcPr/>
+          <w:p>
+            <w:pPr>
+              <w:pStyle w:val="Compact"/>
+            </w:pPr>
+            <w:r>
+              <w:t xml:space="preserve">0.01 [0.00, 0.03]</w:t>
+            </w:r>
+          </w:p>
+        </w:tc>
+        <w:tc>
+          <w:tcPr/>
+          <w:p>
+            <w:pPr>
+              <w:pStyle w:val="Compact"/>
+            </w:pPr>
+            <w:r>
+              <w:t xml:space="preserve">.113</w:t>
+            </w:r>
+          </w:p>
+        </w:tc>
+        <w:tc>
+          <w:tcPr/>
+          <w:p>
+            <w:pPr>
+              <w:pStyle w:val="Compact"/>
+            </w:pPr>
+            <w:r>
+              <w:t xml:space="preserve">0.00 [-0.01, 0.01]</w:t>
+            </w:r>
+          </w:p>
+        </w:tc>
+        <w:tc>
+          <w:tcPr/>
+          <w:p>
+            <w:pPr>
+              <w:pStyle w:val="Compact"/>
+            </w:pPr>
+            <w:r>
+              <w:t xml:space="preserve">.908</w:t>
+            </w:r>
+          </w:p>
+        </w:tc>
+      </w:tr>
+      <w:tr>
+        <w:tc>
+          <w:tcPr/>
+          <w:p>
+            <w:pPr>
+              <w:pStyle w:val="Compact"/>
+            </w:pPr>
+            <w:r>
+              <w:t xml:space="preserve">Physical activity (between)</w:t>
+            </w:r>
+          </w:p>
+        </w:tc>
+        <w:tc>
+          <w:tcPr/>
+          <w:p>
+            <w:pPr>
+              <w:pStyle w:val="Compact"/>
+            </w:pPr>
+            <w:r>
+              <w:t xml:space="preserve">0.07 [0.05, 0.09]</w:t>
+            </w:r>
+          </w:p>
+        </w:tc>
+        <w:tc>
+          <w:tcPr/>
+          <w:p>
+            <w:pPr>
+              <w:pStyle w:val="Compact"/>
+            </w:pPr>
+            <w:r>
+              <w:t xml:space="preserve">&lt; .001</w:t>
+            </w:r>
+          </w:p>
+        </w:tc>
+        <w:tc>
+          <w:tcPr/>
+          <w:p>
+            <w:pPr>
+              <w:pStyle w:val="Compact"/>
+            </w:pPr>
+            <w:r>
+              <w:t xml:space="preserve">0.11 [0.09, 0.13]</w:t>
+            </w:r>
+          </w:p>
+        </w:tc>
+        <w:tc>
+          <w:tcPr/>
+          <w:p>
+            <w:pPr>
+              <w:pStyle w:val="Compact"/>
+            </w:pPr>
+            <w:r>
+              <w:t xml:space="preserve">&lt; .001</w:t>
+            </w:r>
+          </w:p>
+        </w:tc>
+      </w:tr>
+      <w:tr>
+        <w:tc>
+          <w:tcPr/>
+          <w:p>
+            <w:pPr>
+              <w:pStyle w:val="Compact"/>
+            </w:pPr>
+            <w:r>
+              <w:t xml:space="preserve">Physical activity (between)²</w:t>
+            </w:r>
+          </w:p>
+        </w:tc>
+        <w:tc>
+          <w:tcPr/>
+          <w:p>
+            <w:pPr>
+              <w:pStyle w:val="Compact"/>
+            </w:pPr>
+            <w:r>
+              <w:t xml:space="preserve">0.00 [-0.01, 0.02]</w:t>
+            </w:r>
+          </w:p>
+        </w:tc>
+        <w:tc>
+          <w:tcPr/>
+          <w:p>
+            <w:pPr>
+              <w:pStyle w:val="Compact"/>
+            </w:pPr>
+            <w:r>
+              <w:t xml:space="preserve">.883</w:t>
+            </w:r>
+          </w:p>
+        </w:tc>
+        <w:tc>
+          <w:tcPr/>
+          <w:p>
+            <w:pPr>
+              <w:pStyle w:val="Compact"/>
+            </w:pPr>
+            <w:r>
               <w:t xml:space="preserve">-0.02 [-0.03, 0.00]</w:t>
             </w:r>
           </w:p>
@@ -5266,18 +5693,202 @@
               <w:pStyle w:val="Compact"/>
             </w:pPr>
             <w:r>
-              <w:t xml:space="preserve">.007</w:t>
-            </w:r>
-          </w:p>
-        </w:tc>
-        <w:tc>
-          <w:tcPr/>
-          <w:p>
-            <w:pPr>
-              <w:pStyle w:val="Compact"/>
-            </w:pPr>
-            <w:r>
-              <w:t xml:space="preserve">-0.02 [-0.03, -0.01]</w:t>
+              <w:t xml:space="preserve">.024</w:t>
+            </w:r>
+          </w:p>
+        </w:tc>
+      </w:tr>
+      <w:tr>
+        <w:tc>
+          <w:tcPr/>
+          <w:p>
+            <w:pPr>
+              <w:pStyle w:val="Compact"/>
+            </w:pPr>
+            <w:r>
+              <w:t xml:space="preserve">Physical activity (within) × Age</w:t>
+            </w:r>
+          </w:p>
+        </w:tc>
+        <w:tc>
+          <w:tcPr/>
+          <w:p>
+            <w:pPr>
+              <w:pStyle w:val="Compact"/>
+            </w:pPr>
+            <w:r>
+              <w:t xml:space="preserve">0.00 [-0.01, 0.00]</w:t>
+            </w:r>
+          </w:p>
+        </w:tc>
+        <w:tc>
+          <w:tcPr/>
+          <w:p>
+            <w:pPr>
+              <w:pStyle w:val="Compact"/>
+            </w:pPr>
+            <w:r>
+              <w:t xml:space="preserve">.260</w:t>
+            </w:r>
+          </w:p>
+        </w:tc>
+        <w:tc>
+          <w:tcPr/>
+          <w:p>
+            <w:pPr>
+              <w:pStyle w:val="Compact"/>
+            </w:pPr>
+            <w:r>
+              <w:t xml:space="preserve">-0.01 [-0.01, 0.00]</w:t>
+            </w:r>
+          </w:p>
+        </w:tc>
+        <w:tc>
+          <w:tcPr/>
+          <w:p>
+            <w:pPr>
+              <w:pStyle w:val="Compact"/>
+            </w:pPr>
+            <w:r>
+              <w:t xml:space="preserve">&lt; .001</w:t>
+            </w:r>
+          </w:p>
+        </w:tc>
+      </w:tr>
+      <w:tr>
+        <w:tc>
+          <w:tcPr/>
+          <w:p>
+            <w:pPr>
+              <w:pStyle w:val="Compact"/>
+            </w:pPr>
+            <w:r>
+              <w:t xml:space="preserve">Age × Physical activity (within)²</w:t>
+            </w:r>
+          </w:p>
+        </w:tc>
+        <w:tc>
+          <w:tcPr/>
+          <w:p>
+            <w:pPr>
+              <w:pStyle w:val="Compact"/>
+            </w:pPr>
+            <w:r>
+              <w:t xml:space="preserve">0.01 [0.00, 0.01]</w:t>
+            </w:r>
+          </w:p>
+        </w:tc>
+        <w:tc>
+          <w:tcPr/>
+          <w:p>
+            <w:pPr>
+              <w:pStyle w:val="Compact"/>
+            </w:pPr>
+            <w:r>
+              <w:t xml:space="preserve">.002</w:t>
+            </w:r>
+          </w:p>
+        </w:tc>
+        <w:tc>
+          <w:tcPr/>
+          <w:p>
+            <w:pPr>
+              <w:pStyle w:val="Compact"/>
+            </w:pPr>
+            <w:r>
+              <w:t xml:space="preserve">0.00 [-0.01, 0.00]</w:t>
+            </w:r>
+          </w:p>
+        </w:tc>
+        <w:tc>
+          <w:tcPr/>
+          <w:p>
+            <w:pPr>
+              <w:pStyle w:val="Compact"/>
+            </w:pPr>
+            <w:r>
+              <w:t xml:space="preserve">.012</w:t>
+            </w:r>
+          </w:p>
+        </w:tc>
+      </w:tr>
+      <w:tr>
+        <w:tc>
+          <w:tcPr/>
+          <w:p>
+            <w:pPr>
+              <w:pStyle w:val="Compact"/>
+            </w:pPr>
+            <w:r>
+              <w:t xml:space="preserve">Age × Physical activity (between)</w:t>
+            </w:r>
+          </w:p>
+        </w:tc>
+        <w:tc>
+          <w:tcPr/>
+          <w:p>
+            <w:pPr>
+              <w:pStyle w:val="Compact"/>
+            </w:pPr>
+            <w:r>
+              <w:t xml:space="preserve">-0.04 [-0.05, -0.03]</w:t>
+            </w:r>
+          </w:p>
+        </w:tc>
+        <w:tc>
+          <w:tcPr/>
+          <w:p>
+            <w:pPr>
+              <w:pStyle w:val="Compact"/>
+            </w:pPr>
+            <w:r>
+              <w:t xml:space="preserve">&lt; .001</w:t>
+            </w:r>
+          </w:p>
+        </w:tc>
+        <w:tc>
+          <w:tcPr/>
+          <w:p>
+            <w:pPr>
+              <w:pStyle w:val="Compact"/>
+            </w:pPr>
+            <w:r>
+              <w:t xml:space="preserve">-0.03 [-0.04, -0.02]</w:t>
+            </w:r>
+          </w:p>
+        </w:tc>
+        <w:tc>
+          <w:tcPr/>
+          <w:p>
+            <w:pPr>
+              <w:pStyle w:val="Compact"/>
+            </w:pPr>
+            <w:r>
+              <w:t xml:space="preserve">&lt; .001</w:t>
+            </w:r>
+          </w:p>
+        </w:tc>
+      </w:tr>
+      <w:tr>
+        <w:tc>
+          <w:tcPr/>
+          <w:p>
+            <w:pPr>
+              <w:pStyle w:val="Compact"/>
+            </w:pPr>
+            <w:r>
+              <w:t xml:space="preserve">Age × Physical activity (between)²</w:t>
+            </w:r>
+          </w:p>
+        </w:tc>
+        <w:tc>
+          <w:tcPr/>
+          <w:p>
+            <w:pPr>
+              <w:pStyle w:val="Compact"/>
+            </w:pPr>
+            <w:r>
+              <w:t xml:space="preserve">0.01 [0.00, 0.01]</w:t>
             </w:r>
           </w:p>
         </w:tc>
@@ -5292,174 +5903,25 @@
             </w:r>
           </w:p>
         </w:tc>
-      </w:tr>
-      <w:tr>
-        <w:tc>
-          <w:tcPr/>
-          <w:p>
-            <w:pPr>
-              <w:pStyle w:val="Compact"/>
-            </w:pPr>
-            <w:r>
-              <w:t xml:space="preserve">Physical activity²</w:t>
-            </w:r>
-          </w:p>
-        </w:tc>
-        <w:tc>
-          <w:tcPr/>
-          <w:p>
-            <w:pPr>
-              <w:pStyle w:val="Compact"/>
-            </w:pPr>
-            <w:r>
-              <w:t xml:space="preserve">-0.02 [-0.02, -0.01]</w:t>
-            </w:r>
-          </w:p>
-        </w:tc>
-        <w:tc>
-          <w:tcPr/>
-          <w:p>
-            <w:pPr>
-              <w:pStyle w:val="Compact"/>
-            </w:pPr>
-            <w:r>
-              <w:t xml:space="preserve">&lt; .001</w:t>
-            </w:r>
-          </w:p>
-        </w:tc>
-        <w:tc>
-          <w:tcPr/>
-          <w:p>
-            <w:pPr>
-              <w:pStyle w:val="Compact"/>
-            </w:pPr>
-            <w:r>
-              <w:t xml:space="preserve">0.00 [0.00, 0.01]</w:t>
-            </w:r>
-          </w:p>
-        </w:tc>
-        <w:tc>
-          <w:tcPr/>
-          <w:p>
-            <w:pPr>
-              <w:pStyle w:val="Compact"/>
-            </w:pPr>
-            <w:r>
-              <w:t xml:space="preserve">.612</w:t>
-            </w:r>
-          </w:p>
-        </w:tc>
-      </w:tr>
-      <w:tr>
-        <w:tc>
-          <w:tcPr/>
-          <w:p>
-            <w:pPr>
-              <w:pStyle w:val="Compact"/>
-            </w:pPr>
-            <w:r>
-              <w:t xml:space="preserve">Physical activity × Age</w:t>
-            </w:r>
-          </w:p>
-        </w:tc>
-        <w:tc>
-          <w:tcPr/>
-          <w:p>
-            <w:pPr>
-              <w:pStyle w:val="Compact"/>
-            </w:pPr>
-            <w:r>
-              <w:t xml:space="preserve">-0.01 [-0.02, -0.01]</w:t>
-            </w:r>
-          </w:p>
-        </w:tc>
-        <w:tc>
-          <w:tcPr/>
-          <w:p>
-            <w:pPr>
-              <w:pStyle w:val="Compact"/>
-            </w:pPr>
-            <w:r>
-              <w:t xml:space="preserve">&lt; .001</w:t>
-            </w:r>
-          </w:p>
-        </w:tc>
-        <w:tc>
-          <w:tcPr/>
-          <w:p>
-            <w:pPr>
-              <w:pStyle w:val="Compact"/>
-            </w:pPr>
-            <w:r>
-              <w:t xml:space="preserve">-0.01 [-0.01, -0.01]</w:t>
-            </w:r>
-          </w:p>
-        </w:tc>
-        <w:tc>
-          <w:tcPr/>
-          <w:p>
-            <w:pPr>
-              <w:pStyle w:val="Compact"/>
-            </w:pPr>
-            <w:r>
-              <w:t xml:space="preserve">&lt; .001</w:t>
-            </w:r>
-          </w:p>
-        </w:tc>
-      </w:tr>
-      <w:tr>
-        <w:tc>
-          <w:tcPr/>
-          <w:p>
-            <w:pPr>
-              <w:pStyle w:val="Compact"/>
-            </w:pPr>
-            <w:r>
-              <w:t xml:space="preserve">Age × Physical activity²</w:t>
-            </w:r>
-          </w:p>
-        </w:tc>
-        <w:tc>
-          <w:tcPr/>
-          <w:p>
-            <w:pPr>
-              <w:pStyle w:val="Compact"/>
-            </w:pPr>
-            <w:r>
-              <w:t xml:space="preserve">0.00 [-0.01, 0.00]</w:t>
-            </w:r>
-          </w:p>
-        </w:tc>
-        <w:tc>
-          <w:tcPr/>
-          <w:p>
-            <w:pPr>
-              <w:pStyle w:val="Compact"/>
-            </w:pPr>
-            <w:r>
-              <w:t xml:space="preserve">.001</w:t>
-            </w:r>
-          </w:p>
-        </w:tc>
-        <w:tc>
-          <w:tcPr/>
-          <w:p>
-            <w:pPr>
-              <w:pStyle w:val="Compact"/>
-            </w:pPr>
-            <w:r>
-              <w:t xml:space="preserve">-0.01 [-0.01, 0.00]</w:t>
-            </w:r>
-          </w:p>
-        </w:tc>
-        <w:tc>
-          <w:tcPr/>
-          <w:p>
-            <w:pPr>
-              <w:pStyle w:val="Compact"/>
-            </w:pPr>
-            <w:r>
-              <w:t xml:space="preserve">&lt; .001</w:t>
+        <w:tc>
+          <w:tcPr/>
+          <w:p>
+            <w:pPr>
+              <w:pStyle w:val="Compact"/>
+            </w:pPr>
+            <w:r>
+              <w:t xml:space="preserve">0.00 [0.00, 0.00]</w:t>
+            </w:r>
+          </w:p>
+        </w:tc>
+        <w:tc>
+          <w:tcPr/>
+          <w:p>
+            <w:pPr>
+              <w:pStyle w:val="Compact"/>
+            </w:pPr>
+            <w:r>
+              <w:t xml:space="preserve">.771</w:t>
             </w:r>
           </w:p>
         </w:tc>
@@ -5498,64 +5960,178 @@
               <w:pStyle w:val="Compact"/>
             </w:pPr>
             <w:r>
-              <w:t xml:space="preserve">0.15 [-0.01, 0.31]</w:t>
-            </w:r>
-          </w:p>
-        </w:tc>
-        <w:tc>
-          <w:tcPr/>
-          <w:p>
-            <w:pPr>
-              <w:pStyle w:val="Compact"/>
-            </w:pPr>
-            <w:r>
-              <w:t xml:space="preserve">.062</w:t>
-            </w:r>
-          </w:p>
-        </w:tc>
-        <w:tc>
-          <w:tcPr/>
-          <w:p>
-            <w:pPr>
-              <w:pStyle w:val="Compact"/>
-            </w:pPr>
-            <w:r>
-              <w:t xml:space="preserve">0.15 [-0.02, 0.32]</w:t>
-            </w:r>
-          </w:p>
-        </w:tc>
-        <w:tc>
-          <w:tcPr/>
-          <w:p>
-            <w:pPr>
-              <w:pStyle w:val="Compact"/>
-            </w:pPr>
-            <w:r>
-              <w:t xml:space="preserve">.086</w:t>
-            </w:r>
-          </w:p>
-        </w:tc>
-      </w:tr>
-      <w:tr>
-        <w:tc>
-          <w:tcPr/>
-          <w:p>
-            <w:pPr>
-              <w:pStyle w:val="Compact"/>
-            </w:pPr>
-            <w:r>
-              <w:t xml:space="preserve">Physical activity</w:t>
-            </w:r>
-          </w:p>
-        </w:tc>
-        <w:tc>
-          <w:tcPr/>
-          <w:p>
-            <w:pPr>
-              <w:pStyle w:val="Compact"/>
-            </w:pPr>
-            <w:r>
-              <w:t xml:space="preserve">0.03 [0.03, 0.04]</w:t>
+              <w:t xml:space="preserve">0.19 [0.03, 0.34]</w:t>
+            </w:r>
+          </w:p>
+        </w:tc>
+        <w:tc>
+          <w:tcPr/>
+          <w:p>
+            <w:pPr>
+              <w:pStyle w:val="Compact"/>
+            </w:pPr>
+            <w:r>
+              <w:t xml:space="preserve">.017</w:t>
+            </w:r>
+          </w:p>
+        </w:tc>
+        <w:tc>
+          <w:tcPr/>
+          <w:p>
+            <w:pPr>
+              <w:pStyle w:val="Compact"/>
+            </w:pPr>
+            <w:r>
+              <w:t xml:space="preserve">0.17 [0.00, 0.35]</w:t>
+            </w:r>
+          </w:p>
+        </w:tc>
+        <w:tc>
+          <w:tcPr/>
+          <w:p>
+            <w:pPr>
+              <w:pStyle w:val="Compact"/>
+            </w:pPr>
+            <w:r>
+              <w:t xml:space="preserve">.046</w:t>
+            </w:r>
+          </w:p>
+        </w:tc>
+      </w:tr>
+      <w:tr>
+        <w:tc>
+          <w:tcPr/>
+          <w:p>
+            <w:pPr>
+              <w:pStyle w:val="Compact"/>
+            </w:pPr>
+            <w:r>
+              <w:t xml:space="preserve">Physical activity (within)</w:t>
+            </w:r>
+          </w:p>
+        </w:tc>
+        <w:tc>
+          <w:tcPr/>
+          <w:p>
+            <w:pPr>
+              <w:pStyle w:val="Compact"/>
+            </w:pPr>
+            <w:r>
+              <w:t xml:space="preserve">-0.01 [-0.02, 0.00]</w:t>
+            </w:r>
+          </w:p>
+        </w:tc>
+        <w:tc>
+          <w:tcPr/>
+          <w:p>
+            <w:pPr>
+              <w:pStyle w:val="Compact"/>
+            </w:pPr>
+            <w:r>
+              <w:t xml:space="preserve">.164</w:t>
+            </w:r>
+          </w:p>
+        </w:tc>
+        <w:tc>
+          <w:tcPr/>
+          <w:p>
+            <w:pPr>
+              <w:pStyle w:val="Compact"/>
+            </w:pPr>
+            <w:r>
+              <w:t xml:space="preserve">0.00 [-0.01, 0.01]</w:t>
+            </w:r>
+          </w:p>
+        </w:tc>
+        <w:tc>
+          <w:tcPr/>
+          <w:p>
+            <w:pPr>
+              <w:pStyle w:val="Compact"/>
+            </w:pPr>
+            <w:r>
+              <w:t xml:space="preserve">.987</w:t>
+            </w:r>
+          </w:p>
+        </w:tc>
+      </w:tr>
+      <w:tr>
+        <w:tc>
+          <w:tcPr/>
+          <w:p>
+            <w:pPr>
+              <w:pStyle w:val="Compact"/>
+            </w:pPr>
+            <w:r>
+              <w:t xml:space="preserve">Age</w:t>
+            </w:r>
+          </w:p>
+        </w:tc>
+        <w:tc>
+          <w:tcPr/>
+          <w:p>
+            <w:pPr>
+              <w:pStyle w:val="Compact"/>
+            </w:pPr>
+            <w:r>
+              <w:t xml:space="preserve">0.01 [-0.01, 0.02]</w:t>
+            </w:r>
+          </w:p>
+        </w:tc>
+        <w:tc>
+          <w:tcPr/>
+          <w:p>
+            <w:pPr>
+              <w:pStyle w:val="Compact"/>
+            </w:pPr>
+            <w:r>
+              <w:t xml:space="preserve">.219</w:t>
+            </w:r>
+          </w:p>
+        </w:tc>
+        <w:tc>
+          <w:tcPr/>
+          <w:p>
+            <w:pPr>
+              <w:pStyle w:val="Compact"/>
+            </w:pPr>
+            <w:r>
+              <w:t xml:space="preserve">0.00 [-0.02, 0.01]</w:t>
+            </w:r>
+          </w:p>
+        </w:tc>
+        <w:tc>
+          <w:tcPr/>
+          <w:p>
+            <w:pPr>
+              <w:pStyle w:val="Compact"/>
+            </w:pPr>
+            <w:r>
+              <w:t xml:space="preserve">.705</w:t>
+            </w:r>
+          </w:p>
+        </w:tc>
+      </w:tr>
+      <w:tr>
+        <w:tc>
+          <w:tcPr/>
+          <w:p>
+            <w:pPr>
+              <w:pStyle w:val="Compact"/>
+            </w:pPr>
+            <w:r>
+              <w:t xml:space="preserve">Physical activity (within)²</w:t>
+            </w:r>
+          </w:p>
+        </w:tc>
+        <w:tc>
+          <w:tcPr/>
+          <w:p>
+            <w:pPr>
+              <w:pStyle w:val="Compact"/>
+            </w:pPr>
+            <w:r>
+              <w:t xml:space="preserve">-0.03 [-0.04, -0.02]</w:t>
             </w:r>
           </w:p>
         </w:tc>
@@ -5577,7 +6153,7 @@
               <w:pStyle w:val="Compact"/>
             </w:pPr>
             <w:r>
-              <w:t xml:space="preserve">0.02 [0.02, 0.03]</w:t>
+              <w:t xml:space="preserve">-0.03 [-0.04, -0.02]</w:t>
             </w:r>
           </w:p>
         </w:tc>
@@ -5601,64 +6177,121 @@
               <w:pStyle w:val="Compact"/>
             </w:pPr>
             <w:r>
-              <w:t xml:space="preserve">Age</w:t>
-            </w:r>
-          </w:p>
-        </w:tc>
-        <w:tc>
-          <w:tcPr/>
-          <w:p>
-            <w:pPr>
-              <w:pStyle w:val="Compact"/>
-            </w:pPr>
-            <w:r>
-              <w:t xml:space="preserve">-0.01 [-0.02, 0.01]</w:t>
-            </w:r>
-          </w:p>
-        </w:tc>
-        <w:tc>
-          <w:tcPr/>
-          <w:p>
-            <w:pPr>
-              <w:pStyle w:val="Compact"/>
-            </w:pPr>
-            <w:r>
-              <w:t xml:space="preserve">.323</w:t>
-            </w:r>
-          </w:p>
-        </w:tc>
-        <w:tc>
-          <w:tcPr/>
-          <w:p>
-            <w:pPr>
-              <w:pStyle w:val="Compact"/>
-            </w:pPr>
-            <w:r>
-              <w:t xml:space="preserve">-0.01 [-0.03, 0.00]</w:t>
-            </w:r>
-          </w:p>
-        </w:tc>
-        <w:tc>
-          <w:tcPr/>
-          <w:p>
-            <w:pPr>
-              <w:pStyle w:val="Compact"/>
-            </w:pPr>
-            <w:r>
-              <w:t xml:space="preserve">.067</w:t>
-            </w:r>
-          </w:p>
-        </w:tc>
-      </w:tr>
-      <w:tr>
-        <w:tc>
-          <w:tcPr/>
-          <w:p>
-            <w:pPr>
-              <w:pStyle w:val="Compact"/>
-            </w:pPr>
-            <w:r>
-              <w:t xml:space="preserve">Physical activity²</w:t>
+              <w:t xml:space="preserve">Physical activity (between)</w:t>
+            </w:r>
+          </w:p>
+        </w:tc>
+        <w:tc>
+          <w:tcPr/>
+          <w:p>
+            <w:pPr>
+              <w:pStyle w:val="Compact"/>
+            </w:pPr>
+            <w:r>
+              <w:t xml:space="preserve">0.10 [0.08, 0.12]</w:t>
+            </w:r>
+          </w:p>
+        </w:tc>
+        <w:tc>
+          <w:tcPr/>
+          <w:p>
+            <w:pPr>
+              <w:pStyle w:val="Compact"/>
+            </w:pPr>
+            <w:r>
+              <w:t xml:space="preserve">&lt; .001</w:t>
+            </w:r>
+          </w:p>
+        </w:tc>
+        <w:tc>
+          <w:tcPr/>
+          <w:p>
+            <w:pPr>
+              <w:pStyle w:val="Compact"/>
+            </w:pPr>
+            <w:r>
+              <w:t xml:space="preserve">0.07 [0.05, 0.09]</w:t>
+            </w:r>
+          </w:p>
+        </w:tc>
+        <w:tc>
+          <w:tcPr/>
+          <w:p>
+            <w:pPr>
+              <w:pStyle w:val="Compact"/>
+            </w:pPr>
+            <w:r>
+              <w:t xml:space="preserve">&lt; .001</w:t>
+            </w:r>
+          </w:p>
+        </w:tc>
+      </w:tr>
+      <w:tr>
+        <w:tc>
+          <w:tcPr/>
+          <w:p>
+            <w:pPr>
+              <w:pStyle w:val="Compact"/>
+            </w:pPr>
+            <w:r>
+              <w:t xml:space="preserve">Physical activity (between)²</w:t>
+            </w:r>
+          </w:p>
+        </w:tc>
+        <w:tc>
+          <w:tcPr/>
+          <w:p>
+            <w:pPr>
+              <w:pStyle w:val="Compact"/>
+            </w:pPr>
+            <w:r>
+              <w:t xml:space="preserve">-0.04 [-0.06, -0.03]</w:t>
+            </w:r>
+          </w:p>
+        </w:tc>
+        <w:tc>
+          <w:tcPr/>
+          <w:p>
+            <w:pPr>
+              <w:pStyle w:val="Compact"/>
+            </w:pPr>
+            <w:r>
+              <w:t xml:space="preserve">&lt; .001</w:t>
+            </w:r>
+          </w:p>
+        </w:tc>
+        <w:tc>
+          <w:tcPr/>
+          <w:p>
+            <w:pPr>
+              <w:pStyle w:val="Compact"/>
+            </w:pPr>
+            <w:r>
+              <w:t xml:space="preserve">-0.05 [-0.06, -0.03]</w:t>
+            </w:r>
+          </w:p>
+        </w:tc>
+        <w:tc>
+          <w:tcPr/>
+          <w:p>
+            <w:pPr>
+              <w:pStyle w:val="Compact"/>
+            </w:pPr>
+            <w:r>
+              <w:t xml:space="preserve">&lt; .001</w:t>
+            </w:r>
+          </w:p>
+        </w:tc>
+      </w:tr>
+      <w:tr>
+        <w:tc>
+          <w:tcPr/>
+          <w:p>
+            <w:pPr>
+              <w:pStyle w:val="Compact"/>
+            </w:pPr>
+            <w:r>
+              <w:t xml:space="preserve">Physical activity (within) × Age</w:t>
             </w:r>
           </w:p>
         </w:tc>
@@ -5691,7 +6324,7 @@
               <w:pStyle w:val="Compact"/>
             </w:pPr>
             <w:r>
-              <w:t xml:space="preserve">-0.02 [-0.02, -0.01]</w:t>
+              <w:t xml:space="preserve">-0.01 [-0.01, -0.01]</w:t>
             </w:r>
           </w:p>
         </w:tc>
@@ -5715,18 +6348,40 @@
               <w:pStyle w:val="Compact"/>
             </w:pPr>
             <w:r>
-              <w:t xml:space="preserve">Physical activity × Age</w:t>
-            </w:r>
-          </w:p>
-        </w:tc>
-        <w:tc>
-          <w:tcPr/>
-          <w:p>
-            <w:pPr>
-              <w:pStyle w:val="Compact"/>
-            </w:pPr>
-            <w:r>
-              <w:t xml:space="preserve">-0.02 [-0.02, -0.02]</w:t>
+              <w:t xml:space="preserve">Age × Physical activity (within)²</w:t>
+            </w:r>
+          </w:p>
+        </w:tc>
+        <w:tc>
+          <w:tcPr/>
+          <w:p>
+            <w:pPr>
+              <w:pStyle w:val="Compact"/>
+            </w:pPr>
+            <w:r>
+              <w:t xml:space="preserve">-0.01 [-0.01, 0.00]</w:t>
+            </w:r>
+          </w:p>
+        </w:tc>
+        <w:tc>
+          <w:tcPr/>
+          <w:p>
+            <w:pPr>
+              <w:pStyle w:val="Compact"/>
+            </w:pPr>
+            <w:r>
+              <w:t xml:space="preserve">.019</w:t>
+            </w:r>
+          </w:p>
+        </w:tc>
+        <w:tc>
+          <w:tcPr/>
+          <w:p>
+            <w:pPr>
+              <w:pStyle w:val="Compact"/>
+            </w:pPr>
+            <w:r>
+              <w:t xml:space="preserve">0.01 [0.00, 0.01]</w:t>
             </w:r>
           </w:p>
         </w:tc>
@@ -5741,6 +6396,19 @@
             </w:r>
           </w:p>
         </w:tc>
+      </w:tr>
+      <w:tr>
+        <w:tc>
+          <w:tcPr/>
+          <w:p>
+            <w:pPr>
+              <w:pStyle w:val="Compact"/>
+            </w:pPr>
+            <w:r>
+              <w:t xml:space="preserve">Age × Physical activity (between)</w:t>
+            </w:r>
+          </w:p>
+        </w:tc>
         <w:tc>
           <w:tcPr/>
           <w:p>
@@ -5763,49 +6431,71 @@
             </w:r>
           </w:p>
         </w:tc>
-      </w:tr>
-      <w:tr>
-        <w:tc>
-          <w:tcPr/>
-          <w:p>
-            <w:pPr>
-              <w:pStyle w:val="Compact"/>
-            </w:pPr>
-            <w:r>
-              <w:t xml:space="preserve">Age × Physical activity²</w:t>
-            </w:r>
-          </w:p>
-        </w:tc>
-        <w:tc>
-          <w:tcPr/>
-          <w:p>
-            <w:pPr>
-              <w:pStyle w:val="Compact"/>
-            </w:pPr>
-            <w:r>
-              <w:t xml:space="preserve">0.00 [0.00, 0.00]</w:t>
-            </w:r>
-          </w:p>
-        </w:tc>
-        <w:tc>
-          <w:tcPr/>
-          <w:p>
-            <w:pPr>
-              <w:pStyle w:val="Compact"/>
-            </w:pPr>
-            <w:r>
-              <w:t xml:space="preserve">.095</w:t>
-            </w:r>
-          </w:p>
-        </w:tc>
-        <w:tc>
-          <w:tcPr/>
-          <w:p>
-            <w:pPr>
-              <w:pStyle w:val="Compact"/>
-            </w:pPr>
-            <w:r>
-              <w:t xml:space="preserve">0.01 [0.00, 0.01]</w:t>
+        <w:tc>
+          <w:tcPr/>
+          <w:p>
+            <w:pPr>
+              <w:pStyle w:val="Compact"/>
+            </w:pPr>
+            <w:r>
+              <w:t xml:space="preserve">-0.01 [-0.02, -0.01]</w:t>
+            </w:r>
+          </w:p>
+        </w:tc>
+        <w:tc>
+          <w:tcPr/>
+          <w:p>
+            <w:pPr>
+              <w:pStyle w:val="Compact"/>
+            </w:pPr>
+            <w:r>
+              <w:t xml:space="preserve">.002</w:t>
+            </w:r>
+          </w:p>
+        </w:tc>
+      </w:tr>
+      <w:tr>
+        <w:tc>
+          <w:tcPr/>
+          <w:p>
+            <w:pPr>
+              <w:pStyle w:val="Compact"/>
+            </w:pPr>
+            <w:r>
+              <w:t xml:space="preserve">Age × Physical activity (between)²</w:t>
+            </w:r>
+          </w:p>
+        </w:tc>
+        <w:tc>
+          <w:tcPr/>
+          <w:p>
+            <w:pPr>
+              <w:pStyle w:val="Compact"/>
+            </w:pPr>
+            <w:r>
+              <w:t xml:space="preserve">0.00 [0.00, 0.01]</w:t>
+            </w:r>
+          </w:p>
+        </w:tc>
+        <w:tc>
+          <w:tcPr/>
+          <w:p>
+            <w:pPr>
+              <w:pStyle w:val="Compact"/>
+            </w:pPr>
+            <w:r>
+              <w:t xml:space="preserve">.630</w:t>
+            </w:r>
+          </w:p>
+        </w:tc>
+        <w:tc>
+          <w:tcPr/>
+          <w:p>
+            <w:pPr>
+              <w:pStyle w:val="Compact"/>
+            </w:pPr>
+            <w:r>
+              <w:t xml:space="preserve">0.01 [0.01, 0.01]</w:t>
             </w:r>
           </w:p>
         </w:tc>
@@ -5855,64 +6545,64 @@
               <w:pStyle w:val="Compact"/>
             </w:pPr>
             <w:r>
-              <w:t xml:space="preserve">0.09 [-0.18, 0.37]</w:t>
-            </w:r>
-          </w:p>
-        </w:tc>
-        <w:tc>
-          <w:tcPr/>
-          <w:p>
-            <w:pPr>
-              <w:pStyle w:val="Compact"/>
-            </w:pPr>
-            <w:r>
-              <w:t xml:space="preserve">.503</w:t>
-            </w:r>
-          </w:p>
-        </w:tc>
-        <w:tc>
-          <w:tcPr/>
-          <w:p>
-            <w:pPr>
-              <w:pStyle w:val="Compact"/>
-            </w:pPr>
-            <w:r>
-              <w:t xml:space="preserve">0.12 [-0.14, 0.37]</w:t>
-            </w:r>
-          </w:p>
-        </w:tc>
-        <w:tc>
-          <w:tcPr/>
-          <w:p>
-            <w:pPr>
-              <w:pStyle w:val="Compact"/>
-            </w:pPr>
-            <w:r>
-              <w:t xml:space="preserve">.379</w:t>
-            </w:r>
-          </w:p>
-        </w:tc>
-      </w:tr>
-      <w:tr>
-        <w:tc>
-          <w:tcPr/>
-          <w:p>
-            <w:pPr>
-              <w:pStyle w:val="Compact"/>
-            </w:pPr>
-            <w:r>
-              <w:t xml:space="preserve">Physical activity</w:t>
-            </w:r>
-          </w:p>
-        </w:tc>
-        <w:tc>
-          <w:tcPr/>
-          <w:p>
-            <w:pPr>
-              <w:pStyle w:val="Compact"/>
-            </w:pPr>
-            <w:r>
-              <w:t xml:space="preserve">-0.12 [-0.12, -0.11]</w:t>
+              <w:t xml:space="preserve">0.13 [-0.14, 0.40]</w:t>
+            </w:r>
+          </w:p>
+        </w:tc>
+        <w:tc>
+          <w:tcPr/>
+          <w:p>
+            <w:pPr>
+              <w:pStyle w:val="Compact"/>
+            </w:pPr>
+            <w:r>
+              <w:t xml:space="preserve">.359</w:t>
+            </w:r>
+          </w:p>
+        </w:tc>
+        <w:tc>
+          <w:tcPr/>
+          <w:p>
+            <w:pPr>
+              <w:pStyle w:val="Compact"/>
+            </w:pPr>
+            <w:r>
+              <w:t xml:space="preserve">0.16 [-0.10, 0.42]</w:t>
+            </w:r>
+          </w:p>
+        </w:tc>
+        <w:tc>
+          <w:tcPr/>
+          <w:p>
+            <w:pPr>
+              <w:pStyle w:val="Compact"/>
+            </w:pPr>
+            <w:r>
+              <w:t xml:space="preserve">.223</w:t>
+            </w:r>
+          </w:p>
+        </w:tc>
+      </w:tr>
+      <w:tr>
+        <w:tc>
+          <w:tcPr/>
+          <w:p>
+            <w:pPr>
+              <w:pStyle w:val="Compact"/>
+            </w:pPr>
+            <w:r>
+              <w:t xml:space="preserve">Physical activity (within)</w:t>
+            </w:r>
+          </w:p>
+        </w:tc>
+        <w:tc>
+          <w:tcPr/>
+          <w:p>
+            <w:pPr>
+              <w:pStyle w:val="Compact"/>
+            </w:pPr>
+            <w:r>
+              <w:t xml:space="preserve">-0.13 [-0.13, -0.12]</w:t>
             </w:r>
           </w:p>
         </w:tc>
@@ -5934,7 +6624,7 @@
               <w:pStyle w:val="Compact"/>
             </w:pPr>
             <w:r>
-              <w:t xml:space="preserve">-0.06 [-0.06, -0.05]</w:t>
+              <w:t xml:space="preserve">-0.09 [-0.09, -0.08]</w:t>
             </w:r>
           </w:p>
         </w:tc>
@@ -5969,64 +6659,121 @@
               <w:pStyle w:val="Compact"/>
             </w:pPr>
             <w:r>
-              <w:t xml:space="preserve">-0.01 [-0.02, 0.00]</w:t>
-            </w:r>
-          </w:p>
-        </w:tc>
-        <w:tc>
-          <w:tcPr/>
-          <w:p>
-            <w:pPr>
-              <w:pStyle w:val="Compact"/>
-            </w:pPr>
-            <w:r>
-              <w:t xml:space="preserve">.036</w:t>
-            </w:r>
-          </w:p>
-        </w:tc>
-        <w:tc>
-          <w:tcPr/>
-          <w:p>
-            <w:pPr>
-              <w:pStyle w:val="Compact"/>
-            </w:pPr>
-            <w:r>
-              <w:t xml:space="preserve">0.00 [-0.02, 0.01]</w:t>
-            </w:r>
-          </w:p>
-        </w:tc>
-        <w:tc>
-          <w:tcPr/>
-          <w:p>
-            <w:pPr>
-              <w:pStyle w:val="Compact"/>
-            </w:pPr>
-            <w:r>
-              <w:t xml:space="preserve">.524</w:t>
-            </w:r>
-          </w:p>
-        </w:tc>
-      </w:tr>
-      <w:tr>
-        <w:tc>
-          <w:tcPr/>
-          <w:p>
-            <w:pPr>
-              <w:pStyle w:val="Compact"/>
-            </w:pPr>
-            <w:r>
-              <w:t xml:space="preserve">Physical activity²</w:t>
-            </w:r>
-          </w:p>
-        </w:tc>
-        <w:tc>
-          <w:tcPr/>
-          <w:p>
-            <w:pPr>
-              <w:pStyle w:val="Compact"/>
-            </w:pPr>
-            <w:r>
-              <w:t xml:space="preserve">0.02 [0.02, 0.03]</w:t>
+              <w:t xml:space="preserve">0.00 [-0.01, 0.02]</w:t>
+            </w:r>
+          </w:p>
+        </w:tc>
+        <w:tc>
+          <w:tcPr/>
+          <w:p>
+            <w:pPr>
+              <w:pStyle w:val="Compact"/>
+            </w:pPr>
+            <w:r>
+              <w:t xml:space="preserve">.425</w:t>
+            </w:r>
+          </w:p>
+        </w:tc>
+        <w:tc>
+          <w:tcPr/>
+          <w:p>
+            <w:pPr>
+              <w:pStyle w:val="Compact"/>
+            </w:pPr>
+            <w:r>
+              <w:t xml:space="preserve">0.01 [0.00, 0.02]</w:t>
+            </w:r>
+          </w:p>
+        </w:tc>
+        <w:tc>
+          <w:tcPr/>
+          <w:p>
+            <w:pPr>
+              <w:pStyle w:val="Compact"/>
+            </w:pPr>
+            <w:r>
+              <w:t xml:space="preserve">.214</w:t>
+            </w:r>
+          </w:p>
+        </w:tc>
+      </w:tr>
+      <w:tr>
+        <w:tc>
+          <w:tcPr/>
+          <w:p>
+            <w:pPr>
+              <w:pStyle w:val="Compact"/>
+            </w:pPr>
+            <w:r>
+              <w:t xml:space="preserve">Physical activity (within)²</w:t>
+            </w:r>
+          </w:p>
+        </w:tc>
+        <w:tc>
+          <w:tcPr/>
+          <w:p>
+            <w:pPr>
+              <w:pStyle w:val="Compact"/>
+            </w:pPr>
+            <w:r>
+              <w:t xml:space="preserve">0.00 [-0.01, 0.01]</w:t>
+            </w:r>
+          </w:p>
+        </w:tc>
+        <w:tc>
+          <w:tcPr/>
+          <w:p>
+            <w:pPr>
+              <w:pStyle w:val="Compact"/>
+            </w:pPr>
+            <w:r>
+              <w:t xml:space="preserve">.961</w:t>
+            </w:r>
+          </w:p>
+        </w:tc>
+        <w:tc>
+          <w:tcPr/>
+          <w:p>
+            <w:pPr>
+              <w:pStyle w:val="Compact"/>
+            </w:pPr>
+            <w:r>
+              <w:t xml:space="preserve">0.00 [-0.01, 0.01]</w:t>
+            </w:r>
+          </w:p>
+        </w:tc>
+        <w:tc>
+          <w:tcPr/>
+          <w:p>
+            <w:pPr>
+              <w:pStyle w:val="Compact"/>
+            </w:pPr>
+            <w:r>
+              <w:t xml:space="preserve">.862</w:t>
+            </w:r>
+          </w:p>
+        </w:tc>
+      </w:tr>
+      <w:tr>
+        <w:tc>
+          <w:tcPr/>
+          <w:p>
+            <w:pPr>
+              <w:pStyle w:val="Compact"/>
+            </w:pPr>
+            <w:r>
+              <w:t xml:space="preserve">Physical activity (between)</w:t>
+            </w:r>
+          </w:p>
+        </w:tc>
+        <w:tc>
+          <w:tcPr/>
+          <w:p>
+            <w:pPr>
+              <w:pStyle w:val="Compact"/>
+            </w:pPr>
+            <w:r>
+              <w:t xml:space="preserve">-0.10 [-0.12, -0.09]</w:t>
             </w:r>
           </w:p>
         </w:tc>
@@ -6048,7 +6795,7 @@
               <w:pStyle w:val="Compact"/>
             </w:pPr>
             <w:r>
-              <w:t xml:space="preserve">-0.01 [-0.02, -0.01]</w:t>
+              <w:t xml:space="preserve">-0.07 [-0.09, -0.05]</w:t>
             </w:r>
           </w:p>
         </w:tc>
@@ -6072,7 +6819,64 @@
               <w:pStyle w:val="Compact"/>
             </w:pPr>
             <w:r>
-              <w:t xml:space="preserve">Physical activity × Age</w:t>
+              <w:t xml:space="preserve">Physical activity (between)²</w:t>
+            </w:r>
+          </w:p>
+        </w:tc>
+        <w:tc>
+          <w:tcPr/>
+          <w:p>
+            <w:pPr>
+              <w:pStyle w:val="Compact"/>
+            </w:pPr>
+            <w:r>
+              <w:t xml:space="preserve">-0.02 [-0.03, 0.00]</w:t>
+            </w:r>
+          </w:p>
+        </w:tc>
+        <w:tc>
+          <w:tcPr/>
+          <w:p>
+            <w:pPr>
+              <w:pStyle w:val="Compact"/>
+            </w:pPr>
+            <w:r>
+              <w:t xml:space="preserve">.024</w:t>
+            </w:r>
+          </w:p>
+        </w:tc>
+        <w:tc>
+          <w:tcPr/>
+          <w:p>
+            <w:pPr>
+              <w:pStyle w:val="Compact"/>
+            </w:pPr>
+            <w:r>
+              <w:t xml:space="preserve">-0.02 [-0.03, 0.00]</w:t>
+            </w:r>
+          </w:p>
+        </w:tc>
+        <w:tc>
+          <w:tcPr/>
+          <w:p>
+            <w:pPr>
+              <w:pStyle w:val="Compact"/>
+            </w:pPr>
+            <w:r>
+              <w:t xml:space="preserve">.024</w:t>
+            </w:r>
+          </w:p>
+        </w:tc>
+      </w:tr>
+      <w:tr>
+        <w:tc>
+          <w:tcPr/>
+          <w:p>
+            <w:pPr>
+              <w:pStyle w:val="Compact"/>
+            </w:pPr>
+            <w:r>
+              <w:t xml:space="preserve">Physical activity (within) × Age</w:t>
             </w:r>
           </w:p>
         </w:tc>
@@ -6105,7 +6909,64 @@
               <w:pStyle w:val="Compact"/>
             </w:pPr>
             <w:r>
-              <w:t xml:space="preserve">0.01 [0.00, 0.01]</w:t>
+              <w:t xml:space="preserve">0.00 [0.00, 0.00]</w:t>
+            </w:r>
+          </w:p>
+        </w:tc>
+        <w:tc>
+          <w:tcPr/>
+          <w:p>
+            <w:pPr>
+              <w:pStyle w:val="Compact"/>
+            </w:pPr>
+            <w:r>
+              <w:t xml:space="preserve">.179</w:t>
+            </w:r>
+          </w:p>
+        </w:tc>
+      </w:tr>
+      <w:tr>
+        <w:tc>
+          <w:tcPr/>
+          <w:p>
+            <w:pPr>
+              <w:pStyle w:val="Compact"/>
+            </w:pPr>
+            <w:r>
+              <w:t xml:space="preserve">Age × Physical activity (within)²</w:t>
+            </w:r>
+          </w:p>
+        </w:tc>
+        <w:tc>
+          <w:tcPr/>
+          <w:p>
+            <w:pPr>
+              <w:pStyle w:val="Compact"/>
+            </w:pPr>
+            <w:r>
+              <w:t xml:space="preserve">-0.01 [-0.01, 0.00]</w:t>
+            </w:r>
+          </w:p>
+        </w:tc>
+        <w:tc>
+          <w:tcPr/>
+          <w:p>
+            <w:pPr>
+              <w:pStyle w:val="Compact"/>
+            </w:pPr>
+            <w:r>
+              <w:t xml:space="preserve">.005</w:t>
+            </w:r>
+          </w:p>
+        </w:tc>
+        <w:tc>
+          <w:tcPr/>
+          <w:p>
+            <w:pPr>
+              <w:pStyle w:val="Compact"/>
+            </w:pPr>
+            <w:r>
+              <w:t xml:space="preserve">0.01 [0.01, 0.01]</w:t>
             </w:r>
           </w:p>
         </w:tc>
@@ -6129,18 +6990,40 @@
               <w:pStyle w:val="Compact"/>
             </w:pPr>
             <w:r>
-              <w:t xml:space="preserve">Age × Physical activity²</w:t>
-            </w:r>
-          </w:p>
-        </w:tc>
-        <w:tc>
-          <w:tcPr/>
-          <w:p>
-            <w:pPr>
-              <w:pStyle w:val="Compact"/>
-            </w:pPr>
-            <w:r>
-              <w:t xml:space="preserve">0.01 [0.01, 0.01]</w:t>
+              <w:t xml:space="preserve">Age × Physical activity (between)</w:t>
+            </w:r>
+          </w:p>
+        </w:tc>
+        <w:tc>
+          <w:tcPr/>
+          <w:p>
+            <w:pPr>
+              <w:pStyle w:val="Compact"/>
+            </w:pPr>
+            <w:r>
+              <w:t xml:space="preserve">0.00 [0.00, 0.01]</w:t>
+            </w:r>
+          </w:p>
+        </w:tc>
+        <w:tc>
+          <w:tcPr/>
+          <w:p>
+            <w:pPr>
+              <w:pStyle w:val="Compact"/>
+            </w:pPr>
+            <w:r>
+              <w:t xml:space="preserve">.373</w:t>
+            </w:r>
+          </w:p>
+        </w:tc>
+        <w:tc>
+          <w:tcPr/>
+          <w:p>
+            <w:pPr>
+              <w:pStyle w:val="Compact"/>
+            </w:pPr>
+            <w:r>
+              <w:t xml:space="preserve">0.02 [0.01, 0.03]</w:t>
             </w:r>
           </w:p>
         </w:tc>
@@ -6152,6 +7035,41 @@
             </w:pPr>
             <w:r>
               <w:t xml:space="preserve">&lt; .001</w:t>
+            </w:r>
+          </w:p>
+        </w:tc>
+      </w:tr>
+      <w:tr>
+        <w:tc>
+          <w:tcPr/>
+          <w:p>
+            <w:pPr>
+              <w:pStyle w:val="Compact"/>
+            </w:pPr>
+            <w:r>
+              <w:t xml:space="preserve">Age × Physical activity (between)²</w:t>
+            </w:r>
+          </w:p>
+        </w:tc>
+        <w:tc>
+          <w:tcPr/>
+          <w:p>
+            <w:pPr>
+              <w:pStyle w:val="Compact"/>
+            </w:pPr>
+            <w:r>
+              <w:t xml:space="preserve">0.00 [-0.01, 0.00]</w:t>
+            </w:r>
+          </w:p>
+        </w:tc>
+        <w:tc>
+          <w:tcPr/>
+          <w:p>
+            <w:pPr>
+              <w:pStyle w:val="Compact"/>
+            </w:pPr>
+            <w:r>
+              <w:t xml:space="preserve">.044</w:t>
             </w:r>
           </w:p>
         </w:tc>
@@ -6212,64 +7130,7 @@
               <w:pStyle w:val="Compact"/>
             </w:pPr>
             <w:r>
-              <w:t xml:space="preserve">0.18 [0.04, 0.33]</w:t>
-            </w:r>
-          </w:p>
-        </w:tc>
-        <w:tc>
-          <w:tcPr/>
-          <w:p>
-            <w:pPr>
-              <w:pStyle w:val="Compact"/>
-            </w:pPr>
-            <w:r>
-              <w:t xml:space="preserve">.014</w:t>
-            </w:r>
-          </w:p>
-        </w:tc>
-        <w:tc>
-          <w:tcPr/>
-          <w:p>
-            <w:pPr>
-              <w:pStyle w:val="Compact"/>
-            </w:pPr>
-            <w:r>
-              <w:t xml:space="preserve">0.06 [-0.14, 0.25]</w:t>
-            </w:r>
-          </w:p>
-        </w:tc>
-        <w:tc>
-          <w:tcPr/>
-          <w:p>
-            <w:pPr>
-              <w:pStyle w:val="Compact"/>
-            </w:pPr>
-            <w:r>
-              <w:t xml:space="preserve">.569</w:t>
-            </w:r>
-          </w:p>
-        </w:tc>
-      </w:tr>
-      <w:tr>
-        <w:tc>
-          <w:tcPr/>
-          <w:p>
-            <w:pPr>
-              <w:pStyle w:val="Compact"/>
-            </w:pPr>
-            <w:r>
-              <w:t xml:space="preserve">Physical activity</w:t>
-            </w:r>
-          </w:p>
-        </w:tc>
-        <w:tc>
-          <w:tcPr/>
-          <w:p>
-            <w:pPr>
-              <w:pStyle w:val="Compact"/>
-            </w:pPr>
-            <w:r>
-              <w:t xml:space="preserve">0.29 [0.27, 0.30]</w:t>
+              <w:t xml:space="preserve">0.26 [0.12, 0.39]</w:t>
             </w:r>
           </w:p>
         </w:tc>
@@ -6291,7 +7152,42 @@
               <w:pStyle w:val="Compact"/>
             </w:pPr>
             <w:r>
-              <w:t xml:space="preserve">0.14 [0.13, 0.15]</w:t>
+              <w:t xml:space="preserve">0.08 [-0.11, 0.27]</w:t>
+            </w:r>
+          </w:p>
+        </w:tc>
+        <w:tc>
+          <w:tcPr/>
+          <w:p>
+            <w:pPr>
+              <w:pStyle w:val="Compact"/>
+            </w:pPr>
+            <w:r>
+              <w:t xml:space="preserve">.404</w:t>
+            </w:r>
+          </w:p>
+        </w:tc>
+      </w:tr>
+      <w:tr>
+        <w:tc>
+          <w:tcPr/>
+          <w:p>
+            <w:pPr>
+              <w:pStyle w:val="Compact"/>
+            </w:pPr>
+            <w:r>
+              <w:t xml:space="preserve">Physical activity (within)</w:t>
+            </w:r>
+          </w:p>
+        </w:tc>
+        <w:tc>
+          <w:tcPr/>
+          <w:p>
+            <w:pPr>
+              <w:pStyle w:val="Compact"/>
+            </w:pPr>
+            <w:r>
+              <w:t xml:space="preserve">0.24 [0.23, 0.26]</w:t>
             </w:r>
           </w:p>
         </w:tc>
@@ -6306,6 +7202,28 @@
             </w:r>
           </w:p>
         </w:tc>
+        <w:tc>
+          <w:tcPr/>
+          <w:p>
+            <w:pPr>
+              <w:pStyle w:val="Compact"/>
+            </w:pPr>
+            <w:r>
+              <w:t xml:space="preserve">0.09 [0.08, 0.09]</w:t>
+            </w:r>
+          </w:p>
+        </w:tc>
+        <w:tc>
+          <w:tcPr/>
+          <w:p>
+            <w:pPr>
+              <w:pStyle w:val="Compact"/>
+            </w:pPr>
+            <w:r>
+              <w:t xml:space="preserve">&lt; .001</w:t>
+            </w:r>
+          </w:p>
+        </w:tc>
       </w:tr>
       <w:tr>
         <w:tc>
@@ -6326,29 +7244,7 @@
               <w:pStyle w:val="Compact"/>
             </w:pPr>
             <w:r>
-              <w:t xml:space="preserve">0.00 [-0.02, 0.02]</w:t>
-            </w:r>
-          </w:p>
-        </w:tc>
-        <w:tc>
-          <w:tcPr/>
-          <w:p>
-            <w:pPr>
-              <w:pStyle w:val="Compact"/>
-            </w:pPr>
-            <w:r>
-              <w:t xml:space="preserve">.730</w:t>
-            </w:r>
-          </w:p>
-        </w:tc>
-        <w:tc>
-          <w:tcPr/>
-          <w:p>
-            <w:pPr>
-              <w:pStyle w:val="Compact"/>
-            </w:pPr>
-            <w:r>
-              <w:t xml:space="preserve">-0.08 [-0.10, -0.06]</w:t>
+              <w:t xml:space="preserve">0.04 [0.02, 0.06]</w:t>
             </w:r>
           </w:p>
         </w:tc>
@@ -6363,27 +7259,14 @@
             </w:r>
           </w:p>
         </w:tc>
-      </w:tr>
-      <w:tr>
-        <w:tc>
-          <w:tcPr/>
-          <w:p>
-            <w:pPr>
-              <w:pStyle w:val="Compact"/>
-            </w:pPr>
-            <w:r>
-              <w:t xml:space="preserve">Physical activity²</w:t>
-            </w:r>
-          </w:p>
-        </w:tc>
-        <w:tc>
-          <w:tcPr/>
-          <w:p>
-            <w:pPr>
-              <w:pStyle w:val="Compact"/>
-            </w:pPr>
-            <w:r>
-              <w:t xml:space="preserve">-0.15 [-0.16, -0.14]</w:t>
+        <w:tc>
+          <w:tcPr/>
+          <w:p>
+            <w:pPr>
+              <w:pStyle w:val="Compact"/>
+            </w:pPr>
+            <w:r>
+              <w:t xml:space="preserve">-0.07 [-0.09, -0.05]</w:t>
             </w:r>
           </w:p>
         </w:tc>
@@ -6398,14 +7281,27 @@
             </w:r>
           </w:p>
         </w:tc>
-        <w:tc>
-          <w:tcPr/>
-          <w:p>
-            <w:pPr>
-              <w:pStyle w:val="Compact"/>
-            </w:pPr>
-            <w:r>
-              <w:t xml:space="preserve">-0.09 [-0.09, -0.08]</w:t>
+      </w:tr>
+      <w:tr>
+        <w:tc>
+          <w:tcPr/>
+          <w:p>
+            <w:pPr>
+              <w:pStyle w:val="Compact"/>
+            </w:pPr>
+            <w:r>
+              <w:t xml:space="preserve">Physical activity (within)²</w:t>
+            </w:r>
+          </w:p>
+        </w:tc>
+        <w:tc>
+          <w:tcPr/>
+          <w:p>
+            <w:pPr>
+              <w:pStyle w:val="Compact"/>
+            </w:pPr>
+            <w:r>
+              <w:t xml:space="preserve">-0.31 [-0.33, -0.28]</w:t>
             </w:r>
           </w:p>
         </w:tc>
@@ -6420,49 +7316,14 @@
             </w:r>
           </w:p>
         </w:tc>
-      </w:tr>
-      <w:tr>
-        <w:tc>
-          <w:tcPr/>
-          <w:p>
-            <w:pPr>
-              <w:pStyle w:val="Compact"/>
-            </w:pPr>
-            <w:r>
-              <w:t xml:space="preserve">Physical activity × Age</w:t>
-            </w:r>
-          </w:p>
-        </w:tc>
-        <w:tc>
-          <w:tcPr/>
-          <w:p>
-            <w:pPr>
-              <w:pStyle w:val="Compact"/>
-            </w:pPr>
-            <w:r>
-              <w:t xml:space="preserve">0.00 [-0.01, 0.00]</w:t>
-            </w:r>
-          </w:p>
-        </w:tc>
-        <w:tc>
-          <w:tcPr/>
-          <w:p>
-            <w:pPr>
-              <w:pStyle w:val="Compact"/>
-            </w:pPr>
-            <w:r>
-              <w:t xml:space="preserve">.049</w:t>
-            </w:r>
-          </w:p>
-        </w:tc>
-        <w:tc>
-          <w:tcPr/>
-          <w:p>
-            <w:pPr>
-              <w:pStyle w:val="Compact"/>
-            </w:pPr>
-            <w:r>
-              <w:t xml:space="preserve">-0.05 [-0.05, -0.05]</w:t>
+        <w:tc>
+          <w:tcPr/>
+          <w:p>
+            <w:pPr>
+              <w:pStyle w:val="Compact"/>
+            </w:pPr>
+            <w:r>
+              <w:t xml:space="preserve">-0.13 [-0.14, -0.12]</w:t>
             </w:r>
           </w:p>
         </w:tc>
@@ -6486,18 +7347,18 @@
               <w:pStyle w:val="Compact"/>
             </w:pPr>
             <w:r>
-              <w:t xml:space="preserve">Age × Physical activity²</w:t>
-            </w:r>
-          </w:p>
-        </w:tc>
-        <w:tc>
-          <w:tcPr/>
-          <w:p>
-            <w:pPr>
-              <w:pStyle w:val="Compact"/>
-            </w:pPr>
-            <w:r>
-              <w:t xml:space="preserve">-0.03 [-0.04, -0.03]</w:t>
+              <w:t xml:space="preserve">Physical activity (between)</w:t>
+            </w:r>
+          </w:p>
+        </w:tc>
+        <w:tc>
+          <w:tcPr/>
+          <w:p>
+            <w:pPr>
+              <w:pStyle w:val="Compact"/>
+            </w:pPr>
+            <w:r>
+              <w:t xml:space="preserve">0.44 [0.41, 0.47]</w:t>
             </w:r>
           </w:p>
         </w:tc>
@@ -6519,7 +7380,7 @@
               <w:pStyle w:val="Compact"/>
             </w:pPr>
             <w:r>
-              <w:t xml:space="preserve">0.01 [0.01, 0.01]</w:t>
+              <w:t xml:space="preserve">0.15 [0.13, 0.18]</w:t>
             </w:r>
           </w:p>
         </w:tc>
@@ -6531,6 +7392,291 @@
             </w:pPr>
             <w:r>
               <w:t xml:space="preserve">&lt; .001</w:t>
+            </w:r>
+          </w:p>
+        </w:tc>
+      </w:tr>
+      <w:tr>
+        <w:tc>
+          <w:tcPr/>
+          <w:p>
+            <w:pPr>
+              <w:pStyle w:val="Compact"/>
+            </w:pPr>
+            <w:r>
+              <w:t xml:space="preserve">Physical activity (between)²</w:t>
+            </w:r>
+          </w:p>
+        </w:tc>
+        <w:tc>
+          <w:tcPr/>
+          <w:p>
+            <w:pPr>
+              <w:pStyle w:val="Compact"/>
+            </w:pPr>
+            <w:r>
+              <w:t xml:space="preserve">-0.19 [-0.21, -0.16]</w:t>
+            </w:r>
+          </w:p>
+        </w:tc>
+        <w:tc>
+          <w:tcPr/>
+          <w:p>
+            <w:pPr>
+              <w:pStyle w:val="Compact"/>
+            </w:pPr>
+            <w:r>
+              <w:t xml:space="preserve">&lt; .001</w:t>
+            </w:r>
+          </w:p>
+        </w:tc>
+        <w:tc>
+          <w:tcPr/>
+          <w:p>
+            <w:pPr>
+              <w:pStyle w:val="Compact"/>
+            </w:pPr>
+            <w:r>
+              <w:t xml:space="preserve">-0.13 [-0.15, -0.11]</w:t>
+            </w:r>
+          </w:p>
+        </w:tc>
+        <w:tc>
+          <w:tcPr/>
+          <w:p>
+            <w:pPr>
+              <w:pStyle w:val="Compact"/>
+            </w:pPr>
+            <w:r>
+              <w:t xml:space="preserve">&lt; .001</w:t>
+            </w:r>
+          </w:p>
+        </w:tc>
+      </w:tr>
+      <w:tr>
+        <w:tc>
+          <w:tcPr/>
+          <w:p>
+            <w:pPr>
+              <w:pStyle w:val="Compact"/>
+            </w:pPr>
+            <w:r>
+              <w:t xml:space="preserve">Physical activity (within) × Age</w:t>
+            </w:r>
+          </w:p>
+        </w:tc>
+        <w:tc>
+          <w:tcPr/>
+          <w:p>
+            <w:pPr>
+              <w:pStyle w:val="Compact"/>
+            </w:pPr>
+            <w:r>
+              <w:t xml:space="preserve">0.03 [0.02, 0.03]</w:t>
+            </w:r>
+          </w:p>
+        </w:tc>
+        <w:tc>
+          <w:tcPr/>
+          <w:p>
+            <w:pPr>
+              <w:pStyle w:val="Compact"/>
+            </w:pPr>
+            <w:r>
+              <w:t xml:space="preserve">&lt; .001</w:t>
+            </w:r>
+          </w:p>
+        </w:tc>
+        <w:tc>
+          <w:tcPr/>
+          <w:p>
+            <w:pPr>
+              <w:pStyle w:val="Compact"/>
+            </w:pPr>
+            <w:r>
+              <w:t xml:space="preserve">-0.02 [-0.02, -0.02]</w:t>
+            </w:r>
+          </w:p>
+        </w:tc>
+        <w:tc>
+          <w:tcPr/>
+          <w:p>
+            <w:pPr>
+              <w:pStyle w:val="Compact"/>
+            </w:pPr>
+            <w:r>
+              <w:t xml:space="preserve">&lt; .001</w:t>
+            </w:r>
+          </w:p>
+        </w:tc>
+      </w:tr>
+      <w:tr>
+        <w:tc>
+          <w:tcPr/>
+          <w:p>
+            <w:pPr>
+              <w:pStyle w:val="Compact"/>
+            </w:pPr>
+            <w:r>
+              <w:t xml:space="preserve">Age × Physical activity (within)²</w:t>
+            </w:r>
+          </w:p>
+        </w:tc>
+        <w:tc>
+          <w:tcPr/>
+          <w:p>
+            <w:pPr>
+              <w:pStyle w:val="Compact"/>
+            </w:pPr>
+            <w:r>
+              <w:t xml:space="preserve">-0.07 [-0.08, -0.06]</w:t>
+            </w:r>
+          </w:p>
+        </w:tc>
+        <w:tc>
+          <w:tcPr/>
+          <w:p>
+            <w:pPr>
+              <w:pStyle w:val="Compact"/>
+            </w:pPr>
+            <w:r>
+              <w:t xml:space="preserve">&lt; .001</w:t>
+            </w:r>
+          </w:p>
+        </w:tc>
+        <w:tc>
+          <w:tcPr/>
+          <w:p>
+            <w:pPr>
+              <w:pStyle w:val="Compact"/>
+            </w:pPr>
+            <w:r>
+              <w:t xml:space="preserve">0.03 [0.03, 0.03]</w:t>
+            </w:r>
+          </w:p>
+        </w:tc>
+        <w:tc>
+          <w:tcPr/>
+          <w:p>
+            <w:pPr>
+              <w:pStyle w:val="Compact"/>
+            </w:pPr>
+            <w:r>
+              <w:t xml:space="preserve">&lt; .001</w:t>
+            </w:r>
+          </w:p>
+        </w:tc>
+      </w:tr>
+      <w:tr>
+        <w:tc>
+          <w:tcPr/>
+          <w:p>
+            <w:pPr>
+              <w:pStyle w:val="Compact"/>
+            </w:pPr>
+            <w:r>
+              <w:t xml:space="preserve">Age × Physical activity (between)</w:t>
+            </w:r>
+          </w:p>
+        </w:tc>
+        <w:tc>
+          <w:tcPr/>
+          <w:p>
+            <w:pPr>
+              <w:pStyle w:val="Compact"/>
+            </w:pPr>
+            <w:r>
+              <w:t xml:space="preserve">0.01 [0.00, 0.02]</w:t>
+            </w:r>
+          </w:p>
+        </w:tc>
+        <w:tc>
+          <w:tcPr/>
+          <w:p>
+            <w:pPr>
+              <w:pStyle w:val="Compact"/>
+            </w:pPr>
+            <w:r>
+              <w:t xml:space="preserve">.019</w:t>
+            </w:r>
+          </w:p>
+        </w:tc>
+        <w:tc>
+          <w:tcPr/>
+          <w:p>
+            <w:pPr>
+              <w:pStyle w:val="Compact"/>
+            </w:pPr>
+            <w:r>
+              <w:t xml:space="preserve">-0.07 [-0.08, -0.06]</w:t>
+            </w:r>
+          </w:p>
+        </w:tc>
+        <w:tc>
+          <w:tcPr/>
+          <w:p>
+            <w:pPr>
+              <w:pStyle w:val="Compact"/>
+            </w:pPr>
+            <w:r>
+              <w:t xml:space="preserve">&lt; .001</w:t>
+            </w:r>
+          </w:p>
+        </w:tc>
+      </w:tr>
+      <w:tr>
+        <w:tc>
+          <w:tcPr/>
+          <w:p>
+            <w:pPr>
+              <w:pStyle w:val="Compact"/>
+            </w:pPr>
+            <w:r>
+              <w:t xml:space="preserve">Age × Physical activity (between)²</w:t>
+            </w:r>
+          </w:p>
+        </w:tc>
+        <w:tc>
+          <w:tcPr/>
+          <w:p>
+            <w:pPr>
+              <w:pStyle w:val="Compact"/>
+            </w:pPr>
+            <w:r>
+              <w:t xml:space="preserve">-0.04 [-0.05, -0.03]</w:t>
+            </w:r>
+          </w:p>
+        </w:tc>
+        <w:tc>
+          <w:tcPr/>
+          <w:p>
+            <w:pPr>
+              <w:pStyle w:val="Compact"/>
+            </w:pPr>
+            <w:r>
+              <w:t xml:space="preserve">&lt; .001</w:t>
+            </w:r>
+          </w:p>
+        </w:tc>
+        <w:tc>
+          <w:tcPr/>
+          <w:p>
+            <w:pPr>
+              <w:pStyle w:val="Compact"/>
+            </w:pPr>
+            <w:r>
+              <w:t xml:space="preserve">0.00 [0.00, 0.01]</w:t>
+            </w:r>
+          </w:p>
+        </w:tc>
+        <w:tc>
+          <w:tcPr/>
+          <w:p>
+            <w:pPr>
+              <w:pStyle w:val="Compact"/>
+            </w:pPr>
+            <w:r>
+              <w:t xml:space="preserve">.105</w:t>
             </w:r>
           </w:p>
         </w:tc>
@@ -6545,25 +7691,31 @@
               <w:pStyle w:val="Compact"/>
             </w:pPr>
             <w:r>
-              <w:t xml:space="preserve">Adjusted for SES, sex, and BMI z-score. Rows are grouped by sleep outcome; columns give the physical activity</w:t>
+              <w:t xml:space="preserve">Adjusted for SES, sex, and BMI z-score. Rows are grouped by sleep outcome; columns give the physical activity predictor.</w:t>
             </w:r>
             <w:r>
               <w:t xml:space="preserve"> </w:t>
             </w:r>
             <w:r>
-              <w:t xml:space="preserve">predictor. Variables marked (z) are standardised; ² denotes a quadratic term and × an interaction. Age was centred at</w:t>
+              <w:t xml:space="preserve">Variables marked (z) are standardised; ² denotes a quadratic term and × an interaction. (within) is the day’s deviation from the</w:t>
             </w:r>
             <w:r>
               <w:t xml:space="preserve"> </w:t>
             </w:r>
             <w:r>
-              <w:t xml:space="preserve">35.6 years (the mean across person-days) and scaled per 10 years, so main effects are associations at age 35.6 and age</w:t>
+              <w:t xml:space="preserve">participant’s mean, (between) is that mean, and (within, prior) is the previous day’s deviation (for sleep regularity, the index</w:t>
             </w:r>
             <w:r>
               <w:t xml:space="preserve"> </w:t>
             </w:r>
             <w:r>
-              <w:t xml:space="preserve">interactions are the change per 10 years.</w:t>
+              <w:t xml:space="preserve">for the two preceding days). Age was centred at 35.6 years (the mean across person-days) and scaled per 10 years, so main effects</w:t>
+            </w:r>
+            <w:r>
+              <w:t xml:space="preserve"> </w:t>
+            </w:r>
+            <w:r>
+              <w:t xml:space="preserve">are associations at age 35.6 and age interactions are the change per 10 years.</w:t>
             </w:r>
           </w:p>
         </w:tc>
@@ -6650,40 +7802,41 @@
               <w:pStyle w:val="ImageCaption"/>
             </w:pPr>
             <w:r>
-              <w:t xml:space="preserve">Figure 1: Standardised sleep metrics predicted by physical activity volume. The panels on the left show the curvilinear relationship between PA volume and each of the sleep outcomes at the ages indicated in each column. The panels on the right show the same relationships but by age continuously. The white band indicates predictions which were not significantly different from zero.</w:t>
+              <w:t xml:space="preserve">Figure 1: Standardised sleep metrics predicted by within-person physical activity volume (the day’s deviation from the participant’s mean), with between-person volume held at the sample mean. The panels on the left show the curvilinear relationship at the ages indicated in each column. The panels on the right show the same relationships but by age continuously. The white band indicates predictions which were not significantly different from zero.</w:t>
             </w:r>
           </w:p>
           <w:bookmarkEnd w:id="25"/>
         </w:tc>
       </w:tr>
     </w:tbl>
-    <w:bookmarkEnd w:id="26"/>
-    <w:bookmarkStart w:id="31" w:name="physical-activity-intensity-and-sleep"/>
     <w:p>
       <w:pPr>
-        <w:pStyle w:val="Heading2"/>
+        <w:pStyle w:val="BodyText"/>
       </w:pPr>
       <w:r>
-        <w:t xml:space="preserve">Physical activity intensity and sleep</w:t>
-      </w:r>
-    </w:p>
-    <w:p>
-      <w:pPr>
-        <w:pStyle w:val="FirstParagraph"/>
-      </w:pPr>
-      <w:r>
-        <w:t xml:space="preserve">Physical activity intensity was weakly associated with sleep duration, efficiency, and onset, and more strongly with sleep regularity (</w:t>
-      </w:r>
-      <w:hyperlink w:anchor="tbl-sleep-outcomes">
-        <w:r>
-          <w:rPr>
-            <w:rStyle w:val="Hyperlink"/>
-          </w:rPr>
-          <w:t xml:space="preserve">Table 2</w:t>
-        </w:r>
-      </w:hyperlink>
-      <w:r>
-        <w:t xml:space="preserve">;</w:t>
+        <w:t xml:space="preserve">Within-person associations of physical activity intensity followed the same pattern, with longer sleep (</w:t>
+      </w:r>
+      <m:oMath>
+        <m:r>
+          <m:t>β</m:t>
+        </m:r>
+      </m:oMath>
+      <w:r>
+        <w:t xml:space="preserve"> </w:t>
+      </w:r>
+      <w:r>
+        <w:t xml:space="preserve">= 0.08 [0.07, 0.09] at age 11 and 0.04 [0.03, 0.05] at age 65) and earlier sleep onset (</w:t>
+      </w:r>
+      <m:oMath>
+        <m:r>
+          <m:t>β</m:t>
+        </m:r>
+      </m:oMath>
+      <w:r>
+        <w:t xml:space="preserve"> </w:t>
+      </w:r>
+      <w:r>
+        <w:t xml:space="preserve">= -0.09 [-0.10, -0.08] and -0.08 [-0.09, -0.08];</w:t>
       </w:r>
       <w:r>
         <w:t xml:space="preserve"> </w:t>
@@ -6699,32 +7852,19 @@
       <w:r>
         <w:t xml:space="preserve">).</w:t>
       </w:r>
-      <w:r>
-        <w:t xml:space="preserve"> </w:t>
-      </w:r>
-      <w:r>
-        <w:t xml:space="preserve">Curvilinear terms were statistically significant for all sleep outcomes except duration but were meaningful only for sleep regularity.</w:t>
-      </w:r>
-      <w:r>
-        <w:t xml:space="preserve"> </w:t>
-      </w:r>
-      <w:r>
-        <w:t xml:space="preserve">Lower intensity was associated with poorer regularity, and the benefit of higher intensity diminished beyond 1 SD above the mean.</w:t>
-      </w:r>
-      <w:r>
-        <w:t xml:space="preserve"> </w:t>
-      </w:r>
-      <w:r>
-        <w:t xml:space="preserve">This association was steepest in children and young adults, although few of them had very low intensity.</w:t>
-      </w:r>
-      <w:r>
-        <w:t xml:space="preserve"> </w:t>
-      </w:r>
-      <w:r>
-        <w:t xml:space="preserve">The associations with sleep duration and efficiency weakened with age, and the association with sleep regularity declined markedly, from</w:t>
-      </w:r>
-      <w:r>
-        <w:t xml:space="preserve"> </w:t>
+    </w:p>
+    <w:p>
+      <w:pPr>
+        <w:pStyle w:val="BodyText"/>
+      </w:pPr>
+      <w:r>
+        <w:t xml:space="preserve">Minutes of MVPA showed a different pattern for sleep timing (appendix).</w:t>
+      </w:r>
+      <w:r>
+        <w:t xml:space="preserve"> </w:t>
+      </w:r>
+      <w:r>
+        <w:t xml:space="preserve">Thirty minutes more MVPA than usual was associated with sleep onset 5 min later at age 11 (</w:t>
       </w:r>
       <m:oMath>
         <m:r>
@@ -6735,7 +7875,24 @@
         <w:t xml:space="preserve"> </w:t>
       </w:r>
       <w:r>
-        <w:t xml:space="preserve">= 0.26 [0.25, 0.28] at age 11 to 0.00 [-0.02, 0.01] at age 65.</w:t>
+        <w:t xml:space="preserve">= 0.04 [0.04, 0.05]) and 4 min later at age 65 (</w:t>
+      </w:r>
+      <m:oMath>
+        <m:r>
+          <m:t>β</m:t>
+        </m:r>
+      </m:oMath>
+      <w:r>
+        <w:t xml:space="preserve"> </w:t>
+      </w:r>
+      <w:r>
+        <w:t xml:space="preserve">= 0.04 [0.03, 0.04]), and with sleep 1.8 min longer at age 11 but 3.0 min shorter at age 65.</w:t>
+      </w:r>
+      <w:r>
+        <w:t xml:space="preserve"> </w:t>
+      </w:r>
+      <w:r>
+        <w:t xml:space="preserve">Adjusting for the previous day’s outcome in cross-lagged models changed the within-person estimates little (appendix).</w:t>
       </w:r>
     </w:p>
     <w:tbl>
@@ -6751,7 +7908,7 @@
       <w:tr>
         <w:tc>
           <w:tcPr/>
-          <w:bookmarkStart w:id="30" w:name="fig-sleep-by-intensity"/>
+          <w:bookmarkStart w:id="29" w:name="fig-sleep-by-intensity"/>
           <w:p>
             <w:pPr>
               <w:pStyle w:val="Compact"/>
@@ -6762,18 +7919,18 @@
                 <wp:inline>
                   <wp:extent cx="5727700" cy="3818825"/>
                   <wp:effectExtent b="0" l="0" r="0" t="0"/>
-                  <wp:docPr descr="" title="" id="28" name="Picture"/>
+                  <wp:docPr descr="" title="" id="27" name="Picture"/>
                   <a:graphic>
                     <a:graphicData uri="http://schemas.openxmlformats.org/drawingml/2006/picture">
                       <pic:pic>
                         <pic:nvPicPr>
-                          <pic:cNvPr descr="../Figures/main/Sleep%20on%20scale_pa_intensity%20by%20Age_nolog.jpg" id="29" name="Picture"/>
+                          <pic:cNvPr descr="../Figures/main/Sleep%20on%20scale_pa_intensity%20by%20Age_nolog.jpg" id="28" name="Picture"/>
                           <pic:cNvPicPr>
                             <a:picLocks noChangeArrowheads="1" noChangeAspect="1"/>
                           </pic:cNvPicPr>
                         </pic:nvPicPr>
                         <pic:blipFill>
-                          <a:blip r:embed="rId27"/>
+                          <a:blip r:embed="rId26"/>
                           <a:stretch>
                             <a:fillRect/>
                           </a:stretch>
@@ -6810,15 +7967,15 @@
               <w:pStyle w:val="ImageCaption"/>
             </w:pPr>
             <w:r>
-              <w:t xml:space="preserve">Figure 2: Sleep metrics predicted by physical activity intensity. The panels on the left show the curvilinear relationship between PA intensity and sleep outcomes at the ages indicated in each column. The panels on the right show the same relationships but by age continuously. The white band indicates predictions which were not significantly different from zero.</w:t>
-            </w:r>
-          </w:p>
-          <w:bookmarkEnd w:id="30"/>
+              <w:t xml:space="preserve">Figure 2: Standardised sleep metrics predicted by within-person physical activity intensity (the day’s deviation from the participant’s mean), with between-person intensity held at the sample mean. The panels on the left show the curvilinear relationship at the ages indicated in each column. The panels on the right show the same relationships but by age continuously. The white band indicates predictions which were not significantly different from zero.</w:t>
+            </w:r>
+          </w:p>
+          <w:bookmarkEnd w:id="29"/>
         </w:tc>
       </w:tr>
     </w:tbl>
-    <w:bookmarkEnd w:id="31"/>
-    <w:bookmarkStart w:id="48" w:name="sleep-and-next-day-physical-activity"/>
+    <w:bookmarkEnd w:id="30"/>
+    <w:bookmarkStart w:id="47" w:name="sleep-and-next-day-physical-activity"/>
     <w:p>
       <w:pPr>
         <w:pStyle w:val="Heading2"/>
@@ -6832,7 +7989,7 @@
         <w:pStyle w:val="FirstParagraph"/>
       </w:pPr>
       <w:r>
-        <w:t xml:space="preserve">There was a weak curvilinear association between sleep duration and next-day physical activity volume and intensity, with physical activity highest after nights of slightly longer than average sleep (</w:t>
+        <w:t xml:space="preserve">Within-person associations of a night’s sleep with next-day physical activity volume and intensity were negligible at every age (</w:t>
       </w:r>
       <w:hyperlink w:anchor="tbl-pa-outcomes">
         <w:r>
@@ -6857,109 +8014,13 @@
         </w:r>
       </w:hyperlink>
       <w:r>
-        <w:t xml:space="preserve">).</w:t>
-      </w:r>
-      <w:r>
-        <w:t xml:space="preserve"> </w:t>
-      </w:r>
-      <w:r>
-        <w:t xml:space="preserve">The association with volume weakened with age and was slightly negative by age 65 (</w:t>
-      </w:r>
-      <m:oMath>
-        <m:r>
-          <m:t>β</m:t>
-        </m:r>
-      </m:oMath>
-      <w:r>
-        <w:t xml:space="preserve"> </w:t>
-      </w:r>
-      <w:r>
-        <w:t xml:space="preserve">= 0.05 [0.04, 0.05] at age 11 and -0.02 [-0.02, -0.01] at age 65), whereas the association with intensity changed little with age.</w:t>
-      </w:r>
-      <w:r>
-        <w:t xml:space="preserve"> </w:t>
-      </w:r>
-      <w:r>
-        <w:t xml:space="preserve">Sleep efficiency had a negligible association with next-day volume at all ages (</w:t>
-      </w:r>
-      <m:oMath>
-        <m:r>
-          <m:t>β</m:t>
-        </m:r>
-      </m:oMath>
-      <w:r>
-        <w:t xml:space="preserve"> </w:t>
-      </w:r>
-      <w:r>
-        <w:t xml:space="preserve">= -0.01 [-0.01, 0.00] at age 11 and 0.01 [0.01, 0.02] at age 65) and only a weak positive association with intensity (</w:t>
-      </w:r>
-      <w:hyperlink w:anchor="fig-pa-by-sleep-efficiency">
-        <w:r>
-          <w:rPr>
-            <w:rStyle w:val="Hyperlink"/>
-          </w:rPr>
-          <w:t xml:space="preserve">Figure 4</w:t>
-        </w:r>
-      </w:hyperlink>
-      <w:r>
-        <w:t xml:space="preserve">).</w:t>
-      </w:r>
-      <w:r>
-        <w:t xml:space="preserve"> </w:t>
-      </w:r>
-      <w:r>
-        <w:t xml:space="preserve">Earlier sleep onset was weakly associated with higher next-day volume and intensity, and these associations were attenuated at older ages (volume:</w:t>
-      </w:r>
-      <w:r>
-        <w:t xml:space="preserve"> </w:t>
-      </w:r>
-      <m:oMath>
-        <m:r>
-          <m:t>β</m:t>
-        </m:r>
-      </m:oMath>
-      <w:r>
-        <w:t xml:space="preserve"> </w:t>
-      </w:r>
-      <w:r>
-        <w:t xml:space="preserve">= -0.03 [-0.04, -0.02] at age 11 and -0.01 [-0.02, -0.01] at age 65;</w:t>
-      </w:r>
-      <w:r>
-        <w:t xml:space="preserve"> </w:t>
-      </w:r>
-      <w:hyperlink w:anchor="fig-pa-by-sleep-onset">
-        <w:r>
-          <w:rPr>
-            <w:rStyle w:val="Hyperlink"/>
-          </w:rPr>
-          <w:t xml:space="preserve">Figure 5</w:t>
-        </w:r>
-      </w:hyperlink>
-      <w:r>
-        <w:t xml:space="preserve">).</w:t>
-      </w:r>
-      <w:r>
-        <w:t xml:space="preserve"> </w:t>
-      </w:r>
-      <w:r>
-        <w:t xml:space="preserve">By age 65, earlier onset was associated with marginally lower next-day intensity (</w:t>
-      </w:r>
-      <m:oMath>
-        <m:r>
-          <m:t>β</m:t>
-        </m:r>
-      </m:oMath>
-      <w:r>
-        <w:t xml:space="preserve"> </w:t>
-      </w:r>
-      <w:r>
-        <w:t xml:space="preserve">= 0.01 [0.00, 0.02]).</w:t>
-      </w:r>
-      <w:r>
-        <w:t xml:space="preserve"> </w:t>
-      </w:r>
-      <w:r>
-        <w:t xml:space="preserve">More regular sleep was linearly associated with higher next-day volume and intensity (</w:t>
+        <w:t xml:space="preserve"> </w:t>
+      </w:r>
+      <w:r>
+        <w:t xml:space="preserve">to</w:t>
+      </w:r>
+      <w:r>
+        <w:t xml:space="preserve"> </w:t>
       </w:r>
       <w:hyperlink w:anchor="fig-pa-by-sleep-regularity">
         <w:r>
@@ -6976,10 +8037,7 @@
         <w:t xml:space="preserve"> </w:t>
       </w:r>
       <w:r>
-        <w:t xml:space="preserve">These associations weakened with age (volume:</w:t>
-      </w:r>
-      <w:r>
-        <w:t xml:space="preserve"> </w:t>
+        <w:t xml:space="preserve">The largest was for sleep duration and next-day volume at age 11 (</w:t>
       </w:r>
       <m:oMath>
         <m:r>
@@ -6990,7 +8048,13 @@
         <w:t xml:space="preserve"> </w:t>
       </w:r>
       <w:r>
-        <w:t xml:space="preserve">= 0.14 [0.13, 0.14] at age 11 and 0.09 [0.08, 0.10] at age 65), and the association with intensity was negligible in older adults (</w:t>
+        <w:t xml:space="preserve">= 0.03 [0.02, 0.03]).</w:t>
+      </w:r>
+      <w:r>
+        <w:t xml:space="preserve"> </w:t>
+      </w:r>
+      <w:r>
+        <w:t xml:space="preserve">Sleep regularity over the two preceding days was not associated with next-day volume (</w:t>
       </w:r>
       <m:oMath>
         <m:r>
@@ -7001,7 +8065,30 @@
         <w:t xml:space="preserve"> </w:t>
       </w:r>
       <w:r>
-        <w:t xml:space="preserve">= 0.02 [0.02, 0.03] at age 65).</w:t>
+        <w:t xml:space="preserve">= -0.01 [-0.01, 0.00] at age 11 and -0.01 [-0.02, 0.00] at age 65).</w:t>
+      </w:r>
+      <w:r>
+        <w:t xml:space="preserve"> </w:t>
+      </w:r>
+      <w:r>
+        <w:t xml:space="preserve">Between people, those with habitually more regular sleep were more active (</w:t>
+      </w:r>
+      <m:oMath>
+        <m:r>
+          <m:t>β</m:t>
+        </m:r>
+      </m:oMath>
+      <w:r>
+        <w:t xml:space="preserve"> </w:t>
+      </w:r>
+      <w:r>
+        <w:t xml:space="preserve">= 0.16 [0.15, 0.18] at age 11 and 0.18 [0.16, 0.20] at age 65).</w:t>
+      </w:r>
+      <w:r>
+        <w:t xml:space="preserve"> </w:t>
+      </w:r>
+      <w:r>
+        <w:t xml:space="preserve">For MVPA, a 1 SD earlier sleep onset than usual was followed by 3.2 min more MVPA the next day at age 11 and 6.0 min more at age 65, and 1 SD longer sleep by 1.0 min and 3.6 min less, respectively (appendix).</w:t>
       </w:r>
     </w:p>
     <w:p>
@@ -7029,16 +8116,16 @@
     <w:tbl>
       <w:tblPr>
         <w:tblStyle w:val="Table"/>
-        <w:tblW w:type="pct" w:w="4880"/>
+        <w:tblW w:type="pct" w:w="4894"/>
         <w:tblLayout w:type="fixed"/>
         <w:tblLook w:firstRow="1" w:lastRow="1" w:firstColumn="0" w:lastColumn="0" w:noHBand="0" w:noVBand="0" w:val="0020"/>
       </w:tblPr>
       <w:tblGrid>
-        <w:gridCol w:w="1647"/>
-        <w:gridCol w:w="1710"/>
-        <w:gridCol w:w="1140"/>
-        <w:gridCol w:w="1900"/>
-        <w:gridCol w:w="1330"/>
+        <w:gridCol w:w="2359"/>
+        <w:gridCol w:w="1516"/>
+        <w:gridCol w:w="1011"/>
+        <w:gridCol w:w="1685"/>
+        <w:gridCol w:w="1179"/>
       </w:tblGrid>
       <w:tr>
         <w:trPr>
@@ -7134,53 +8221,75 @@
               <w:pStyle w:val="Compact"/>
             </w:pPr>
             <w:r>
-              <w:t xml:space="preserve">0.14 [-0.17, 0.44]</w:t>
-            </w:r>
-          </w:p>
-        </w:tc>
-        <w:tc>
-          <w:tcPr/>
-          <w:p>
-            <w:pPr>
-              <w:pStyle w:val="Compact"/>
-            </w:pPr>
-            <w:r>
-              <w:t xml:space="preserve">.378</w:t>
-            </w:r>
-          </w:p>
-        </w:tc>
-        <w:tc>
-          <w:tcPr/>
-          <w:p>
-            <w:pPr>
-              <w:pStyle w:val="Compact"/>
-            </w:pPr>
-            <w:r>
-              <w:t xml:space="preserve">-0.07 [-0.19, 0.05]</w:t>
-            </w:r>
-          </w:p>
-        </w:tc>
-        <w:tc>
-          <w:tcPr/>
-          <w:p>
-            <w:pPr>
-              <w:pStyle w:val="Compact"/>
-            </w:pPr>
-            <w:r>
-              <w:t xml:space="preserve">.254</w:t>
-            </w:r>
-          </w:p>
-        </w:tc>
-      </w:tr>
-      <w:tr>
-        <w:tc>
-          <w:tcPr/>
-          <w:p>
-            <w:pPr>
-              <w:pStyle w:val="Compact"/>
-            </w:pPr>
-            <w:r>
-              <w:t xml:space="preserve">Sleep duration</w:t>
+              <w:t xml:space="preserve">0.14 [-0.17, 0.45]</w:t>
+            </w:r>
+          </w:p>
+        </w:tc>
+        <w:tc>
+          <w:tcPr/>
+          <w:p>
+            <w:pPr>
+              <w:pStyle w:val="Compact"/>
+            </w:pPr>
+            <w:r>
+              <w:t xml:space="preserve">.379</w:t>
+            </w:r>
+          </w:p>
+        </w:tc>
+        <w:tc>
+          <w:tcPr/>
+          <w:p>
+            <w:pPr>
+              <w:pStyle w:val="Compact"/>
+            </w:pPr>
+            <w:r>
+              <w:t xml:space="preserve">-0.07 [-0.20, 0.05]</w:t>
+            </w:r>
+          </w:p>
+        </w:tc>
+        <w:tc>
+          <w:tcPr/>
+          <w:p>
+            <w:pPr>
+              <w:pStyle w:val="Compact"/>
+            </w:pPr>
+            <w:r>
+              <w:t xml:space="preserve">.252</w:t>
+            </w:r>
+          </w:p>
+        </w:tc>
+      </w:tr>
+      <w:tr>
+        <w:tc>
+          <w:tcPr/>
+          <w:p>
+            <w:pPr>
+              <w:pStyle w:val="Compact"/>
+            </w:pPr>
+            <w:r>
+              <w:t xml:space="preserve">Sleep duration (within, prior)</w:t>
+            </w:r>
+          </w:p>
+        </w:tc>
+        <w:tc>
+          <w:tcPr/>
+          <w:p>
+            <w:pPr>
+              <w:pStyle w:val="Compact"/>
+            </w:pPr>
+            <w:r>
+              <w:t xml:space="preserve">0.01 [0.01, 0.02]</w:t>
+            </w:r>
+          </w:p>
+        </w:tc>
+        <w:tc>
+          <w:tcPr/>
+          <w:p>
+            <w:pPr>
+              <w:pStyle w:val="Compact"/>
+            </w:pPr>
+            <w:r>
+              <w:t xml:space="preserve">&lt; .001</w:t>
             </w:r>
           </w:p>
         </w:tc>
@@ -7206,14 +8315,27 @@
             </w:r>
           </w:p>
         </w:tc>
-        <w:tc>
-          <w:tcPr/>
-          <w:p>
-            <w:pPr>
-              <w:pStyle w:val="Compact"/>
-            </w:pPr>
-            <w:r>
-              <w:t xml:space="preserve">0.03 [0.02, 0.03]</w:t>
+      </w:tr>
+      <w:tr>
+        <w:tc>
+          <w:tcPr/>
+          <w:p>
+            <w:pPr>
+              <w:pStyle w:val="Compact"/>
+            </w:pPr>
+            <w:r>
+              <w:t xml:space="preserve">Age</w:t>
+            </w:r>
+          </w:p>
+        </w:tc>
+        <w:tc>
+          <w:tcPr/>
+          <w:p>
+            <w:pPr>
+              <w:pStyle w:val="Compact"/>
+            </w:pPr>
+            <w:r>
+              <w:t xml:space="preserve">-0.23 [-0.24, -0.22]</w:t>
             </w:r>
           </w:p>
         </w:tc>
@@ -7228,27 +8350,14 @@
             </w:r>
           </w:p>
         </w:tc>
-      </w:tr>
-      <w:tr>
-        <w:tc>
-          <w:tcPr/>
-          <w:p>
-            <w:pPr>
-              <w:pStyle w:val="Compact"/>
-            </w:pPr>
-            <w:r>
-              <w:t xml:space="preserve">Age</w:t>
-            </w:r>
-          </w:p>
-        </w:tc>
-        <w:tc>
-          <w:tcPr/>
-          <w:p>
-            <w:pPr>
-              <w:pStyle w:val="Compact"/>
-            </w:pPr>
-            <w:r>
-              <w:t xml:space="preserve">-0.23 [-0.24, -0.22]</w:t>
+        <w:tc>
+          <w:tcPr/>
+          <w:p>
+            <w:pPr>
+              <w:pStyle w:val="Compact"/>
+            </w:pPr>
+            <w:r>
+              <w:t xml:space="preserve">-0.27 [-0.28, -0.26]</w:t>
             </w:r>
           </w:p>
         </w:tc>
@@ -7263,14 +8372,27 @@
             </w:r>
           </w:p>
         </w:tc>
-        <w:tc>
-          <w:tcPr/>
-          <w:p>
-            <w:pPr>
-              <w:pStyle w:val="Compact"/>
-            </w:pPr>
-            <w:r>
-              <w:t xml:space="preserve">-0.27 [-0.28, -0.26]</w:t>
+      </w:tr>
+      <w:tr>
+        <w:tc>
+          <w:tcPr/>
+          <w:p>
+            <w:pPr>
+              <w:pStyle w:val="Compact"/>
+            </w:pPr>
+            <w:r>
+              <w:t xml:space="preserve">Sleep duration (within, prior)²</w:t>
+            </w:r>
+          </w:p>
+        </w:tc>
+        <w:tc>
+          <w:tcPr/>
+          <w:p>
+            <w:pPr>
+              <w:pStyle w:val="Compact"/>
+            </w:pPr>
+            <w:r>
+              <w:t xml:space="preserve">-0.04 [-0.05, -0.04]</w:t>
             </w:r>
           </w:p>
         </w:tc>
@@ -7285,19 +8407,6 @@
             </w:r>
           </w:p>
         </w:tc>
-      </w:tr>
-      <w:tr>
-        <w:tc>
-          <w:tcPr/>
-          <w:p>
-            <w:pPr>
-              <w:pStyle w:val="Compact"/>
-            </w:pPr>
-            <w:r>
-              <w:t xml:space="preserve">Sleep duration²</w:t>
-            </w:r>
-          </w:p>
-        </w:tc>
         <w:tc>
           <w:tcPr/>
           <w:p>
@@ -7320,6 +8429,326 @@
             </w:r>
           </w:p>
         </w:tc>
+      </w:tr>
+      <w:tr>
+        <w:tc>
+          <w:tcPr/>
+          <w:p>
+            <w:pPr>
+              <w:pStyle w:val="Compact"/>
+            </w:pPr>
+            <w:r>
+              <w:t xml:space="preserve">Sleep duration (between)</w:t>
+            </w:r>
+          </w:p>
+        </w:tc>
+        <w:tc>
+          <w:tcPr/>
+          <w:p>
+            <w:pPr>
+              <w:pStyle w:val="Compact"/>
+            </w:pPr>
+            <w:r>
+              <w:t xml:space="preserve">0.07 [0.06, 0.08]</w:t>
+            </w:r>
+          </w:p>
+        </w:tc>
+        <w:tc>
+          <w:tcPr/>
+          <w:p>
+            <w:pPr>
+              <w:pStyle w:val="Compact"/>
+            </w:pPr>
+            <w:r>
+              <w:t xml:space="preserve">&lt; .001</w:t>
+            </w:r>
+          </w:p>
+        </w:tc>
+        <w:tc>
+          <w:tcPr/>
+          <w:p>
+            <w:pPr>
+              <w:pStyle w:val="Compact"/>
+            </w:pPr>
+            <w:r>
+              <w:t xml:space="preserve">0.06 [0.05, 0.07]</w:t>
+            </w:r>
+          </w:p>
+        </w:tc>
+        <w:tc>
+          <w:tcPr/>
+          <w:p>
+            <w:pPr>
+              <w:pStyle w:val="Compact"/>
+            </w:pPr>
+            <w:r>
+              <w:t xml:space="preserve">&lt; .001</w:t>
+            </w:r>
+          </w:p>
+        </w:tc>
+      </w:tr>
+      <w:tr>
+        <w:tc>
+          <w:tcPr/>
+          <w:p>
+            <w:pPr>
+              <w:pStyle w:val="Compact"/>
+            </w:pPr>
+            <w:r>
+              <w:t xml:space="preserve">Sleep duration (between)²</w:t>
+            </w:r>
+          </w:p>
+        </w:tc>
+        <w:tc>
+          <w:tcPr/>
+          <w:p>
+            <w:pPr>
+              <w:pStyle w:val="Compact"/>
+            </w:pPr>
+            <w:r>
+              <w:t xml:space="preserve">-0.05 [-0.06, -0.04]</w:t>
+            </w:r>
+          </w:p>
+        </w:tc>
+        <w:tc>
+          <w:tcPr/>
+          <w:p>
+            <w:pPr>
+              <w:pStyle w:val="Compact"/>
+            </w:pPr>
+            <w:r>
+              <w:t xml:space="preserve">&lt; .001</w:t>
+            </w:r>
+          </w:p>
+        </w:tc>
+        <w:tc>
+          <w:tcPr/>
+          <w:p>
+            <w:pPr>
+              <w:pStyle w:val="Compact"/>
+            </w:pPr>
+            <w:r>
+              <w:t xml:space="preserve">-0.01 [-0.02, 0.00]</w:t>
+            </w:r>
+          </w:p>
+        </w:tc>
+        <w:tc>
+          <w:tcPr/>
+          <w:p>
+            <w:pPr>
+              <w:pStyle w:val="Compact"/>
+            </w:pPr>
+            <w:r>
+              <w:t xml:space="preserve">.012</w:t>
+            </w:r>
+          </w:p>
+        </w:tc>
+      </w:tr>
+      <w:tr>
+        <w:tc>
+          <w:tcPr/>
+          <w:p>
+            <w:pPr>
+              <w:pStyle w:val="Compact"/>
+            </w:pPr>
+            <w:r>
+              <w:t xml:space="preserve">Sleep duration (within, prior) × Age</w:t>
+            </w:r>
+          </w:p>
+        </w:tc>
+        <w:tc>
+          <w:tcPr/>
+          <w:p>
+            <w:pPr>
+              <w:pStyle w:val="Compact"/>
+            </w:pPr>
+            <w:r>
+              <w:t xml:space="preserve">-0.01 [-0.01, 0.00]</w:t>
+            </w:r>
+          </w:p>
+        </w:tc>
+        <w:tc>
+          <w:tcPr/>
+          <w:p>
+            <w:pPr>
+              <w:pStyle w:val="Compact"/>
+            </w:pPr>
+            <w:r>
+              <w:t xml:space="preserve">&lt; .001</w:t>
+            </w:r>
+          </w:p>
+        </w:tc>
+        <w:tc>
+          <w:tcPr/>
+          <w:p>
+            <w:pPr>
+              <w:pStyle w:val="Compact"/>
+            </w:pPr>
+            <w:r>
+              <w:t xml:space="preserve">0.00 [0.00, 0.00]</w:t>
+            </w:r>
+          </w:p>
+        </w:tc>
+        <w:tc>
+          <w:tcPr/>
+          <w:p>
+            <w:pPr>
+              <w:pStyle w:val="Compact"/>
+            </w:pPr>
+            <w:r>
+              <w:t xml:space="preserve">.010</w:t>
+            </w:r>
+          </w:p>
+        </w:tc>
+      </w:tr>
+      <w:tr>
+        <w:tc>
+          <w:tcPr/>
+          <w:p>
+            <w:pPr>
+              <w:pStyle w:val="Compact"/>
+            </w:pPr>
+            <w:r>
+              <w:t xml:space="preserve">Age × Sleep duration (within, prior)²</w:t>
+            </w:r>
+          </w:p>
+        </w:tc>
+        <w:tc>
+          <w:tcPr/>
+          <w:p>
+            <w:pPr>
+              <w:pStyle w:val="Compact"/>
+            </w:pPr>
+            <w:r>
+              <w:t xml:space="preserve">0.01 [0.00, 0.01]</w:t>
+            </w:r>
+          </w:p>
+        </w:tc>
+        <w:tc>
+          <w:tcPr/>
+          <w:p>
+            <w:pPr>
+              <w:pStyle w:val="Compact"/>
+            </w:pPr>
+            <w:r>
+              <w:t xml:space="preserve">&lt; .001</w:t>
+            </w:r>
+          </w:p>
+        </w:tc>
+        <w:tc>
+          <w:tcPr/>
+          <w:p>
+            <w:pPr>
+              <w:pStyle w:val="Compact"/>
+            </w:pPr>
+            <w:r>
+              <w:t xml:space="preserve">0.00 [0.00, 0.01]</w:t>
+            </w:r>
+          </w:p>
+        </w:tc>
+        <w:tc>
+          <w:tcPr/>
+          <w:p>
+            <w:pPr>
+              <w:pStyle w:val="Compact"/>
+            </w:pPr>
+            <w:r>
+              <w:t xml:space="preserve">&lt; .001</w:t>
+            </w:r>
+          </w:p>
+        </w:tc>
+      </w:tr>
+      <w:tr>
+        <w:tc>
+          <w:tcPr/>
+          <w:p>
+            <w:pPr>
+              <w:pStyle w:val="Compact"/>
+            </w:pPr>
+            <w:r>
+              <w:t xml:space="preserve">Age × Sleep duration (between)</w:t>
+            </w:r>
+          </w:p>
+        </w:tc>
+        <w:tc>
+          <w:tcPr/>
+          <w:p>
+            <w:pPr>
+              <w:pStyle w:val="Compact"/>
+            </w:pPr>
+            <w:r>
+              <w:t xml:space="preserve">-0.03 [-0.04, -0.03]</w:t>
+            </w:r>
+          </w:p>
+        </w:tc>
+        <w:tc>
+          <w:tcPr/>
+          <w:p>
+            <w:pPr>
+              <w:pStyle w:val="Compact"/>
+            </w:pPr>
+            <w:r>
+              <w:t xml:space="preserve">&lt; .001</w:t>
+            </w:r>
+          </w:p>
+        </w:tc>
+        <w:tc>
+          <w:tcPr/>
+          <w:p>
+            <w:pPr>
+              <w:pStyle w:val="Compact"/>
+            </w:pPr>
+            <w:r>
+              <w:t xml:space="preserve">-0.01 [-0.02, -0.01]</w:t>
+            </w:r>
+          </w:p>
+        </w:tc>
+        <w:tc>
+          <w:tcPr/>
+          <w:p>
+            <w:pPr>
+              <w:pStyle w:val="Compact"/>
+            </w:pPr>
+            <w:r>
+              <w:t xml:space="preserve">&lt; .001</w:t>
+            </w:r>
+          </w:p>
+        </w:tc>
+      </w:tr>
+      <w:tr>
+        <w:tc>
+          <w:tcPr/>
+          <w:p>
+            <w:pPr>
+              <w:pStyle w:val="Compact"/>
+            </w:pPr>
+            <w:r>
+              <w:t xml:space="preserve">Age × Sleep duration (between)²</w:t>
+            </w:r>
+          </w:p>
+        </w:tc>
+        <w:tc>
+          <w:tcPr/>
+          <w:p>
+            <w:pPr>
+              <w:pStyle w:val="Compact"/>
+            </w:pPr>
+            <w:r>
+              <w:t xml:space="preserve">0.00 [0.00, 0.00]</w:t>
+            </w:r>
+          </w:p>
+        </w:tc>
+        <w:tc>
+          <w:tcPr/>
+          <w:p>
+            <w:pPr>
+              <w:pStyle w:val="Compact"/>
+            </w:pPr>
+            <w:r>
+              <w:t xml:space="preserve">.885</w:t>
+            </w:r>
+          </w:p>
+        </w:tc>
         <w:tc>
           <w:tcPr/>
           <w:p>
@@ -7339,120 +8768,6 @@
             </w:pPr>
             <w:r>
               <w:t xml:space="preserve">&lt; .001</w:t>
-            </w:r>
-          </w:p>
-        </w:tc>
-      </w:tr>
-      <w:tr>
-        <w:tc>
-          <w:tcPr/>
-          <w:p>
-            <w:pPr>
-              <w:pStyle w:val="Compact"/>
-            </w:pPr>
-            <w:r>
-              <w:t xml:space="preserve">Sleep duration × Age</w:t>
-            </w:r>
-          </w:p>
-        </w:tc>
-        <w:tc>
-          <w:tcPr/>
-          <w:p>
-            <w:pPr>
-              <w:pStyle w:val="Compact"/>
-            </w:pPr>
-            <w:r>
-              <w:t xml:space="preserve">-0.01 [-0.01, -0.01]</w:t>
-            </w:r>
-          </w:p>
-        </w:tc>
-        <w:tc>
-          <w:tcPr/>
-          <w:p>
-            <w:pPr>
-              <w:pStyle w:val="Compact"/>
-            </w:pPr>
-            <w:r>
-              <w:t xml:space="preserve">&lt; .001</w:t>
-            </w:r>
-          </w:p>
-        </w:tc>
-        <w:tc>
-          <w:tcPr/>
-          <w:p>
-            <w:pPr>
-              <w:pStyle w:val="Compact"/>
-            </w:pPr>
-            <w:r>
-              <w:t xml:space="preserve">0.00 [0.00, 0.00]</w:t>
-            </w:r>
-          </w:p>
-        </w:tc>
-        <w:tc>
-          <w:tcPr/>
-          <w:p>
-            <w:pPr>
-              <w:pStyle w:val="Compact"/>
-            </w:pPr>
-            <w:r>
-              <w:t xml:space="preserve">.051</w:t>
-            </w:r>
-          </w:p>
-        </w:tc>
-      </w:tr>
-      <w:tr>
-        <w:tc>
-          <w:tcPr/>
-          <w:p>
-            <w:pPr>
-              <w:pStyle w:val="Compact"/>
-            </w:pPr>
-            <w:r>
-              <w:t xml:space="preserve">Age × Sleep duration²</w:t>
-            </w:r>
-          </w:p>
-        </w:tc>
-        <w:tc>
-          <w:tcPr/>
-          <w:p>
-            <w:pPr>
-              <w:pStyle w:val="Compact"/>
-            </w:pPr>
-            <w:r>
-              <w:t xml:space="preserve">0.00 [0.00, 0.00]</w:t>
-            </w:r>
-          </w:p>
-        </w:tc>
-        <w:tc>
-          <w:tcPr/>
-          <w:p>
-            <w:pPr>
-              <w:pStyle w:val="Compact"/>
-            </w:pPr>
-            <w:r>
-              <w:t xml:space="preserve">&lt; .001</w:t>
-            </w:r>
-          </w:p>
-        </w:tc>
-        <w:tc>
-          <w:tcPr/>
-          <w:p>
-            <w:pPr>
-              <w:pStyle w:val="Compact"/>
-            </w:pPr>
-            <w:r>
-              <w:t xml:space="preserve">0.00 [0.00, 0.00]</w:t>
-            </w:r>
-          </w:p>
-        </w:tc>
-        <w:tc>
-          <w:tcPr/>
-          <w:p>
-            <w:pPr>
-              <w:pStyle w:val="Compact"/>
-            </w:pPr>
-            <w:r>
-              <w:t xml:space="preserve">.326</w:t>
             </w:r>
           </w:p>
         </w:tc>
@@ -7491,53 +8806,474 @@
               <w:pStyle w:val="Compact"/>
             </w:pPr>
             <w:r>
-              <w:t xml:space="preserve">0.13 [-0.17, 0.42]</w:t>
-            </w:r>
-          </w:p>
-        </w:tc>
-        <w:tc>
-          <w:tcPr/>
-          <w:p>
-            <w:pPr>
-              <w:pStyle w:val="Compact"/>
-            </w:pPr>
-            <w:r>
-              <w:t xml:space="preserve">.412</w:t>
-            </w:r>
-          </w:p>
-        </w:tc>
-        <w:tc>
-          <w:tcPr/>
-          <w:p>
-            <w:pPr>
-              <w:pStyle w:val="Compact"/>
-            </w:pPr>
-            <w:r>
-              <w:t xml:space="preserve">-0.07 [-0.20, 0.05]</w:t>
-            </w:r>
-          </w:p>
-        </w:tc>
-        <w:tc>
-          <w:tcPr/>
-          <w:p>
-            <w:pPr>
-              <w:pStyle w:val="Compact"/>
-            </w:pPr>
-            <w:r>
-              <w:t xml:space="preserve">.242</w:t>
-            </w:r>
-          </w:p>
-        </w:tc>
-      </w:tr>
-      <w:tr>
-        <w:tc>
-          <w:tcPr/>
-          <w:p>
-            <w:pPr>
-              <w:pStyle w:val="Compact"/>
-            </w:pPr>
-            <w:r>
-              <w:t xml:space="preserve">Sleep efficiency</w:t>
+              <w:t xml:space="preserve">0.13 [-0.17, 0.43]</w:t>
+            </w:r>
+          </w:p>
+        </w:tc>
+        <w:tc>
+          <w:tcPr/>
+          <w:p>
+            <w:pPr>
+              <w:pStyle w:val="Compact"/>
+            </w:pPr>
+            <w:r>
+              <w:t xml:space="preserve">.392</w:t>
+            </w:r>
+          </w:p>
+        </w:tc>
+        <w:tc>
+          <w:tcPr/>
+          <w:p>
+            <w:pPr>
+              <w:pStyle w:val="Compact"/>
+            </w:pPr>
+            <w:r>
+              <w:t xml:space="preserve">-0.07 [-0.19, 0.05]</w:t>
+            </w:r>
+          </w:p>
+        </w:tc>
+        <w:tc>
+          <w:tcPr/>
+          <w:p>
+            <w:pPr>
+              <w:pStyle w:val="Compact"/>
+            </w:pPr>
+            <w:r>
+              <w:t xml:space="preserve">.252</w:t>
+            </w:r>
+          </w:p>
+        </w:tc>
+      </w:tr>
+      <w:tr>
+        <w:tc>
+          <w:tcPr/>
+          <w:p>
+            <w:pPr>
+              <w:pStyle w:val="Compact"/>
+            </w:pPr>
+            <w:r>
+              <w:t xml:space="preserve">Sleep efficiency (within, prior)</w:t>
+            </w:r>
+          </w:p>
+        </w:tc>
+        <w:tc>
+          <w:tcPr/>
+          <w:p>
+            <w:pPr>
+              <w:pStyle w:val="Compact"/>
+            </w:pPr>
+            <w:r>
+              <w:t xml:space="preserve">0.01 [0.00, 0.01]</w:t>
+            </w:r>
+          </w:p>
+        </w:tc>
+        <w:tc>
+          <w:tcPr/>
+          <w:p>
+            <w:pPr>
+              <w:pStyle w:val="Compact"/>
+            </w:pPr>
+            <w:r>
+              <w:t xml:space="preserve">.003</w:t>
+            </w:r>
+          </w:p>
+        </w:tc>
+        <w:tc>
+          <w:tcPr/>
+          <w:p>
+            <w:pPr>
+              <w:pStyle w:val="Compact"/>
+            </w:pPr>
+            <w:r>
+              <w:t xml:space="preserve">0.01 [0.00, 0.01]</w:t>
+            </w:r>
+          </w:p>
+        </w:tc>
+        <w:tc>
+          <w:tcPr/>
+          <w:p>
+            <w:pPr>
+              <w:pStyle w:val="Compact"/>
+            </w:pPr>
+            <w:r>
+              <w:t xml:space="preserve">.003</w:t>
+            </w:r>
+          </w:p>
+        </w:tc>
+      </w:tr>
+      <w:tr>
+        <w:tc>
+          <w:tcPr/>
+          <w:p>
+            <w:pPr>
+              <w:pStyle w:val="Compact"/>
+            </w:pPr>
+            <w:r>
+              <w:t xml:space="preserve">Age</w:t>
+            </w:r>
+          </w:p>
+        </w:tc>
+        <w:tc>
+          <w:tcPr/>
+          <w:p>
+            <w:pPr>
+              <w:pStyle w:val="Compact"/>
+            </w:pPr>
+            <w:r>
+              <w:t xml:space="preserve">-0.23 [-0.24, -0.22]</w:t>
+            </w:r>
+          </w:p>
+        </w:tc>
+        <w:tc>
+          <w:tcPr/>
+          <w:p>
+            <w:pPr>
+              <w:pStyle w:val="Compact"/>
+            </w:pPr>
+            <w:r>
+              <w:t xml:space="preserve">&lt; .001</w:t>
+            </w:r>
+          </w:p>
+        </w:tc>
+        <w:tc>
+          <w:tcPr/>
+          <w:p>
+            <w:pPr>
+              <w:pStyle w:val="Compact"/>
+            </w:pPr>
+            <w:r>
+              <w:t xml:space="preserve">-0.28 [-0.29, -0.27]</w:t>
+            </w:r>
+          </w:p>
+        </w:tc>
+        <w:tc>
+          <w:tcPr/>
+          <w:p>
+            <w:pPr>
+              <w:pStyle w:val="Compact"/>
+            </w:pPr>
+            <w:r>
+              <w:t xml:space="preserve">&lt; .001</w:t>
+            </w:r>
+          </w:p>
+        </w:tc>
+      </w:tr>
+      <w:tr>
+        <w:tc>
+          <w:tcPr/>
+          <w:p>
+            <w:pPr>
+              <w:pStyle w:val="Compact"/>
+            </w:pPr>
+            <w:r>
+              <w:t xml:space="preserve">Sleep efficiency (within, prior)²</w:t>
+            </w:r>
+          </w:p>
+        </w:tc>
+        <w:tc>
+          <w:tcPr/>
+          <w:p>
+            <w:pPr>
+              <w:pStyle w:val="Compact"/>
+            </w:pPr>
+            <w:r>
+              <w:t xml:space="preserve">-0.01 [-0.02, -0.01]</w:t>
+            </w:r>
+          </w:p>
+        </w:tc>
+        <w:tc>
+          <w:tcPr/>
+          <w:p>
+            <w:pPr>
+              <w:pStyle w:val="Compact"/>
+            </w:pPr>
+            <w:r>
+              <w:t xml:space="preserve">&lt; .001</w:t>
+            </w:r>
+          </w:p>
+        </w:tc>
+        <w:tc>
+          <w:tcPr/>
+          <w:p>
+            <w:pPr>
+              <w:pStyle w:val="Compact"/>
+            </w:pPr>
+            <w:r>
+              <w:t xml:space="preserve">-0.01 [-0.02, -0.01]</w:t>
+            </w:r>
+          </w:p>
+        </w:tc>
+        <w:tc>
+          <w:tcPr/>
+          <w:p>
+            <w:pPr>
+              <w:pStyle w:val="Compact"/>
+            </w:pPr>
+            <w:r>
+              <w:t xml:space="preserve">&lt; .001</w:t>
+            </w:r>
+          </w:p>
+        </w:tc>
+      </w:tr>
+      <w:tr>
+        <w:tc>
+          <w:tcPr/>
+          <w:p>
+            <w:pPr>
+              <w:pStyle w:val="Compact"/>
+            </w:pPr>
+            <w:r>
+              <w:t xml:space="preserve">Sleep efficiency (between)</w:t>
+            </w:r>
+          </w:p>
+        </w:tc>
+        <w:tc>
+          <w:tcPr/>
+          <w:p>
+            <w:pPr>
+              <w:pStyle w:val="Compact"/>
+            </w:pPr>
+            <w:r>
+              <w:t xml:space="preserve">-0.02 [-0.03, 0.00]</w:t>
+            </w:r>
+          </w:p>
+        </w:tc>
+        <w:tc>
+          <w:tcPr/>
+          <w:p>
+            <w:pPr>
+              <w:pStyle w:val="Compact"/>
+            </w:pPr>
+            <w:r>
+              <w:t xml:space="preserve">.008</w:t>
+            </w:r>
+          </w:p>
+        </w:tc>
+        <w:tc>
+          <w:tcPr/>
+          <w:p>
+            <w:pPr>
+              <w:pStyle w:val="Compact"/>
+            </w:pPr>
+            <w:r>
+              <w:t xml:space="preserve">0.01 [0.00, 0.02]</w:t>
+            </w:r>
+          </w:p>
+        </w:tc>
+        <w:tc>
+          <w:tcPr/>
+          <w:p>
+            <w:pPr>
+              <w:pStyle w:val="Compact"/>
+            </w:pPr>
+            <w:r>
+              <w:t xml:space="preserve">.254</w:t>
+            </w:r>
+          </w:p>
+        </w:tc>
+      </w:tr>
+      <w:tr>
+        <w:tc>
+          <w:tcPr/>
+          <w:p>
+            <w:pPr>
+              <w:pStyle w:val="Compact"/>
+            </w:pPr>
+            <w:r>
+              <w:t xml:space="preserve">Sleep efficiency (between)²</w:t>
+            </w:r>
+          </w:p>
+        </w:tc>
+        <w:tc>
+          <w:tcPr/>
+          <w:p>
+            <w:pPr>
+              <w:pStyle w:val="Compact"/>
+            </w:pPr>
+            <w:r>
+              <w:t xml:space="preserve">-0.03 [-0.04, -0.02]</w:t>
+            </w:r>
+          </w:p>
+        </w:tc>
+        <w:tc>
+          <w:tcPr/>
+          <w:p>
+            <w:pPr>
+              <w:pStyle w:val="Compact"/>
+            </w:pPr>
+            <w:r>
+              <w:t xml:space="preserve">&lt; .001</w:t>
+            </w:r>
+          </w:p>
+        </w:tc>
+        <w:tc>
+          <w:tcPr/>
+          <w:p>
+            <w:pPr>
+              <w:pStyle w:val="Compact"/>
+            </w:pPr>
+            <w:r>
+              <w:t xml:space="preserve">-0.01 [-0.02, -0.01]</w:t>
+            </w:r>
+          </w:p>
+        </w:tc>
+        <w:tc>
+          <w:tcPr/>
+          <w:p>
+            <w:pPr>
+              <w:pStyle w:val="Compact"/>
+            </w:pPr>
+            <w:r>
+              <w:t xml:space="preserve">&lt; .001</w:t>
+            </w:r>
+          </w:p>
+        </w:tc>
+      </w:tr>
+      <w:tr>
+        <w:tc>
+          <w:tcPr/>
+          <w:p>
+            <w:pPr>
+              <w:pStyle w:val="Compact"/>
+            </w:pPr>
+            <w:r>
+              <w:t xml:space="preserve">Sleep efficiency (within, prior) × Age</w:t>
+            </w:r>
+          </w:p>
+        </w:tc>
+        <w:tc>
+          <w:tcPr/>
+          <w:p>
+            <w:pPr>
+              <w:pStyle w:val="Compact"/>
+            </w:pPr>
+            <w:r>
+              <w:t xml:space="preserve">0.00 [0.00, 0.00]</w:t>
+            </w:r>
+          </w:p>
+        </w:tc>
+        <w:tc>
+          <w:tcPr/>
+          <w:p>
+            <w:pPr>
+              <w:pStyle w:val="Compact"/>
+            </w:pPr>
+            <w:r>
+              <w:t xml:space="preserve">.902</w:t>
+            </w:r>
+          </w:p>
+        </w:tc>
+        <w:tc>
+          <w:tcPr/>
+          <w:p>
+            <w:pPr>
+              <w:pStyle w:val="Compact"/>
+            </w:pPr>
+            <w:r>
+              <w:t xml:space="preserve">0.00 [-0.01, 0.00]</w:t>
+            </w:r>
+          </w:p>
+        </w:tc>
+        <w:tc>
+          <w:tcPr/>
+          <w:p>
+            <w:pPr>
+              <w:pStyle w:val="Compact"/>
+            </w:pPr>
+            <w:r>
+              <w:t xml:space="preserve">&lt; .001</w:t>
+            </w:r>
+          </w:p>
+        </w:tc>
+      </w:tr>
+      <w:tr>
+        <w:tc>
+          <w:tcPr/>
+          <w:p>
+            <w:pPr>
+              <w:pStyle w:val="Compact"/>
+            </w:pPr>
+            <w:r>
+              <w:t xml:space="preserve">Age × Sleep efficiency (within, prior)²</w:t>
+            </w:r>
+          </w:p>
+        </w:tc>
+        <w:tc>
+          <w:tcPr/>
+          <w:p>
+            <w:pPr>
+              <w:pStyle w:val="Compact"/>
+            </w:pPr>
+            <w:r>
+              <w:t xml:space="preserve">0.00 [0.00, 0.00]</w:t>
+            </w:r>
+          </w:p>
+        </w:tc>
+        <w:tc>
+          <w:tcPr/>
+          <w:p>
+            <w:pPr>
+              <w:pStyle w:val="Compact"/>
+            </w:pPr>
+            <w:r>
+              <w:t xml:space="preserve">.070</w:t>
+            </w:r>
+          </w:p>
+        </w:tc>
+        <w:tc>
+          <w:tcPr/>
+          <w:p>
+            <w:pPr>
+              <w:pStyle w:val="Compact"/>
+            </w:pPr>
+            <w:r>
+              <w:t xml:space="preserve">0.00 [0.00, 0.00]</w:t>
+            </w:r>
+          </w:p>
+        </w:tc>
+        <w:tc>
+          <w:tcPr/>
+          <w:p>
+            <w:pPr>
+              <w:pStyle w:val="Compact"/>
+            </w:pPr>
+            <w:r>
+              <w:t xml:space="preserve">.323</w:t>
+            </w:r>
+          </w:p>
+        </w:tc>
+      </w:tr>
+      <w:tr>
+        <w:tc>
+          <w:tcPr/>
+          <w:p>
+            <w:pPr>
+              <w:pStyle w:val="Compact"/>
+            </w:pPr>
+            <w:r>
+              <w:t xml:space="preserve">Age × Sleep efficiency (between)</w:t>
+            </w:r>
+          </w:p>
+        </w:tc>
+        <w:tc>
+          <w:tcPr/>
+          <w:p>
+            <w:pPr>
+              <w:pStyle w:val="Compact"/>
+            </w:pPr>
+            <w:r>
+              <w:t xml:space="preserve">0.02 [0.01, 0.02]</w:t>
+            </w:r>
+          </w:p>
+        </w:tc>
+        <w:tc>
+          <w:tcPr/>
+          <w:p>
+            <w:pPr>
+              <w:pStyle w:val="Compact"/>
+            </w:pPr>
+            <w:r>
+              <w:t xml:space="preserve">&lt; .001</w:t>
             </w:r>
           </w:p>
         </w:tc>
@@ -7559,53 +9295,31 @@
               <w:pStyle w:val="Compact"/>
             </w:pPr>
             <w:r>
-              <w:t xml:space="preserve">.279</w:t>
-            </w:r>
-          </w:p>
-        </w:tc>
-        <w:tc>
-          <w:tcPr/>
-          <w:p>
-            <w:pPr>
-              <w:pStyle w:val="Compact"/>
-            </w:pPr>
-            <w:r>
-              <w:t xml:space="preserve">0.01 [0.00, 0.01]</w:t>
-            </w:r>
-          </w:p>
-        </w:tc>
-        <w:tc>
-          <w:tcPr/>
-          <w:p>
-            <w:pPr>
-              <w:pStyle w:val="Compact"/>
-            </w:pPr>
-            <w:r>
-              <w:t xml:space="preserve">.009</w:t>
-            </w:r>
-          </w:p>
-        </w:tc>
-      </w:tr>
-      <w:tr>
-        <w:tc>
-          <w:tcPr/>
-          <w:p>
-            <w:pPr>
-              <w:pStyle w:val="Compact"/>
-            </w:pPr>
-            <w:r>
-              <w:t xml:space="preserve">Age</w:t>
-            </w:r>
-          </w:p>
-        </w:tc>
-        <w:tc>
-          <w:tcPr/>
-          <w:p>
-            <w:pPr>
-              <w:pStyle w:val="Compact"/>
-            </w:pPr>
-            <w:r>
-              <w:t xml:space="preserve">-0.23 [-0.24, -0.21]</w:t>
+              <w:t xml:space="preserve">.016</w:t>
+            </w:r>
+          </w:p>
+        </w:tc>
+      </w:tr>
+      <w:tr>
+        <w:tc>
+          <w:tcPr/>
+          <w:p>
+            <w:pPr>
+              <w:pStyle w:val="Compact"/>
+            </w:pPr>
+            <w:r>
+              <w:t xml:space="preserve">Age × Sleep efficiency (between)²</w:t>
+            </w:r>
+          </w:p>
+        </w:tc>
+        <w:tc>
+          <w:tcPr/>
+          <w:p>
+            <w:pPr>
+              <w:pStyle w:val="Compact"/>
+            </w:pPr>
+            <w:r>
+              <w:t xml:space="preserve">0.01 [0.01, 0.01]</w:t>
             </w:r>
           </w:p>
         </w:tc>
@@ -7627,98 +9341,6 @@
               <w:pStyle w:val="Compact"/>
             </w:pPr>
             <w:r>
-              <w:t xml:space="preserve">-0.27 [-0.28, -0.26]</w:t>
-            </w:r>
-          </w:p>
-        </w:tc>
-        <w:tc>
-          <w:tcPr/>
-          <w:p>
-            <w:pPr>
-              <w:pStyle w:val="Compact"/>
-            </w:pPr>
-            <w:r>
-              <w:t xml:space="preserve">&lt; .001</w:t>
-            </w:r>
-          </w:p>
-        </w:tc>
-      </w:tr>
-      <w:tr>
-        <w:tc>
-          <w:tcPr/>
-          <w:p>
-            <w:pPr>
-              <w:pStyle w:val="Compact"/>
-            </w:pPr>
-            <w:r>
-              <w:t xml:space="preserve">Sleep efficiency²</w:t>
-            </w:r>
-          </w:p>
-        </w:tc>
-        <w:tc>
-          <w:tcPr/>
-          <w:p>
-            <w:pPr>
-              <w:pStyle w:val="Compact"/>
-            </w:pPr>
-            <w:r>
-              <w:t xml:space="preserve">-0.01 [-0.01, 0.00]</w:t>
-            </w:r>
-          </w:p>
-        </w:tc>
-        <w:tc>
-          <w:tcPr/>
-          <w:p>
-            <w:pPr>
-              <w:pStyle w:val="Compact"/>
-            </w:pPr>
-            <w:r>
-              <w:t xml:space="preserve">&lt; .001</w:t>
-            </w:r>
-          </w:p>
-        </w:tc>
-        <w:tc>
-          <w:tcPr/>
-          <w:p>
-            <w:pPr>
-              <w:pStyle w:val="Compact"/>
-            </w:pPr>
-            <w:r>
-              <w:t xml:space="preserve">-0.01 [-0.01, 0.00]</w:t>
-            </w:r>
-          </w:p>
-        </w:tc>
-        <w:tc>
-          <w:tcPr/>
-          <w:p>
-            <w:pPr>
-              <w:pStyle w:val="Compact"/>
-            </w:pPr>
-            <w:r>
-              <w:t xml:space="preserve">&lt; .001</w:t>
-            </w:r>
-          </w:p>
-        </w:tc>
-      </w:tr>
-      <w:tr>
-        <w:tc>
-          <w:tcPr/>
-          <w:p>
-            <w:pPr>
-              <w:pStyle w:val="Compact"/>
-            </w:pPr>
-            <w:r>
-              <w:t xml:space="preserve">Sleep efficiency × Age</w:t>
-            </w:r>
-          </w:p>
-        </w:tc>
-        <w:tc>
-          <w:tcPr/>
-          <w:p>
-            <w:pPr>
-              <w:pStyle w:val="Compact"/>
-            </w:pPr>
-            <w:r>
               <w:t xml:space="preserve">0.00 [0.00, 0.01]</w:t>
             </w:r>
           </w:p>
@@ -7730,86 +9352,7 @@
               <w:pStyle w:val="Compact"/>
             </w:pPr>
             <w:r>
-              <w:t xml:space="preserve">&lt; .001</w:t>
-            </w:r>
-          </w:p>
-        </w:tc>
-        <w:tc>
-          <w:tcPr/>
-          <w:p>
-            <w:pPr>
-              <w:pStyle w:val="Compact"/>
-            </w:pPr>
-            <w:r>
-              <w:t xml:space="preserve">0.00 [0.00, 0.00]</w:t>
-            </w:r>
-          </w:p>
-        </w:tc>
-        <w:tc>
-          <w:tcPr/>
-          <w:p>
-            <w:pPr>
-              <w:pStyle w:val="Compact"/>
-            </w:pPr>
-            <w:r>
-              <w:t xml:space="preserve">.200</w:t>
-            </w:r>
-          </w:p>
-        </w:tc>
-      </w:tr>
-      <w:tr>
-        <w:tc>
-          <w:tcPr/>
-          <w:p>
-            <w:pPr>
-              <w:pStyle w:val="Compact"/>
-            </w:pPr>
-            <w:r>
-              <w:t xml:space="preserve">Age × Sleep efficiency²</w:t>
-            </w:r>
-          </w:p>
-        </w:tc>
-        <w:tc>
-          <w:tcPr/>
-          <w:p>
-            <w:pPr>
-              <w:pStyle w:val="Compact"/>
-            </w:pPr>
-            <w:r>
-              <w:t xml:space="preserve">0.00 [0.00, 0.00]</w:t>
-            </w:r>
-          </w:p>
-        </w:tc>
-        <w:tc>
-          <w:tcPr/>
-          <w:p>
-            <w:pPr>
-              <w:pStyle w:val="Compact"/>
-            </w:pPr>
-            <w:r>
-              <w:t xml:space="preserve">&lt; .001</w:t>
-            </w:r>
-          </w:p>
-        </w:tc>
-        <w:tc>
-          <w:tcPr/>
-          <w:p>
-            <w:pPr>
-              <w:pStyle w:val="Compact"/>
-            </w:pPr>
-            <w:r>
-              <w:t xml:space="preserve">0.00 [0.00, 0.00]</w:t>
-            </w:r>
-          </w:p>
-        </w:tc>
-        <w:tc>
-          <w:tcPr/>
-          <w:p>
-            <w:pPr>
-              <w:pStyle w:val="Compact"/>
-            </w:pPr>
-            <w:r>
-              <w:t xml:space="preserve">.227</w:t>
+              <w:t xml:space="preserve">.113</w:t>
             </w:r>
           </w:p>
         </w:tc>
@@ -7848,29 +9391,86 @@
               <w:pStyle w:val="Compact"/>
             </w:pPr>
             <w:r>
-              <w:t xml:space="preserve">0.13 [-0.18, 0.43]</w:t>
-            </w:r>
-          </w:p>
-        </w:tc>
-        <w:tc>
-          <w:tcPr/>
-          <w:p>
-            <w:pPr>
-              <w:pStyle w:val="Compact"/>
-            </w:pPr>
-            <w:r>
-              <w:t xml:space="preserve">.410</w:t>
-            </w:r>
-          </w:p>
-        </w:tc>
-        <w:tc>
-          <w:tcPr/>
-          <w:p>
-            <w:pPr>
-              <w:pStyle w:val="Compact"/>
-            </w:pPr>
-            <w:r>
-              <w:t xml:space="preserve">-0.08 [-0.21, 0.04]</w:t>
+              <w:t xml:space="preserve">0.13 [-0.20, 0.45]</w:t>
+            </w:r>
+          </w:p>
+        </w:tc>
+        <w:tc>
+          <w:tcPr/>
+          <w:p>
+            <w:pPr>
+              <w:pStyle w:val="Compact"/>
+            </w:pPr>
+            <w:r>
+              <w:t xml:space="preserve">.444</w:t>
+            </w:r>
+          </w:p>
+        </w:tc>
+        <w:tc>
+          <w:tcPr/>
+          <w:p>
+            <w:pPr>
+              <w:pStyle w:val="Compact"/>
+            </w:pPr>
+            <w:r>
+              <w:t xml:space="preserve">-0.08 [-0.22, 0.05]</w:t>
+            </w:r>
+          </w:p>
+        </w:tc>
+        <w:tc>
+          <w:tcPr/>
+          <w:p>
+            <w:pPr>
+              <w:pStyle w:val="Compact"/>
+            </w:pPr>
+            <w:r>
+              <w:t xml:space="preserve">.222</w:t>
+            </w:r>
+          </w:p>
+        </w:tc>
+      </w:tr>
+      <w:tr>
+        <w:tc>
+          <w:tcPr/>
+          <w:p>
+            <w:pPr>
+              <w:pStyle w:val="Compact"/>
+            </w:pPr>
+            <w:r>
+              <w:t xml:space="preserve">Sleep onset (within, prior)</w:t>
+            </w:r>
+          </w:p>
+        </w:tc>
+        <w:tc>
+          <w:tcPr/>
+          <w:p>
+            <w:pPr>
+              <w:pStyle w:val="Compact"/>
+            </w:pPr>
+            <w:r>
+              <w:t xml:space="preserve">0.00 [-0.01, 0.00]</w:t>
+            </w:r>
+          </w:p>
+        </w:tc>
+        <w:tc>
+          <w:tcPr/>
+          <w:p>
+            <w:pPr>
+              <w:pStyle w:val="Compact"/>
+            </w:pPr>
+            <w:r>
+              <w:t xml:space="preserve">.123</w:t>
+            </w:r>
+          </w:p>
+        </w:tc>
+        <w:tc>
+          <w:tcPr/>
+          <w:p>
+            <w:pPr>
+              <w:pStyle w:val="Compact"/>
+            </w:pPr>
+            <w:r>
+              <w:t xml:space="preserve">0.00 [0.00, 0.01]</w:t>
             </w:r>
           </w:p>
         </w:tc>
@@ -7894,18 +9494,18 @@
               <w:pStyle w:val="Compact"/>
             </w:pPr>
             <w:r>
-              <w:t xml:space="preserve">Sleep onset</w:t>
-            </w:r>
-          </w:p>
-        </w:tc>
-        <w:tc>
-          <w:tcPr/>
-          <w:p>
-            <w:pPr>
-              <w:pStyle w:val="Compact"/>
-            </w:pPr>
-            <w:r>
-              <w:t xml:space="preserve">-0.02 [-0.03, -0.02]</w:t>
+              <w:t xml:space="preserve">Age</w:t>
+            </w:r>
+          </w:p>
+        </w:tc>
+        <w:tc>
+          <w:tcPr/>
+          <w:p>
+            <w:pPr>
+              <w:pStyle w:val="Compact"/>
+            </w:pPr>
+            <w:r>
+              <w:t xml:space="preserve">-0.23 [-0.24, -0.21]</w:t>
             </w:r>
           </w:p>
         </w:tc>
@@ -7927,6 +9527,63 @@
               <w:pStyle w:val="Compact"/>
             </w:pPr>
             <w:r>
+              <w:t xml:space="preserve">-0.27 [-0.28, -0.26]</w:t>
+            </w:r>
+          </w:p>
+        </w:tc>
+        <w:tc>
+          <w:tcPr/>
+          <w:p>
+            <w:pPr>
+              <w:pStyle w:val="Compact"/>
+            </w:pPr>
+            <w:r>
+              <w:t xml:space="preserve">&lt; .001</w:t>
+            </w:r>
+          </w:p>
+        </w:tc>
+      </w:tr>
+      <w:tr>
+        <w:tc>
+          <w:tcPr/>
+          <w:p>
+            <w:pPr>
+              <w:pStyle w:val="Compact"/>
+            </w:pPr>
+            <w:r>
+              <w:t xml:space="preserve">Sleep onset (within, prior)²</w:t>
+            </w:r>
+          </w:p>
+        </w:tc>
+        <w:tc>
+          <w:tcPr/>
+          <w:p>
+            <w:pPr>
+              <w:pStyle w:val="Compact"/>
+            </w:pPr>
+            <w:r>
+              <w:t xml:space="preserve">-0.03 [-0.03, -0.02]</w:t>
+            </w:r>
+          </w:p>
+        </w:tc>
+        <w:tc>
+          <w:tcPr/>
+          <w:p>
+            <w:pPr>
+              <w:pStyle w:val="Compact"/>
+            </w:pPr>
+            <w:r>
+              <w:t xml:space="preserve">&lt; .001</w:t>
+            </w:r>
+          </w:p>
+        </w:tc>
+        <w:tc>
+          <w:tcPr/>
+          <w:p>
+            <w:pPr>
+              <w:pStyle w:val="Compact"/>
+            </w:pPr>
+            <w:r>
               <w:t xml:space="preserve">-0.01 [-0.02, -0.01]</w:t>
             </w:r>
           </w:p>
@@ -7951,18 +9608,18 @@
               <w:pStyle w:val="Compact"/>
             </w:pPr>
             <w:r>
-              <w:t xml:space="preserve">Age</w:t>
-            </w:r>
-          </w:p>
-        </w:tc>
-        <w:tc>
-          <w:tcPr/>
-          <w:p>
-            <w:pPr>
-              <w:pStyle w:val="Compact"/>
-            </w:pPr>
-            <w:r>
-              <w:t xml:space="preserve">-0.22 [-0.23, -0.21]</w:t>
+              <w:t xml:space="preserve">Sleep onset (between)</w:t>
+            </w:r>
+          </w:p>
+        </w:tc>
+        <w:tc>
+          <w:tcPr/>
+          <w:p>
+            <w:pPr>
+              <w:pStyle w:val="Compact"/>
+            </w:pPr>
+            <w:r>
+              <w:t xml:space="preserve">-0.11 [-0.12, -0.09]</w:t>
             </w:r>
           </w:p>
         </w:tc>
@@ -7984,7 +9641,7 @@
               <w:pStyle w:val="Compact"/>
             </w:pPr>
             <w:r>
-              <w:t xml:space="preserve">-0.27 [-0.28, -0.26]</w:t>
+              <w:t xml:space="preserve">-0.07 [-0.08, -0.06]</w:t>
             </w:r>
           </w:p>
         </w:tc>
@@ -8008,7 +9665,64 @@
               <w:pStyle w:val="Compact"/>
             </w:pPr>
             <w:r>
-              <w:t xml:space="preserve">Sleep onset²</w:t>
+              <w:t xml:space="preserve">Sleep onset (between)²</w:t>
+            </w:r>
+          </w:p>
+        </w:tc>
+        <w:tc>
+          <w:tcPr/>
+          <w:p>
+            <w:pPr>
+              <w:pStyle w:val="Compact"/>
+            </w:pPr>
+            <w:r>
+              <w:t xml:space="preserve">-0.01 [-0.01, 0.00]</w:t>
+            </w:r>
+          </w:p>
+        </w:tc>
+        <w:tc>
+          <w:tcPr/>
+          <w:p>
+            <w:pPr>
+              <w:pStyle w:val="Compact"/>
+            </w:pPr>
+            <w:r>
+              <w:t xml:space="preserve">.153</w:t>
+            </w:r>
+          </w:p>
+        </w:tc>
+        <w:tc>
+          <w:tcPr/>
+          <w:p>
+            <w:pPr>
+              <w:pStyle w:val="Compact"/>
+            </w:pPr>
+            <w:r>
+              <w:t xml:space="preserve">0.01 [0.00, 0.01]</w:t>
+            </w:r>
+          </w:p>
+        </w:tc>
+        <w:tc>
+          <w:tcPr/>
+          <w:p>
+            <w:pPr>
+              <w:pStyle w:val="Compact"/>
+            </w:pPr>
+            <w:r>
+              <w:t xml:space="preserve">.105</w:t>
+            </w:r>
+          </w:p>
+        </w:tc>
+      </w:tr>
+      <w:tr>
+        <w:tc>
+          <w:tcPr/>
+          <w:p>
+            <w:pPr>
+              <w:pStyle w:val="Compact"/>
+            </w:pPr>
+            <w:r>
+              <w:t xml:space="preserve">Sleep onset (within, prior) × Age</w:t>
             </w:r>
           </w:p>
         </w:tc>
@@ -8041,64 +9755,7 @@
               <w:pStyle w:val="Compact"/>
             </w:pPr>
             <w:r>
-              <w:t xml:space="preserve">0.00 [0.00, 0.00]</w:t>
-            </w:r>
-          </w:p>
-        </w:tc>
-        <w:tc>
-          <w:tcPr/>
-          <w:p>
-            <w:pPr>
-              <w:pStyle w:val="Compact"/>
-            </w:pPr>
-            <w:r>
-              <w:t xml:space="preserve">.811</w:t>
-            </w:r>
-          </w:p>
-        </w:tc>
-      </w:tr>
-      <w:tr>
-        <w:tc>
-          <w:tcPr/>
-          <w:p>
-            <w:pPr>
-              <w:pStyle w:val="Compact"/>
-            </w:pPr>
-            <w:r>
-              <w:t xml:space="preserve">Sleep onset × Age</w:t>
-            </w:r>
-          </w:p>
-        </w:tc>
-        <w:tc>
-          <w:tcPr/>
-          <w:p>
-            <w:pPr>
-              <w:pStyle w:val="Compact"/>
-            </w:pPr>
-            <w:r>
-              <w:t xml:space="preserve">0.00 [0.00, 0.00]</w:t>
-            </w:r>
-          </w:p>
-        </w:tc>
-        <w:tc>
-          <w:tcPr/>
-          <w:p>
-            <w:pPr>
-              <w:pStyle w:val="Compact"/>
-            </w:pPr>
-            <w:r>
-              <w:t xml:space="preserve">.012</w:t>
-            </w:r>
-          </w:p>
-        </w:tc>
-        <w:tc>
-          <w:tcPr/>
-          <w:p>
-            <w:pPr>
-              <w:pStyle w:val="Compact"/>
-            </w:pPr>
-            <w:r>
-              <w:t xml:space="preserve">0.01 [0.01, 0.01]</w:t>
+              <w:t xml:space="preserve">0.01 [0.00, 0.01]</w:t>
             </w:r>
           </w:p>
         </w:tc>
@@ -8122,51 +9779,165 @@
               <w:pStyle w:val="Compact"/>
             </w:pPr>
             <w:r>
-              <w:t xml:space="preserve">Age × Sleep onset²</w:t>
-            </w:r>
-          </w:p>
-        </w:tc>
-        <w:tc>
-          <w:tcPr/>
-          <w:p>
-            <w:pPr>
-              <w:pStyle w:val="Compact"/>
-            </w:pPr>
-            <w:r>
-              <w:t xml:space="preserve">0.00 [0.00, 0.00]</w:t>
-            </w:r>
-          </w:p>
-        </w:tc>
-        <w:tc>
-          <w:tcPr/>
-          <w:p>
-            <w:pPr>
-              <w:pStyle w:val="Compact"/>
-            </w:pPr>
-            <w:r>
-              <w:t xml:space="preserve">.002</w:t>
-            </w:r>
-          </w:p>
-        </w:tc>
-        <w:tc>
-          <w:tcPr/>
-          <w:p>
-            <w:pPr>
-              <w:pStyle w:val="Compact"/>
-            </w:pPr>
-            <w:r>
-              <w:t xml:space="preserve">0.00 [0.00, 0.00]</w:t>
-            </w:r>
-          </w:p>
-        </w:tc>
-        <w:tc>
-          <w:tcPr/>
-          <w:p>
-            <w:pPr>
-              <w:pStyle w:val="Compact"/>
-            </w:pPr>
-            <w:r>
-              <w:t xml:space="preserve">.020</w:t>
+              <w:t xml:space="preserve">Age × Sleep onset (within, prior)²</w:t>
+            </w:r>
+          </w:p>
+        </w:tc>
+        <w:tc>
+          <w:tcPr/>
+          <w:p>
+            <w:pPr>
+              <w:pStyle w:val="Compact"/>
+            </w:pPr>
+            <w:r>
+              <w:t xml:space="preserve">0.00 [0.00, 0.01]</w:t>
+            </w:r>
+          </w:p>
+        </w:tc>
+        <w:tc>
+          <w:tcPr/>
+          <w:p>
+            <w:pPr>
+              <w:pStyle w:val="Compact"/>
+            </w:pPr>
+            <w:r>
+              <w:t xml:space="preserve">&lt; .001</w:t>
+            </w:r>
+          </w:p>
+        </w:tc>
+        <w:tc>
+          <w:tcPr/>
+          <w:p>
+            <w:pPr>
+              <w:pStyle w:val="Compact"/>
+            </w:pPr>
+            <w:r>
+              <w:t xml:space="preserve">0.00 [0.00, 0.01]</w:t>
+            </w:r>
+          </w:p>
+        </w:tc>
+        <w:tc>
+          <w:tcPr/>
+          <w:p>
+            <w:pPr>
+              <w:pStyle w:val="Compact"/>
+            </w:pPr>
+            <w:r>
+              <w:t xml:space="preserve">.001</w:t>
+            </w:r>
+          </w:p>
+        </w:tc>
+      </w:tr>
+      <w:tr>
+        <w:tc>
+          <w:tcPr/>
+          <w:p>
+            <w:pPr>
+              <w:pStyle w:val="Compact"/>
+            </w:pPr>
+            <w:r>
+              <w:t xml:space="preserve">Age × Sleep onset (between)</w:t>
+            </w:r>
+          </w:p>
+        </w:tc>
+        <w:tc>
+          <w:tcPr/>
+          <w:p>
+            <w:pPr>
+              <w:pStyle w:val="Compact"/>
+            </w:pPr>
+            <w:r>
+              <w:t xml:space="preserve">0.03 [0.02, 0.03]</w:t>
+            </w:r>
+          </w:p>
+        </w:tc>
+        <w:tc>
+          <w:tcPr/>
+          <w:p>
+            <w:pPr>
+              <w:pStyle w:val="Compact"/>
+            </w:pPr>
+            <w:r>
+              <w:t xml:space="preserve">&lt; .001</w:t>
+            </w:r>
+          </w:p>
+        </w:tc>
+        <w:tc>
+          <w:tcPr/>
+          <w:p>
+            <w:pPr>
+              <w:pStyle w:val="Compact"/>
+            </w:pPr>
+            <w:r>
+              <w:t xml:space="preserve">0.02 [0.01, 0.02]</w:t>
+            </w:r>
+          </w:p>
+        </w:tc>
+        <w:tc>
+          <w:tcPr/>
+          <w:p>
+            <w:pPr>
+              <w:pStyle w:val="Compact"/>
+            </w:pPr>
+            <w:r>
+              <w:t xml:space="preserve">&lt; .001</w:t>
+            </w:r>
+          </w:p>
+        </w:tc>
+      </w:tr>
+      <w:tr>
+        <w:tc>
+          <w:tcPr/>
+          <w:p>
+            <w:pPr>
+              <w:pStyle w:val="Compact"/>
+            </w:pPr>
+            <w:r>
+              <w:t xml:space="preserve">Age × Sleep onset (between)²</w:t>
+            </w:r>
+          </w:p>
+        </w:tc>
+        <w:tc>
+          <w:tcPr/>
+          <w:p>
+            <w:pPr>
+              <w:pStyle w:val="Compact"/>
+            </w:pPr>
+            <w:r>
+              <w:t xml:space="preserve">-0.01 [-0.01, 0.00]</w:t>
+            </w:r>
+          </w:p>
+        </w:tc>
+        <w:tc>
+          <w:tcPr/>
+          <w:p>
+            <w:pPr>
+              <w:pStyle w:val="Compact"/>
+            </w:pPr>
+            <w:r>
+              <w:t xml:space="preserve">&lt; .001</w:t>
+            </w:r>
+          </w:p>
+        </w:tc>
+        <w:tc>
+          <w:tcPr/>
+          <w:p>
+            <w:pPr>
+              <w:pStyle w:val="Compact"/>
+            </w:pPr>
+            <w:r>
+              <w:t xml:space="preserve">-0.01 [-0.01, -0.01]</w:t>
+            </w:r>
+          </w:p>
+        </w:tc>
+        <w:tc>
+          <w:tcPr/>
+          <w:p>
+            <w:pPr>
+              <w:pStyle w:val="Compact"/>
+            </w:pPr>
+            <w:r>
+              <w:t xml:space="preserve">&lt; .001</w:t>
             </w:r>
           </w:p>
         </w:tc>
@@ -8205,64 +9976,121 @@
               <w:pStyle w:val="Compact"/>
             </w:pPr>
             <w:r>
-              <w:t xml:space="preserve">0.04 [-0.27, 0.34]</w:t>
-            </w:r>
-          </w:p>
-        </w:tc>
-        <w:tc>
-          <w:tcPr/>
-          <w:p>
-            <w:pPr>
-              <w:pStyle w:val="Compact"/>
-            </w:pPr>
-            <w:r>
-              <w:t xml:space="preserve">.817</w:t>
-            </w:r>
-          </w:p>
-        </w:tc>
-        <w:tc>
-          <w:tcPr/>
-          <w:p>
-            <w:pPr>
-              <w:pStyle w:val="Compact"/>
-            </w:pPr>
-            <w:r>
-              <w:t xml:space="preserve">-0.18 [-0.30, -0.05]</w:t>
-            </w:r>
-          </w:p>
-        </w:tc>
-        <w:tc>
-          <w:tcPr/>
-          <w:p>
-            <w:pPr>
-              <w:pStyle w:val="Compact"/>
-            </w:pPr>
-            <w:r>
-              <w:t xml:space="preserve">.006</w:t>
-            </w:r>
-          </w:p>
-        </w:tc>
-      </w:tr>
-      <w:tr>
-        <w:tc>
-          <w:tcPr/>
-          <w:p>
-            <w:pPr>
-              <w:pStyle w:val="Compact"/>
-            </w:pPr>
-            <w:r>
-              <w:t xml:space="preserve">Sleep regularity</w:t>
-            </w:r>
-          </w:p>
-        </w:tc>
-        <w:tc>
-          <w:tcPr/>
-          <w:p>
-            <w:pPr>
-              <w:pStyle w:val="Compact"/>
-            </w:pPr>
-            <w:r>
-              <w:t xml:space="preserve">0.12 [0.11, 0.12]</w:t>
+              <w:t xml:space="preserve">0.02 [-0.27, 0.32]</w:t>
+            </w:r>
+          </w:p>
+        </w:tc>
+        <w:tc>
+          <w:tcPr/>
+          <w:p>
+            <w:pPr>
+              <w:pStyle w:val="Compact"/>
+            </w:pPr>
+            <w:r>
+              <w:t xml:space="preserve">.874</w:t>
+            </w:r>
+          </w:p>
+        </w:tc>
+        <w:tc>
+          <w:tcPr/>
+          <w:p>
+            <w:pPr>
+              <w:pStyle w:val="Compact"/>
+            </w:pPr>
+            <w:r>
+              <w:t xml:space="preserve">-0.17 [-0.30, -0.04]</w:t>
+            </w:r>
+          </w:p>
+        </w:tc>
+        <w:tc>
+          <w:tcPr/>
+          <w:p>
+            <w:pPr>
+              <w:pStyle w:val="Compact"/>
+            </w:pPr>
+            <w:r>
+              <w:t xml:space="preserve">.009</w:t>
+            </w:r>
+          </w:p>
+        </w:tc>
+      </w:tr>
+      <w:tr>
+        <w:tc>
+          <w:tcPr/>
+          <w:p>
+            <w:pPr>
+              <w:pStyle w:val="Compact"/>
+            </w:pPr>
+            <w:r>
+              <w:t xml:space="preserve">Sleep regularity (within, prior)</w:t>
+            </w:r>
+          </w:p>
+        </w:tc>
+        <w:tc>
+          <w:tcPr/>
+          <w:p>
+            <w:pPr>
+              <w:pStyle w:val="Compact"/>
+            </w:pPr>
+            <w:r>
+              <w:t xml:space="preserve">-0.01 [-0.01, 0.00]</w:t>
+            </w:r>
+          </w:p>
+        </w:tc>
+        <w:tc>
+          <w:tcPr/>
+          <w:p>
+            <w:pPr>
+              <w:pStyle w:val="Compact"/>
+            </w:pPr>
+            <w:r>
+              <w:t xml:space="preserve">.067</w:t>
+            </w:r>
+          </w:p>
+        </w:tc>
+        <w:tc>
+          <w:tcPr/>
+          <w:p>
+            <w:pPr>
+              <w:pStyle w:val="Compact"/>
+            </w:pPr>
+            <w:r>
+              <w:t xml:space="preserve">0.01 [0.00, 0.01]</w:t>
+            </w:r>
+          </w:p>
+        </w:tc>
+        <w:tc>
+          <w:tcPr/>
+          <w:p>
+            <w:pPr>
+              <w:pStyle w:val="Compact"/>
+            </w:pPr>
+            <w:r>
+              <w:t xml:space="preserve">.053</w:t>
+            </w:r>
+          </w:p>
+        </w:tc>
+      </w:tr>
+      <w:tr>
+        <w:tc>
+          <w:tcPr/>
+          <w:p>
+            <w:pPr>
+              <w:pStyle w:val="Compact"/>
+            </w:pPr>
+            <w:r>
+              <w:t xml:space="preserve">Age</w:t>
+            </w:r>
+          </w:p>
+        </w:tc>
+        <w:tc>
+          <w:tcPr/>
+          <w:p>
+            <w:pPr>
+              <w:pStyle w:val="Compact"/>
+            </w:pPr>
+            <w:r>
+              <w:t xml:space="preserve">-0.23 [-0.25, -0.21]</w:t>
             </w:r>
           </w:p>
         </w:tc>
@@ -8284,7 +10112,7 @@
               <w:pStyle w:val="Compact"/>
             </w:pPr>
             <w:r>
-              <w:t xml:space="preserve">0.06 [0.06, 0.07]</w:t>
+              <w:t xml:space="preserve">-0.32 [-0.34, -0.31]</w:t>
             </w:r>
           </w:p>
         </w:tc>
@@ -8308,18 +10136,75 @@
               <w:pStyle w:val="Compact"/>
             </w:pPr>
             <w:r>
-              <w:t xml:space="preserve">Age</w:t>
-            </w:r>
-          </w:p>
-        </w:tc>
-        <w:tc>
-          <w:tcPr/>
-          <w:p>
-            <w:pPr>
-              <w:pStyle w:val="Compact"/>
-            </w:pPr>
-            <w:r>
-              <w:t xml:space="preserve">-0.24 [-0.26, -0.22]</w:t>
+              <w:t xml:space="preserve">Sleep regularity (within, prior)²</w:t>
+            </w:r>
+          </w:p>
+        </w:tc>
+        <w:tc>
+          <w:tcPr/>
+          <w:p>
+            <w:pPr>
+              <w:pStyle w:val="Compact"/>
+            </w:pPr>
+            <w:r>
+              <w:t xml:space="preserve">0.00 [-0.01, 0.01]</w:t>
+            </w:r>
+          </w:p>
+        </w:tc>
+        <w:tc>
+          <w:tcPr/>
+          <w:p>
+            <w:pPr>
+              <w:pStyle w:val="Compact"/>
+            </w:pPr>
+            <w:r>
+              <w:t xml:space="preserve">.643</w:t>
+            </w:r>
+          </w:p>
+        </w:tc>
+        <w:tc>
+          <w:tcPr/>
+          <w:p>
+            <w:pPr>
+              <w:pStyle w:val="Compact"/>
+            </w:pPr>
+            <w:r>
+              <w:t xml:space="preserve">0.00 [-0.01, 0.00]</w:t>
+            </w:r>
+          </w:p>
+        </w:tc>
+        <w:tc>
+          <w:tcPr/>
+          <w:p>
+            <w:pPr>
+              <w:pStyle w:val="Compact"/>
+            </w:pPr>
+            <w:r>
+              <w:t xml:space="preserve">.251</w:t>
+            </w:r>
+          </w:p>
+        </w:tc>
+      </w:tr>
+      <w:tr>
+        <w:tc>
+          <w:tcPr/>
+          <w:p>
+            <w:pPr>
+              <w:pStyle w:val="Compact"/>
+            </w:pPr>
+            <w:r>
+              <w:t xml:space="preserve">Sleep regularity (between)</w:t>
+            </w:r>
+          </w:p>
+        </w:tc>
+        <w:tc>
+          <w:tcPr/>
+          <w:p>
+            <w:pPr>
+              <w:pStyle w:val="Compact"/>
+            </w:pPr>
+            <w:r>
+              <w:t xml:space="preserve">0.17 [0.16, 0.18]</w:t>
             </w:r>
           </w:p>
         </w:tc>
@@ -8341,7 +10226,7 @@
               <w:pStyle w:val="Compact"/>
             </w:pPr>
             <w:r>
-              <w:t xml:space="preserve">-0.32 [-0.34, -0.31]</w:t>
+              <w:t xml:space="preserve">0.07 [0.06, 0.08]</w:t>
             </w:r>
           </w:p>
         </w:tc>
@@ -8365,7 +10250,64 @@
               <w:pStyle w:val="Compact"/>
             </w:pPr>
             <w:r>
-              <w:t xml:space="preserve">Sleep regularity²</w:t>
+              <w:t xml:space="preserve">Sleep regularity (between)²</w:t>
+            </w:r>
+          </w:p>
+        </w:tc>
+        <w:tc>
+          <w:tcPr/>
+          <w:p>
+            <w:pPr>
+              <w:pStyle w:val="Compact"/>
+            </w:pPr>
+            <w:r>
+              <w:t xml:space="preserve">0.00 [-0.01, 0.01]</w:t>
+            </w:r>
+          </w:p>
+        </w:tc>
+        <w:tc>
+          <w:tcPr/>
+          <w:p>
+            <w:pPr>
+              <w:pStyle w:val="Compact"/>
+            </w:pPr>
+            <w:r>
+              <w:t xml:space="preserve">.632</w:t>
+            </w:r>
+          </w:p>
+        </w:tc>
+        <w:tc>
+          <w:tcPr/>
+          <w:p>
+            <w:pPr>
+              <w:pStyle w:val="Compact"/>
+            </w:pPr>
+            <w:r>
+              <w:t xml:space="preserve">-0.02 [-0.03, -0.01]</w:t>
+            </w:r>
+          </w:p>
+        </w:tc>
+        <w:tc>
+          <w:tcPr/>
+          <w:p>
+            <w:pPr>
+              <w:pStyle w:val="Compact"/>
+            </w:pPr>
+            <w:r>
+              <w:t xml:space="preserve">&lt; .001</w:t>
+            </w:r>
+          </w:p>
+        </w:tc>
+      </w:tr>
+      <w:tr>
+        <w:tc>
+          <w:tcPr/>
+          <w:p>
+            <w:pPr>
+              <w:pStyle w:val="Compact"/>
+            </w:pPr>
+            <w:r>
+              <w:t xml:space="preserve">Sleep regularity (within, prior) × Age</w:t>
             </w:r>
           </w:p>
         </w:tc>
@@ -8387,7 +10329,42 @@
               <w:pStyle w:val="Compact"/>
             </w:pPr>
             <w:r>
-              <w:t xml:space="preserve">.448</w:t>
+              <w:t xml:space="preserve">.878</w:t>
+            </w:r>
+          </w:p>
+        </w:tc>
+        <w:tc>
+          <w:tcPr/>
+          <w:p>
+            <w:pPr>
+              <w:pStyle w:val="Compact"/>
+            </w:pPr>
+            <w:r>
+              <w:t xml:space="preserve">0.00 [-0.01, 0.00]</w:t>
+            </w:r>
+          </w:p>
+        </w:tc>
+        <w:tc>
+          <w:tcPr/>
+          <w:p>
+            <w:pPr>
+              <w:pStyle w:val="Compact"/>
+            </w:pPr>
+            <w:r>
+              <w:t xml:space="preserve">.002</w:t>
+            </w:r>
+          </w:p>
+        </w:tc>
+      </w:tr>
+      <w:tr>
+        <w:tc>
+          <w:tcPr/>
+          <w:p>
+            <w:pPr>
+              <w:pStyle w:val="Compact"/>
+            </w:pPr>
+            <w:r>
+              <w:t xml:space="preserve">Age × Sleep regularity (within, prior)²</w:t>
             </w:r>
           </w:p>
         </w:tc>
@@ -8409,31 +10386,18 @@
               <w:pStyle w:val="Compact"/>
             </w:pPr>
             <w:r>
-              <w:t xml:space="preserve">.414</w:t>
-            </w:r>
-          </w:p>
-        </w:tc>
-      </w:tr>
-      <w:tr>
-        <w:tc>
-          <w:tcPr/>
-          <w:p>
-            <w:pPr>
-              <w:pStyle w:val="Compact"/>
-            </w:pPr>
-            <w:r>
-              <w:t xml:space="preserve">Sleep regularity × Age</w:t>
-            </w:r>
-          </w:p>
-        </w:tc>
-        <w:tc>
-          <w:tcPr/>
-          <w:p>
-            <w:pPr>
-              <w:pStyle w:val="Compact"/>
-            </w:pPr>
-            <w:r>
-              <w:t xml:space="preserve">-0.01 [-0.01, -0.01]</w:t>
+              <w:t xml:space="preserve">.209</w:t>
+            </w:r>
+          </w:p>
+        </w:tc>
+        <w:tc>
+          <w:tcPr/>
+          <w:p>
+            <w:pPr>
+              <w:pStyle w:val="Compact"/>
+            </w:pPr>
+            <w:r>
+              <w:t xml:space="preserve">0.00 [-0.01, 0.00]</w:t>
             </w:r>
           </w:p>
         </w:tc>
@@ -8448,38 +10412,73 @@
             </w:r>
           </w:p>
         </w:tc>
-        <w:tc>
-          <w:tcPr/>
-          <w:p>
-            <w:pPr>
-              <w:pStyle w:val="Compact"/>
-            </w:pPr>
-            <w:r>
-              <w:t xml:space="preserve">-0.01 [-0.01, -0.01]</w:t>
-            </w:r>
-          </w:p>
-        </w:tc>
-        <w:tc>
-          <w:tcPr/>
-          <w:p>
-            <w:pPr>
-              <w:pStyle w:val="Compact"/>
-            </w:pPr>
-            <w:r>
-              <w:t xml:space="preserve">&lt; .001</w:t>
-            </w:r>
-          </w:p>
-        </w:tc>
-      </w:tr>
-      <w:tr>
-        <w:tc>
-          <w:tcPr/>
-          <w:p>
-            <w:pPr>
-              <w:pStyle w:val="Compact"/>
-            </w:pPr>
-            <w:r>
-              <w:t xml:space="preserve">Age × Sleep regularity²</w:t>
+      </w:tr>
+      <w:tr>
+        <w:tc>
+          <w:tcPr/>
+          <w:p>
+            <w:pPr>
+              <w:pStyle w:val="Compact"/>
+            </w:pPr>
+            <w:r>
+              <w:t xml:space="preserve">Age × Sleep regularity (between)</w:t>
+            </w:r>
+          </w:p>
+        </w:tc>
+        <w:tc>
+          <w:tcPr/>
+          <w:p>
+            <w:pPr>
+              <w:pStyle w:val="Compact"/>
+            </w:pPr>
+            <w:r>
+              <w:t xml:space="preserve">0.00 [0.00, 0.01]</w:t>
+            </w:r>
+          </w:p>
+        </w:tc>
+        <w:tc>
+          <w:tcPr/>
+          <w:p>
+            <w:pPr>
+              <w:pStyle w:val="Compact"/>
+            </w:pPr>
+            <w:r>
+              <w:t xml:space="preserve">.108</w:t>
+            </w:r>
+          </w:p>
+        </w:tc>
+        <w:tc>
+          <w:tcPr/>
+          <w:p>
+            <w:pPr>
+              <w:pStyle w:val="Compact"/>
+            </w:pPr>
+            <w:r>
+              <w:t xml:space="preserve">0.00 [-0.01, 0.00]</w:t>
+            </w:r>
+          </w:p>
+        </w:tc>
+        <w:tc>
+          <w:tcPr/>
+          <w:p>
+            <w:pPr>
+              <w:pStyle w:val="Compact"/>
+            </w:pPr>
+            <w:r>
+              <w:t xml:space="preserve">.251</w:t>
+            </w:r>
+          </w:p>
+        </w:tc>
+      </w:tr>
+      <w:tr>
+        <w:tc>
+          <w:tcPr/>
+          <w:p>
+            <w:pPr>
+              <w:pStyle w:val="Compact"/>
+            </w:pPr>
+            <w:r>
+              <w:t xml:space="preserve">Age × Sleep regularity (between)²</w:t>
             </w:r>
           </w:p>
         </w:tc>
@@ -8501,29 +10500,29 @@
               <w:pStyle w:val="Compact"/>
             </w:pPr>
             <w:r>
-              <w:t xml:space="preserve">.145</w:t>
-            </w:r>
-          </w:p>
-        </w:tc>
-        <w:tc>
-          <w:tcPr/>
-          <w:p>
-            <w:pPr>
-              <w:pStyle w:val="Compact"/>
-            </w:pPr>
-            <w:r>
-              <w:t xml:space="preserve">0.00 [0.00, 0.00]</w:t>
-            </w:r>
-          </w:p>
-        </w:tc>
-        <w:tc>
-          <w:tcPr/>
-          <w:p>
-            <w:pPr>
-              <w:pStyle w:val="Compact"/>
-            </w:pPr>
-            <w:r>
-              <w:t xml:space="preserve">.023</w:t>
+              <w:t xml:space="preserve">.380</w:t>
+            </w:r>
+          </w:p>
+        </w:tc>
+        <w:tc>
+          <w:tcPr/>
+          <w:p>
+            <w:pPr>
+              <w:pStyle w:val="Compact"/>
+            </w:pPr>
+            <w:r>
+              <w:t xml:space="preserve">0.00 [-0.01, 0.00]</w:t>
+            </w:r>
+          </w:p>
+        </w:tc>
+        <w:tc>
+          <w:tcPr/>
+          <w:p>
+            <w:pPr>
+              <w:pStyle w:val="Compact"/>
+            </w:pPr>
+            <w:r>
+              <w:t xml:space="preserve">.003</w:t>
             </w:r>
           </w:p>
         </w:tc>
@@ -8538,25 +10537,31 @@
               <w:pStyle w:val="Compact"/>
             </w:pPr>
             <w:r>
-              <w:t xml:space="preserve">Adjusted for SES, sex, and BMI z-score. Rows are grouped by the previous night’s sleep predictor; columns give the</w:t>
+              <w:t xml:space="preserve">Adjusted for SES, sex, and BMI z-score. Rows are grouped by the previous night’s sleep predictor; columns give the physical activity</w:t>
             </w:r>
             <w:r>
               <w:t xml:space="preserve"> </w:t>
             </w:r>
             <w:r>
-              <w:t xml:space="preserve">physical activity outcome. Variables marked (z) are standardised; ² denotes a quadratic term and × an interaction. Age</w:t>
+              <w:t xml:space="preserve">outcome. Variables marked (z) are standardised; ² denotes a quadratic term and × an interaction. (within) is the day’s deviation from</w:t>
             </w:r>
             <w:r>
               <w:t xml:space="preserve"> </w:t>
             </w:r>
             <w:r>
-              <w:t xml:space="preserve">was centred at 35.6 years (the mean across person-days) and scaled per 10 years, so main effects are associations at</w:t>
+              <w:t xml:space="preserve">the participant’s mean, (between) is that mean, and (within, prior) is the previous day’s deviation (for sleep regularity, the index</w:t>
             </w:r>
             <w:r>
               <w:t xml:space="preserve"> </w:t>
             </w:r>
             <w:r>
-              <w:t xml:space="preserve">age 35.6 and age interactions are the change per 10 years.</w:t>
+              <w:t xml:space="preserve">for the two preceding days). Age was centred at 35.6 years (the mean across person-days) and scaled per 10 years, so main effects are</w:t>
+            </w:r>
+            <w:r>
+              <w:t xml:space="preserve"> </w:t>
+            </w:r>
+            <w:r>
+              <w:t xml:space="preserve">associations at age 35.6 and age interactions are the change per 10 years.</w:t>
             </w:r>
           </w:p>
         </w:tc>
@@ -8584,7 +10589,7 @@
       <w:tr>
         <w:tc>
           <w:tcPr/>
-          <w:bookmarkStart w:id="35" w:name="fig-pa-by-sleep-duration"/>
+          <w:bookmarkStart w:id="34" w:name="fig-pa-by-sleep-duration"/>
           <w:p>
             <w:pPr>
               <w:pStyle w:val="Compact"/>
@@ -8595,18 +10600,18 @@
                 <wp:inline>
                   <wp:extent cx="5727700" cy="2290433"/>
                   <wp:effectExtent b="0" l="0" r="0" t="0"/>
-                  <wp:docPr descr="" title="" id="33" name="Picture"/>
+                  <wp:docPr descr="" title="" id="32" name="Picture"/>
                   <a:graphic>
                     <a:graphicData uri="http://schemas.openxmlformats.org/drawingml/2006/picture">
                       <pic:pic>
                         <pic:nvPicPr>
-                          <pic:cNvPr descr="../Figures/main/PA%20on%20scale_sleep_duration_lag%20by%20Age_nolog.jpg" id="34" name="Picture"/>
+                          <pic:cNvPr descr="../Figures/main/PA%20on%20scale_sleep_duration_lag%20by%20Age_nolog.jpg" id="33" name="Picture"/>
                           <pic:cNvPicPr>
                             <a:picLocks noChangeArrowheads="1" noChangeAspect="1"/>
                           </pic:cNvPicPr>
                         </pic:nvPicPr>
                         <pic:blipFill>
-                          <a:blip r:embed="rId32"/>
+                          <a:blip r:embed="rId31"/>
                           <a:stretch>
                             <a:fillRect/>
                           </a:stretch>
@@ -8643,10 +10648,10 @@
               <w:pStyle w:val="ImageCaption"/>
             </w:pPr>
             <w:r>
-              <w:t xml:space="preserve">Figure 3: Physical activity is predicted by the duration of sleep the previous night. The panels on the left show the curvilinear relationship between sleep duration and the physical activity outcomes at the ages indicated in each column. The panels on the right show the same relationships but by age continuously. The white band indicates predictions which were not significantly different from zero.</w:t>
-            </w:r>
-          </w:p>
-          <w:bookmarkEnd w:id="35"/>
+              <w:t xml:space="preserve">Figure 3: Standardised physical activity predicted by within-person sleep duration the previous night (the deviation from the participant’s mean), with between-person sleep duration held at the sample mean. The panels on the left show the curvilinear relationship at the ages indicated in each column. The panels on the right show the same relationships but by age continuously. The white band indicates predictions which were not significantly different from zero.</w:t>
+            </w:r>
+          </w:p>
+          <w:bookmarkEnd w:id="34"/>
         </w:tc>
       </w:tr>
     </w:tbl>
@@ -8663,7 +10668,7 @@
       <w:tr>
         <w:tc>
           <w:tcPr/>
-          <w:bookmarkStart w:id="39" w:name="fig-pa-by-sleep-efficiency"/>
+          <w:bookmarkStart w:id="38" w:name="fig-pa-by-sleep-efficiency"/>
           <w:p>
             <w:pPr>
               <w:pStyle w:val="Compact"/>
@@ -8674,18 +10679,18 @@
                 <wp:inline>
                   <wp:extent cx="5727700" cy="2290433"/>
                   <wp:effectExtent b="0" l="0" r="0" t="0"/>
-                  <wp:docPr descr="" title="" id="37" name="Picture"/>
+                  <wp:docPr descr="" title="" id="36" name="Picture"/>
                   <a:graphic>
                     <a:graphicData uri="http://schemas.openxmlformats.org/drawingml/2006/picture">
                       <pic:pic>
                         <pic:nvPicPr>
-                          <pic:cNvPr descr="../Figures/main/PA%20on%20scale_sleep_efficiency_lag%20by%20Age_nolog.jpg" id="38" name="Picture"/>
+                          <pic:cNvPr descr="../Figures/main/PA%20on%20scale_sleep_efficiency_lag%20by%20Age_nolog.jpg" id="37" name="Picture"/>
                           <pic:cNvPicPr>
                             <a:picLocks noChangeArrowheads="1" noChangeAspect="1"/>
                           </pic:cNvPicPr>
                         </pic:nvPicPr>
                         <pic:blipFill>
-                          <a:blip r:embed="rId36"/>
+                          <a:blip r:embed="rId35"/>
                           <a:stretch>
                             <a:fillRect/>
                           </a:stretch>
@@ -8722,10 +10727,10 @@
               <w:pStyle w:val="ImageCaption"/>
             </w:pPr>
             <w:r>
-              <w:t xml:space="preserve">Figure 4: Physical activity predicted by previous night sleep efficiency. The panels on the left show the curvilinear relationship between sleep efficiency and each of the physical activity outcomes at the ages indicated in each column. The panels on the right show the same relationships but by age continuously. The white band indicates predictions which were not significantly different from zero.</w:t>
-            </w:r>
-          </w:p>
-          <w:bookmarkEnd w:id="39"/>
+              <w:t xml:space="preserve">Figure 4: Standardised physical activity predicted by within-person sleep efficiency the previous night, with between-person sleep efficiency held at the sample mean. The panels on the left show the curvilinear relationship at the ages indicated in each column. The panels on the right show the same relationships but by age continuously. The white band indicates predictions which were not significantly different from zero.</w:t>
+            </w:r>
+          </w:p>
+          <w:bookmarkEnd w:id="38"/>
         </w:tc>
       </w:tr>
     </w:tbl>
@@ -8742,7 +10747,7 @@
       <w:tr>
         <w:tc>
           <w:tcPr/>
-          <w:bookmarkStart w:id="43" w:name="fig-pa-by-sleep-onset"/>
+          <w:bookmarkStart w:id="42" w:name="fig-pa-by-sleep-onset"/>
           <w:p>
             <w:pPr>
               <w:pStyle w:val="Compact"/>
@@ -8753,18 +10758,18 @@
                 <wp:inline>
                   <wp:extent cx="5727700" cy="2290433"/>
                   <wp:effectExtent b="0" l="0" r="0" t="0"/>
-                  <wp:docPr descr="" title="" id="41" name="Picture"/>
+                  <wp:docPr descr="" title="" id="40" name="Picture"/>
                   <a:graphic>
                     <a:graphicData uri="http://schemas.openxmlformats.org/drawingml/2006/picture">
                       <pic:pic>
                         <pic:nvPicPr>
-                          <pic:cNvPr descr="../Figures/main/PA%20on%20scale_sleep_onset_lag%20by%20Age_nolog.jpg" id="42" name="Picture"/>
+                          <pic:cNvPr descr="../Figures/main/PA%20on%20scale_sleep_onset_lag%20by%20Age_nolog.jpg" id="41" name="Picture"/>
                           <pic:cNvPicPr>
                             <a:picLocks noChangeArrowheads="1" noChangeAspect="1"/>
                           </pic:cNvPicPr>
                         </pic:nvPicPr>
                         <pic:blipFill>
-                          <a:blip r:embed="rId40"/>
+                          <a:blip r:embed="rId39"/>
                           <a:stretch>
                             <a:fillRect/>
                           </a:stretch>
@@ -8801,10 +10806,10 @@
               <w:pStyle w:val="ImageCaption"/>
             </w:pPr>
             <w:r>
-              <w:t xml:space="preserve">Figure 5: Physical activity predicted by previous night sleep onset. The panels on the left show the curvilinear relationship between sleep onset and each of the physical activity outcomes at the ages indicated in each column. The panels on the right show the same relationships but by age continuously. The white band indicates predictions which were not significantly different from zero.</w:t>
-            </w:r>
-          </w:p>
-          <w:bookmarkEnd w:id="43"/>
+              <w:t xml:space="preserve">Figure 5: Standardised physical activity predicted by within-person sleep onset the previous night, with between-person sleep onset held at the sample mean. The panels on the left show the curvilinear relationship at the ages indicated in each column. The panels on the right show the same relationships but by age continuously. The white band indicates predictions which were not significantly different from zero.</w:t>
+            </w:r>
+          </w:p>
+          <w:bookmarkEnd w:id="42"/>
         </w:tc>
       </w:tr>
     </w:tbl>
@@ -8821,7 +10826,7 @@
       <w:tr>
         <w:tc>
           <w:tcPr/>
-          <w:bookmarkStart w:id="47" w:name="fig-pa-by-sleep-regularity"/>
+          <w:bookmarkStart w:id="46" w:name="fig-pa-by-sleep-regularity"/>
           <w:p>
             <w:pPr>
               <w:pStyle w:val="Compact"/>
@@ -8832,18 +10837,18 @@
                 <wp:inline>
                   <wp:extent cx="5727700" cy="2290433"/>
                   <wp:effectExtent b="0" l="0" r="0" t="0"/>
-                  <wp:docPr descr="" title="" id="45" name="Picture"/>
+                  <wp:docPr descr="" title="" id="44" name="Picture"/>
                   <a:graphic>
                     <a:graphicData uri="http://schemas.openxmlformats.org/drawingml/2006/picture">
                       <pic:pic>
                         <pic:nvPicPr>
-                          <pic:cNvPr descr="../Figures/main/PA%20on%20scale_sleep_regularity_lag%20by%20Age_nolog.jpg" id="46" name="Picture"/>
+                          <pic:cNvPr descr="../Figures/main/PA%20on%20scale_sleep_regularity_lag%20by%20Age_nolog.jpg" id="45" name="Picture"/>
                           <pic:cNvPicPr>
                             <a:picLocks noChangeArrowheads="1" noChangeAspect="1"/>
                           </pic:cNvPicPr>
                         </pic:nvPicPr>
                         <pic:blipFill>
-                          <a:blip r:embed="rId44"/>
+                          <a:blip r:embed="rId43"/>
                           <a:stretch>
                             <a:fillRect/>
                           </a:stretch>
@@ -8880,16 +10885,16 @@
               <w:pStyle w:val="ImageCaption"/>
             </w:pPr>
             <w:r>
-              <w:t xml:space="preserve">Figure 6: Physical activity predicted by previous night sleep regularity. The panels on the left show the curvilinear relationship between sleep regularity and each of the physical activity outcomes at the ages indicated in each column. The panels on the right show the same relationships but by age continuously. The white band indicates predictions which were not significantly different from zero.</w:t>
-            </w:r>
-          </w:p>
-          <w:bookmarkEnd w:id="47"/>
+              <w:t xml:space="preserve">Figure 6: Standardised physical activity predicted by within-person sleep regularity over the two preceding calendar days, with between-person sleep regularity held at the sample mean. The panels on the left show the curvilinear relationship at the ages indicated in each column. The panels on the right show the same relationships but by age continuously. The white band indicates predictions which were not significantly different from zero.</w:t>
+            </w:r>
+          </w:p>
+          <w:bookmarkEnd w:id="46"/>
         </w:tc>
       </w:tr>
     </w:tbl>
+    <w:bookmarkEnd w:id="47"/>
     <w:bookmarkEnd w:id="48"/>
-    <w:bookmarkEnd w:id="49"/>
-    <w:bookmarkStart w:id="50" w:name="discussion"/>
+    <w:bookmarkStart w:id="49" w:name="discussion"/>
     <w:p>
       <w:pPr>
         <w:pStyle w:val="Heading1"/>
@@ -8903,19 +10908,31 @@
         <w:pStyle w:val="FirstParagraph"/>
       </w:pPr>
       <w:r>
-        <w:t xml:space="preserve">Pooling accelerometer data from 20 studies spanning the lifespan, we found that both the volume and intensity of physical activity were associated with longer sleep duration, higher sleep efficiency, earlier sleep onset, and more regular sleep.</w:t>
-      </w:r>
-      <w:r>
-        <w:t xml:space="preserve"> </w:t>
-      </w:r>
-      <w:r>
-        <w:t xml:space="preserve">These relationships were strongest for sleep regularity, although the relationship with physical activity intensity weakened with age.</w:t>
-      </w:r>
-      <w:r>
-        <w:t xml:space="preserve"> </w:t>
-      </w:r>
-      <w:r>
-        <w:t xml:space="preserve">Although robust, these associations were small: a 1 SD (23.7 mg) higher physical activity volume was associated with 4.7 points higher sleep regularity, 11.8 min longer sleep, and 11 min earlier sleep onset at age 11, and with 4.4 points, 4.8 min, and 19 min, respectively, at age 65.</w:t>
+        <w:t xml:space="preserve">Pooling accelerometer data from 20 studies spanning the lifespan, we found that on days when people were more active than usual, they slept longer and fell asleep earlier that night, from childhood to older adulthood.</w:t>
+      </w:r>
+      <w:r>
+        <w:t xml:space="preserve"> </w:t>
+      </w:r>
+      <w:r>
+        <w:t xml:space="preserve">These associations were small.</w:t>
+      </w:r>
+      <w:r>
+        <w:t xml:space="preserve"> </w:t>
+      </w:r>
+      <w:r>
+        <w:t xml:space="preserve">A 1 SD (23.7 mg) higher volume than usual, about twice a typical day-to-day fluctuation (SD 11.2 mg), was associated with 9.6 min longer sleep and 12 min earlier sleep onset at age 11, and with 8.6 min and 20 min, respectively, at age 65.</w:t>
+      </w:r>
+      <w:r>
+        <w:t xml:space="preserve"> </w:t>
+      </w:r>
+      <w:r>
+        <w:t xml:space="preserve">In terms of MVPA, 30 minutes more than usual was associated with sleep onset 4–5 min later and a change in sleep duration of no more than 3.0 min.</w:t>
+      </w:r>
+      <w:r>
+        <w:t xml:space="preserve"> </w:t>
+      </w:r>
+      <w:r>
+        <w:t xml:space="preserve">In the reverse direction, a night’s sleep was barely associated with next-day activity.</w:t>
       </w:r>
     </w:p>
     <w:p>
@@ -8923,21 +10940,7 @@
         <w:pStyle w:val="BodyText"/>
       </w:pPr>
       <w:r>
-        <w:t xml:space="preserve">In the reverse direction, more regular sleep was followed by more total and more intense physical activity the next day, although this association weakened with age, whereas associations of sleep onset, duration, and efficiency with next-day physical activity were small.</w:t>
-      </w:r>
-      <w:r>
-        <w:t xml:space="preserve"> </w:t>
-      </w:r>
-      <w:r>
-        <w:t xml:space="preserve">Our sensitivity analyses suggest that these findings were largely robust to the decisions made during analysis.</w:t>
-      </w:r>
-    </w:p>
-    <w:p>
-      <w:pPr>
-        <w:pStyle w:val="BodyText"/>
-      </w:pPr>
-      <w:r>
-        <w:t xml:space="preserve">Our findings broadly align with meta-analyses of experimental research, although the strengths of the relationships we observed were much weaker.</w:t>
+        <w:t xml:space="preserve">Our within-person findings agree in direction with meta-analyses of experimental research showing that physical activity improves sleep, although the associations were much weaker.</w:t>
       </w:r>
       <w:r>
         <w:rPr>
@@ -8981,7 +10984,7 @@
         <w:t xml:space="preserve"> </w:t>
       </w:r>
       <w:r>
-        <w:t xml:space="preserve">These effect sizes are not directly comparable, however, as the experiments manipulated physical activity, whereas we examined habitual physical activity.</w:t>
+        <w:t xml:space="preserve">These effect sizes are not directly comparable, however, as the experiments manipulated physical activity, whereas we examined natural day-to-day variation.</w:t>
       </w:r>
       <w:r>
         <w:t xml:space="preserve"> </w:t>
@@ -8996,13 +10999,7 @@
         <w:t xml:space="preserve">22</w:t>
       </w:r>
       <w:r>
-        <w:t xml:space="preserve"> which may attenuate associations.</w:t>
-      </w:r>
-      <w:r>
-        <w:t xml:space="preserve"> </w:t>
-      </w:r>
-      <w:r>
-        <w:t xml:space="preserve">Trials also suggest that the benefits of exercise for sleep are concentrated in people whose sleep is poor at baseline,</w:t>
+        <w:t xml:space="preserve"> which may attenuate associations, and the benefits of exercise for sleep are concentrated in people whose sleep is poor at baseline,</w:t>
       </w:r>
       <w:r>
         <w:rPr>
@@ -9011,22 +11008,19 @@
         <w:t xml:space="preserve">8</w:t>
       </w:r>
       <w:r>
-        <w:t xml:space="preserve"> whereas our analysis did not target people with poor sleep.</w:t>
-      </w:r>
-      <w:r>
-        <w:t xml:space="preserve"> </w:t>
-      </w:r>
-      <w:r>
-        <w:t xml:space="preserve">The timing of activity may also matter, as strenuous exercise close to bedtime can delay and disrupt sleep,</w:t>
+        <w:t xml:space="preserve"> whom we did not target.</w:t>
+      </w:r>
+      <w:r>
+        <w:t xml:space="preserve"> </w:t>
+      </w:r>
+      <w:r>
+        <w:t xml:space="preserve">That more MVPA than usual was associated with slightly later sleep onset, unlike overall volume, is consistent with evidence that strenuous exercise close to bedtime can delay sleep.</w:t>
       </w:r>
       <w:r>
         <w:rPr>
           <w:vertAlign w:val="superscript"/>
         </w:rPr>
-        <w:t xml:space="preserve">24</w:t>
-      </w:r>
-      <w:r>
-        <w:t xml:space="preserve"> although in our data associations were broadly similar regardless of the time of day of the most active hour, and across seasons.</w:t>
+        <w:t xml:space="preserve">25</w:t>
       </w:r>
     </w:p>
     <w:p>
@@ -9034,7 +11028,7 @@
         <w:pStyle w:val="BodyText"/>
       </w:pPr>
       <w:r>
-        <w:t xml:space="preserve">Among observational studies of day-to-day sleep and physical activity, a meta-analysis of 33 studies in adults did not support a bidirectional daily association.</w:t>
+        <w:t xml:space="preserve">Among observational studies of day-to-day sleep and physical activity, a meta-analysis of 33 studies in adults did not support a bidirectional daily association,</w:t>
       </w:r>
       <w:r>
         <w:rPr>
@@ -9043,13 +11037,7 @@
         <w:t xml:space="preserve">14</w:t>
       </w:r>
       <w:r>
-        <w:t xml:space="preserve"> Some sleep parameters were weakly associated with next-day physical activity, and more active individuals slept slightly less.</w:t>
-      </w:r>
-      <w:r>
-        <w:t xml:space="preserve"> </w:t>
-      </w:r>
-      <w:r>
-        <w:t xml:space="preserve">In children and youth aged 5–15 years, a meta-analysis of 11 studies found that more sedentary time was followed by slightly shorter sleep, while associations of physical activity with sleep were weak and inconsistent.</w:t>
+        <w:t xml:space="preserve"> and a meta-analysis of 11 studies in children and youth found weak and inconsistent associations of physical activity with sleep.</w:t>
       </w:r>
       <w:r>
         <w:rPr>
@@ -9085,28 +11073,28 @@
         <w:t xml:space="preserve">17</w:t>
       </w:r>
       <w:r>
-        <w:t xml:space="preserve"> Our finding that earlier sleep onset preceded more physical activity is consistent with these studies, although the association was small in our data.</w:t>
-      </w:r>
-      <w:r>
-        <w:t xml:space="preserve"> </w:t>
-      </w:r>
-      <w:r>
-        <w:t xml:space="preserve">However, we found clearer associations between physical activity and that night’s sleep, and physical activity was highest after slightly longer, rather than shorter, than average sleep.</w:t>
-      </w:r>
-      <w:r>
-        <w:t xml:space="preserve"> </w:t>
-      </w:r>
-      <w:r>
-        <w:t xml:space="preserve">One explanation is that our models did not separate within-person (day-to-day) from between-person (habitual) associations, which can differ,</w:t>
+        <w:t xml:space="preserve"> Our findings for MVPA match these previous studies: earlier and shorter sleep than usual were followed by slightly more MVPA the next day.</w:t>
+      </w:r>
+      <w:r>
+        <w:t xml:space="preserve"> </w:t>
+      </w:r>
+      <w:r>
+        <w:t xml:space="preserve">Unlike the wearable studies, we found consistent associations of activity with that night’s sleep, possibly reflecting differences in devices, sleep algorithms, and populations.</w:t>
+      </w:r>
+      <w:r>
+        <w:t xml:space="preserve"> </w:t>
+      </w:r>
+      <w:r>
+        <w:t xml:space="preserve">Between-person associations were larger and changed more with age than within-person associations, as in very old adults,</w:t>
       </w:r>
       <w:r>
         <w:rPr>
           <w:vertAlign w:val="superscript"/>
         </w:rPr>
-        <w:t xml:space="preserve">25</w:t>
-      </w:r>
-      <w:r>
-        <w:t xml:space="preserve"> so our estimates partly reflect stable differences between people.</w:t>
+        <w:t xml:space="preserve">26</w:t>
+      </w:r>
+      <w:r>
+        <w:t xml:space="preserve"> which shows why the two need to be separated.</w:t>
       </w:r>
     </w:p>
     <w:p>
@@ -9114,61 +11102,28 @@
         <w:pStyle w:val="BodyText"/>
       </w:pPr>
       <w:r>
-        <w:t xml:space="preserve">The association between sleep regularity and physical activity appeared bidirectional.</w:t>
-      </w:r>
-      <w:r>
-        <w:t xml:space="preserve"> </w:t>
-      </w:r>
-      <w:r>
-        <w:t xml:space="preserve">Physical activity predicted more regular sleep that night, and more regular sleep predicted more physical activity the next day.</w:t>
-      </w:r>
-      <w:r>
-        <w:t xml:space="preserve"> </w:t>
-      </w:r>
-      <w:r>
-        <w:t xml:space="preserve">This is consistent with the idea that sleep and physical activity are mutually reinforcing behaviours,</w:t>
+        <w:t xml:space="preserve">Because the regularity index spans two calendar days and counts daytime rest as sleep, an unusually active or inactive day changes it regardless of sleep, which explains why next-day activity predicted it as strongly as same-day activity and why both extremes predicted lower regularity.</w:t>
+      </w:r>
+      <w:r>
+        <w:t xml:space="preserve"> </w:t>
+      </w:r>
+      <w:r>
+        <w:t xml:space="preserve">Once the index no longer overlapped the day being predicted, more regular sleep was not followed by more activity, and the between-person association may also partly reflect daytime rest.</w:t>
+      </w:r>
+      <w:r>
+        <w:t xml:space="preserve"> </w:t>
+      </w:r>
+      <w:r>
+        <w:t xml:space="preserve">Because irregular sleep predicts mortality and cardiovascular events independently of sleep duration,</w:t>
       </w:r>
       <w:r>
         <w:rPr>
           <w:vertAlign w:val="superscript"/>
         </w:rPr>
-        <w:t xml:space="preserve">6</w:t>
-      </w:r>
-      <w:r>
-        <w:t xml:space="preserve"> or that both reflect shared underlying factors, such as daily routines, work or school schedules, and health priorities.</w:t>
-      </w:r>
-      <w:r>
-        <w:t xml:space="preserve"> </w:t>
-      </w:r>
-      <w:r>
-        <w:t xml:space="preserve">Consistent physical activity may also help stabilise circadian rhythms.</w:t>
-      </w:r>
-      <w:r>
-        <w:rPr>
-          <w:vertAlign w:val="superscript"/>
-        </w:rPr>
-        <w:t xml:space="preserve">18</w:t>
-      </w:r>
-      <w:r>
-        <w:t xml:space="preserve"> Sleep regularity is a stronger predictor of mortality than sleep duration,</w:t>
-      </w:r>
-      <w:r>
-        <w:rPr>
-          <w:vertAlign w:val="superscript"/>
-        </w:rPr>
-        <w:t xml:space="preserve">26</w:t>
-      </w:r>
-      <w:r>
-        <w:t xml:space="preserve"> and irregular sleepers remain at higher risk of cardiovascular events and depression even when they meet sleep duration recommendations,</w:t>
-      </w:r>
-      <w:r>
-        <w:rPr>
-          <w:vertAlign w:val="superscript"/>
-        </w:rPr>
-        <w:t xml:space="preserve">2,27</w:t>
-      </w:r>
-      <w:r>
-        <w:t xml:space="preserve"> so the finding that physical activity is associated with sleep regularity may be particularly important.</w:t>
+        <w:t xml:space="preserve">27,28</w:t>
+      </w:r>
+      <w:r>
+        <w:t xml:space="preserve"> studies of physical activity and sleep regularity need measures that separate sleep from daytime rest.</w:t>
       </w:r>
     </w:p>
     <w:p>
@@ -9176,25 +11131,13 @@
         <w:pStyle w:val="BodyText"/>
       </w:pPr>
       <w:r>
-        <w:t xml:space="preserve">The association between physical activity volume and sleep regularity was largely consistent across the lifespan, as a large study of adult wearable users found for other day-level associations.</w:t>
-      </w:r>
-      <w:r>
-        <w:rPr>
-          <w:vertAlign w:val="superscript"/>
-        </w:rPr>
-        <w:t xml:space="preserve">16</w:t>
-      </w:r>
-      <w:r>
-        <w:t xml:space="preserve"> Other associations changed more markedly with age: those of physical activity intensity with sleep regularity, and of sleep with next-day physical activity, weakened with age and were small or negligible in older adults, consistent with evidence that the interplay between sleep and activity differs in very old adults.</w:t>
-      </w:r>
-      <w:r>
-        <w:rPr>
-          <w:vertAlign w:val="superscript"/>
-        </w:rPr>
-        <w:t xml:space="preserve">25</w:t>
-      </w:r>
-      <w:r>
-        <w:t xml:space="preserve"> That our strongest association varied little with age suggests that the clearer evidence from meta-analyses in adults than in children and adolescents</w:t>
+        <w:t xml:space="preserve">Within-person associations with sleep duration and onset were present from childhood to older adulthood and varied little with age, whereas several between-person associations, including that with sleep duration, weakened or reversed with age.</w:t>
+      </w:r>
+      <w:r>
+        <w:t xml:space="preserve"> </w:t>
+      </w:r>
+      <w:r>
+        <w:t xml:space="preserve">That the day-level associations were similar in children and adults suggests that the clearer evidence from meta-analyses in adults than in children and adolescents</w:t>
       </w:r>
       <w:r>
         <w:rPr>
@@ -9214,7 +11157,7 @@
         <w:pStyle w:val="BodyText"/>
       </w:pPr>
       <w:r>
-        <w:t xml:space="preserve">Strengths of our study include device-measured sleep and physical activity, harmonised from raw data collected with 24-hour wear protocols across multiple studies, regions, and age groups, and the avoidance of intensity cut-points.</w:t>
+        <w:t xml:space="preserve">Strengths of our study include device-measured sleep and physical activity, harmonised from raw data collected with 24-hour wear protocols across multiple studies, regions, and age groups, and the separation of within- from between-person associations.</w:t>
       </w:r>
       <w:r>
         <w:t xml:space="preserve"> </w:t>
@@ -9232,16 +11175,7 @@
         <w:t xml:space="preserve"> </w:t>
       </w:r>
       <w:r>
-        <w:t xml:space="preserve">Physical activity estimates from different wear locations are strongly correlated but agree less well in absolute terms, particularly between wrist and hip.</w:t>
-      </w:r>
-      <w:r>
-        <w:rPr>
-          <w:vertAlign w:val="superscript"/>
-        </w:rPr>
-        <w:t xml:space="preserve">28</w:t>
-      </w:r>
-      <w:r>
-        <w:t xml:space="preserve"> To maximise the data available, we included participants with four or more days of valid wear time, although some recommend at least seven nights to estimate sleep regularity;</w:t>
+        <w:t xml:space="preserve">Physical activity estimates from different wear locations are strongly correlated but agree less well in absolute terms, particularly between wrist and hip,</w:t>
       </w:r>
       <w:r>
         <w:rPr>
@@ -9250,7 +11184,13 @@
         <w:t xml:space="preserve">29</w:t>
       </w:r>
       <w:r>
-        <w:t xml:space="preserve"> restricting the sample to participants with at least seven valid days gave a similar association between physical activity volume and sleep regularity (</w:t>
+        <w:t xml:space="preserve"> and MVPA cut-points differed by age group, device, and wear location.</w:t>
+      </w:r>
+      <w:r>
+        <w:t xml:space="preserve"> </w:t>
+      </w:r>
+      <w:r>
+        <w:t xml:space="preserve">Restricting the sample to participants with at least seven valid days gave similar within-person associations at age 65 but weaker ones at age 11, for both sleep duration (</w:t>
       </w:r>
       <m:oMath>
         <m:r>
@@ -9261,13 +11201,30 @@
         <w:t xml:space="preserve"> </w:t>
       </w:r>
       <w:r>
-        <w:t xml:space="preserve">= 0.31 [0.30, 0.33] at age 11 and 0.24 [0.22, 0.27] at age 65).</w:t>
-      </w:r>
-      <w:r>
-        <w:t xml:space="preserve"> </w:t>
-      </w:r>
-      <w:r>
-        <w:t xml:space="preserve">As in any observational study, the temporal ordering of our lagged models does not establish causality, and although we controlled for several potential confounders, unmeasured factors may explain the observed associations.</w:t>
+        <w:t xml:space="preserve">= 0.07 [0.06, 0.09]) and onset (</w:t>
+      </w:r>
+      <m:oMath>
+        <m:r>
+          <m:t>β</m:t>
+        </m:r>
+      </m:oMath>
+      <w:r>
+        <w:t xml:space="preserve"> </w:t>
+      </w:r>
+      <w:r>
+        <w:t xml:space="preserve">= -0.04 [-0.05, -0.03]).</w:t>
+      </w:r>
+      <w:r>
+        <w:t xml:space="preserve"> </w:t>
+      </w:r>
+      <w:r>
+        <w:t xml:space="preserve">Within-person estimates are free of stable differences between people but not of factors that vary from day to day, such as illness, school or work schedules, and weekends, so they do not establish causality.</w:t>
+      </w:r>
+      <w:r>
+        <w:t xml:space="preserve"> </w:t>
+      </w:r>
+      <w:r>
+        <w:t xml:space="preserve">Adjusting for the previous day’s outcome changed little, although such adjustment can be biased when participants contribute few days.</w:t>
       </w:r>
       <w:r>
         <w:t xml:space="preserve"> </w:t>
@@ -9293,34 +11250,13 @@
         <w:t xml:space="preserve"> </w:t>
       </w:r>
       <w:r>
-        <w:t xml:space="preserve">Our results support promoting physical activity as a strategy for maintaining regular sleep patterns across the lifespan.</w:t>
-      </w:r>
-      <w:r>
-        <w:t xml:space="preserve"> </w:t>
-      </w:r>
-      <w:r>
-        <w:t xml:space="preserve">This message fits with 24-hour movement guidelines in Canada and Australia, which pair physical activity recommendations with consistent bed and wake times.</w:t>
-      </w:r>
-      <w:r>
-        <w:t xml:space="preserve"> </w:t>
-      </w:r>
-      <w:r>
-        <w:t xml:space="preserve">There are well established links between sleep and overall health,</w:t>
-      </w:r>
-      <w:r>
-        <w:rPr>
-          <w:vertAlign w:val="superscript"/>
-        </w:rPr>
-        <w:t xml:space="preserve">1</w:t>
-      </w:r>
-      <w:r>
-        <w:t xml:space="preserve"> and physical activity is already central to public health messaging.</w:t>
-      </w:r>
-      <w:r>
-        <w:t xml:space="preserve"> </w:t>
-      </w:r>
-      <w:r>
-        <w:t xml:space="preserve">Our findings support an under-recognised pathway for benefits; physical activity was more weakly and less consistently associated with sleep duration, efficiency, and onset, so public health messages should emphasise its role in promoting consistent sleep schedules rather than framing it as a universal solution for improving sleep.</w:t>
+        <w:t xml:space="preserve">Guidelines do not recommend physical activity to improve sleep in children and adolescents, yet we found that people of all ages slept slightly longer and earlier after more active days.</w:t>
+      </w:r>
+      <w:r>
+        <w:t xml:space="preserve"> </w:t>
+      </w:r>
+      <w:r>
+        <w:t xml:space="preserve">The gains were small, so physical activity is better presented as a consistent support for sleep than as a remedy for poor sleep.</w:t>
       </w:r>
       <w:r>
         <w:t xml:space="preserve"> </w:t>
@@ -9332,11 +11268,11 @@
         <w:t xml:space="preserve"> </w:t>
       </w:r>
       <w:r>
-        <w:t xml:space="preserve">Future research should test whether physical activity interventions improve sleep regularity, whether more regular sleep in turn supports physical activity, and whether either brings health benefits beyond sleep itself.</w:t>
+        <w:t xml:space="preserve">Future research should test whether increasing physical activity lengthens sleep in children and adolescents, and should measure sleep regularity with methods that separate sleep from daytime rest.</w:t>
       </w:r>
     </w:p>
-    <w:bookmarkEnd w:id="50"/>
-    <w:bookmarkStart w:id="51" w:name="contributors"/>
+    <w:bookmarkEnd w:id="49"/>
+    <w:bookmarkStart w:id="50" w:name="contributors"/>
     <w:p>
       <w:pPr>
         <w:pStyle w:val="Heading1"/>
@@ -9350,11 +11286,11 @@
         <w:pStyle w:val="FirstParagraph"/>
       </w:pPr>
       <w:r>
-        <w:t xml:space="preserve">CL, TH, TS, BdPC, PP, and MN conceived and designed the study. TH managed the data acquisition. TS managed the data harmonisation and developed the accelerometer processing pipeline. JC, TS, and MN conducted the statistical analyses. TH, TS, JC, and MN had direct access to and verified the underlying data. TH, TS, BdPC, MN, PP, JC, and CL drafted the manuscript. All authors contributed to the interpretation of results and critically revised the manuscript for important intellectual content. All authors approved the final version of the manuscript and agree to be accountable for all aspects of the work.</w:t>
+        <w:t xml:space="preserve">CL, TH, TS, BdPC, PP, and MN conceived and designed the study. TH managed the data acquisition. TS managed the data harmonisation and developed the accelerometer processing pipeline. JC, TS, and MN conducted the statistical analyses. TH, TS, JC, and MN had direct access to and verified the underlying data. TH, TS, BdPC, MN, PP, JC, and CL drafted the manuscript. All co-authors not individually listed, contributed data from their original studies. All authors contributed to the interpretation of results and critically revised the manuscript for important intellectual content. All authors approved the final version of the manuscript and agree to be accountable for all aspects of the work.</w:t>
       </w:r>
     </w:p>
-    <w:bookmarkEnd w:id="51"/>
-    <w:bookmarkStart w:id="52" w:name="declaration-of-interests"/>
+    <w:bookmarkEnd w:id="50"/>
+    <w:bookmarkStart w:id="51" w:name="declaration-of-interests"/>
     <w:p>
       <w:pPr>
         <w:pStyle w:val="Heading1"/>
@@ -9371,8 +11307,8 @@
         <w:t xml:space="preserve">We declare no competing interests.</w:t>
       </w:r>
     </w:p>
-    <w:bookmarkEnd w:id="52"/>
-    <w:bookmarkStart w:id="53" w:name="data-sharing"/>
+    <w:bookmarkEnd w:id="51"/>
+    <w:bookmarkStart w:id="52" w:name="data-sharing"/>
     <w:p>
       <w:pPr>
         <w:pStyle w:val="Heading1"/>
@@ -9401,8 +11337,8 @@
         <w:t xml:space="preserve">Related documents, including the study protocol and analysis plan, are publicly available (https://osf.io/ahd96, https://github.com/Motivation-and-Behaviour/sleepIPD_analysis).</w:t>
       </w:r>
     </w:p>
-    <w:bookmarkEnd w:id="53"/>
-    <w:bookmarkStart w:id="54" w:name="acknowledgments"/>
+    <w:bookmarkEnd w:id="52"/>
+    <w:bookmarkStart w:id="53" w:name="acknowledgments"/>
     <w:p>
       <w:pPr>
         <w:pStyle w:val="Heading1"/>
@@ -9419,8 +11355,8 @@
         <w:t xml:space="preserve">The authors acknowledge the funders of the original studies, and the participants who contributed their data.</w:t>
       </w:r>
     </w:p>
-    <w:bookmarkEnd w:id="54"/>
-    <w:bookmarkStart w:id="55" w:name="ai-declaration"/>
+    <w:bookmarkEnd w:id="53"/>
+    <w:bookmarkStart w:id="54" w:name="ai-declaration"/>
     <w:p>
       <w:pPr>
         <w:pStyle w:val="Heading1"/>
@@ -9443,13 +11379,13 @@
         <w:t xml:space="preserve">The authors had full oversight of the analysis and code, and all decisions were made by the authors.</w:t>
       </w:r>
     </w:p>
-    <w:bookmarkEnd w:id="55"/>
+    <w:bookmarkEnd w:id="54"/>
     <w:p>
       <w:r>
         <w:br w:type="page"/>
       </w:r>
     </w:p>
-    <w:bookmarkStart w:id="115" w:name="references"/>
+    <w:bookmarkStart w:id="114" w:name="references"/>
     <w:p>
       <w:pPr>
         <w:pStyle w:val="Heading1"/>
@@ -9458,8 +11394,8 @@
         <w:t xml:space="preserve">References</w:t>
       </w:r>
     </w:p>
-    <w:bookmarkStart w:id="114" w:name="refs"/>
-    <w:bookmarkStart w:id="57" w:name="ref-huangSleepPhysicalActivity2022"/>
+    <w:bookmarkStart w:id="113" w:name="refs"/>
+    <w:bookmarkStart w:id="56" w:name="ref-huangSleepPhysicalActivity2022"/>
     <w:p>
       <w:pPr>
         <w:pStyle w:val="Bibliography"/>
@@ -9479,7 +11415,7 @@
       <w:r>
         <w:t xml:space="preserve"> </w:t>
       </w:r>
-      <w:hyperlink r:id="rId56">
+      <w:hyperlink r:id="rId55">
         <w:r>
           <w:rPr>
             <w:rStyle w:val="Hyperlink"/>
@@ -9520,8 +11456,8 @@
         <w:t xml:space="preserve">: 718–24.</w:t>
       </w:r>
     </w:p>
-    <w:bookmarkEnd w:id="57"/>
-    <w:bookmarkStart w:id="59" w:name="ref-liRegularSleepPatterns2025"/>
+    <w:bookmarkEnd w:id="56"/>
+    <w:bookmarkStart w:id="58" w:name="ref-liRegularSleepPatterns2025"/>
     <w:p>
       <w:pPr>
         <w:pStyle w:val="Bibliography"/>
@@ -9551,7 +11487,7 @@
       <w:r>
         <w:t xml:space="preserve"> </w:t>
       </w:r>
-      <w:hyperlink r:id="rId58">
+      <w:hyperlink r:id="rId57">
         <w:r>
           <w:rPr>
             <w:rStyle w:val="Hyperlink"/>
@@ -9592,8 +11528,8 @@
         <w:t xml:space="preserve">: e239.</w:t>
       </w:r>
     </w:p>
-    <w:bookmarkEnd w:id="59"/>
-    <w:bookmarkStart w:id="61" w:name="ref-gariepyHowAreAdolescents2020"/>
+    <w:bookmarkEnd w:id="58"/>
+    <w:bookmarkStart w:id="60" w:name="ref-gariepyHowAreAdolescents2020"/>
     <w:p>
       <w:pPr>
         <w:pStyle w:val="Bibliography"/>
@@ -9623,7 +11559,7 @@
       <w:r>
         <w:t xml:space="preserve"> </w:t>
       </w:r>
-      <w:hyperlink r:id="rId60">
+      <w:hyperlink r:id="rId59">
         <w:r>
           <w:rPr>
             <w:rStyle w:val="Hyperlink"/>
@@ -9766,8 +11702,8 @@
         <w:t xml:space="preserve">: S81–8.</w:t>
       </w:r>
     </w:p>
-    <w:bookmarkEnd w:id="61"/>
-    <w:bookmarkStart w:id="63" w:name="ref-ngShortSleepDuration2026"/>
+    <w:bookmarkEnd w:id="60"/>
+    <w:bookmarkStart w:id="62" w:name="ref-ngShortSleepDuration2026"/>
     <w:p>
       <w:pPr>
         <w:pStyle w:val="Bibliography"/>
@@ -9814,7 +11750,7 @@
       <w:r>
         <w:t xml:space="preserve">, 2024. National Center for Health Statistics (U.S.), 2026 DOI:</w:t>
       </w:r>
-      <w:hyperlink r:id="rId62">
+      <w:hyperlink r:id="rId61">
         <w:r>
           <w:rPr>
             <w:rStyle w:val="Hyperlink"/>
@@ -9826,8 +11762,8 @@
         <w:t xml:space="preserve">.</w:t>
       </w:r>
     </w:p>
-    <w:bookmarkEnd w:id="63"/>
-    <w:bookmarkStart w:id="65" w:name="ref-limNeedPromoteSleep2023"/>
+    <w:bookmarkEnd w:id="62"/>
+    <w:bookmarkStart w:id="64" w:name="ref-limNeedPromoteSleep2023"/>
     <w:p>
       <w:pPr>
         <w:pStyle w:val="Bibliography"/>
@@ -9857,7 +11793,7 @@
       <w:r>
         <w:t xml:space="preserve"> </w:t>
       </w:r>
-      <w:hyperlink r:id="rId64">
+      <w:hyperlink r:id="rId63">
         <w:r>
           <w:rPr>
             <w:rStyle w:val="Hyperlink"/>
@@ -9898,8 +11834,8 @@
         <w:t xml:space="preserve">: e820–6.</w:t>
       </w:r>
     </w:p>
-    <w:bookmarkEnd w:id="65"/>
-    <w:bookmarkStart w:id="67" w:name="ref-klinePhysicalActivitySleep2021"/>
+    <w:bookmarkEnd w:id="64"/>
+    <w:bookmarkStart w:id="66" w:name="ref-klinePhysicalActivitySleep2021"/>
     <w:p>
       <w:pPr>
         <w:pStyle w:val="Bibliography"/>
@@ -9929,7 +11865,7 @@
       <w:r>
         <w:t xml:space="preserve"> </w:t>
       </w:r>
-      <w:hyperlink r:id="rId66">
+      <w:hyperlink r:id="rId65">
         <w:r>
           <w:rPr>
             <w:rStyle w:val="Hyperlink"/>
@@ -10018,8 +11954,8 @@
         <w:t xml:space="preserve">: 101489.</w:t>
       </w:r>
     </w:p>
-    <w:bookmarkEnd w:id="67"/>
-    <w:bookmarkStart w:id="69" w:name="ref-kredlowEffectsPhysicalActivity2015"/>
+    <w:bookmarkEnd w:id="66"/>
+    <w:bookmarkStart w:id="68" w:name="ref-kredlowEffectsPhysicalActivity2015"/>
     <w:p>
       <w:pPr>
         <w:pStyle w:val="Bibliography"/>
@@ -10039,7 +11975,7 @@
       <w:r>
         <w:t xml:space="preserve"> </w:t>
       </w:r>
-      <w:hyperlink r:id="rId68">
+      <w:hyperlink r:id="rId67">
         <w:r>
           <w:rPr>
             <w:rStyle w:val="Hyperlink"/>
@@ -10080,8 +12016,8 @@
         <w:t xml:space="preserve">: 427–49.</w:t>
       </w:r>
     </w:p>
-    <w:bookmarkEnd w:id="69"/>
-    <w:bookmarkStart w:id="71" w:name="X53f94bcc1a07604a1a559ebebf63ed17655a129"/>
+    <w:bookmarkEnd w:id="68"/>
+    <w:bookmarkStart w:id="70" w:name="X53f94bcc1a07604a1a559ebebf63ed17655a129"/>
     <w:p>
       <w:pPr>
         <w:pStyle w:val="Bibliography"/>
@@ -10111,7 +12047,7 @@
       <w:r>
         <w:t xml:space="preserve"> </w:t>
       </w:r>
-      <w:hyperlink r:id="rId70">
+      <w:hyperlink r:id="rId69">
         <w:r>
           <w:rPr>
             <w:rStyle w:val="Hyperlink"/>
@@ -10176,8 +12112,8 @@
         <w:t xml:space="preserve">: 102239.</w:t>
       </w:r>
     </w:p>
-    <w:bookmarkEnd w:id="71"/>
-    <w:bookmarkStart w:id="73" w:name="ref-bullWorldHealthOrganization2020"/>
+    <w:bookmarkEnd w:id="70"/>
+    <w:bookmarkStart w:id="72" w:name="ref-bullWorldHealthOrganization2020"/>
     <w:p>
       <w:pPr>
         <w:pStyle w:val="Bibliography"/>
@@ -10207,7 +12143,7 @@
       <w:r>
         <w:t xml:space="preserve"> </w:t>
       </w:r>
-      <w:hyperlink r:id="rId72">
+      <w:hyperlink r:id="rId71">
         <w:r>
           <w:rPr>
             <w:rStyle w:val="Hyperlink"/>
@@ -10272,8 +12208,8 @@
         <w:t xml:space="preserve">: 1451–62.</w:t>
       </w:r>
     </w:p>
-    <w:bookmarkEnd w:id="73"/>
-    <w:bookmarkStart w:id="75" w:name="ref-antczakPhysicalActivitySleep2020"/>
+    <w:bookmarkEnd w:id="72"/>
+    <w:bookmarkStart w:id="74" w:name="ref-antczakPhysicalActivitySleep2020"/>
     <w:p>
       <w:pPr>
         <w:pStyle w:val="Bibliography"/>
@@ -10303,7 +12239,7 @@
       <w:r>
         <w:t xml:space="preserve"> </w:t>
       </w:r>
-      <w:hyperlink r:id="rId74">
+      <w:hyperlink r:id="rId73">
         <w:r>
           <w:rPr>
             <w:rStyle w:val="Hyperlink"/>
@@ -10368,8 +12304,8 @@
         <w:t xml:space="preserve">: 101278.</w:t>
       </w:r>
     </w:p>
-    <w:bookmarkEnd w:id="75"/>
-    <w:bookmarkStart w:id="77" w:name="ref-langRelationshipPhysicalActivity2016"/>
+    <w:bookmarkEnd w:id="74"/>
+    <w:bookmarkStart w:id="76" w:name="ref-langRelationshipPhysicalActivity2016"/>
     <w:p>
       <w:pPr>
         <w:pStyle w:val="Bibliography"/>
@@ -10389,7 +12325,7 @@
       <w:r>
         <w:t xml:space="preserve"> </w:t>
       </w:r>
-      <w:hyperlink r:id="rId76">
+      <w:hyperlink r:id="rId75">
         <w:r>
           <w:rPr>
             <w:rStyle w:val="Hyperlink"/>
@@ -10454,8 +12390,8 @@
         <w:t xml:space="preserve">: 32–45.</w:t>
       </w:r>
     </w:p>
-    <w:bookmarkEnd w:id="77"/>
-    <w:bookmarkStart w:id="79" w:name="ref-songEffectsPhysicalActivity2026"/>
+    <w:bookmarkEnd w:id="76"/>
+    <w:bookmarkStart w:id="78" w:name="ref-songEffectsPhysicalActivity2026"/>
     <w:p>
       <w:pPr>
         <w:pStyle w:val="Bibliography"/>
@@ -10485,7 +12421,7 @@
       <w:r>
         <w:t xml:space="preserve"> </w:t>
       </w:r>
-      <w:hyperlink r:id="rId78">
+      <w:hyperlink r:id="rId77">
         <w:r>
           <w:rPr>
             <w:rStyle w:val="Hyperlink"/>
@@ -10526,8 +12462,8 @@
         <w:t xml:space="preserve">: 397–411.</w:t>
       </w:r>
     </w:p>
-    <w:bookmarkEnd w:id="79"/>
-    <w:bookmarkStart w:id="81" w:name="ref-rileyUsingIndividualParticipant2023"/>
+    <w:bookmarkEnd w:id="78"/>
+    <w:bookmarkStart w:id="80" w:name="ref-rileyUsingIndividualParticipant2023"/>
     <w:p>
       <w:pPr>
         <w:pStyle w:val="Bibliography"/>
@@ -10557,7 +12493,7 @@
       <w:r>
         <w:t xml:space="preserve"> </w:t>
       </w:r>
-      <w:hyperlink r:id="rId80">
+      <w:hyperlink r:id="rId79">
         <w:r>
           <w:rPr>
             <w:rStyle w:val="Hyperlink"/>
@@ -10598,8 +12534,8 @@
         <w:t xml:space="preserve">: 197–203.</w:t>
       </w:r>
     </w:p>
-    <w:bookmarkEnd w:id="81"/>
-    <w:bookmarkStart w:id="83" w:name="ref-atouiDailyAssociationsSleep2021"/>
+    <w:bookmarkEnd w:id="80"/>
+    <w:bookmarkStart w:id="82" w:name="ref-atouiDailyAssociationsSleep2021"/>
     <w:p>
       <w:pPr>
         <w:pStyle w:val="Bibliography"/>
@@ -10619,7 +12555,7 @@
       <w:r>
         <w:t xml:space="preserve"> </w:t>
       </w:r>
-      <w:hyperlink r:id="rId82">
+      <w:hyperlink r:id="rId81">
         <w:r>
           <w:rPr>
             <w:rStyle w:val="Hyperlink"/>
@@ -10684,8 +12620,8 @@
         <w:t xml:space="preserve">: 101426.</w:t>
       </w:r>
     </w:p>
-    <w:bookmarkEnd w:id="83"/>
-    <w:bookmarkStart w:id="85" w:name="X08db413d23244d678eac41a242ba20f89bf4e1a"/>
+    <w:bookmarkEnd w:id="82"/>
+    <w:bookmarkStart w:id="84" w:name="X08db413d23244d678eac41a242ba20f89bf4e1a"/>
     <w:p>
       <w:pPr>
         <w:pStyle w:val="Bibliography"/>
@@ -10705,7 +12641,7 @@
       <w:r>
         <w:t xml:space="preserve"> </w:t>
       </w:r>
-      <w:hyperlink r:id="rId84">
+      <w:hyperlink r:id="rId83">
         <w:r>
           <w:rPr>
             <w:rStyle w:val="Hyperlink"/>
@@ -10770,8 +12706,8 @@
         <w:t xml:space="preserve">: e13378.</w:t>
       </w:r>
     </w:p>
-    <w:bookmarkEnd w:id="85"/>
-    <w:bookmarkStart w:id="87" w:name="Xe4a823e06609d81c5c3561efa68d49e650fa9f0"/>
+    <w:bookmarkEnd w:id="84"/>
+    <w:bookmarkStart w:id="86" w:name="Xe4a823e06609d81c5c3561efa68d49e650fa9f0"/>
     <w:p>
       <w:pPr>
         <w:pStyle w:val="Bibliography"/>
@@ -10801,7 +12737,7 @@
       <w:r>
         <w:t xml:space="preserve"> </w:t>
       </w:r>
-      <w:hyperlink r:id="rId86">
+      <w:hyperlink r:id="rId85">
         <w:r>
           <w:rPr>
             <w:rStyle w:val="Hyperlink"/>
@@ -10842,8 +12778,8 @@
         <w:t xml:space="preserve">: 519.</w:t>
       </w:r>
     </w:p>
-    <w:bookmarkEnd w:id="87"/>
-    <w:bookmarkStart w:id="89" w:name="ref-leotaSleepDurationTiming2025"/>
+    <w:bookmarkEnd w:id="86"/>
+    <w:bookmarkStart w:id="88" w:name="ref-leotaSleepDurationTiming2025"/>
     <w:p>
       <w:pPr>
         <w:pStyle w:val="Bibliography"/>
@@ -10873,7 +12809,7 @@
       <w:r>
         <w:t xml:space="preserve"> </w:t>
       </w:r>
-      <w:hyperlink r:id="rId88">
+      <w:hyperlink r:id="rId87">
         <w:r>
           <w:rPr>
             <w:rStyle w:val="Hyperlink"/>
@@ -10938,8 +12874,8 @@
         <w:t xml:space="preserve">: e2420846122.</w:t>
       </w:r>
     </w:p>
-    <w:bookmarkEnd w:id="89"/>
-    <w:bookmarkStart w:id="91" w:name="ref-korkutataImpactExerciseSleep2025"/>
+    <w:bookmarkEnd w:id="88"/>
+    <w:bookmarkStart w:id="90" w:name="ref-korkutataImpactExerciseSleep2025"/>
     <w:p>
       <w:pPr>
         <w:pStyle w:val="Bibliography"/>
@@ -10959,7 +12895,7 @@
       <w:r>
         <w:t xml:space="preserve"> </w:t>
       </w:r>
-      <w:hyperlink r:id="rId90">
+      <w:hyperlink r:id="rId89">
         <w:r>
           <w:rPr>
             <w:rStyle w:val="Hyperlink"/>
@@ -11000,8 +12936,8 @@
         <w:t xml:space="preserve">: 5.</w:t>
       </w:r>
     </w:p>
-    <w:bookmarkEnd w:id="91"/>
-    <w:bookmarkStart w:id="93" w:name="ref-miguelesGGIRResearchCommunity2019"/>
+    <w:bookmarkEnd w:id="90"/>
+    <w:bookmarkStart w:id="92" w:name="ref-miguelesGGIRResearchCommunity2019"/>
     <w:p>
       <w:pPr>
         <w:pStyle w:val="Bibliography"/>
@@ -11021,7 +12957,7 @@
       <w:r>
         <w:t xml:space="preserve"> </w:t>
       </w:r>
-      <w:hyperlink r:id="rId92">
+      <w:hyperlink r:id="rId91">
         <w:r>
           <w:rPr>
             <w:rStyle w:val="Hyperlink"/>
@@ -11140,8 +13076,8 @@
         <w:t xml:space="preserve">: 188–96.</w:t>
       </w:r>
     </w:p>
-    <w:bookmarkEnd w:id="93"/>
-    <w:bookmarkStart w:id="95" w:name="ref-vanheesEstimatingSleepParameters2018"/>
+    <w:bookmarkEnd w:id="92"/>
+    <w:bookmarkStart w:id="94" w:name="ref-vanheesEstimatingSleepParameters2018"/>
     <w:p>
       <w:pPr>
         <w:pStyle w:val="Bibliography"/>
@@ -11200,7 +13136,7 @@
       <w:r>
         <w:t xml:space="preserve">. DOI:</w:t>
       </w:r>
-      <w:hyperlink r:id="rId94">
+      <w:hyperlink r:id="rId93">
         <w:r>
           <w:rPr>
             <w:rStyle w:val="Hyperlink"/>
@@ -11212,8 +13148,8 @@
         <w:t xml:space="preserve">.</w:t>
       </w:r>
     </w:p>
-    <w:bookmarkEnd w:id="95"/>
-    <w:bookmarkStart w:id="97" w:name="Xc12653eb723a407570896d9eb66b3da8a4a1afe"/>
+    <w:bookmarkEnd w:id="94"/>
+    <w:bookmarkStart w:id="96" w:name="Xc12653eb723a407570896d9eb66b3da8a4a1afe"/>
     <w:p>
       <w:pPr>
         <w:pStyle w:val="Bibliography"/>
@@ -11266,7 +13202,7 @@
       <w:r>
         <w:t xml:space="preserve"> </w:t>
       </w:r>
-      <w:hyperlink r:id="rId96">
+      <w:hyperlink r:id="rId95">
         <w:r>
           <w:rPr>
             <w:rStyle w:val="Hyperlink"/>
@@ -11278,8 +13214,8 @@
         <w:t xml:space="preserve">.</w:t>
       </w:r>
     </w:p>
-    <w:bookmarkEnd w:id="97"/>
-    <w:bookmarkStart w:id="99" w:name="ref-chenPerformanceAutomatedSleep2026"/>
+    <w:bookmarkEnd w:id="96"/>
+    <w:bookmarkStart w:id="98" w:name="ref-chenPerformanceAutomatedSleep2026"/>
     <w:p>
       <w:pPr>
         <w:pStyle w:val="Bibliography"/>
@@ -11309,7 +13245,7 @@
       <w:r>
         <w:t xml:space="preserve"> </w:t>
       </w:r>
-      <w:hyperlink r:id="rId98">
+      <w:hyperlink r:id="rId97">
         <w:r>
           <w:rPr>
             <w:rStyle w:val="Hyperlink"/>
@@ -11350,8 +13286,8 @@
         <w:t xml:space="preserve">: zsaf282.</w:t>
       </w:r>
     </w:p>
-    <w:bookmarkEnd w:id="99"/>
-    <w:bookmarkStart w:id="101" w:name="X604bed0f69fd81ef683c99aa873c9b58e271a81"/>
+    <w:bookmarkEnd w:id="98"/>
+    <w:bookmarkStart w:id="100" w:name="X788491c5923f0191c7754de30119a79b2bbb3a4"/>
     <w:p>
       <w:pPr>
         <w:pStyle w:val="Bibliography"/>
@@ -11366,12 +13302,168 @@
         <w:t xml:space="preserve">	</w:t>
       </w:r>
       <w:r>
+        <w:t xml:space="preserve">Czeisler MÉ, Leota J, Le F,</w:t>
+      </w:r>
+      <w:r>
+        <w:t xml:space="preserve"> </w:t>
+      </w:r>
+      <w:r>
+        <w:rPr>
+          <w:i/>
+          <w:iCs/>
+        </w:rPr>
+        <w:t xml:space="preserve">et al.</w:t>
+      </w:r>
+      <w:r>
+        <w:t xml:space="preserve"> </w:t>
+      </w:r>
+      <w:hyperlink r:id="rId99">
+        <w:r>
+          <w:rPr>
+            <w:rStyle w:val="Hyperlink"/>
+          </w:rPr>
+          <w:t xml:space="preserve">Comparison of</w:t>
+        </w:r>
+        <w:r>
+          <w:rPr>
+            <w:rStyle w:val="Hyperlink"/>
+          </w:rPr>
+          <w:t xml:space="preserve"> </w:t>
+        </w:r>
+        <w:r>
+          <w:rPr>
+            <w:rStyle w:val="Hyperlink"/>
+          </w:rPr>
+          <w:t xml:space="preserve">Sleep Regularity Index</w:t>
+        </w:r>
+        <w:r>
+          <w:rPr>
+            <w:rStyle w:val="Hyperlink"/>
+          </w:rPr>
+          <w:t xml:space="preserve"> </w:t>
+        </w:r>
+        <w:r>
+          <w:rPr>
+            <w:rStyle w:val="Hyperlink"/>
+          </w:rPr>
+          <w:t xml:space="preserve">scores calculated by open-source packages and implications for outcomes research: Rationale and design of the</w:t>
+        </w:r>
+        <w:r>
+          <w:rPr>
+            <w:rStyle w:val="Hyperlink"/>
+          </w:rPr>
+          <w:t xml:space="preserve"> </w:t>
+        </w:r>
+        <w:r>
+          <w:rPr>
+            <w:rStyle w:val="Hyperlink"/>
+          </w:rPr>
+          <w:t xml:space="preserve">RIRI</w:t>
+        </w:r>
+        <w:r>
+          <w:rPr>
+            <w:rStyle w:val="Hyperlink"/>
+          </w:rPr>
+          <w:t xml:space="preserve"> </w:t>
+        </w:r>
+        <w:r>
+          <w:rPr>
+            <w:rStyle w:val="Hyperlink"/>
+          </w:rPr>
+          <w:t xml:space="preserve">statement (</w:t>
+        </w:r>
+        <w:r>
+          <w:rPr>
+            <w:rStyle w:val="Hyperlink"/>
+          </w:rPr>
+          <w:t xml:space="preserve">Reporting Items</w:t>
+        </w:r>
+        <w:r>
+          <w:rPr>
+            <w:rStyle w:val="Hyperlink"/>
+          </w:rPr>
+          <w:t xml:space="preserve"> </w:t>
+        </w:r>
+        <w:r>
+          <w:rPr>
+            <w:rStyle w:val="Hyperlink"/>
+          </w:rPr>
+          <w:t xml:space="preserve">for</w:t>
+        </w:r>
+        <w:r>
+          <w:rPr>
+            <w:rStyle w:val="Hyperlink"/>
+          </w:rPr>
+          <w:t xml:space="preserve"> </w:t>
+        </w:r>
+        <w:r>
+          <w:rPr>
+            <w:rStyle w:val="Hyperlink"/>
+          </w:rPr>
+          <w:t xml:space="preserve">Regularity Indices</w:t>
+        </w:r>
+        <w:r>
+          <w:rPr>
+            <w:rStyle w:val="Hyperlink"/>
+          </w:rPr>
+          <w:t xml:space="preserve">)</w:t>
+        </w:r>
+      </w:hyperlink>
+      <w:r>
+        <w:t xml:space="preserve">.</w:t>
+      </w:r>
+      <w:r>
+        <w:t xml:space="preserve"> </w:t>
+      </w:r>
+      <w:r>
+        <w:rPr>
+          <w:i/>
+          <w:iCs/>
+        </w:rPr>
+        <w:t xml:space="preserve">Sleep</w:t>
+      </w:r>
+      <w:r>
+        <w:t xml:space="preserve"> </w:t>
+      </w:r>
+      <w:r>
+        <w:t xml:space="preserve">2026;</w:t>
+      </w:r>
+      <w:r>
+        <w:t xml:space="preserve"> </w:t>
+      </w:r>
+      <w:r>
+        <w:rPr>
+          <w:b/>
+          <w:bCs/>
+        </w:rPr>
+        <w:t xml:space="preserve">49</w:t>
+      </w:r>
+      <w:r>
+        <w:t xml:space="preserve">: zsaf299.</w:t>
+      </w:r>
+    </w:p>
+    <w:bookmarkEnd w:id="100"/>
+    <w:bookmarkStart w:id="102" w:name="X604bed0f69fd81ef683c99aa873c9b58e271a81"/>
+    <w:p>
+      <w:pPr>
+        <w:pStyle w:val="Bibliography"/>
+      </w:pPr>
+      <w:r>
+        <w:t xml:space="preserve">24</w:t>
+      </w:r>
+      <w:r>
+        <w:t xml:space="preserve"> </w:t>
+      </w:r>
+      <w:r>
+        <w:t xml:space="preserve">	</w:t>
+      </w:r>
+      <w:r>
         <w:t xml:space="preserve">Rowlands AV.</w:t>
       </w:r>
       <w:r>
         <w:t xml:space="preserve"> </w:t>
       </w:r>
-      <w:hyperlink r:id="rId100">
+      <w:hyperlink r:id="rId101">
         <w:r>
           <w:rPr>
             <w:rStyle w:val="Hyperlink"/>
@@ -11502,14 +13594,14 @@
         <w:t xml:space="preserve">: 450–6.</w:t>
       </w:r>
     </w:p>
-    <w:bookmarkEnd w:id="101"/>
-    <w:bookmarkStart w:id="103" w:name="X5118835b39c9d166a72836247cd39b7d6d83320"/>
+    <w:bookmarkEnd w:id="102"/>
+    <w:bookmarkStart w:id="104" w:name="X5118835b39c9d166a72836247cd39b7d6d83320"/>
     <w:p>
       <w:pPr>
         <w:pStyle w:val="Bibliography"/>
       </w:pPr>
       <w:r>
-        <w:t xml:space="preserve">24</w:t>
+        <w:t xml:space="preserve">25</w:t>
       </w:r>
       <w:r>
         <w:t xml:space="preserve"> </w:t>
@@ -11533,7 +13625,7 @@
       <w:r>
         <w:t xml:space="preserve"> </w:t>
       </w:r>
-      <w:hyperlink r:id="rId102">
+      <w:hyperlink r:id="rId103">
         <w:r>
           <w:rPr>
             <w:rStyle w:val="Hyperlink"/>
@@ -11574,14 +13666,14 @@
         <w:t xml:space="preserve">: 3297.</w:t>
       </w:r>
     </w:p>
-    <w:bookmarkEnd w:id="103"/>
-    <w:bookmarkStart w:id="105" w:name="X6eb1f349e9b4e02bcd323b968d94a1f87e6d048"/>
+    <w:bookmarkEnd w:id="104"/>
+    <w:bookmarkStart w:id="106" w:name="X6eb1f349e9b4e02bcd323b968d94a1f87e6d048"/>
     <w:p>
       <w:pPr>
         <w:pStyle w:val="Bibliography"/>
       </w:pPr>
       <w:r>
-        <w:t xml:space="preserve">25</w:t>
+        <w:t xml:space="preserve">26</w:t>
       </w:r>
       <w:r>
         <w:t xml:space="preserve"> </w:t>
@@ -11595,7 +13687,7 @@
       <w:r>
         <w:t xml:space="preserve"> </w:t>
       </w:r>
-      <w:hyperlink r:id="rId104">
+      <w:hyperlink r:id="rId105">
         <w:r>
           <w:rPr>
             <w:rStyle w:val="Hyperlink"/>
@@ -11696,14 +13788,14 @@
         <w:t xml:space="preserve">: 36.</w:t>
       </w:r>
     </w:p>
-    <w:bookmarkEnd w:id="105"/>
-    <w:bookmarkStart w:id="107" w:name="ref-windredSleepRegularityStronger2024"/>
+    <w:bookmarkEnd w:id="106"/>
+    <w:bookmarkStart w:id="108" w:name="ref-windredSleepRegularityStronger2024"/>
     <w:p>
       <w:pPr>
         <w:pStyle w:val="Bibliography"/>
       </w:pPr>
       <w:r>
-        <w:t xml:space="preserve">26</w:t>
+        <w:t xml:space="preserve">27</w:t>
       </w:r>
       <w:r>
         <w:t xml:space="preserve"> </w:t>
@@ -11727,7 +13819,7 @@
       <w:r>
         <w:t xml:space="preserve"> </w:t>
       </w:r>
-      <w:hyperlink r:id="rId106">
+      <w:hyperlink r:id="rId107">
         <w:r>
           <w:rPr>
             <w:rStyle w:val="Hyperlink"/>
@@ -11792,14 +13884,14 @@
         <w:t xml:space="preserve">: zsad253.</w:t>
       </w:r>
     </w:p>
-    <w:bookmarkEnd w:id="107"/>
-    <w:bookmarkStart w:id="109" w:name="ref-chaputSleepRegularityMajor2025"/>
+    <w:bookmarkEnd w:id="108"/>
+    <w:bookmarkStart w:id="110" w:name="ref-chaputSleepRegularityMajor2025"/>
     <w:p>
       <w:pPr>
         <w:pStyle w:val="Bibliography"/>
       </w:pPr>
       <w:r>
-        <w:t xml:space="preserve">27</w:t>
+        <w:t xml:space="preserve">28</w:t>
       </w:r>
       <w:r>
         <w:t xml:space="preserve"> </w:t>
@@ -11823,7 +13915,7 @@
       <w:r>
         <w:t xml:space="preserve"> </w:t>
       </w:r>
-      <w:hyperlink r:id="rId108">
+      <w:hyperlink r:id="rId109">
         <w:r>
           <w:rPr>
             <w:rStyle w:val="Hyperlink"/>
@@ -11888,14 +13980,14 @@
         <w:t xml:space="preserve">: 257–64.</w:t>
       </w:r>
     </w:p>
-    <w:bookmarkEnd w:id="109"/>
-    <w:bookmarkStart w:id="111" w:name="X8a37ba8db1ca0ed2098879ac119b82bf42627b2"/>
+    <w:bookmarkEnd w:id="110"/>
+    <w:bookmarkStart w:id="112" w:name="X8a37ba8db1ca0ed2098879ac119b82bf42627b2"/>
     <w:p>
       <w:pPr>
         <w:pStyle w:val="Bibliography"/>
       </w:pPr>
       <w:r>
-        <w:t xml:space="preserve">28</w:t>
+        <w:t xml:space="preserve">29</w:t>
       </w:r>
       <w:r>
         <w:t xml:space="preserve"> </w:t>
@@ -11935,7 +14027,7 @@
       <w:r>
         <w:t xml:space="preserve">2026; published online Sept. DOI:</w:t>
       </w:r>
-      <w:hyperlink r:id="rId110">
+      <w:hyperlink r:id="rId111">
         <w:r>
           <w:rPr>
             <w:rStyle w:val="Hyperlink"/>
@@ -11947,76 +14039,9 @@
         <w:t xml:space="preserve">.</w:t>
       </w:r>
     </w:p>
-    <w:bookmarkEnd w:id="111"/>
-    <w:bookmarkStart w:id="113" w:name="ref-lokHowManyDays2024"/>
-    <w:p>
-      <w:pPr>
-        <w:pStyle w:val="Bibliography"/>
-      </w:pPr>
-      <w:r>
-        <w:t xml:space="preserve">29</w:t>
-      </w:r>
-      <w:r>
-        <w:t xml:space="preserve"> </w:t>
-      </w:r>
-      <w:r>
-        <w:t xml:space="preserve">	</w:t>
-      </w:r>
-      <w:r>
-        <w:t xml:space="preserve">Lok R, Suh S, Rue S, Weed L, Zeitzer JM.</w:t>
-      </w:r>
-      <w:r>
-        <w:t xml:space="preserve"> </w:t>
-      </w:r>
-      <w:hyperlink r:id="rId112">
-        <w:r>
-          <w:rPr>
-            <w:rStyle w:val="Hyperlink"/>
-          </w:rPr>
-          <w:t xml:space="preserve">How many days are enough?</w:t>
-        </w:r>
-        <w:r>
-          <w:rPr>
-            <w:rStyle w:val="Hyperlink"/>
-          </w:rPr>
-          <w:t xml:space="preserve"> </w:t>
-        </w:r>
-        <w:r>
-          <w:rPr>
-            <w:rStyle w:val="Hyperlink"/>
-          </w:rPr>
-          <w:t xml:space="preserve">Sleep</w:t>
-        </w:r>
-        <w:r>
-          <w:rPr>
-            <w:rStyle w:val="Hyperlink"/>
-          </w:rPr>
-          <w:t xml:space="preserve">–wake timing regularity and fragmentation scores change with the number of days included</w:t>
-        </w:r>
-      </w:hyperlink>
-      <w:r>
-        <w:t xml:space="preserve">.</w:t>
-      </w:r>
-      <w:r>
-        <w:t xml:space="preserve"> </w:t>
-      </w:r>
-      <w:r>
-        <w:rPr>
-          <w:i/>
-          <w:iCs/>
-        </w:rPr>
-        <w:t xml:space="preserve">J Sleep Res</w:t>
-      </w:r>
-      <w:r>
-        <w:t xml:space="preserve"> </w:t>
-      </w:r>
-      <w:r>
-        <w:t xml:space="preserve">2024; : e14332.</w:t>
-      </w:r>
-    </w:p>
+    <w:bookmarkEnd w:id="112"/>
     <w:bookmarkEnd w:id="113"/>
     <w:bookmarkEnd w:id="114"/>
-    <w:bookmarkEnd w:id="115"/>
     <w:sectPr>
       <w:footerReference r:id="rIdFtr1" w:type="default"/>
       <w:footnotePr>
